--- a/Dokumentation/Abgabe/Dokumentation_Entwicklung_eines_intelligenten_Empfehlungssystems_TEL24B_Carina_Halter_Laura_Mirwald_Semian_Finné_Tristan_Bihler.docx
+++ b/Dokumentation/Abgabe/Dokumentation_Entwicklung_eines_intelligenten_Empfehlungssystems_TEL24B_Carina_Halter_Laura_Mirwald_Semian_Finné_Tristan_Bihler.docx
@@ -1,6 +1,6 @@
 
 <file path=word/document.xml><?xml version="1.0" encoding="utf-8"?>
-<w:document xmlns:wpc="http://schemas.microsoft.com/office/word/2010/wordprocessingCanvas" xmlns:cx="http://schemas.microsoft.com/office/drawing/2014/chartex" xmlns:cx1="http://schemas.microsoft.com/office/drawing/2015/9/8/chartex" xmlns:cx2="http://schemas.microsoft.com/office/drawing/2015/10/21/chartex" xmlns:cx3="http://schemas.microsoft.com/office/drawing/2016/5/9/chartex" xmlns:cx4="http://schemas.microsoft.com/office/drawing/2016/5/10/chartex" xmlns:cx5="http://schemas.microsoft.com/office/drawing/2016/5/11/chartex" xmlns:cx6="http://schemas.microsoft.com/office/drawing/2016/5/12/chartex" xmlns:cx7="http://schemas.microsoft.com/office/drawing/2016/5/13/chartex" xmlns:cx8="http://schemas.microsoft.com/office/drawing/2016/5/14/chartex" xmlns:mc="http://schemas.openxmlformats.org/markup-compatibility/2006" xmlns:aink="http://schemas.microsoft.com/office/drawing/2016/ink" xmlns:am3d="http://schemas.microsoft.com/office/drawing/2017/model3d" xmlns:o="urn:schemas-microsoft-com:office:office" xmlns:oel="http://schemas.microsoft.com/office/2019/extlst" xmlns:r="http://schemas.openxmlformats.org/officeDocument/2006/relationships" xmlns:m="http://schemas.openxmlformats.org/officeDocument/2006/math" xmlns:v="urn:schemas-microsoft-com:vml" xmlns:wp14="http://schemas.microsoft.com/office/word/2010/wordprocessingDrawing" xmlns:wp="http://schemas.openxmlformats.org/drawingml/2006/wordprocessingDrawing" xmlns:w10="urn:schemas-microsoft-com:office:word" xmlns:w="http://schemas.openxmlformats.org/wordprocessingml/2006/main" xmlns:w14="http://schemas.microsoft.com/office/word/2010/wordml" xmlns:w15="http://schemas.microsoft.com/office/word/2012/wordml" xmlns:w16cex="http://schemas.microsoft.com/office/word/2018/wordml/cex" xmlns:w16cid="http://schemas.microsoft.com/office/word/2016/wordml/cid" xmlns:w16="http://schemas.microsoft.com/office/word/2018/wordml" xmlns:w16du="http://schemas.microsoft.com/office/word/2023/wordml/word16du" xmlns:w16sdtdh="http://schemas.microsoft.com/office/word/2020/wordml/sdtdatahash" xmlns:w16sdtfl="http://schemas.microsoft.com/office/word/2024/wordml/sdtformatlock" xmlns:w16se="http://schemas.microsoft.com/office/word/2015/wordml/symex" xmlns:wpg="http://schemas.microsoft.com/office/word/2010/wordprocessingGroup" xmlns:wpi="http://schemas.microsoft.com/office/word/2010/wordprocessingInk" xmlns:wne="http://schemas.microsoft.com/office/word/2006/wordml" xmlns:wps="http://schemas.microsoft.com/office/word/2010/wordprocessingShape" mc:Ignorable="w14 w15 w16se w16cid w16 w16cex w16sdtdh w16sdtfl w16du wp14">
+<w:document xmlns:wpc="http://schemas.microsoft.com/office/word/2010/wordprocessingCanvas" xmlns:cx="http://schemas.microsoft.com/office/drawing/2014/chartex" xmlns:cx1="http://schemas.microsoft.com/office/drawing/2015/9/8/chartex" xmlns:cx2="http://schemas.microsoft.com/office/drawing/2015/10/21/chartex" xmlns:cx3="http://schemas.microsoft.com/office/drawing/2016/5/9/chartex" xmlns:cx4="http://schemas.microsoft.com/office/drawing/2016/5/10/chartex" xmlns:cx5="http://schemas.microsoft.com/office/drawing/2016/5/11/chartex" xmlns:cx6="http://schemas.microsoft.com/office/drawing/2016/5/12/chartex" xmlns:cx7="http://schemas.microsoft.com/office/drawing/2016/5/13/chartex" xmlns:cx8="http://schemas.microsoft.com/office/drawing/2016/5/14/chartex" xmlns:mc="http://schemas.openxmlformats.org/markup-compatibility/2006" xmlns:aink="http://schemas.microsoft.com/office/drawing/2016/ink" xmlns:am3d="http://schemas.microsoft.com/office/drawing/2017/model3d" xmlns:o="urn:schemas-microsoft-com:office:office" xmlns:oel="http://schemas.microsoft.com/office/2019/extlst" xmlns:r="http://schemas.openxmlformats.org/officeDocument/2006/relationships" xmlns:m="http://schemas.openxmlformats.org/officeDocument/2006/math" xmlns:v="urn:schemas-microsoft-com:vml" xmlns:wp14="http://schemas.microsoft.com/office/word/2010/wordprocessingDrawing" xmlns:wp="http://schemas.openxmlformats.org/drawingml/2006/wordprocessingDrawing" xmlns:w10="urn:schemas-microsoft-com:office:word" xmlns:w="http://schemas.openxmlformats.org/wordprocessingml/2006/main" xmlns:w14="http://schemas.microsoft.com/office/word/2010/wordml" xmlns:w15="http://schemas.microsoft.com/office/word/2012/wordml" xmlns:w16cex="http://schemas.microsoft.com/office/word/2018/wordml/cex" xmlns:w16cid="http://schemas.microsoft.com/office/word/2016/wordml/cid" xmlns:w16="http://schemas.microsoft.com/office/word/2018/wordml" xmlns:w16sdtdh="http://schemas.microsoft.com/office/word/2020/wordml/sdtdatahash" xmlns:w16se="http://schemas.microsoft.com/office/word/2015/wordml/symex" xmlns:wpg="http://schemas.microsoft.com/office/word/2010/wordprocessingGroup" xmlns:wpi="http://schemas.microsoft.com/office/word/2010/wordprocessingInk" xmlns:wne="http://schemas.microsoft.com/office/word/2006/wordml" xmlns:wps="http://schemas.microsoft.com/office/word/2010/wordprocessingShape" mc:Ignorable="w14 w15 w16se w16cid w16 w16cex w16sdtdh wp14">
   <w:body>
     <w:p>
       <w:pPr>
@@ -536,39 +536,8 @@
           <w:lang w:val="de-DE"/>
         </w:rPr>
         <w:tab/>
-        <w:t xml:space="preserve">Prof. Dr. </w:t>
-      </w:r>
-      <w:proofErr w:type="spellStart"/>
-      <w:r>
-        <w:rPr>
-          <w:rFonts w:cstheme="minorHAnsi"/>
-          <w:sz w:val="24"/>
-          <w:szCs w:val="24"/>
-          <w:lang w:val="de-DE"/>
-        </w:rPr>
-        <w:t>Ossmane</w:t>
-      </w:r>
-      <w:proofErr w:type="spellEnd"/>
-      <w:r>
-        <w:rPr>
-          <w:rFonts w:cstheme="minorHAnsi"/>
-          <w:sz w:val="24"/>
-          <w:szCs w:val="24"/>
-          <w:lang w:val="de-DE"/>
-        </w:rPr>
-        <w:t xml:space="preserve"> </w:t>
-      </w:r>
-      <w:proofErr w:type="spellStart"/>
-      <w:r>
-        <w:rPr>
-          <w:rFonts w:cstheme="minorHAnsi"/>
-          <w:sz w:val="24"/>
-          <w:szCs w:val="24"/>
-          <w:lang w:val="de-DE"/>
-        </w:rPr>
-        <w:t>Krini</w:t>
-      </w:r>
-      <w:proofErr w:type="spellEnd"/>
+        <w:t>Prof. Dr. Ossmane Krini</w:t>
+      </w:r>
     </w:p>
     <w:p>
       <w:pPr>
@@ -760,7 +729,6 @@
         </w:rPr>
         <w:tab/>
       </w:r>
-      <w:proofErr w:type="spellStart"/>
       <w:r>
         <w:rPr>
           <w:rFonts w:cstheme="minorHAnsi"/>
@@ -770,7 +738,6 @@
         </w:rPr>
         <w:t>Semian</w:t>
       </w:r>
-      <w:proofErr w:type="spellEnd"/>
       <w:r>
         <w:rPr>
           <w:rFonts w:cstheme="minorHAnsi"/>
@@ -778,27 +745,7 @@
           <w:szCs w:val="24"/>
           <w:lang w:val="de-DE"/>
         </w:rPr>
-        <w:t xml:space="preserve"> </w:t>
-      </w:r>
-      <w:proofErr w:type="spellStart"/>
-      <w:r>
-        <w:rPr>
-          <w:rFonts w:cstheme="minorHAnsi"/>
-          <w:sz w:val="24"/>
-          <w:szCs w:val="24"/>
-          <w:lang w:val="de-DE"/>
-        </w:rPr>
-        <w:t>Finné</w:t>
-      </w:r>
-      <w:proofErr w:type="spellEnd"/>
-      <w:r>
-        <w:rPr>
-          <w:rFonts w:cstheme="minorHAnsi"/>
-          <w:sz w:val="24"/>
-          <w:szCs w:val="24"/>
-          <w:lang w:val="de-DE"/>
-        </w:rPr>
-        <w:t>:</w:t>
+        <w:t xml:space="preserve"> Finné:</w:t>
       </w:r>
       <w:r>
         <w:rPr>
@@ -5428,23 +5375,7 @@
           <w:sz w:val="24"/>
           <w:szCs w:val="24"/>
         </w:rPr>
-        <w:t xml:space="preserve">Hier liegt das Problem, denn wie finden Nutzer unter der Informationenflut im Netz genau das, was sie wirklich </w:t>
-      </w:r>
-      <w:proofErr w:type="gramStart"/>
-      <w:r>
-        <w:rPr>
-          <w:sz w:val="24"/>
-          <w:szCs w:val="24"/>
-        </w:rPr>
-        <w:t>interessiert</w:t>
-      </w:r>
-      <w:proofErr w:type="gramEnd"/>
-      <w:r>
-        <w:rPr>
-          <w:sz w:val="24"/>
-          <w:szCs w:val="24"/>
-        </w:rPr>
-        <w:t xml:space="preserve"> und ihren individuellen Vorlieben entspricht?</w:t>
+        <w:t>Hier liegt das Problem, denn wie finden Nutzer unter der Informationenflut im Netz genau das, was sie wirklich interessiert und ihren individuellen Vorlieben entspricht?</w:t>
       </w:r>
       <w:r>
         <w:rPr>
@@ -5516,7 +5447,14 @@
           <w:sz w:val="24"/>
           <w:szCs w:val="24"/>
         </w:rPr>
-        <w:t>Wir haben uns für die Entwicklung eines</w:t>
+        <w:t xml:space="preserve">Wir haben uns für die Entwicklung </w:t>
+      </w:r>
+      <w:r>
+        <w:rPr>
+          <w:sz w:val="24"/>
+          <w:szCs w:val="24"/>
+        </w:rPr>
+        <w:t>eines</w:t>
       </w:r>
       <w:r>
         <w:rPr>
@@ -5537,7 +5475,21 @@
           <w:sz w:val="24"/>
           <w:szCs w:val="24"/>
         </w:rPr>
-        <w:t xml:space="preserve">lattformunabhängiges </w:t>
+        <w:t>lattformunabhängige</w:t>
+      </w:r>
+      <w:r>
+        <w:rPr>
+          <w:sz w:val="24"/>
+          <w:szCs w:val="24"/>
+        </w:rPr>
+        <w:t>n</w:t>
+      </w:r>
+      <w:r>
+        <w:rPr>
+          <w:sz w:val="24"/>
+          <w:szCs w:val="24"/>
+        </w:rPr>
+        <w:t xml:space="preserve"> </w:t>
       </w:r>
       <w:r>
         <w:rPr>
@@ -5696,23 +5648,7 @@
           <w:sz w:val="24"/>
           <w:szCs w:val="24"/>
         </w:rPr>
-        <w:t xml:space="preserve"> Bezug auf unser Projekt ist es </w:t>
-      </w:r>
-      <w:proofErr w:type="gramStart"/>
-      <w:r>
-        <w:rPr>
-          <w:sz w:val="24"/>
-          <w:szCs w:val="24"/>
-        </w:rPr>
-        <w:t>natürlich auch</w:t>
-      </w:r>
-      <w:proofErr w:type="gramEnd"/>
-      <w:r>
-        <w:rPr>
-          <w:sz w:val="24"/>
-          <w:szCs w:val="24"/>
-        </w:rPr>
-        <w:t xml:space="preserve"> von Vorteil, dass die Programmiersprache selbst schon viel in Listen arbeitet. Diese benötigen wir später mehrmals zum Verwalten unserer Film-Auswahl, sowie Favoriten bzw. den Empfehlungen.  </w:t>
+        <w:t xml:space="preserve"> Bezug auf unser Projekt ist es natürlich auch von Vorteil, dass die Programmiersprache selbst schon viel in Listen arbeitet. Diese benötigen wir später mehrmals zum Verwalten unserer Film-Auswahl, sowie Favoriten bzw. den Empfehlungen.  </w:t>
       </w:r>
     </w:p>
     <w:p>
@@ -5843,9 +5779,85 @@
           <w:sz w:val="24"/>
           <w:szCs w:val="24"/>
         </w:rPr>
-        <w:t xml:space="preserve"> mit </w:t>
-      </w:r>
-      <w:proofErr w:type="spellStart"/>
+        <w:t xml:space="preserve"> mit Fire</w:t>
+      </w:r>
+      <w:r>
+        <w:rPr>
+          <w:sz w:val="24"/>
+          <w:szCs w:val="24"/>
+        </w:rPr>
+        <w:t>base</w:t>
+      </w:r>
+      <w:r>
+        <w:rPr>
+          <w:sz w:val="24"/>
+          <w:szCs w:val="24"/>
+        </w:rPr>
+        <w:t xml:space="preserve"> </w:t>
+      </w:r>
+      <w:r>
+        <w:rPr>
+          <w:sz w:val="24"/>
+          <w:szCs w:val="24"/>
+        </w:rPr>
+        <w:t xml:space="preserve">zu </w:t>
+      </w:r>
+      <w:r>
+        <w:rPr>
+          <w:sz w:val="24"/>
+          <w:szCs w:val="24"/>
+        </w:rPr>
+        <w:t>arbeiten, welche JSON-Dateien unterstützt. Allerdings haben wir uns aufgrund kostenpflichtiger Funktionen, die wir für unsere Umsetzung benöti</w:t>
+      </w:r>
+      <w:r>
+        <w:rPr>
+          <w:sz w:val="24"/>
+          <w:szCs w:val="24"/>
+        </w:rPr>
+        <w:t>gen würden</w:t>
+      </w:r>
+      <w:r>
+        <w:rPr>
+          <w:sz w:val="24"/>
+          <w:szCs w:val="24"/>
+        </w:rPr>
+        <w:t>, gegen Firebase entschieden.</w:t>
+      </w:r>
+      <w:r>
+        <w:rPr>
+          <w:sz w:val="24"/>
+          <w:szCs w:val="24"/>
+        </w:rPr>
+        <w:t xml:space="preserve"> </w:t>
+      </w:r>
+      <w:r>
+        <w:rPr>
+          <w:sz w:val="24"/>
+          <w:szCs w:val="24"/>
+        </w:rPr>
+        <w:br/>
+      </w:r>
+      <w:r>
+        <w:rPr>
+          <w:sz w:val="24"/>
+          <w:szCs w:val="24"/>
+        </w:rPr>
+        <w:t>Da wir uns bereits</w:t>
+      </w:r>
+      <w:r>
+        <w:rPr>
+          <w:sz w:val="24"/>
+          <w:szCs w:val="24"/>
+        </w:rPr>
+        <w:t xml:space="preserve"> durch die ursprünglich geplante Datenbank </w:t>
+      </w:r>
+      <w:r>
+        <w:rPr>
+          <w:sz w:val="24"/>
+          <w:szCs w:val="24"/>
+        </w:rPr>
+        <w:t>«</w:t>
+      </w:r>
       <w:r>
         <w:rPr>
           <w:sz w:val="24"/>
@@ -5860,7 +5872,141 @@
         </w:rPr>
         <w:t>base</w:t>
       </w:r>
-      <w:proofErr w:type="spellEnd"/>
+      <w:r>
+        <w:rPr>
+          <w:sz w:val="24"/>
+          <w:szCs w:val="24"/>
+        </w:rPr>
+        <w:t>»</w:t>
+      </w:r>
+      <w:r>
+        <w:rPr>
+          <w:sz w:val="24"/>
+          <w:szCs w:val="24"/>
+        </w:rPr>
+        <w:t xml:space="preserve"> mit JSON-Dateien auseinandergesetzt und sie sich für unsere Anwendung</w:t>
+      </w:r>
+      <w:r>
+        <w:rPr>
+          <w:sz w:val="24"/>
+          <w:szCs w:val="24"/>
+        </w:rPr>
+        <w:t>en</w:t>
+      </w:r>
+      <w:r>
+        <w:rPr>
+          <w:sz w:val="24"/>
+          <w:szCs w:val="24"/>
+        </w:rPr>
+        <w:t xml:space="preserve"> bewährt hatten, </w:t>
+      </w:r>
+      <w:r>
+        <w:rPr>
+          <w:sz w:val="24"/>
+          <w:szCs w:val="24"/>
+        </w:rPr>
+        <w:t>wollen</w:t>
+      </w:r>
+      <w:r>
+        <w:rPr>
+          <w:sz w:val="24"/>
+          <w:szCs w:val="24"/>
+        </w:rPr>
+        <w:t xml:space="preserve"> wir</w:t>
+      </w:r>
+      <w:r>
+        <w:rPr>
+          <w:sz w:val="24"/>
+          <w:szCs w:val="24"/>
+        </w:rPr>
+        <w:t xml:space="preserve"> diese </w:t>
+      </w:r>
+      <w:r>
+        <w:rPr>
+          <w:sz w:val="24"/>
+          <w:szCs w:val="24"/>
+        </w:rPr>
+        <w:t>weiterhin</w:t>
+      </w:r>
+      <w:r>
+        <w:rPr>
+          <w:sz w:val="24"/>
+          <w:szCs w:val="24"/>
+        </w:rPr>
+        <w:t xml:space="preserve"> nutzen</w:t>
+      </w:r>
+      <w:r>
+        <w:rPr>
+          <w:sz w:val="24"/>
+          <w:szCs w:val="24"/>
+        </w:rPr>
+        <w:t>.</w:t>
+      </w:r>
+    </w:p>
+    <w:p>
+      <w:pPr>
+        <w:rPr>
+          <w:sz w:val="24"/>
+          <w:szCs w:val="24"/>
+        </w:rPr>
+      </w:pPr>
+      <w:r>
+        <w:rPr>
+          <w:sz w:val="24"/>
+          <w:szCs w:val="24"/>
+        </w:rPr>
+        <w:t>Was ist eine JSON-Datei?</w:t>
+      </w:r>
+      <w:r>
+        <w:rPr>
+          <w:sz w:val="24"/>
+          <w:szCs w:val="24"/>
+        </w:rPr>
+        <w:br/>
+      </w:r>
+      <w:r>
+        <w:rPr>
+          <w:sz w:val="24"/>
+          <w:szCs w:val="24"/>
+        </w:rPr>
+        <w:t>Eine JSON-Datei ist eine rein textbasierte Datei, welche Daten im JavaScript Object Notation Format speichert. Ursprünglich stammt sie von JavaScript, ist jedoch auch in vielen weiteren Programmiersprachen verwendbar</w:t>
+      </w:r>
+      <w:r>
+        <w:rPr>
+          <w:sz w:val="24"/>
+          <w:szCs w:val="24"/>
+        </w:rPr>
+        <w:t>, darunter auch Python.</w:t>
+      </w:r>
+    </w:p>
+    <w:p>
+      <w:pPr>
+        <w:rPr>
+          <w:sz w:val="24"/>
+          <w:szCs w:val="24"/>
+        </w:rPr>
+      </w:pPr>
+      <w:r>
+        <w:rPr>
+          <w:sz w:val="24"/>
+          <w:szCs w:val="24"/>
+        </w:rPr>
+        <w:t xml:space="preserve">Häufig </w:t>
+      </w:r>
+      <w:r>
+        <w:rPr>
+          <w:sz w:val="24"/>
+          <w:szCs w:val="24"/>
+        </w:rPr>
+        <w:t xml:space="preserve">wird </w:t>
+      </w:r>
+      <w:r>
+        <w:rPr>
+          <w:sz w:val="24"/>
+          <w:szCs w:val="24"/>
+        </w:rPr>
+        <w:t>eine solche Datei als Zwischenspeicher</w:t>
+      </w:r>
       <w:r>
         <w:rPr>
           <w:sz w:val="24"/>
@@ -5873,44 +6019,85 @@
           <w:sz w:val="24"/>
           <w:szCs w:val="24"/>
         </w:rPr>
-        <w:t xml:space="preserve">zu </w:t>
-      </w:r>
-      <w:r>
-        <w:rPr>
-          <w:sz w:val="24"/>
-          <w:szCs w:val="24"/>
-        </w:rPr>
-        <w:t>arbeiten, welche JSON-Dateien unterstützt. Allerdings haben wir uns aufgrund kostenpflichtiger Funktionen, die wir für unsere Umsetzung benöti</w:t>
-      </w:r>
-      <w:r>
-        <w:rPr>
-          <w:sz w:val="24"/>
-          <w:szCs w:val="24"/>
-        </w:rPr>
-        <w:t>gen würden</w:t>
-      </w:r>
-      <w:r>
-        <w:rPr>
-          <w:sz w:val="24"/>
-          <w:szCs w:val="24"/>
-        </w:rPr>
-        <w:t xml:space="preserve">, gegen </w:t>
-      </w:r>
-      <w:proofErr w:type="spellStart"/>
-      <w:r>
-        <w:rPr>
-          <w:sz w:val="24"/>
-          <w:szCs w:val="24"/>
-        </w:rPr>
-        <w:t>Firebase</w:t>
-      </w:r>
-      <w:proofErr w:type="spellEnd"/>
-      <w:r>
-        <w:rPr>
-          <w:sz w:val="24"/>
-          <w:szCs w:val="24"/>
-        </w:rPr>
-        <w:t xml:space="preserve"> entschieden.</w:t>
+        <w:t>g</w:t>
+      </w:r>
+      <w:r>
+        <w:rPr>
+          <w:sz w:val="24"/>
+          <w:szCs w:val="24"/>
+        </w:rPr>
+        <w:t>enutzt</w:t>
+      </w:r>
+      <w:r>
+        <w:rPr>
+          <w:sz w:val="24"/>
+          <w:szCs w:val="24"/>
+        </w:rPr>
+        <w:t>, um Daten zwischen einer Webanwendung (</w:t>
+      </w:r>
+      <w:r>
+        <w:rPr>
+          <w:sz w:val="24"/>
+          <w:szCs w:val="24"/>
+        </w:rPr>
+        <w:t xml:space="preserve">wie </w:t>
+      </w:r>
+      <w:r>
+        <w:rPr>
+          <w:sz w:val="24"/>
+          <w:szCs w:val="24"/>
+        </w:rPr>
+        <w:t>z.B</w:t>
+      </w:r>
+      <w:r>
+        <w:rPr>
+          <w:sz w:val="24"/>
+          <w:szCs w:val="24"/>
+        </w:rPr>
+        <w:t>.</w:t>
+      </w:r>
+      <w:r>
+        <w:rPr>
+          <w:sz w:val="24"/>
+          <w:szCs w:val="24"/>
+        </w:rPr>
+        <w:t xml:space="preserve"> einer Website) und einem Server zu übertragen. </w:t>
+      </w:r>
+      <w:r>
+        <w:rPr>
+          <w:sz w:val="24"/>
+          <w:szCs w:val="24"/>
+        </w:rPr>
+        <w:t>So können Informationen strukturiert gespeichert und versendet werden, dass auch ein Server diese problemlos interpretieren kann.</w:t>
+      </w:r>
+    </w:p>
+    <w:p>
+      <w:pPr>
+        <w:rPr>
+          <w:sz w:val="24"/>
+          <w:szCs w:val="24"/>
+        </w:rPr>
+      </w:pPr>
+      <w:r>
+        <w:rPr>
+          <w:sz w:val="24"/>
+          <w:szCs w:val="24"/>
+        </w:rPr>
+        <w:t>Zu den Vorteilen einer JSON-Datei zählt die einfache und schnelle Einrichtung</w:t>
+      </w:r>
+      <w:r>
+        <w:rPr>
+          <w:sz w:val="24"/>
+          <w:szCs w:val="24"/>
+        </w:rPr>
+        <w:t>. U</w:t>
+      </w:r>
+      <w:r>
+        <w:rPr>
+          <w:sz w:val="24"/>
+          <w:szCs w:val="24"/>
+        </w:rPr>
+        <w:t>nter anderem auch dadurch, dass sie sowohl für Maschinen als auch für Menschen lesbar ist.</w:t>
       </w:r>
       <w:r>
         <w:rPr>
@@ -5924,72 +6111,106 @@
           <w:sz w:val="24"/>
           <w:szCs w:val="24"/>
         </w:rPr>
-        <w:br/>
-      </w:r>
-      <w:r>
-        <w:rPr>
-          <w:sz w:val="24"/>
-          <w:szCs w:val="24"/>
-        </w:rPr>
-        <w:t>Da wir uns bereits</w:t>
-      </w:r>
-      <w:r>
-        <w:rPr>
-          <w:sz w:val="24"/>
-          <w:szCs w:val="24"/>
-        </w:rPr>
-        <w:t xml:space="preserve"> durch die ursprünglich geplante Datenbank </w:t>
-      </w:r>
-      <w:r>
-        <w:rPr>
-          <w:sz w:val="24"/>
-          <w:szCs w:val="24"/>
-        </w:rPr>
-        <w:t>«</w:t>
-      </w:r>
-      <w:proofErr w:type="spellStart"/>
-      <w:r>
-        <w:rPr>
-          <w:sz w:val="24"/>
-          <w:szCs w:val="24"/>
-        </w:rPr>
-        <w:t>Fire</w:t>
-      </w:r>
-      <w:r>
-        <w:rPr>
-          <w:sz w:val="24"/>
-          <w:szCs w:val="24"/>
-        </w:rPr>
-        <w:t>base</w:t>
-      </w:r>
-      <w:proofErr w:type="spellEnd"/>
-      <w:r>
-        <w:rPr>
-          <w:sz w:val="24"/>
-          <w:szCs w:val="24"/>
-        </w:rPr>
-        <w:t>»</w:t>
-      </w:r>
-      <w:r>
-        <w:rPr>
-          <w:sz w:val="24"/>
-          <w:szCs w:val="24"/>
-        </w:rPr>
-        <w:t xml:space="preserve"> mit JSON-Dateien auseinandergesetzt und sie sich für unsere Anwendung</w:t>
-      </w:r>
-      <w:r>
-        <w:rPr>
-          <w:sz w:val="24"/>
-          <w:szCs w:val="24"/>
-        </w:rPr>
-        <w:t>en</w:t>
-      </w:r>
-      <w:r>
-        <w:rPr>
-          <w:sz w:val="24"/>
-          <w:szCs w:val="24"/>
-        </w:rPr>
-        <w:t xml:space="preserve"> bewährt hatten, </w:t>
+        <w:t>Des Weiteren ist sie eine gute Wahl, wenn man statische Daten nutzt, also wenn Daten selten geändert werden.</w:t>
+      </w:r>
+      <w:r>
+        <w:rPr>
+          <w:sz w:val="24"/>
+          <w:szCs w:val="24"/>
+        </w:rPr>
+        <w:t xml:space="preserve"> </w:t>
+      </w:r>
+      <w:r>
+        <w:rPr>
+          <w:sz w:val="24"/>
+          <w:szCs w:val="24"/>
+        </w:rPr>
+        <w:t>Allerdings sollte beachte</w:t>
+      </w:r>
+      <w:r>
+        <w:rPr>
+          <w:sz w:val="24"/>
+          <w:szCs w:val="24"/>
+        </w:rPr>
+        <w:t>t werden</w:t>
+      </w:r>
+      <w:r>
+        <w:rPr>
+          <w:sz w:val="24"/>
+          <w:szCs w:val="24"/>
+        </w:rPr>
+        <w:t xml:space="preserve">, dass bei großen Datenmengen die Performance stark beeinflusst wird. Denn jedes Mal, wenn Daten aus </w:t>
+      </w:r>
+      <w:r>
+        <w:rPr>
+          <w:sz w:val="24"/>
+          <w:szCs w:val="24"/>
+        </w:rPr>
+        <w:t>einer</w:t>
+      </w:r>
+      <w:r>
+        <w:rPr>
+          <w:sz w:val="24"/>
+          <w:szCs w:val="24"/>
+        </w:rPr>
+        <w:t xml:space="preserve"> JSON-Datei aufgerufen werden, muss die Datei neu geladen werden.</w:t>
+      </w:r>
+      <w:r>
+        <w:rPr>
+          <w:sz w:val="24"/>
+          <w:szCs w:val="24"/>
+        </w:rPr>
+        <w:t xml:space="preserve"> </w:t>
+      </w:r>
+      <w:r>
+        <w:rPr>
+          <w:sz w:val="24"/>
+          <w:szCs w:val="24"/>
+        </w:rPr>
+        <w:t xml:space="preserve">Außerdem benötigt </w:t>
+      </w:r>
+      <w:r>
+        <w:rPr>
+          <w:sz w:val="24"/>
+          <w:szCs w:val="24"/>
+        </w:rPr>
+        <w:t>s</w:t>
+      </w:r>
+      <w:r>
+        <w:rPr>
+          <w:sz w:val="24"/>
+          <w:szCs w:val="24"/>
+        </w:rPr>
+        <w:t xml:space="preserve">ie viel Speicherplatz, da sie aus </w:t>
+      </w:r>
+      <w:r>
+        <w:rPr>
+          <w:sz w:val="24"/>
+          <w:szCs w:val="24"/>
+        </w:rPr>
+        <w:t>alphanumerischen</w:t>
+      </w:r>
+      <w:r>
+        <w:rPr>
+          <w:sz w:val="24"/>
+          <w:szCs w:val="24"/>
+        </w:rPr>
+        <w:t xml:space="preserve"> Zeichen besteht.</w:t>
+      </w:r>
+    </w:p>
+    <w:p>
+      <w:pPr>
+        <w:rPr>
+          <w:sz w:val="24"/>
+          <w:szCs w:val="24"/>
+        </w:rPr>
+      </w:pPr>
+      <w:r>
+        <w:rPr>
+          <w:sz w:val="24"/>
+          <w:szCs w:val="24"/>
+        </w:rPr>
+        <w:t xml:space="preserve">Für unser Projekt </w:t>
       </w:r>
       <w:r>
         <w:rPr>
@@ -6003,28 +6224,42 @@
           <w:sz w:val="24"/>
           <w:szCs w:val="24"/>
         </w:rPr>
-        <w:t xml:space="preserve"> wir</w:t>
-      </w:r>
-      <w:r>
-        <w:rPr>
-          <w:sz w:val="24"/>
-          <w:szCs w:val="24"/>
-        </w:rPr>
-        <w:t xml:space="preserve"> diese </w:t>
-      </w:r>
-      <w:r>
-        <w:rPr>
-          <w:sz w:val="24"/>
-          <w:szCs w:val="24"/>
-        </w:rPr>
-        <w:t>weiterhin</w:t>
-      </w:r>
-      <w:r>
-        <w:rPr>
-          <w:sz w:val="24"/>
-          <w:szCs w:val="24"/>
-        </w:rPr>
-        <w:t xml:space="preserve"> nutzen</w:t>
+        <w:t xml:space="preserve"> wir die Filminformationen, wie Titel, Beschreibung, Genre und </w:t>
+      </w:r>
+      <w:r>
+        <w:rPr>
+          <w:sz w:val="24"/>
+          <w:szCs w:val="24"/>
+        </w:rPr>
+        <w:t xml:space="preserve">einem Link zum Trailer auf </w:t>
+      </w:r>
+      <w:r>
+        <w:rPr>
+          <w:sz w:val="24"/>
+          <w:szCs w:val="24"/>
+        </w:rPr>
+        <w:t>You</w:t>
+      </w:r>
+      <w:r>
+        <w:rPr>
+          <w:sz w:val="24"/>
+          <w:szCs w:val="24"/>
+        </w:rPr>
+        <w:t>T</w:t>
+      </w:r>
+      <w:r>
+        <w:rPr>
+          <w:sz w:val="24"/>
+          <w:szCs w:val="24"/>
+        </w:rPr>
+        <w:t xml:space="preserve">ube aus einer TMDB (The Movie Database) mithilfe einer API in unsere JSON-Datei </w:t>
+      </w:r>
+      <w:r>
+        <w:rPr>
+          <w:sz w:val="24"/>
+          <w:szCs w:val="24"/>
+        </w:rPr>
+        <w:t>speichern</w:t>
       </w:r>
       <w:r>
         <w:rPr>
@@ -6046,381 +6281,7 @@
           <w:sz w:val="24"/>
           <w:szCs w:val="24"/>
         </w:rPr>
-        <w:t>Was ist eine JSON-Datei?</w:t>
-      </w:r>
-      <w:r>
-        <w:rPr>
-          <w:sz w:val="24"/>
-          <w:szCs w:val="24"/>
-        </w:rPr>
-        <w:br/>
-      </w:r>
-      <w:r>
-        <w:rPr>
-          <w:sz w:val="24"/>
-          <w:szCs w:val="24"/>
-        </w:rPr>
-        <w:t>Eine JSON-Datei ist eine rein textbasierte Datei, welche Daten im JavaScript </w:t>
-      </w:r>
-      <w:proofErr w:type="spellStart"/>
-      <w:r>
-        <w:rPr>
-          <w:sz w:val="24"/>
-          <w:szCs w:val="24"/>
-        </w:rPr>
-        <w:t>Object</w:t>
-      </w:r>
-      <w:proofErr w:type="spellEnd"/>
-      <w:r>
-        <w:rPr>
-          <w:sz w:val="24"/>
-          <w:szCs w:val="24"/>
-        </w:rPr>
-        <w:t> Notation Format speichert. Ursprünglich stammt sie von JavaScript, ist jedoch auch in vielen weiteren Programmiersprachen verwendbar</w:t>
-      </w:r>
-      <w:r>
-        <w:rPr>
-          <w:sz w:val="24"/>
-          <w:szCs w:val="24"/>
-        </w:rPr>
-        <w:t>, darunter auch Python.</w:t>
-      </w:r>
-    </w:p>
-    <w:p>
-      <w:pPr>
-        <w:rPr>
-          <w:sz w:val="24"/>
-          <w:szCs w:val="24"/>
-        </w:rPr>
-      </w:pPr>
-      <w:r>
-        <w:rPr>
-          <w:sz w:val="24"/>
-          <w:szCs w:val="24"/>
-        </w:rPr>
-        <w:t xml:space="preserve">Häufig </w:t>
-      </w:r>
-      <w:r>
-        <w:rPr>
-          <w:sz w:val="24"/>
-          <w:szCs w:val="24"/>
-        </w:rPr>
-        <w:t xml:space="preserve">wird </w:t>
-      </w:r>
-      <w:r>
-        <w:rPr>
-          <w:sz w:val="24"/>
-          <w:szCs w:val="24"/>
-        </w:rPr>
-        <w:t>eine solche Datei als Zwischenspeicher</w:t>
-      </w:r>
-      <w:r>
-        <w:rPr>
-          <w:sz w:val="24"/>
-          <w:szCs w:val="24"/>
-        </w:rPr>
-        <w:t xml:space="preserve"> </w:t>
-      </w:r>
-      <w:r>
-        <w:rPr>
-          <w:sz w:val="24"/>
-          <w:szCs w:val="24"/>
-        </w:rPr>
-        <w:t>g</w:t>
-      </w:r>
-      <w:r>
-        <w:rPr>
-          <w:sz w:val="24"/>
-          <w:szCs w:val="24"/>
-        </w:rPr>
-        <w:t>enutzt</w:t>
-      </w:r>
-      <w:r>
-        <w:rPr>
-          <w:sz w:val="24"/>
-          <w:szCs w:val="24"/>
-        </w:rPr>
-        <w:t>, um Daten zwischen einer Webanwendung (</w:t>
-      </w:r>
-      <w:r>
-        <w:rPr>
-          <w:sz w:val="24"/>
-          <w:szCs w:val="24"/>
-        </w:rPr>
-        <w:t xml:space="preserve">wie </w:t>
-      </w:r>
-      <w:r>
-        <w:rPr>
-          <w:sz w:val="24"/>
-          <w:szCs w:val="24"/>
-        </w:rPr>
-        <w:t>z.B</w:t>
-      </w:r>
-      <w:r>
-        <w:rPr>
-          <w:sz w:val="24"/>
-          <w:szCs w:val="24"/>
-        </w:rPr>
-        <w:t>.</w:t>
-      </w:r>
-      <w:r>
-        <w:rPr>
-          <w:sz w:val="24"/>
-          <w:szCs w:val="24"/>
-        </w:rPr>
-        <w:t xml:space="preserve"> einer Website) und einem Server zu übertragen. </w:t>
-      </w:r>
-      <w:r>
-        <w:rPr>
-          <w:sz w:val="24"/>
-          <w:szCs w:val="24"/>
-        </w:rPr>
-        <w:t>So können Informationen strukturiert gespeichert und versendet werden, dass auch ein Server diese problemlos interpretieren kann.</w:t>
-      </w:r>
-    </w:p>
-    <w:p>
-      <w:pPr>
-        <w:rPr>
-          <w:sz w:val="24"/>
-          <w:szCs w:val="24"/>
-        </w:rPr>
-      </w:pPr>
-      <w:r>
-        <w:rPr>
-          <w:sz w:val="24"/>
-          <w:szCs w:val="24"/>
-        </w:rPr>
-        <w:t>Zu den Vorteilen einer JSON-Datei zählt die einfache und schnelle Einrichtung</w:t>
-      </w:r>
-      <w:r>
-        <w:rPr>
-          <w:sz w:val="24"/>
-          <w:szCs w:val="24"/>
-        </w:rPr>
-        <w:t>. U</w:t>
-      </w:r>
-      <w:r>
-        <w:rPr>
-          <w:sz w:val="24"/>
-          <w:szCs w:val="24"/>
-        </w:rPr>
-        <w:t>nter anderem auch dadurch, dass sie sowohl für Maschinen als auch für Menschen lesbar ist.</w:t>
-      </w:r>
-      <w:r>
-        <w:rPr>
-          <w:sz w:val="24"/>
-          <w:szCs w:val="24"/>
-        </w:rPr>
-        <w:t xml:space="preserve"> </w:t>
-      </w:r>
-      <w:r>
-        <w:rPr>
-          <w:sz w:val="24"/>
-          <w:szCs w:val="24"/>
-        </w:rPr>
-        <w:t>Des Weiteren ist sie eine gute Wahl, wenn man statische Daten nutzt, also wenn Daten selten geändert werden.</w:t>
-      </w:r>
-      <w:r>
-        <w:rPr>
-          <w:sz w:val="24"/>
-          <w:szCs w:val="24"/>
-        </w:rPr>
-        <w:t xml:space="preserve"> </w:t>
-      </w:r>
-      <w:r>
-        <w:rPr>
-          <w:sz w:val="24"/>
-          <w:szCs w:val="24"/>
-        </w:rPr>
-        <w:t>Allerdings sollte beachte</w:t>
-      </w:r>
-      <w:r>
-        <w:rPr>
-          <w:sz w:val="24"/>
-          <w:szCs w:val="24"/>
-        </w:rPr>
-        <w:t>t werden</w:t>
-      </w:r>
-      <w:r>
-        <w:rPr>
-          <w:sz w:val="24"/>
-          <w:szCs w:val="24"/>
-        </w:rPr>
-        <w:t xml:space="preserve">, dass bei großen Datenmengen die Performance stark beeinflusst wird. Denn jedes Mal, wenn Daten aus </w:t>
-      </w:r>
-      <w:r>
-        <w:rPr>
-          <w:sz w:val="24"/>
-          <w:szCs w:val="24"/>
-        </w:rPr>
-        <w:t>einer</w:t>
-      </w:r>
-      <w:r>
-        <w:rPr>
-          <w:sz w:val="24"/>
-          <w:szCs w:val="24"/>
-        </w:rPr>
-        <w:t xml:space="preserve"> JSON-Datei aufgerufen werden, muss die Datei neu geladen werden.</w:t>
-      </w:r>
-      <w:r>
-        <w:rPr>
-          <w:sz w:val="24"/>
-          <w:szCs w:val="24"/>
-        </w:rPr>
-        <w:t xml:space="preserve"> </w:t>
-      </w:r>
-      <w:r>
-        <w:rPr>
-          <w:sz w:val="24"/>
-          <w:szCs w:val="24"/>
-        </w:rPr>
-        <w:t xml:space="preserve">Außerdem benötigt </w:t>
-      </w:r>
-      <w:r>
-        <w:rPr>
-          <w:sz w:val="24"/>
-          <w:szCs w:val="24"/>
-        </w:rPr>
-        <w:t>s</w:t>
-      </w:r>
-      <w:r>
-        <w:rPr>
-          <w:sz w:val="24"/>
-          <w:szCs w:val="24"/>
-        </w:rPr>
-        <w:t xml:space="preserve">ie viel Speicherplatz, da sie aus </w:t>
-      </w:r>
-      <w:r>
-        <w:rPr>
-          <w:sz w:val="24"/>
-          <w:szCs w:val="24"/>
-        </w:rPr>
-        <w:t>alphanumerischen</w:t>
-      </w:r>
-      <w:r>
-        <w:rPr>
-          <w:sz w:val="24"/>
-          <w:szCs w:val="24"/>
-        </w:rPr>
-        <w:t xml:space="preserve"> Zeichen besteht.</w:t>
-      </w:r>
-    </w:p>
-    <w:p>
-      <w:pPr>
-        <w:rPr>
-          <w:sz w:val="24"/>
-          <w:szCs w:val="24"/>
-        </w:rPr>
-      </w:pPr>
-      <w:r>
-        <w:rPr>
-          <w:sz w:val="24"/>
-          <w:szCs w:val="24"/>
-        </w:rPr>
-        <w:t xml:space="preserve">Für unser Projekt </w:t>
-      </w:r>
-      <w:r>
-        <w:rPr>
-          <w:sz w:val="24"/>
-          <w:szCs w:val="24"/>
-        </w:rPr>
-        <w:t>wollen</w:t>
-      </w:r>
-      <w:r>
-        <w:rPr>
-          <w:sz w:val="24"/>
-          <w:szCs w:val="24"/>
-        </w:rPr>
-        <w:t xml:space="preserve"> wir die Filminformationen, wie Titel, Beschreibung, Genre und </w:t>
-      </w:r>
-      <w:r>
-        <w:rPr>
-          <w:sz w:val="24"/>
-          <w:szCs w:val="24"/>
-        </w:rPr>
-        <w:t xml:space="preserve">einem Link zum Trailer auf </w:t>
-      </w:r>
-      <w:r>
-        <w:rPr>
-          <w:sz w:val="24"/>
-          <w:szCs w:val="24"/>
-        </w:rPr>
-        <w:t>You</w:t>
-      </w:r>
-      <w:r>
-        <w:rPr>
-          <w:sz w:val="24"/>
-          <w:szCs w:val="24"/>
-        </w:rPr>
-        <w:t>T</w:t>
-      </w:r>
-      <w:r>
-        <w:rPr>
-          <w:sz w:val="24"/>
-          <w:szCs w:val="24"/>
-        </w:rPr>
-        <w:t xml:space="preserve">ube aus einer TMDB (The Movie Database) mithilfe einer API in unsere JSON-Datei </w:t>
-      </w:r>
-      <w:r>
-        <w:rPr>
-          <w:sz w:val="24"/>
-          <w:szCs w:val="24"/>
-        </w:rPr>
-        <w:t>speichern</w:t>
-      </w:r>
-      <w:r>
-        <w:rPr>
-          <w:sz w:val="24"/>
-          <w:szCs w:val="24"/>
-        </w:rPr>
-        <w:t>.</w:t>
-      </w:r>
-    </w:p>
-    <w:p>
-      <w:pPr>
-        <w:rPr>
-          <w:sz w:val="24"/>
-          <w:szCs w:val="24"/>
-        </w:rPr>
-      </w:pPr>
-      <w:r>
-        <w:rPr>
-          <w:sz w:val="24"/>
-          <w:szCs w:val="24"/>
-        </w:rPr>
-        <w:t>Eine API (</w:t>
-      </w:r>
-      <w:proofErr w:type="spellStart"/>
-      <w:r>
-        <w:rPr>
-          <w:sz w:val="24"/>
-          <w:szCs w:val="24"/>
-        </w:rPr>
-        <w:t>Application</w:t>
-      </w:r>
-      <w:proofErr w:type="spellEnd"/>
-      <w:r>
-        <w:rPr>
-          <w:sz w:val="24"/>
-          <w:szCs w:val="24"/>
-        </w:rPr>
-        <w:t xml:space="preserve"> </w:t>
-      </w:r>
-      <w:proofErr w:type="spellStart"/>
-      <w:r>
-        <w:rPr>
-          <w:sz w:val="24"/>
-          <w:szCs w:val="24"/>
-        </w:rPr>
-        <w:t>Programming</w:t>
-      </w:r>
-      <w:proofErr w:type="spellEnd"/>
-      <w:r>
-        <w:rPr>
-          <w:sz w:val="24"/>
-          <w:szCs w:val="24"/>
-        </w:rPr>
-        <w:t xml:space="preserve"> Interface) dient als Schnittstelle, über die wir gezielt die Filminformationen von der Website abrufen und verarbeiten können.</w:t>
+        <w:t>Eine API (Application Programming Interface) dient als Schnittstelle, über die wir gezielt die Filminformationen von der Website abrufen und verarbeiten können.</w:t>
       </w:r>
     </w:p>
     <w:p>
@@ -6561,23 +6422,7 @@
           <w:sz w:val="24"/>
           <w:szCs w:val="24"/>
         </w:rPr>
-        <w:t xml:space="preserve"> </w:t>
-      </w:r>
-      <w:proofErr w:type="spellStart"/>
-      <w:r>
-        <w:rPr>
-          <w:sz w:val="24"/>
-          <w:szCs w:val="24"/>
-        </w:rPr>
-        <w:t>Graphical</w:t>
-      </w:r>
-      <w:proofErr w:type="spellEnd"/>
-      <w:r>
-        <w:rPr>
-          <w:sz w:val="24"/>
-          <w:szCs w:val="24"/>
-        </w:rPr>
-        <w:t xml:space="preserve"> User Interface</w:t>
+        <w:t xml:space="preserve"> Graphical User Interface</w:t>
       </w:r>
       <w:r>
         <w:rPr>
@@ -6591,23 +6436,7 @@
           <w:sz w:val="24"/>
           <w:szCs w:val="24"/>
         </w:rPr>
-        <w:t xml:space="preserve"> gesteuert und ausgegeben werden. Dafür soll die Bibliothek «</w:t>
-      </w:r>
-      <w:proofErr w:type="spellStart"/>
-      <w:r>
-        <w:rPr>
-          <w:sz w:val="24"/>
-          <w:szCs w:val="24"/>
-        </w:rPr>
-        <w:t>Tkinter</w:t>
-      </w:r>
-      <w:proofErr w:type="spellEnd"/>
-      <w:r>
-        <w:rPr>
-          <w:sz w:val="24"/>
-          <w:szCs w:val="24"/>
-        </w:rPr>
-        <w:t xml:space="preserve">» </w:t>
+        <w:t xml:space="preserve"> gesteuert und ausgegeben werden. Dafür soll die Bibliothek «Tkinter» </w:t>
       </w:r>
       <w:r>
         <w:rPr>
@@ -6631,21 +6460,12 @@
           <w:szCs w:val="24"/>
         </w:rPr>
       </w:pPr>
-      <w:proofErr w:type="spellStart"/>
-      <w:r>
-        <w:rPr>
-          <w:sz w:val="24"/>
-          <w:szCs w:val="24"/>
-        </w:rPr>
-        <w:t>Tkinter</w:t>
-      </w:r>
-      <w:proofErr w:type="spellEnd"/>
-      <w:r>
-        <w:rPr>
-          <w:sz w:val="24"/>
-          <w:szCs w:val="24"/>
-        </w:rPr>
-        <w:t xml:space="preserve"> ist ein GUI</w:t>
+      <w:r>
+        <w:rPr>
+          <w:sz w:val="24"/>
+          <w:szCs w:val="24"/>
+        </w:rPr>
+        <w:t>Tkinter ist ein GUI</w:t>
       </w:r>
       <w:r>
         <w:rPr>
@@ -6803,21 +6623,12 @@
           <w:szCs w:val="24"/>
         </w:rPr>
       </w:pPr>
-      <w:proofErr w:type="spellStart"/>
-      <w:r>
-        <w:rPr>
-          <w:sz w:val="24"/>
-          <w:szCs w:val="24"/>
-        </w:rPr>
-        <w:t>Tkinter</w:t>
-      </w:r>
-      <w:proofErr w:type="spellEnd"/>
-      <w:r>
-        <w:rPr>
-          <w:sz w:val="24"/>
-          <w:szCs w:val="24"/>
-        </w:rPr>
-        <w:t xml:space="preserve"> ist leicht zu erlernen</w:t>
+      <w:r>
+        <w:rPr>
+          <w:sz w:val="24"/>
+          <w:szCs w:val="24"/>
+        </w:rPr>
+        <w:t>Tkinter ist leicht zu erlernen</w:t>
       </w:r>
       <w:r>
         <w:rPr>
@@ -6867,23 +6678,7 @@
           <w:sz w:val="24"/>
           <w:szCs w:val="24"/>
         </w:rPr>
-        <w:t xml:space="preserve">Die Struktur einer </w:t>
-      </w:r>
-      <w:proofErr w:type="spellStart"/>
-      <w:r>
-        <w:rPr>
-          <w:sz w:val="24"/>
-          <w:szCs w:val="24"/>
-        </w:rPr>
-        <w:t>Gui</w:t>
-      </w:r>
-      <w:proofErr w:type="spellEnd"/>
-      <w:r>
-        <w:rPr>
-          <w:sz w:val="24"/>
-          <w:szCs w:val="24"/>
-        </w:rPr>
-        <w:t xml:space="preserve"> ist einfach gehalten und kann mit kurzen Codes beschrieben werden</w:t>
+        <w:t>Die Struktur einer Gui ist einfach gehalten und kann mit kurzen Codes beschrieben werden</w:t>
       </w:r>
       <w:r>
         <w:rPr>
@@ -6947,23 +6742,7 @@
           <w:sz w:val="24"/>
           <w:szCs w:val="24"/>
         </w:rPr>
-        <w:t xml:space="preserve">, dass </w:t>
-      </w:r>
-      <w:proofErr w:type="spellStart"/>
-      <w:r>
-        <w:rPr>
-          <w:sz w:val="24"/>
-          <w:szCs w:val="24"/>
-        </w:rPr>
-        <w:t>Tkinter</w:t>
-      </w:r>
-      <w:proofErr w:type="spellEnd"/>
-      <w:r>
-        <w:rPr>
-          <w:sz w:val="24"/>
-          <w:szCs w:val="24"/>
-        </w:rPr>
-        <w:t xml:space="preserve"> einfach gehalten ist. Denn die</w:t>
+        <w:t>, dass Tkinter einfach gehalten ist. Denn die</w:t>
       </w:r>
       <w:r>
         <w:rPr>
@@ -6998,23 +6777,7 @@
           <w:sz w:val="24"/>
           <w:szCs w:val="24"/>
         </w:rPr>
-        <w:t xml:space="preserve">ck and </w:t>
-      </w:r>
-      <w:proofErr w:type="spellStart"/>
-      <w:r>
-        <w:rPr>
-          <w:sz w:val="24"/>
-          <w:szCs w:val="24"/>
-        </w:rPr>
-        <w:t>place</w:t>
-      </w:r>
-      <w:proofErr w:type="spellEnd"/>
-      <w:r>
-        <w:rPr>
-          <w:sz w:val="24"/>
-          <w:szCs w:val="24"/>
-        </w:rPr>
-        <w:t xml:space="preserve">» definiert werden, über Zeilen und Spalten oder </w:t>
+        <w:t xml:space="preserve">ck and place» definiert werden, über Zeilen und Spalten oder </w:t>
       </w:r>
       <w:r>
         <w:rPr>
@@ -7113,23 +6876,7 @@
           <w:sz w:val="24"/>
           <w:szCs w:val="24"/>
         </w:rPr>
-        <w:t xml:space="preserve">Durch die einfache Struktur und dennoch umfangreichen Funktionen, sollte </w:t>
-      </w:r>
-      <w:proofErr w:type="spellStart"/>
-      <w:r>
-        <w:rPr>
-          <w:sz w:val="24"/>
-          <w:szCs w:val="24"/>
-        </w:rPr>
-        <w:t>Tkinter</w:t>
-      </w:r>
-      <w:proofErr w:type="spellEnd"/>
-      <w:r>
-        <w:rPr>
-          <w:sz w:val="24"/>
-          <w:szCs w:val="24"/>
-        </w:rPr>
-        <w:t xml:space="preserve"> für unseren Anwendungsfall gut geeignet sein, ein einfach gehaltenes</w:t>
+        <w:t>Durch die einfache Struktur und dennoch umfangreichen Funktionen, sollte Tkinter für unseren Anwendungsfall gut geeignet sein, ein einfach gehaltenes</w:t>
       </w:r>
       <w:r>
         <w:rPr>
@@ -7306,21 +7053,12 @@
         </w:rPr>
         <w:t xml:space="preserve">geleitet. </w:t>
       </w:r>
-      <w:proofErr w:type="gramStart"/>
-      <w:r>
-        <w:rPr>
-          <w:sz w:val="24"/>
-          <w:szCs w:val="24"/>
-        </w:rPr>
-        <w:t>In dem verschiedene Ausgaben</w:t>
-      </w:r>
-      <w:proofErr w:type="gramEnd"/>
-      <w:r>
-        <w:rPr>
-          <w:sz w:val="24"/>
-          <w:szCs w:val="24"/>
-        </w:rPr>
-        <w:t xml:space="preserve"> angezeigt werden</w:t>
+      <w:r>
+        <w:rPr>
+          <w:sz w:val="24"/>
+          <w:szCs w:val="24"/>
+        </w:rPr>
+        <w:t>In dem verschiedene Ausgaben angezeigt werden</w:t>
       </w:r>
       <w:r>
         <w:rPr>
@@ -7921,7 +7659,7 @@
               </wp:anchor>
             </w:drawing>
           </mc:Choice>
-          <mc:Fallback>
+          <mc:Fallback xmlns:w16sdtfl="http://schemas.microsoft.com/office/word/2024/wordml/sdtformatlock" xmlns:w16du="http://schemas.microsoft.com/office/word/2023/wordml/word16du">
             <w:pict>
               <v:group w14:anchorId="3548EE0F" id="Gruppieren 2" o:spid="_x0000_s1026" style="position:absolute;margin-left:188.05pt;margin-top:2.1pt;width:301.1pt;height:216.6pt;z-index:251659264" coordorigin=",-9987" coordsize="41002,28910" o:gfxdata="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">
                 <v:shapetype id="_x0000_t75" coordsize="21600,21600" o:spt="75" o:preferrelative="t" path="m@4@5l@4@11@9@11@9@5xe" filled="f" stroked="f">
@@ -8080,7 +7818,7 @@
               </wp:anchor>
             </w:drawing>
           </mc:Choice>
-          <mc:Fallback>
+          <mc:Fallback xmlns:w16sdtfl="http://schemas.microsoft.com/office/word/2024/wordml/sdtformatlock" xmlns:w16du="http://schemas.microsoft.com/office/word/2023/wordml/word16du">
             <w:pict>
               <v:shapetype w14:anchorId="7520C6B6" id="_x0000_t32" coordsize="21600,21600" o:spt="32" o:oned="t" path="m,l21600,21600e" filled="f">
                 <v:path arrowok="t" fillok="f" o:connecttype="none"/>
@@ -9577,23 +9315,7 @@
           <w:sz w:val="24"/>
           <w:szCs w:val="24"/>
         </w:rPr>
-        <w:t xml:space="preserve"> Hierbei ist zu beachten, dass die Verantwortliche Person nicht den Abschnitt </w:t>
-      </w:r>
-      <w:proofErr w:type="gramStart"/>
-      <w:r>
-        <w:rPr>
-          <w:sz w:val="24"/>
-          <w:szCs w:val="24"/>
-        </w:rPr>
-        <w:t>alleine</w:t>
-      </w:r>
-      <w:proofErr w:type="gramEnd"/>
-      <w:r>
-        <w:rPr>
-          <w:sz w:val="24"/>
-          <w:szCs w:val="24"/>
-        </w:rPr>
-        <w:t xml:space="preserve"> bewältigen musste, sondern diesen lediglich koordinierte und die Übersicht dafür hatte.</w:t>
+        <w:t xml:space="preserve"> Hierbei ist zu beachten, dass die Verantwortliche Person nicht den Abschnitt alleine bewältigen musste, sondern diesen lediglich koordinierte und die Übersicht dafür hatte.</w:t>
       </w:r>
     </w:p>
     <w:p/>
@@ -9895,23 +9617,7 @@
           <w:sz w:val="24"/>
           <w:szCs w:val="24"/>
         </w:rPr>
-        <w:t xml:space="preserve">Einst für die Programmiersprache „Smalltalk-76“ in den späten 70ern vom Norweger Trygve </w:t>
-      </w:r>
-      <w:proofErr w:type="spellStart"/>
-      <w:r>
-        <w:rPr>
-          <w:sz w:val="24"/>
-          <w:szCs w:val="24"/>
-        </w:rPr>
-        <w:t>Reenskaug</w:t>
-      </w:r>
-      <w:proofErr w:type="spellEnd"/>
-      <w:r>
-        <w:rPr>
-          <w:sz w:val="24"/>
-          <w:szCs w:val="24"/>
-        </w:rPr>
-        <w:t xml:space="preserve"> entwickelt, ist die MVC-Architektur heute eine der verbreitetsten Möglichkeiten, den Code einer Applikation zu strukturieren. Die MVC-Struktur besteht aus drei Komponenten: Model, Controller und View. </w:t>
+        <w:t xml:space="preserve">Einst für die Programmiersprache „Smalltalk-76“ in den späten 70ern vom Norweger Trygve Reenskaug entwickelt, ist die MVC-Architektur heute eine der verbreitetsten Möglichkeiten, den Code einer Applikation zu strukturieren. Die MVC-Struktur besteht aus drei Komponenten: Model, Controller und View. </w:t>
       </w:r>
     </w:p>
     <w:p>
@@ -10548,7 +10254,6 @@
         </w:rPr>
         <w:t xml:space="preserve"> bestehen die </w:t>
       </w:r>
-      <w:proofErr w:type="spellStart"/>
       <w:r>
         <w:rPr>
           <w:sz w:val="24"/>
@@ -10556,7 +10261,6 @@
         </w:rPr>
         <w:t>Aplikation</w:t>
       </w:r>
-      <w:proofErr w:type="spellEnd"/>
       <w:r>
         <w:rPr>
           <w:sz w:val="24"/>
@@ -11990,23 +11694,7 @@
           <w:szCs w:val="24"/>
           <w:lang w:val="de-DE"/>
         </w:rPr>
-        <w:t xml:space="preserve">Im </w:t>
-      </w:r>
-      <w:r>
-        <w:rPr>
-          <w:sz w:val="24"/>
-          <w:szCs w:val="24"/>
-          <w:lang w:val="de-DE"/>
-        </w:rPr>
-        <w:t>Folgenden</w:t>
-      </w:r>
-      <w:r>
-        <w:rPr>
-          <w:sz w:val="24"/>
-          <w:szCs w:val="24"/>
-          <w:lang w:val="de-DE"/>
-        </w:rPr>
-        <w:t xml:space="preserve"> sind die Funktionen nach Fenster unterteilt zu sehen. Der komplette Programmablaufplan ist beigefügt.</w:t>
+        <w:t>Im Folgenden sind die Funktionen nach Fenster unterteilt zu sehen. Der komplette Programmablaufplan ist beigefügt.</w:t>
       </w:r>
     </w:p>
     <w:p>
@@ -12878,17 +12566,110 @@
           <w:sz w:val="24"/>
           <w:szCs w:val="24"/>
         </w:rPr>
-        <w:t>Wir haben ein Empfehlungssystem entwickelt, das den Content-</w:t>
-      </w:r>
-      <w:proofErr w:type="spellStart"/>
-      <w:r>
-        <w:rPr>
-          <w:sz w:val="24"/>
-          <w:szCs w:val="24"/>
-        </w:rPr>
-        <w:t>based</w:t>
-      </w:r>
-      <w:proofErr w:type="spellEnd"/>
+        <w:t xml:space="preserve">Wir haben ein Empfehlungssystem entwickelt, das den Content-based Algorithm mit dem User Collaborative Algorithm kombiniert. Unser Ziel ist es, dem eingeloggten Nutzer Filme vorzuschlagen, </w:t>
+      </w:r>
+      <w:r>
+        <w:rPr>
+          <w:sz w:val="24"/>
+          <w:szCs w:val="24"/>
+        </w:rPr>
+        <w:t>d</w:t>
+      </w:r>
+      <w:r>
+        <w:rPr>
+          <w:sz w:val="24"/>
+          <w:szCs w:val="24"/>
+        </w:rPr>
+        <w:t>ie auch den Favoriten von Nutzern ähnliche</w:t>
+      </w:r>
+      <w:r>
+        <w:rPr>
+          <w:sz w:val="24"/>
+          <w:szCs w:val="24"/>
+        </w:rPr>
+        <w:t>r</w:t>
+      </w:r>
+      <w:r>
+        <w:rPr>
+          <w:sz w:val="24"/>
+          <w:szCs w:val="24"/>
+        </w:rPr>
+        <w:t xml:space="preserve"> Interessen entsprechen</w:t>
+      </w:r>
+      <w:r>
+        <w:rPr>
+          <w:sz w:val="24"/>
+          <w:szCs w:val="24"/>
+        </w:rPr>
+        <w:t>, wobei wir insbesondere auf Übereinstimmungen in den Genre-Kategorien achten.</w:t>
+      </w:r>
+    </w:p>
+    <w:p>
+      <w:pPr>
+        <w:rPr>
+          <w:sz w:val="24"/>
+          <w:szCs w:val="24"/>
+        </w:rPr>
+      </w:pPr>
+    </w:p>
+    <w:p>
+      <w:pPr>
+        <w:rPr>
+          <w:sz w:val="24"/>
+          <w:szCs w:val="24"/>
+        </w:rPr>
+      </w:pPr>
+      <w:r>
+        <w:rPr>
+          <w:sz w:val="24"/>
+          <w:szCs w:val="24"/>
+        </w:rPr>
+        <w:t>Das Ganze läuft wie folgt ab:</w:t>
+      </w:r>
+    </w:p>
+    <w:p>
+      <w:pPr>
+        <w:rPr>
+          <w:sz w:val="24"/>
+          <w:szCs w:val="24"/>
+        </w:rPr>
+      </w:pPr>
+      <w:r>
+        <w:rPr>
+          <w:sz w:val="24"/>
+          <w:szCs w:val="24"/>
+        </w:rPr>
+        <w:t>1.Der Content-based Algorithm:</w:t>
+      </w:r>
+    </w:p>
+    <w:p>
+      <w:pPr>
+        <w:rPr>
+          <w:sz w:val="24"/>
+          <w:szCs w:val="24"/>
+        </w:rPr>
+      </w:pPr>
+      <w:r>
+        <w:rPr>
+          <w:sz w:val="24"/>
+          <w:szCs w:val="24"/>
+        </w:rPr>
+        <w:t xml:space="preserve">Um die individuellen Vorlieben der Nutzer zu berücksichtigen und basierend darauf Filmempfehlungen </w:t>
+      </w:r>
+      <w:r>
+        <w:rPr>
+          <w:sz w:val="24"/>
+          <w:szCs w:val="24"/>
+        </w:rPr>
+        <w:t>auszugeben</w:t>
+      </w:r>
+      <w:r>
+        <w:rPr>
+          <w:sz w:val="24"/>
+          <w:szCs w:val="24"/>
+        </w:rPr>
+        <w:t>, verwenden wir einen Inhaltsbasierten Algorithmus.</w:t>
+      </w:r>
       <w:r>
         <w:rPr>
           <w:sz w:val="24"/>
@@ -12896,120 +12677,83 @@
         </w:rPr>
         <w:t xml:space="preserve"> </w:t>
       </w:r>
-      <w:proofErr w:type="spellStart"/>
-      <w:r>
-        <w:rPr>
-          <w:sz w:val="24"/>
-          <w:szCs w:val="24"/>
-        </w:rPr>
-        <w:t>Algorithm</w:t>
-      </w:r>
-      <w:proofErr w:type="spellEnd"/>
-      <w:r>
-        <w:rPr>
-          <w:sz w:val="24"/>
-          <w:szCs w:val="24"/>
-        </w:rPr>
-        <w:t xml:space="preserve"> mit dem User Collaborative </w:t>
-      </w:r>
-      <w:proofErr w:type="spellStart"/>
-      <w:r>
-        <w:rPr>
-          <w:sz w:val="24"/>
-          <w:szCs w:val="24"/>
-        </w:rPr>
-        <w:t>Algorithm</w:t>
-      </w:r>
-      <w:proofErr w:type="spellEnd"/>
-      <w:r>
-        <w:rPr>
-          <w:sz w:val="24"/>
-          <w:szCs w:val="24"/>
-        </w:rPr>
-        <w:t xml:space="preserve"> kombiniert. Unser Ziel ist es, dem eingeloggten Nutzer Filme vorzuschlagen, </w:t>
-      </w:r>
-      <w:r>
-        <w:rPr>
-          <w:sz w:val="24"/>
-          <w:szCs w:val="24"/>
-        </w:rPr>
-        <w:t>d</w:t>
-      </w:r>
-      <w:r>
-        <w:rPr>
-          <w:sz w:val="24"/>
-          <w:szCs w:val="24"/>
-        </w:rPr>
-        <w:t>ie auch den Favoriten von Nutzern ähnliche</w:t>
-      </w:r>
-      <w:r>
-        <w:rPr>
-          <w:sz w:val="24"/>
-          <w:szCs w:val="24"/>
-        </w:rPr>
-        <w:t>r</w:t>
-      </w:r>
-      <w:r>
-        <w:rPr>
-          <w:sz w:val="24"/>
-          <w:szCs w:val="24"/>
-        </w:rPr>
-        <w:t xml:space="preserve"> Interessen entsprechen</w:t>
-      </w:r>
-      <w:r>
-        <w:rPr>
-          <w:sz w:val="24"/>
-          <w:szCs w:val="24"/>
-        </w:rPr>
-        <w:t>, wobei wir insbesondere auf Übereinstimmungen in den Genre-Kategorien achten.</w:t>
-      </w:r>
-    </w:p>
-    <w:p>
-      <w:pPr>
-        <w:rPr>
-          <w:sz w:val="24"/>
-          <w:szCs w:val="24"/>
-        </w:rPr>
-      </w:pPr>
-    </w:p>
-    <w:p>
-      <w:pPr>
-        <w:rPr>
-          <w:sz w:val="24"/>
-          <w:szCs w:val="24"/>
-        </w:rPr>
-      </w:pPr>
-      <w:r>
-        <w:rPr>
-          <w:sz w:val="24"/>
-          <w:szCs w:val="24"/>
-        </w:rPr>
-        <w:t>Das Ganze läuft wie folgt ab:</w:t>
-      </w:r>
-    </w:p>
-    <w:p>
-      <w:pPr>
-        <w:rPr>
-          <w:sz w:val="24"/>
-          <w:szCs w:val="24"/>
-        </w:rPr>
-      </w:pPr>
-      <w:r>
-        <w:rPr>
-          <w:sz w:val="24"/>
-          <w:szCs w:val="24"/>
-        </w:rPr>
-        <w:t>1.Der Content-</w:t>
-      </w:r>
-      <w:proofErr w:type="spellStart"/>
-      <w:r>
-        <w:rPr>
-          <w:sz w:val="24"/>
-          <w:szCs w:val="24"/>
-        </w:rPr>
-        <w:t>based</w:t>
-      </w:r>
-      <w:proofErr w:type="spellEnd"/>
+      <w:r>
+        <w:rPr>
+          <w:sz w:val="24"/>
+          <w:szCs w:val="24"/>
+        </w:rPr>
+        <w:t>Dies</w:t>
+      </w:r>
+      <w:r>
+        <w:rPr>
+          <w:sz w:val="24"/>
+          <w:szCs w:val="24"/>
+        </w:rPr>
+        <w:t>er</w:t>
+      </w:r>
+      <w:r>
+        <w:rPr>
+          <w:sz w:val="24"/>
+          <w:szCs w:val="24"/>
+        </w:rPr>
+        <w:t xml:space="preserve"> beginnt damit, dass die von dem Nutzer favorisierten Filme in einer </w:t>
+      </w:r>
+      <w:r>
+        <w:rPr>
+          <w:sz w:val="24"/>
+          <w:szCs w:val="24"/>
+        </w:rPr>
+        <w:t xml:space="preserve">Favoritenliste </w:t>
+      </w:r>
+      <w:r>
+        <w:rPr>
+          <w:sz w:val="24"/>
+          <w:szCs w:val="24"/>
+        </w:rPr>
+        <w:t>gespeichert werden. Danach muss mithilfe des Filmtitels herausgefunden werden, welchen Genre</w:t>
+      </w:r>
+      <w:r>
+        <w:rPr>
+          <w:sz w:val="24"/>
+          <w:szCs w:val="24"/>
+        </w:rPr>
+        <w:t>s</w:t>
+      </w:r>
+      <w:r>
+        <w:rPr>
+          <w:sz w:val="24"/>
+          <w:szCs w:val="24"/>
+        </w:rPr>
+        <w:t xml:space="preserve"> die Favoriten angehören.</w:t>
+      </w:r>
+      <w:r>
+        <w:rPr>
+          <w:sz w:val="24"/>
+          <w:szCs w:val="24"/>
+        </w:rPr>
+        <w:br/>
+      </w:r>
+      <w:r>
+        <w:rPr>
+          <w:sz w:val="24"/>
+          <w:szCs w:val="24"/>
+        </w:rPr>
+        <w:t>Hierfür wird in der JSON-Datei mit den Filmdaten nach dem Titel des favorisierten Filmes gesucht. Es ist zu beachten, dass ein Film auch mehrere Genres haben kann. In diesem Fall wird jedes einzelne Genre ausgelesen.</w:t>
+      </w:r>
+      <w:r>
+        <w:rPr>
+          <w:sz w:val="24"/>
+          <w:szCs w:val="24"/>
+        </w:rPr>
+        <w:br/>
+      </w:r>
+      <w:r>
+        <w:rPr>
+          <w:sz w:val="24"/>
+          <w:szCs w:val="24"/>
+        </w:rPr>
+        <w:t>Dieses Vorgehen wird auf jeden Film aus der Favoritenliste angewendet.</w:t>
+      </w:r>
       <w:r>
         <w:rPr>
           <w:sz w:val="24"/>
@@ -13017,50 +12761,26 @@
         </w:rPr>
         <w:t xml:space="preserve"> </w:t>
       </w:r>
-      <w:proofErr w:type="spellStart"/>
-      <w:r>
-        <w:rPr>
-          <w:sz w:val="24"/>
-          <w:szCs w:val="24"/>
-        </w:rPr>
-        <w:t>Algorithm</w:t>
-      </w:r>
-      <w:proofErr w:type="spellEnd"/>
-      <w:r>
-        <w:rPr>
-          <w:sz w:val="24"/>
-          <w:szCs w:val="24"/>
-        </w:rPr>
-        <w:t>:</w:t>
-      </w:r>
-    </w:p>
-    <w:p>
-      <w:pPr>
-        <w:rPr>
-          <w:sz w:val="24"/>
-          <w:szCs w:val="24"/>
-        </w:rPr>
-      </w:pPr>
-      <w:r>
-        <w:rPr>
-          <w:sz w:val="24"/>
-          <w:szCs w:val="24"/>
-        </w:rPr>
-        <w:t xml:space="preserve">Um die individuellen Vorlieben der Nutzer zu berücksichtigen und basierend darauf Filmempfehlungen </w:t>
-      </w:r>
-      <w:r>
-        <w:rPr>
-          <w:sz w:val="24"/>
-          <w:szCs w:val="24"/>
-        </w:rPr>
-        <w:t>auszugeben</w:t>
-      </w:r>
-      <w:r>
-        <w:rPr>
-          <w:sz w:val="24"/>
-          <w:szCs w:val="24"/>
-        </w:rPr>
-        <w:t>, verwenden wir einen Inhaltsbasierten Algorithmus.</w:t>
+      <w:r>
+        <w:rPr>
+          <w:sz w:val="24"/>
+          <w:szCs w:val="24"/>
+        </w:rPr>
+        <w:t>Die zugeordneten Genres werden nun in eine neue List</w:t>
+      </w:r>
+      <w:r>
+        <w:rPr>
+          <w:sz w:val="24"/>
+          <w:szCs w:val="24"/>
+        </w:rPr>
+        <w:t>e</w:t>
+      </w:r>
+      <w:r>
+        <w:rPr>
+          <w:sz w:val="24"/>
+          <w:szCs w:val="24"/>
+        </w:rPr>
+        <w:t>, die Genreliste geschrieben. Im darauffolgenden Schritt sollen nun ähnliche Filme herausgefiltert werden, welche dem Nutzer gefallen könnten.</w:t>
       </w:r>
       <w:r>
         <w:rPr>
@@ -13074,35 +12794,35 @@
           <w:sz w:val="24"/>
           <w:szCs w:val="24"/>
         </w:rPr>
-        <w:t>Dies</w:t>
-      </w:r>
-      <w:r>
-        <w:rPr>
-          <w:sz w:val="24"/>
-          <w:szCs w:val="24"/>
-        </w:rPr>
-        <w:t>er</w:t>
-      </w:r>
-      <w:r>
-        <w:rPr>
-          <w:sz w:val="24"/>
-          <w:szCs w:val="24"/>
-        </w:rPr>
-        <w:t xml:space="preserve"> beginnt damit, dass die von dem Nutzer favorisierten Filme in einer </w:t>
-      </w:r>
-      <w:r>
-        <w:rPr>
-          <w:sz w:val="24"/>
-          <w:szCs w:val="24"/>
-        </w:rPr>
-        <w:t xml:space="preserve">Favoritenliste </w:t>
-      </w:r>
-      <w:r>
-        <w:rPr>
-          <w:sz w:val="24"/>
-          <w:szCs w:val="24"/>
-        </w:rPr>
-        <w:t>gespeichert werden. Danach muss mithilfe des Filmtitels herausgefunden werden, welchen Genre</w:t>
+        <w:t>Dies kann durch einen Genre</w:t>
+      </w:r>
+      <w:r>
+        <w:rPr>
+          <w:sz w:val="24"/>
+          <w:szCs w:val="24"/>
+        </w:rPr>
+        <w:t>-</w:t>
+      </w:r>
+      <w:r>
+        <w:rPr>
+          <w:sz w:val="24"/>
+          <w:szCs w:val="24"/>
+        </w:rPr>
+        <w:t>Counter realisiert werden. Dabei wird gezählt, wie häufig einzelne Genres in der Favoritenliste vertreten sind. Wenn beispielsweise zwei Filme dem Genre „Drama“ zugeordnet sind, wird die Anzahl für „Drama“ entsprechend um zwei erhöht. Falls ein Film mehreren Kategorien angehört, beispielsweise „Action“ und „Drama“, wird für beide Genres der Zähler jeweils um eine Stelle hochgezählt.</w:t>
+      </w:r>
+      <w:r>
+        <w:rPr>
+          <w:sz w:val="24"/>
+          <w:szCs w:val="24"/>
+        </w:rPr>
+        <w:t xml:space="preserve"> </w:t>
+      </w:r>
+      <w:r>
+        <w:rPr>
+          <w:sz w:val="24"/>
+          <w:szCs w:val="24"/>
+        </w:rPr>
+        <w:t>Anschließend wird ausgeschlossen, das</w:t>
       </w:r>
       <w:r>
         <w:rPr>
@@ -13116,147 +12836,7 @@
           <w:sz w:val="24"/>
           <w:szCs w:val="24"/>
         </w:rPr>
-        <w:t xml:space="preserve"> die Favoriten angehören.</w:t>
-      </w:r>
-      <w:r>
-        <w:rPr>
-          <w:sz w:val="24"/>
-          <w:szCs w:val="24"/>
-        </w:rPr>
-        <w:br/>
-      </w:r>
-      <w:r>
-        <w:rPr>
-          <w:sz w:val="24"/>
-          <w:szCs w:val="24"/>
-        </w:rPr>
-        <w:t>Hierfür wird in der JSON-Datei mit den Filmdaten nach dem Titel des favorisierten Filmes gesucht. Es ist zu beachten, dass ein Film auch mehrere Genres haben kann. In diesem Fall wird jedes einzelne Genre ausgelesen.</w:t>
-      </w:r>
-      <w:r>
-        <w:rPr>
-          <w:sz w:val="24"/>
-          <w:szCs w:val="24"/>
-        </w:rPr>
-        <w:br/>
-      </w:r>
-      <w:r>
-        <w:rPr>
-          <w:sz w:val="24"/>
-          <w:szCs w:val="24"/>
-        </w:rPr>
-        <w:t>Dieses Vorgehen wird auf jeden Film aus der Favoritenliste angewendet.</w:t>
-      </w:r>
-      <w:r>
-        <w:rPr>
-          <w:sz w:val="24"/>
-          <w:szCs w:val="24"/>
-        </w:rPr>
-        <w:t xml:space="preserve"> </w:t>
-      </w:r>
-      <w:r>
-        <w:rPr>
-          <w:sz w:val="24"/>
-          <w:szCs w:val="24"/>
-        </w:rPr>
-        <w:t>Die zugeordneten Genres werden nun in eine neue List</w:t>
-      </w:r>
-      <w:r>
-        <w:rPr>
-          <w:sz w:val="24"/>
-          <w:szCs w:val="24"/>
-        </w:rPr>
-        <w:t>e</w:t>
-      </w:r>
-      <w:r>
-        <w:rPr>
-          <w:sz w:val="24"/>
-          <w:szCs w:val="24"/>
-        </w:rPr>
-        <w:t>, die Genreliste geschrieben. Im darauffolgenden Schritt sollen nun ähnliche Filme herausgefiltert werden, welche dem Nutzer gefallen könnten.</w:t>
-      </w:r>
-      <w:r>
-        <w:rPr>
-          <w:sz w:val="24"/>
-          <w:szCs w:val="24"/>
-        </w:rPr>
-        <w:t xml:space="preserve"> </w:t>
-      </w:r>
-      <w:r>
-        <w:rPr>
-          <w:sz w:val="24"/>
-          <w:szCs w:val="24"/>
-        </w:rPr>
-        <w:t>Dies kann durch einen Genre</w:t>
-      </w:r>
-      <w:r>
-        <w:rPr>
-          <w:sz w:val="24"/>
-          <w:szCs w:val="24"/>
-        </w:rPr>
-        <w:t>-</w:t>
-      </w:r>
-      <w:r>
-        <w:rPr>
-          <w:sz w:val="24"/>
-          <w:szCs w:val="24"/>
-        </w:rPr>
-        <w:t>Counter realisiert werden. Dabei wird gezählt, wie häufig einzelne Genres in der Favoritenliste vertreten sind. Wenn beispielsweise zwei Filme dem Genre „Drama“ zugeordnet sind, wird die Anzahl für „Drama“ entsprechend um zwei erhöht. Falls ein Film mehreren Kategorien angehört, beispielsweise „Action“ und „Drama“, wird für beide Genres der Zähler jeweils um eine Stelle hochgezählt.</w:t>
-      </w:r>
-      <w:r>
-        <w:rPr>
-          <w:sz w:val="24"/>
-          <w:szCs w:val="24"/>
-        </w:rPr>
-        <w:t xml:space="preserve"> </w:t>
-      </w:r>
-      <w:r>
-        <w:rPr>
-          <w:sz w:val="24"/>
-          <w:szCs w:val="24"/>
-        </w:rPr>
-        <w:t>Anschließend wird ausgeschlossen, das</w:t>
-      </w:r>
-      <w:r>
-        <w:rPr>
-          <w:sz w:val="24"/>
-          <w:szCs w:val="24"/>
-        </w:rPr>
-        <w:t>s</w:t>
-      </w:r>
-      <w:r>
-        <w:rPr>
-          <w:sz w:val="24"/>
-          <w:szCs w:val="24"/>
-        </w:rPr>
-        <w:t xml:space="preserve"> ein </w:t>
-      </w:r>
-      <w:r>
-        <w:rPr>
-          <w:sz w:val="24"/>
-          <w:szCs w:val="24"/>
-        </w:rPr>
-        <w:t>Film,</w:t>
-      </w:r>
-      <w:r>
-        <w:rPr>
-          <w:sz w:val="24"/>
-          <w:szCs w:val="24"/>
-        </w:rPr>
-        <w:t xml:space="preserve"> welcher in der Favoritenliste </w:t>
-      </w:r>
-      <w:r>
-        <w:rPr>
-          <w:sz w:val="24"/>
-          <w:szCs w:val="24"/>
-        </w:rPr>
-        <w:t>aufgeführt ist,</w:t>
-      </w:r>
-      <w:r>
-        <w:rPr>
-          <w:sz w:val="24"/>
-          <w:szCs w:val="24"/>
-        </w:rPr>
-        <w:t xml:space="preserve"> nicht unter den Empfehlungen au</w:t>
+        <w:t xml:space="preserve"> ein Film, welcher in der Favoritenliste aufgeführt ist, nicht unter den Empfehlungen au</w:t>
       </w:r>
       <w:r>
         <w:rPr>
@@ -13278,21 +12858,7 @@
           <w:sz w:val="24"/>
           <w:szCs w:val="24"/>
         </w:rPr>
-        <w:t xml:space="preserve">Um die Empfehlungen nach </w:t>
-      </w:r>
-      <w:r>
-        <w:rPr>
-          <w:sz w:val="24"/>
-          <w:szCs w:val="24"/>
-        </w:rPr>
-        <w:t>Relevanz</w:t>
-      </w:r>
-      <w:r>
-        <w:rPr>
-          <w:sz w:val="24"/>
-          <w:szCs w:val="24"/>
-        </w:rPr>
-        <w:t xml:space="preserve"> zu ordnen, bildet der Algorithmus einen Score</w:t>
+        <w:t>Um die Empfehlungen nach Relevanz zu ordnen, bildet der Algorithmus einen Score</w:t>
       </w:r>
       <w:r>
         <w:rPr>
@@ -13434,22 +13000,9 @@
                               <w:t xml:space="preserve">: </w:t>
                             </w:r>
                             <w:r>
-                              <w:t>Content-</w:t>
-                            </w:r>
-                            <w:proofErr w:type="spellStart"/>
-                            <w:r>
-                              <w:t>based</w:t>
-                            </w:r>
-                            <w:proofErr w:type="spellEnd"/>
-                            <w:r>
-                              <w:t xml:space="preserve"> </w:t>
-                            </w:r>
-                            <w:proofErr w:type="spellStart"/>
-                            <w:r>
-                              <w:t>Algorithm</w:t>
+                              <w:t>Content-based Algorithm</w:t>
                             </w:r>
                             <w:bookmarkEnd w:id="44"/>
-                            <w:proofErr w:type="spellEnd"/>
                           </w:p>
                         </w:txbxContent>
                       </wps:txbx>
@@ -13503,22 +13056,9 @@
                         <w:t xml:space="preserve">: </w:t>
                       </w:r>
                       <w:r>
-                        <w:t>Content-</w:t>
-                      </w:r>
-                      <w:proofErr w:type="spellStart"/>
-                      <w:r>
-                        <w:t>based</w:t>
-                      </w:r>
-                      <w:proofErr w:type="spellEnd"/>
-                      <w:r>
-                        <w:t xml:space="preserve"> </w:t>
-                      </w:r>
-                      <w:proofErr w:type="spellStart"/>
-                      <w:r>
-                        <w:t>Algorithm</w:t>
+                        <w:t>Content-based Algorithm</w:t>
                       </w:r>
                       <w:bookmarkEnd w:id="45"/>
-                      <w:proofErr w:type="spellEnd"/>
                     </w:p>
                   </w:txbxContent>
                 </v:textbox>
@@ -13634,23 +13174,7 @@
           <w:sz w:val="24"/>
           <w:szCs w:val="24"/>
         </w:rPr>
-        <w:t xml:space="preserve">2.Der User Collaborative </w:t>
-      </w:r>
-      <w:proofErr w:type="spellStart"/>
-      <w:r>
-        <w:rPr>
-          <w:sz w:val="24"/>
-          <w:szCs w:val="24"/>
-        </w:rPr>
-        <w:t>Algorithm</w:t>
-      </w:r>
-      <w:proofErr w:type="spellEnd"/>
-      <w:r>
-        <w:rPr>
-          <w:sz w:val="24"/>
-          <w:szCs w:val="24"/>
-        </w:rPr>
-        <w:t>:</w:t>
+        <w:t>2.Der User Collaborative Algorithm:</w:t>
       </w:r>
     </w:p>
     <w:p>
@@ -13854,63 +13378,22 @@
           <w:sz w:val="24"/>
           <w:szCs w:val="24"/>
         </w:rPr>
-        <w:t xml:space="preserve">Die Jaccard-Formel oder auch </w:t>
-      </w:r>
-      <w:proofErr w:type="spellStart"/>
-      <w:r>
-        <w:rPr>
-          <w:sz w:val="24"/>
-          <w:szCs w:val="24"/>
-        </w:rPr>
-        <w:t>jaccard</w:t>
-      </w:r>
-      <w:proofErr w:type="spellEnd"/>
-      <w:r>
-        <w:rPr>
-          <w:sz w:val="24"/>
-          <w:szCs w:val="24"/>
-        </w:rPr>
-        <w:t xml:space="preserve"> </w:t>
-      </w:r>
-      <w:proofErr w:type="spellStart"/>
-      <w:r>
-        <w:rPr>
-          <w:sz w:val="24"/>
-          <w:szCs w:val="24"/>
-        </w:rPr>
-        <w:t>simularity</w:t>
-      </w:r>
-      <w:proofErr w:type="spellEnd"/>
-      <w:r>
-        <w:rPr>
-          <w:sz w:val="24"/>
-          <w:szCs w:val="24"/>
-        </w:rPr>
-        <w:t xml:space="preserve"> dient zur Berechnung von Ähnlichkeiten zweier Mengen. Sie wird definiert als das Verhältnis der Größe der Schnittmenge zur Größe der Vereinigungsmenge dieser beiden Mengen:</w:t>
-      </w:r>
-    </w:p>
-    <w:p>
-      <w:pPr>
-        <w:rPr>
-          <w:sz w:val="24"/>
-          <w:szCs w:val="24"/>
-        </w:rPr>
-      </w:pPr>
-      <w:proofErr w:type="gramStart"/>
-      <w:r>
-        <w:rPr>
-          <w:sz w:val="24"/>
-          <w:szCs w:val="24"/>
-        </w:rPr>
-        <w:t>J(</w:t>
-      </w:r>
-      <w:proofErr w:type="gramEnd"/>
-      <w:r>
-        <w:rPr>
-          <w:sz w:val="24"/>
-          <w:szCs w:val="24"/>
-        </w:rPr>
-        <w:t>A, B) = | A∩B | / | A</w:t>
+        <w:t>Die Jaccard-Formel oder auch jaccard simularity dient zur Berechnung von Ähnlichkeiten zweier Mengen. Sie wird definiert als das Verhältnis der Größe der Schnittmenge zur Größe der Vereinigungsmenge dieser beiden Mengen:</w:t>
+      </w:r>
+    </w:p>
+    <w:p>
+      <w:pPr>
+        <w:rPr>
+          <w:sz w:val="24"/>
+          <w:szCs w:val="24"/>
+        </w:rPr>
+      </w:pPr>
+      <w:r>
+        <w:rPr>
+          <w:sz w:val="24"/>
+          <w:szCs w:val="24"/>
+        </w:rPr>
+        <w:t>J(A, B) = | A∩B | / | A</w:t>
       </w:r>
       <w:r>
         <w:rPr>
@@ -14446,14 +13929,9 @@
                               <w:t xml:space="preserve">: </w:t>
                             </w:r>
                             <w:r>
-                              <w:t xml:space="preserve">User Collaborative </w:t>
-                            </w:r>
-                            <w:proofErr w:type="spellStart"/>
-                            <w:r>
-                              <w:t>Algorithm</w:t>
+                              <w:t>User Collaborative Algorithm</w:t>
                             </w:r>
                             <w:bookmarkEnd w:id="46"/>
-                            <w:proofErr w:type="spellEnd"/>
                           </w:p>
                         </w:txbxContent>
                       </wps:txbx>
@@ -14507,14 +13985,9 @@
                         <w:t xml:space="preserve">: </w:t>
                       </w:r>
                       <w:r>
-                        <w:t xml:space="preserve">User Collaborative </w:t>
-                      </w:r>
-                      <w:proofErr w:type="spellStart"/>
-                      <w:r>
-                        <w:t>Algorithm</w:t>
+                        <w:t>User Collaborative Algorithm</w:t>
                       </w:r>
                       <w:bookmarkEnd w:id="47"/>
-                      <w:proofErr w:type="spellEnd"/>
                     </w:p>
                   </w:txbxContent>
                 </v:textbox>
@@ -14875,32 +14348,7 @@
           <w:sz w:val="24"/>
           <w:szCs w:val="24"/>
         </w:rPr>
-        <w:t xml:space="preserve">Debugging ist der Prozess, Fehler aus einem Programm zu entfernen. Dabei versucht man, mögliche Fehlerquellen zu identifizieren, diese Fehler anzeigen zu lassen und anschließend zu beheben. Hierfür haben wir unter anderem die klassische </w:t>
-      </w:r>
-      <w:proofErr w:type="spellStart"/>
-      <w:proofErr w:type="gramStart"/>
-      <w:r>
-        <w:rPr>
-          <w:sz w:val="24"/>
-          <w:szCs w:val="24"/>
-        </w:rPr>
-        <w:t>print</w:t>
-      </w:r>
-      <w:proofErr w:type="spellEnd"/>
-      <w:r>
-        <w:rPr>
-          <w:sz w:val="24"/>
-          <w:szCs w:val="24"/>
-        </w:rPr>
-        <w:t>(</w:t>
-      </w:r>
-      <w:proofErr w:type="gramEnd"/>
-      <w:r>
-        <w:rPr>
-          <w:sz w:val="24"/>
-          <w:szCs w:val="24"/>
-        </w:rPr>
-        <w:t>)-Funktion verwendet.</w:t>
+        <w:t>Debugging ist der Prozess, Fehler aus einem Programm zu entfernen. Dabei versucht man, mögliche Fehlerquellen zu identifizieren, diese Fehler anzeigen zu lassen und anschließend zu beheben. Hierfür haben wir unter anderem die klassische print()-Funktion verwendet.</w:t>
       </w:r>
       <w:r>
         <w:rPr>
@@ -14914,71 +14362,22 @@
           <w:sz w:val="24"/>
           <w:szCs w:val="24"/>
         </w:rPr>
-        <w:t xml:space="preserve">Allerdings stößt die alleinige Nutzung von </w:t>
-      </w:r>
-      <w:proofErr w:type="spellStart"/>
-      <w:proofErr w:type="gramStart"/>
-      <w:r>
-        <w:rPr>
-          <w:sz w:val="24"/>
-          <w:szCs w:val="24"/>
-        </w:rPr>
-        <w:t>print</w:t>
-      </w:r>
-      <w:proofErr w:type="spellEnd"/>
-      <w:r>
-        <w:rPr>
-          <w:sz w:val="24"/>
-          <w:szCs w:val="24"/>
-        </w:rPr>
-        <w:t>(</w:t>
-      </w:r>
-      <w:proofErr w:type="gramEnd"/>
-      <w:r>
-        <w:rPr>
-          <w:sz w:val="24"/>
-          <w:szCs w:val="24"/>
-        </w:rPr>
-        <w:t>) an ihre Grenzen, insbesondere wenn das Programm nach einem Fehler abstürzt.</w:t>
-      </w:r>
-    </w:p>
-    <w:p>
-      <w:pPr>
-        <w:rPr>
-          <w:sz w:val="24"/>
-          <w:szCs w:val="24"/>
-        </w:rPr>
-      </w:pPr>
-      <w:r>
-        <w:rPr>
-          <w:sz w:val="24"/>
-          <w:szCs w:val="24"/>
-        </w:rPr>
-        <w:t xml:space="preserve">Erweiterte Fehlerbehandlung mit </w:t>
-      </w:r>
-      <w:proofErr w:type="spellStart"/>
-      <w:r>
-        <w:rPr>
-          <w:sz w:val="24"/>
-          <w:szCs w:val="24"/>
-        </w:rPr>
-        <w:t>try</w:t>
-      </w:r>
-      <w:proofErr w:type="spellEnd"/>
-      <w:r>
-        <w:rPr>
-          <w:sz w:val="24"/>
-          <w:szCs w:val="24"/>
-        </w:rPr>
-        <w:t xml:space="preserve">: und </w:t>
-      </w:r>
-      <w:proofErr w:type="spellStart"/>
-      <w:r>
-        <w:rPr>
-          <w:sz w:val="24"/>
-          <w:szCs w:val="24"/>
-        </w:rPr>
-        <w:t>exce</w:t>
+        <w:t>Allerdings stößt die alleinige Nutzung von print() an ihre Grenzen, insbesondere wenn das Programm nach einem Fehler abstürzt.</w:t>
+      </w:r>
+    </w:p>
+    <w:p>
+      <w:pPr>
+        <w:rPr>
+          <w:sz w:val="24"/>
+          <w:szCs w:val="24"/>
+        </w:rPr>
+      </w:pPr>
+      <w:r>
+        <w:rPr>
+          <w:sz w:val="24"/>
+          <w:szCs w:val="24"/>
+        </w:rPr>
+        <w:t>Erweiterte Fehlerbehandlung mit try: und exce</w:t>
       </w:r>
       <w:r>
         <w:rPr>
@@ -14992,15 +14391,7 @@
           <w:sz w:val="24"/>
           <w:szCs w:val="24"/>
         </w:rPr>
-        <w:t>t</w:t>
-      </w:r>
-      <w:proofErr w:type="spellEnd"/>
-      <w:r>
-        <w:rPr>
-          <w:sz w:val="24"/>
-          <w:szCs w:val="24"/>
-        </w:rPr>
-        <w:t>:</w:t>
+        <w:t>t:</w:t>
       </w:r>
       <w:r>
         <w:rPr>
@@ -15014,87 +14405,7 @@
           <w:sz w:val="24"/>
           <w:szCs w:val="24"/>
         </w:rPr>
-        <w:t xml:space="preserve">Um Abstürze zu vermeiden, haben wir häufig die Konstrukte </w:t>
-      </w:r>
-      <w:proofErr w:type="spellStart"/>
-      <w:r>
-        <w:rPr>
-          <w:sz w:val="24"/>
-          <w:szCs w:val="24"/>
-        </w:rPr>
-        <w:t>try</w:t>
-      </w:r>
-      <w:proofErr w:type="spellEnd"/>
-      <w:r>
-        <w:rPr>
-          <w:sz w:val="24"/>
-          <w:szCs w:val="24"/>
-        </w:rPr>
-        <w:t xml:space="preserve">: und </w:t>
-      </w:r>
-      <w:proofErr w:type="spellStart"/>
-      <w:r>
-        <w:rPr>
-          <w:sz w:val="24"/>
-          <w:szCs w:val="24"/>
-        </w:rPr>
-        <w:t>except</w:t>
-      </w:r>
-      <w:proofErr w:type="spellEnd"/>
-      <w:r>
-        <w:rPr>
-          <w:sz w:val="24"/>
-          <w:szCs w:val="24"/>
-        </w:rPr>
-        <w:t xml:space="preserve"> </w:t>
-      </w:r>
-      <w:proofErr w:type="spellStart"/>
-      <w:r>
-        <w:rPr>
-          <w:sz w:val="24"/>
-          <w:szCs w:val="24"/>
-        </w:rPr>
-        <w:t>Exception</w:t>
-      </w:r>
-      <w:proofErr w:type="spellEnd"/>
-      <w:r>
-        <w:rPr>
-          <w:sz w:val="24"/>
-          <w:szCs w:val="24"/>
-        </w:rPr>
-        <w:t xml:space="preserve"> </w:t>
-      </w:r>
-      <w:proofErr w:type="spellStart"/>
-      <w:r>
-        <w:rPr>
-          <w:sz w:val="24"/>
-          <w:szCs w:val="24"/>
-        </w:rPr>
-        <w:t>as</w:t>
-      </w:r>
-      <w:proofErr w:type="spellEnd"/>
-      <w:r>
-        <w:rPr>
-          <w:sz w:val="24"/>
-          <w:szCs w:val="24"/>
-        </w:rPr>
-        <w:t xml:space="preserve"> e: eingesetzt. Mit diesen Funktionen kann ein Programmabschnitt (im </w:t>
-      </w:r>
-      <w:proofErr w:type="spellStart"/>
-      <w:r>
-        <w:rPr>
-          <w:sz w:val="24"/>
-          <w:szCs w:val="24"/>
-        </w:rPr>
-        <w:t>try</w:t>
-      </w:r>
-      <w:proofErr w:type="spellEnd"/>
-      <w:r>
-        <w:rPr>
-          <w:sz w:val="24"/>
-          <w:szCs w:val="24"/>
-        </w:rPr>
-        <w:t>-Block) „versuch</w:t>
+        <w:t>Um Abstürze zu vermeiden, haben wir häufig die Konstrukte try: und except Exception as e: eingesetzt. Mit diesen Funktionen kann ein Programmabschnitt (im try-Block) „versuch</w:t>
       </w:r>
       <w:r>
         <w:rPr>
@@ -15108,55 +14419,7 @@
           <w:sz w:val="24"/>
           <w:szCs w:val="24"/>
         </w:rPr>
-        <w:t xml:space="preserve">“ werden. Sollte dabei ein Problem auftreten, wird dieses „abgefangen“ (im </w:t>
-      </w:r>
-      <w:proofErr w:type="spellStart"/>
-      <w:r>
-        <w:rPr>
-          <w:sz w:val="24"/>
-          <w:szCs w:val="24"/>
-        </w:rPr>
-        <w:t>except</w:t>
-      </w:r>
-      <w:proofErr w:type="spellEnd"/>
-      <w:r>
-        <w:rPr>
-          <w:sz w:val="24"/>
-          <w:szCs w:val="24"/>
-        </w:rPr>
-        <w:t xml:space="preserve">-Block). Im </w:t>
-      </w:r>
-      <w:proofErr w:type="spellStart"/>
-      <w:r>
-        <w:rPr>
-          <w:sz w:val="24"/>
-          <w:szCs w:val="24"/>
-        </w:rPr>
-        <w:t>except</w:t>
-      </w:r>
-      <w:proofErr w:type="spellEnd"/>
-      <w:r>
-        <w:rPr>
-          <w:sz w:val="24"/>
-          <w:szCs w:val="24"/>
-        </w:rPr>
-        <w:t xml:space="preserve">-Block können wir den Fehler dann mit </w:t>
-      </w:r>
-      <w:proofErr w:type="spellStart"/>
-      <w:r>
-        <w:rPr>
-          <w:sz w:val="24"/>
-          <w:szCs w:val="24"/>
-        </w:rPr>
-        <w:t>print</w:t>
-      </w:r>
-      <w:proofErr w:type="spellEnd"/>
-      <w:r>
-        <w:rPr>
-          <w:sz w:val="24"/>
-          <w:szCs w:val="24"/>
-        </w:rPr>
-        <w:t>(e) ausgeben. Der große Vorteil dieser Methode ist, dass das Programm nicht abstürzt. Es gibt lediglich den Fehler aus und überspringt den restlichen Teil der Funktion, sodass das Programm mit anderen Funktionen fortfahren kann.</w:t>
+        <w:t>“ werden. Sollte dabei ein Problem auftreten, wird dieses „abgefangen“ (im except-Block). Im except-Block können wir den Fehler dann mit print(e) ausgeben. Der große Vorteil dieser Methode ist, dass das Programm nicht abstürzt. Es gibt lediglich den Fehler aus und überspringt den restlichen Teil der Funktion, sodass das Programm mit anderen Funktionen fortfahren kann.</w:t>
       </w:r>
       <w:r>
         <w:rPr>
@@ -15179,55 +14442,7 @@
           <w:szCs w:val="24"/>
         </w:rPr>
         <w:lastRenderedPageBreak/>
-        <w:t xml:space="preserve">Gezieltes Fehlermanagement mit </w:t>
-      </w:r>
-      <w:proofErr w:type="spellStart"/>
-      <w:r>
-        <w:rPr>
-          <w:sz w:val="24"/>
-          <w:szCs w:val="24"/>
-        </w:rPr>
-        <w:t>raise</w:t>
-      </w:r>
-      <w:proofErr w:type="spellEnd"/>
-      <w:r>
-        <w:rPr>
-          <w:sz w:val="24"/>
-          <w:szCs w:val="24"/>
-        </w:rPr>
-        <w:t xml:space="preserve"> </w:t>
-      </w:r>
-      <w:proofErr w:type="spellStart"/>
-      <w:r>
-        <w:rPr>
-          <w:sz w:val="24"/>
-          <w:szCs w:val="24"/>
-        </w:rPr>
-        <w:t>Exception</w:t>
-      </w:r>
-      <w:proofErr w:type="spellEnd"/>
-      <w:r>
-        <w:rPr>
-          <w:sz w:val="24"/>
-          <w:szCs w:val="24"/>
-        </w:rPr>
-        <w:t>(„</w:t>
-      </w:r>
-      <w:proofErr w:type="spellStart"/>
-      <w:r>
-        <w:rPr>
-          <w:sz w:val="24"/>
-          <w:szCs w:val="24"/>
-        </w:rPr>
-        <w:t>text</w:t>
-      </w:r>
-      <w:proofErr w:type="spellEnd"/>
-      <w:r>
-        <w:rPr>
-          <w:sz w:val="24"/>
-          <w:szCs w:val="24"/>
-        </w:rPr>
-        <w:t>“):</w:t>
+        <w:t>Gezieltes Fehlermanagement mit raise Exception(„text“):</w:t>
       </w:r>
       <w:r>
         <w:rPr>
@@ -15241,87 +14456,7 @@
           <w:sz w:val="24"/>
           <w:szCs w:val="24"/>
         </w:rPr>
-        <w:t xml:space="preserve">Zusätzlich haben wir das </w:t>
-      </w:r>
-      <w:proofErr w:type="spellStart"/>
-      <w:r>
-        <w:rPr>
-          <w:sz w:val="24"/>
-          <w:szCs w:val="24"/>
-        </w:rPr>
-        <w:t>raise</w:t>
-      </w:r>
-      <w:proofErr w:type="spellEnd"/>
-      <w:r>
-        <w:rPr>
-          <w:sz w:val="24"/>
-          <w:szCs w:val="24"/>
-        </w:rPr>
-        <w:t xml:space="preserve"> </w:t>
-      </w:r>
-      <w:proofErr w:type="spellStart"/>
-      <w:r>
-        <w:rPr>
-          <w:sz w:val="24"/>
-          <w:szCs w:val="24"/>
-        </w:rPr>
-        <w:t>Exception</w:t>
-      </w:r>
-      <w:proofErr w:type="spellEnd"/>
-      <w:r>
-        <w:rPr>
-          <w:sz w:val="24"/>
-          <w:szCs w:val="24"/>
-        </w:rPr>
-        <w:t>(„</w:t>
-      </w:r>
-      <w:proofErr w:type="spellStart"/>
-      <w:r>
-        <w:rPr>
-          <w:sz w:val="24"/>
-          <w:szCs w:val="24"/>
-        </w:rPr>
-        <w:t>text</w:t>
-      </w:r>
-      <w:proofErr w:type="spellEnd"/>
-      <w:r>
-        <w:rPr>
-          <w:sz w:val="24"/>
-          <w:szCs w:val="24"/>
-        </w:rPr>
-        <w:t xml:space="preserve">“) -Statement genutzt. Dies ermöglicht es, Funktionen, bei denen ein bestimmtes, vom Programm nicht unterstütztes Ereignis erwartet wird, abzubrechen und das Problem zu benennen. Dieses Problem kann dann wie oben beschrieben mit </w:t>
-      </w:r>
-      <w:proofErr w:type="spellStart"/>
-      <w:r>
-        <w:rPr>
-          <w:sz w:val="24"/>
-          <w:szCs w:val="24"/>
-        </w:rPr>
-        <w:t>try</w:t>
-      </w:r>
-      <w:proofErr w:type="spellEnd"/>
-      <w:r>
-        <w:rPr>
-          <w:sz w:val="24"/>
-          <w:szCs w:val="24"/>
-        </w:rPr>
-        <w:t xml:space="preserve"> und </w:t>
-      </w:r>
-      <w:proofErr w:type="spellStart"/>
-      <w:r>
-        <w:rPr>
-          <w:sz w:val="24"/>
-          <w:szCs w:val="24"/>
-        </w:rPr>
-        <w:t>except</w:t>
-      </w:r>
-      <w:proofErr w:type="spellEnd"/>
-      <w:r>
-        <w:rPr>
-          <w:sz w:val="24"/>
-          <w:szCs w:val="24"/>
-        </w:rPr>
-        <w:t xml:space="preserve"> erfasst und ausgegeben werden.</w:t>
+        <w:t>Zusätzlich haben wir das raise Exception(„text“) -Statement genutzt. Dies ermöglicht es, Funktionen, bei denen ein bestimmtes, vom Programm nicht unterstütztes Ereignis erwartet wird, abzubrechen und das Problem zu benennen. Dieses Problem kann dann wie oben beschrieben mit try und except erfasst und ausgegeben werden.</w:t>
       </w:r>
       <w:r>
         <w:rPr>
@@ -15352,21 +14487,12 @@
         </w:rPr>
         <w:br/>
       </w:r>
-      <w:proofErr w:type="gramStart"/>
-      <w:r>
-        <w:rPr>
-          <w:sz w:val="24"/>
-          <w:szCs w:val="24"/>
-        </w:rPr>
-        <w:t>Sollten</w:t>
-      </w:r>
-      <w:proofErr w:type="gramEnd"/>
-      <w:r>
-        <w:rPr>
-          <w:sz w:val="24"/>
-          <w:szCs w:val="24"/>
-        </w:rPr>
-        <w:t xml:space="preserve"> all diese Methoden nicht ausreichen, können wir auf den Python-Debugger zurückgreifen. Die Debugger-Übersicht von Visual Studio Code ist hierbei sehr hilfreich. Sie ermöglicht es uns, neben den Zeilennummern einen Breakpunkt zu setzen. An diesem Punkt unterbricht das Programm die Ausführung und wichtige Daten wie relevante Variablen in der jeweiligen Zeile können in der Übersicht angezeigt werden.</w:t>
+      <w:r>
+        <w:rPr>
+          <w:sz w:val="24"/>
+          <w:szCs w:val="24"/>
+        </w:rPr>
+        <w:t>Sollten all diese Methoden nicht ausreichen, können wir auf den Python-Debugger zurückgreifen. Die Debugger-Übersicht von Visual Studio Code ist hierbei sehr hilfreich. Sie ermöglicht es uns, neben den Zeilennummern einen Breakpunkt zu setzen. An diesem Punkt unterbricht das Programm die Ausführung und wichtige Daten wie relevante Variablen in der jeweiligen Zeile können in der Übersicht angezeigt werden.</w:t>
       </w:r>
       <w:r>
         <w:rPr>
@@ -15430,7 +14556,7 @@
           <v:shape id="_x0000_i1025" type="#_x0000_t75" style="width:74.95pt;height:48.85pt" o:ole="">
             <v:imagedata r:id="rId30" o:title=""/>
           </v:shape>
-          <o:OLEObject Type="Embed" ProgID="Package" ShapeID="_x0000_i1025" DrawAspect="Icon" ObjectID="_1811627959" r:id="rId31"/>
+          <o:OLEObject Type="Embed" ProgID="Package" ShapeID="_x0000_i1025" DrawAspect="Icon" ObjectID="_1813824443" r:id="rId31"/>
         </w:object>
       </w:r>
     </w:p>
@@ -15504,23 +14630,7 @@
           <w:sz w:val="24"/>
           <w:szCs w:val="24"/>
         </w:rPr>
-        <w:t xml:space="preserve"> im Kapitel Testen &amp; Debugging bereits beschrieben, sind im </w:t>
-      </w:r>
-      <w:proofErr w:type="spellStart"/>
-      <w:r>
-        <w:rPr>
-          <w:sz w:val="24"/>
-          <w:szCs w:val="24"/>
-        </w:rPr>
-        <w:t>laufe</w:t>
-      </w:r>
-      <w:proofErr w:type="spellEnd"/>
-      <w:r>
-        <w:rPr>
-          <w:sz w:val="24"/>
-          <w:szCs w:val="24"/>
-        </w:rPr>
-        <w:t xml:space="preserve"> des Projektes einige Bugs aufgetreten. Diese galt es für uns trotz engem Zeitplan so gut es geht zu beheben.</w:t>
+        <w:t xml:space="preserve"> im Kapitel Testen &amp; Debugging bereits beschrieben, sind im laufe des Projektes einige Bugs aufgetreten. Diese galt es für uns trotz engem Zeitplan so gut es geht zu beheben.</w:t>
       </w:r>
       <w:r>
         <w:rPr>
@@ -15682,23 +14792,7 @@
                 <w:sz w:val="24"/>
                 <w:szCs w:val="24"/>
               </w:rPr>
-              <w:t xml:space="preserve"> API von einer </w:t>
-            </w:r>
-            <w:proofErr w:type="spellStart"/>
-            <w:r>
-              <w:rPr>
-                <w:sz w:val="24"/>
-                <w:szCs w:val="24"/>
-              </w:rPr>
-              <w:t>OpenSource</w:t>
-            </w:r>
-            <w:proofErr w:type="spellEnd"/>
-            <w:r>
-              <w:rPr>
-                <w:sz w:val="24"/>
-                <w:szCs w:val="24"/>
-              </w:rPr>
-              <w:t xml:space="preserve"> Film Datenbank </w:t>
+              <w:t xml:space="preserve"> API von einer OpenSource Film Datenbank </w:t>
             </w:r>
             <w:r>
               <w:rPr>
@@ -15852,14 +14946,7 @@
                 <w:sz w:val="24"/>
                 <w:szCs w:val="24"/>
               </w:rPr>
-              <w:t xml:space="preserve"> </w:t>
-            </w:r>
-            <w:r>
-              <w:rPr>
-                <w:sz w:val="24"/>
-                <w:szCs w:val="24"/>
-              </w:rPr>
-              <w:t>(= deutsch)</w:t>
+              <w:t xml:space="preserve"> (= deutsch)</w:t>
             </w:r>
           </w:p>
         </w:tc>
@@ -15942,7 +15029,6 @@
               </w:rPr>
               <w:t xml:space="preserve">Die </w:t>
             </w:r>
-            <w:proofErr w:type="spellStart"/>
             <w:r>
               <w:rPr>
                 <w:sz w:val="24"/>
@@ -15950,7 +15036,6 @@
               </w:rPr>
               <w:t>User.</w:t>
             </w:r>
-            <w:proofErr w:type="gramStart"/>
             <w:r>
               <w:rPr>
                 <w:sz w:val="24"/>
@@ -15958,21 +15043,12 @@
               </w:rPr>
               <w:t>JSON</w:t>
             </w:r>
-            <w:proofErr w:type="spellEnd"/>
             <w:r>
               <w:rPr>
                 <w:sz w:val="24"/>
                 <w:szCs w:val="24"/>
               </w:rPr>
-              <w:t xml:space="preserve"> Datei</w:t>
-            </w:r>
-            <w:proofErr w:type="gramEnd"/>
-            <w:r>
-              <w:rPr>
-                <w:sz w:val="24"/>
-                <w:szCs w:val="24"/>
-              </w:rPr>
-              <w:t xml:space="preserve"> musste nach einer Registrierung neu geladen werden, sodass die Überprüfung bei der darauffolgenden Anmeldung auch den neuen User in </w:t>
+              <w:t xml:space="preserve"> Datei musste nach einer Registrierung neu geladen werden, sodass die Überprüfung bei der darauffolgenden Anmeldung auch den neuen User in </w:t>
             </w:r>
             <w:r>
               <w:rPr>
@@ -16357,39 +15433,7 @@
                 <w:sz w:val="24"/>
                 <w:szCs w:val="24"/>
               </w:rPr>
-              <w:t xml:space="preserve">Auch hier wird wieder überprüft, ob der gewünschte Name, welcher neu angelegt werden soll bereits </w:t>
-            </w:r>
-            <w:proofErr w:type="gramStart"/>
-            <w:r>
-              <w:rPr>
-                <w:sz w:val="24"/>
-                <w:szCs w:val="24"/>
-              </w:rPr>
-              <w:t xml:space="preserve">in der </w:t>
-            </w:r>
-            <w:proofErr w:type="spellStart"/>
-            <w:r>
-              <w:rPr>
-                <w:sz w:val="24"/>
-                <w:szCs w:val="24"/>
-              </w:rPr>
-              <w:t>User</w:t>
-            </w:r>
-            <w:proofErr w:type="gramEnd"/>
-            <w:r>
-              <w:rPr>
-                <w:sz w:val="24"/>
-                <w:szCs w:val="24"/>
-              </w:rPr>
-              <w:t>.json</w:t>
-            </w:r>
-            <w:proofErr w:type="spellEnd"/>
-            <w:r>
-              <w:rPr>
-                <w:sz w:val="24"/>
-                <w:szCs w:val="24"/>
-              </w:rPr>
-              <w:t xml:space="preserve"> Datei vorhanden ist. Ist der Name bereits angelegt, soll eine Fehlermeldung erscheinen.</w:t>
+              <w:t>Auch hier wird wieder überprüft, ob der gewünschte Name, welcher neu angelegt werden soll bereits in der User.json Datei vorhanden ist. Ist der Name bereits angelegt, soll eine Fehlermeldung erscheinen.</w:t>
             </w:r>
           </w:p>
         </w:tc>
@@ -16494,25 +15538,7 @@
                 <w:sz w:val="24"/>
                 <w:szCs w:val="24"/>
               </w:rPr>
-              <w:t>Wir haben den Ausgabetext, welcher das Fenster anzeigen sollt, direkt in den Befehl der Fenstererstellung geschrieben. Dabei war uns zuerst nicht bewusst, dass sich diese auf den Titel der Meldung bezieht. Somit musste ein weiterer Befehl hinzugefügt werden, indem der Text innerhalb der Meldung erscheint. (</w:t>
-            </w:r>
-            <w:proofErr w:type="spellStart"/>
-            <w:proofErr w:type="gramStart"/>
-            <w:r>
-              <w:rPr>
-                <w:sz w:val="24"/>
-                <w:szCs w:val="24"/>
-              </w:rPr>
-              <w:t>messagebox.showinfo</w:t>
-            </w:r>
-            <w:proofErr w:type="spellEnd"/>
-            <w:proofErr w:type="gramEnd"/>
-            <w:r>
-              <w:rPr>
-                <w:sz w:val="24"/>
-                <w:szCs w:val="24"/>
-              </w:rPr>
-              <w:t>())</w:t>
+              <w:t>Wir haben den Ausgabetext, welcher das Fenster anzeigen sollt, direkt in den Befehl der Fenstererstellung geschrieben. Dabei war uns zuerst nicht bewusst, dass sich diese auf den Titel der Meldung bezieht. Somit musste ein weiterer Befehl hinzugefügt werden, indem der Text innerhalb der Meldung erscheint. (messagebox.showinfo())</w:t>
             </w:r>
           </w:p>
         </w:tc>
@@ -16839,7 +15865,6 @@
               </w:rPr>
               <w:t xml:space="preserve">Aus zeitlichen Gründen haben wir diesen Bug leider nicht mehr beheben können. Jedoch lag der Fokus auch eher auf den </w:t>
             </w:r>
-            <w:proofErr w:type="gramStart"/>
             <w:r>
               <w:rPr>
                 <w:sz w:val="24"/>
@@ -16852,15 +15877,7 @@
                 <w:sz w:val="24"/>
                 <w:szCs w:val="24"/>
               </w:rPr>
-              <w:t>nderen</w:t>
-            </w:r>
-            <w:proofErr w:type="gramEnd"/>
-            <w:r>
-              <w:rPr>
-                <w:sz w:val="24"/>
-                <w:szCs w:val="24"/>
-              </w:rPr>
-              <w:t xml:space="preserve">, da wir den Fehler als nicht schlimm </w:t>
+              <w:t xml:space="preserve">nderen, da wir den Fehler als nicht schlimm </w:t>
             </w:r>
             <w:r>
               <w:rPr>
@@ -17141,7 +16158,7 @@
               </wp:anchor>
             </w:drawing>
           </mc:Choice>
-          <mc:Fallback>
+          <mc:Fallback xmlns:w16sdtfl="http://schemas.microsoft.com/office/word/2024/wordml/sdtformatlock" xmlns:w16du="http://schemas.microsoft.com/office/word/2023/wordml/word16du">
             <w:pict>
               <v:group w14:anchorId="53455CA4" id="Gruppieren 13" o:spid="_x0000_s1026" style="position:absolute;margin-left:0;margin-top:.35pt;width:427pt;height:219.65pt;z-index:251685888;mso-position-horizontal:center;mso-position-horizontal-relative:margin;mso-width-relative:margin;mso-height-relative:margin" coordsize="57607,30264" o:gfxdata="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">
                 <v:shape id="Grafik 1" o:spid="_x0000_s1027" type="#_x0000_t75" alt="Ein Bild, das Text, Screenshot, Software, Betriebssystem enthält.&#10;&#10;KI-generierte Inhalte können fehlerhaft sein." style="position:absolute;width:57607;height:30264;visibility:visible;mso-wrap-style:square" o:gfxdata="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">
@@ -18468,23 +17485,7 @@
           <w:sz w:val="24"/>
           <w:szCs w:val="24"/>
         </w:rPr>
-        <w:t xml:space="preserve"> bedeutet, dass dem Benutzer nicht nur Filmempfehlungen von einem bestimmten Streamingdienst angezeigt werden, sondern von vielen verschiedenen. Dabei soll </w:t>
-      </w:r>
-      <w:proofErr w:type="gramStart"/>
-      <w:r>
-        <w:rPr>
-          <w:sz w:val="24"/>
-          <w:szCs w:val="24"/>
-        </w:rPr>
-        <w:t>natürlich auch</w:t>
-      </w:r>
-      <w:proofErr w:type="gramEnd"/>
-      <w:r>
-        <w:rPr>
-          <w:sz w:val="24"/>
-          <w:szCs w:val="24"/>
-        </w:rPr>
-        <w:t xml:space="preserve"> deutlich </w:t>
+        <w:t xml:space="preserve"> bedeutet, dass dem Benutzer nicht nur Filmempfehlungen von einem bestimmten Streamingdienst angezeigt werden, sondern von vielen verschiedenen. Dabei soll natürlich auch deutlich </w:t>
       </w:r>
       <w:r>
         <w:rPr>
@@ -18513,23 +17514,7 @@
           <w:sz w:val="24"/>
           <w:szCs w:val="24"/>
         </w:rPr>
-        <w:t xml:space="preserve">Für zukünftige, größere Nutzerdatenbanken planen wir den Einsatz von </w:t>
-      </w:r>
-      <w:proofErr w:type="spellStart"/>
-      <w:r>
-        <w:rPr>
-          <w:sz w:val="24"/>
-          <w:szCs w:val="24"/>
-        </w:rPr>
-        <w:t>Machine</w:t>
-      </w:r>
-      <w:proofErr w:type="spellEnd"/>
-      <w:r>
-        <w:rPr>
-          <w:sz w:val="24"/>
-          <w:szCs w:val="24"/>
-        </w:rPr>
-        <w:t xml:space="preserve"> Learning (ML). Diese Technologie könnten uns dabei helfen, Informationen effizienter und schneller zu verarbeiten. Zum jetzigen Zeitpunkt wäre der Aufwand für die Implementierung von ML – einschließlich zusätzlicher Treiber, Software und Bibliotheken – jedoch unverhältnismäßig hoch und würde sich angesichts unserer aktuellen Datenbankgröße nicht lohnen.</w:t>
+        <w:t>Für zukünftige, größere Nutzerdatenbanken planen wir den Einsatz von Machine Learning (ML). Diese Technologie könnten uns dabei helfen, Informationen effizienter und schneller zu verarbeiten. Zum jetzigen Zeitpunkt wäre der Aufwand für die Implementierung von ML – einschließlich zusätzlicher Treiber, Software und Bibliotheken – jedoch unverhältnismäßig hoch und würde sich angesichts unserer aktuellen Datenbankgröße nicht lohnen.</w:t>
       </w:r>
     </w:p>
     <w:p>
@@ -18600,23 +17585,7 @@
           <w:sz w:val="24"/>
           <w:szCs w:val="24"/>
         </w:rPr>
-        <w:t xml:space="preserve">Im Rahmen unseres Projektes ist es uns gelungen ein intelligentes Filme-Empfehlungssystem zu entwickeln. Mithilfe der Präferenzeingabe des Nutzers und der kollaborativen und der </w:t>
-      </w:r>
-      <w:proofErr w:type="spellStart"/>
-      <w:r>
-        <w:rPr>
-          <w:sz w:val="24"/>
-          <w:szCs w:val="24"/>
-        </w:rPr>
-        <w:t>content</w:t>
-      </w:r>
-      <w:proofErr w:type="spellEnd"/>
-      <w:r>
-        <w:rPr>
-          <w:sz w:val="24"/>
-          <w:szCs w:val="24"/>
-        </w:rPr>
-        <w:t>-basierten Datenfilterung konnten wir eine personalisierte Empfehlung aus unserer Filmdatenbank treffen. Die Implementierung unserer Applikation erfolgte in Python unter Verwendung der MVC-Architektur. Trotz dem Einhalten dieser Struktur wurde der Programmcode recht komplex. In der abschließenden Testphase gelang es uns durch die Auswertung von Feedbackbögen, die Nutzererfahrung zu verbessern und das Empfehlungssystem zu optimieren.  Wir als junge Entwickler konnten unsere Kenntnisse in der Programmiersprache Python vertiefen und uns grundlegendes Wissen zu verschiedenen Filterungsmethoden aneignen. Uns wurden die Vorzüge der Verwendung einer geeigneten Programm Architektur deutlich.</w:t>
+        <w:t>Im Rahmen unseres Projektes ist es uns gelungen ein intelligentes Filme-Empfehlungssystem zu entwickeln. Mithilfe der Präferenzeingabe des Nutzers und der kollaborativen und der content-basierten Datenfilterung konnten wir eine personalisierte Empfehlung aus unserer Filmdatenbank treffen. Die Implementierung unserer Applikation erfolgte in Python unter Verwendung der MVC-Architektur. Trotz dem Einhalten dieser Struktur wurde der Programmcode recht komplex. In der abschließenden Testphase gelang es uns durch die Auswertung von Feedbackbögen, die Nutzererfahrung zu verbessern und das Empfehlungssystem zu optimieren.  Wir als junge Entwickler konnten unsere Kenntnisse in der Programmiersprache Python vertiefen und uns grundlegendes Wissen zu verschiedenen Filterungsmethoden aneignen. Uns wurden die Vorzüge der Verwendung einer geeigneten Programm Architektur deutlich.</w:t>
       </w:r>
       <w:r>
         <w:rPr>
@@ -18646,23 +17615,7 @@
           <w:szCs w:val="24"/>
         </w:rPr>
         <w:br/>
-        <w:t xml:space="preserve">Dadurch dass wir die Aufgaben in Themengebiete unterteilt und jeweils einen Verantwortlichen für deren Koordination bestimmt haben, hatten wir meist eine gute Übersicht welche Aufgaben noch ausstanden. Auch der professionelle Umgang mit </w:t>
-      </w:r>
-      <w:proofErr w:type="spellStart"/>
-      <w:r>
-        <w:rPr>
-          <w:sz w:val="24"/>
-          <w:szCs w:val="24"/>
-        </w:rPr>
-        <w:t>Github</w:t>
-      </w:r>
-      <w:proofErr w:type="spellEnd"/>
-      <w:r>
-        <w:rPr>
-          <w:sz w:val="24"/>
-          <w:szCs w:val="24"/>
-        </w:rPr>
-        <w:t xml:space="preserve"> erleichterte uns die Koordination der Aufgaben und das parallele Arbeiten innerhalb der Entwicklungsphase. </w:t>
+        <w:t xml:space="preserve">Dadurch dass wir die Aufgaben in Themengebiete unterteilt und jeweils einen Verantwortlichen für deren Koordination bestimmt haben, hatten wir meist eine gute Übersicht welche Aufgaben noch ausstanden. Auch der professionelle Umgang mit Github erleichterte uns die Koordination der Aufgaben und das parallele Arbeiten innerhalb der Entwicklungsphase. </w:t>
       </w:r>
     </w:p>
     <w:p>
@@ -18870,7 +17823,6 @@
                         <w:noProof/>
                         <w:sz w:val="24"/>
                         <w:szCs w:val="24"/>
-                        <w:lang w:val="en-GB"/>
                       </w:rPr>
                     </w:pPr>
                     <w:r>
@@ -18878,7 +17830,6 @@
                         <w:noProof/>
                         <w:sz w:val="24"/>
                         <w:szCs w:val="24"/>
-                        <w:lang w:val="en-GB"/>
                       </w:rPr>
                       <w:t xml:space="preserve">R. F. García, iOS Architecture Patterns: MVC, MVP, MVVM, VIPER, and VIP in Swift, Apress, 2023. </w:t>
                     </w:r>
@@ -19085,7 +18036,16 @@
                         <w:szCs w:val="24"/>
                         <w:lang w:val="en-GB"/>
                       </w:rPr>
-                      <w:t xml:space="preserve">«PythonGUIs - Create a GUI Using Tkinter and Python,» 2022. [Online]. Available: https://www.pythonguis.com/tutorials/create-gui-tkinter/#what-is-tkinter. </w:t>
+                      <w:t xml:space="preserve">«PythonGUIs - Create a GUI Using Tkinter and Python,» 2022. </w:t>
+                    </w:r>
+                    <w:r>
+                      <w:rPr>
+                        <w:noProof/>
+                        <w:sz w:val="24"/>
+                        <w:szCs w:val="24"/>
+                        <w:lang w:val="fr-FR"/>
+                      </w:rPr>
+                      <w:t xml:space="preserve">[Online]. Available: https://www.pythonguis.com/tutorials/create-gui-tkinter/#what-is-tkinter. </w:t>
                     </w:r>
                     <w:r>
                       <w:rPr>
@@ -19135,7 +18095,7 @@
                         <w:noProof/>
                         <w:sz w:val="24"/>
                         <w:szCs w:val="24"/>
-                        <w:lang w:val="en-GB"/>
+                        <w:lang w:val="de-DE"/>
                       </w:rPr>
                     </w:pPr>
                     <w:r>
@@ -19152,7 +18112,7 @@
                         <w:noProof/>
                         <w:sz w:val="24"/>
                         <w:szCs w:val="24"/>
-                        <w:lang w:val="en-GB"/>
+                        <w:lang w:val="de-DE"/>
                       </w:rPr>
                       <w:t>Available: https://docs.python.org/3/library/tkinter.html. [Zugriff am 14 06 2025].</w:t>
                     </w:r>
@@ -19355,6 +18315,7 @@
                         <w:noProof/>
                         <w:sz w:val="24"/>
                         <w:szCs w:val="24"/>
+                        <w:lang w:val="en-US"/>
                       </w:rPr>
                     </w:pPr>
                     <w:r>
@@ -19371,6 +18332,7 @@
                         <w:noProof/>
                         <w:sz w:val="24"/>
                         <w:szCs w:val="24"/>
+                        <w:lang w:val="en-US"/>
                       </w:rPr>
                       <w:t>[Zugriff am 31 05 2025].</w:t>
                     </w:r>
@@ -19539,7 +18501,7 @@
                         <w:noProof/>
                         <w:sz w:val="24"/>
                         <w:szCs w:val="24"/>
-                        <w:lang w:val="en-GB"/>
+                        <w:lang w:val="de-DE"/>
                       </w:rPr>
                       <w:t xml:space="preserve">«Developers - Inhaltbasiertes Filtern,» [Online]. Available: https://developers.google.com/machine-learning/recommendation/content-based/basics?hl=de. </w:t>
                     </w:r>
@@ -19827,7 +18789,6 @@
           <w:lang w:val="en-US"/>
         </w:rPr>
       </w:pPr>
-      <w:proofErr w:type="spellStart"/>
       <w:r>
         <w:rPr>
           <w:rFonts w:ascii="Arial" w:hAnsi="Arial" w:cs="Arial"/>
@@ -19839,37 +18800,8 @@
           <w:szCs w:val="24"/>
           <w:lang w:val="en-US"/>
         </w:rPr>
-        <w:t>Bewertungsbogen</w:t>
-      </w:r>
-      <w:proofErr w:type="spellEnd"/>
-      <w:r>
-        <w:rPr>
-          <w:rFonts w:ascii="Arial" w:hAnsi="Arial" w:cs="Arial"/>
-          <w:b/>
-          <w:bCs/>
-          <w:i/>
-          <w:iCs/>
-          <w:sz w:val="24"/>
-          <w:szCs w:val="24"/>
-          <w:lang w:val="en-US"/>
-        </w:rPr>
-        <w:t xml:space="preserve"> für </w:t>
-      </w:r>
-      <w:proofErr w:type="spellStart"/>
-      <w:r>
-        <w:rPr>
-          <w:rFonts w:ascii="Arial" w:hAnsi="Arial" w:cs="Arial"/>
-          <w:b/>
-          <w:bCs/>
-          <w:i/>
-          <w:iCs/>
-          <w:sz w:val="24"/>
-          <w:szCs w:val="24"/>
-          <w:lang w:val="en-US"/>
-        </w:rPr>
-        <w:t>Empfehlungssystem</w:t>
-      </w:r>
-      <w:proofErr w:type="spellEnd"/>
+        <w:t>Bewertungsbogen für Empfehlungssystem</w:t>
+      </w:r>
     </w:p>
     <w:p>
       <w:pPr>
@@ -20052,13 +18984,8 @@
             <w:pPr>
               <w:pStyle w:val="Textkrper"/>
             </w:pPr>
-            <w:proofErr w:type="spellStart"/>
-            <w:r>
-              <w:t>Bewertungszeitraum</w:t>
-            </w:r>
-            <w:proofErr w:type="spellEnd"/>
-            <w:r>
-              <w:t>: __________________</w:t>
+            <w:r>
+              <w:t>Bewertungszeitraum: __________________</w:t>
             </w:r>
           </w:p>
         </w:tc>
@@ -20216,18 +19143,8 @@
                 <w:sz w:val="16"/>
                 <w:szCs w:val="16"/>
               </w:rPr>
-              <w:t xml:space="preserve">(5) = </w:t>
-            </w:r>
-            <w:proofErr w:type="spellStart"/>
-            <w:r>
-              <w:rPr>
-                <w:b w:val="0"/>
-                <w:sz w:val="16"/>
-                <w:szCs w:val="16"/>
-              </w:rPr>
-              <w:t>ausgezeichnet</w:t>
-            </w:r>
-            <w:proofErr w:type="spellEnd"/>
+              <w:t>(5) = ausgezeichnet</w:t>
+            </w:r>
           </w:p>
         </w:tc>
         <w:tc>
@@ -20250,36 +19167,8 @@
                 <w:sz w:val="16"/>
                 <w:szCs w:val="16"/>
               </w:rPr>
-              <w:t xml:space="preserve">(4) = </w:t>
-            </w:r>
-            <w:proofErr w:type="spellStart"/>
-            <w:r>
-              <w:rPr>
-                <w:b w:val="0"/>
-                <w:sz w:val="16"/>
-                <w:szCs w:val="16"/>
-              </w:rPr>
-              <w:t>zufrieden</w:t>
-            </w:r>
-            <w:proofErr w:type="spellEnd"/>
-            <w:r>
-              <w:rPr>
-                <w:b w:val="0"/>
-                <w:sz w:val="16"/>
-                <w:szCs w:val="16"/>
-              </w:rPr>
-              <w:t xml:space="preserve"> </w:t>
-            </w:r>
-            <w:proofErr w:type="spellStart"/>
-            <w:r>
-              <w:rPr>
-                <w:b w:val="0"/>
-                <w:sz w:val="16"/>
-                <w:szCs w:val="16"/>
-              </w:rPr>
-              <w:t>stellend</w:t>
-            </w:r>
-            <w:proofErr w:type="spellEnd"/>
+              <w:t>(4) = zufrieden stellend</w:t>
+            </w:r>
           </w:p>
         </w:tc>
         <w:tc>
@@ -20326,18 +19215,8 @@
                 <w:sz w:val="16"/>
                 <w:szCs w:val="16"/>
               </w:rPr>
-              <w:t xml:space="preserve">teils </w:t>
-            </w:r>
-            <w:proofErr w:type="spellStart"/>
-            <w:r>
-              <w:rPr>
-                <w:b w:val="0"/>
-                <w:sz w:val="16"/>
-                <w:szCs w:val="16"/>
-              </w:rPr>
-              <w:t>teils</w:t>
-            </w:r>
-            <w:proofErr w:type="spellEnd"/>
+              <w:t>teils teils</w:t>
+            </w:r>
           </w:p>
         </w:tc>
         <w:tc>
@@ -20374,53 +19253,8 @@
                 <w:szCs w:val="16"/>
               </w:rPr>
               <w:br/>
-            </w:r>
-            <w:proofErr w:type="spellStart"/>
-            <w:r>
-              <w:rPr>
-                <w:b w:val="0"/>
-                <w:sz w:val="16"/>
-                <w:szCs w:val="16"/>
-              </w:rPr>
-              <w:t>weniger</w:t>
-            </w:r>
-            <w:proofErr w:type="spellEnd"/>
-            <w:r>
-              <w:rPr>
-                <w:b w:val="0"/>
-                <w:sz w:val="16"/>
-                <w:szCs w:val="16"/>
-              </w:rPr>
-              <w:t xml:space="preserve"> </w:t>
-            </w:r>
-            <w:proofErr w:type="spellStart"/>
-            <w:r>
-              <w:rPr>
-                <w:b w:val="0"/>
-                <w:sz w:val="16"/>
-                <w:szCs w:val="16"/>
-              </w:rPr>
-              <w:t>zufrieden</w:t>
-            </w:r>
-            <w:proofErr w:type="spellEnd"/>
-            <w:r>
-              <w:rPr>
-                <w:b w:val="0"/>
-                <w:sz w:val="16"/>
-                <w:szCs w:val="16"/>
-              </w:rPr>
-              <w:t xml:space="preserve"> </w:t>
-            </w:r>
-            <w:proofErr w:type="spellStart"/>
-            <w:r>
-              <w:rPr>
-                <w:b w:val="0"/>
-                <w:sz w:val="16"/>
-                <w:szCs w:val="16"/>
-              </w:rPr>
-              <w:t>stellend</w:t>
-            </w:r>
-            <w:proofErr w:type="spellEnd"/>
+              <w:t>weniger zufrieden stellend</w:t>
+            </w:r>
           </w:p>
         </w:tc>
         <w:tc>
@@ -20458,53 +19292,8 @@
                 <w:szCs w:val="16"/>
               </w:rPr>
               <w:br/>
-            </w:r>
-            <w:proofErr w:type="spellStart"/>
-            <w:r>
-              <w:rPr>
-                <w:b w:val="0"/>
-                <w:sz w:val="16"/>
-                <w:szCs w:val="16"/>
-              </w:rPr>
-              <w:t>nicht</w:t>
-            </w:r>
-            <w:proofErr w:type="spellEnd"/>
-            <w:r>
-              <w:rPr>
-                <w:b w:val="0"/>
-                <w:sz w:val="16"/>
-                <w:szCs w:val="16"/>
-              </w:rPr>
-              <w:t xml:space="preserve"> </w:t>
-            </w:r>
-            <w:proofErr w:type="spellStart"/>
-            <w:r>
-              <w:rPr>
-                <w:b w:val="0"/>
-                <w:sz w:val="16"/>
-                <w:szCs w:val="16"/>
-              </w:rPr>
-              <w:t>zufrieden</w:t>
-            </w:r>
-            <w:proofErr w:type="spellEnd"/>
-            <w:r>
-              <w:rPr>
-                <w:b w:val="0"/>
-                <w:sz w:val="16"/>
-                <w:szCs w:val="16"/>
-              </w:rPr>
-              <w:t xml:space="preserve"> </w:t>
-            </w:r>
-            <w:proofErr w:type="spellStart"/>
-            <w:r>
-              <w:rPr>
-                <w:b w:val="0"/>
-                <w:sz w:val="16"/>
-                <w:szCs w:val="16"/>
-              </w:rPr>
-              <w:t>stellend</w:t>
-            </w:r>
-            <w:proofErr w:type="spellEnd"/>
+              <w:t>nicht zufrieden stellend</w:t>
+            </w:r>
           </w:p>
         </w:tc>
       </w:tr>
@@ -20528,34 +19317,22 @@
                 <w:szCs w:val="20"/>
               </w:rPr>
             </w:pPr>
-            <w:proofErr w:type="spellStart"/>
             <w:r>
               <w:rPr>
                 <w:b w:val="0"/>
                 <w:sz w:val="20"/>
                 <w:szCs w:val="20"/>
               </w:rPr>
-              <w:t>Übersichtlichkeit</w:t>
-            </w:r>
-            <w:proofErr w:type="spellEnd"/>
+              <w:t xml:space="preserve">Übersichtlichkeit / </w:t>
+            </w:r>
             <w:r>
               <w:rPr>
                 <w:b w:val="0"/>
                 <w:sz w:val="20"/>
                 <w:szCs w:val="20"/>
               </w:rPr>
-              <w:t xml:space="preserve"> / </w:t>
-            </w:r>
-            <w:proofErr w:type="spellStart"/>
-            <w:r>
-              <w:rPr>
-                <w:b w:val="0"/>
-                <w:sz w:val="20"/>
-                <w:szCs w:val="20"/>
-              </w:rPr>
               <w:t>Darstellung</w:t>
             </w:r>
-            <w:proofErr w:type="spellEnd"/>
           </w:p>
           <w:p>
             <w:pPr>
@@ -20863,18 +19640,8 @@
                 <w:sz w:val="20"/>
                 <w:szCs w:val="20"/>
               </w:rPr>
-              <w:t xml:space="preserve">Leicht in der </w:t>
-            </w:r>
-            <w:proofErr w:type="spellStart"/>
-            <w:r>
-              <w:rPr>
-                <w:b w:val="0"/>
-                <w:sz w:val="20"/>
-                <w:szCs w:val="20"/>
-              </w:rPr>
-              <w:t>Anwendung</w:t>
-            </w:r>
-            <w:proofErr w:type="spellEnd"/>
+              <w:t>Leicht in der Anwendung</w:t>
+            </w:r>
           </w:p>
           <w:p>
             <w:pPr>
@@ -21297,17 +20064,8 @@
                 <w:sz w:val="16"/>
                 <w:szCs w:val="16"/>
               </w:rPr>
-              <w:t xml:space="preserve">teils </w:t>
-            </w:r>
-            <w:proofErr w:type="spellStart"/>
-            <w:r>
-              <w:rPr>
-                <w:sz w:val="16"/>
-                <w:szCs w:val="16"/>
-              </w:rPr>
-              <w:t>teils</w:t>
-            </w:r>
-            <w:proofErr w:type="spellEnd"/>
+              <w:t>teils teils</w:t>
+            </w:r>
           </w:p>
         </w:tc>
         <w:tc>
@@ -21883,18 +20641,8 @@
                 <w:sz w:val="16"/>
                 <w:szCs w:val="16"/>
               </w:rPr>
-              <w:t xml:space="preserve">teils </w:t>
-            </w:r>
-            <w:proofErr w:type="spellStart"/>
-            <w:r>
-              <w:rPr>
-                <w:bCs/>
-                <w:sz w:val="16"/>
-                <w:szCs w:val="16"/>
-              </w:rPr>
-              <w:t>teils</w:t>
-            </w:r>
-            <w:proofErr w:type="spellEnd"/>
+              <w:t>teils teils</w:t>
+            </w:r>
           </w:p>
         </w:tc>
         <w:tc>
@@ -23442,31 +22190,7 @@
           <w:u w:val="single"/>
           <w:lang w:val="de-DE"/>
         </w:rPr>
-        <w:t xml:space="preserve">Registrierung funktioniert nicht, </w:t>
-      </w:r>
-      <w:proofErr w:type="spellStart"/>
-      <w:r>
-        <w:rPr>
-          <w:b w:val="0"/>
-          <w:bCs/>
-          <w:sz w:val="20"/>
-          <w:szCs w:val="20"/>
-          <w:u w:val="single"/>
-          <w:lang w:val="de-DE"/>
-        </w:rPr>
-        <w:t>userID</w:t>
-      </w:r>
-      <w:proofErr w:type="spellEnd"/>
-      <w:r>
-        <w:rPr>
-          <w:b w:val="0"/>
-          <w:bCs/>
-          <w:sz w:val="20"/>
-          <w:szCs w:val="20"/>
-          <w:u w:val="single"/>
-          <w:lang w:val="de-DE"/>
-        </w:rPr>
-        <w:t xml:space="preserve"> muss händisch angepasst werden, sonst wird das danach</w:t>
+        <w:t>Registrierung funktioniert nicht, userID muss händisch angepasst werden, sonst wird das danach</w:t>
       </w:r>
     </w:p>
     <w:p>
@@ -24039,7 +22763,6 @@
           <w:lang w:val="en-US"/>
         </w:rPr>
       </w:pPr>
-      <w:proofErr w:type="spellStart"/>
       <w:r>
         <w:rPr>
           <w:rFonts w:ascii="Arial" w:hAnsi="Arial" w:cs="Arial"/>
@@ -24051,37 +22774,8 @@
           <w:szCs w:val="24"/>
           <w:lang w:val="en-US"/>
         </w:rPr>
-        <w:t>Bewertungsbogen</w:t>
-      </w:r>
-      <w:proofErr w:type="spellEnd"/>
-      <w:r>
-        <w:rPr>
-          <w:rFonts w:ascii="Arial" w:hAnsi="Arial" w:cs="Arial"/>
-          <w:b/>
-          <w:bCs/>
-          <w:i/>
-          <w:iCs/>
-          <w:sz w:val="24"/>
-          <w:szCs w:val="24"/>
-          <w:lang w:val="en-US"/>
-        </w:rPr>
-        <w:t xml:space="preserve"> für </w:t>
-      </w:r>
-      <w:proofErr w:type="spellStart"/>
-      <w:r>
-        <w:rPr>
-          <w:rFonts w:ascii="Arial" w:hAnsi="Arial" w:cs="Arial"/>
-          <w:b/>
-          <w:bCs/>
-          <w:i/>
-          <w:iCs/>
-          <w:sz w:val="24"/>
-          <w:szCs w:val="24"/>
-          <w:lang w:val="en-US"/>
-        </w:rPr>
-        <w:t>Empfehlungssystem</w:t>
-      </w:r>
-      <w:proofErr w:type="spellEnd"/>
+        <w:t>Bewertungsbogen für Empfehlungssystem</w:t>
+      </w:r>
     </w:p>
     <w:p/>
     <w:tbl>
@@ -24178,21 +22872,7 @@
               <w:rPr>
                 <w:u w:val="single"/>
               </w:rPr>
-              <w:t xml:space="preserve"> Hanspeter </w:t>
-            </w:r>
-            <w:proofErr w:type="spellStart"/>
-            <w:r>
-              <w:rPr>
-                <w:u w:val="single"/>
-              </w:rPr>
-              <w:t>Mirwald</w:t>
-            </w:r>
-            <w:proofErr w:type="spellEnd"/>
-            <w:r>
-              <w:rPr>
-                <w:u w:val="single"/>
-              </w:rPr>
-              <w:t xml:space="preserve">   </w:t>
+              <w:t xml:space="preserve"> Hanspeter Mirwald   </w:t>
             </w:r>
             <w:r>
               <w:t xml:space="preserve"> </w:t>
@@ -24281,13 +22961,8 @@
             <w:pPr>
               <w:pStyle w:val="Textkrper"/>
             </w:pPr>
-            <w:proofErr w:type="spellStart"/>
-            <w:r>
-              <w:t>Bewertungszeitraum</w:t>
-            </w:r>
-            <w:proofErr w:type="spellEnd"/>
-            <w:r>
-              <w:t xml:space="preserve">: </w:t>
+            <w:r>
+              <w:t xml:space="preserve">Bewertungszeitraum: </w:t>
             </w:r>
             <w:r>
               <w:rPr>
@@ -24453,18 +23128,8 @@
                 <w:sz w:val="16"/>
                 <w:szCs w:val="16"/>
               </w:rPr>
-              <w:t xml:space="preserve">(5) = </w:t>
-            </w:r>
-            <w:proofErr w:type="spellStart"/>
-            <w:r>
-              <w:rPr>
-                <w:b w:val="0"/>
-                <w:sz w:val="16"/>
-                <w:szCs w:val="16"/>
-              </w:rPr>
-              <w:t>ausgezeichnet</w:t>
-            </w:r>
-            <w:proofErr w:type="spellEnd"/>
+              <w:t>(5) = ausgezeichnet</w:t>
+            </w:r>
           </w:p>
         </w:tc>
         <w:tc>
@@ -24487,36 +23152,8 @@
                 <w:sz w:val="16"/>
                 <w:szCs w:val="16"/>
               </w:rPr>
-              <w:t xml:space="preserve">(4) = </w:t>
-            </w:r>
-            <w:proofErr w:type="spellStart"/>
-            <w:r>
-              <w:rPr>
-                <w:b w:val="0"/>
-                <w:sz w:val="16"/>
-                <w:szCs w:val="16"/>
-              </w:rPr>
-              <w:t>zufrieden</w:t>
-            </w:r>
-            <w:proofErr w:type="spellEnd"/>
-            <w:r>
-              <w:rPr>
-                <w:b w:val="0"/>
-                <w:sz w:val="16"/>
-                <w:szCs w:val="16"/>
-              </w:rPr>
-              <w:t xml:space="preserve"> </w:t>
-            </w:r>
-            <w:proofErr w:type="spellStart"/>
-            <w:r>
-              <w:rPr>
-                <w:b w:val="0"/>
-                <w:sz w:val="16"/>
-                <w:szCs w:val="16"/>
-              </w:rPr>
-              <w:t>stellend</w:t>
-            </w:r>
-            <w:proofErr w:type="spellEnd"/>
+              <w:t>(4) = zufrieden stellend</w:t>
+            </w:r>
           </w:p>
         </w:tc>
         <w:tc>
@@ -24563,18 +23200,8 @@
                 <w:sz w:val="16"/>
                 <w:szCs w:val="16"/>
               </w:rPr>
-              <w:t xml:space="preserve">teils </w:t>
-            </w:r>
-            <w:proofErr w:type="spellStart"/>
-            <w:r>
-              <w:rPr>
-                <w:b w:val="0"/>
-                <w:sz w:val="16"/>
-                <w:szCs w:val="16"/>
-              </w:rPr>
-              <w:t>teils</w:t>
-            </w:r>
-            <w:proofErr w:type="spellEnd"/>
+              <w:t>teils teils</w:t>
+            </w:r>
           </w:p>
         </w:tc>
         <w:tc>
@@ -24611,53 +23238,8 @@
                 <w:szCs w:val="16"/>
               </w:rPr>
               <w:br/>
-            </w:r>
-            <w:proofErr w:type="spellStart"/>
-            <w:r>
-              <w:rPr>
-                <w:b w:val="0"/>
-                <w:sz w:val="16"/>
-                <w:szCs w:val="16"/>
-              </w:rPr>
-              <w:t>weniger</w:t>
-            </w:r>
-            <w:proofErr w:type="spellEnd"/>
-            <w:r>
-              <w:rPr>
-                <w:b w:val="0"/>
-                <w:sz w:val="16"/>
-                <w:szCs w:val="16"/>
-              </w:rPr>
-              <w:t xml:space="preserve"> </w:t>
-            </w:r>
-            <w:proofErr w:type="spellStart"/>
-            <w:r>
-              <w:rPr>
-                <w:b w:val="0"/>
-                <w:sz w:val="16"/>
-                <w:szCs w:val="16"/>
-              </w:rPr>
-              <w:t>zufrieden</w:t>
-            </w:r>
-            <w:proofErr w:type="spellEnd"/>
-            <w:r>
-              <w:rPr>
-                <w:b w:val="0"/>
-                <w:sz w:val="16"/>
-                <w:szCs w:val="16"/>
-              </w:rPr>
-              <w:t xml:space="preserve"> </w:t>
-            </w:r>
-            <w:proofErr w:type="spellStart"/>
-            <w:r>
-              <w:rPr>
-                <w:b w:val="0"/>
-                <w:sz w:val="16"/>
-                <w:szCs w:val="16"/>
-              </w:rPr>
-              <w:t>stellend</w:t>
-            </w:r>
-            <w:proofErr w:type="spellEnd"/>
+              <w:t>weniger zufrieden stellend</w:t>
+            </w:r>
           </w:p>
         </w:tc>
         <w:tc>
@@ -24695,53 +23277,8 @@
                 <w:szCs w:val="16"/>
               </w:rPr>
               <w:br/>
-            </w:r>
-            <w:proofErr w:type="spellStart"/>
-            <w:r>
-              <w:rPr>
-                <w:b w:val="0"/>
-                <w:sz w:val="16"/>
-                <w:szCs w:val="16"/>
-              </w:rPr>
-              <w:t>nicht</w:t>
-            </w:r>
-            <w:proofErr w:type="spellEnd"/>
-            <w:r>
-              <w:rPr>
-                <w:b w:val="0"/>
-                <w:sz w:val="16"/>
-                <w:szCs w:val="16"/>
-              </w:rPr>
-              <w:t xml:space="preserve"> </w:t>
-            </w:r>
-            <w:proofErr w:type="spellStart"/>
-            <w:r>
-              <w:rPr>
-                <w:b w:val="0"/>
-                <w:sz w:val="16"/>
-                <w:szCs w:val="16"/>
-              </w:rPr>
-              <w:t>zufrieden</w:t>
-            </w:r>
-            <w:proofErr w:type="spellEnd"/>
-            <w:r>
-              <w:rPr>
-                <w:b w:val="0"/>
-                <w:sz w:val="16"/>
-                <w:szCs w:val="16"/>
-              </w:rPr>
-              <w:t xml:space="preserve"> </w:t>
-            </w:r>
-            <w:proofErr w:type="spellStart"/>
-            <w:r>
-              <w:rPr>
-                <w:b w:val="0"/>
-                <w:sz w:val="16"/>
-                <w:szCs w:val="16"/>
-              </w:rPr>
-              <w:t>stellend</w:t>
-            </w:r>
-            <w:proofErr w:type="spellEnd"/>
+              <w:t>nicht zufrieden stellend</w:t>
+            </w:r>
           </w:p>
         </w:tc>
       </w:tr>
@@ -24765,34 +23302,22 @@
                 <w:szCs w:val="20"/>
               </w:rPr>
             </w:pPr>
-            <w:proofErr w:type="spellStart"/>
             <w:r>
               <w:rPr>
                 <w:b w:val="0"/>
                 <w:sz w:val="20"/>
                 <w:szCs w:val="20"/>
               </w:rPr>
-              <w:t>Übersichtlichkeit</w:t>
-            </w:r>
-            <w:proofErr w:type="spellEnd"/>
+              <w:t xml:space="preserve">Übersichtlichkeit / </w:t>
+            </w:r>
             <w:r>
               <w:rPr>
                 <w:b w:val="0"/>
                 <w:sz w:val="20"/>
                 <w:szCs w:val="20"/>
               </w:rPr>
-              <w:t xml:space="preserve"> / </w:t>
-            </w:r>
-            <w:proofErr w:type="spellStart"/>
-            <w:r>
-              <w:rPr>
-                <w:b w:val="0"/>
-                <w:sz w:val="20"/>
-                <w:szCs w:val="20"/>
-              </w:rPr>
               <w:t>Darstellung</w:t>
             </w:r>
-            <w:proofErr w:type="spellEnd"/>
           </w:p>
           <w:p>
             <w:pPr>
@@ -25101,18 +23626,8 @@
                 <w:sz w:val="20"/>
                 <w:szCs w:val="20"/>
               </w:rPr>
-              <w:t xml:space="preserve">Leicht in der </w:t>
-            </w:r>
-            <w:proofErr w:type="spellStart"/>
-            <w:r>
-              <w:rPr>
-                <w:b w:val="0"/>
-                <w:sz w:val="20"/>
-                <w:szCs w:val="20"/>
-              </w:rPr>
-              <w:t>Anwendung</w:t>
-            </w:r>
-            <w:proofErr w:type="spellEnd"/>
+              <w:t>Leicht in der Anwendung</w:t>
+            </w:r>
           </w:p>
           <w:p>
             <w:pPr>
@@ -25535,17 +24050,8 @@
                 <w:sz w:val="16"/>
                 <w:szCs w:val="16"/>
               </w:rPr>
-              <w:t xml:space="preserve">teils </w:t>
-            </w:r>
-            <w:proofErr w:type="spellStart"/>
-            <w:r>
-              <w:rPr>
-                <w:sz w:val="16"/>
-                <w:szCs w:val="16"/>
-              </w:rPr>
-              <w:t>teils</w:t>
-            </w:r>
-            <w:proofErr w:type="spellEnd"/>
+              <w:t>teils teils</w:t>
+            </w:r>
           </w:p>
         </w:tc>
         <w:tc>
@@ -26113,18 +24619,8 @@
                 <w:sz w:val="16"/>
                 <w:szCs w:val="16"/>
               </w:rPr>
-              <w:t xml:space="preserve">teils </w:t>
-            </w:r>
-            <w:proofErr w:type="spellStart"/>
-            <w:r>
-              <w:rPr>
-                <w:bCs/>
-                <w:sz w:val="16"/>
-                <w:szCs w:val="16"/>
-              </w:rPr>
-              <w:t>teils</w:t>
-            </w:r>
-            <w:proofErr w:type="spellEnd"/>
+              <w:t>teils teils</w:t>
+            </w:r>
           </w:p>
         </w:tc>
         <w:tc>
@@ -27457,10 +25953,12 @@
           <w:u w:val="single"/>
           <w:lang w:val="de-DE"/>
         </w:rPr>
-        <w:t xml:space="preserve">Möglichkeit, nach Genre zu filtern und Sortierung nach </w:t>
-      </w:r>
-      <w:proofErr w:type="spellStart"/>
-      <w:r>
+        <w:t>Möglichkeit, nach Genre zu filtern und Sortierung nach Alpahbet</w:t>
+      </w:r>
+    </w:p>
+    <w:p>
+      <w:pPr>
+        <w:pStyle w:val="FieldText"/>
         <w:rPr>
           <w:b w:val="0"/>
           <w:bCs/>
@@ -27469,9 +25967,7 @@
           <w:u w:val="single"/>
           <w:lang w:val="de-DE"/>
         </w:rPr>
-        <w:t>Alpahbet</w:t>
-      </w:r>
-      <w:proofErr w:type="spellEnd"/>
+      </w:pPr>
     </w:p>
     <w:p>
       <w:pPr>
@@ -27485,10 +25981,7 @@
           <w:lang w:val="de-DE"/>
         </w:rPr>
       </w:pPr>
-    </w:p>
-    <w:p>
-      <w:pPr>
-        <w:pStyle w:val="FieldText"/>
+      <w:r>
         <w:rPr>
           <w:b w:val="0"/>
           <w:bCs/>
@@ -27497,8 +25990,90 @@
           <w:u w:val="single"/>
           <w:lang w:val="de-DE"/>
         </w:rPr>
-      </w:pPr>
-      <w:r>
+        <w:t>Rückmeldung zur erfolgreichen Registrierung des Benutzers</w:t>
+      </w:r>
+    </w:p>
+    <w:p>
+      <w:pPr>
+        <w:pStyle w:val="FieldText"/>
+        <w:rPr>
+          <w:b w:val="0"/>
+          <w:bCs/>
+          <w:sz w:val="20"/>
+          <w:szCs w:val="20"/>
+          <w:lang w:val="de-DE"/>
+        </w:rPr>
+      </w:pPr>
+    </w:p>
+    <w:p>
+      <w:pPr>
+        <w:pStyle w:val="FieldText"/>
+        <w:rPr>
+          <w:b w:val="0"/>
+          <w:bCs/>
+          <w:sz w:val="20"/>
+          <w:szCs w:val="20"/>
+          <w:lang w:val="de-DE"/>
+        </w:rPr>
+      </w:pPr>
+    </w:p>
+    <w:p>
+      <w:pPr>
+        <w:pStyle w:val="FieldText"/>
+        <w:rPr>
+          <w:b w:val="0"/>
+          <w:bCs/>
+          <w:sz w:val="20"/>
+          <w:szCs w:val="20"/>
+          <w:lang w:val="de-DE"/>
+        </w:rPr>
+      </w:pPr>
+      <w:r>
+        <w:rPr>
+          <w:b w:val="0"/>
+          <w:bCs/>
+          <w:sz w:val="20"/>
+          <w:szCs w:val="20"/>
+          <w:lang w:val="de-DE"/>
+        </w:rPr>
+        <w:t>Hast du weitere Anmerkungen, Kommentare oder Feedback, da</w:t>
+      </w:r>
+      <w:r>
+        <w:rPr>
+          <w:b w:val="0"/>
+          <w:bCs/>
+          <w:sz w:val="20"/>
+          <w:szCs w:val="20"/>
+          <w:lang w:val="de-DE"/>
+        </w:rPr>
+        <w:t>s</w:t>
+      </w:r>
+      <w:r>
+        <w:rPr>
+          <w:b w:val="0"/>
+          <w:bCs/>
+          <w:sz w:val="20"/>
+          <w:szCs w:val="20"/>
+          <w:lang w:val="de-DE"/>
+        </w:rPr>
+        <w:t>s du uns mitteilen möchtest?</w:t>
+      </w:r>
+    </w:p>
+    <w:p>
+      <w:pPr>
+        <w:pStyle w:val="FieldText"/>
+        <w:rPr>
+          <w:b w:val="0"/>
+          <w:bCs/>
+          <w:sz w:val="20"/>
+          <w:szCs w:val="20"/>
+          <w:lang w:val="de-DE"/>
+        </w:rPr>
+      </w:pPr>
+    </w:p>
+    <w:p>
+      <w:pPr>
+        <w:pStyle w:val="FieldText"/>
         <w:rPr>
           <w:b w:val="0"/>
           <w:bCs/>
@@ -27507,90 +26082,8 @@
           <w:u w:val="single"/>
           <w:lang w:val="de-DE"/>
         </w:rPr>
-        <w:t>Rückmeldung zur erfolgreichen Registrierung des Benutzers</w:t>
-      </w:r>
-    </w:p>
-    <w:p>
-      <w:pPr>
-        <w:pStyle w:val="FieldText"/>
-        <w:rPr>
-          <w:b w:val="0"/>
-          <w:bCs/>
-          <w:sz w:val="20"/>
-          <w:szCs w:val="20"/>
-          <w:lang w:val="de-DE"/>
-        </w:rPr>
-      </w:pPr>
-    </w:p>
-    <w:p>
-      <w:pPr>
-        <w:pStyle w:val="FieldText"/>
-        <w:rPr>
-          <w:b w:val="0"/>
-          <w:bCs/>
-          <w:sz w:val="20"/>
-          <w:szCs w:val="20"/>
-          <w:lang w:val="de-DE"/>
-        </w:rPr>
-      </w:pPr>
-    </w:p>
-    <w:p>
-      <w:pPr>
-        <w:pStyle w:val="FieldText"/>
-        <w:rPr>
-          <w:b w:val="0"/>
-          <w:bCs/>
-          <w:sz w:val="20"/>
-          <w:szCs w:val="20"/>
-          <w:lang w:val="de-DE"/>
-        </w:rPr>
-      </w:pPr>
-      <w:r>
-        <w:rPr>
-          <w:b w:val="0"/>
-          <w:bCs/>
-          <w:sz w:val="20"/>
-          <w:szCs w:val="20"/>
-          <w:lang w:val="de-DE"/>
-        </w:rPr>
-        <w:t>Hast du weitere Anmerkungen, Kommentare oder Feedback, da</w:t>
-      </w:r>
-      <w:r>
-        <w:rPr>
-          <w:b w:val="0"/>
-          <w:bCs/>
-          <w:sz w:val="20"/>
-          <w:szCs w:val="20"/>
-          <w:lang w:val="de-DE"/>
-        </w:rPr>
-        <w:t>s</w:t>
-      </w:r>
-      <w:r>
-        <w:rPr>
-          <w:b w:val="0"/>
-          <w:bCs/>
-          <w:sz w:val="20"/>
-          <w:szCs w:val="20"/>
-          <w:lang w:val="de-DE"/>
-        </w:rPr>
-        <w:t>s du uns mitteilen möchtest?</w:t>
-      </w:r>
-    </w:p>
-    <w:p>
-      <w:pPr>
-        <w:pStyle w:val="FieldText"/>
-        <w:rPr>
-          <w:b w:val="0"/>
-          <w:bCs/>
-          <w:sz w:val="20"/>
-          <w:szCs w:val="20"/>
-          <w:lang w:val="de-DE"/>
-        </w:rPr>
-      </w:pPr>
-    </w:p>
-    <w:p>
-      <w:pPr>
-        <w:pStyle w:val="FieldText"/>
+      </w:pPr>
+      <w:r>
         <w:rPr>
           <w:b w:val="0"/>
           <w:bCs/>
@@ -27599,8 +26092,12 @@
           <w:u w:val="single"/>
           <w:lang w:val="de-DE"/>
         </w:rPr>
-      </w:pPr>
-      <w:r>
+        <w:t>_________________________________________________________________________________</w:t>
+      </w:r>
+    </w:p>
+    <w:p>
+      <w:pPr>
+        <w:pStyle w:val="FieldText"/>
         <w:rPr>
           <w:b w:val="0"/>
           <w:bCs/>
@@ -27609,8 +26106,7 @@
           <w:u w:val="single"/>
           <w:lang w:val="de-DE"/>
         </w:rPr>
-        <w:t>_________________________________________________________________________________</w:t>
-      </w:r>
+      </w:pPr>
     </w:p>
     <w:p>
       <w:pPr>
@@ -27624,10 +26120,7 @@
           <w:lang w:val="de-DE"/>
         </w:rPr>
       </w:pPr>
-    </w:p>
-    <w:p>
-      <w:pPr>
-        <w:pStyle w:val="FieldText"/>
+      <w:r>
         <w:rPr>
           <w:b w:val="0"/>
           <w:bCs/>
@@ -27636,16 +26129,6 @@
           <w:u w:val="single"/>
           <w:lang w:val="de-DE"/>
         </w:rPr>
-      </w:pPr>
-      <w:r>
-        <w:rPr>
-          <w:b w:val="0"/>
-          <w:bCs/>
-          <w:sz w:val="20"/>
-          <w:szCs w:val="20"/>
-          <w:u w:val="single"/>
-          <w:lang w:val="de-DE"/>
-        </w:rPr>
         <w:t>_________________________________________________________________________________</w:t>
       </w:r>
     </w:p>
@@ -27862,6 +26345,7 @@
           <w:rFonts w:ascii="Arial" w:hAnsi="Arial" w:cs="Arial"/>
           <w:b/>
           <w:bCs/>
+          <w:noProof/>
           <w:sz w:val="36"/>
           <w:szCs w:val="36"/>
         </w:rPr>
@@ -27970,7 +26454,6 @@
           <w:lang w:val="en-US"/>
         </w:rPr>
       </w:pPr>
-      <w:proofErr w:type="spellStart"/>
       <w:r>
         <w:rPr>
           <w:rFonts w:ascii="Arial" w:hAnsi="Arial" w:cs="Arial"/>
@@ -27982,37 +26465,8 @@
           <w:szCs w:val="24"/>
           <w:lang w:val="en-US"/>
         </w:rPr>
-        <w:t>Bewertungsbogen</w:t>
-      </w:r>
-      <w:proofErr w:type="spellEnd"/>
-      <w:r>
-        <w:rPr>
-          <w:rFonts w:ascii="Arial" w:hAnsi="Arial" w:cs="Arial"/>
-          <w:b/>
-          <w:bCs/>
-          <w:i/>
-          <w:iCs/>
-          <w:sz w:val="24"/>
-          <w:szCs w:val="24"/>
-          <w:lang w:val="en-US"/>
-        </w:rPr>
-        <w:t xml:space="preserve"> für </w:t>
-      </w:r>
-      <w:proofErr w:type="spellStart"/>
-      <w:r>
-        <w:rPr>
-          <w:rFonts w:ascii="Arial" w:hAnsi="Arial" w:cs="Arial"/>
-          <w:b/>
-          <w:bCs/>
-          <w:i/>
-          <w:iCs/>
-          <w:sz w:val="24"/>
-          <w:szCs w:val="24"/>
-          <w:lang w:val="en-US"/>
-        </w:rPr>
-        <w:t>Empfehlungssystem</w:t>
-      </w:r>
-      <w:proofErr w:type="spellEnd"/>
+        <w:t>Bewertungsbogen für Empfehlungssystem</w:t>
+      </w:r>
     </w:p>
     <w:p>
       <w:pPr>
@@ -28177,21 +26631,7 @@
               <w:rPr>
                 <w:u w:val="single"/>
               </w:rPr>
-              <w:t>______15.06.</w:t>
-            </w:r>
-            <w:proofErr w:type="gramStart"/>
-            <w:r>
-              <w:rPr>
-                <w:u w:val="single"/>
-              </w:rPr>
-              <w:t>2015__</w:t>
-            </w:r>
-            <w:proofErr w:type="gramEnd"/>
-            <w:r>
-              <w:rPr>
-                <w:u w:val="single"/>
-              </w:rPr>
-              <w:t>__</w:t>
+              <w:t>______15.06.2015____</w:t>
             </w:r>
           </w:p>
         </w:tc>
@@ -28223,13 +26663,8 @@
             <w:pPr>
               <w:pStyle w:val="Textkrper"/>
             </w:pPr>
-            <w:proofErr w:type="spellStart"/>
-            <w:r>
-              <w:t>Bewertungszeitraum</w:t>
-            </w:r>
-            <w:proofErr w:type="spellEnd"/>
-            <w:r>
-              <w:t>: __________________</w:t>
+            <w:r>
+              <w:t>Bewertungszeitraum: __________________</w:t>
             </w:r>
           </w:p>
         </w:tc>
@@ -28387,18 +26822,8 @@
                 <w:sz w:val="16"/>
                 <w:szCs w:val="16"/>
               </w:rPr>
-              <w:t xml:space="preserve">(5) = </w:t>
-            </w:r>
-            <w:proofErr w:type="spellStart"/>
-            <w:r>
-              <w:rPr>
-                <w:b w:val="0"/>
-                <w:sz w:val="16"/>
-                <w:szCs w:val="16"/>
-              </w:rPr>
-              <w:t>ausgezeichnet</w:t>
-            </w:r>
-            <w:proofErr w:type="spellEnd"/>
+              <w:t>(5) = ausgezeichnet</w:t>
+            </w:r>
           </w:p>
         </w:tc>
         <w:tc>
@@ -28421,36 +26846,8 @@
                 <w:sz w:val="16"/>
                 <w:szCs w:val="16"/>
               </w:rPr>
-              <w:t xml:space="preserve">(4) = </w:t>
-            </w:r>
-            <w:proofErr w:type="spellStart"/>
-            <w:r>
-              <w:rPr>
-                <w:b w:val="0"/>
-                <w:sz w:val="16"/>
-                <w:szCs w:val="16"/>
-              </w:rPr>
-              <w:t>zufrieden</w:t>
-            </w:r>
-            <w:proofErr w:type="spellEnd"/>
-            <w:r>
-              <w:rPr>
-                <w:b w:val="0"/>
-                <w:sz w:val="16"/>
-                <w:szCs w:val="16"/>
-              </w:rPr>
-              <w:t xml:space="preserve"> </w:t>
-            </w:r>
-            <w:proofErr w:type="spellStart"/>
-            <w:r>
-              <w:rPr>
-                <w:b w:val="0"/>
-                <w:sz w:val="16"/>
-                <w:szCs w:val="16"/>
-              </w:rPr>
-              <w:t>stellend</w:t>
-            </w:r>
-            <w:proofErr w:type="spellEnd"/>
+              <w:t>(4) = zufrieden stellend</w:t>
+            </w:r>
           </w:p>
         </w:tc>
         <w:tc>
@@ -28497,18 +26894,8 @@
                 <w:sz w:val="16"/>
                 <w:szCs w:val="16"/>
               </w:rPr>
-              <w:t xml:space="preserve">teils </w:t>
-            </w:r>
-            <w:proofErr w:type="spellStart"/>
-            <w:r>
-              <w:rPr>
-                <w:b w:val="0"/>
-                <w:sz w:val="16"/>
-                <w:szCs w:val="16"/>
-              </w:rPr>
-              <w:t>teils</w:t>
-            </w:r>
-            <w:proofErr w:type="spellEnd"/>
+              <w:t>teils teils</w:t>
+            </w:r>
           </w:p>
         </w:tc>
         <w:tc>
@@ -28545,53 +26932,8 @@
                 <w:szCs w:val="16"/>
               </w:rPr>
               <w:br/>
-            </w:r>
-            <w:proofErr w:type="spellStart"/>
-            <w:r>
-              <w:rPr>
-                <w:b w:val="0"/>
-                <w:sz w:val="16"/>
-                <w:szCs w:val="16"/>
-              </w:rPr>
-              <w:t>weniger</w:t>
-            </w:r>
-            <w:proofErr w:type="spellEnd"/>
-            <w:r>
-              <w:rPr>
-                <w:b w:val="0"/>
-                <w:sz w:val="16"/>
-                <w:szCs w:val="16"/>
-              </w:rPr>
-              <w:t xml:space="preserve"> </w:t>
-            </w:r>
-            <w:proofErr w:type="spellStart"/>
-            <w:r>
-              <w:rPr>
-                <w:b w:val="0"/>
-                <w:sz w:val="16"/>
-                <w:szCs w:val="16"/>
-              </w:rPr>
-              <w:t>zufrieden</w:t>
-            </w:r>
-            <w:proofErr w:type="spellEnd"/>
-            <w:r>
-              <w:rPr>
-                <w:b w:val="0"/>
-                <w:sz w:val="16"/>
-                <w:szCs w:val="16"/>
-              </w:rPr>
-              <w:t xml:space="preserve"> </w:t>
-            </w:r>
-            <w:proofErr w:type="spellStart"/>
-            <w:r>
-              <w:rPr>
-                <w:b w:val="0"/>
-                <w:sz w:val="16"/>
-                <w:szCs w:val="16"/>
-              </w:rPr>
-              <w:t>stellend</w:t>
-            </w:r>
-            <w:proofErr w:type="spellEnd"/>
+              <w:t>weniger zufrieden stellend</w:t>
+            </w:r>
           </w:p>
         </w:tc>
         <w:tc>
@@ -28629,53 +26971,8 @@
                 <w:szCs w:val="16"/>
               </w:rPr>
               <w:br/>
-            </w:r>
-            <w:proofErr w:type="spellStart"/>
-            <w:r>
-              <w:rPr>
-                <w:b w:val="0"/>
-                <w:sz w:val="16"/>
-                <w:szCs w:val="16"/>
-              </w:rPr>
-              <w:t>nicht</w:t>
-            </w:r>
-            <w:proofErr w:type="spellEnd"/>
-            <w:r>
-              <w:rPr>
-                <w:b w:val="0"/>
-                <w:sz w:val="16"/>
-                <w:szCs w:val="16"/>
-              </w:rPr>
-              <w:t xml:space="preserve"> </w:t>
-            </w:r>
-            <w:proofErr w:type="spellStart"/>
-            <w:r>
-              <w:rPr>
-                <w:b w:val="0"/>
-                <w:sz w:val="16"/>
-                <w:szCs w:val="16"/>
-              </w:rPr>
-              <w:t>zufrieden</w:t>
-            </w:r>
-            <w:proofErr w:type="spellEnd"/>
-            <w:r>
-              <w:rPr>
-                <w:b w:val="0"/>
-                <w:sz w:val="16"/>
-                <w:szCs w:val="16"/>
-              </w:rPr>
-              <w:t xml:space="preserve"> </w:t>
-            </w:r>
-            <w:proofErr w:type="spellStart"/>
-            <w:r>
-              <w:rPr>
-                <w:b w:val="0"/>
-                <w:sz w:val="16"/>
-                <w:szCs w:val="16"/>
-              </w:rPr>
-              <w:t>stellend</w:t>
-            </w:r>
-            <w:proofErr w:type="spellEnd"/>
+              <w:t>nicht zufrieden stellend</w:t>
+            </w:r>
           </w:p>
         </w:tc>
       </w:tr>
@@ -28699,34 +26996,22 @@
                 <w:szCs w:val="20"/>
               </w:rPr>
             </w:pPr>
-            <w:proofErr w:type="spellStart"/>
             <w:r>
               <w:rPr>
                 <w:b w:val="0"/>
                 <w:sz w:val="20"/>
                 <w:szCs w:val="20"/>
               </w:rPr>
-              <w:t>Übersichtlichkeit</w:t>
-            </w:r>
-            <w:proofErr w:type="spellEnd"/>
+              <w:t xml:space="preserve">Übersichtlichkeit / </w:t>
+            </w:r>
             <w:r>
               <w:rPr>
                 <w:b w:val="0"/>
                 <w:sz w:val="20"/>
                 <w:szCs w:val="20"/>
               </w:rPr>
-              <w:t xml:space="preserve"> / </w:t>
-            </w:r>
-            <w:proofErr w:type="spellStart"/>
-            <w:r>
-              <w:rPr>
-                <w:b w:val="0"/>
-                <w:sz w:val="20"/>
-                <w:szCs w:val="20"/>
-              </w:rPr>
               <w:t>Darstellung</w:t>
             </w:r>
-            <w:proofErr w:type="spellEnd"/>
           </w:p>
           <w:p>
             <w:pPr>
@@ -29001,18 +27286,8 @@
                 <w:sz w:val="20"/>
                 <w:szCs w:val="20"/>
               </w:rPr>
-              <w:t xml:space="preserve">Leicht in der </w:t>
-            </w:r>
-            <w:proofErr w:type="spellStart"/>
-            <w:r>
-              <w:rPr>
-                <w:b w:val="0"/>
-                <w:sz w:val="20"/>
-                <w:szCs w:val="20"/>
-              </w:rPr>
-              <w:t>Anwendung</w:t>
-            </w:r>
-            <w:proofErr w:type="spellEnd"/>
+              <w:t>Leicht in der Anwendung</w:t>
+            </w:r>
           </w:p>
           <w:p>
             <w:pPr>
@@ -29402,17 +27677,8 @@
                 <w:sz w:val="16"/>
                 <w:szCs w:val="16"/>
               </w:rPr>
-              <w:t xml:space="preserve">teils </w:t>
-            </w:r>
-            <w:proofErr w:type="spellStart"/>
-            <w:r>
-              <w:rPr>
-                <w:sz w:val="16"/>
-                <w:szCs w:val="16"/>
-              </w:rPr>
-              <w:t>teils</w:t>
-            </w:r>
-            <w:proofErr w:type="spellEnd"/>
+              <w:t>teils teils</w:t>
+            </w:r>
           </w:p>
         </w:tc>
         <w:tc>
@@ -29955,18 +28221,8 @@
                 <w:sz w:val="16"/>
                 <w:szCs w:val="16"/>
               </w:rPr>
-              <w:t xml:space="preserve">teils </w:t>
-            </w:r>
-            <w:proofErr w:type="spellStart"/>
-            <w:r>
-              <w:rPr>
-                <w:bCs/>
-                <w:sz w:val="16"/>
-                <w:szCs w:val="16"/>
-              </w:rPr>
-              <w:t>teils</w:t>
-            </w:r>
-            <w:proofErr w:type="spellEnd"/>
+              <w:t>teils teils</w:t>
+            </w:r>
           </w:p>
         </w:tc>
         <w:tc>
@@ -30053,27 +28309,7 @@
                 <w:szCs w:val="20"/>
                 <w:lang w:val="de-DE"/>
               </w:rPr>
-              <w:t xml:space="preserve">Wurden dir oft Filme </w:t>
-            </w:r>
-            <w:proofErr w:type="spellStart"/>
-            <w:r>
-              <w:rPr>
-                <w:i w:val="0"/>
-                <w:sz w:val="20"/>
-                <w:szCs w:val="20"/>
-                <w:lang w:val="de-DE"/>
-              </w:rPr>
-              <w:t>angeziegt</w:t>
-            </w:r>
-            <w:proofErr w:type="spellEnd"/>
-            <w:r>
-              <w:rPr>
-                <w:i w:val="0"/>
-                <w:sz w:val="20"/>
-                <w:szCs w:val="20"/>
-                <w:lang w:val="de-DE"/>
-              </w:rPr>
-              <w:t>, die du bereits gesehen hast?</w:t>
+              <w:t>Wurden dir oft Filme angeziegt, die du bereits gesehen hast?</w:t>
             </w:r>
           </w:p>
           <w:p>
@@ -31605,23 +29841,7 @@
           <w:sz w:val="24"/>
           <w:szCs w:val="24"/>
         </w:rPr>
-        <w:t xml:space="preserve"> Gegebenenfalls könnte somit auch unser Filme-</w:t>
-      </w:r>
-      <w:proofErr w:type="spellStart"/>
-      <w:r>
-        <w:rPr>
-          <w:sz w:val="24"/>
-          <w:szCs w:val="24"/>
-        </w:rPr>
-        <w:t>Empfehlungssytem</w:t>
-      </w:r>
-      <w:proofErr w:type="spellEnd"/>
-      <w:r>
-        <w:rPr>
-          <w:sz w:val="24"/>
-          <w:szCs w:val="24"/>
-        </w:rPr>
-        <w:t xml:space="preserve"> live getestet werden.</w:t>
+        <w:t xml:space="preserve"> Gegebenenfalls könnte somit auch unser Filme-Empfehlungssytem live getestet werden.</w:t>
       </w:r>
     </w:p>
     <w:p>
@@ -31657,7 +29877,7 @@
 </file>
 
 <file path=word/endnotes.xml><?xml version="1.0" encoding="utf-8"?>
-<w:endnotes xmlns:wpc="http://schemas.microsoft.com/office/word/2010/wordprocessingCanvas" xmlns:cx="http://schemas.microsoft.com/office/drawing/2014/chartex" xmlns:cx1="http://schemas.microsoft.com/office/drawing/2015/9/8/chartex" xmlns:cx2="http://schemas.microsoft.com/office/drawing/2015/10/21/chartex" xmlns:cx3="http://schemas.microsoft.com/office/drawing/2016/5/9/chartex" xmlns:cx4="http://schemas.microsoft.com/office/drawing/2016/5/10/chartex" xmlns:cx5="http://schemas.microsoft.com/office/drawing/2016/5/11/chartex" xmlns:cx6="http://schemas.microsoft.com/office/drawing/2016/5/12/chartex" xmlns:cx7="http://schemas.microsoft.com/office/drawing/2016/5/13/chartex" xmlns:cx8="http://schemas.microsoft.com/office/drawing/2016/5/14/chartex" xmlns:mc="http://schemas.openxmlformats.org/markup-compatibility/2006" xmlns:aink="http://schemas.microsoft.com/office/drawing/2016/ink" xmlns:am3d="http://schemas.microsoft.com/office/drawing/2017/model3d" xmlns:o="urn:schemas-microsoft-com:office:office" xmlns:oel="http://schemas.microsoft.com/office/2019/extlst" xmlns:r="http://schemas.openxmlformats.org/officeDocument/2006/relationships" xmlns:m="http://schemas.openxmlformats.org/officeDocument/2006/math" xmlns:v="urn:schemas-microsoft-com:vml" xmlns:wp14="http://schemas.microsoft.com/office/word/2010/wordprocessingDrawing" xmlns:wp="http://schemas.openxmlformats.org/drawingml/2006/wordprocessingDrawing" xmlns:w10="urn:schemas-microsoft-com:office:word" xmlns:w="http://schemas.openxmlformats.org/wordprocessingml/2006/main" xmlns:w14="http://schemas.microsoft.com/office/word/2010/wordml" xmlns:w15="http://schemas.microsoft.com/office/word/2012/wordml" xmlns:w16cex="http://schemas.microsoft.com/office/word/2018/wordml/cex" xmlns:w16cid="http://schemas.microsoft.com/office/word/2016/wordml/cid" xmlns:w16="http://schemas.microsoft.com/office/word/2018/wordml" xmlns:w16du="http://schemas.microsoft.com/office/word/2023/wordml/word16du" xmlns:w16sdtdh="http://schemas.microsoft.com/office/word/2020/wordml/sdtdatahash" xmlns:w16sdtfl="http://schemas.microsoft.com/office/word/2024/wordml/sdtformatlock" xmlns:w16se="http://schemas.microsoft.com/office/word/2015/wordml/symex" xmlns:wpg="http://schemas.microsoft.com/office/word/2010/wordprocessingGroup" xmlns:wpi="http://schemas.microsoft.com/office/word/2010/wordprocessingInk" xmlns:wne="http://schemas.microsoft.com/office/word/2006/wordml" xmlns:wps="http://schemas.microsoft.com/office/word/2010/wordprocessingShape" mc:Ignorable="w14 w15 w16se w16cid w16 w16cex w16sdtdh w16sdtfl w16du wp14">
+<w:endnotes xmlns:wpc="http://schemas.microsoft.com/office/word/2010/wordprocessingCanvas" xmlns:cx="http://schemas.microsoft.com/office/drawing/2014/chartex" xmlns:cx1="http://schemas.microsoft.com/office/drawing/2015/9/8/chartex" xmlns:cx2="http://schemas.microsoft.com/office/drawing/2015/10/21/chartex" xmlns:cx3="http://schemas.microsoft.com/office/drawing/2016/5/9/chartex" xmlns:cx4="http://schemas.microsoft.com/office/drawing/2016/5/10/chartex" xmlns:cx5="http://schemas.microsoft.com/office/drawing/2016/5/11/chartex" xmlns:cx6="http://schemas.microsoft.com/office/drawing/2016/5/12/chartex" xmlns:cx7="http://schemas.microsoft.com/office/drawing/2016/5/13/chartex" xmlns:cx8="http://schemas.microsoft.com/office/drawing/2016/5/14/chartex" xmlns:mc="http://schemas.openxmlformats.org/markup-compatibility/2006" xmlns:aink="http://schemas.microsoft.com/office/drawing/2016/ink" xmlns:am3d="http://schemas.microsoft.com/office/drawing/2017/model3d" xmlns:o="urn:schemas-microsoft-com:office:office" xmlns:oel="http://schemas.microsoft.com/office/2019/extlst" xmlns:r="http://schemas.openxmlformats.org/officeDocument/2006/relationships" xmlns:m="http://schemas.openxmlformats.org/officeDocument/2006/math" xmlns:v="urn:schemas-microsoft-com:vml" xmlns:wp14="http://schemas.microsoft.com/office/word/2010/wordprocessingDrawing" xmlns:wp="http://schemas.openxmlformats.org/drawingml/2006/wordprocessingDrawing" xmlns:w10="urn:schemas-microsoft-com:office:word" xmlns:w="http://schemas.openxmlformats.org/wordprocessingml/2006/main" xmlns:w14="http://schemas.microsoft.com/office/word/2010/wordml" xmlns:w15="http://schemas.microsoft.com/office/word/2012/wordml" xmlns:w16cex="http://schemas.microsoft.com/office/word/2018/wordml/cex" xmlns:w16cid="http://schemas.microsoft.com/office/word/2016/wordml/cid" xmlns:w16="http://schemas.microsoft.com/office/word/2018/wordml" xmlns:w16sdtdh="http://schemas.microsoft.com/office/word/2020/wordml/sdtdatahash" xmlns:w16se="http://schemas.microsoft.com/office/word/2015/wordml/symex" xmlns:wpg="http://schemas.microsoft.com/office/word/2010/wordprocessingGroup" xmlns:wpi="http://schemas.microsoft.com/office/word/2010/wordprocessingInk" xmlns:wne="http://schemas.microsoft.com/office/word/2006/wordml" xmlns:wps="http://schemas.microsoft.com/office/word/2010/wordprocessingShape" mc:Ignorable="w14 w15 w16se w16cid w16 w16cex w16sdtdh wp14">
   <w:endnote w:type="separator" w:id="-1">
     <w:p>
       <w:pPr>
@@ -31682,7 +29902,7 @@
 </file>
 
 <file path=word/footer1.xml><?xml version="1.0" encoding="utf-8"?>
-<w:ftr xmlns:wpc="http://schemas.microsoft.com/office/word/2010/wordprocessingCanvas" xmlns:cx="http://schemas.microsoft.com/office/drawing/2014/chartex" xmlns:cx1="http://schemas.microsoft.com/office/drawing/2015/9/8/chartex" xmlns:cx2="http://schemas.microsoft.com/office/drawing/2015/10/21/chartex" xmlns:cx3="http://schemas.microsoft.com/office/drawing/2016/5/9/chartex" xmlns:cx4="http://schemas.microsoft.com/office/drawing/2016/5/10/chartex" xmlns:cx5="http://schemas.microsoft.com/office/drawing/2016/5/11/chartex" xmlns:cx6="http://schemas.microsoft.com/office/drawing/2016/5/12/chartex" xmlns:cx7="http://schemas.microsoft.com/office/drawing/2016/5/13/chartex" xmlns:cx8="http://schemas.microsoft.com/office/drawing/2016/5/14/chartex" xmlns:mc="http://schemas.openxmlformats.org/markup-compatibility/2006" xmlns:aink="http://schemas.microsoft.com/office/drawing/2016/ink" xmlns:am3d="http://schemas.microsoft.com/office/drawing/2017/model3d" xmlns:o="urn:schemas-microsoft-com:office:office" xmlns:oel="http://schemas.microsoft.com/office/2019/extlst" xmlns:r="http://schemas.openxmlformats.org/officeDocument/2006/relationships" xmlns:m="http://schemas.openxmlformats.org/officeDocument/2006/math" xmlns:v="urn:schemas-microsoft-com:vml" xmlns:wp14="http://schemas.microsoft.com/office/word/2010/wordprocessingDrawing" xmlns:wp="http://schemas.openxmlformats.org/drawingml/2006/wordprocessingDrawing" xmlns:w10="urn:schemas-microsoft-com:office:word" xmlns:w="http://schemas.openxmlformats.org/wordprocessingml/2006/main" xmlns:w14="http://schemas.microsoft.com/office/word/2010/wordml" xmlns:w15="http://schemas.microsoft.com/office/word/2012/wordml" xmlns:w16cex="http://schemas.microsoft.com/office/word/2018/wordml/cex" xmlns:w16cid="http://schemas.microsoft.com/office/word/2016/wordml/cid" xmlns:w16="http://schemas.microsoft.com/office/word/2018/wordml" xmlns:w16du="http://schemas.microsoft.com/office/word/2023/wordml/word16du" xmlns:w16sdtdh="http://schemas.microsoft.com/office/word/2020/wordml/sdtdatahash" xmlns:w16sdtfl="http://schemas.microsoft.com/office/word/2024/wordml/sdtformatlock" xmlns:w16se="http://schemas.microsoft.com/office/word/2015/wordml/symex" xmlns:wpg="http://schemas.microsoft.com/office/word/2010/wordprocessingGroup" xmlns:wpi="http://schemas.microsoft.com/office/word/2010/wordprocessingInk" xmlns:wne="http://schemas.microsoft.com/office/word/2006/wordml" xmlns:wps="http://schemas.microsoft.com/office/word/2010/wordprocessingShape" mc:Ignorable="w14 w15 w16se w16cid w16 w16cex w16sdtdh w16sdtfl w16du wp14">
+<w:ftr xmlns:wpc="http://schemas.microsoft.com/office/word/2010/wordprocessingCanvas" xmlns:cx="http://schemas.microsoft.com/office/drawing/2014/chartex" xmlns:cx1="http://schemas.microsoft.com/office/drawing/2015/9/8/chartex" xmlns:cx2="http://schemas.microsoft.com/office/drawing/2015/10/21/chartex" xmlns:cx3="http://schemas.microsoft.com/office/drawing/2016/5/9/chartex" xmlns:cx4="http://schemas.microsoft.com/office/drawing/2016/5/10/chartex" xmlns:cx5="http://schemas.microsoft.com/office/drawing/2016/5/11/chartex" xmlns:cx6="http://schemas.microsoft.com/office/drawing/2016/5/12/chartex" xmlns:cx7="http://schemas.microsoft.com/office/drawing/2016/5/13/chartex" xmlns:cx8="http://schemas.microsoft.com/office/drawing/2016/5/14/chartex" xmlns:mc="http://schemas.openxmlformats.org/markup-compatibility/2006" xmlns:aink="http://schemas.microsoft.com/office/drawing/2016/ink" xmlns:am3d="http://schemas.microsoft.com/office/drawing/2017/model3d" xmlns:o="urn:schemas-microsoft-com:office:office" xmlns:oel="http://schemas.microsoft.com/office/2019/extlst" xmlns:r="http://schemas.openxmlformats.org/officeDocument/2006/relationships" xmlns:m="http://schemas.openxmlformats.org/officeDocument/2006/math" xmlns:v="urn:schemas-microsoft-com:vml" xmlns:wp14="http://schemas.microsoft.com/office/word/2010/wordprocessingDrawing" xmlns:wp="http://schemas.openxmlformats.org/drawingml/2006/wordprocessingDrawing" xmlns:w10="urn:schemas-microsoft-com:office:word" xmlns:w="http://schemas.openxmlformats.org/wordprocessingml/2006/main" xmlns:w14="http://schemas.microsoft.com/office/word/2010/wordml" xmlns:w15="http://schemas.microsoft.com/office/word/2012/wordml" xmlns:w16cex="http://schemas.microsoft.com/office/word/2018/wordml/cex" xmlns:w16cid="http://schemas.microsoft.com/office/word/2016/wordml/cid" xmlns:w16="http://schemas.microsoft.com/office/word/2018/wordml" xmlns:w16sdtdh="http://schemas.microsoft.com/office/word/2020/wordml/sdtdatahash" xmlns:w16se="http://schemas.microsoft.com/office/word/2015/wordml/symex" xmlns:wpg="http://schemas.microsoft.com/office/word/2010/wordprocessingGroup" xmlns:wpi="http://schemas.microsoft.com/office/word/2010/wordprocessingInk" xmlns:wne="http://schemas.microsoft.com/office/word/2006/wordml" xmlns:wps="http://schemas.microsoft.com/office/word/2010/wordprocessingShape" mc:Ignorable="w14 w15 w16se w16cid w16 w16cex w16sdtdh wp14">
   <w:p>
     <w:pPr>
       <w:pStyle w:val="Fuzeile"/>
@@ -31706,7 +29926,7 @@
 </file>
 
 <file path=word/footer2.xml><?xml version="1.0" encoding="utf-8"?>
-<w:ftr xmlns:wpc="http://schemas.microsoft.com/office/word/2010/wordprocessingCanvas" xmlns:cx="http://schemas.microsoft.com/office/drawing/2014/chartex" xmlns:cx1="http://schemas.microsoft.com/office/drawing/2015/9/8/chartex" xmlns:cx2="http://schemas.microsoft.com/office/drawing/2015/10/21/chartex" xmlns:cx3="http://schemas.microsoft.com/office/drawing/2016/5/9/chartex" xmlns:cx4="http://schemas.microsoft.com/office/drawing/2016/5/10/chartex" xmlns:cx5="http://schemas.microsoft.com/office/drawing/2016/5/11/chartex" xmlns:cx6="http://schemas.microsoft.com/office/drawing/2016/5/12/chartex" xmlns:cx7="http://schemas.microsoft.com/office/drawing/2016/5/13/chartex" xmlns:cx8="http://schemas.microsoft.com/office/drawing/2016/5/14/chartex" xmlns:mc="http://schemas.openxmlformats.org/markup-compatibility/2006" xmlns:aink="http://schemas.microsoft.com/office/drawing/2016/ink" xmlns:am3d="http://schemas.microsoft.com/office/drawing/2017/model3d" xmlns:o="urn:schemas-microsoft-com:office:office" xmlns:oel="http://schemas.microsoft.com/office/2019/extlst" xmlns:r="http://schemas.openxmlformats.org/officeDocument/2006/relationships" xmlns:m="http://schemas.openxmlformats.org/officeDocument/2006/math" xmlns:v="urn:schemas-microsoft-com:vml" xmlns:wp14="http://schemas.microsoft.com/office/word/2010/wordprocessingDrawing" xmlns:wp="http://schemas.openxmlformats.org/drawingml/2006/wordprocessingDrawing" xmlns:w10="urn:schemas-microsoft-com:office:word" xmlns:w="http://schemas.openxmlformats.org/wordprocessingml/2006/main" xmlns:w14="http://schemas.microsoft.com/office/word/2010/wordml" xmlns:w15="http://schemas.microsoft.com/office/word/2012/wordml" xmlns:w16cex="http://schemas.microsoft.com/office/word/2018/wordml/cex" xmlns:w16cid="http://schemas.microsoft.com/office/word/2016/wordml/cid" xmlns:w16="http://schemas.microsoft.com/office/word/2018/wordml" xmlns:w16du="http://schemas.microsoft.com/office/word/2023/wordml/word16du" xmlns:w16sdtdh="http://schemas.microsoft.com/office/word/2020/wordml/sdtdatahash" xmlns:w16sdtfl="http://schemas.microsoft.com/office/word/2024/wordml/sdtformatlock" xmlns:w16se="http://schemas.microsoft.com/office/word/2015/wordml/symex" xmlns:wpg="http://schemas.microsoft.com/office/word/2010/wordprocessingGroup" xmlns:wpi="http://schemas.microsoft.com/office/word/2010/wordprocessingInk" xmlns:wne="http://schemas.microsoft.com/office/word/2006/wordml" xmlns:wps="http://schemas.microsoft.com/office/word/2010/wordprocessingShape" mc:Ignorable="w14 w15 w16se w16cid w16 w16cex w16sdtdh w16sdtfl w16du wp14">
+<w:ftr xmlns:wpc="http://schemas.microsoft.com/office/word/2010/wordprocessingCanvas" xmlns:cx="http://schemas.microsoft.com/office/drawing/2014/chartex" xmlns:cx1="http://schemas.microsoft.com/office/drawing/2015/9/8/chartex" xmlns:cx2="http://schemas.microsoft.com/office/drawing/2015/10/21/chartex" xmlns:cx3="http://schemas.microsoft.com/office/drawing/2016/5/9/chartex" xmlns:cx4="http://schemas.microsoft.com/office/drawing/2016/5/10/chartex" xmlns:cx5="http://schemas.microsoft.com/office/drawing/2016/5/11/chartex" xmlns:cx6="http://schemas.microsoft.com/office/drawing/2016/5/12/chartex" xmlns:cx7="http://schemas.microsoft.com/office/drawing/2016/5/13/chartex" xmlns:cx8="http://schemas.microsoft.com/office/drawing/2016/5/14/chartex" xmlns:mc="http://schemas.openxmlformats.org/markup-compatibility/2006" xmlns:aink="http://schemas.microsoft.com/office/drawing/2016/ink" xmlns:am3d="http://schemas.microsoft.com/office/drawing/2017/model3d" xmlns:o="urn:schemas-microsoft-com:office:office" xmlns:oel="http://schemas.microsoft.com/office/2019/extlst" xmlns:r="http://schemas.openxmlformats.org/officeDocument/2006/relationships" xmlns:m="http://schemas.openxmlformats.org/officeDocument/2006/math" xmlns:v="urn:schemas-microsoft-com:vml" xmlns:wp14="http://schemas.microsoft.com/office/word/2010/wordprocessingDrawing" xmlns:wp="http://schemas.openxmlformats.org/drawingml/2006/wordprocessingDrawing" xmlns:w10="urn:schemas-microsoft-com:office:word" xmlns:w="http://schemas.openxmlformats.org/wordprocessingml/2006/main" xmlns:w14="http://schemas.microsoft.com/office/word/2010/wordml" xmlns:w15="http://schemas.microsoft.com/office/word/2012/wordml" xmlns:w16cex="http://schemas.microsoft.com/office/word/2018/wordml/cex" xmlns:w16cid="http://schemas.microsoft.com/office/word/2016/wordml/cid" xmlns:w16="http://schemas.microsoft.com/office/word/2018/wordml" xmlns:w16sdtdh="http://schemas.microsoft.com/office/word/2020/wordml/sdtdatahash" xmlns:w16se="http://schemas.microsoft.com/office/word/2015/wordml/symex" xmlns:wpg="http://schemas.microsoft.com/office/word/2010/wordprocessingGroup" xmlns:wpi="http://schemas.microsoft.com/office/word/2010/wordprocessingInk" xmlns:wne="http://schemas.microsoft.com/office/word/2006/wordml" xmlns:wps="http://schemas.microsoft.com/office/word/2010/wordprocessingShape" mc:Ignorable="w14 w15 w16se w16cid w16 w16cex w16sdtdh wp14">
   <w:sdt>
     <w:sdtPr>
       <w:id w:val="-1467815305"/>
@@ -31765,7 +29985,7 @@
 </file>
 
 <file path=word/footnotes.xml><?xml version="1.0" encoding="utf-8"?>
-<w:footnotes xmlns:wpc="http://schemas.microsoft.com/office/word/2010/wordprocessingCanvas" xmlns:cx="http://schemas.microsoft.com/office/drawing/2014/chartex" xmlns:cx1="http://schemas.microsoft.com/office/drawing/2015/9/8/chartex" xmlns:cx2="http://schemas.microsoft.com/office/drawing/2015/10/21/chartex" xmlns:cx3="http://schemas.microsoft.com/office/drawing/2016/5/9/chartex" xmlns:cx4="http://schemas.microsoft.com/office/drawing/2016/5/10/chartex" xmlns:cx5="http://schemas.microsoft.com/office/drawing/2016/5/11/chartex" xmlns:cx6="http://schemas.microsoft.com/office/drawing/2016/5/12/chartex" xmlns:cx7="http://schemas.microsoft.com/office/drawing/2016/5/13/chartex" xmlns:cx8="http://schemas.microsoft.com/office/drawing/2016/5/14/chartex" xmlns:mc="http://schemas.openxmlformats.org/markup-compatibility/2006" xmlns:aink="http://schemas.microsoft.com/office/drawing/2016/ink" xmlns:am3d="http://schemas.microsoft.com/office/drawing/2017/model3d" xmlns:o="urn:schemas-microsoft-com:office:office" xmlns:oel="http://schemas.microsoft.com/office/2019/extlst" xmlns:r="http://schemas.openxmlformats.org/officeDocument/2006/relationships" xmlns:m="http://schemas.openxmlformats.org/officeDocument/2006/math" xmlns:v="urn:schemas-microsoft-com:vml" xmlns:wp14="http://schemas.microsoft.com/office/word/2010/wordprocessingDrawing" xmlns:wp="http://schemas.openxmlformats.org/drawingml/2006/wordprocessingDrawing" xmlns:w10="urn:schemas-microsoft-com:office:word" xmlns:w="http://schemas.openxmlformats.org/wordprocessingml/2006/main" xmlns:w14="http://schemas.microsoft.com/office/word/2010/wordml" xmlns:w15="http://schemas.microsoft.com/office/word/2012/wordml" xmlns:w16cex="http://schemas.microsoft.com/office/word/2018/wordml/cex" xmlns:w16cid="http://schemas.microsoft.com/office/word/2016/wordml/cid" xmlns:w16="http://schemas.microsoft.com/office/word/2018/wordml" xmlns:w16du="http://schemas.microsoft.com/office/word/2023/wordml/word16du" xmlns:w16sdtdh="http://schemas.microsoft.com/office/word/2020/wordml/sdtdatahash" xmlns:w16sdtfl="http://schemas.microsoft.com/office/word/2024/wordml/sdtformatlock" xmlns:w16se="http://schemas.microsoft.com/office/word/2015/wordml/symex" xmlns:wpg="http://schemas.microsoft.com/office/word/2010/wordprocessingGroup" xmlns:wpi="http://schemas.microsoft.com/office/word/2010/wordprocessingInk" xmlns:wne="http://schemas.microsoft.com/office/word/2006/wordml" xmlns:wps="http://schemas.microsoft.com/office/word/2010/wordprocessingShape" mc:Ignorable="w14 w15 w16se w16cid w16 w16cex w16sdtdh w16sdtfl w16du wp14">
+<w:footnotes xmlns:wpc="http://schemas.microsoft.com/office/word/2010/wordprocessingCanvas" xmlns:cx="http://schemas.microsoft.com/office/drawing/2014/chartex" xmlns:cx1="http://schemas.microsoft.com/office/drawing/2015/9/8/chartex" xmlns:cx2="http://schemas.microsoft.com/office/drawing/2015/10/21/chartex" xmlns:cx3="http://schemas.microsoft.com/office/drawing/2016/5/9/chartex" xmlns:cx4="http://schemas.microsoft.com/office/drawing/2016/5/10/chartex" xmlns:cx5="http://schemas.microsoft.com/office/drawing/2016/5/11/chartex" xmlns:cx6="http://schemas.microsoft.com/office/drawing/2016/5/12/chartex" xmlns:cx7="http://schemas.microsoft.com/office/drawing/2016/5/13/chartex" xmlns:cx8="http://schemas.microsoft.com/office/drawing/2016/5/14/chartex" xmlns:mc="http://schemas.openxmlformats.org/markup-compatibility/2006" xmlns:aink="http://schemas.microsoft.com/office/drawing/2016/ink" xmlns:am3d="http://schemas.microsoft.com/office/drawing/2017/model3d" xmlns:o="urn:schemas-microsoft-com:office:office" xmlns:oel="http://schemas.microsoft.com/office/2019/extlst" xmlns:r="http://schemas.openxmlformats.org/officeDocument/2006/relationships" xmlns:m="http://schemas.openxmlformats.org/officeDocument/2006/math" xmlns:v="urn:schemas-microsoft-com:vml" xmlns:wp14="http://schemas.microsoft.com/office/word/2010/wordprocessingDrawing" xmlns:wp="http://schemas.openxmlformats.org/drawingml/2006/wordprocessingDrawing" xmlns:w10="urn:schemas-microsoft-com:office:word" xmlns:w="http://schemas.openxmlformats.org/wordprocessingml/2006/main" xmlns:w14="http://schemas.microsoft.com/office/word/2010/wordml" xmlns:w15="http://schemas.microsoft.com/office/word/2012/wordml" xmlns:w16cex="http://schemas.microsoft.com/office/word/2018/wordml/cex" xmlns:w16cid="http://schemas.microsoft.com/office/word/2016/wordml/cid" xmlns:w16="http://schemas.microsoft.com/office/word/2018/wordml" xmlns:w16sdtdh="http://schemas.microsoft.com/office/word/2020/wordml/sdtdatahash" xmlns:w16se="http://schemas.microsoft.com/office/word/2015/wordml/symex" xmlns:wpg="http://schemas.microsoft.com/office/word/2010/wordprocessingGroup" xmlns:wpi="http://schemas.microsoft.com/office/word/2010/wordprocessingInk" xmlns:wne="http://schemas.microsoft.com/office/word/2006/wordml" xmlns:wps="http://schemas.microsoft.com/office/word/2010/wordprocessingShape" mc:Ignorable="w14 w15 w16se w16cid w16 w16cex w16sdtdh wp14">
   <w:footnote w:type="separator" w:id="-1">
     <w:p>
       <w:pPr>
@@ -31790,7 +30010,7 @@
 </file>
 
 <file path=word/numbering.xml><?xml version="1.0" encoding="utf-8"?>
-<w:numbering xmlns:wpc="http://schemas.microsoft.com/office/word/2010/wordprocessingCanvas" xmlns:cx="http://schemas.microsoft.com/office/drawing/2014/chartex" xmlns:cx1="http://schemas.microsoft.com/office/drawing/2015/9/8/chartex" xmlns:cx2="http://schemas.microsoft.com/office/drawing/2015/10/21/chartex" xmlns:cx3="http://schemas.microsoft.com/office/drawing/2016/5/9/chartex" xmlns:cx4="http://schemas.microsoft.com/office/drawing/2016/5/10/chartex" xmlns:cx5="http://schemas.microsoft.com/office/drawing/2016/5/11/chartex" xmlns:cx6="http://schemas.microsoft.com/office/drawing/2016/5/12/chartex" xmlns:cx7="http://schemas.microsoft.com/office/drawing/2016/5/13/chartex" xmlns:cx8="http://schemas.microsoft.com/office/drawing/2016/5/14/chartex" xmlns:mc="http://schemas.openxmlformats.org/markup-compatibility/2006" xmlns:aink="http://schemas.microsoft.com/office/drawing/2016/ink" xmlns:am3d="http://schemas.microsoft.com/office/drawing/2017/model3d" xmlns:o="urn:schemas-microsoft-com:office:office" xmlns:oel="http://schemas.microsoft.com/office/2019/extlst" xmlns:r="http://schemas.openxmlformats.org/officeDocument/2006/relationships" xmlns:m="http://schemas.openxmlformats.org/officeDocument/2006/math" xmlns:v="urn:schemas-microsoft-com:vml" xmlns:wp14="http://schemas.microsoft.com/office/word/2010/wordprocessingDrawing" xmlns:wp="http://schemas.openxmlformats.org/drawingml/2006/wordprocessingDrawing" xmlns:w10="urn:schemas-microsoft-com:office:word" xmlns:w="http://schemas.openxmlformats.org/wordprocessingml/2006/main" xmlns:w14="http://schemas.microsoft.com/office/word/2010/wordml" xmlns:w15="http://schemas.microsoft.com/office/word/2012/wordml" xmlns:w16cex="http://schemas.microsoft.com/office/word/2018/wordml/cex" xmlns:w16cid="http://schemas.microsoft.com/office/word/2016/wordml/cid" xmlns:w16="http://schemas.microsoft.com/office/word/2018/wordml" xmlns:w16du="http://schemas.microsoft.com/office/word/2023/wordml/word16du" xmlns:w16sdtdh="http://schemas.microsoft.com/office/word/2020/wordml/sdtdatahash" xmlns:w16sdtfl="http://schemas.microsoft.com/office/word/2024/wordml/sdtformatlock" xmlns:w16se="http://schemas.microsoft.com/office/word/2015/wordml/symex" xmlns:wpg="http://schemas.microsoft.com/office/word/2010/wordprocessingGroup" xmlns:wpi="http://schemas.microsoft.com/office/word/2010/wordprocessingInk" xmlns:wne="http://schemas.microsoft.com/office/word/2006/wordml" xmlns:wps="http://schemas.microsoft.com/office/word/2010/wordprocessingShape" mc:Ignorable="w14 w15 w16se w16cid w16 w16cex w16sdtdh w16sdtfl w16du wp14">
+<w:numbering xmlns:wpc="http://schemas.microsoft.com/office/word/2010/wordprocessingCanvas" xmlns:cx="http://schemas.microsoft.com/office/drawing/2014/chartex" xmlns:cx1="http://schemas.microsoft.com/office/drawing/2015/9/8/chartex" xmlns:cx2="http://schemas.microsoft.com/office/drawing/2015/10/21/chartex" xmlns:cx3="http://schemas.microsoft.com/office/drawing/2016/5/9/chartex" xmlns:cx4="http://schemas.microsoft.com/office/drawing/2016/5/10/chartex" xmlns:cx5="http://schemas.microsoft.com/office/drawing/2016/5/11/chartex" xmlns:cx6="http://schemas.microsoft.com/office/drawing/2016/5/12/chartex" xmlns:cx7="http://schemas.microsoft.com/office/drawing/2016/5/13/chartex" xmlns:cx8="http://schemas.microsoft.com/office/drawing/2016/5/14/chartex" xmlns:mc="http://schemas.openxmlformats.org/markup-compatibility/2006" xmlns:aink="http://schemas.microsoft.com/office/drawing/2016/ink" xmlns:am3d="http://schemas.microsoft.com/office/drawing/2017/model3d" xmlns:o="urn:schemas-microsoft-com:office:office" xmlns:oel="http://schemas.microsoft.com/office/2019/extlst" xmlns:r="http://schemas.openxmlformats.org/officeDocument/2006/relationships" xmlns:m="http://schemas.openxmlformats.org/officeDocument/2006/math" xmlns:v="urn:schemas-microsoft-com:vml" xmlns:wp14="http://schemas.microsoft.com/office/word/2010/wordprocessingDrawing" xmlns:wp="http://schemas.openxmlformats.org/drawingml/2006/wordprocessingDrawing" xmlns:w10="urn:schemas-microsoft-com:office:word" xmlns:w="http://schemas.openxmlformats.org/wordprocessingml/2006/main" xmlns:w14="http://schemas.microsoft.com/office/word/2010/wordml" xmlns:w15="http://schemas.microsoft.com/office/word/2012/wordml" xmlns:w16cex="http://schemas.microsoft.com/office/word/2018/wordml/cex" xmlns:w16cid="http://schemas.microsoft.com/office/word/2016/wordml/cid" xmlns:w16="http://schemas.microsoft.com/office/word/2018/wordml" xmlns:w16sdtdh="http://schemas.microsoft.com/office/word/2020/wordml/sdtdatahash" xmlns:w16se="http://schemas.microsoft.com/office/word/2015/wordml/symex" xmlns:wpg="http://schemas.microsoft.com/office/word/2010/wordprocessingGroup" xmlns:wpi="http://schemas.microsoft.com/office/word/2010/wordprocessingInk" xmlns:wne="http://schemas.microsoft.com/office/word/2006/wordml" xmlns:wps="http://schemas.microsoft.com/office/word/2010/wordprocessingShape" mc:Ignorable="w14 w15 w16se w16cid w16 w16cex w16sdtdh wp14">
   <w:abstractNum w:abstractNumId="0" w15:restartNumberingAfterBreak="0">
     <w:nsid w:val="08EA1E01"/>
     <w:multiLevelType w:val="multilevel"/>
@@ -35206,7 +33426,7 @@
 </file>
 
 <file path=word/styles.xml><?xml version="1.0" encoding="utf-8"?>
-<w:styles xmlns:mc="http://schemas.openxmlformats.org/markup-compatibility/2006" xmlns:r="http://schemas.openxmlformats.org/officeDocument/2006/relationships" xmlns:w="http://schemas.openxmlformats.org/wordprocessingml/2006/main" xmlns:w14="http://schemas.microsoft.com/office/word/2010/wordml" xmlns:w15="http://schemas.microsoft.com/office/word/2012/wordml" xmlns:w16cex="http://schemas.microsoft.com/office/word/2018/wordml/cex" xmlns:w16cid="http://schemas.microsoft.com/office/word/2016/wordml/cid" xmlns:w16="http://schemas.microsoft.com/office/word/2018/wordml" xmlns:w16du="http://schemas.microsoft.com/office/word/2023/wordml/word16du" xmlns:w16sdtdh="http://schemas.microsoft.com/office/word/2020/wordml/sdtdatahash" xmlns:w16sdtfl="http://schemas.microsoft.com/office/word/2024/wordml/sdtformatlock" xmlns:w16se="http://schemas.microsoft.com/office/word/2015/wordml/symex" mc:Ignorable="w14 w15 w16se w16cid w16 w16cex w16sdtdh w16sdtfl w16du">
+<w:styles xmlns:mc="http://schemas.openxmlformats.org/markup-compatibility/2006" xmlns:r="http://schemas.openxmlformats.org/officeDocument/2006/relationships" xmlns:w="http://schemas.openxmlformats.org/wordprocessingml/2006/main" xmlns:w14="http://schemas.microsoft.com/office/word/2010/wordml" xmlns:w15="http://schemas.microsoft.com/office/word/2012/wordml" xmlns:w16cex="http://schemas.microsoft.com/office/word/2018/wordml/cex" xmlns:w16cid="http://schemas.microsoft.com/office/word/2016/wordml/cid" xmlns:w16="http://schemas.microsoft.com/office/word/2018/wordml" xmlns:w16sdtdh="http://schemas.microsoft.com/office/word/2020/wordml/sdtdatahash" xmlns:w16se="http://schemas.microsoft.com/office/word/2015/wordml/symex" mc:Ignorable="w14 w15 w16se w16cid w16 w16cex w16sdtdh">
   <w:docDefaults>
     <w:rPrDefault>
       <w:rPr>
@@ -35671,6 +33891,7 @@
   <w:style w:type="character" w:default="1" w:styleId="Absatz-Standardschriftart">
     <w:name w:val="Default Paragraph Font"/>
     <w:uiPriority w:val="1"/>
+    <w:semiHidden/>
     <w:unhideWhenUsed/>
   </w:style>
   <w:style w:type="table" w:default="1" w:styleId="NormaleTabelle">

--- a/Dokumentation/Abgabe/Dokumentation_Entwicklung_eines_intelligenten_Empfehlungssystems_TEL24B_Carina_Halter_Laura_Mirwald_Semian_Finné_Tristan_Bihler.docx
+++ b/Dokumentation/Abgabe/Dokumentation_Entwicklung_eines_intelligenten_Empfehlungssystems_TEL24B_Carina_Halter_Laura_Mirwald_Semian_Finné_Tristan_Bihler.docx
@@ -536,8 +536,39 @@
           <w:lang w:val="de-DE"/>
         </w:rPr>
         <w:tab/>
-        <w:t>Prof. Dr. Ossmane Krini</w:t>
-      </w:r>
+        <w:t xml:space="preserve">Prof. Dr. </w:t>
+      </w:r>
+      <w:proofErr w:type="spellStart"/>
+      <w:r>
+        <w:rPr>
+          <w:rFonts w:cstheme="minorHAnsi"/>
+          <w:sz w:val="24"/>
+          <w:szCs w:val="24"/>
+          <w:lang w:val="de-DE"/>
+        </w:rPr>
+        <w:t>Ossmane</w:t>
+      </w:r>
+      <w:proofErr w:type="spellEnd"/>
+      <w:r>
+        <w:rPr>
+          <w:rFonts w:cstheme="minorHAnsi"/>
+          <w:sz w:val="24"/>
+          <w:szCs w:val="24"/>
+          <w:lang w:val="de-DE"/>
+        </w:rPr>
+        <w:t xml:space="preserve"> </w:t>
+      </w:r>
+      <w:proofErr w:type="spellStart"/>
+      <w:r>
+        <w:rPr>
+          <w:rFonts w:cstheme="minorHAnsi"/>
+          <w:sz w:val="24"/>
+          <w:szCs w:val="24"/>
+          <w:lang w:val="de-DE"/>
+        </w:rPr>
+        <w:t>Krini</w:t>
+      </w:r>
+      <w:proofErr w:type="spellEnd"/>
     </w:p>
     <w:p>
       <w:pPr>
@@ -4048,7 +4079,25 @@
             <w:sz w:val="24"/>
             <w:szCs w:val="24"/>
           </w:rPr>
-          <w:t>Abbildung 10: Login-Maske fertiger GUI</w:t>
+          <w:t xml:space="preserve">Abbildung </w:t>
+        </w:r>
+        <w:r>
+          <w:rPr>
+            <w:rStyle w:val="Hyperlink"/>
+            <w:noProof/>
+            <w:sz w:val="24"/>
+            <w:szCs w:val="24"/>
+          </w:rPr>
+          <w:t>9</w:t>
+        </w:r>
+        <w:r>
+          <w:rPr>
+            <w:rStyle w:val="Hyperlink"/>
+            <w:noProof/>
+            <w:sz w:val="24"/>
+            <w:szCs w:val="24"/>
+          </w:rPr>
+          <w:t>: Login-Maske fertiger GUI</w:t>
         </w:r>
         <w:r>
           <w:rPr>
@@ -4138,7 +4187,34 @@
             <w:sz w:val="24"/>
             <w:szCs w:val="24"/>
           </w:rPr>
-          <w:t>Abbildung 11: Fehlermeldung - User existiert bereits</w:t>
+          <w:t xml:space="preserve">Abbildung </w:t>
+        </w:r>
+        <w:r>
+          <w:rPr>
+            <w:rStyle w:val="Hyperlink"/>
+            <w:noProof/>
+            <w:sz w:val="24"/>
+            <w:szCs w:val="24"/>
+          </w:rPr>
+          <w:t>10</w:t>
+        </w:r>
+        <w:r>
+          <w:rPr>
+            <w:rStyle w:val="Hyperlink"/>
+            <w:noProof/>
+            <w:sz w:val="24"/>
+            <w:szCs w:val="24"/>
+          </w:rPr>
+          <w:t xml:space="preserve">: Fehlermeldung - User existiert </w:t>
+        </w:r>
+        <w:r>
+          <w:rPr>
+            <w:rStyle w:val="Hyperlink"/>
+            <w:noProof/>
+            <w:sz w:val="24"/>
+            <w:szCs w:val="24"/>
+          </w:rPr>
+          <w:t>nicht</w:t>
         </w:r>
         <w:r>
           <w:rPr>
@@ -4228,7 +4304,34 @@
             <w:sz w:val="24"/>
             <w:szCs w:val="24"/>
           </w:rPr>
-          <w:t>Abbildung 9: Fehlermeldung - User existiert nicht</w:t>
+          <w:t xml:space="preserve">Abbildung </w:t>
+        </w:r>
+        <w:r>
+          <w:rPr>
+            <w:rStyle w:val="Hyperlink"/>
+            <w:noProof/>
+            <w:sz w:val="24"/>
+            <w:szCs w:val="24"/>
+          </w:rPr>
+          <w:t>11</w:t>
+        </w:r>
+        <w:r>
+          <w:rPr>
+            <w:rStyle w:val="Hyperlink"/>
+            <w:noProof/>
+            <w:sz w:val="24"/>
+            <w:szCs w:val="24"/>
+          </w:rPr>
+          <w:t xml:space="preserve">: Fehlermeldung - User existiert </w:t>
+        </w:r>
+        <w:r>
+          <w:rPr>
+            <w:rStyle w:val="Hyperlink"/>
+            <w:noProof/>
+            <w:sz w:val="24"/>
+            <w:szCs w:val="24"/>
+          </w:rPr>
+          <w:t>bereits</w:t>
         </w:r>
         <w:r>
           <w:rPr>
@@ -5339,21 +5442,7 @@
           <w:sz w:val="24"/>
           <w:szCs w:val="24"/>
         </w:rPr>
-        <w:t>I</w:t>
-      </w:r>
-      <w:r>
-        <w:rPr>
-          <w:sz w:val="24"/>
-          <w:szCs w:val="24"/>
-        </w:rPr>
-        <w:t>n</w:t>
-      </w:r>
-      <w:r>
-        <w:rPr>
-          <w:sz w:val="24"/>
-          <w:szCs w:val="24"/>
-        </w:rPr>
-        <w:t xml:space="preserve"> der heutigen digitalen Welt sind Online-Dienste fester Bestandteil unseres Alltags.</w:t>
+        <w:t>In der heutigen digitalen Welt sind Online-Dienste fester Bestandteil unseres Alltags.</w:t>
       </w:r>
       <w:r>
         <w:rPr>
@@ -5375,7 +5464,23 @@
           <w:sz w:val="24"/>
           <w:szCs w:val="24"/>
         </w:rPr>
-        <w:t>Hier liegt das Problem, denn wie finden Nutzer unter der Informationenflut im Netz genau das, was sie wirklich interessiert und ihren individuellen Vorlieben entspricht?</w:t>
+        <w:t xml:space="preserve">Hier liegt das Problem, denn wie finden Nutzer unter der Informationenflut im Netz genau das, was sie wirklich </w:t>
+      </w:r>
+      <w:proofErr w:type="gramStart"/>
+      <w:r>
+        <w:rPr>
+          <w:sz w:val="24"/>
+          <w:szCs w:val="24"/>
+        </w:rPr>
+        <w:t>interessiert</w:t>
+      </w:r>
+      <w:proofErr w:type="gramEnd"/>
+      <w:r>
+        <w:rPr>
+          <w:sz w:val="24"/>
+          <w:szCs w:val="24"/>
+        </w:rPr>
+        <w:t xml:space="preserve"> und ihren individuellen Vorlieben entspricht?</w:t>
       </w:r>
       <w:r>
         <w:rPr>
@@ -5383,12 +5488,6 @@
           <w:szCs w:val="24"/>
         </w:rPr>
         <w:br/>
-      </w:r>
-      <w:r>
-        <w:rPr>
-          <w:sz w:val="24"/>
-          <w:szCs w:val="24"/>
-        </w:rPr>
         <w:t>Die Antwort ist ein Empfehlungssystem.</w:t>
       </w:r>
     </w:p>
@@ -5447,14 +5546,7 @@
           <w:sz w:val="24"/>
           <w:szCs w:val="24"/>
         </w:rPr>
-        <w:t xml:space="preserve">Wir haben uns für die Entwicklung </w:t>
-      </w:r>
-      <w:r>
-        <w:rPr>
-          <w:sz w:val="24"/>
-          <w:szCs w:val="24"/>
-        </w:rPr>
-        <w:t>eines</w:t>
+        <w:t>Wir haben uns für die Entwicklung eines</w:t>
       </w:r>
       <w:r>
         <w:rPr>
@@ -5571,7 +5663,14 @@
           <w:sz w:val="24"/>
           <w:szCs w:val="24"/>
         </w:rPr>
-        <w:t xml:space="preserve">Durch unser gewähltes Projekt ist es eine Vorgabe, dieses in der Programmiersprache Python umzusetzen. </w:t>
+        <w:t>Mit der Wahl unseres Projekts kam die Vorgabe es in der Programmiersprache Python umzusetzen</w:t>
+      </w:r>
+      <w:r>
+        <w:rPr>
+          <w:sz w:val="24"/>
+          <w:szCs w:val="24"/>
+        </w:rPr>
+        <w:t xml:space="preserve">. </w:t>
       </w:r>
       <w:r>
         <w:rPr>
@@ -5648,22 +5747,64 @@
           <w:sz w:val="24"/>
           <w:szCs w:val="24"/>
         </w:rPr>
-        <w:t xml:space="preserve"> Bezug auf unser Projekt ist es natürlich auch von Vorteil, dass die Programmiersprache selbst schon viel in Listen arbeitet. Diese benötigen wir später mehrmals zum Verwalten unserer Film-Auswahl, sowie Favoriten bzw. den Empfehlungen.  </w:t>
-      </w:r>
-    </w:p>
-    <w:p>
-      <w:pPr>
-        <w:rPr>
-          <w:sz w:val="24"/>
-          <w:szCs w:val="24"/>
-        </w:rPr>
-      </w:pPr>
-      <w:r>
-        <w:rPr>
-          <w:sz w:val="24"/>
-          <w:szCs w:val="24"/>
-        </w:rPr>
-        <w:t xml:space="preserve">Als Entwicklungsumgebung haben wir uns für Visual Studio Code entschieden. Da wir diese bereits im 1. Semester installiert und bereits für Python in den vier Vorlesungen des zweiten Semesters initialisiert hatten, war diese Wahl Ideal für uns. Wir können direkt mit dem Coden beginnen, ohne weitere Compiler, Packages oder sonstige Installationen tätigen zu müssen.  </w:t>
+        <w:t xml:space="preserve"> Bezug auf unser Projekt ist es </w:t>
+      </w:r>
+      <w:r>
+        <w:rPr>
+          <w:sz w:val="24"/>
+          <w:szCs w:val="24"/>
+        </w:rPr>
+        <w:t>auch</w:t>
+      </w:r>
+      <w:r>
+        <w:rPr>
+          <w:sz w:val="24"/>
+          <w:szCs w:val="24"/>
+        </w:rPr>
+        <w:t xml:space="preserve"> von Vorteil, dass die Programmiersprache selbst schon viel in Listen arbeitet. Diese benötigen wir später mehr</w:t>
+      </w:r>
+      <w:r>
+        <w:rPr>
+          <w:sz w:val="24"/>
+          <w:szCs w:val="24"/>
+        </w:rPr>
+        <w:t>fach</w:t>
+      </w:r>
+      <w:r>
+        <w:rPr>
+          <w:sz w:val="24"/>
+          <w:szCs w:val="24"/>
+        </w:rPr>
+        <w:t xml:space="preserve"> zum Verwalten unserer Film-Auswahl, sowie Favoriten </w:t>
+      </w:r>
+      <w:r>
+        <w:rPr>
+          <w:sz w:val="24"/>
+          <w:szCs w:val="24"/>
+        </w:rPr>
+        <w:t>beziehungsweise</w:t>
+      </w:r>
+      <w:r>
+        <w:rPr>
+          <w:sz w:val="24"/>
+          <w:szCs w:val="24"/>
+        </w:rPr>
+        <w:t xml:space="preserve"> den Empfehlungen.  </w:t>
+      </w:r>
+    </w:p>
+    <w:p>
+      <w:pPr>
+        <w:rPr>
+          <w:sz w:val="24"/>
+          <w:szCs w:val="24"/>
+        </w:rPr>
+      </w:pPr>
+      <w:r>
+        <w:rPr>
+          <w:sz w:val="24"/>
+          <w:szCs w:val="24"/>
+        </w:rPr>
+        <w:t xml:space="preserve">Als Entwicklungsumgebung haben wir uns für Visual Studio Code entschieden. Da wir diese bereits im 1. Semester installiert und für Python in den vier Vorlesungen des zweiten Semesters initialisiert hatten, war diese Wahl Ideal für uns. Wir können direkt mit dem Coden beginnen, ohne weitere Compiler, Packages oder sonstige Installationen tätigen zu müssen.  </w:t>
       </w:r>
     </w:p>
     <w:p>
@@ -5708,21 +5849,182 @@
           <w:sz w:val="24"/>
           <w:szCs w:val="24"/>
         </w:rPr>
-        <w:t>Um unser Film</w:t>
-      </w:r>
-      <w:r>
-        <w:rPr>
-          <w:sz w:val="24"/>
-          <w:szCs w:val="24"/>
-        </w:rPr>
-        <w:t>e</w:t>
-      </w:r>
-      <w:r>
-        <w:rPr>
-          <w:sz w:val="24"/>
-          <w:szCs w:val="24"/>
-        </w:rPr>
-        <w:t>mpfehlungssystem realistisch zu gestalten und auch mit richtigen Informationen zu füllen, haben wir uns zur Realisierung für JSON-Datei</w:t>
+        <w:t xml:space="preserve">Um unser Filmempfehlungssystem realistisch zu gestalten und auch mit richtigen Informationen zu füllen, haben wir uns zur Realisierung für JSON-Dateien entschieden. </w:t>
+      </w:r>
+    </w:p>
+    <w:p>
+      <w:pPr>
+        <w:rPr>
+          <w:sz w:val="24"/>
+          <w:szCs w:val="24"/>
+        </w:rPr>
+      </w:pPr>
+      <w:r>
+        <w:rPr>
+          <w:sz w:val="24"/>
+          <w:szCs w:val="24"/>
+        </w:rPr>
+        <w:t xml:space="preserve">Warum genau eine JSON-Datei und keine andere?  </w:t>
+      </w:r>
+      <w:r>
+        <w:rPr>
+          <w:sz w:val="24"/>
+          <w:szCs w:val="24"/>
+        </w:rPr>
+        <w:br/>
+      </w:r>
+      <w:r>
+        <w:rPr>
+          <w:sz w:val="24"/>
+          <w:szCs w:val="24"/>
+        </w:rPr>
+        <w:t xml:space="preserve">Ursprünglich </w:t>
+      </w:r>
+      <w:r>
+        <w:rPr>
+          <w:sz w:val="24"/>
+          <w:szCs w:val="24"/>
+        </w:rPr>
+        <w:t>war die Idee</w:t>
+      </w:r>
+      <w:r>
+        <w:rPr>
+          <w:sz w:val="24"/>
+          <w:szCs w:val="24"/>
+        </w:rPr>
+        <w:t xml:space="preserve"> mit </w:t>
+      </w:r>
+      <w:proofErr w:type="spellStart"/>
+      <w:r>
+        <w:rPr>
+          <w:sz w:val="24"/>
+          <w:szCs w:val="24"/>
+        </w:rPr>
+        <w:t>Fire</w:t>
+      </w:r>
+      <w:r>
+        <w:rPr>
+          <w:sz w:val="24"/>
+          <w:szCs w:val="24"/>
+        </w:rPr>
+        <w:t>base</w:t>
+      </w:r>
+      <w:proofErr w:type="spellEnd"/>
+      <w:r>
+        <w:rPr>
+          <w:sz w:val="24"/>
+          <w:szCs w:val="24"/>
+        </w:rPr>
+        <w:t xml:space="preserve"> </w:t>
+      </w:r>
+      <w:r>
+        <w:rPr>
+          <w:sz w:val="24"/>
+          <w:szCs w:val="24"/>
+        </w:rPr>
+        <w:t xml:space="preserve">zu </w:t>
+      </w:r>
+      <w:r>
+        <w:rPr>
+          <w:sz w:val="24"/>
+          <w:szCs w:val="24"/>
+        </w:rPr>
+        <w:t>arbeiten, welche JSON-Dateien unterstützt. Allerdings haben wir uns aufgrund kostenpflichtiger Funktionen, die wir für unsere Umsetzung benöti</w:t>
+      </w:r>
+      <w:r>
+        <w:rPr>
+          <w:sz w:val="24"/>
+          <w:szCs w:val="24"/>
+        </w:rPr>
+        <w:t>gen würden</w:t>
+      </w:r>
+      <w:r>
+        <w:rPr>
+          <w:sz w:val="24"/>
+          <w:szCs w:val="24"/>
+        </w:rPr>
+        <w:t xml:space="preserve">, gegen </w:t>
+      </w:r>
+      <w:proofErr w:type="spellStart"/>
+      <w:r>
+        <w:rPr>
+          <w:sz w:val="24"/>
+          <w:szCs w:val="24"/>
+        </w:rPr>
+        <w:t>Firebase</w:t>
+      </w:r>
+      <w:proofErr w:type="spellEnd"/>
+      <w:r>
+        <w:rPr>
+          <w:sz w:val="24"/>
+          <w:szCs w:val="24"/>
+        </w:rPr>
+        <w:t xml:space="preserve"> entschieden.</w:t>
+      </w:r>
+      <w:r>
+        <w:rPr>
+          <w:sz w:val="24"/>
+          <w:szCs w:val="24"/>
+        </w:rPr>
+        <w:t xml:space="preserve"> </w:t>
+      </w:r>
+      <w:r>
+        <w:rPr>
+          <w:sz w:val="24"/>
+          <w:szCs w:val="24"/>
+        </w:rPr>
+        <w:br/>
+      </w:r>
+      <w:r>
+        <w:rPr>
+          <w:sz w:val="24"/>
+          <w:szCs w:val="24"/>
+        </w:rPr>
+        <w:t>Da wir uns bereits</w:t>
+      </w:r>
+      <w:r>
+        <w:rPr>
+          <w:sz w:val="24"/>
+          <w:szCs w:val="24"/>
+        </w:rPr>
+        <w:t xml:space="preserve"> durch die ursprünglich geplante Datenbank </w:t>
+      </w:r>
+      <w:r>
+        <w:rPr>
+          <w:sz w:val="24"/>
+          <w:szCs w:val="24"/>
+        </w:rPr>
+        <w:t>«</w:t>
+      </w:r>
+      <w:proofErr w:type="spellStart"/>
+      <w:r>
+        <w:rPr>
+          <w:sz w:val="24"/>
+          <w:szCs w:val="24"/>
+        </w:rPr>
+        <w:t>Fire</w:t>
+      </w:r>
+      <w:r>
+        <w:rPr>
+          <w:sz w:val="24"/>
+          <w:szCs w:val="24"/>
+        </w:rPr>
+        <w:t>base</w:t>
+      </w:r>
+      <w:proofErr w:type="spellEnd"/>
+      <w:r>
+        <w:rPr>
+          <w:sz w:val="24"/>
+          <w:szCs w:val="24"/>
+        </w:rPr>
+        <w:t>»</w:t>
+      </w:r>
+      <w:r>
+        <w:rPr>
+          <w:sz w:val="24"/>
+          <w:szCs w:val="24"/>
+        </w:rPr>
+        <w:t xml:space="preserve"> mit JSON-Dateien auseinandergesetzt und sie sich für unsere Anwendung</w:t>
       </w:r>
       <w:r>
         <w:rPr>
@@ -5736,22 +6038,64 @@
           <w:sz w:val="24"/>
           <w:szCs w:val="24"/>
         </w:rPr>
-        <w:t xml:space="preserve"> entschieden. </w:t>
-      </w:r>
-    </w:p>
-    <w:p>
-      <w:pPr>
-        <w:rPr>
-          <w:sz w:val="24"/>
-          <w:szCs w:val="24"/>
-        </w:rPr>
-      </w:pPr>
-      <w:r>
-        <w:rPr>
-          <w:sz w:val="24"/>
-          <w:szCs w:val="24"/>
-        </w:rPr>
-        <w:t xml:space="preserve">Warum genau eine JSON-Datei und keine andere?  </w:t>
+        <w:t xml:space="preserve"> bewährt hatten, </w:t>
+      </w:r>
+      <w:r>
+        <w:rPr>
+          <w:sz w:val="24"/>
+          <w:szCs w:val="24"/>
+        </w:rPr>
+        <w:t>wollen</w:t>
+      </w:r>
+      <w:r>
+        <w:rPr>
+          <w:sz w:val="24"/>
+          <w:szCs w:val="24"/>
+        </w:rPr>
+        <w:t xml:space="preserve"> wir</w:t>
+      </w:r>
+      <w:r>
+        <w:rPr>
+          <w:sz w:val="24"/>
+          <w:szCs w:val="24"/>
+        </w:rPr>
+        <w:t xml:space="preserve"> diese </w:t>
+      </w:r>
+      <w:r>
+        <w:rPr>
+          <w:sz w:val="24"/>
+          <w:szCs w:val="24"/>
+        </w:rPr>
+        <w:t>weiterhin</w:t>
+      </w:r>
+      <w:r>
+        <w:rPr>
+          <w:sz w:val="24"/>
+          <w:szCs w:val="24"/>
+        </w:rPr>
+        <w:t xml:space="preserve"> nutzen</w:t>
+      </w:r>
+      <w:r>
+        <w:rPr>
+          <w:sz w:val="24"/>
+          <w:szCs w:val="24"/>
+        </w:rPr>
+        <w:t>.</w:t>
+      </w:r>
+    </w:p>
+    <w:p>
+      <w:pPr>
+        <w:rPr>
+          <w:sz w:val="24"/>
+          <w:szCs w:val="24"/>
+        </w:rPr>
+      </w:pPr>
+      <w:r>
+        <w:rPr>
+          <w:sz w:val="24"/>
+          <w:szCs w:val="24"/>
+        </w:rPr>
+        <w:t>Was ist eine JSON-Datei?</w:t>
       </w:r>
       <w:r>
         <w:rPr>
@@ -5765,28 +6109,59 @@
           <w:sz w:val="24"/>
           <w:szCs w:val="24"/>
         </w:rPr>
-        <w:t xml:space="preserve">Ursprünglich </w:t>
-      </w:r>
-      <w:r>
-        <w:rPr>
-          <w:sz w:val="24"/>
-          <w:szCs w:val="24"/>
-        </w:rPr>
-        <w:t>war die Idee</w:t>
-      </w:r>
-      <w:r>
-        <w:rPr>
-          <w:sz w:val="24"/>
-          <w:szCs w:val="24"/>
-        </w:rPr>
-        <w:t xml:space="preserve"> mit Fire</w:t>
-      </w:r>
-      <w:r>
-        <w:rPr>
-          <w:sz w:val="24"/>
-          <w:szCs w:val="24"/>
-        </w:rPr>
-        <w:t>base</w:t>
+        <w:t>Eine JSON-Datei ist eine rein textbasierte Datei, welche Daten im JavaScript </w:t>
+      </w:r>
+      <w:proofErr w:type="spellStart"/>
+      <w:r>
+        <w:rPr>
+          <w:sz w:val="24"/>
+          <w:szCs w:val="24"/>
+        </w:rPr>
+        <w:t>Object</w:t>
+      </w:r>
+      <w:proofErr w:type="spellEnd"/>
+      <w:r>
+        <w:rPr>
+          <w:sz w:val="24"/>
+          <w:szCs w:val="24"/>
+        </w:rPr>
+        <w:t> Notation Format speichert. Ursprünglich stammt sie von JavaScript, ist jedoch auch in vielen weiteren Programmiersprachen verwendbar</w:t>
+      </w:r>
+      <w:r>
+        <w:rPr>
+          <w:sz w:val="24"/>
+          <w:szCs w:val="24"/>
+        </w:rPr>
+        <w:t>, darunter auch Python.</w:t>
+      </w:r>
+    </w:p>
+    <w:p>
+      <w:pPr>
+        <w:rPr>
+          <w:sz w:val="24"/>
+          <w:szCs w:val="24"/>
+        </w:rPr>
+      </w:pPr>
+      <w:r>
+        <w:rPr>
+          <w:sz w:val="24"/>
+          <w:szCs w:val="24"/>
+        </w:rPr>
+        <w:t xml:space="preserve">Häufig </w:t>
+      </w:r>
+      <w:r>
+        <w:rPr>
+          <w:sz w:val="24"/>
+          <w:szCs w:val="24"/>
+        </w:rPr>
+        <w:t xml:space="preserve">wird </w:t>
+      </w:r>
+      <w:r>
+        <w:rPr>
+          <w:sz w:val="24"/>
+          <w:szCs w:val="24"/>
+        </w:rPr>
+        <w:t>eine solche Datei als Zwischenspeicher</w:t>
       </w:r>
       <w:r>
         <w:rPr>
@@ -5800,28 +6175,85 @@
           <w:sz w:val="24"/>
           <w:szCs w:val="24"/>
         </w:rPr>
-        <w:t xml:space="preserve">zu </w:t>
-      </w:r>
-      <w:r>
-        <w:rPr>
-          <w:sz w:val="24"/>
-          <w:szCs w:val="24"/>
-        </w:rPr>
-        <w:t>arbeiten, welche JSON-Dateien unterstützt. Allerdings haben wir uns aufgrund kostenpflichtiger Funktionen, die wir für unsere Umsetzung benöti</w:t>
-      </w:r>
-      <w:r>
-        <w:rPr>
-          <w:sz w:val="24"/>
-          <w:szCs w:val="24"/>
-        </w:rPr>
-        <w:t>gen würden</w:t>
-      </w:r>
-      <w:r>
-        <w:rPr>
-          <w:sz w:val="24"/>
-          <w:szCs w:val="24"/>
-        </w:rPr>
-        <w:t>, gegen Firebase entschieden.</w:t>
+        <w:t>g</w:t>
+      </w:r>
+      <w:r>
+        <w:rPr>
+          <w:sz w:val="24"/>
+          <w:szCs w:val="24"/>
+        </w:rPr>
+        <w:t>enutzt</w:t>
+      </w:r>
+      <w:r>
+        <w:rPr>
+          <w:sz w:val="24"/>
+          <w:szCs w:val="24"/>
+        </w:rPr>
+        <w:t>, um Daten zwischen einer Webanwendung (</w:t>
+      </w:r>
+      <w:r>
+        <w:rPr>
+          <w:sz w:val="24"/>
+          <w:szCs w:val="24"/>
+        </w:rPr>
+        <w:t xml:space="preserve">wie </w:t>
+      </w:r>
+      <w:r>
+        <w:rPr>
+          <w:sz w:val="24"/>
+          <w:szCs w:val="24"/>
+        </w:rPr>
+        <w:t>z.B</w:t>
+      </w:r>
+      <w:r>
+        <w:rPr>
+          <w:sz w:val="24"/>
+          <w:szCs w:val="24"/>
+        </w:rPr>
+        <w:t>.</w:t>
+      </w:r>
+      <w:r>
+        <w:rPr>
+          <w:sz w:val="24"/>
+          <w:szCs w:val="24"/>
+        </w:rPr>
+        <w:t xml:space="preserve"> einer Website) und einem Server zu übertragen. </w:t>
+      </w:r>
+      <w:r>
+        <w:rPr>
+          <w:sz w:val="24"/>
+          <w:szCs w:val="24"/>
+        </w:rPr>
+        <w:t>So können Informationen strukturiert gespeichert und versendet werden, dass auch ein Server diese problemlos interpretieren kann.</w:t>
+      </w:r>
+    </w:p>
+    <w:p>
+      <w:pPr>
+        <w:rPr>
+          <w:sz w:val="24"/>
+          <w:szCs w:val="24"/>
+        </w:rPr>
+      </w:pPr>
+      <w:r>
+        <w:rPr>
+          <w:sz w:val="24"/>
+          <w:szCs w:val="24"/>
+        </w:rPr>
+        <w:t>Zu den Vorteilen einer JSON-Datei zählt die einfache und schnelle Einrichtung</w:t>
+      </w:r>
+      <w:r>
+        <w:rPr>
+          <w:sz w:val="24"/>
+          <w:szCs w:val="24"/>
+        </w:rPr>
+        <w:t>. U</w:t>
+      </w:r>
+      <w:r>
+        <w:rPr>
+          <w:sz w:val="24"/>
+          <w:szCs w:val="24"/>
+        </w:rPr>
+        <w:t>nter anderem auch dadurch, dass sie sowohl für Maschinen als auch für Menschen lesbar ist.</w:t>
       </w:r>
       <w:r>
         <w:rPr>
@@ -5835,70 +6267,106 @@
           <w:sz w:val="24"/>
           <w:szCs w:val="24"/>
         </w:rPr>
-        <w:br/>
-      </w:r>
-      <w:r>
-        <w:rPr>
-          <w:sz w:val="24"/>
-          <w:szCs w:val="24"/>
-        </w:rPr>
-        <w:t>Da wir uns bereits</w:t>
-      </w:r>
-      <w:r>
-        <w:rPr>
-          <w:sz w:val="24"/>
-          <w:szCs w:val="24"/>
-        </w:rPr>
-        <w:t xml:space="preserve"> durch die ursprünglich geplante Datenbank </w:t>
-      </w:r>
-      <w:r>
-        <w:rPr>
-          <w:sz w:val="24"/>
-          <w:szCs w:val="24"/>
-        </w:rPr>
-        <w:t>«</w:t>
-      </w:r>
-      <w:r>
-        <w:rPr>
-          <w:sz w:val="24"/>
-          <w:szCs w:val="24"/>
-        </w:rPr>
-        <w:t>Fire</w:t>
-      </w:r>
-      <w:r>
-        <w:rPr>
-          <w:sz w:val="24"/>
-          <w:szCs w:val="24"/>
-        </w:rPr>
-        <w:t>base</w:t>
-      </w:r>
-      <w:r>
-        <w:rPr>
-          <w:sz w:val="24"/>
-          <w:szCs w:val="24"/>
-        </w:rPr>
-        <w:t>»</w:t>
-      </w:r>
-      <w:r>
-        <w:rPr>
-          <w:sz w:val="24"/>
-          <w:szCs w:val="24"/>
-        </w:rPr>
-        <w:t xml:space="preserve"> mit JSON-Dateien auseinandergesetzt und sie sich für unsere Anwendung</w:t>
-      </w:r>
-      <w:r>
-        <w:rPr>
-          <w:sz w:val="24"/>
-          <w:szCs w:val="24"/>
-        </w:rPr>
-        <w:t>en</w:t>
-      </w:r>
-      <w:r>
-        <w:rPr>
-          <w:sz w:val="24"/>
-          <w:szCs w:val="24"/>
-        </w:rPr>
-        <w:t xml:space="preserve"> bewährt hatten, </w:t>
+        <w:t>Des Weiteren ist sie eine gute Wahl, wenn man statische Daten nutzt, also wenn Daten selten geändert werden.</w:t>
+      </w:r>
+      <w:r>
+        <w:rPr>
+          <w:sz w:val="24"/>
+          <w:szCs w:val="24"/>
+        </w:rPr>
+        <w:t xml:space="preserve"> </w:t>
+      </w:r>
+      <w:r>
+        <w:rPr>
+          <w:sz w:val="24"/>
+          <w:szCs w:val="24"/>
+        </w:rPr>
+        <w:t>Allerdings sollte beachte</w:t>
+      </w:r>
+      <w:r>
+        <w:rPr>
+          <w:sz w:val="24"/>
+          <w:szCs w:val="24"/>
+        </w:rPr>
+        <w:t>t werden</w:t>
+      </w:r>
+      <w:r>
+        <w:rPr>
+          <w:sz w:val="24"/>
+          <w:szCs w:val="24"/>
+        </w:rPr>
+        <w:t xml:space="preserve">, dass bei großen Datenmengen die Performance stark beeinflusst wird. Denn jedes Mal, wenn Daten aus </w:t>
+      </w:r>
+      <w:r>
+        <w:rPr>
+          <w:sz w:val="24"/>
+          <w:szCs w:val="24"/>
+        </w:rPr>
+        <w:t>einer</w:t>
+      </w:r>
+      <w:r>
+        <w:rPr>
+          <w:sz w:val="24"/>
+          <w:szCs w:val="24"/>
+        </w:rPr>
+        <w:t xml:space="preserve"> JSON-Datei aufgerufen werden, muss die Datei neu geladen werden.</w:t>
+      </w:r>
+      <w:r>
+        <w:rPr>
+          <w:sz w:val="24"/>
+          <w:szCs w:val="24"/>
+        </w:rPr>
+        <w:t xml:space="preserve"> </w:t>
+      </w:r>
+      <w:r>
+        <w:rPr>
+          <w:sz w:val="24"/>
+          <w:szCs w:val="24"/>
+        </w:rPr>
+        <w:t xml:space="preserve">Außerdem benötigt </w:t>
+      </w:r>
+      <w:r>
+        <w:rPr>
+          <w:sz w:val="24"/>
+          <w:szCs w:val="24"/>
+        </w:rPr>
+        <w:t>s</w:t>
+      </w:r>
+      <w:r>
+        <w:rPr>
+          <w:sz w:val="24"/>
+          <w:szCs w:val="24"/>
+        </w:rPr>
+        <w:t xml:space="preserve">ie viel Speicherplatz, da sie aus </w:t>
+      </w:r>
+      <w:r>
+        <w:rPr>
+          <w:sz w:val="24"/>
+          <w:szCs w:val="24"/>
+        </w:rPr>
+        <w:t>alphanumerischen</w:t>
+      </w:r>
+      <w:r>
+        <w:rPr>
+          <w:sz w:val="24"/>
+          <w:szCs w:val="24"/>
+        </w:rPr>
+        <w:t xml:space="preserve"> Zeichen besteht.</w:t>
+      </w:r>
+    </w:p>
+    <w:p>
+      <w:pPr>
+        <w:rPr>
+          <w:sz w:val="24"/>
+          <w:szCs w:val="24"/>
+        </w:rPr>
+      </w:pPr>
+      <w:r>
+        <w:rPr>
+          <w:sz w:val="24"/>
+          <w:szCs w:val="24"/>
+        </w:rPr>
+        <w:t xml:space="preserve">Für unser Projekt </w:t>
       </w:r>
       <w:r>
         <w:rPr>
@@ -5912,28 +6380,42 @@
           <w:sz w:val="24"/>
           <w:szCs w:val="24"/>
         </w:rPr>
-        <w:t xml:space="preserve"> wir</w:t>
-      </w:r>
-      <w:r>
-        <w:rPr>
-          <w:sz w:val="24"/>
-          <w:szCs w:val="24"/>
-        </w:rPr>
-        <w:t xml:space="preserve"> diese </w:t>
-      </w:r>
-      <w:r>
-        <w:rPr>
-          <w:sz w:val="24"/>
-          <w:szCs w:val="24"/>
-        </w:rPr>
-        <w:t>weiterhin</w:t>
-      </w:r>
-      <w:r>
-        <w:rPr>
-          <w:sz w:val="24"/>
-          <w:szCs w:val="24"/>
-        </w:rPr>
-        <w:t xml:space="preserve"> nutzen</w:t>
+        <w:t xml:space="preserve"> wir die Filminformationen, wie Titel, Beschreibung, Genre und </w:t>
+      </w:r>
+      <w:r>
+        <w:rPr>
+          <w:sz w:val="24"/>
+          <w:szCs w:val="24"/>
+        </w:rPr>
+        <w:t xml:space="preserve">einem Link zum Trailer auf </w:t>
+      </w:r>
+      <w:r>
+        <w:rPr>
+          <w:sz w:val="24"/>
+          <w:szCs w:val="24"/>
+        </w:rPr>
+        <w:t>You</w:t>
+      </w:r>
+      <w:r>
+        <w:rPr>
+          <w:sz w:val="24"/>
+          <w:szCs w:val="24"/>
+        </w:rPr>
+        <w:t>T</w:t>
+      </w:r>
+      <w:r>
+        <w:rPr>
+          <w:sz w:val="24"/>
+          <w:szCs w:val="24"/>
+        </w:rPr>
+        <w:t xml:space="preserve">ube aus einer TMDB (The Movie Database) mithilfe einer API in unsere JSON-Datei </w:t>
+      </w:r>
+      <w:r>
+        <w:rPr>
+          <w:sz w:val="24"/>
+          <w:szCs w:val="24"/>
+        </w:rPr>
+        <w:t>speichern</w:t>
       </w:r>
       <w:r>
         <w:rPr>
@@ -5955,58 +6437,17 @@
           <w:sz w:val="24"/>
           <w:szCs w:val="24"/>
         </w:rPr>
-        <w:t>Was ist eine JSON-Datei?</w:t>
-      </w:r>
-      <w:r>
-        <w:rPr>
-          <w:sz w:val="24"/>
-          <w:szCs w:val="24"/>
-        </w:rPr>
-        <w:br/>
-      </w:r>
-      <w:r>
-        <w:rPr>
-          <w:sz w:val="24"/>
-          <w:szCs w:val="24"/>
-        </w:rPr>
-        <w:t>Eine JSON-Datei ist eine rein textbasierte Datei, welche Daten im JavaScript Object Notation Format speichert. Ursprünglich stammt sie von JavaScript, ist jedoch auch in vielen weiteren Programmiersprachen verwendbar</w:t>
-      </w:r>
-      <w:r>
-        <w:rPr>
-          <w:sz w:val="24"/>
-          <w:szCs w:val="24"/>
-        </w:rPr>
-        <w:t>, darunter auch Python.</w:t>
-      </w:r>
-    </w:p>
-    <w:p>
-      <w:pPr>
-        <w:rPr>
-          <w:sz w:val="24"/>
-          <w:szCs w:val="24"/>
-        </w:rPr>
-      </w:pPr>
-      <w:r>
-        <w:rPr>
-          <w:sz w:val="24"/>
-          <w:szCs w:val="24"/>
-        </w:rPr>
-        <w:t xml:space="preserve">Häufig </w:t>
-      </w:r>
-      <w:r>
-        <w:rPr>
-          <w:sz w:val="24"/>
-          <w:szCs w:val="24"/>
-        </w:rPr>
-        <w:t xml:space="preserve">wird </w:t>
-      </w:r>
-      <w:r>
-        <w:rPr>
-          <w:sz w:val="24"/>
-          <w:szCs w:val="24"/>
-        </w:rPr>
-        <w:t>eine solche Datei als Zwischenspeicher</w:t>
-      </w:r>
+        <w:t>Eine API (</w:t>
+      </w:r>
+      <w:proofErr w:type="spellStart"/>
+      <w:r>
+        <w:rPr>
+          <w:sz w:val="24"/>
+          <w:szCs w:val="24"/>
+        </w:rPr>
+        <w:t>Application</w:t>
+      </w:r>
+      <w:proofErr w:type="spellEnd"/>
       <w:r>
         <w:rPr>
           <w:sz w:val="24"/>
@@ -6014,274 +6455,21 @@
         </w:rPr>
         <w:t xml:space="preserve"> </w:t>
       </w:r>
-      <w:r>
-        <w:rPr>
-          <w:sz w:val="24"/>
-          <w:szCs w:val="24"/>
-        </w:rPr>
-        <w:t>g</w:t>
-      </w:r>
-      <w:r>
-        <w:rPr>
-          <w:sz w:val="24"/>
-          <w:szCs w:val="24"/>
-        </w:rPr>
-        <w:t>enutzt</w:t>
-      </w:r>
-      <w:r>
-        <w:rPr>
-          <w:sz w:val="24"/>
-          <w:szCs w:val="24"/>
-        </w:rPr>
-        <w:t>, um Daten zwischen einer Webanwendung (</w:t>
-      </w:r>
-      <w:r>
-        <w:rPr>
-          <w:sz w:val="24"/>
-          <w:szCs w:val="24"/>
-        </w:rPr>
-        <w:t xml:space="preserve">wie </w:t>
-      </w:r>
-      <w:r>
-        <w:rPr>
-          <w:sz w:val="24"/>
-          <w:szCs w:val="24"/>
-        </w:rPr>
-        <w:t>z.B</w:t>
-      </w:r>
-      <w:r>
-        <w:rPr>
-          <w:sz w:val="24"/>
-          <w:szCs w:val="24"/>
-        </w:rPr>
-        <w:t>.</w:t>
-      </w:r>
-      <w:r>
-        <w:rPr>
-          <w:sz w:val="24"/>
-          <w:szCs w:val="24"/>
-        </w:rPr>
-        <w:t xml:space="preserve"> einer Website) und einem Server zu übertragen. </w:t>
-      </w:r>
-      <w:r>
-        <w:rPr>
-          <w:sz w:val="24"/>
-          <w:szCs w:val="24"/>
-        </w:rPr>
-        <w:t>So können Informationen strukturiert gespeichert und versendet werden, dass auch ein Server diese problemlos interpretieren kann.</w:t>
-      </w:r>
-    </w:p>
-    <w:p>
-      <w:pPr>
-        <w:rPr>
-          <w:sz w:val="24"/>
-          <w:szCs w:val="24"/>
-        </w:rPr>
-      </w:pPr>
-      <w:r>
-        <w:rPr>
-          <w:sz w:val="24"/>
-          <w:szCs w:val="24"/>
-        </w:rPr>
-        <w:t>Zu den Vorteilen einer JSON-Datei zählt die einfache und schnelle Einrichtung</w:t>
-      </w:r>
-      <w:r>
-        <w:rPr>
-          <w:sz w:val="24"/>
-          <w:szCs w:val="24"/>
-        </w:rPr>
-        <w:t>. U</w:t>
-      </w:r>
-      <w:r>
-        <w:rPr>
-          <w:sz w:val="24"/>
-          <w:szCs w:val="24"/>
-        </w:rPr>
-        <w:t>nter anderem auch dadurch, dass sie sowohl für Maschinen als auch für Menschen lesbar ist.</w:t>
-      </w:r>
-      <w:r>
-        <w:rPr>
-          <w:sz w:val="24"/>
-          <w:szCs w:val="24"/>
-        </w:rPr>
-        <w:t xml:space="preserve"> </w:t>
-      </w:r>
-      <w:r>
-        <w:rPr>
-          <w:sz w:val="24"/>
-          <w:szCs w:val="24"/>
-        </w:rPr>
-        <w:t>Des Weiteren ist sie eine gute Wahl, wenn man statische Daten nutzt, also wenn Daten selten geändert werden.</w:t>
-      </w:r>
-      <w:r>
-        <w:rPr>
-          <w:sz w:val="24"/>
-          <w:szCs w:val="24"/>
-        </w:rPr>
-        <w:t xml:space="preserve"> </w:t>
-      </w:r>
-      <w:r>
-        <w:rPr>
-          <w:sz w:val="24"/>
-          <w:szCs w:val="24"/>
-        </w:rPr>
-        <w:t>Allerdings sollte beachte</w:t>
-      </w:r>
-      <w:r>
-        <w:rPr>
-          <w:sz w:val="24"/>
-          <w:szCs w:val="24"/>
-        </w:rPr>
-        <w:t>t werden</w:t>
-      </w:r>
-      <w:r>
-        <w:rPr>
-          <w:sz w:val="24"/>
-          <w:szCs w:val="24"/>
-        </w:rPr>
-        <w:t xml:space="preserve">, dass bei großen Datenmengen die Performance stark beeinflusst wird. Denn jedes Mal, wenn Daten aus </w:t>
-      </w:r>
-      <w:r>
-        <w:rPr>
-          <w:sz w:val="24"/>
-          <w:szCs w:val="24"/>
-        </w:rPr>
-        <w:t>einer</w:t>
-      </w:r>
-      <w:r>
-        <w:rPr>
-          <w:sz w:val="24"/>
-          <w:szCs w:val="24"/>
-        </w:rPr>
-        <w:t xml:space="preserve"> JSON-Datei aufgerufen werden, muss die Datei neu geladen werden.</w:t>
-      </w:r>
-      <w:r>
-        <w:rPr>
-          <w:sz w:val="24"/>
-          <w:szCs w:val="24"/>
-        </w:rPr>
-        <w:t xml:space="preserve"> </w:t>
-      </w:r>
-      <w:r>
-        <w:rPr>
-          <w:sz w:val="24"/>
-          <w:szCs w:val="24"/>
-        </w:rPr>
-        <w:t xml:space="preserve">Außerdem benötigt </w:t>
-      </w:r>
-      <w:r>
-        <w:rPr>
-          <w:sz w:val="24"/>
-          <w:szCs w:val="24"/>
-        </w:rPr>
-        <w:t>s</w:t>
-      </w:r>
-      <w:r>
-        <w:rPr>
-          <w:sz w:val="24"/>
-          <w:szCs w:val="24"/>
-        </w:rPr>
-        <w:t xml:space="preserve">ie viel Speicherplatz, da sie aus </w:t>
-      </w:r>
-      <w:r>
-        <w:rPr>
-          <w:sz w:val="24"/>
-          <w:szCs w:val="24"/>
-        </w:rPr>
-        <w:t>alphanumerischen</w:t>
-      </w:r>
-      <w:r>
-        <w:rPr>
-          <w:sz w:val="24"/>
-          <w:szCs w:val="24"/>
-        </w:rPr>
-        <w:t xml:space="preserve"> Zeichen besteht.</w:t>
-      </w:r>
-    </w:p>
-    <w:p>
-      <w:pPr>
-        <w:rPr>
-          <w:sz w:val="24"/>
-          <w:szCs w:val="24"/>
-        </w:rPr>
-      </w:pPr>
-      <w:r>
-        <w:rPr>
-          <w:sz w:val="24"/>
-          <w:szCs w:val="24"/>
-        </w:rPr>
-        <w:t xml:space="preserve">Für unser Projekt </w:t>
-      </w:r>
-      <w:r>
-        <w:rPr>
-          <w:sz w:val="24"/>
-          <w:szCs w:val="24"/>
-        </w:rPr>
-        <w:t>wollen</w:t>
-      </w:r>
-      <w:r>
-        <w:rPr>
-          <w:sz w:val="24"/>
-          <w:szCs w:val="24"/>
-        </w:rPr>
-        <w:t xml:space="preserve"> wir die Filminformationen, wie Titel, Beschreibung, Genre und </w:t>
-      </w:r>
-      <w:r>
-        <w:rPr>
-          <w:sz w:val="24"/>
-          <w:szCs w:val="24"/>
-        </w:rPr>
-        <w:t xml:space="preserve">einem Link zum Trailer auf </w:t>
-      </w:r>
-      <w:r>
-        <w:rPr>
-          <w:sz w:val="24"/>
-          <w:szCs w:val="24"/>
-        </w:rPr>
-        <w:t>You</w:t>
-      </w:r>
-      <w:r>
-        <w:rPr>
-          <w:sz w:val="24"/>
-          <w:szCs w:val="24"/>
-        </w:rPr>
-        <w:t>T</w:t>
-      </w:r>
-      <w:r>
-        <w:rPr>
-          <w:sz w:val="24"/>
-          <w:szCs w:val="24"/>
-        </w:rPr>
-        <w:t xml:space="preserve">ube aus einer TMDB (The Movie Database) mithilfe einer API in unsere JSON-Datei </w:t>
-      </w:r>
-      <w:r>
-        <w:rPr>
-          <w:sz w:val="24"/>
-          <w:szCs w:val="24"/>
-        </w:rPr>
-        <w:t>speichern</w:t>
-      </w:r>
-      <w:r>
-        <w:rPr>
-          <w:sz w:val="24"/>
-          <w:szCs w:val="24"/>
-        </w:rPr>
-        <w:t>.</w:t>
-      </w:r>
-    </w:p>
-    <w:p>
-      <w:pPr>
-        <w:rPr>
-          <w:sz w:val="24"/>
-          <w:szCs w:val="24"/>
-        </w:rPr>
-      </w:pPr>
-      <w:r>
-        <w:rPr>
-          <w:sz w:val="24"/>
-          <w:szCs w:val="24"/>
-        </w:rPr>
-        <w:t>Eine API (Application Programming Interface) dient als Schnittstelle, über die wir gezielt die Filminformationen von der Website abrufen und verarbeiten können.</w:t>
+      <w:proofErr w:type="spellStart"/>
+      <w:r>
+        <w:rPr>
+          <w:sz w:val="24"/>
+          <w:szCs w:val="24"/>
+        </w:rPr>
+        <w:t>Programming</w:t>
+      </w:r>
+      <w:proofErr w:type="spellEnd"/>
+      <w:r>
+        <w:rPr>
+          <w:sz w:val="24"/>
+          <w:szCs w:val="24"/>
+        </w:rPr>
+        <w:t xml:space="preserve"> Interface) dient als Schnittstelle, über die wir gezielt die Filminformationen von der Website abrufen und verarbeiten können.</w:t>
       </w:r>
     </w:p>
     <w:p>
@@ -6335,18 +6523,19 @@
     <w:p>
       <w:pPr>
         <w:pStyle w:val="berschrift2"/>
-        <w:rPr>
-          <w:b/>
-          <w:bCs/>
-        </w:rPr>
-      </w:pPr>
-      <w:bookmarkStart w:id="4" w:name="_Toc201015136"/>
-      <w:r>
         <w:rPr>
           <w:b/>
           <w:bCs/>
           <w:color w:val="auto"/>
         </w:rPr>
+      </w:pPr>
+      <w:bookmarkStart w:id="4" w:name="_Toc201015136"/>
+      <w:r>
+        <w:rPr>
+          <w:b/>
+          <w:bCs/>
+          <w:color w:val="auto"/>
+        </w:rPr>
         <w:lastRenderedPageBreak/>
         <w:t>Bibliotheken</w:t>
       </w:r>
@@ -6422,7 +6611,23 @@
           <w:sz w:val="24"/>
           <w:szCs w:val="24"/>
         </w:rPr>
-        <w:t xml:space="preserve"> Graphical User Interface</w:t>
+        <w:t xml:space="preserve"> </w:t>
+      </w:r>
+      <w:proofErr w:type="spellStart"/>
+      <w:r>
+        <w:rPr>
+          <w:sz w:val="24"/>
+          <w:szCs w:val="24"/>
+        </w:rPr>
+        <w:t>Graphical</w:t>
+      </w:r>
+      <w:proofErr w:type="spellEnd"/>
+      <w:r>
+        <w:rPr>
+          <w:sz w:val="24"/>
+          <w:szCs w:val="24"/>
+        </w:rPr>
+        <w:t xml:space="preserve"> User Interface</w:t>
       </w:r>
       <w:r>
         <w:rPr>
@@ -6436,7 +6641,23 @@
           <w:sz w:val="24"/>
           <w:szCs w:val="24"/>
         </w:rPr>
-        <w:t xml:space="preserve"> gesteuert und ausgegeben werden. Dafür soll die Bibliothek «Tkinter» </w:t>
+        <w:t xml:space="preserve"> gesteuert und ausgegeben werden. Dafür soll die Bibliothek «</w:t>
+      </w:r>
+      <w:proofErr w:type="spellStart"/>
+      <w:r>
+        <w:rPr>
+          <w:sz w:val="24"/>
+          <w:szCs w:val="24"/>
+        </w:rPr>
+        <w:t>Tkinter</w:t>
+      </w:r>
+      <w:proofErr w:type="spellEnd"/>
+      <w:r>
+        <w:rPr>
+          <w:sz w:val="24"/>
+          <w:szCs w:val="24"/>
+        </w:rPr>
+        <w:t xml:space="preserve">» </w:t>
       </w:r>
       <w:r>
         <w:rPr>
@@ -6460,12 +6681,21 @@
           <w:szCs w:val="24"/>
         </w:rPr>
       </w:pPr>
-      <w:r>
-        <w:rPr>
-          <w:sz w:val="24"/>
-          <w:szCs w:val="24"/>
-        </w:rPr>
-        <w:t>Tkinter ist ein GUI</w:t>
+      <w:proofErr w:type="spellStart"/>
+      <w:r>
+        <w:rPr>
+          <w:sz w:val="24"/>
+          <w:szCs w:val="24"/>
+        </w:rPr>
+        <w:t>Tkinter</w:t>
+      </w:r>
+      <w:proofErr w:type="spellEnd"/>
+      <w:r>
+        <w:rPr>
+          <w:sz w:val="24"/>
+          <w:szCs w:val="24"/>
+        </w:rPr>
+        <w:t xml:space="preserve"> ist ein GUI</w:t>
       </w:r>
       <w:r>
         <w:rPr>
@@ -6529,35 +6759,21 @@
           <w:sz w:val="24"/>
           <w:szCs w:val="24"/>
         </w:rPr>
-        <w:t xml:space="preserve">Die Bibliothek ist für unser Projekt gut </w:t>
-      </w:r>
-      <w:r>
-        <w:rPr>
-          <w:sz w:val="24"/>
-          <w:szCs w:val="24"/>
-        </w:rPr>
-        <w:t>a</w:t>
-      </w:r>
-      <w:r>
-        <w:rPr>
-          <w:sz w:val="24"/>
-          <w:szCs w:val="24"/>
-        </w:rPr>
-        <w:t>n</w:t>
-      </w:r>
-      <w:r>
-        <w:rPr>
-          <w:sz w:val="24"/>
-          <w:szCs w:val="24"/>
-        </w:rPr>
-        <w:t>zu</w:t>
-      </w:r>
-      <w:r>
-        <w:rPr>
-          <w:sz w:val="24"/>
-          <w:szCs w:val="24"/>
-        </w:rPr>
-        <w:t xml:space="preserve">wenden, da sie </w:t>
+        <w:t xml:space="preserve">Die Bibliothek ist für unser Projekt </w:t>
+      </w:r>
+      <w:r>
+        <w:rPr>
+          <w:sz w:val="24"/>
+          <w:szCs w:val="24"/>
+        </w:rPr>
+        <w:t>geeignet</w:t>
+      </w:r>
+      <w:r>
+        <w:rPr>
+          <w:sz w:val="24"/>
+          <w:szCs w:val="24"/>
+        </w:rPr>
+        <w:t xml:space="preserve">, da sie </w:t>
       </w:r>
       <w:r>
         <w:rPr>
@@ -6623,12 +6839,21 @@
           <w:szCs w:val="24"/>
         </w:rPr>
       </w:pPr>
-      <w:r>
-        <w:rPr>
-          <w:sz w:val="24"/>
-          <w:szCs w:val="24"/>
-        </w:rPr>
-        <w:t>Tkinter ist leicht zu erlernen</w:t>
+      <w:proofErr w:type="spellStart"/>
+      <w:r>
+        <w:rPr>
+          <w:sz w:val="24"/>
+          <w:szCs w:val="24"/>
+        </w:rPr>
+        <w:t>Tkinter</w:t>
+      </w:r>
+      <w:proofErr w:type="spellEnd"/>
+      <w:r>
+        <w:rPr>
+          <w:sz w:val="24"/>
+          <w:szCs w:val="24"/>
+        </w:rPr>
+        <w:t xml:space="preserve"> ist leicht zu erlernen</w:t>
       </w:r>
       <w:r>
         <w:rPr>
@@ -6678,14 +6903,23 @@
           <w:sz w:val="24"/>
           <w:szCs w:val="24"/>
         </w:rPr>
-        <w:t>Die Struktur einer Gui ist einfach gehalten und kann mit kurzen Codes beschrieben werden</w:t>
-      </w:r>
-      <w:r>
-        <w:rPr>
-          <w:sz w:val="24"/>
-          <w:szCs w:val="24"/>
-        </w:rPr>
-        <w:t>.</w:t>
+        <w:t xml:space="preserve">Die Struktur einer </w:t>
+      </w:r>
+      <w:proofErr w:type="spellStart"/>
+      <w:r>
+        <w:rPr>
+          <w:sz w:val="24"/>
+          <w:szCs w:val="24"/>
+        </w:rPr>
+        <w:t>Gui</w:t>
+      </w:r>
+      <w:proofErr w:type="spellEnd"/>
+      <w:r>
+        <w:rPr>
+          <w:sz w:val="24"/>
+          <w:szCs w:val="24"/>
+        </w:rPr>
+        <w:t xml:space="preserve"> ist einfach gehalten und kann mit kurzen Codes beschrieben werden.</w:t>
       </w:r>
     </w:p>
     <w:p>
@@ -6742,7 +6976,23 @@
           <w:sz w:val="24"/>
           <w:szCs w:val="24"/>
         </w:rPr>
-        <w:t>, dass Tkinter einfach gehalten ist. Denn die</w:t>
+        <w:t xml:space="preserve">, dass </w:t>
+      </w:r>
+      <w:proofErr w:type="spellStart"/>
+      <w:r>
+        <w:rPr>
+          <w:sz w:val="24"/>
+          <w:szCs w:val="24"/>
+        </w:rPr>
+        <w:t>Tkinter</w:t>
+      </w:r>
+      <w:proofErr w:type="spellEnd"/>
+      <w:r>
+        <w:rPr>
+          <w:sz w:val="24"/>
+          <w:szCs w:val="24"/>
+        </w:rPr>
+        <w:t xml:space="preserve"> einfach gehalten ist. Denn die</w:t>
       </w:r>
       <w:r>
         <w:rPr>
@@ -6777,7 +7027,23 @@
           <w:sz w:val="24"/>
           <w:szCs w:val="24"/>
         </w:rPr>
-        <w:t xml:space="preserve">ck and place» definiert werden, über Zeilen und Spalten oder </w:t>
+        <w:t xml:space="preserve">ck and </w:t>
+      </w:r>
+      <w:proofErr w:type="spellStart"/>
+      <w:r>
+        <w:rPr>
+          <w:sz w:val="24"/>
+          <w:szCs w:val="24"/>
+        </w:rPr>
+        <w:t>place</w:t>
+      </w:r>
+      <w:proofErr w:type="spellEnd"/>
+      <w:r>
+        <w:rPr>
+          <w:sz w:val="24"/>
+          <w:szCs w:val="24"/>
+        </w:rPr>
+        <w:t xml:space="preserve">» definiert werden, über Zeilen und Spalten oder </w:t>
       </w:r>
       <w:r>
         <w:rPr>
@@ -6876,7 +7142,23 @@
           <w:sz w:val="24"/>
           <w:szCs w:val="24"/>
         </w:rPr>
-        <w:t>Durch die einfache Struktur und dennoch umfangreichen Funktionen, sollte Tkinter für unseren Anwendungsfall gut geeignet sein, ein einfach gehaltenes</w:t>
+        <w:t xml:space="preserve">Durch die einfache Struktur und dennoch umfangreichen Funktionen, sollte </w:t>
+      </w:r>
+      <w:proofErr w:type="spellStart"/>
+      <w:r>
+        <w:rPr>
+          <w:sz w:val="24"/>
+          <w:szCs w:val="24"/>
+        </w:rPr>
+        <w:t>Tkinter</w:t>
+      </w:r>
+      <w:proofErr w:type="spellEnd"/>
+      <w:r>
+        <w:rPr>
+          <w:sz w:val="24"/>
+          <w:szCs w:val="24"/>
+        </w:rPr>
+        <w:t xml:space="preserve"> für unseren Anwendungsfall gut geeignet sein, ein einfach gehaltenes</w:t>
       </w:r>
       <w:r>
         <w:rPr>
@@ -6943,7 +7225,23 @@
           <w:szCs w:val="24"/>
           <w:lang w:val="de-DE"/>
         </w:rPr>
-        <w:t>Nachdem nur der technische rahmen geklärt ist, haben wir einem vorläufigen Programmablaufplan erstellt, welcher als Leitfaden für die Realisierung unseres Codes dienen soll.</w:t>
+        <w:t>Nachdem nu</w:t>
+      </w:r>
+      <w:r>
+        <w:rPr>
+          <w:sz w:val="24"/>
+          <w:szCs w:val="24"/>
+          <w:lang w:val="de-DE"/>
+        </w:rPr>
+        <w:t>n</w:t>
+      </w:r>
+      <w:r>
+        <w:rPr>
+          <w:sz w:val="24"/>
+          <w:szCs w:val="24"/>
+          <w:lang w:val="de-DE"/>
+        </w:rPr>
+        <w:t xml:space="preserve"> der technische rahmen geklärt ist, haben wir einem vorläufigen Programmablaufplan erstellt, welcher als Leitfaden für die Realisierung unseres Codes dienen soll.</w:t>
       </w:r>
     </w:p>
     <w:p>
@@ -7000,7 +7298,21 @@
           <w:sz w:val="24"/>
           <w:szCs w:val="24"/>
         </w:rPr>
-        <w:t xml:space="preserve"> der Name frei gewählt werden und wird anschließend in unsere JSON-Datei gespeichert. Anschließend </w:t>
+        <w:t xml:space="preserve"> der Name frei gewählt werden und wird anschließend in </w:t>
+      </w:r>
+      <w:r>
+        <w:rPr>
+          <w:sz w:val="24"/>
+          <w:szCs w:val="24"/>
+        </w:rPr>
+        <w:t>eine</w:t>
+      </w:r>
+      <w:r>
+        <w:rPr>
+          <w:sz w:val="24"/>
+          <w:szCs w:val="24"/>
+        </w:rPr>
+        <w:t xml:space="preserve"> JSON-Datei gespeichert. Anschließend </w:t>
       </w:r>
       <w:r>
         <w:rPr>
@@ -7014,7 +7326,7 @@
           <w:sz w:val="24"/>
           <w:szCs w:val="24"/>
         </w:rPr>
-        <w:t xml:space="preserve"> der User sich mit seinem Account in unser Filmeempfehlungssystem anmelden. </w:t>
+        <w:t xml:space="preserve"> der User sich mit seinem Account anmelden. </w:t>
       </w:r>
     </w:p>
     <w:p>
@@ -7053,12 +7365,21 @@
         </w:rPr>
         <w:t xml:space="preserve">geleitet. </w:t>
       </w:r>
-      <w:r>
-        <w:rPr>
-          <w:sz w:val="24"/>
-          <w:szCs w:val="24"/>
-        </w:rPr>
-        <w:t>In dem verschiedene Ausgaben angezeigt werden</w:t>
+      <w:proofErr w:type="gramStart"/>
+      <w:r>
+        <w:rPr>
+          <w:sz w:val="24"/>
+          <w:szCs w:val="24"/>
+        </w:rPr>
+        <w:t>In dem verschiedene Ausgaben</w:t>
+      </w:r>
+      <w:proofErr w:type="gramEnd"/>
+      <w:r>
+        <w:rPr>
+          <w:sz w:val="24"/>
+          <w:szCs w:val="24"/>
+        </w:rPr>
+        <w:t xml:space="preserve"> angezeigt werden</w:t>
       </w:r>
       <w:r>
         <w:rPr>
@@ -8343,21 +8664,28 @@
           <w:szCs w:val="24"/>
         </w:rPr>
         <w:lastRenderedPageBreak/>
-        <w:t xml:space="preserve">Nachdem der Login erfolgreich war, kommen wir zu unserem Hauptfenster. In diesem soll es oben links eine Suchleiste geben, indem spezielle Filme </w:t>
-      </w:r>
-      <w:r>
-        <w:rPr>
-          <w:sz w:val="24"/>
-          <w:szCs w:val="24"/>
-        </w:rPr>
-        <w:t>nach ihrem</w:t>
-      </w:r>
-      <w:r>
-        <w:rPr>
-          <w:sz w:val="24"/>
-          <w:szCs w:val="24"/>
-        </w:rPr>
-        <w:t xml:space="preserve"> Namen gesucht werden können. Direkt darunter </w:t>
+        <w:t xml:space="preserve">Nachdem </w:t>
+      </w:r>
+      <w:r>
+        <w:rPr>
+          <w:sz w:val="24"/>
+          <w:szCs w:val="24"/>
+        </w:rPr>
+        <w:t>der Login erfolgreich war, kommen wir zu unserem Hauptfenster. In diesem soll es oben links eine Suchleiste geben, in</w:t>
+      </w:r>
+      <w:r>
+        <w:rPr>
+          <w:sz w:val="24"/>
+          <w:szCs w:val="24"/>
+        </w:rPr>
+        <w:t xml:space="preserve"> welcher nach Filmtiteln gesucht werden kann</w:t>
+      </w:r>
+      <w:r>
+        <w:rPr>
+          <w:sz w:val="24"/>
+          <w:szCs w:val="24"/>
+        </w:rPr>
+        <w:t xml:space="preserve">. Direkt darunter </w:t>
       </w:r>
       <w:r>
         <w:rPr>
@@ -8836,7 +9164,7 @@
           <w:sz w:val="24"/>
           <w:szCs w:val="24"/>
         </w:rPr>
-        <w:t xml:space="preserve"> einer Freundesliste gewechselt werden könnte. Wobei die Freundesliste optional ist und wahrscheinlich aus Zeitgründen schon zuvor eher eine Erweiterung wäre.</w:t>
+        <w:t xml:space="preserve"> einer Freundesliste gewechselt werden könnte. Wobei die Freundesliste optional ist und wahrscheinlich aus Zeitgründen eher eine Erweiterung wäre.</w:t>
       </w:r>
     </w:p>
     <w:p>
@@ -9169,21 +9497,7 @@
           <w:sz w:val="24"/>
           <w:szCs w:val="24"/>
         </w:rPr>
-        <w:t xml:space="preserve">Im </w:t>
-      </w:r>
-      <w:r>
-        <w:rPr>
-          <w:sz w:val="24"/>
-          <w:szCs w:val="24"/>
-        </w:rPr>
-        <w:t>letzten</w:t>
-      </w:r>
-      <w:r>
-        <w:rPr>
-          <w:sz w:val="24"/>
-          <w:szCs w:val="24"/>
-        </w:rPr>
-        <w:t xml:space="preserve"> Fenster wird die vom Nutzer erstellte Favoritenliste angezeigt.</w:t>
+        <w:t>Im letzten Fenster wird die vom Nutzer erstellte Favoritenliste angezeigt.</w:t>
       </w:r>
       <w:r>
         <w:rPr>
@@ -9211,7 +9525,35 @@
           <w:sz w:val="24"/>
           <w:szCs w:val="24"/>
         </w:rPr>
-        <w:t xml:space="preserve"> Das Drop-Down-Menü beidem die Fenster und Aktionen gewechselt werden kann, behält seinen Platz rechts oben im Eck.</w:t>
+        <w:t xml:space="preserve"> Das </w:t>
+      </w:r>
+      <w:r>
+        <w:rPr>
+          <w:sz w:val="24"/>
+          <w:szCs w:val="24"/>
+        </w:rPr>
+        <w:t>Drop-Down-Menü,</w:t>
+      </w:r>
+      <w:r>
+        <w:rPr>
+          <w:sz w:val="24"/>
+          <w:szCs w:val="24"/>
+        </w:rPr>
+        <w:t xml:space="preserve"> </w:t>
+      </w:r>
+      <w:r>
+        <w:rPr>
+          <w:sz w:val="24"/>
+          <w:szCs w:val="24"/>
+        </w:rPr>
+        <w:t xml:space="preserve">mit </w:t>
+      </w:r>
+      <w:r>
+        <w:rPr>
+          <w:sz w:val="24"/>
+          <w:szCs w:val="24"/>
+        </w:rPr>
+        <w:t>dem die Fenster und Aktionen gewechselt werden kann, behält seinen Platz rechts oben im Eck.</w:t>
       </w:r>
     </w:p>
     <w:p>
@@ -9315,7 +9657,37 @@
           <w:sz w:val="24"/>
           <w:szCs w:val="24"/>
         </w:rPr>
-        <w:t xml:space="preserve"> Hierbei ist zu beachten, dass die Verantwortliche Person nicht den Abschnitt alleine bewältigen musste, sondern diesen lediglich koordinierte und die Übersicht dafür hatte.</w:t>
+        <w:t xml:space="preserve"> Hierbei ist zu beachten, dass die Verantwortliche Person nicht den Abschnitt </w:t>
+      </w:r>
+      <w:proofErr w:type="gramStart"/>
+      <w:r>
+        <w:rPr>
+          <w:sz w:val="24"/>
+          <w:szCs w:val="24"/>
+        </w:rPr>
+        <w:t>alleine</w:t>
+      </w:r>
+      <w:proofErr w:type="gramEnd"/>
+      <w:r>
+        <w:rPr>
+          <w:sz w:val="24"/>
+          <w:szCs w:val="24"/>
+        </w:rPr>
+        <w:t xml:space="preserve"> bewältigen musste, sondern diesen lediglich koordinierte und die Übersicht </w:t>
+      </w:r>
+      <w:r>
+        <w:rPr>
+          <w:sz w:val="24"/>
+          <w:szCs w:val="24"/>
+        </w:rPr>
+        <w:t>darüber</w:t>
+      </w:r>
+      <w:r>
+        <w:rPr>
+          <w:sz w:val="24"/>
+          <w:szCs w:val="24"/>
+        </w:rPr>
+        <w:t xml:space="preserve"> hatte.</w:t>
       </w:r>
     </w:p>
     <w:p/>
@@ -9617,7 +9989,23 @@
           <w:sz w:val="24"/>
           <w:szCs w:val="24"/>
         </w:rPr>
-        <w:t xml:space="preserve">Einst für die Programmiersprache „Smalltalk-76“ in den späten 70ern vom Norweger Trygve Reenskaug entwickelt, ist die MVC-Architektur heute eine der verbreitetsten Möglichkeiten, den Code einer Applikation zu strukturieren. Die MVC-Struktur besteht aus drei Komponenten: Model, Controller und View. </w:t>
+        <w:t xml:space="preserve">Einst für die Programmiersprache „Smalltalk-76“ in den späten 70ern vom Norweger Trygve </w:t>
+      </w:r>
+      <w:proofErr w:type="spellStart"/>
+      <w:r>
+        <w:rPr>
+          <w:sz w:val="24"/>
+          <w:szCs w:val="24"/>
+        </w:rPr>
+        <w:t>Reenskaug</w:t>
+      </w:r>
+      <w:proofErr w:type="spellEnd"/>
+      <w:r>
+        <w:rPr>
+          <w:sz w:val="24"/>
+          <w:szCs w:val="24"/>
+        </w:rPr>
+        <w:t xml:space="preserve"> entwickelt, ist die MVC-Architektur heute eine der verbreitetsten Möglichkeiten, den Code einer Applikation zu strukturieren. Die MVC-Struktur besteht aus drei Komponenten: Model, Controller und View. </w:t>
       </w:r>
     </w:p>
     <w:p>
@@ -10095,25 +10483,10 @@
                             </w:pPr>
                             <w:bookmarkStart w:id="25" w:name="_Toc201014723"/>
                             <w:r>
-                              <w:t xml:space="preserve">Abbildung </w:t>
+                              <w:t>Abbildung</w:t>
                             </w:r>
                             <w:r>
-                              <w:fldChar w:fldCharType="begin"/>
-                            </w:r>
-                            <w:r>
-                              <w:instrText xml:space="preserve"> SEQ Abbildung \* ARABIC </w:instrText>
-                            </w:r>
-                            <w:r>
-                              <w:fldChar w:fldCharType="separate"/>
-                            </w:r>
-                            <w:r>
-                              <w:rPr>
-                                <w:noProof/>
-                              </w:rPr>
-                              <w:t>10</w:t>
-                            </w:r>
-                            <w:r>
-                              <w:fldChar w:fldCharType="end"/>
+                              <w:t xml:space="preserve"> 9</w:t>
                             </w:r>
                             <w:r>
                               <w:t>: Login-Maske fertiger GUI</w:t>
@@ -10151,25 +10524,10 @@
                       </w:pPr>
                       <w:bookmarkStart w:id="26" w:name="_Toc201014723"/>
                       <w:r>
-                        <w:t xml:space="preserve">Abbildung </w:t>
+                        <w:t>Abbildung</w:t>
                       </w:r>
                       <w:r>
-                        <w:fldChar w:fldCharType="begin"/>
-                      </w:r>
-                      <w:r>
-                        <w:instrText xml:space="preserve"> SEQ Abbildung \* ARABIC </w:instrText>
-                      </w:r>
-                      <w:r>
-                        <w:fldChar w:fldCharType="separate"/>
-                      </w:r>
-                      <w:r>
-                        <w:rPr>
-                          <w:noProof/>
-                        </w:rPr>
-                        <w:t>10</w:t>
-                      </w:r>
-                      <w:r>
-                        <w:fldChar w:fldCharType="end"/>
+                        <w:t xml:space="preserve"> 9</w:t>
                       </w:r>
                       <w:r>
                         <w:t>: Login-Maske fertiger GUI</w:t>
@@ -10189,7 +10547,14 @@
           <w:sz w:val="24"/>
           <w:szCs w:val="24"/>
         </w:rPr>
-        <w:t>Das endgültige Design unserer GUI</w:t>
+        <w:t xml:space="preserve">Das endgültige Design </w:t>
+      </w:r>
+      <w:r>
+        <w:rPr>
+          <w:sz w:val="24"/>
+          <w:szCs w:val="24"/>
+        </w:rPr>
+        <w:t>unserer GUI</w:t>
       </w:r>
       <w:r>
         <w:rPr>
@@ -10259,7 +10624,7 @@
           <w:sz w:val="24"/>
           <w:szCs w:val="24"/>
         </w:rPr>
-        <w:t>Aplikation</w:t>
+        <w:t>Applikation</w:t>
       </w:r>
       <w:r>
         <w:rPr>
@@ -10737,22 +11102,7 @@
                               <w:t xml:space="preserve">Abbildung </w:t>
                             </w:r>
                             <w:r>
-                              <w:fldChar w:fldCharType="begin"/>
-                            </w:r>
-                            <w:r>
-                              <w:instrText xml:space="preserve"> SEQ Abbildung \* ARABIC </w:instrText>
-                            </w:r>
-                            <w:r>
-                              <w:fldChar w:fldCharType="separate"/>
-                            </w:r>
-                            <w:r>
-                              <w:rPr>
-                                <w:noProof/>
-                              </w:rPr>
-                              <w:t>9</w:t>
-                            </w:r>
-                            <w:r>
-                              <w:fldChar w:fldCharType="end"/>
+                              <w:t>10</w:t>
                             </w:r>
                             <w:r>
                               <w:t>: Fehlermeldung - User existiert nicht</w:t>
@@ -10792,22 +11142,7 @@
                         <w:t xml:space="preserve">Abbildung </w:t>
                       </w:r>
                       <w:r>
-                        <w:fldChar w:fldCharType="begin"/>
-                      </w:r>
-                      <w:r>
-                        <w:instrText xml:space="preserve"> SEQ Abbildung \* ARABIC </w:instrText>
-                      </w:r>
-                      <w:r>
-                        <w:fldChar w:fldCharType="separate"/>
-                      </w:r>
-                      <w:r>
-                        <w:rPr>
-                          <w:noProof/>
-                        </w:rPr>
-                        <w:t>9</w:t>
-                      </w:r>
-                      <w:r>
-                        <w:fldChar w:fldCharType="end"/>
+                        <w:t>10</w:t>
                       </w:r>
                       <w:r>
                         <w:t>: Fehlermeldung - User existiert nicht</w:t>
@@ -12566,7 +12901,55 @@
           <w:sz w:val="24"/>
           <w:szCs w:val="24"/>
         </w:rPr>
-        <w:t xml:space="preserve">Wir haben ein Empfehlungssystem entwickelt, das den Content-based Algorithm mit dem User Collaborative Algorithm kombiniert. Unser Ziel ist es, dem eingeloggten Nutzer Filme vorzuschlagen, </w:t>
+        <w:t>Wir haben ein Empfehlungssystem entwickelt, das den Content-</w:t>
+      </w:r>
+      <w:proofErr w:type="spellStart"/>
+      <w:r>
+        <w:rPr>
+          <w:sz w:val="24"/>
+          <w:szCs w:val="24"/>
+        </w:rPr>
+        <w:t>based</w:t>
+      </w:r>
+      <w:proofErr w:type="spellEnd"/>
+      <w:r>
+        <w:rPr>
+          <w:sz w:val="24"/>
+          <w:szCs w:val="24"/>
+        </w:rPr>
+        <w:t xml:space="preserve"> </w:t>
+      </w:r>
+      <w:proofErr w:type="spellStart"/>
+      <w:r>
+        <w:rPr>
+          <w:sz w:val="24"/>
+          <w:szCs w:val="24"/>
+        </w:rPr>
+        <w:t>Algorithm</w:t>
+      </w:r>
+      <w:proofErr w:type="spellEnd"/>
+      <w:r>
+        <w:rPr>
+          <w:sz w:val="24"/>
+          <w:szCs w:val="24"/>
+        </w:rPr>
+        <w:t xml:space="preserve"> mit dem User Collaborative </w:t>
+      </w:r>
+      <w:proofErr w:type="spellStart"/>
+      <w:r>
+        <w:rPr>
+          <w:sz w:val="24"/>
+          <w:szCs w:val="24"/>
+        </w:rPr>
+        <w:t>Algorithm</w:t>
+      </w:r>
+      <w:proofErr w:type="spellEnd"/>
+      <w:r>
+        <w:rPr>
+          <w:sz w:val="24"/>
+          <w:szCs w:val="24"/>
+        </w:rPr>
+        <w:t xml:space="preserve"> kombiniert. Unser Ziel ist es, dem eingeloggten Nutzer Filme vorzuschlagen, </w:t>
       </w:r>
       <w:r>
         <w:rPr>
@@ -12639,7 +13022,39 @@
           <w:sz w:val="24"/>
           <w:szCs w:val="24"/>
         </w:rPr>
-        <w:t>1.Der Content-based Algorithm:</w:t>
+        <w:t>1.Der Content-</w:t>
+      </w:r>
+      <w:proofErr w:type="spellStart"/>
+      <w:r>
+        <w:rPr>
+          <w:sz w:val="24"/>
+          <w:szCs w:val="24"/>
+        </w:rPr>
+        <w:t>based</w:t>
+      </w:r>
+      <w:proofErr w:type="spellEnd"/>
+      <w:r>
+        <w:rPr>
+          <w:sz w:val="24"/>
+          <w:szCs w:val="24"/>
+        </w:rPr>
+        <w:t xml:space="preserve"> </w:t>
+      </w:r>
+      <w:proofErr w:type="spellStart"/>
+      <w:r>
+        <w:rPr>
+          <w:sz w:val="24"/>
+          <w:szCs w:val="24"/>
+        </w:rPr>
+        <w:t>Algorithm</w:t>
+      </w:r>
+      <w:proofErr w:type="spellEnd"/>
+      <w:r>
+        <w:rPr>
+          <w:sz w:val="24"/>
+          <w:szCs w:val="24"/>
+        </w:rPr>
+        <w:t>:</w:t>
       </w:r>
     </w:p>
     <w:p>
@@ -13000,9 +13415,22 @@
                               <w:t xml:space="preserve">: </w:t>
                             </w:r>
                             <w:r>
-                              <w:t>Content-based Algorithm</w:t>
+                              <w:t>Content-</w:t>
+                            </w:r>
+                            <w:proofErr w:type="spellStart"/>
+                            <w:r>
+                              <w:t>based</w:t>
+                            </w:r>
+                            <w:proofErr w:type="spellEnd"/>
+                            <w:r>
+                              <w:t xml:space="preserve"> </w:t>
+                            </w:r>
+                            <w:proofErr w:type="spellStart"/>
+                            <w:r>
+                              <w:t>Algorithm</w:t>
                             </w:r>
                             <w:bookmarkEnd w:id="44"/>
+                            <w:proofErr w:type="spellEnd"/>
                           </w:p>
                         </w:txbxContent>
                       </wps:txbx>
@@ -13056,9 +13484,22 @@
                         <w:t xml:space="preserve">: </w:t>
                       </w:r>
                       <w:r>
-                        <w:t>Content-based Algorithm</w:t>
+                        <w:t>Content-</w:t>
+                      </w:r>
+                      <w:proofErr w:type="spellStart"/>
+                      <w:r>
+                        <w:t>based</w:t>
+                      </w:r>
+                      <w:proofErr w:type="spellEnd"/>
+                      <w:r>
+                        <w:t xml:space="preserve"> </w:t>
+                      </w:r>
+                      <w:proofErr w:type="spellStart"/>
+                      <w:r>
+                        <w:t>Algorithm</w:t>
                       </w:r>
                       <w:bookmarkEnd w:id="45"/>
+                      <w:proofErr w:type="spellEnd"/>
                     </w:p>
                   </w:txbxContent>
                 </v:textbox>
@@ -13174,7 +13615,23 @@
           <w:sz w:val="24"/>
           <w:szCs w:val="24"/>
         </w:rPr>
-        <w:t>2.Der User Collaborative Algorithm:</w:t>
+        <w:t xml:space="preserve">2.Der User Collaborative </w:t>
+      </w:r>
+      <w:proofErr w:type="spellStart"/>
+      <w:r>
+        <w:rPr>
+          <w:sz w:val="24"/>
+          <w:szCs w:val="24"/>
+        </w:rPr>
+        <w:t>Algorithm</w:t>
+      </w:r>
+      <w:proofErr w:type="spellEnd"/>
+      <w:r>
+        <w:rPr>
+          <w:sz w:val="24"/>
+          <w:szCs w:val="24"/>
+        </w:rPr>
+        <w:t>:</w:t>
       </w:r>
     </w:p>
     <w:p>
@@ -13378,22 +13835,63 @@
           <w:sz w:val="24"/>
           <w:szCs w:val="24"/>
         </w:rPr>
-        <w:t>Die Jaccard-Formel oder auch jaccard simularity dient zur Berechnung von Ähnlichkeiten zweier Mengen. Sie wird definiert als das Verhältnis der Größe der Schnittmenge zur Größe der Vereinigungsmenge dieser beiden Mengen:</w:t>
-      </w:r>
-    </w:p>
-    <w:p>
-      <w:pPr>
-        <w:rPr>
-          <w:sz w:val="24"/>
-          <w:szCs w:val="24"/>
-        </w:rPr>
-      </w:pPr>
-      <w:r>
-        <w:rPr>
-          <w:sz w:val="24"/>
-          <w:szCs w:val="24"/>
-        </w:rPr>
-        <w:t>J(A, B) = | A∩B | / | A</w:t>
+        <w:t xml:space="preserve">Die Jaccard-Formel oder auch </w:t>
+      </w:r>
+      <w:proofErr w:type="spellStart"/>
+      <w:r>
+        <w:rPr>
+          <w:sz w:val="24"/>
+          <w:szCs w:val="24"/>
+        </w:rPr>
+        <w:t>jaccard</w:t>
+      </w:r>
+      <w:proofErr w:type="spellEnd"/>
+      <w:r>
+        <w:rPr>
+          <w:sz w:val="24"/>
+          <w:szCs w:val="24"/>
+        </w:rPr>
+        <w:t xml:space="preserve"> </w:t>
+      </w:r>
+      <w:proofErr w:type="spellStart"/>
+      <w:r>
+        <w:rPr>
+          <w:sz w:val="24"/>
+          <w:szCs w:val="24"/>
+        </w:rPr>
+        <w:t>simularity</w:t>
+      </w:r>
+      <w:proofErr w:type="spellEnd"/>
+      <w:r>
+        <w:rPr>
+          <w:sz w:val="24"/>
+          <w:szCs w:val="24"/>
+        </w:rPr>
+        <w:t xml:space="preserve"> dient zur Berechnung von Ähnlichkeiten zweier Mengen. Sie wird definiert als das Verhältnis der Größe der Schnittmenge zur Größe der Vereinigungsmenge dieser beiden Mengen:</w:t>
+      </w:r>
+    </w:p>
+    <w:p>
+      <w:pPr>
+        <w:rPr>
+          <w:sz w:val="24"/>
+          <w:szCs w:val="24"/>
+        </w:rPr>
+      </w:pPr>
+      <w:proofErr w:type="gramStart"/>
+      <w:r>
+        <w:rPr>
+          <w:sz w:val="24"/>
+          <w:szCs w:val="24"/>
+        </w:rPr>
+        <w:t>J(</w:t>
+      </w:r>
+      <w:proofErr w:type="gramEnd"/>
+      <w:r>
+        <w:rPr>
+          <w:sz w:val="24"/>
+          <w:szCs w:val="24"/>
+        </w:rPr>
+        <w:t>A, B) = | A∩B | / | A</w:t>
       </w:r>
       <w:r>
         <w:rPr>
@@ -13929,9 +14427,14 @@
                               <w:t xml:space="preserve">: </w:t>
                             </w:r>
                             <w:r>
-                              <w:t>User Collaborative Algorithm</w:t>
+                              <w:t xml:space="preserve">User Collaborative </w:t>
+                            </w:r>
+                            <w:proofErr w:type="spellStart"/>
+                            <w:r>
+                              <w:t>Algorithm</w:t>
                             </w:r>
                             <w:bookmarkEnd w:id="46"/>
+                            <w:proofErr w:type="spellEnd"/>
                           </w:p>
                         </w:txbxContent>
                       </wps:txbx>
@@ -13985,9 +14488,14 @@
                         <w:t xml:space="preserve">: </w:t>
                       </w:r>
                       <w:r>
-                        <w:t>User Collaborative Algorithm</w:t>
+                        <w:t xml:space="preserve">User Collaborative </w:t>
+                      </w:r>
+                      <w:proofErr w:type="spellStart"/>
+                      <w:r>
+                        <w:t>Algorithm</w:t>
                       </w:r>
                       <w:bookmarkEnd w:id="47"/>
+                      <w:proofErr w:type="spellEnd"/>
                     </w:p>
                   </w:txbxContent>
                 </v:textbox>
@@ -14348,7 +14856,32 @@
           <w:sz w:val="24"/>
           <w:szCs w:val="24"/>
         </w:rPr>
-        <w:t>Debugging ist der Prozess, Fehler aus einem Programm zu entfernen. Dabei versucht man, mögliche Fehlerquellen zu identifizieren, diese Fehler anzeigen zu lassen und anschließend zu beheben. Hierfür haben wir unter anderem die klassische print()-Funktion verwendet.</w:t>
+        <w:t xml:space="preserve">Debugging ist der Prozess, Fehler aus einem Programm zu entfernen. Dabei versucht man, mögliche Fehlerquellen zu identifizieren, diese Fehler anzeigen zu lassen und anschließend zu beheben. Hierfür haben wir unter anderem die klassische </w:t>
+      </w:r>
+      <w:proofErr w:type="spellStart"/>
+      <w:proofErr w:type="gramStart"/>
+      <w:r>
+        <w:rPr>
+          <w:sz w:val="24"/>
+          <w:szCs w:val="24"/>
+        </w:rPr>
+        <w:t>print</w:t>
+      </w:r>
+      <w:proofErr w:type="spellEnd"/>
+      <w:r>
+        <w:rPr>
+          <w:sz w:val="24"/>
+          <w:szCs w:val="24"/>
+        </w:rPr>
+        <w:t>(</w:t>
+      </w:r>
+      <w:proofErr w:type="gramEnd"/>
+      <w:r>
+        <w:rPr>
+          <w:sz w:val="24"/>
+          <w:szCs w:val="24"/>
+        </w:rPr>
+        <w:t>)-Funktion verwendet.</w:t>
       </w:r>
       <w:r>
         <w:rPr>
@@ -14362,22 +14895,62 @@
           <w:sz w:val="24"/>
           <w:szCs w:val="24"/>
         </w:rPr>
-        <w:t>Allerdings stößt die alleinige Nutzung von print() an ihre Grenzen, insbesondere wenn das Programm nach einem Fehler abstürzt.</w:t>
-      </w:r>
-    </w:p>
-    <w:p>
-      <w:pPr>
-        <w:rPr>
-          <w:sz w:val="24"/>
-          <w:szCs w:val="24"/>
-        </w:rPr>
-      </w:pPr>
-      <w:r>
-        <w:rPr>
-          <w:sz w:val="24"/>
-          <w:szCs w:val="24"/>
-        </w:rPr>
-        <w:t>Erweiterte Fehlerbehandlung mit try: und exce</w:t>
+        <w:t xml:space="preserve">Allerdings stößt die alleinige Nutzung von </w:t>
+      </w:r>
+      <w:proofErr w:type="spellStart"/>
+      <w:r>
+        <w:rPr>
+          <w:sz w:val="24"/>
+          <w:szCs w:val="24"/>
+        </w:rPr>
+        <w:t>print</w:t>
+      </w:r>
+      <w:proofErr w:type="spellEnd"/>
+      <w:r>
+        <w:rPr>
+          <w:sz w:val="24"/>
+          <w:szCs w:val="24"/>
+        </w:rPr>
+        <w:t>() an ihre Grenzen, insbesondere wenn das Programm nach einem Fehler abstürzt.</w:t>
+      </w:r>
+    </w:p>
+    <w:p>
+      <w:pPr>
+        <w:rPr>
+          <w:sz w:val="24"/>
+          <w:szCs w:val="24"/>
+        </w:rPr>
+      </w:pPr>
+      <w:r>
+        <w:rPr>
+          <w:sz w:val="24"/>
+          <w:szCs w:val="24"/>
+        </w:rPr>
+        <w:t xml:space="preserve">Erweiterte Fehlerbehandlung mit </w:t>
+      </w:r>
+      <w:proofErr w:type="spellStart"/>
+      <w:r>
+        <w:rPr>
+          <w:sz w:val="24"/>
+          <w:szCs w:val="24"/>
+        </w:rPr>
+        <w:t>try</w:t>
+      </w:r>
+      <w:proofErr w:type="spellEnd"/>
+      <w:r>
+        <w:rPr>
+          <w:sz w:val="24"/>
+          <w:szCs w:val="24"/>
+        </w:rPr>
+        <w:t xml:space="preserve">: und </w:t>
+      </w:r>
+      <w:proofErr w:type="spellStart"/>
+      <w:r>
+        <w:rPr>
+          <w:sz w:val="24"/>
+          <w:szCs w:val="24"/>
+        </w:rPr>
+        <w:t>exce</w:t>
       </w:r>
       <w:r>
         <w:rPr>
@@ -14391,7 +14964,15 @@
           <w:sz w:val="24"/>
           <w:szCs w:val="24"/>
         </w:rPr>
-        <w:t>t:</w:t>
+        <w:t>t</w:t>
+      </w:r>
+      <w:proofErr w:type="spellEnd"/>
+      <w:r>
+        <w:rPr>
+          <w:sz w:val="24"/>
+          <w:szCs w:val="24"/>
+        </w:rPr>
+        <w:t>:</w:t>
       </w:r>
       <w:r>
         <w:rPr>
@@ -14405,7 +14986,87 @@
           <w:sz w:val="24"/>
           <w:szCs w:val="24"/>
         </w:rPr>
-        <w:t>Um Abstürze zu vermeiden, haben wir häufig die Konstrukte try: und except Exception as e: eingesetzt. Mit diesen Funktionen kann ein Programmabschnitt (im try-Block) „versuch</w:t>
+        <w:t xml:space="preserve">Um Abstürze zu vermeiden, haben wir häufig die Konstrukte </w:t>
+      </w:r>
+      <w:proofErr w:type="spellStart"/>
+      <w:r>
+        <w:rPr>
+          <w:sz w:val="24"/>
+          <w:szCs w:val="24"/>
+        </w:rPr>
+        <w:t>try</w:t>
+      </w:r>
+      <w:proofErr w:type="spellEnd"/>
+      <w:r>
+        <w:rPr>
+          <w:sz w:val="24"/>
+          <w:szCs w:val="24"/>
+        </w:rPr>
+        <w:t xml:space="preserve">: und </w:t>
+      </w:r>
+      <w:proofErr w:type="spellStart"/>
+      <w:r>
+        <w:rPr>
+          <w:sz w:val="24"/>
+          <w:szCs w:val="24"/>
+        </w:rPr>
+        <w:t>except</w:t>
+      </w:r>
+      <w:proofErr w:type="spellEnd"/>
+      <w:r>
+        <w:rPr>
+          <w:sz w:val="24"/>
+          <w:szCs w:val="24"/>
+        </w:rPr>
+        <w:t xml:space="preserve"> </w:t>
+      </w:r>
+      <w:proofErr w:type="spellStart"/>
+      <w:r>
+        <w:rPr>
+          <w:sz w:val="24"/>
+          <w:szCs w:val="24"/>
+        </w:rPr>
+        <w:t>Exception</w:t>
+      </w:r>
+      <w:proofErr w:type="spellEnd"/>
+      <w:r>
+        <w:rPr>
+          <w:sz w:val="24"/>
+          <w:szCs w:val="24"/>
+        </w:rPr>
+        <w:t xml:space="preserve"> </w:t>
+      </w:r>
+      <w:proofErr w:type="spellStart"/>
+      <w:r>
+        <w:rPr>
+          <w:sz w:val="24"/>
+          <w:szCs w:val="24"/>
+        </w:rPr>
+        <w:t>as</w:t>
+      </w:r>
+      <w:proofErr w:type="spellEnd"/>
+      <w:r>
+        <w:rPr>
+          <w:sz w:val="24"/>
+          <w:szCs w:val="24"/>
+        </w:rPr>
+        <w:t xml:space="preserve"> e: eingesetzt. Mit diesen Funktionen kann ein Programmabschnitt (im </w:t>
+      </w:r>
+      <w:proofErr w:type="spellStart"/>
+      <w:r>
+        <w:rPr>
+          <w:sz w:val="24"/>
+          <w:szCs w:val="24"/>
+        </w:rPr>
+        <w:t>try</w:t>
+      </w:r>
+      <w:proofErr w:type="spellEnd"/>
+      <w:r>
+        <w:rPr>
+          <w:sz w:val="24"/>
+          <w:szCs w:val="24"/>
+        </w:rPr>
+        <w:t>-Block) „versuch</w:t>
       </w:r>
       <w:r>
         <w:rPr>
@@ -14419,7 +15080,55 @@
           <w:sz w:val="24"/>
           <w:szCs w:val="24"/>
         </w:rPr>
-        <w:t>“ werden. Sollte dabei ein Problem auftreten, wird dieses „abgefangen“ (im except-Block). Im except-Block können wir den Fehler dann mit print(e) ausgeben. Der große Vorteil dieser Methode ist, dass das Programm nicht abstürzt. Es gibt lediglich den Fehler aus und überspringt den restlichen Teil der Funktion, sodass das Programm mit anderen Funktionen fortfahren kann.</w:t>
+        <w:t xml:space="preserve">“ werden. Sollte dabei ein Problem auftreten, wird dieses „abgefangen“ (im </w:t>
+      </w:r>
+      <w:proofErr w:type="spellStart"/>
+      <w:r>
+        <w:rPr>
+          <w:sz w:val="24"/>
+          <w:szCs w:val="24"/>
+        </w:rPr>
+        <w:t>except</w:t>
+      </w:r>
+      <w:proofErr w:type="spellEnd"/>
+      <w:r>
+        <w:rPr>
+          <w:sz w:val="24"/>
+          <w:szCs w:val="24"/>
+        </w:rPr>
+        <w:t xml:space="preserve">-Block). Im </w:t>
+      </w:r>
+      <w:proofErr w:type="spellStart"/>
+      <w:r>
+        <w:rPr>
+          <w:sz w:val="24"/>
+          <w:szCs w:val="24"/>
+        </w:rPr>
+        <w:t>except</w:t>
+      </w:r>
+      <w:proofErr w:type="spellEnd"/>
+      <w:r>
+        <w:rPr>
+          <w:sz w:val="24"/>
+          <w:szCs w:val="24"/>
+        </w:rPr>
+        <w:t xml:space="preserve">-Block können wir den Fehler dann mit </w:t>
+      </w:r>
+      <w:proofErr w:type="spellStart"/>
+      <w:r>
+        <w:rPr>
+          <w:sz w:val="24"/>
+          <w:szCs w:val="24"/>
+        </w:rPr>
+        <w:t>print</w:t>
+      </w:r>
+      <w:proofErr w:type="spellEnd"/>
+      <w:r>
+        <w:rPr>
+          <w:sz w:val="24"/>
+          <w:szCs w:val="24"/>
+        </w:rPr>
+        <w:t>(e) ausgeben. Der große Vorteil dieser Methode ist, dass das Programm nicht abstürzt. Es gibt lediglich den Fehler aus und überspringt den restlichen Teil der Funktion, sodass das Programm mit anderen Funktionen fortfahren kann.</w:t>
       </w:r>
       <w:r>
         <w:rPr>
@@ -14442,7 +15151,55 @@
           <w:szCs w:val="24"/>
         </w:rPr>
         <w:lastRenderedPageBreak/>
-        <w:t>Gezieltes Fehlermanagement mit raise Exception(„text“):</w:t>
+        <w:t xml:space="preserve">Gezieltes Fehlermanagement mit </w:t>
+      </w:r>
+      <w:proofErr w:type="spellStart"/>
+      <w:r>
+        <w:rPr>
+          <w:sz w:val="24"/>
+          <w:szCs w:val="24"/>
+        </w:rPr>
+        <w:t>raise</w:t>
+      </w:r>
+      <w:proofErr w:type="spellEnd"/>
+      <w:r>
+        <w:rPr>
+          <w:sz w:val="24"/>
+          <w:szCs w:val="24"/>
+        </w:rPr>
+        <w:t xml:space="preserve"> </w:t>
+      </w:r>
+      <w:proofErr w:type="spellStart"/>
+      <w:r>
+        <w:rPr>
+          <w:sz w:val="24"/>
+          <w:szCs w:val="24"/>
+        </w:rPr>
+        <w:t>Exception</w:t>
+      </w:r>
+      <w:proofErr w:type="spellEnd"/>
+      <w:r>
+        <w:rPr>
+          <w:sz w:val="24"/>
+          <w:szCs w:val="24"/>
+        </w:rPr>
+        <w:t>(„</w:t>
+      </w:r>
+      <w:proofErr w:type="spellStart"/>
+      <w:r>
+        <w:rPr>
+          <w:sz w:val="24"/>
+          <w:szCs w:val="24"/>
+        </w:rPr>
+        <w:t>text</w:t>
+      </w:r>
+      <w:proofErr w:type="spellEnd"/>
+      <w:r>
+        <w:rPr>
+          <w:sz w:val="24"/>
+          <w:szCs w:val="24"/>
+        </w:rPr>
+        <w:t>“):</w:t>
       </w:r>
       <w:r>
         <w:rPr>
@@ -14456,7 +15213,87 @@
           <w:sz w:val="24"/>
           <w:szCs w:val="24"/>
         </w:rPr>
-        <w:t>Zusätzlich haben wir das raise Exception(„text“) -Statement genutzt. Dies ermöglicht es, Funktionen, bei denen ein bestimmtes, vom Programm nicht unterstütztes Ereignis erwartet wird, abzubrechen und das Problem zu benennen. Dieses Problem kann dann wie oben beschrieben mit try und except erfasst und ausgegeben werden.</w:t>
+        <w:t xml:space="preserve">Zusätzlich haben wir das </w:t>
+      </w:r>
+      <w:proofErr w:type="spellStart"/>
+      <w:r>
+        <w:rPr>
+          <w:sz w:val="24"/>
+          <w:szCs w:val="24"/>
+        </w:rPr>
+        <w:t>raise</w:t>
+      </w:r>
+      <w:proofErr w:type="spellEnd"/>
+      <w:r>
+        <w:rPr>
+          <w:sz w:val="24"/>
+          <w:szCs w:val="24"/>
+        </w:rPr>
+        <w:t xml:space="preserve"> </w:t>
+      </w:r>
+      <w:proofErr w:type="spellStart"/>
+      <w:r>
+        <w:rPr>
+          <w:sz w:val="24"/>
+          <w:szCs w:val="24"/>
+        </w:rPr>
+        <w:t>Exception</w:t>
+      </w:r>
+      <w:proofErr w:type="spellEnd"/>
+      <w:r>
+        <w:rPr>
+          <w:sz w:val="24"/>
+          <w:szCs w:val="24"/>
+        </w:rPr>
+        <w:t>(„</w:t>
+      </w:r>
+      <w:proofErr w:type="spellStart"/>
+      <w:r>
+        <w:rPr>
+          <w:sz w:val="24"/>
+          <w:szCs w:val="24"/>
+        </w:rPr>
+        <w:t>text</w:t>
+      </w:r>
+      <w:proofErr w:type="spellEnd"/>
+      <w:r>
+        <w:rPr>
+          <w:sz w:val="24"/>
+          <w:szCs w:val="24"/>
+        </w:rPr>
+        <w:t xml:space="preserve">“) -Statement genutzt. Dies ermöglicht es, Funktionen, bei denen ein bestimmtes, vom Programm nicht unterstütztes Ereignis erwartet wird, abzubrechen und das Problem zu benennen. Dieses Problem kann dann wie oben beschrieben mit </w:t>
+      </w:r>
+      <w:proofErr w:type="spellStart"/>
+      <w:r>
+        <w:rPr>
+          <w:sz w:val="24"/>
+          <w:szCs w:val="24"/>
+        </w:rPr>
+        <w:t>try</w:t>
+      </w:r>
+      <w:proofErr w:type="spellEnd"/>
+      <w:r>
+        <w:rPr>
+          <w:sz w:val="24"/>
+          <w:szCs w:val="24"/>
+        </w:rPr>
+        <w:t xml:space="preserve"> und </w:t>
+      </w:r>
+      <w:proofErr w:type="spellStart"/>
+      <w:r>
+        <w:rPr>
+          <w:sz w:val="24"/>
+          <w:szCs w:val="24"/>
+        </w:rPr>
+        <w:t>except</w:t>
+      </w:r>
+      <w:proofErr w:type="spellEnd"/>
+      <w:r>
+        <w:rPr>
+          <w:sz w:val="24"/>
+          <w:szCs w:val="24"/>
+        </w:rPr>
+        <w:t xml:space="preserve"> erfasst und ausgegeben werden.</w:t>
       </w:r>
       <w:r>
         <w:rPr>
@@ -14487,12 +15324,21 @@
         </w:rPr>
         <w:br/>
       </w:r>
-      <w:r>
-        <w:rPr>
-          <w:sz w:val="24"/>
-          <w:szCs w:val="24"/>
-        </w:rPr>
-        <w:t>Sollten all diese Methoden nicht ausreichen, können wir auf den Python-Debugger zurückgreifen. Die Debugger-Übersicht von Visual Studio Code ist hierbei sehr hilfreich. Sie ermöglicht es uns, neben den Zeilennummern einen Breakpunkt zu setzen. An diesem Punkt unterbricht das Programm die Ausführung und wichtige Daten wie relevante Variablen in der jeweiligen Zeile können in der Übersicht angezeigt werden.</w:t>
+      <w:proofErr w:type="gramStart"/>
+      <w:r>
+        <w:rPr>
+          <w:sz w:val="24"/>
+          <w:szCs w:val="24"/>
+        </w:rPr>
+        <w:t>Sollten</w:t>
+      </w:r>
+      <w:proofErr w:type="gramEnd"/>
+      <w:r>
+        <w:rPr>
+          <w:sz w:val="24"/>
+          <w:szCs w:val="24"/>
+        </w:rPr>
+        <w:t xml:space="preserve"> all diese Methoden nicht ausreichen, können wir auf den Python-Debugger zurückgreifen. Die Debugger-Übersicht von Visual Studio Code ist hierbei sehr hilfreich. Sie ermöglicht es uns, neben den Zeilennummern einen Breakpunkt zu setzen. An diesem Punkt unterbricht das Programm die Ausführung und wichtige Daten wie relevante Variablen in der jeweiligen Zeile können in der Übersicht angezeigt werden.</w:t>
       </w:r>
       <w:r>
         <w:rPr>
@@ -14556,7 +15402,7 @@
           <v:shape id="_x0000_i1025" type="#_x0000_t75" style="width:74.95pt;height:48.85pt" o:ole="">
             <v:imagedata r:id="rId30" o:title=""/>
           </v:shape>
-          <o:OLEObject Type="Embed" ProgID="Package" ShapeID="_x0000_i1025" DrawAspect="Icon" ObjectID="_1813824443" r:id="rId31"/>
+          <o:OLEObject Type="Embed" ProgID="Package" ShapeID="_x0000_i1025" DrawAspect="Icon" ObjectID="_1813826442" r:id="rId31"/>
         </w:object>
       </w:r>
     </w:p>
@@ -14630,7 +15476,23 @@
           <w:sz w:val="24"/>
           <w:szCs w:val="24"/>
         </w:rPr>
-        <w:t xml:space="preserve"> im Kapitel Testen &amp; Debugging bereits beschrieben, sind im laufe des Projektes einige Bugs aufgetreten. Diese galt es für uns trotz engem Zeitplan so gut es geht zu beheben.</w:t>
+        <w:t xml:space="preserve"> im Kapitel Testen &amp; Debugging bereits beschrieben, sind im </w:t>
+      </w:r>
+      <w:proofErr w:type="spellStart"/>
+      <w:r>
+        <w:rPr>
+          <w:sz w:val="24"/>
+          <w:szCs w:val="24"/>
+        </w:rPr>
+        <w:t>laufe</w:t>
+      </w:r>
+      <w:proofErr w:type="spellEnd"/>
+      <w:r>
+        <w:rPr>
+          <w:sz w:val="24"/>
+          <w:szCs w:val="24"/>
+        </w:rPr>
+        <w:t xml:space="preserve"> des Projektes einige Bugs aufgetreten. Diese galt es für uns trotz engem Zeitplan so gut es geht zu beheben.</w:t>
       </w:r>
       <w:r>
         <w:rPr>
@@ -14792,7 +15654,23 @@
                 <w:sz w:val="24"/>
                 <w:szCs w:val="24"/>
               </w:rPr>
-              <w:t xml:space="preserve"> API von einer OpenSource Film Datenbank </w:t>
+              <w:t xml:space="preserve"> API von einer </w:t>
+            </w:r>
+            <w:proofErr w:type="spellStart"/>
+            <w:r>
+              <w:rPr>
+                <w:sz w:val="24"/>
+                <w:szCs w:val="24"/>
+              </w:rPr>
+              <w:t>OpenSource</w:t>
+            </w:r>
+            <w:proofErr w:type="spellEnd"/>
+            <w:r>
+              <w:rPr>
+                <w:sz w:val="24"/>
+                <w:szCs w:val="24"/>
+              </w:rPr>
+              <w:t xml:space="preserve"> Film Datenbank </w:t>
             </w:r>
             <w:r>
               <w:rPr>
@@ -15029,6 +15907,7 @@
               </w:rPr>
               <w:t xml:space="preserve">Die </w:t>
             </w:r>
+            <w:proofErr w:type="spellStart"/>
             <w:r>
               <w:rPr>
                 <w:sz w:val="24"/>
@@ -15036,6 +15915,7 @@
               </w:rPr>
               <w:t>User.</w:t>
             </w:r>
+            <w:proofErr w:type="gramStart"/>
             <w:r>
               <w:rPr>
                 <w:sz w:val="24"/>
@@ -15043,12 +15923,21 @@
               </w:rPr>
               <w:t>JSON</w:t>
             </w:r>
+            <w:proofErr w:type="spellEnd"/>
             <w:r>
               <w:rPr>
                 <w:sz w:val="24"/>
                 <w:szCs w:val="24"/>
               </w:rPr>
-              <w:t xml:space="preserve"> Datei musste nach einer Registrierung neu geladen werden, sodass die Überprüfung bei der darauffolgenden Anmeldung auch den neuen User in </w:t>
+              <w:t xml:space="preserve"> Datei</w:t>
+            </w:r>
+            <w:proofErr w:type="gramEnd"/>
+            <w:r>
+              <w:rPr>
+                <w:sz w:val="24"/>
+                <w:szCs w:val="24"/>
+              </w:rPr>
+              <w:t xml:space="preserve"> musste nach einer Registrierung neu geladen werden, sodass die Überprüfung bei der darauffolgenden Anmeldung auch den neuen User in </w:t>
             </w:r>
             <w:r>
               <w:rPr>
@@ -15433,7 +16322,39 @@
                 <w:sz w:val="24"/>
                 <w:szCs w:val="24"/>
               </w:rPr>
-              <w:t>Auch hier wird wieder überprüft, ob der gewünschte Name, welcher neu angelegt werden soll bereits in der User.json Datei vorhanden ist. Ist der Name bereits angelegt, soll eine Fehlermeldung erscheinen.</w:t>
+              <w:t xml:space="preserve">Auch hier wird wieder überprüft, ob der gewünschte Name, welcher neu angelegt werden soll bereits </w:t>
+            </w:r>
+            <w:proofErr w:type="gramStart"/>
+            <w:r>
+              <w:rPr>
+                <w:sz w:val="24"/>
+                <w:szCs w:val="24"/>
+              </w:rPr>
+              <w:t xml:space="preserve">in der </w:t>
+            </w:r>
+            <w:proofErr w:type="spellStart"/>
+            <w:r>
+              <w:rPr>
+                <w:sz w:val="24"/>
+                <w:szCs w:val="24"/>
+              </w:rPr>
+              <w:t>User</w:t>
+            </w:r>
+            <w:proofErr w:type="gramEnd"/>
+            <w:r>
+              <w:rPr>
+                <w:sz w:val="24"/>
+                <w:szCs w:val="24"/>
+              </w:rPr>
+              <w:t>.json</w:t>
+            </w:r>
+            <w:proofErr w:type="spellEnd"/>
+            <w:r>
+              <w:rPr>
+                <w:sz w:val="24"/>
+                <w:szCs w:val="24"/>
+              </w:rPr>
+              <w:t xml:space="preserve"> Datei vorhanden ist. Ist der Name bereits angelegt, soll eine Fehlermeldung erscheinen.</w:t>
             </w:r>
           </w:p>
         </w:tc>
@@ -15538,7 +16459,25 @@
                 <w:sz w:val="24"/>
                 <w:szCs w:val="24"/>
               </w:rPr>
-              <w:t>Wir haben den Ausgabetext, welcher das Fenster anzeigen sollt, direkt in den Befehl der Fenstererstellung geschrieben. Dabei war uns zuerst nicht bewusst, dass sich diese auf den Titel der Meldung bezieht. Somit musste ein weiterer Befehl hinzugefügt werden, indem der Text innerhalb der Meldung erscheint. (messagebox.showinfo())</w:t>
+              <w:t>Wir haben den Ausgabetext, welcher das Fenster anzeigen sollt, direkt in den Befehl der Fenstererstellung geschrieben. Dabei war uns zuerst nicht bewusst, dass sich diese auf den Titel der Meldung bezieht. Somit musste ein weiterer Befehl hinzugefügt werden, indem der Text innerhalb der Meldung erscheint. (</w:t>
+            </w:r>
+            <w:proofErr w:type="spellStart"/>
+            <w:proofErr w:type="gramStart"/>
+            <w:r>
+              <w:rPr>
+                <w:sz w:val="24"/>
+                <w:szCs w:val="24"/>
+              </w:rPr>
+              <w:t>messagebox.showinfo</w:t>
+            </w:r>
+            <w:proofErr w:type="spellEnd"/>
+            <w:proofErr w:type="gramEnd"/>
+            <w:r>
+              <w:rPr>
+                <w:sz w:val="24"/>
+                <w:szCs w:val="24"/>
+              </w:rPr>
+              <w:t>())</w:t>
             </w:r>
           </w:p>
         </w:tc>
@@ -15865,6 +16804,7 @@
               </w:rPr>
               <w:t xml:space="preserve">Aus zeitlichen Gründen haben wir diesen Bug leider nicht mehr beheben können. Jedoch lag der Fokus auch eher auf den </w:t>
             </w:r>
+            <w:proofErr w:type="gramStart"/>
             <w:r>
               <w:rPr>
                 <w:sz w:val="24"/>
@@ -15877,7 +16817,15 @@
                 <w:sz w:val="24"/>
                 <w:szCs w:val="24"/>
               </w:rPr>
-              <w:t xml:space="preserve">nderen, da wir den Fehler als nicht schlimm </w:t>
+              <w:t>nderen</w:t>
+            </w:r>
+            <w:proofErr w:type="gramEnd"/>
+            <w:r>
+              <w:rPr>
+                <w:sz w:val="24"/>
+                <w:szCs w:val="24"/>
+              </w:rPr>
+              <w:t xml:space="preserve">, da wir den Fehler als nicht schlimm </w:t>
             </w:r>
             <w:r>
               <w:rPr>
@@ -17485,7 +18433,23 @@
           <w:sz w:val="24"/>
           <w:szCs w:val="24"/>
         </w:rPr>
-        <w:t xml:space="preserve"> bedeutet, dass dem Benutzer nicht nur Filmempfehlungen von einem bestimmten Streamingdienst angezeigt werden, sondern von vielen verschiedenen. Dabei soll natürlich auch deutlich </w:t>
+        <w:t xml:space="preserve"> bedeutet, dass dem Benutzer nicht nur Filmempfehlungen von einem bestimmten Streamingdienst angezeigt werden, sondern von vielen verschiedenen. Dabei soll </w:t>
+      </w:r>
+      <w:proofErr w:type="gramStart"/>
+      <w:r>
+        <w:rPr>
+          <w:sz w:val="24"/>
+          <w:szCs w:val="24"/>
+        </w:rPr>
+        <w:t>natürlich auch</w:t>
+      </w:r>
+      <w:proofErr w:type="gramEnd"/>
+      <w:r>
+        <w:rPr>
+          <w:sz w:val="24"/>
+          <w:szCs w:val="24"/>
+        </w:rPr>
+        <w:t xml:space="preserve"> deutlich </w:t>
       </w:r>
       <w:r>
         <w:rPr>
@@ -17514,7 +18478,23 @@
           <w:sz w:val="24"/>
           <w:szCs w:val="24"/>
         </w:rPr>
-        <w:t>Für zukünftige, größere Nutzerdatenbanken planen wir den Einsatz von Machine Learning (ML). Diese Technologie könnten uns dabei helfen, Informationen effizienter und schneller zu verarbeiten. Zum jetzigen Zeitpunkt wäre der Aufwand für die Implementierung von ML – einschließlich zusätzlicher Treiber, Software und Bibliotheken – jedoch unverhältnismäßig hoch und würde sich angesichts unserer aktuellen Datenbankgröße nicht lohnen.</w:t>
+        <w:t xml:space="preserve">Für zukünftige, größere Nutzerdatenbanken planen wir den Einsatz von </w:t>
+      </w:r>
+      <w:proofErr w:type="spellStart"/>
+      <w:r>
+        <w:rPr>
+          <w:sz w:val="24"/>
+          <w:szCs w:val="24"/>
+        </w:rPr>
+        <w:t>Machine</w:t>
+      </w:r>
+      <w:proofErr w:type="spellEnd"/>
+      <w:r>
+        <w:rPr>
+          <w:sz w:val="24"/>
+          <w:szCs w:val="24"/>
+        </w:rPr>
+        <w:t xml:space="preserve"> Learning (ML). Diese Technologie könnten uns dabei helfen, Informationen effizienter und schneller zu verarbeiten. Zum jetzigen Zeitpunkt wäre der Aufwand für die Implementierung von ML – einschließlich zusätzlicher Treiber, Software und Bibliotheken – jedoch unverhältnismäßig hoch und würde sich angesichts unserer aktuellen Datenbankgröße nicht lohnen.</w:t>
       </w:r>
     </w:p>
     <w:p>
@@ -17585,7 +18565,23 @@
           <w:sz w:val="24"/>
           <w:szCs w:val="24"/>
         </w:rPr>
-        <w:t>Im Rahmen unseres Projektes ist es uns gelungen ein intelligentes Filme-Empfehlungssystem zu entwickeln. Mithilfe der Präferenzeingabe des Nutzers und der kollaborativen und der content-basierten Datenfilterung konnten wir eine personalisierte Empfehlung aus unserer Filmdatenbank treffen. Die Implementierung unserer Applikation erfolgte in Python unter Verwendung der MVC-Architektur. Trotz dem Einhalten dieser Struktur wurde der Programmcode recht komplex. In der abschließenden Testphase gelang es uns durch die Auswertung von Feedbackbögen, die Nutzererfahrung zu verbessern und das Empfehlungssystem zu optimieren.  Wir als junge Entwickler konnten unsere Kenntnisse in der Programmiersprache Python vertiefen und uns grundlegendes Wissen zu verschiedenen Filterungsmethoden aneignen. Uns wurden die Vorzüge der Verwendung einer geeigneten Programm Architektur deutlich.</w:t>
+        <w:t xml:space="preserve">Im Rahmen unseres Projektes ist es uns gelungen ein intelligentes Filme-Empfehlungssystem zu entwickeln. Mithilfe der Präferenzeingabe des Nutzers und der kollaborativen und der </w:t>
+      </w:r>
+      <w:proofErr w:type="spellStart"/>
+      <w:r>
+        <w:rPr>
+          <w:sz w:val="24"/>
+          <w:szCs w:val="24"/>
+        </w:rPr>
+        <w:t>content</w:t>
+      </w:r>
+      <w:proofErr w:type="spellEnd"/>
+      <w:r>
+        <w:rPr>
+          <w:sz w:val="24"/>
+          <w:szCs w:val="24"/>
+        </w:rPr>
+        <w:t>-basierten Datenfilterung konnten wir eine personalisierte Empfehlung aus unserer Filmdatenbank treffen. Die Implementierung unserer Applikation erfolgte in Python unter Verwendung der MVC-Architektur. Trotz dem Einhalten dieser Struktur wurde der Programmcode recht komplex. In der abschließenden Testphase gelang es uns durch die Auswertung von Feedbackbögen, die Nutzererfahrung zu verbessern und das Empfehlungssystem zu optimieren.  Wir als junge Entwickler konnten unsere Kenntnisse in der Programmiersprache Python vertiefen und uns grundlegendes Wissen zu verschiedenen Filterungsmethoden aneignen. Uns wurden die Vorzüge der Verwendung einer geeigneten Programm Architektur deutlich.</w:t>
       </w:r>
       <w:r>
         <w:rPr>
@@ -17615,7 +18611,23 @@
           <w:szCs w:val="24"/>
         </w:rPr>
         <w:br/>
-        <w:t xml:space="preserve">Dadurch dass wir die Aufgaben in Themengebiete unterteilt und jeweils einen Verantwortlichen für deren Koordination bestimmt haben, hatten wir meist eine gute Übersicht welche Aufgaben noch ausstanden. Auch der professionelle Umgang mit Github erleichterte uns die Koordination der Aufgaben und das parallele Arbeiten innerhalb der Entwicklungsphase. </w:t>
+        <w:t xml:space="preserve">Dadurch dass wir die Aufgaben in Themengebiete unterteilt und jeweils einen Verantwortlichen für deren Koordination bestimmt haben, hatten wir meist eine gute Übersicht welche Aufgaben noch ausstanden. Auch der professionelle Umgang mit </w:t>
+      </w:r>
+      <w:proofErr w:type="spellStart"/>
+      <w:r>
+        <w:rPr>
+          <w:sz w:val="24"/>
+          <w:szCs w:val="24"/>
+        </w:rPr>
+        <w:t>Github</w:t>
+      </w:r>
+      <w:proofErr w:type="spellEnd"/>
+      <w:r>
+        <w:rPr>
+          <w:sz w:val="24"/>
+          <w:szCs w:val="24"/>
+        </w:rPr>
+        <w:t xml:space="preserve"> erleichterte uns die Koordination der Aufgaben und das parallele Arbeiten innerhalb der Entwicklungsphase. </w:t>
       </w:r>
     </w:p>
     <w:p>
@@ -18789,6 +19801,7 @@
           <w:lang w:val="en-US"/>
         </w:rPr>
       </w:pPr>
+      <w:proofErr w:type="spellStart"/>
       <w:r>
         <w:rPr>
           <w:rFonts w:ascii="Arial" w:hAnsi="Arial" w:cs="Arial"/>
@@ -18800,8 +19813,37 @@
           <w:szCs w:val="24"/>
           <w:lang w:val="en-US"/>
         </w:rPr>
-        <w:t>Bewertungsbogen für Empfehlungssystem</w:t>
-      </w:r>
+        <w:t>Bewertungsbogen</w:t>
+      </w:r>
+      <w:proofErr w:type="spellEnd"/>
+      <w:r>
+        <w:rPr>
+          <w:rFonts w:ascii="Arial" w:hAnsi="Arial" w:cs="Arial"/>
+          <w:b/>
+          <w:bCs/>
+          <w:i/>
+          <w:iCs/>
+          <w:sz w:val="24"/>
+          <w:szCs w:val="24"/>
+          <w:lang w:val="en-US"/>
+        </w:rPr>
+        <w:t xml:space="preserve"> für </w:t>
+      </w:r>
+      <w:proofErr w:type="spellStart"/>
+      <w:r>
+        <w:rPr>
+          <w:rFonts w:ascii="Arial" w:hAnsi="Arial" w:cs="Arial"/>
+          <w:b/>
+          <w:bCs/>
+          <w:i/>
+          <w:iCs/>
+          <w:sz w:val="24"/>
+          <w:szCs w:val="24"/>
+          <w:lang w:val="en-US"/>
+        </w:rPr>
+        <w:t>Empfehlungssystem</w:t>
+      </w:r>
+      <w:proofErr w:type="spellEnd"/>
     </w:p>
     <w:p>
       <w:pPr>
@@ -18984,8 +20026,13 @@
             <w:pPr>
               <w:pStyle w:val="Textkrper"/>
             </w:pPr>
-            <w:r>
-              <w:t>Bewertungszeitraum: __________________</w:t>
+            <w:proofErr w:type="spellStart"/>
+            <w:r>
+              <w:t>Bewertungszeitraum</w:t>
+            </w:r>
+            <w:proofErr w:type="spellEnd"/>
+            <w:r>
+              <w:t>: __________________</w:t>
             </w:r>
           </w:p>
         </w:tc>
@@ -19143,8 +20190,18 @@
                 <w:sz w:val="16"/>
                 <w:szCs w:val="16"/>
               </w:rPr>
-              <w:t>(5) = ausgezeichnet</w:t>
-            </w:r>
+              <w:t xml:space="preserve">(5) = </w:t>
+            </w:r>
+            <w:proofErr w:type="spellStart"/>
+            <w:r>
+              <w:rPr>
+                <w:b w:val="0"/>
+                <w:sz w:val="16"/>
+                <w:szCs w:val="16"/>
+              </w:rPr>
+              <w:t>ausgezeichnet</w:t>
+            </w:r>
+            <w:proofErr w:type="spellEnd"/>
           </w:p>
         </w:tc>
         <w:tc>
@@ -19167,8 +20224,36 @@
                 <w:sz w:val="16"/>
                 <w:szCs w:val="16"/>
               </w:rPr>
-              <w:t>(4) = zufrieden stellend</w:t>
-            </w:r>
+              <w:t xml:space="preserve">(4) = </w:t>
+            </w:r>
+            <w:proofErr w:type="spellStart"/>
+            <w:r>
+              <w:rPr>
+                <w:b w:val="0"/>
+                <w:sz w:val="16"/>
+                <w:szCs w:val="16"/>
+              </w:rPr>
+              <w:t>zufrieden</w:t>
+            </w:r>
+            <w:proofErr w:type="spellEnd"/>
+            <w:r>
+              <w:rPr>
+                <w:b w:val="0"/>
+                <w:sz w:val="16"/>
+                <w:szCs w:val="16"/>
+              </w:rPr>
+              <w:t xml:space="preserve"> </w:t>
+            </w:r>
+            <w:proofErr w:type="spellStart"/>
+            <w:r>
+              <w:rPr>
+                <w:b w:val="0"/>
+                <w:sz w:val="16"/>
+                <w:szCs w:val="16"/>
+              </w:rPr>
+              <w:t>stellend</w:t>
+            </w:r>
+            <w:proofErr w:type="spellEnd"/>
           </w:p>
         </w:tc>
         <w:tc>
@@ -19215,8 +20300,18 @@
                 <w:sz w:val="16"/>
                 <w:szCs w:val="16"/>
               </w:rPr>
-              <w:t>teils teils</w:t>
-            </w:r>
+              <w:t xml:space="preserve">teils </w:t>
+            </w:r>
+            <w:proofErr w:type="spellStart"/>
+            <w:r>
+              <w:rPr>
+                <w:b w:val="0"/>
+                <w:sz w:val="16"/>
+                <w:szCs w:val="16"/>
+              </w:rPr>
+              <w:t>teils</w:t>
+            </w:r>
+            <w:proofErr w:type="spellEnd"/>
           </w:p>
         </w:tc>
         <w:tc>
@@ -19253,8 +20348,53 @@
                 <w:szCs w:val="16"/>
               </w:rPr>
               <w:br/>
-              <w:t>weniger zufrieden stellend</w:t>
-            </w:r>
+            </w:r>
+            <w:proofErr w:type="spellStart"/>
+            <w:r>
+              <w:rPr>
+                <w:b w:val="0"/>
+                <w:sz w:val="16"/>
+                <w:szCs w:val="16"/>
+              </w:rPr>
+              <w:t>weniger</w:t>
+            </w:r>
+            <w:proofErr w:type="spellEnd"/>
+            <w:r>
+              <w:rPr>
+                <w:b w:val="0"/>
+                <w:sz w:val="16"/>
+                <w:szCs w:val="16"/>
+              </w:rPr>
+              <w:t xml:space="preserve"> </w:t>
+            </w:r>
+            <w:proofErr w:type="spellStart"/>
+            <w:r>
+              <w:rPr>
+                <w:b w:val="0"/>
+                <w:sz w:val="16"/>
+                <w:szCs w:val="16"/>
+              </w:rPr>
+              <w:t>zufrieden</w:t>
+            </w:r>
+            <w:proofErr w:type="spellEnd"/>
+            <w:r>
+              <w:rPr>
+                <w:b w:val="0"/>
+                <w:sz w:val="16"/>
+                <w:szCs w:val="16"/>
+              </w:rPr>
+              <w:t xml:space="preserve"> </w:t>
+            </w:r>
+            <w:proofErr w:type="spellStart"/>
+            <w:r>
+              <w:rPr>
+                <w:b w:val="0"/>
+                <w:sz w:val="16"/>
+                <w:szCs w:val="16"/>
+              </w:rPr>
+              <w:t>stellend</w:t>
+            </w:r>
+            <w:proofErr w:type="spellEnd"/>
           </w:p>
         </w:tc>
         <w:tc>
@@ -19292,8 +20432,53 @@
                 <w:szCs w:val="16"/>
               </w:rPr>
               <w:br/>
-              <w:t>nicht zufrieden stellend</w:t>
-            </w:r>
+            </w:r>
+            <w:proofErr w:type="spellStart"/>
+            <w:r>
+              <w:rPr>
+                <w:b w:val="0"/>
+                <w:sz w:val="16"/>
+                <w:szCs w:val="16"/>
+              </w:rPr>
+              <w:t>nicht</w:t>
+            </w:r>
+            <w:proofErr w:type="spellEnd"/>
+            <w:r>
+              <w:rPr>
+                <w:b w:val="0"/>
+                <w:sz w:val="16"/>
+                <w:szCs w:val="16"/>
+              </w:rPr>
+              <w:t xml:space="preserve"> </w:t>
+            </w:r>
+            <w:proofErr w:type="spellStart"/>
+            <w:r>
+              <w:rPr>
+                <w:b w:val="0"/>
+                <w:sz w:val="16"/>
+                <w:szCs w:val="16"/>
+              </w:rPr>
+              <w:t>zufrieden</w:t>
+            </w:r>
+            <w:proofErr w:type="spellEnd"/>
+            <w:r>
+              <w:rPr>
+                <w:b w:val="0"/>
+                <w:sz w:val="16"/>
+                <w:szCs w:val="16"/>
+              </w:rPr>
+              <w:t xml:space="preserve"> </w:t>
+            </w:r>
+            <w:proofErr w:type="spellStart"/>
+            <w:r>
+              <w:rPr>
+                <w:b w:val="0"/>
+                <w:sz w:val="16"/>
+                <w:szCs w:val="16"/>
+              </w:rPr>
+              <w:t>stellend</w:t>
+            </w:r>
+            <w:proofErr w:type="spellEnd"/>
           </w:p>
         </w:tc>
       </w:tr>
@@ -19317,22 +20502,34 @@
                 <w:szCs w:val="20"/>
               </w:rPr>
             </w:pPr>
+            <w:proofErr w:type="spellStart"/>
             <w:r>
               <w:rPr>
                 <w:b w:val="0"/>
                 <w:sz w:val="20"/>
                 <w:szCs w:val="20"/>
               </w:rPr>
-              <w:t xml:space="preserve">Übersichtlichkeit / </w:t>
-            </w:r>
+              <w:t>Übersichtlichkeit</w:t>
+            </w:r>
+            <w:proofErr w:type="spellEnd"/>
             <w:r>
               <w:rPr>
                 <w:b w:val="0"/>
                 <w:sz w:val="20"/>
                 <w:szCs w:val="20"/>
               </w:rPr>
+              <w:t xml:space="preserve"> / </w:t>
+            </w:r>
+            <w:proofErr w:type="spellStart"/>
+            <w:r>
+              <w:rPr>
+                <w:b w:val="0"/>
+                <w:sz w:val="20"/>
+                <w:szCs w:val="20"/>
+              </w:rPr>
               <w:t>Darstellung</w:t>
             </w:r>
+            <w:proofErr w:type="spellEnd"/>
           </w:p>
           <w:p>
             <w:pPr>
@@ -19634,14 +20831,34 @@
                 <w:szCs w:val="20"/>
               </w:rPr>
             </w:pPr>
+            <w:proofErr w:type="spellStart"/>
             <w:r>
               <w:rPr>
                 <w:b w:val="0"/>
                 <w:sz w:val="20"/>
                 <w:szCs w:val="20"/>
               </w:rPr>
-              <w:t>Leicht in der Anwendung</w:t>
-            </w:r>
+              <w:t>Leicht</w:t>
+            </w:r>
+            <w:proofErr w:type="spellEnd"/>
+            <w:r>
+              <w:rPr>
+                <w:b w:val="0"/>
+                <w:sz w:val="20"/>
+                <w:szCs w:val="20"/>
+              </w:rPr>
+              <w:t xml:space="preserve"> in der </w:t>
+            </w:r>
+            <w:proofErr w:type="spellStart"/>
+            <w:r>
+              <w:rPr>
+                <w:b w:val="0"/>
+                <w:sz w:val="20"/>
+                <w:szCs w:val="20"/>
+              </w:rPr>
+              <w:t>Anwendung</w:t>
+            </w:r>
+            <w:proofErr w:type="spellEnd"/>
           </w:p>
           <w:p>
             <w:pPr>
@@ -20064,8 +21281,17 @@
                 <w:sz w:val="16"/>
                 <w:szCs w:val="16"/>
               </w:rPr>
-              <w:t>teils teils</w:t>
-            </w:r>
+              <w:t xml:space="preserve">teils </w:t>
+            </w:r>
+            <w:proofErr w:type="spellStart"/>
+            <w:r>
+              <w:rPr>
+                <w:sz w:val="16"/>
+                <w:szCs w:val="16"/>
+              </w:rPr>
+              <w:t>teils</w:t>
+            </w:r>
+            <w:proofErr w:type="spellEnd"/>
           </w:p>
         </w:tc>
         <w:tc>
@@ -20641,8 +21867,18 @@
                 <w:sz w:val="16"/>
                 <w:szCs w:val="16"/>
               </w:rPr>
-              <w:t>teils teils</w:t>
-            </w:r>
+              <w:t xml:space="preserve">teils </w:t>
+            </w:r>
+            <w:proofErr w:type="spellStart"/>
+            <w:r>
+              <w:rPr>
+                <w:bCs/>
+                <w:sz w:val="16"/>
+                <w:szCs w:val="16"/>
+              </w:rPr>
+              <w:t>teils</w:t>
+            </w:r>
+            <w:proofErr w:type="spellEnd"/>
           </w:p>
         </w:tc>
         <w:tc>
@@ -22190,7 +23426,31 @@
           <w:u w:val="single"/>
           <w:lang w:val="de-DE"/>
         </w:rPr>
-        <w:t>Registrierung funktioniert nicht, userID muss händisch angepasst werden, sonst wird das danach</w:t>
+        <w:t xml:space="preserve">Registrierung funktioniert nicht, </w:t>
+      </w:r>
+      <w:proofErr w:type="spellStart"/>
+      <w:r>
+        <w:rPr>
+          <w:b w:val="0"/>
+          <w:bCs/>
+          <w:sz w:val="20"/>
+          <w:szCs w:val="20"/>
+          <w:u w:val="single"/>
+          <w:lang w:val="de-DE"/>
+        </w:rPr>
+        <w:t>userID</w:t>
+      </w:r>
+      <w:proofErr w:type="spellEnd"/>
+      <w:r>
+        <w:rPr>
+          <w:b w:val="0"/>
+          <w:bCs/>
+          <w:sz w:val="20"/>
+          <w:szCs w:val="20"/>
+          <w:u w:val="single"/>
+          <w:lang w:val="de-DE"/>
+        </w:rPr>
+        <w:t xml:space="preserve"> muss händisch angepasst werden, sonst wird das danach</w:t>
       </w:r>
     </w:p>
     <w:p>
@@ -22763,6 +24023,7 @@
           <w:lang w:val="en-US"/>
         </w:rPr>
       </w:pPr>
+      <w:proofErr w:type="spellStart"/>
       <w:r>
         <w:rPr>
           <w:rFonts w:ascii="Arial" w:hAnsi="Arial" w:cs="Arial"/>
@@ -22774,8 +24035,37 @@
           <w:szCs w:val="24"/>
           <w:lang w:val="en-US"/>
         </w:rPr>
-        <w:t>Bewertungsbogen für Empfehlungssystem</w:t>
-      </w:r>
+        <w:t>Bewertungsbogen</w:t>
+      </w:r>
+      <w:proofErr w:type="spellEnd"/>
+      <w:r>
+        <w:rPr>
+          <w:rFonts w:ascii="Arial" w:hAnsi="Arial" w:cs="Arial"/>
+          <w:b/>
+          <w:bCs/>
+          <w:i/>
+          <w:iCs/>
+          <w:sz w:val="24"/>
+          <w:szCs w:val="24"/>
+          <w:lang w:val="en-US"/>
+        </w:rPr>
+        <w:t xml:space="preserve"> für </w:t>
+      </w:r>
+      <w:proofErr w:type="spellStart"/>
+      <w:r>
+        <w:rPr>
+          <w:rFonts w:ascii="Arial" w:hAnsi="Arial" w:cs="Arial"/>
+          <w:b/>
+          <w:bCs/>
+          <w:i/>
+          <w:iCs/>
+          <w:sz w:val="24"/>
+          <w:szCs w:val="24"/>
+          <w:lang w:val="en-US"/>
+        </w:rPr>
+        <w:t>Empfehlungssystem</w:t>
+      </w:r>
+      <w:proofErr w:type="spellEnd"/>
     </w:p>
     <w:p/>
     <w:tbl>
@@ -22872,7 +24162,35 @@
               <w:rPr>
                 <w:u w:val="single"/>
               </w:rPr>
-              <w:t xml:space="preserve"> Hanspeter Mirwald   </w:t>
+              <w:t xml:space="preserve"> </w:t>
+            </w:r>
+            <w:proofErr w:type="spellStart"/>
+            <w:r>
+              <w:rPr>
+                <w:u w:val="single"/>
+              </w:rPr>
+              <w:t>Hanspeter</w:t>
+            </w:r>
+            <w:proofErr w:type="spellEnd"/>
+            <w:r>
+              <w:rPr>
+                <w:u w:val="single"/>
+              </w:rPr>
+              <w:t xml:space="preserve"> </w:t>
+            </w:r>
+            <w:proofErr w:type="spellStart"/>
+            <w:r>
+              <w:rPr>
+                <w:u w:val="single"/>
+              </w:rPr>
+              <w:t>Mirwald</w:t>
+            </w:r>
+            <w:proofErr w:type="spellEnd"/>
+            <w:r>
+              <w:rPr>
+                <w:u w:val="single"/>
+              </w:rPr>
+              <w:t xml:space="preserve">   </w:t>
             </w:r>
             <w:r>
               <w:t xml:space="preserve"> </w:t>
@@ -22961,8 +24279,13 @@
             <w:pPr>
               <w:pStyle w:val="Textkrper"/>
             </w:pPr>
-            <w:r>
-              <w:t xml:space="preserve">Bewertungszeitraum: </w:t>
+            <w:proofErr w:type="spellStart"/>
+            <w:r>
+              <w:t>Bewertungszeitraum</w:t>
+            </w:r>
+            <w:proofErr w:type="spellEnd"/>
+            <w:r>
+              <w:t xml:space="preserve">: </w:t>
             </w:r>
             <w:r>
               <w:rPr>
@@ -23128,8 +24451,18 @@
                 <w:sz w:val="16"/>
                 <w:szCs w:val="16"/>
               </w:rPr>
-              <w:t>(5) = ausgezeichnet</w:t>
-            </w:r>
+              <w:t xml:space="preserve">(5) = </w:t>
+            </w:r>
+            <w:proofErr w:type="spellStart"/>
+            <w:r>
+              <w:rPr>
+                <w:b w:val="0"/>
+                <w:sz w:val="16"/>
+                <w:szCs w:val="16"/>
+              </w:rPr>
+              <w:t>ausgezeichnet</w:t>
+            </w:r>
+            <w:proofErr w:type="spellEnd"/>
           </w:p>
         </w:tc>
         <w:tc>
@@ -23152,8 +24485,36 @@
                 <w:sz w:val="16"/>
                 <w:szCs w:val="16"/>
               </w:rPr>
-              <w:t>(4) = zufrieden stellend</w:t>
-            </w:r>
+              <w:t xml:space="preserve">(4) = </w:t>
+            </w:r>
+            <w:proofErr w:type="spellStart"/>
+            <w:r>
+              <w:rPr>
+                <w:b w:val="0"/>
+                <w:sz w:val="16"/>
+                <w:szCs w:val="16"/>
+              </w:rPr>
+              <w:t>zufrieden</w:t>
+            </w:r>
+            <w:proofErr w:type="spellEnd"/>
+            <w:r>
+              <w:rPr>
+                <w:b w:val="0"/>
+                <w:sz w:val="16"/>
+                <w:szCs w:val="16"/>
+              </w:rPr>
+              <w:t xml:space="preserve"> </w:t>
+            </w:r>
+            <w:proofErr w:type="spellStart"/>
+            <w:r>
+              <w:rPr>
+                <w:b w:val="0"/>
+                <w:sz w:val="16"/>
+                <w:szCs w:val="16"/>
+              </w:rPr>
+              <w:t>stellend</w:t>
+            </w:r>
+            <w:proofErr w:type="spellEnd"/>
           </w:p>
         </w:tc>
         <w:tc>
@@ -23200,8 +24561,18 @@
                 <w:sz w:val="16"/>
                 <w:szCs w:val="16"/>
               </w:rPr>
-              <w:t>teils teils</w:t>
-            </w:r>
+              <w:t xml:space="preserve">teils </w:t>
+            </w:r>
+            <w:proofErr w:type="spellStart"/>
+            <w:r>
+              <w:rPr>
+                <w:b w:val="0"/>
+                <w:sz w:val="16"/>
+                <w:szCs w:val="16"/>
+              </w:rPr>
+              <w:t>teils</w:t>
+            </w:r>
+            <w:proofErr w:type="spellEnd"/>
           </w:p>
         </w:tc>
         <w:tc>
@@ -23238,8 +24609,53 @@
                 <w:szCs w:val="16"/>
               </w:rPr>
               <w:br/>
-              <w:t>weniger zufrieden stellend</w:t>
-            </w:r>
+            </w:r>
+            <w:proofErr w:type="spellStart"/>
+            <w:r>
+              <w:rPr>
+                <w:b w:val="0"/>
+                <w:sz w:val="16"/>
+                <w:szCs w:val="16"/>
+              </w:rPr>
+              <w:t>weniger</w:t>
+            </w:r>
+            <w:proofErr w:type="spellEnd"/>
+            <w:r>
+              <w:rPr>
+                <w:b w:val="0"/>
+                <w:sz w:val="16"/>
+                <w:szCs w:val="16"/>
+              </w:rPr>
+              <w:t xml:space="preserve"> </w:t>
+            </w:r>
+            <w:proofErr w:type="spellStart"/>
+            <w:r>
+              <w:rPr>
+                <w:b w:val="0"/>
+                <w:sz w:val="16"/>
+                <w:szCs w:val="16"/>
+              </w:rPr>
+              <w:t>zufrieden</w:t>
+            </w:r>
+            <w:proofErr w:type="spellEnd"/>
+            <w:r>
+              <w:rPr>
+                <w:b w:val="0"/>
+                <w:sz w:val="16"/>
+                <w:szCs w:val="16"/>
+              </w:rPr>
+              <w:t xml:space="preserve"> </w:t>
+            </w:r>
+            <w:proofErr w:type="spellStart"/>
+            <w:r>
+              <w:rPr>
+                <w:b w:val="0"/>
+                <w:sz w:val="16"/>
+                <w:szCs w:val="16"/>
+              </w:rPr>
+              <w:t>stellend</w:t>
+            </w:r>
+            <w:proofErr w:type="spellEnd"/>
           </w:p>
         </w:tc>
         <w:tc>
@@ -23277,8 +24693,53 @@
                 <w:szCs w:val="16"/>
               </w:rPr>
               <w:br/>
-              <w:t>nicht zufrieden stellend</w:t>
-            </w:r>
+            </w:r>
+            <w:proofErr w:type="spellStart"/>
+            <w:r>
+              <w:rPr>
+                <w:b w:val="0"/>
+                <w:sz w:val="16"/>
+                <w:szCs w:val="16"/>
+              </w:rPr>
+              <w:t>nicht</w:t>
+            </w:r>
+            <w:proofErr w:type="spellEnd"/>
+            <w:r>
+              <w:rPr>
+                <w:b w:val="0"/>
+                <w:sz w:val="16"/>
+                <w:szCs w:val="16"/>
+              </w:rPr>
+              <w:t xml:space="preserve"> </w:t>
+            </w:r>
+            <w:proofErr w:type="spellStart"/>
+            <w:r>
+              <w:rPr>
+                <w:b w:val="0"/>
+                <w:sz w:val="16"/>
+                <w:szCs w:val="16"/>
+              </w:rPr>
+              <w:t>zufrieden</w:t>
+            </w:r>
+            <w:proofErr w:type="spellEnd"/>
+            <w:r>
+              <w:rPr>
+                <w:b w:val="0"/>
+                <w:sz w:val="16"/>
+                <w:szCs w:val="16"/>
+              </w:rPr>
+              <w:t xml:space="preserve"> </w:t>
+            </w:r>
+            <w:proofErr w:type="spellStart"/>
+            <w:r>
+              <w:rPr>
+                <w:b w:val="0"/>
+                <w:sz w:val="16"/>
+                <w:szCs w:val="16"/>
+              </w:rPr>
+              <w:t>stellend</w:t>
+            </w:r>
+            <w:proofErr w:type="spellEnd"/>
           </w:p>
         </w:tc>
       </w:tr>
@@ -23302,22 +24763,34 @@
                 <w:szCs w:val="20"/>
               </w:rPr>
             </w:pPr>
+            <w:proofErr w:type="spellStart"/>
             <w:r>
               <w:rPr>
                 <w:b w:val="0"/>
                 <w:sz w:val="20"/>
                 <w:szCs w:val="20"/>
               </w:rPr>
-              <w:t xml:space="preserve">Übersichtlichkeit / </w:t>
-            </w:r>
+              <w:t>Übersichtlichkeit</w:t>
+            </w:r>
+            <w:proofErr w:type="spellEnd"/>
             <w:r>
               <w:rPr>
                 <w:b w:val="0"/>
                 <w:sz w:val="20"/>
                 <w:szCs w:val="20"/>
               </w:rPr>
+              <w:t xml:space="preserve"> / </w:t>
+            </w:r>
+            <w:proofErr w:type="spellStart"/>
+            <w:r>
+              <w:rPr>
+                <w:b w:val="0"/>
+                <w:sz w:val="20"/>
+                <w:szCs w:val="20"/>
+              </w:rPr>
               <w:t>Darstellung</w:t>
             </w:r>
+            <w:proofErr w:type="spellEnd"/>
           </w:p>
           <w:p>
             <w:pPr>
@@ -23620,14 +25093,34 @@
                 <w:szCs w:val="20"/>
               </w:rPr>
             </w:pPr>
+            <w:proofErr w:type="spellStart"/>
             <w:r>
               <w:rPr>
                 <w:b w:val="0"/>
                 <w:sz w:val="20"/>
                 <w:szCs w:val="20"/>
               </w:rPr>
-              <w:t>Leicht in der Anwendung</w:t>
-            </w:r>
+              <w:t>Leicht</w:t>
+            </w:r>
+            <w:proofErr w:type="spellEnd"/>
+            <w:r>
+              <w:rPr>
+                <w:b w:val="0"/>
+                <w:sz w:val="20"/>
+                <w:szCs w:val="20"/>
+              </w:rPr>
+              <w:t xml:space="preserve"> in der </w:t>
+            </w:r>
+            <w:proofErr w:type="spellStart"/>
+            <w:r>
+              <w:rPr>
+                <w:b w:val="0"/>
+                <w:sz w:val="20"/>
+                <w:szCs w:val="20"/>
+              </w:rPr>
+              <w:t>Anwendung</w:t>
+            </w:r>
+            <w:proofErr w:type="spellEnd"/>
           </w:p>
           <w:p>
             <w:pPr>
@@ -24050,8 +25543,17 @@
                 <w:sz w:val="16"/>
                 <w:szCs w:val="16"/>
               </w:rPr>
-              <w:t>teils teils</w:t>
-            </w:r>
+              <w:t xml:space="preserve">teils </w:t>
+            </w:r>
+            <w:proofErr w:type="spellStart"/>
+            <w:r>
+              <w:rPr>
+                <w:sz w:val="16"/>
+                <w:szCs w:val="16"/>
+              </w:rPr>
+              <w:t>teils</w:t>
+            </w:r>
+            <w:proofErr w:type="spellEnd"/>
           </w:p>
         </w:tc>
         <w:tc>
@@ -24619,8 +26121,18 @@
                 <w:sz w:val="16"/>
                 <w:szCs w:val="16"/>
               </w:rPr>
-              <w:t>teils teils</w:t>
-            </w:r>
+              <w:t xml:space="preserve">teils </w:t>
+            </w:r>
+            <w:proofErr w:type="spellStart"/>
+            <w:r>
+              <w:rPr>
+                <w:bCs/>
+                <w:sz w:val="16"/>
+                <w:szCs w:val="16"/>
+              </w:rPr>
+              <w:t>teils</w:t>
+            </w:r>
+            <w:proofErr w:type="spellEnd"/>
           </w:p>
         </w:tc>
         <w:tc>
@@ -25953,8 +27465,21 @@
           <w:u w:val="single"/>
           <w:lang w:val="de-DE"/>
         </w:rPr>
-        <w:t>Möglichkeit, nach Genre zu filtern und Sortierung nach Alpahbet</w:t>
-      </w:r>
+        <w:t xml:space="preserve">Möglichkeit, nach Genre zu filtern und Sortierung nach </w:t>
+      </w:r>
+      <w:proofErr w:type="spellStart"/>
+      <w:r>
+        <w:rPr>
+          <w:b w:val="0"/>
+          <w:bCs/>
+          <w:sz w:val="20"/>
+          <w:szCs w:val="20"/>
+          <w:u w:val="single"/>
+          <w:lang w:val="de-DE"/>
+        </w:rPr>
+        <w:t>Alpahbet</w:t>
+      </w:r>
+      <w:proofErr w:type="spellEnd"/>
     </w:p>
     <w:p>
       <w:pPr>
@@ -26454,6 +27979,7 @@
           <w:lang w:val="en-US"/>
         </w:rPr>
       </w:pPr>
+      <w:proofErr w:type="spellStart"/>
       <w:r>
         <w:rPr>
           <w:rFonts w:ascii="Arial" w:hAnsi="Arial" w:cs="Arial"/>
@@ -26465,8 +27991,37 @@
           <w:szCs w:val="24"/>
           <w:lang w:val="en-US"/>
         </w:rPr>
-        <w:t>Bewertungsbogen für Empfehlungssystem</w:t>
-      </w:r>
+        <w:t>Bewertungsbogen</w:t>
+      </w:r>
+      <w:proofErr w:type="spellEnd"/>
+      <w:r>
+        <w:rPr>
+          <w:rFonts w:ascii="Arial" w:hAnsi="Arial" w:cs="Arial"/>
+          <w:b/>
+          <w:bCs/>
+          <w:i/>
+          <w:iCs/>
+          <w:sz w:val="24"/>
+          <w:szCs w:val="24"/>
+          <w:lang w:val="en-US"/>
+        </w:rPr>
+        <w:t xml:space="preserve"> für </w:t>
+      </w:r>
+      <w:proofErr w:type="spellStart"/>
+      <w:r>
+        <w:rPr>
+          <w:rFonts w:ascii="Arial" w:hAnsi="Arial" w:cs="Arial"/>
+          <w:b/>
+          <w:bCs/>
+          <w:i/>
+          <w:iCs/>
+          <w:sz w:val="24"/>
+          <w:szCs w:val="24"/>
+          <w:lang w:val="en-US"/>
+        </w:rPr>
+        <w:t>Empfehlungssystem</w:t>
+      </w:r>
+      <w:proofErr w:type="spellEnd"/>
     </w:p>
     <w:p>
       <w:pPr>
@@ -26663,8 +28218,13 @@
             <w:pPr>
               <w:pStyle w:val="Textkrper"/>
             </w:pPr>
-            <w:r>
-              <w:t>Bewertungszeitraum: __________________</w:t>
+            <w:proofErr w:type="spellStart"/>
+            <w:r>
+              <w:t>Bewertungszeitraum</w:t>
+            </w:r>
+            <w:proofErr w:type="spellEnd"/>
+            <w:r>
+              <w:t>: __________________</w:t>
             </w:r>
           </w:p>
         </w:tc>
@@ -26822,8 +28382,18 @@
                 <w:sz w:val="16"/>
                 <w:szCs w:val="16"/>
               </w:rPr>
-              <w:t>(5) = ausgezeichnet</w:t>
-            </w:r>
+              <w:t xml:space="preserve">(5) = </w:t>
+            </w:r>
+            <w:proofErr w:type="spellStart"/>
+            <w:r>
+              <w:rPr>
+                <w:b w:val="0"/>
+                <w:sz w:val="16"/>
+                <w:szCs w:val="16"/>
+              </w:rPr>
+              <w:t>ausgezeichnet</w:t>
+            </w:r>
+            <w:proofErr w:type="spellEnd"/>
           </w:p>
         </w:tc>
         <w:tc>
@@ -26846,8 +28416,36 @@
                 <w:sz w:val="16"/>
                 <w:szCs w:val="16"/>
               </w:rPr>
-              <w:t>(4) = zufrieden stellend</w:t>
-            </w:r>
+              <w:t xml:space="preserve">(4) = </w:t>
+            </w:r>
+            <w:proofErr w:type="spellStart"/>
+            <w:r>
+              <w:rPr>
+                <w:b w:val="0"/>
+                <w:sz w:val="16"/>
+                <w:szCs w:val="16"/>
+              </w:rPr>
+              <w:t>zufrieden</w:t>
+            </w:r>
+            <w:proofErr w:type="spellEnd"/>
+            <w:r>
+              <w:rPr>
+                <w:b w:val="0"/>
+                <w:sz w:val="16"/>
+                <w:szCs w:val="16"/>
+              </w:rPr>
+              <w:t xml:space="preserve"> </w:t>
+            </w:r>
+            <w:proofErr w:type="spellStart"/>
+            <w:r>
+              <w:rPr>
+                <w:b w:val="0"/>
+                <w:sz w:val="16"/>
+                <w:szCs w:val="16"/>
+              </w:rPr>
+              <w:t>stellend</w:t>
+            </w:r>
+            <w:proofErr w:type="spellEnd"/>
           </w:p>
         </w:tc>
         <w:tc>
@@ -26894,8 +28492,18 @@
                 <w:sz w:val="16"/>
                 <w:szCs w:val="16"/>
               </w:rPr>
-              <w:t>teils teils</w:t>
-            </w:r>
+              <w:t xml:space="preserve">teils </w:t>
+            </w:r>
+            <w:proofErr w:type="spellStart"/>
+            <w:r>
+              <w:rPr>
+                <w:b w:val="0"/>
+                <w:sz w:val="16"/>
+                <w:szCs w:val="16"/>
+              </w:rPr>
+              <w:t>teils</w:t>
+            </w:r>
+            <w:proofErr w:type="spellEnd"/>
           </w:p>
         </w:tc>
         <w:tc>
@@ -26932,8 +28540,53 @@
                 <w:szCs w:val="16"/>
               </w:rPr>
               <w:br/>
-              <w:t>weniger zufrieden stellend</w:t>
-            </w:r>
+            </w:r>
+            <w:proofErr w:type="spellStart"/>
+            <w:r>
+              <w:rPr>
+                <w:b w:val="0"/>
+                <w:sz w:val="16"/>
+                <w:szCs w:val="16"/>
+              </w:rPr>
+              <w:t>weniger</w:t>
+            </w:r>
+            <w:proofErr w:type="spellEnd"/>
+            <w:r>
+              <w:rPr>
+                <w:b w:val="0"/>
+                <w:sz w:val="16"/>
+                <w:szCs w:val="16"/>
+              </w:rPr>
+              <w:t xml:space="preserve"> </w:t>
+            </w:r>
+            <w:proofErr w:type="spellStart"/>
+            <w:r>
+              <w:rPr>
+                <w:b w:val="0"/>
+                <w:sz w:val="16"/>
+                <w:szCs w:val="16"/>
+              </w:rPr>
+              <w:t>zufrieden</w:t>
+            </w:r>
+            <w:proofErr w:type="spellEnd"/>
+            <w:r>
+              <w:rPr>
+                <w:b w:val="0"/>
+                <w:sz w:val="16"/>
+                <w:szCs w:val="16"/>
+              </w:rPr>
+              <w:t xml:space="preserve"> </w:t>
+            </w:r>
+            <w:proofErr w:type="spellStart"/>
+            <w:r>
+              <w:rPr>
+                <w:b w:val="0"/>
+                <w:sz w:val="16"/>
+                <w:szCs w:val="16"/>
+              </w:rPr>
+              <w:t>stellend</w:t>
+            </w:r>
+            <w:proofErr w:type="spellEnd"/>
           </w:p>
         </w:tc>
         <w:tc>
@@ -26971,8 +28624,53 @@
                 <w:szCs w:val="16"/>
               </w:rPr>
               <w:br/>
-              <w:t>nicht zufrieden stellend</w:t>
-            </w:r>
+            </w:r>
+            <w:proofErr w:type="spellStart"/>
+            <w:r>
+              <w:rPr>
+                <w:b w:val="0"/>
+                <w:sz w:val="16"/>
+                <w:szCs w:val="16"/>
+              </w:rPr>
+              <w:t>nicht</w:t>
+            </w:r>
+            <w:proofErr w:type="spellEnd"/>
+            <w:r>
+              <w:rPr>
+                <w:b w:val="0"/>
+                <w:sz w:val="16"/>
+                <w:szCs w:val="16"/>
+              </w:rPr>
+              <w:t xml:space="preserve"> </w:t>
+            </w:r>
+            <w:proofErr w:type="spellStart"/>
+            <w:r>
+              <w:rPr>
+                <w:b w:val="0"/>
+                <w:sz w:val="16"/>
+                <w:szCs w:val="16"/>
+              </w:rPr>
+              <w:t>zufrieden</w:t>
+            </w:r>
+            <w:proofErr w:type="spellEnd"/>
+            <w:r>
+              <w:rPr>
+                <w:b w:val="0"/>
+                <w:sz w:val="16"/>
+                <w:szCs w:val="16"/>
+              </w:rPr>
+              <w:t xml:space="preserve"> </w:t>
+            </w:r>
+            <w:proofErr w:type="spellStart"/>
+            <w:r>
+              <w:rPr>
+                <w:b w:val="0"/>
+                <w:sz w:val="16"/>
+                <w:szCs w:val="16"/>
+              </w:rPr>
+              <w:t>stellend</w:t>
+            </w:r>
+            <w:proofErr w:type="spellEnd"/>
           </w:p>
         </w:tc>
       </w:tr>
@@ -26996,22 +28694,34 @@
                 <w:szCs w:val="20"/>
               </w:rPr>
             </w:pPr>
+            <w:proofErr w:type="spellStart"/>
             <w:r>
               <w:rPr>
                 <w:b w:val="0"/>
                 <w:sz w:val="20"/>
                 <w:szCs w:val="20"/>
               </w:rPr>
-              <w:t xml:space="preserve">Übersichtlichkeit / </w:t>
-            </w:r>
+              <w:t>Übersichtlichkeit</w:t>
+            </w:r>
+            <w:proofErr w:type="spellEnd"/>
             <w:r>
               <w:rPr>
                 <w:b w:val="0"/>
                 <w:sz w:val="20"/>
                 <w:szCs w:val="20"/>
               </w:rPr>
+              <w:t xml:space="preserve"> / </w:t>
+            </w:r>
+            <w:proofErr w:type="spellStart"/>
+            <w:r>
+              <w:rPr>
+                <w:b w:val="0"/>
+                <w:sz w:val="20"/>
+                <w:szCs w:val="20"/>
+              </w:rPr>
               <w:t>Darstellung</w:t>
             </w:r>
+            <w:proofErr w:type="spellEnd"/>
           </w:p>
           <w:p>
             <w:pPr>
@@ -27280,14 +28990,34 @@
                 <w:szCs w:val="20"/>
               </w:rPr>
             </w:pPr>
+            <w:proofErr w:type="spellStart"/>
             <w:r>
               <w:rPr>
                 <w:b w:val="0"/>
                 <w:sz w:val="20"/>
                 <w:szCs w:val="20"/>
               </w:rPr>
-              <w:t>Leicht in der Anwendung</w:t>
-            </w:r>
+              <w:t>Leicht</w:t>
+            </w:r>
+            <w:proofErr w:type="spellEnd"/>
+            <w:r>
+              <w:rPr>
+                <w:b w:val="0"/>
+                <w:sz w:val="20"/>
+                <w:szCs w:val="20"/>
+              </w:rPr>
+              <w:t xml:space="preserve"> in der </w:t>
+            </w:r>
+            <w:proofErr w:type="spellStart"/>
+            <w:r>
+              <w:rPr>
+                <w:b w:val="0"/>
+                <w:sz w:val="20"/>
+                <w:szCs w:val="20"/>
+              </w:rPr>
+              <w:t>Anwendung</w:t>
+            </w:r>
+            <w:proofErr w:type="spellEnd"/>
           </w:p>
           <w:p>
             <w:pPr>
@@ -27677,8 +29407,17 @@
                 <w:sz w:val="16"/>
                 <w:szCs w:val="16"/>
               </w:rPr>
-              <w:t>teils teils</w:t>
-            </w:r>
+              <w:t xml:space="preserve">teils </w:t>
+            </w:r>
+            <w:proofErr w:type="spellStart"/>
+            <w:r>
+              <w:rPr>
+                <w:sz w:val="16"/>
+                <w:szCs w:val="16"/>
+              </w:rPr>
+              <w:t>teils</w:t>
+            </w:r>
+            <w:proofErr w:type="spellEnd"/>
           </w:p>
         </w:tc>
         <w:tc>
@@ -28221,8 +29960,18 @@
                 <w:sz w:val="16"/>
                 <w:szCs w:val="16"/>
               </w:rPr>
-              <w:t>teils teils</w:t>
-            </w:r>
+              <w:t xml:space="preserve">teils </w:t>
+            </w:r>
+            <w:proofErr w:type="spellStart"/>
+            <w:r>
+              <w:rPr>
+                <w:bCs/>
+                <w:sz w:val="16"/>
+                <w:szCs w:val="16"/>
+              </w:rPr>
+              <w:t>teils</w:t>
+            </w:r>
+            <w:proofErr w:type="spellEnd"/>
           </w:p>
         </w:tc>
         <w:tc>
@@ -28309,7 +30058,27 @@
                 <w:szCs w:val="20"/>
                 <w:lang w:val="de-DE"/>
               </w:rPr>
-              <w:t>Wurden dir oft Filme angeziegt, die du bereits gesehen hast?</w:t>
+              <w:t xml:space="preserve">Wurden dir oft Filme </w:t>
+            </w:r>
+            <w:proofErr w:type="spellStart"/>
+            <w:r>
+              <w:rPr>
+                <w:i w:val="0"/>
+                <w:sz w:val="20"/>
+                <w:szCs w:val="20"/>
+                <w:lang w:val="de-DE"/>
+              </w:rPr>
+              <w:t>angeziegt</w:t>
+            </w:r>
+            <w:proofErr w:type="spellEnd"/>
+            <w:r>
+              <w:rPr>
+                <w:i w:val="0"/>
+                <w:sz w:val="20"/>
+                <w:szCs w:val="20"/>
+                <w:lang w:val="de-DE"/>
+              </w:rPr>
+              <w:t>, die du bereits gesehen hast?</w:t>
             </w:r>
           </w:p>
           <w:p>
@@ -29841,7 +31610,23 @@
           <w:sz w:val="24"/>
           <w:szCs w:val="24"/>
         </w:rPr>
-        <w:t xml:space="preserve"> Gegebenenfalls könnte somit auch unser Filme-Empfehlungssytem live getestet werden.</w:t>
+        <w:t xml:space="preserve"> Gegebenenfalls könnte somit auch unser Filme-</w:t>
+      </w:r>
+      <w:proofErr w:type="spellStart"/>
+      <w:r>
+        <w:rPr>
+          <w:sz w:val="24"/>
+          <w:szCs w:val="24"/>
+        </w:rPr>
+        <w:t>Empfehlungssytem</w:t>
+      </w:r>
+      <w:proofErr w:type="spellEnd"/>
+      <w:r>
+        <w:rPr>
+          <w:sz w:val="24"/>
+          <w:szCs w:val="24"/>
+        </w:rPr>
+        <w:t xml:space="preserve"> live getestet werden.</w:t>
       </w:r>
     </w:p>
     <w:p>

--- a/Dokumentation/Abgabe/Dokumentation_Entwicklung_eines_intelligenten_Empfehlungssystems_TEL24B_Carina_Halter_Laura_Mirwald_Semian_Finné_Tristan_Bihler.docx
+++ b/Dokumentation/Abgabe/Dokumentation_Entwicklung_eines_intelligenten_Empfehlungssystems_TEL24B_Carina_Halter_Laura_Mirwald_Semian_Finné_Tristan_Bihler.docx
@@ -401,14 +401,6 @@
           <w:lang w:val="de-DE"/>
         </w:rPr>
         <w:tab/>
-      </w:r>
-      <w:r>
-        <w:rPr>
-          <w:rFonts w:cstheme="minorHAnsi"/>
-          <w:sz w:val="24"/>
-          <w:szCs w:val="24"/>
-          <w:lang w:val="de-DE"/>
-        </w:rPr>
         <w:t>1</w:t>
       </w:r>
       <w:r>
@@ -536,39 +528,8 @@
           <w:lang w:val="de-DE"/>
         </w:rPr>
         <w:tab/>
-        <w:t xml:space="preserve">Prof. Dr. </w:t>
-      </w:r>
-      <w:proofErr w:type="spellStart"/>
-      <w:r>
-        <w:rPr>
-          <w:rFonts w:cstheme="minorHAnsi"/>
-          <w:sz w:val="24"/>
-          <w:szCs w:val="24"/>
-          <w:lang w:val="de-DE"/>
-        </w:rPr>
-        <w:t>Ossmane</w:t>
-      </w:r>
-      <w:proofErr w:type="spellEnd"/>
-      <w:r>
-        <w:rPr>
-          <w:rFonts w:cstheme="minorHAnsi"/>
-          <w:sz w:val="24"/>
-          <w:szCs w:val="24"/>
-          <w:lang w:val="de-DE"/>
-        </w:rPr>
-        <w:t xml:space="preserve"> </w:t>
-      </w:r>
-      <w:proofErr w:type="spellStart"/>
-      <w:r>
-        <w:rPr>
-          <w:rFonts w:cstheme="minorHAnsi"/>
-          <w:sz w:val="24"/>
-          <w:szCs w:val="24"/>
-          <w:lang w:val="de-DE"/>
-        </w:rPr>
-        <w:t>Krini</w:t>
-      </w:r>
-      <w:proofErr w:type="spellEnd"/>
+        <w:t>Prof. Dr. Ossmane Krini</w:t>
+      </w:r>
     </w:p>
     <w:p>
       <w:pPr>
@@ -964,6 +925,7 @@
               <w:rPr>
                 <w:rStyle w:val="Hyperlink"/>
                 <w:rFonts w:cstheme="minorHAnsi"/>
+                <w:color w:val="auto"/>
                 <w:sz w:val="24"/>
                 <w:szCs w:val="24"/>
               </w:rPr>
@@ -1045,6 +1007,7 @@
               <w:rPr>
                 <w:rStyle w:val="Hyperlink"/>
                 <w:rFonts w:cstheme="minorHAnsi"/>
+                <w:color w:val="auto"/>
                 <w:sz w:val="24"/>
                 <w:szCs w:val="24"/>
               </w:rPr>
@@ -1128,6 +1091,7 @@
               <w:rPr>
                 <w:rStyle w:val="Hyperlink"/>
                 <w:noProof/>
+                <w:color w:val="auto"/>
                 <w:sz w:val="24"/>
                 <w:szCs w:val="24"/>
               </w:rPr>
@@ -1218,6 +1182,7 @@
               <w:rPr>
                 <w:rStyle w:val="Hyperlink"/>
                 <w:noProof/>
+                <w:color w:val="auto"/>
                 <w:sz w:val="24"/>
                 <w:szCs w:val="24"/>
               </w:rPr>
@@ -1308,6 +1273,7 @@
               <w:rPr>
                 <w:rStyle w:val="Hyperlink"/>
                 <w:noProof/>
+                <w:color w:val="auto"/>
                 <w:sz w:val="24"/>
                 <w:szCs w:val="24"/>
               </w:rPr>
@@ -1398,6 +1364,7 @@
               <w:rPr>
                 <w:rStyle w:val="Hyperlink"/>
                 <w:noProof/>
+                <w:color w:val="auto"/>
                 <w:sz w:val="24"/>
                 <w:szCs w:val="24"/>
               </w:rPr>
@@ -1488,6 +1455,7 @@
               <w:rPr>
                 <w:rStyle w:val="Hyperlink"/>
                 <w:noProof/>
+                <w:color w:val="auto"/>
                 <w:sz w:val="24"/>
                 <w:szCs w:val="24"/>
               </w:rPr>
@@ -1578,6 +1546,7 @@
               <w:rPr>
                 <w:rStyle w:val="Hyperlink"/>
                 <w:noProof/>
+                <w:color w:val="auto"/>
                 <w:sz w:val="24"/>
                 <w:szCs w:val="24"/>
               </w:rPr>
@@ -1666,6 +1635,7 @@
               <w:rPr>
                 <w:rStyle w:val="Hyperlink"/>
                 <w:rFonts w:cstheme="minorHAnsi"/>
+                <w:color w:val="auto"/>
                 <w:sz w:val="24"/>
                 <w:szCs w:val="24"/>
               </w:rPr>
@@ -1749,6 +1719,7 @@
               <w:rPr>
                 <w:rStyle w:val="Hyperlink"/>
                 <w:noProof/>
+                <w:color w:val="auto"/>
                 <w:sz w:val="24"/>
                 <w:szCs w:val="24"/>
               </w:rPr>
@@ -1839,6 +1810,7 @@
               <w:rPr>
                 <w:rStyle w:val="Hyperlink"/>
                 <w:noProof/>
+                <w:color w:val="auto"/>
                 <w:sz w:val="24"/>
                 <w:szCs w:val="24"/>
               </w:rPr>
@@ -1927,6 +1899,7 @@
               <w:rPr>
                 <w:rStyle w:val="Hyperlink"/>
                 <w:rFonts w:cstheme="minorHAnsi"/>
+                <w:color w:val="auto"/>
                 <w:sz w:val="24"/>
                 <w:szCs w:val="24"/>
               </w:rPr>
@@ -2010,6 +1983,7 @@
               <w:rPr>
                 <w:rStyle w:val="Hyperlink"/>
                 <w:noProof/>
+                <w:color w:val="auto"/>
                 <w:sz w:val="24"/>
                 <w:szCs w:val="24"/>
               </w:rPr>
@@ -2100,6 +2074,7 @@
               <w:rPr>
                 <w:rStyle w:val="Hyperlink"/>
                 <w:noProof/>
+                <w:color w:val="auto"/>
                 <w:sz w:val="24"/>
                 <w:szCs w:val="24"/>
               </w:rPr>
@@ -2188,6 +2163,7 @@
               <w:rPr>
                 <w:rStyle w:val="Hyperlink"/>
                 <w:rFonts w:cstheme="minorHAnsi"/>
+                <w:color w:val="auto"/>
                 <w:sz w:val="24"/>
                 <w:szCs w:val="24"/>
               </w:rPr>
@@ -2271,6 +2247,7 @@
               <w:rPr>
                 <w:rStyle w:val="Hyperlink"/>
                 <w:noProof/>
+                <w:color w:val="auto"/>
                 <w:sz w:val="24"/>
                 <w:szCs w:val="24"/>
               </w:rPr>
@@ -2361,6 +2338,7 @@
               <w:rPr>
                 <w:rStyle w:val="Hyperlink"/>
                 <w:noProof/>
+                <w:color w:val="auto"/>
                 <w:sz w:val="24"/>
                 <w:szCs w:val="24"/>
               </w:rPr>
@@ -2449,6 +2427,7 @@
               <w:rPr>
                 <w:rStyle w:val="Hyperlink"/>
                 <w:rFonts w:cstheme="minorHAnsi"/>
+                <w:color w:val="auto"/>
                 <w:sz w:val="24"/>
                 <w:szCs w:val="24"/>
               </w:rPr>
@@ -2532,6 +2511,7 @@
               <w:rPr>
                 <w:rStyle w:val="Hyperlink"/>
                 <w:noProof/>
+                <w:color w:val="auto"/>
                 <w:sz w:val="24"/>
                 <w:szCs w:val="24"/>
               </w:rPr>
@@ -2622,6 +2602,7 @@
               <w:rPr>
                 <w:rStyle w:val="Hyperlink"/>
                 <w:noProof/>
+                <w:color w:val="auto"/>
                 <w:sz w:val="24"/>
                 <w:szCs w:val="24"/>
               </w:rPr>
@@ -2710,6 +2691,7 @@
               <w:rPr>
                 <w:rStyle w:val="Hyperlink"/>
                 <w:rFonts w:cstheme="minorHAnsi"/>
+                <w:color w:val="auto"/>
                 <w:sz w:val="24"/>
                 <w:szCs w:val="24"/>
               </w:rPr>
@@ -2791,6 +2773,7 @@
               <w:rPr>
                 <w:rStyle w:val="Hyperlink"/>
                 <w:rFonts w:cstheme="minorHAnsi"/>
+                <w:color w:val="auto"/>
                 <w:sz w:val="24"/>
                 <w:szCs w:val="24"/>
               </w:rPr>
@@ -2872,6 +2855,7 @@
               <w:rPr>
                 <w:rStyle w:val="Hyperlink"/>
                 <w:rFonts w:cstheme="minorHAnsi"/>
+                <w:color w:val="auto"/>
                 <w:sz w:val="24"/>
                 <w:szCs w:val="24"/>
               </w:rPr>
@@ -2955,6 +2939,7 @@
               <w:rPr>
                 <w:rStyle w:val="Hyperlink"/>
                 <w:noProof/>
+                <w:color w:val="auto"/>
                 <w:sz w:val="24"/>
                 <w:szCs w:val="24"/>
               </w:rPr>
@@ -3045,6 +3030,7 @@
               <w:rPr>
                 <w:rStyle w:val="Hyperlink"/>
                 <w:noProof/>
+                <w:color w:val="auto"/>
                 <w:sz w:val="24"/>
                 <w:szCs w:val="24"/>
               </w:rPr>
@@ -3135,6 +3121,7 @@
               <w:rPr>
                 <w:rStyle w:val="Hyperlink"/>
                 <w:noProof/>
+                <w:color w:val="auto"/>
                 <w:sz w:val="24"/>
                 <w:szCs w:val="24"/>
               </w:rPr>
@@ -3230,7 +3217,6 @@
         <w:jc w:val="center"/>
         <w:rPr>
           <w:rFonts w:eastAsiaTheme="majorEastAsia" w:cstheme="minorHAnsi"/>
-          <w:color w:val="2E74B5" w:themeColor="accent1" w:themeShade="BF"/>
         </w:rPr>
       </w:pPr>
     </w:p>
@@ -3293,6 +3279,7 @@
       <w:pPr>
         <w:pStyle w:val="Inhaltsverzeichnisberschrift"/>
         <w:rPr>
+          <w:color w:val="auto"/>
           <w:lang w:val="de-DE"/>
         </w:rPr>
       </w:pPr>
@@ -3356,6 +3343,7 @@
           <w:rPr>
             <w:rStyle w:val="Hyperlink"/>
             <w:noProof/>
+            <w:color w:val="auto"/>
             <w:sz w:val="24"/>
             <w:szCs w:val="24"/>
           </w:rPr>
@@ -3446,6 +3434,7 @@
           <w:rPr>
             <w:rStyle w:val="Hyperlink"/>
             <w:noProof/>
+            <w:color w:val="auto"/>
             <w:sz w:val="24"/>
             <w:szCs w:val="24"/>
           </w:rPr>
@@ -3536,6 +3525,7 @@
           <w:rPr>
             <w:rStyle w:val="Hyperlink"/>
             <w:noProof/>
+            <w:color w:val="auto"/>
             <w:sz w:val="24"/>
             <w:szCs w:val="24"/>
           </w:rPr>
@@ -3626,6 +3616,7 @@
           <w:rPr>
             <w:rStyle w:val="Hyperlink"/>
             <w:noProof/>
+            <w:color w:val="auto"/>
             <w:sz w:val="24"/>
             <w:szCs w:val="24"/>
           </w:rPr>
@@ -3716,6 +3707,7 @@
           <w:rPr>
             <w:rStyle w:val="Hyperlink"/>
             <w:noProof/>
+            <w:color w:val="auto"/>
             <w:sz w:val="24"/>
             <w:szCs w:val="24"/>
           </w:rPr>
@@ -3806,6 +3798,7 @@
           <w:rPr>
             <w:rStyle w:val="Hyperlink"/>
             <w:noProof/>
+            <w:color w:val="auto"/>
             <w:sz w:val="24"/>
             <w:szCs w:val="24"/>
           </w:rPr>
@@ -3896,6 +3889,7 @@
           <w:rPr>
             <w:rStyle w:val="Hyperlink"/>
             <w:noProof/>
+            <w:color w:val="auto"/>
             <w:sz w:val="24"/>
             <w:szCs w:val="24"/>
           </w:rPr>
@@ -3986,6 +3980,7 @@
           <w:rPr>
             <w:rStyle w:val="Hyperlink"/>
             <w:noProof/>
+            <w:color w:val="auto"/>
             <w:sz w:val="24"/>
             <w:szCs w:val="24"/>
           </w:rPr>
@@ -4076,6 +4071,7 @@
           <w:rPr>
             <w:rStyle w:val="Hyperlink"/>
             <w:noProof/>
+            <w:color w:val="auto"/>
             <w:sz w:val="24"/>
             <w:szCs w:val="24"/>
           </w:rPr>
@@ -4085,6 +4081,7 @@
           <w:rPr>
             <w:rStyle w:val="Hyperlink"/>
             <w:noProof/>
+            <w:color w:val="auto"/>
             <w:sz w:val="24"/>
             <w:szCs w:val="24"/>
           </w:rPr>
@@ -4094,6 +4091,7 @@
           <w:rPr>
             <w:rStyle w:val="Hyperlink"/>
             <w:noProof/>
+            <w:color w:val="auto"/>
             <w:sz w:val="24"/>
             <w:szCs w:val="24"/>
           </w:rPr>
@@ -4184,6 +4182,7 @@
           <w:rPr>
             <w:rStyle w:val="Hyperlink"/>
             <w:noProof/>
+            <w:color w:val="auto"/>
             <w:sz w:val="24"/>
             <w:szCs w:val="24"/>
           </w:rPr>
@@ -4193,6 +4192,7 @@
           <w:rPr>
             <w:rStyle w:val="Hyperlink"/>
             <w:noProof/>
+            <w:color w:val="auto"/>
             <w:sz w:val="24"/>
             <w:szCs w:val="24"/>
           </w:rPr>
@@ -4202,6 +4202,7 @@
           <w:rPr>
             <w:rStyle w:val="Hyperlink"/>
             <w:noProof/>
+            <w:color w:val="auto"/>
             <w:sz w:val="24"/>
             <w:szCs w:val="24"/>
           </w:rPr>
@@ -4211,6 +4212,7 @@
           <w:rPr>
             <w:rStyle w:val="Hyperlink"/>
             <w:noProof/>
+            <w:color w:val="auto"/>
             <w:sz w:val="24"/>
             <w:szCs w:val="24"/>
           </w:rPr>
@@ -4301,6 +4303,7 @@
           <w:rPr>
             <w:rStyle w:val="Hyperlink"/>
             <w:noProof/>
+            <w:color w:val="auto"/>
             <w:sz w:val="24"/>
             <w:szCs w:val="24"/>
           </w:rPr>
@@ -4310,6 +4313,7 @@
           <w:rPr>
             <w:rStyle w:val="Hyperlink"/>
             <w:noProof/>
+            <w:color w:val="auto"/>
             <w:sz w:val="24"/>
             <w:szCs w:val="24"/>
           </w:rPr>
@@ -4319,6 +4323,7 @@
           <w:rPr>
             <w:rStyle w:val="Hyperlink"/>
             <w:noProof/>
+            <w:color w:val="auto"/>
             <w:sz w:val="24"/>
             <w:szCs w:val="24"/>
           </w:rPr>
@@ -4328,6 +4333,7 @@
           <w:rPr>
             <w:rStyle w:val="Hyperlink"/>
             <w:noProof/>
+            <w:color w:val="auto"/>
             <w:sz w:val="24"/>
             <w:szCs w:val="24"/>
           </w:rPr>
@@ -4418,6 +4424,7 @@
           <w:rPr>
             <w:rStyle w:val="Hyperlink"/>
             <w:noProof/>
+            <w:color w:val="auto"/>
             <w:sz w:val="24"/>
             <w:szCs w:val="24"/>
           </w:rPr>
@@ -4508,6 +4515,7 @@
           <w:rPr>
             <w:rStyle w:val="Hyperlink"/>
             <w:noProof/>
+            <w:color w:val="auto"/>
             <w:sz w:val="24"/>
             <w:szCs w:val="24"/>
           </w:rPr>
@@ -4598,6 +4606,7 @@
           <w:rPr>
             <w:rStyle w:val="Hyperlink"/>
             <w:noProof/>
+            <w:color w:val="auto"/>
             <w:sz w:val="24"/>
             <w:szCs w:val="24"/>
           </w:rPr>
@@ -4688,6 +4697,7 @@
           <w:rPr>
             <w:rStyle w:val="Hyperlink"/>
             <w:noProof/>
+            <w:color w:val="auto"/>
             <w:sz w:val="24"/>
             <w:szCs w:val="24"/>
           </w:rPr>
@@ -4778,6 +4788,7 @@
           <w:rPr>
             <w:rStyle w:val="Hyperlink"/>
             <w:noProof/>
+            <w:color w:val="auto"/>
             <w:sz w:val="24"/>
             <w:szCs w:val="24"/>
           </w:rPr>
@@ -4868,6 +4879,7 @@
           <w:rPr>
             <w:rStyle w:val="Hyperlink"/>
             <w:noProof/>
+            <w:color w:val="auto"/>
             <w:sz w:val="24"/>
             <w:szCs w:val="24"/>
           </w:rPr>
@@ -4958,6 +4970,7 @@
           <w:rPr>
             <w:rStyle w:val="Hyperlink"/>
             <w:noProof/>
+            <w:color w:val="auto"/>
             <w:sz w:val="24"/>
             <w:szCs w:val="24"/>
           </w:rPr>
@@ -5048,6 +5061,7 @@
           <w:rPr>
             <w:rStyle w:val="Hyperlink"/>
             <w:noProof/>
+            <w:color w:val="auto"/>
             <w:sz w:val="24"/>
             <w:szCs w:val="24"/>
           </w:rPr>
@@ -5138,6 +5152,7 @@
           <w:rPr>
             <w:rStyle w:val="Hyperlink"/>
             <w:noProof/>
+            <w:color w:val="auto"/>
             <w:sz w:val="24"/>
             <w:szCs w:val="24"/>
           </w:rPr>
@@ -5228,6 +5243,7 @@
           <w:rPr>
             <w:rStyle w:val="Hyperlink"/>
             <w:noProof/>
+            <w:color w:val="auto"/>
             <w:sz w:val="24"/>
             <w:szCs w:val="24"/>
           </w:rPr>
@@ -5464,23 +5480,7 @@
           <w:sz w:val="24"/>
           <w:szCs w:val="24"/>
         </w:rPr>
-        <w:t xml:space="preserve">Hier liegt das Problem, denn wie finden Nutzer unter der Informationenflut im Netz genau das, was sie wirklich </w:t>
-      </w:r>
-      <w:proofErr w:type="gramStart"/>
-      <w:r>
-        <w:rPr>
-          <w:sz w:val="24"/>
-          <w:szCs w:val="24"/>
-        </w:rPr>
-        <w:t>interessiert</w:t>
-      </w:r>
-      <w:proofErr w:type="gramEnd"/>
-      <w:r>
-        <w:rPr>
-          <w:sz w:val="24"/>
-          <w:szCs w:val="24"/>
-        </w:rPr>
-        <w:t xml:space="preserve"> und ihren individuellen Vorlieben entspricht?</w:t>
+        <w:t>Hier liegt das Problem, denn wie finden Nutzer unter der Informationenflut im Netz genau das, was sie wirklich interessiert und ihren individuellen Vorlieben entspricht?</w:t>
       </w:r>
       <w:r>
         <w:rPr>
@@ -5892,9 +5892,85 @@
           <w:sz w:val="24"/>
           <w:szCs w:val="24"/>
         </w:rPr>
-        <w:t xml:space="preserve"> mit </w:t>
-      </w:r>
-      <w:proofErr w:type="spellStart"/>
+        <w:t xml:space="preserve"> mit Fire</w:t>
+      </w:r>
+      <w:r>
+        <w:rPr>
+          <w:sz w:val="24"/>
+          <w:szCs w:val="24"/>
+        </w:rPr>
+        <w:t>base</w:t>
+      </w:r>
+      <w:r>
+        <w:rPr>
+          <w:sz w:val="24"/>
+          <w:szCs w:val="24"/>
+        </w:rPr>
+        <w:t xml:space="preserve"> </w:t>
+      </w:r>
+      <w:r>
+        <w:rPr>
+          <w:sz w:val="24"/>
+          <w:szCs w:val="24"/>
+        </w:rPr>
+        <w:t xml:space="preserve">zu </w:t>
+      </w:r>
+      <w:r>
+        <w:rPr>
+          <w:sz w:val="24"/>
+          <w:szCs w:val="24"/>
+        </w:rPr>
+        <w:t>arbeiten, welche JSON-Dateien unterstützt. Allerdings haben wir uns aufgrund kostenpflichtiger Funktionen, die wir für unsere Umsetzung benöti</w:t>
+      </w:r>
+      <w:r>
+        <w:rPr>
+          <w:sz w:val="24"/>
+          <w:szCs w:val="24"/>
+        </w:rPr>
+        <w:t>gen würden</w:t>
+      </w:r>
+      <w:r>
+        <w:rPr>
+          <w:sz w:val="24"/>
+          <w:szCs w:val="24"/>
+        </w:rPr>
+        <w:t>, gegen Firebase entschieden.</w:t>
+      </w:r>
+      <w:r>
+        <w:rPr>
+          <w:sz w:val="24"/>
+          <w:szCs w:val="24"/>
+        </w:rPr>
+        <w:t xml:space="preserve"> </w:t>
+      </w:r>
+      <w:r>
+        <w:rPr>
+          <w:sz w:val="24"/>
+          <w:szCs w:val="24"/>
+        </w:rPr>
+        <w:br/>
+      </w:r>
+      <w:r>
+        <w:rPr>
+          <w:sz w:val="24"/>
+          <w:szCs w:val="24"/>
+        </w:rPr>
+        <w:t>Da wir uns bereits</w:t>
+      </w:r>
+      <w:r>
+        <w:rPr>
+          <w:sz w:val="24"/>
+          <w:szCs w:val="24"/>
+        </w:rPr>
+        <w:t xml:space="preserve"> durch die ursprünglich geplante Datenbank </w:t>
+      </w:r>
+      <w:r>
+        <w:rPr>
+          <w:sz w:val="24"/>
+          <w:szCs w:val="24"/>
+        </w:rPr>
+        <w:t>«</w:t>
+      </w:r>
       <w:r>
         <w:rPr>
           <w:sz w:val="24"/>
@@ -5909,7 +5985,141 @@
         </w:rPr>
         <w:t>base</w:t>
       </w:r>
-      <w:proofErr w:type="spellEnd"/>
+      <w:r>
+        <w:rPr>
+          <w:sz w:val="24"/>
+          <w:szCs w:val="24"/>
+        </w:rPr>
+        <w:t>»</w:t>
+      </w:r>
+      <w:r>
+        <w:rPr>
+          <w:sz w:val="24"/>
+          <w:szCs w:val="24"/>
+        </w:rPr>
+        <w:t xml:space="preserve"> mit JSON-Dateien auseinandergesetzt und sie sich für unsere Anwendung</w:t>
+      </w:r>
+      <w:r>
+        <w:rPr>
+          <w:sz w:val="24"/>
+          <w:szCs w:val="24"/>
+        </w:rPr>
+        <w:t>en</w:t>
+      </w:r>
+      <w:r>
+        <w:rPr>
+          <w:sz w:val="24"/>
+          <w:szCs w:val="24"/>
+        </w:rPr>
+        <w:t xml:space="preserve"> bewährt hatten, </w:t>
+      </w:r>
+      <w:r>
+        <w:rPr>
+          <w:sz w:val="24"/>
+          <w:szCs w:val="24"/>
+        </w:rPr>
+        <w:t>wollen</w:t>
+      </w:r>
+      <w:r>
+        <w:rPr>
+          <w:sz w:val="24"/>
+          <w:szCs w:val="24"/>
+        </w:rPr>
+        <w:t xml:space="preserve"> wir</w:t>
+      </w:r>
+      <w:r>
+        <w:rPr>
+          <w:sz w:val="24"/>
+          <w:szCs w:val="24"/>
+        </w:rPr>
+        <w:t xml:space="preserve"> diese </w:t>
+      </w:r>
+      <w:r>
+        <w:rPr>
+          <w:sz w:val="24"/>
+          <w:szCs w:val="24"/>
+        </w:rPr>
+        <w:t>weiterhin</w:t>
+      </w:r>
+      <w:r>
+        <w:rPr>
+          <w:sz w:val="24"/>
+          <w:szCs w:val="24"/>
+        </w:rPr>
+        <w:t xml:space="preserve"> nutzen</w:t>
+      </w:r>
+      <w:r>
+        <w:rPr>
+          <w:sz w:val="24"/>
+          <w:szCs w:val="24"/>
+        </w:rPr>
+        <w:t>.</w:t>
+      </w:r>
+    </w:p>
+    <w:p>
+      <w:pPr>
+        <w:rPr>
+          <w:sz w:val="24"/>
+          <w:szCs w:val="24"/>
+        </w:rPr>
+      </w:pPr>
+      <w:r>
+        <w:rPr>
+          <w:sz w:val="24"/>
+          <w:szCs w:val="24"/>
+        </w:rPr>
+        <w:t>Was ist eine JSON-Datei?</w:t>
+      </w:r>
+      <w:r>
+        <w:rPr>
+          <w:sz w:val="24"/>
+          <w:szCs w:val="24"/>
+        </w:rPr>
+        <w:br/>
+      </w:r>
+      <w:r>
+        <w:rPr>
+          <w:sz w:val="24"/>
+          <w:szCs w:val="24"/>
+        </w:rPr>
+        <w:t>Eine JSON-Datei ist eine rein textbasierte Datei, welche Daten im JavaScript Object Notation Format speichert. Ursprünglich stammt sie von JavaScript, ist jedoch auch in vielen weiteren Programmiersprachen verwendbar</w:t>
+      </w:r>
+      <w:r>
+        <w:rPr>
+          <w:sz w:val="24"/>
+          <w:szCs w:val="24"/>
+        </w:rPr>
+        <w:t>, darunter auch Python.</w:t>
+      </w:r>
+    </w:p>
+    <w:p>
+      <w:pPr>
+        <w:rPr>
+          <w:sz w:val="24"/>
+          <w:szCs w:val="24"/>
+        </w:rPr>
+      </w:pPr>
+      <w:r>
+        <w:rPr>
+          <w:sz w:val="24"/>
+          <w:szCs w:val="24"/>
+        </w:rPr>
+        <w:t xml:space="preserve">Häufig </w:t>
+      </w:r>
+      <w:r>
+        <w:rPr>
+          <w:sz w:val="24"/>
+          <w:szCs w:val="24"/>
+        </w:rPr>
+        <w:t xml:space="preserve">wird </w:t>
+      </w:r>
+      <w:r>
+        <w:rPr>
+          <w:sz w:val="24"/>
+          <w:szCs w:val="24"/>
+        </w:rPr>
+        <w:t>eine solche Datei als Zwischenspeicher</w:t>
+      </w:r>
       <w:r>
         <w:rPr>
           <w:sz w:val="24"/>
@@ -5922,44 +6132,85 @@
           <w:sz w:val="24"/>
           <w:szCs w:val="24"/>
         </w:rPr>
-        <w:t xml:space="preserve">zu </w:t>
-      </w:r>
-      <w:r>
-        <w:rPr>
-          <w:sz w:val="24"/>
-          <w:szCs w:val="24"/>
-        </w:rPr>
-        <w:t>arbeiten, welche JSON-Dateien unterstützt. Allerdings haben wir uns aufgrund kostenpflichtiger Funktionen, die wir für unsere Umsetzung benöti</w:t>
-      </w:r>
-      <w:r>
-        <w:rPr>
-          <w:sz w:val="24"/>
-          <w:szCs w:val="24"/>
-        </w:rPr>
-        <w:t>gen würden</w:t>
-      </w:r>
-      <w:r>
-        <w:rPr>
-          <w:sz w:val="24"/>
-          <w:szCs w:val="24"/>
-        </w:rPr>
-        <w:t xml:space="preserve">, gegen </w:t>
-      </w:r>
-      <w:proofErr w:type="spellStart"/>
-      <w:r>
-        <w:rPr>
-          <w:sz w:val="24"/>
-          <w:szCs w:val="24"/>
-        </w:rPr>
-        <w:t>Firebase</w:t>
-      </w:r>
-      <w:proofErr w:type="spellEnd"/>
-      <w:r>
-        <w:rPr>
-          <w:sz w:val="24"/>
-          <w:szCs w:val="24"/>
-        </w:rPr>
-        <w:t xml:space="preserve"> entschieden.</w:t>
+        <w:t>g</w:t>
+      </w:r>
+      <w:r>
+        <w:rPr>
+          <w:sz w:val="24"/>
+          <w:szCs w:val="24"/>
+        </w:rPr>
+        <w:t>enutzt</w:t>
+      </w:r>
+      <w:r>
+        <w:rPr>
+          <w:sz w:val="24"/>
+          <w:szCs w:val="24"/>
+        </w:rPr>
+        <w:t>, um Daten zwischen einer Webanwendung (</w:t>
+      </w:r>
+      <w:r>
+        <w:rPr>
+          <w:sz w:val="24"/>
+          <w:szCs w:val="24"/>
+        </w:rPr>
+        <w:t xml:space="preserve">wie </w:t>
+      </w:r>
+      <w:r>
+        <w:rPr>
+          <w:sz w:val="24"/>
+          <w:szCs w:val="24"/>
+        </w:rPr>
+        <w:t>z.B</w:t>
+      </w:r>
+      <w:r>
+        <w:rPr>
+          <w:sz w:val="24"/>
+          <w:szCs w:val="24"/>
+        </w:rPr>
+        <w:t>.</w:t>
+      </w:r>
+      <w:r>
+        <w:rPr>
+          <w:sz w:val="24"/>
+          <w:szCs w:val="24"/>
+        </w:rPr>
+        <w:t xml:space="preserve"> einer Website) und einem Server zu übertragen. </w:t>
+      </w:r>
+      <w:r>
+        <w:rPr>
+          <w:sz w:val="24"/>
+          <w:szCs w:val="24"/>
+        </w:rPr>
+        <w:t>So können Informationen strukturiert gespeichert und versendet werden, dass auch ein Server diese problemlos interpretieren kann.</w:t>
+      </w:r>
+    </w:p>
+    <w:p>
+      <w:pPr>
+        <w:rPr>
+          <w:sz w:val="24"/>
+          <w:szCs w:val="24"/>
+        </w:rPr>
+      </w:pPr>
+      <w:r>
+        <w:rPr>
+          <w:sz w:val="24"/>
+          <w:szCs w:val="24"/>
+        </w:rPr>
+        <w:t>Zu den Vorteilen einer JSON-Datei zählt die einfache und schnelle Einrichtung</w:t>
+      </w:r>
+      <w:r>
+        <w:rPr>
+          <w:sz w:val="24"/>
+          <w:szCs w:val="24"/>
+        </w:rPr>
+        <w:t>. U</w:t>
+      </w:r>
+      <w:r>
+        <w:rPr>
+          <w:sz w:val="24"/>
+          <w:szCs w:val="24"/>
+        </w:rPr>
+        <w:t>nter anderem auch dadurch, dass sie sowohl für Maschinen als auch für Menschen lesbar ist.</w:t>
       </w:r>
       <w:r>
         <w:rPr>
@@ -5973,72 +6224,106 @@
           <w:sz w:val="24"/>
           <w:szCs w:val="24"/>
         </w:rPr>
-        <w:br/>
-      </w:r>
-      <w:r>
-        <w:rPr>
-          <w:sz w:val="24"/>
-          <w:szCs w:val="24"/>
-        </w:rPr>
-        <w:t>Da wir uns bereits</w:t>
-      </w:r>
-      <w:r>
-        <w:rPr>
-          <w:sz w:val="24"/>
-          <w:szCs w:val="24"/>
-        </w:rPr>
-        <w:t xml:space="preserve"> durch die ursprünglich geplante Datenbank </w:t>
-      </w:r>
-      <w:r>
-        <w:rPr>
-          <w:sz w:val="24"/>
-          <w:szCs w:val="24"/>
-        </w:rPr>
-        <w:t>«</w:t>
-      </w:r>
-      <w:proofErr w:type="spellStart"/>
-      <w:r>
-        <w:rPr>
-          <w:sz w:val="24"/>
-          <w:szCs w:val="24"/>
-        </w:rPr>
-        <w:t>Fire</w:t>
-      </w:r>
-      <w:r>
-        <w:rPr>
-          <w:sz w:val="24"/>
-          <w:szCs w:val="24"/>
-        </w:rPr>
-        <w:t>base</w:t>
-      </w:r>
-      <w:proofErr w:type="spellEnd"/>
-      <w:r>
-        <w:rPr>
-          <w:sz w:val="24"/>
-          <w:szCs w:val="24"/>
-        </w:rPr>
-        <w:t>»</w:t>
-      </w:r>
-      <w:r>
-        <w:rPr>
-          <w:sz w:val="24"/>
-          <w:szCs w:val="24"/>
-        </w:rPr>
-        <w:t xml:space="preserve"> mit JSON-Dateien auseinandergesetzt und sie sich für unsere Anwendung</w:t>
-      </w:r>
-      <w:r>
-        <w:rPr>
-          <w:sz w:val="24"/>
-          <w:szCs w:val="24"/>
-        </w:rPr>
-        <w:t>en</w:t>
-      </w:r>
-      <w:r>
-        <w:rPr>
-          <w:sz w:val="24"/>
-          <w:szCs w:val="24"/>
-        </w:rPr>
-        <w:t xml:space="preserve"> bewährt hatten, </w:t>
+        <w:t>Des Weiteren ist sie eine gute Wahl, wenn man statische Daten nutzt, also wenn Daten selten geändert werden.</w:t>
+      </w:r>
+      <w:r>
+        <w:rPr>
+          <w:sz w:val="24"/>
+          <w:szCs w:val="24"/>
+        </w:rPr>
+        <w:t xml:space="preserve"> </w:t>
+      </w:r>
+      <w:r>
+        <w:rPr>
+          <w:sz w:val="24"/>
+          <w:szCs w:val="24"/>
+        </w:rPr>
+        <w:t>Allerdings sollte beachte</w:t>
+      </w:r>
+      <w:r>
+        <w:rPr>
+          <w:sz w:val="24"/>
+          <w:szCs w:val="24"/>
+        </w:rPr>
+        <w:t>t werden</w:t>
+      </w:r>
+      <w:r>
+        <w:rPr>
+          <w:sz w:val="24"/>
+          <w:szCs w:val="24"/>
+        </w:rPr>
+        <w:t xml:space="preserve">, dass bei großen Datenmengen die Performance stark beeinflusst wird. Denn jedes Mal, wenn Daten aus </w:t>
+      </w:r>
+      <w:r>
+        <w:rPr>
+          <w:sz w:val="24"/>
+          <w:szCs w:val="24"/>
+        </w:rPr>
+        <w:t>einer</w:t>
+      </w:r>
+      <w:r>
+        <w:rPr>
+          <w:sz w:val="24"/>
+          <w:szCs w:val="24"/>
+        </w:rPr>
+        <w:t xml:space="preserve"> JSON-Datei aufgerufen werden, muss die Datei neu geladen werden.</w:t>
+      </w:r>
+      <w:r>
+        <w:rPr>
+          <w:sz w:val="24"/>
+          <w:szCs w:val="24"/>
+        </w:rPr>
+        <w:t xml:space="preserve"> </w:t>
+      </w:r>
+      <w:r>
+        <w:rPr>
+          <w:sz w:val="24"/>
+          <w:szCs w:val="24"/>
+        </w:rPr>
+        <w:t xml:space="preserve">Außerdem benötigt </w:t>
+      </w:r>
+      <w:r>
+        <w:rPr>
+          <w:sz w:val="24"/>
+          <w:szCs w:val="24"/>
+        </w:rPr>
+        <w:t>s</w:t>
+      </w:r>
+      <w:r>
+        <w:rPr>
+          <w:sz w:val="24"/>
+          <w:szCs w:val="24"/>
+        </w:rPr>
+        <w:t xml:space="preserve">ie viel Speicherplatz, da sie aus </w:t>
+      </w:r>
+      <w:r>
+        <w:rPr>
+          <w:sz w:val="24"/>
+          <w:szCs w:val="24"/>
+        </w:rPr>
+        <w:t>alphanumerischen</w:t>
+      </w:r>
+      <w:r>
+        <w:rPr>
+          <w:sz w:val="24"/>
+          <w:szCs w:val="24"/>
+        </w:rPr>
+        <w:t xml:space="preserve"> Zeichen besteht.</w:t>
+      </w:r>
+    </w:p>
+    <w:p>
+      <w:pPr>
+        <w:rPr>
+          <w:sz w:val="24"/>
+          <w:szCs w:val="24"/>
+        </w:rPr>
+      </w:pPr>
+      <w:r>
+        <w:rPr>
+          <w:sz w:val="24"/>
+          <w:szCs w:val="24"/>
+        </w:rPr>
+        <w:t xml:space="preserve">Für unser Projekt </w:t>
       </w:r>
       <w:r>
         <w:rPr>
@@ -6052,28 +6337,42 @@
           <w:sz w:val="24"/>
           <w:szCs w:val="24"/>
         </w:rPr>
-        <w:t xml:space="preserve"> wir</w:t>
-      </w:r>
-      <w:r>
-        <w:rPr>
-          <w:sz w:val="24"/>
-          <w:szCs w:val="24"/>
-        </w:rPr>
-        <w:t xml:space="preserve"> diese </w:t>
-      </w:r>
-      <w:r>
-        <w:rPr>
-          <w:sz w:val="24"/>
-          <w:szCs w:val="24"/>
-        </w:rPr>
-        <w:t>weiterhin</w:t>
-      </w:r>
-      <w:r>
-        <w:rPr>
-          <w:sz w:val="24"/>
-          <w:szCs w:val="24"/>
-        </w:rPr>
-        <w:t xml:space="preserve"> nutzen</w:t>
+        <w:t xml:space="preserve"> wir die Filminformationen, wie Titel, Beschreibung, Genre und </w:t>
+      </w:r>
+      <w:r>
+        <w:rPr>
+          <w:sz w:val="24"/>
+          <w:szCs w:val="24"/>
+        </w:rPr>
+        <w:t xml:space="preserve">einem Link zum Trailer auf </w:t>
+      </w:r>
+      <w:r>
+        <w:rPr>
+          <w:sz w:val="24"/>
+          <w:szCs w:val="24"/>
+        </w:rPr>
+        <w:t>You</w:t>
+      </w:r>
+      <w:r>
+        <w:rPr>
+          <w:sz w:val="24"/>
+          <w:szCs w:val="24"/>
+        </w:rPr>
+        <w:t>T</w:t>
+      </w:r>
+      <w:r>
+        <w:rPr>
+          <w:sz w:val="24"/>
+          <w:szCs w:val="24"/>
+        </w:rPr>
+        <w:t xml:space="preserve">ube aus einer TMDB (The Movie Database) mithilfe einer API in unsere JSON-Datei </w:t>
+      </w:r>
+      <w:r>
+        <w:rPr>
+          <w:sz w:val="24"/>
+          <w:szCs w:val="24"/>
+        </w:rPr>
+        <w:t>speichern</w:t>
       </w:r>
       <w:r>
         <w:rPr>
@@ -6095,381 +6394,7 @@
           <w:sz w:val="24"/>
           <w:szCs w:val="24"/>
         </w:rPr>
-        <w:t>Was ist eine JSON-Datei?</w:t>
-      </w:r>
-      <w:r>
-        <w:rPr>
-          <w:sz w:val="24"/>
-          <w:szCs w:val="24"/>
-        </w:rPr>
-        <w:br/>
-      </w:r>
-      <w:r>
-        <w:rPr>
-          <w:sz w:val="24"/>
-          <w:szCs w:val="24"/>
-        </w:rPr>
-        <w:t>Eine JSON-Datei ist eine rein textbasierte Datei, welche Daten im JavaScript </w:t>
-      </w:r>
-      <w:proofErr w:type="spellStart"/>
-      <w:r>
-        <w:rPr>
-          <w:sz w:val="24"/>
-          <w:szCs w:val="24"/>
-        </w:rPr>
-        <w:t>Object</w:t>
-      </w:r>
-      <w:proofErr w:type="spellEnd"/>
-      <w:r>
-        <w:rPr>
-          <w:sz w:val="24"/>
-          <w:szCs w:val="24"/>
-        </w:rPr>
-        <w:t> Notation Format speichert. Ursprünglich stammt sie von JavaScript, ist jedoch auch in vielen weiteren Programmiersprachen verwendbar</w:t>
-      </w:r>
-      <w:r>
-        <w:rPr>
-          <w:sz w:val="24"/>
-          <w:szCs w:val="24"/>
-        </w:rPr>
-        <w:t>, darunter auch Python.</w:t>
-      </w:r>
-    </w:p>
-    <w:p>
-      <w:pPr>
-        <w:rPr>
-          <w:sz w:val="24"/>
-          <w:szCs w:val="24"/>
-        </w:rPr>
-      </w:pPr>
-      <w:r>
-        <w:rPr>
-          <w:sz w:val="24"/>
-          <w:szCs w:val="24"/>
-        </w:rPr>
-        <w:t xml:space="preserve">Häufig </w:t>
-      </w:r>
-      <w:r>
-        <w:rPr>
-          <w:sz w:val="24"/>
-          <w:szCs w:val="24"/>
-        </w:rPr>
-        <w:t xml:space="preserve">wird </w:t>
-      </w:r>
-      <w:r>
-        <w:rPr>
-          <w:sz w:val="24"/>
-          <w:szCs w:val="24"/>
-        </w:rPr>
-        <w:t>eine solche Datei als Zwischenspeicher</w:t>
-      </w:r>
-      <w:r>
-        <w:rPr>
-          <w:sz w:val="24"/>
-          <w:szCs w:val="24"/>
-        </w:rPr>
-        <w:t xml:space="preserve"> </w:t>
-      </w:r>
-      <w:r>
-        <w:rPr>
-          <w:sz w:val="24"/>
-          <w:szCs w:val="24"/>
-        </w:rPr>
-        <w:t>g</w:t>
-      </w:r>
-      <w:r>
-        <w:rPr>
-          <w:sz w:val="24"/>
-          <w:szCs w:val="24"/>
-        </w:rPr>
-        <w:t>enutzt</w:t>
-      </w:r>
-      <w:r>
-        <w:rPr>
-          <w:sz w:val="24"/>
-          <w:szCs w:val="24"/>
-        </w:rPr>
-        <w:t>, um Daten zwischen einer Webanwendung (</w:t>
-      </w:r>
-      <w:r>
-        <w:rPr>
-          <w:sz w:val="24"/>
-          <w:szCs w:val="24"/>
-        </w:rPr>
-        <w:t xml:space="preserve">wie </w:t>
-      </w:r>
-      <w:r>
-        <w:rPr>
-          <w:sz w:val="24"/>
-          <w:szCs w:val="24"/>
-        </w:rPr>
-        <w:t>z.B</w:t>
-      </w:r>
-      <w:r>
-        <w:rPr>
-          <w:sz w:val="24"/>
-          <w:szCs w:val="24"/>
-        </w:rPr>
-        <w:t>.</w:t>
-      </w:r>
-      <w:r>
-        <w:rPr>
-          <w:sz w:val="24"/>
-          <w:szCs w:val="24"/>
-        </w:rPr>
-        <w:t xml:space="preserve"> einer Website) und einem Server zu übertragen. </w:t>
-      </w:r>
-      <w:r>
-        <w:rPr>
-          <w:sz w:val="24"/>
-          <w:szCs w:val="24"/>
-        </w:rPr>
-        <w:t>So können Informationen strukturiert gespeichert und versendet werden, dass auch ein Server diese problemlos interpretieren kann.</w:t>
-      </w:r>
-    </w:p>
-    <w:p>
-      <w:pPr>
-        <w:rPr>
-          <w:sz w:val="24"/>
-          <w:szCs w:val="24"/>
-        </w:rPr>
-      </w:pPr>
-      <w:r>
-        <w:rPr>
-          <w:sz w:val="24"/>
-          <w:szCs w:val="24"/>
-        </w:rPr>
-        <w:t>Zu den Vorteilen einer JSON-Datei zählt die einfache und schnelle Einrichtung</w:t>
-      </w:r>
-      <w:r>
-        <w:rPr>
-          <w:sz w:val="24"/>
-          <w:szCs w:val="24"/>
-        </w:rPr>
-        <w:t>. U</w:t>
-      </w:r>
-      <w:r>
-        <w:rPr>
-          <w:sz w:val="24"/>
-          <w:szCs w:val="24"/>
-        </w:rPr>
-        <w:t>nter anderem auch dadurch, dass sie sowohl für Maschinen als auch für Menschen lesbar ist.</w:t>
-      </w:r>
-      <w:r>
-        <w:rPr>
-          <w:sz w:val="24"/>
-          <w:szCs w:val="24"/>
-        </w:rPr>
-        <w:t xml:space="preserve"> </w:t>
-      </w:r>
-      <w:r>
-        <w:rPr>
-          <w:sz w:val="24"/>
-          <w:szCs w:val="24"/>
-        </w:rPr>
-        <w:t>Des Weiteren ist sie eine gute Wahl, wenn man statische Daten nutzt, also wenn Daten selten geändert werden.</w:t>
-      </w:r>
-      <w:r>
-        <w:rPr>
-          <w:sz w:val="24"/>
-          <w:szCs w:val="24"/>
-        </w:rPr>
-        <w:t xml:space="preserve"> </w:t>
-      </w:r>
-      <w:r>
-        <w:rPr>
-          <w:sz w:val="24"/>
-          <w:szCs w:val="24"/>
-        </w:rPr>
-        <w:t>Allerdings sollte beachte</w:t>
-      </w:r>
-      <w:r>
-        <w:rPr>
-          <w:sz w:val="24"/>
-          <w:szCs w:val="24"/>
-        </w:rPr>
-        <w:t>t werden</w:t>
-      </w:r>
-      <w:r>
-        <w:rPr>
-          <w:sz w:val="24"/>
-          <w:szCs w:val="24"/>
-        </w:rPr>
-        <w:t xml:space="preserve">, dass bei großen Datenmengen die Performance stark beeinflusst wird. Denn jedes Mal, wenn Daten aus </w:t>
-      </w:r>
-      <w:r>
-        <w:rPr>
-          <w:sz w:val="24"/>
-          <w:szCs w:val="24"/>
-        </w:rPr>
-        <w:t>einer</w:t>
-      </w:r>
-      <w:r>
-        <w:rPr>
-          <w:sz w:val="24"/>
-          <w:szCs w:val="24"/>
-        </w:rPr>
-        <w:t xml:space="preserve"> JSON-Datei aufgerufen werden, muss die Datei neu geladen werden.</w:t>
-      </w:r>
-      <w:r>
-        <w:rPr>
-          <w:sz w:val="24"/>
-          <w:szCs w:val="24"/>
-        </w:rPr>
-        <w:t xml:space="preserve"> </w:t>
-      </w:r>
-      <w:r>
-        <w:rPr>
-          <w:sz w:val="24"/>
-          <w:szCs w:val="24"/>
-        </w:rPr>
-        <w:t xml:space="preserve">Außerdem benötigt </w:t>
-      </w:r>
-      <w:r>
-        <w:rPr>
-          <w:sz w:val="24"/>
-          <w:szCs w:val="24"/>
-        </w:rPr>
-        <w:t>s</w:t>
-      </w:r>
-      <w:r>
-        <w:rPr>
-          <w:sz w:val="24"/>
-          <w:szCs w:val="24"/>
-        </w:rPr>
-        <w:t xml:space="preserve">ie viel Speicherplatz, da sie aus </w:t>
-      </w:r>
-      <w:r>
-        <w:rPr>
-          <w:sz w:val="24"/>
-          <w:szCs w:val="24"/>
-        </w:rPr>
-        <w:t>alphanumerischen</w:t>
-      </w:r>
-      <w:r>
-        <w:rPr>
-          <w:sz w:val="24"/>
-          <w:szCs w:val="24"/>
-        </w:rPr>
-        <w:t xml:space="preserve"> Zeichen besteht.</w:t>
-      </w:r>
-    </w:p>
-    <w:p>
-      <w:pPr>
-        <w:rPr>
-          <w:sz w:val="24"/>
-          <w:szCs w:val="24"/>
-        </w:rPr>
-      </w:pPr>
-      <w:r>
-        <w:rPr>
-          <w:sz w:val="24"/>
-          <w:szCs w:val="24"/>
-        </w:rPr>
-        <w:t xml:space="preserve">Für unser Projekt </w:t>
-      </w:r>
-      <w:r>
-        <w:rPr>
-          <w:sz w:val="24"/>
-          <w:szCs w:val="24"/>
-        </w:rPr>
-        <w:t>wollen</w:t>
-      </w:r>
-      <w:r>
-        <w:rPr>
-          <w:sz w:val="24"/>
-          <w:szCs w:val="24"/>
-        </w:rPr>
-        <w:t xml:space="preserve"> wir die Filminformationen, wie Titel, Beschreibung, Genre und </w:t>
-      </w:r>
-      <w:r>
-        <w:rPr>
-          <w:sz w:val="24"/>
-          <w:szCs w:val="24"/>
-        </w:rPr>
-        <w:t xml:space="preserve">einem Link zum Trailer auf </w:t>
-      </w:r>
-      <w:r>
-        <w:rPr>
-          <w:sz w:val="24"/>
-          <w:szCs w:val="24"/>
-        </w:rPr>
-        <w:t>You</w:t>
-      </w:r>
-      <w:r>
-        <w:rPr>
-          <w:sz w:val="24"/>
-          <w:szCs w:val="24"/>
-        </w:rPr>
-        <w:t>T</w:t>
-      </w:r>
-      <w:r>
-        <w:rPr>
-          <w:sz w:val="24"/>
-          <w:szCs w:val="24"/>
-        </w:rPr>
-        <w:t xml:space="preserve">ube aus einer TMDB (The Movie Database) mithilfe einer API in unsere JSON-Datei </w:t>
-      </w:r>
-      <w:r>
-        <w:rPr>
-          <w:sz w:val="24"/>
-          <w:szCs w:val="24"/>
-        </w:rPr>
-        <w:t>speichern</w:t>
-      </w:r>
-      <w:r>
-        <w:rPr>
-          <w:sz w:val="24"/>
-          <w:szCs w:val="24"/>
-        </w:rPr>
-        <w:t>.</w:t>
-      </w:r>
-    </w:p>
-    <w:p>
-      <w:pPr>
-        <w:rPr>
-          <w:sz w:val="24"/>
-          <w:szCs w:val="24"/>
-        </w:rPr>
-      </w:pPr>
-      <w:r>
-        <w:rPr>
-          <w:sz w:val="24"/>
-          <w:szCs w:val="24"/>
-        </w:rPr>
-        <w:t>Eine API (</w:t>
-      </w:r>
-      <w:proofErr w:type="spellStart"/>
-      <w:r>
-        <w:rPr>
-          <w:sz w:val="24"/>
-          <w:szCs w:val="24"/>
-        </w:rPr>
-        <w:t>Application</w:t>
-      </w:r>
-      <w:proofErr w:type="spellEnd"/>
-      <w:r>
-        <w:rPr>
-          <w:sz w:val="24"/>
-          <w:szCs w:val="24"/>
-        </w:rPr>
-        <w:t xml:space="preserve"> </w:t>
-      </w:r>
-      <w:proofErr w:type="spellStart"/>
-      <w:r>
-        <w:rPr>
-          <w:sz w:val="24"/>
-          <w:szCs w:val="24"/>
-        </w:rPr>
-        <w:t>Programming</w:t>
-      </w:r>
-      <w:proofErr w:type="spellEnd"/>
-      <w:r>
-        <w:rPr>
-          <w:sz w:val="24"/>
-          <w:szCs w:val="24"/>
-        </w:rPr>
-        <w:t xml:space="preserve"> Interface) dient als Schnittstelle, über die wir gezielt die Filminformationen von der Website abrufen und verarbeiten können.</w:t>
+        <w:t>Eine API (Application Programming Interface) dient als Schnittstelle, über die wir gezielt die Filminformationen von der Website abrufen und verarbeiten können.</w:t>
       </w:r>
     </w:p>
     <w:p>
@@ -6611,23 +6536,7 @@
           <w:sz w:val="24"/>
           <w:szCs w:val="24"/>
         </w:rPr>
-        <w:t xml:space="preserve"> </w:t>
-      </w:r>
-      <w:proofErr w:type="spellStart"/>
-      <w:r>
-        <w:rPr>
-          <w:sz w:val="24"/>
-          <w:szCs w:val="24"/>
-        </w:rPr>
-        <w:t>Graphical</w:t>
-      </w:r>
-      <w:proofErr w:type="spellEnd"/>
-      <w:r>
-        <w:rPr>
-          <w:sz w:val="24"/>
-          <w:szCs w:val="24"/>
-        </w:rPr>
-        <w:t xml:space="preserve"> User Interface</w:t>
+        <w:t xml:space="preserve"> Graphical User Interface</w:t>
       </w:r>
       <w:r>
         <w:rPr>
@@ -6641,23 +6550,7 @@
           <w:sz w:val="24"/>
           <w:szCs w:val="24"/>
         </w:rPr>
-        <w:t xml:space="preserve"> gesteuert und ausgegeben werden. Dafür soll die Bibliothek «</w:t>
-      </w:r>
-      <w:proofErr w:type="spellStart"/>
-      <w:r>
-        <w:rPr>
-          <w:sz w:val="24"/>
-          <w:szCs w:val="24"/>
-        </w:rPr>
-        <w:t>Tkinter</w:t>
-      </w:r>
-      <w:proofErr w:type="spellEnd"/>
-      <w:r>
-        <w:rPr>
-          <w:sz w:val="24"/>
-          <w:szCs w:val="24"/>
-        </w:rPr>
-        <w:t xml:space="preserve">» </w:t>
+        <w:t xml:space="preserve"> gesteuert und ausgegeben werden. Dafür soll die Bibliothek «Tkinter» </w:t>
       </w:r>
       <w:r>
         <w:rPr>
@@ -6681,21 +6574,12 @@
           <w:szCs w:val="24"/>
         </w:rPr>
       </w:pPr>
-      <w:proofErr w:type="spellStart"/>
-      <w:r>
-        <w:rPr>
-          <w:sz w:val="24"/>
-          <w:szCs w:val="24"/>
-        </w:rPr>
-        <w:t>Tkinter</w:t>
-      </w:r>
-      <w:proofErr w:type="spellEnd"/>
-      <w:r>
-        <w:rPr>
-          <w:sz w:val="24"/>
-          <w:szCs w:val="24"/>
-        </w:rPr>
-        <w:t xml:space="preserve"> ist ein GUI</w:t>
+      <w:r>
+        <w:rPr>
+          <w:sz w:val="24"/>
+          <w:szCs w:val="24"/>
+        </w:rPr>
+        <w:t>Tkinter ist ein GUI</w:t>
       </w:r>
       <w:r>
         <w:rPr>
@@ -6839,21 +6723,12 @@
           <w:szCs w:val="24"/>
         </w:rPr>
       </w:pPr>
-      <w:proofErr w:type="spellStart"/>
-      <w:r>
-        <w:rPr>
-          <w:sz w:val="24"/>
-          <w:szCs w:val="24"/>
-        </w:rPr>
-        <w:t>Tkinter</w:t>
-      </w:r>
-      <w:proofErr w:type="spellEnd"/>
-      <w:r>
-        <w:rPr>
-          <w:sz w:val="24"/>
-          <w:szCs w:val="24"/>
-        </w:rPr>
-        <w:t xml:space="preserve"> ist leicht zu erlernen</w:t>
+      <w:r>
+        <w:rPr>
+          <w:sz w:val="24"/>
+          <w:szCs w:val="24"/>
+        </w:rPr>
+        <w:t>Tkinter ist leicht zu erlernen</w:t>
       </w:r>
       <w:r>
         <w:rPr>
@@ -6903,23 +6778,7 @@
           <w:sz w:val="24"/>
           <w:szCs w:val="24"/>
         </w:rPr>
-        <w:t xml:space="preserve">Die Struktur einer </w:t>
-      </w:r>
-      <w:proofErr w:type="spellStart"/>
-      <w:r>
-        <w:rPr>
-          <w:sz w:val="24"/>
-          <w:szCs w:val="24"/>
-        </w:rPr>
-        <w:t>Gui</w:t>
-      </w:r>
-      <w:proofErr w:type="spellEnd"/>
-      <w:r>
-        <w:rPr>
-          <w:sz w:val="24"/>
-          <w:szCs w:val="24"/>
-        </w:rPr>
-        <w:t xml:space="preserve"> ist einfach gehalten und kann mit kurzen Codes beschrieben werden.</w:t>
+        <w:t>Die Struktur einer Gui ist einfach gehalten und kann mit kurzen Codes beschrieben werden.</w:t>
       </w:r>
     </w:p>
     <w:p>
@@ -6976,23 +6835,7 @@
           <w:sz w:val="24"/>
           <w:szCs w:val="24"/>
         </w:rPr>
-        <w:t xml:space="preserve">, dass </w:t>
-      </w:r>
-      <w:proofErr w:type="spellStart"/>
-      <w:r>
-        <w:rPr>
-          <w:sz w:val="24"/>
-          <w:szCs w:val="24"/>
-        </w:rPr>
-        <w:t>Tkinter</w:t>
-      </w:r>
-      <w:proofErr w:type="spellEnd"/>
-      <w:r>
-        <w:rPr>
-          <w:sz w:val="24"/>
-          <w:szCs w:val="24"/>
-        </w:rPr>
-        <w:t xml:space="preserve"> einfach gehalten ist. Denn die</w:t>
+        <w:t>, dass Tkinter einfach gehalten ist. Denn die</w:t>
       </w:r>
       <w:r>
         <w:rPr>
@@ -7027,23 +6870,7 @@
           <w:sz w:val="24"/>
           <w:szCs w:val="24"/>
         </w:rPr>
-        <w:t xml:space="preserve">ck and </w:t>
-      </w:r>
-      <w:proofErr w:type="spellStart"/>
-      <w:r>
-        <w:rPr>
-          <w:sz w:val="24"/>
-          <w:szCs w:val="24"/>
-        </w:rPr>
-        <w:t>place</w:t>
-      </w:r>
-      <w:proofErr w:type="spellEnd"/>
-      <w:r>
-        <w:rPr>
-          <w:sz w:val="24"/>
-          <w:szCs w:val="24"/>
-        </w:rPr>
-        <w:t xml:space="preserve">» definiert werden, über Zeilen und Spalten oder </w:t>
+        <w:t xml:space="preserve">ck and place» definiert werden, über Zeilen und Spalten oder </w:t>
       </w:r>
       <w:r>
         <w:rPr>
@@ -7142,23 +6969,7 @@
           <w:sz w:val="24"/>
           <w:szCs w:val="24"/>
         </w:rPr>
-        <w:t xml:space="preserve">Durch die einfache Struktur und dennoch umfangreichen Funktionen, sollte </w:t>
-      </w:r>
-      <w:proofErr w:type="spellStart"/>
-      <w:r>
-        <w:rPr>
-          <w:sz w:val="24"/>
-          <w:szCs w:val="24"/>
-        </w:rPr>
-        <w:t>Tkinter</w:t>
-      </w:r>
-      <w:proofErr w:type="spellEnd"/>
-      <w:r>
-        <w:rPr>
-          <w:sz w:val="24"/>
-          <w:szCs w:val="24"/>
-        </w:rPr>
-        <w:t xml:space="preserve"> für unseren Anwendungsfall gut geeignet sein, ein einfach gehaltenes</w:t>
+        <w:t>Durch die einfache Struktur und dennoch umfangreichen Funktionen, sollte Tkinter für unseren Anwendungsfall gut geeignet sein, ein einfach gehaltenes</w:t>
       </w:r>
       <w:r>
         <w:rPr>
@@ -7365,21 +7176,12 @@
         </w:rPr>
         <w:t xml:space="preserve">geleitet. </w:t>
       </w:r>
-      <w:proofErr w:type="gramStart"/>
-      <w:r>
-        <w:rPr>
-          <w:sz w:val="24"/>
-          <w:szCs w:val="24"/>
-        </w:rPr>
-        <w:t>In dem verschiedene Ausgaben</w:t>
-      </w:r>
-      <w:proofErr w:type="gramEnd"/>
-      <w:r>
-        <w:rPr>
-          <w:sz w:val="24"/>
-          <w:szCs w:val="24"/>
-        </w:rPr>
-        <w:t xml:space="preserve"> angezeigt werden</w:t>
+      <w:r>
+        <w:rPr>
+          <w:sz w:val="24"/>
+          <w:szCs w:val="24"/>
+        </w:rPr>
+        <w:t>In dem verschiedene Ausgaben angezeigt werden</w:t>
       </w:r>
       <w:r>
         <w:rPr>
@@ -8664,14 +8466,7 @@
           <w:szCs w:val="24"/>
         </w:rPr>
         <w:lastRenderedPageBreak/>
-        <w:t xml:space="preserve">Nachdem </w:t>
-      </w:r>
-      <w:r>
-        <w:rPr>
-          <w:sz w:val="24"/>
-          <w:szCs w:val="24"/>
-        </w:rPr>
-        <w:t>der Login erfolgreich war, kommen wir zu unserem Hauptfenster. In diesem soll es oben links eine Suchleiste geben, in</w:t>
+        <w:t>Nachdem der Login erfolgreich war, kommen wir zu unserem Hauptfenster. In diesem soll es oben links eine Suchleiste geben, in</w:t>
       </w:r>
       <w:r>
         <w:rPr>
@@ -8962,14 +8757,7 @@
           <w:sz w:val="24"/>
           <w:szCs w:val="24"/>
         </w:rPr>
-        <w:t xml:space="preserve">wird ein Filmcover neben der Beschreibung </w:t>
-      </w:r>
-      <w:r>
-        <w:rPr>
-          <w:sz w:val="24"/>
-          <w:szCs w:val="24"/>
-        </w:rPr>
-        <w:t>ausgegeben</w:t>
+        <w:t>wird ein Filmcover neben der Beschreibung ausgegeben</w:t>
       </w:r>
       <w:r>
         <w:rPr>
@@ -9657,23 +9445,7 @@
           <w:sz w:val="24"/>
           <w:szCs w:val="24"/>
         </w:rPr>
-        <w:t xml:space="preserve"> Hierbei ist zu beachten, dass die Verantwortliche Person nicht den Abschnitt </w:t>
-      </w:r>
-      <w:proofErr w:type="gramStart"/>
-      <w:r>
-        <w:rPr>
-          <w:sz w:val="24"/>
-          <w:szCs w:val="24"/>
-        </w:rPr>
-        <w:t>alleine</w:t>
-      </w:r>
-      <w:proofErr w:type="gramEnd"/>
-      <w:r>
-        <w:rPr>
-          <w:sz w:val="24"/>
-          <w:szCs w:val="24"/>
-        </w:rPr>
-        <w:t xml:space="preserve"> bewältigen musste, sondern diesen lediglich koordinierte und die Übersicht </w:t>
+        <w:t xml:space="preserve"> Hierbei ist zu beachten, dass die Verantwortliche Person nicht den Abschnitt alleine bewältigen musste, sondern diesen lediglich koordinierte und die Übersicht </w:t>
       </w:r>
       <w:r>
         <w:rPr>
@@ -9989,23 +9761,7 @@
           <w:sz w:val="24"/>
           <w:szCs w:val="24"/>
         </w:rPr>
-        <w:t xml:space="preserve">Einst für die Programmiersprache „Smalltalk-76“ in den späten 70ern vom Norweger Trygve </w:t>
-      </w:r>
-      <w:proofErr w:type="spellStart"/>
-      <w:r>
-        <w:rPr>
-          <w:sz w:val="24"/>
-          <w:szCs w:val="24"/>
-        </w:rPr>
-        <w:t>Reenskaug</w:t>
-      </w:r>
-      <w:proofErr w:type="spellEnd"/>
-      <w:r>
-        <w:rPr>
-          <w:sz w:val="24"/>
-          <w:szCs w:val="24"/>
-        </w:rPr>
-        <w:t xml:space="preserve"> entwickelt, ist die MVC-Architektur heute eine der verbreitetsten Möglichkeiten, den Code einer Applikation zu strukturieren. Die MVC-Struktur besteht aus drei Komponenten: Model, Controller und View. </w:t>
+        <w:t xml:space="preserve">Einst für die Programmiersprache „Smalltalk-76“ in den späten 70ern vom Norweger Trygve Reenskaug entwickelt, ist die MVC-Architektur heute eine der verbreitetsten Möglichkeiten, den Code einer Applikation zu strukturieren. Die MVC-Struktur besteht aus drei Komponenten: Model, Controller und View. </w:t>
       </w:r>
     </w:p>
     <w:p>
@@ -10028,12 +9784,6 @@
           <w:szCs w:val="24"/>
         </w:rPr>
         <w:br/>
-      </w:r>
-      <w:r>
-        <w:rPr>
-          <w:sz w:val="24"/>
-          <w:szCs w:val="24"/>
-        </w:rPr>
         <w:t xml:space="preserve">Das Model beinhaltet die eigentliche Logik des Programms. Neben dem Ausführen von Methoden, greift diese Komponente auf Datenquellen wie Datenbanken und APIs zu. Die dort gespeicherten Informationen werden vom Model verarbeitet und aktualisiert. </w:t>
       </w:r>
     </w:p>
@@ -10057,12 +9807,6 @@
           <w:szCs w:val="24"/>
         </w:rPr>
         <w:br/>
-      </w:r>
-      <w:r>
-        <w:rPr>
-          <w:sz w:val="24"/>
-          <w:szCs w:val="24"/>
-        </w:rPr>
         <w:t xml:space="preserve">In der View-Klasse sind alle Methoden zum Aufbau einer grafischen Oberfläche implementiert. In ihr ist das Layout der Anzeigeelemente wie Buttons und Listen festgelegt. Außerdem werden in </w:t>
       </w:r>
       <w:r>
@@ -10092,14 +9836,7 @@
           <w:sz w:val="24"/>
           <w:szCs w:val="24"/>
         </w:rPr>
-        <w:t>Controller</w:t>
-      </w:r>
-      <w:r>
-        <w:rPr>
-          <w:sz w:val="24"/>
-          <w:szCs w:val="24"/>
-        </w:rPr>
-        <w:t>:</w:t>
+        <w:t>Controller:</w:t>
       </w:r>
       <w:r>
         <w:rPr>
@@ -10107,12 +9844,6 @@
           <w:szCs w:val="24"/>
         </w:rPr>
         <w:br/>
-      </w:r>
-      <w:r>
-        <w:rPr>
-          <w:sz w:val="24"/>
-          <w:szCs w:val="24"/>
-        </w:rPr>
         <w:t>Der Controller bildet das Bindeglied der MVC-Architektur. Er leitet die Useranfragen und eingaben an das Model. Meldet die Model-Klasse das Daten aktualisiert wurden, übergibt er den Befehl zur Aktualisierung der Anzeige an View. Außerdem wird im Controller die App gestartet, hier werden die Initialisierungen durchgeführt.</w:t>
       </w:r>
     </w:p>
@@ -10185,30 +9916,52 @@
     <w:p>
       <w:pPr>
         <w:pStyle w:val="Beschriftung"/>
+        <w:rPr>
+          <w:color w:val="auto"/>
+        </w:rPr>
       </w:pPr>
       <w:bookmarkStart w:id="22" w:name="_Toc201014721"/>
       <w:r>
+        <w:rPr>
+          <w:color w:val="auto"/>
+        </w:rPr>
         <w:t xml:space="preserve">Abbildung </w:t>
       </w:r>
       <w:r>
+        <w:rPr>
+          <w:color w:val="auto"/>
+        </w:rPr>
         <w:fldChar w:fldCharType="begin"/>
       </w:r>
       <w:r>
+        <w:rPr>
+          <w:color w:val="auto"/>
+        </w:rPr>
         <w:instrText xml:space="preserve"> SEQ Abbildung \* ARABIC </w:instrText>
       </w:r>
       <w:r>
+        <w:rPr>
+          <w:color w:val="auto"/>
+        </w:rPr>
         <w:fldChar w:fldCharType="separate"/>
       </w:r>
       <w:r>
         <w:rPr>
           <w:noProof/>
+          <w:color w:val="auto"/>
         </w:rPr>
         <w:t>7</w:t>
       </w:r>
       <w:r>
+        <w:rPr>
+          <w:color w:val="auto"/>
+        </w:rPr>
         <w:fldChar w:fldCharType="end"/>
       </w:r>
       <w:r>
+        <w:rPr>
+          <w:color w:val="auto"/>
+        </w:rPr>
         <w:t>: MVC-Flussdiagramm - ursprüngliche Version</w:t>
       </w:r>
       <w:bookmarkEnd w:id="22"/>
@@ -10286,30 +10039,52 @@
     <w:p>
       <w:pPr>
         <w:pStyle w:val="Beschriftung"/>
+        <w:rPr>
+          <w:color w:val="auto"/>
+        </w:rPr>
       </w:pPr>
       <w:bookmarkStart w:id="23" w:name="_Toc201014722"/>
       <w:r>
+        <w:rPr>
+          <w:color w:val="auto"/>
+        </w:rPr>
         <w:t xml:space="preserve">Abbildung </w:t>
       </w:r>
       <w:r>
+        <w:rPr>
+          <w:color w:val="auto"/>
+        </w:rPr>
         <w:fldChar w:fldCharType="begin"/>
       </w:r>
       <w:r>
+        <w:rPr>
+          <w:color w:val="auto"/>
+        </w:rPr>
         <w:instrText xml:space="preserve"> SEQ Abbildung \* ARABIC </w:instrText>
       </w:r>
       <w:r>
+        <w:rPr>
+          <w:color w:val="auto"/>
+        </w:rPr>
         <w:fldChar w:fldCharType="separate"/>
       </w:r>
       <w:r>
         <w:rPr>
           <w:noProof/>
+          <w:color w:val="auto"/>
         </w:rPr>
         <w:t>8</w:t>
       </w:r>
       <w:r>
+        <w:rPr>
+          <w:color w:val="auto"/>
+        </w:rPr>
         <w:fldChar w:fldCharType="end"/>
       </w:r>
       <w:r>
+        <w:rPr>
+          <w:color w:val="auto"/>
+        </w:rPr>
         <w:t>: MVC-Flussdiagramm - heutige Definition</w:t>
       </w:r>
       <w:bookmarkEnd w:id="23"/>
@@ -10547,14 +10322,7 @@
           <w:sz w:val="24"/>
           <w:szCs w:val="24"/>
         </w:rPr>
-        <w:t xml:space="preserve">Das endgültige Design </w:t>
-      </w:r>
-      <w:r>
-        <w:rPr>
-          <w:sz w:val="24"/>
-          <w:szCs w:val="24"/>
-        </w:rPr>
-        <w:t>unserer GUI</w:t>
+        <w:t>Das endgültige Design unserer GUI</w:t>
       </w:r>
       <w:r>
         <w:rPr>
@@ -11314,28 +11082,7 @@
           <w:sz w:val="24"/>
           <w:szCs w:val="24"/>
         </w:rPr>
-        <w:t xml:space="preserve">Im Hauptfenster haben wir über der Filmliste eine Suchleiste zur gezielten </w:t>
-      </w:r>
-      <w:r>
-        <w:rPr>
-          <w:sz w:val="24"/>
-          <w:szCs w:val="24"/>
-        </w:rPr>
-        <w:t>Films</w:t>
-      </w:r>
-      <w:r>
-        <w:rPr>
-          <w:sz w:val="24"/>
-          <w:szCs w:val="24"/>
-        </w:rPr>
-        <w:t>uche.</w:t>
-      </w:r>
-      <w:r>
-        <w:rPr>
-          <w:sz w:val="24"/>
-          <w:szCs w:val="24"/>
-        </w:rPr>
-        <w:t xml:space="preserve"> </w:t>
+        <w:t xml:space="preserve">Im Hauptfenster haben wir über der Filmliste eine Suchleiste zur gezielten Filmsuche. </w:t>
       </w:r>
       <w:r>
         <w:rPr>
@@ -11539,7 +11286,14 @@
           <w:szCs w:val="24"/>
         </w:rPr>
         <w:lastRenderedPageBreak/>
-        <w:t xml:space="preserve">In der letzten Ansicht «Meine Favoriten» </w:t>
+        <w:t>Das dritte Fenster</w:t>
+      </w:r>
+      <w:r>
+        <w:rPr>
+          <w:sz w:val="24"/>
+          <w:szCs w:val="24"/>
+        </w:rPr>
+        <w:t xml:space="preserve"> «Meine Favoriten» </w:t>
       </w:r>
       <w:r>
         <w:rPr>
@@ -11984,21 +11738,21 @@
           <w:sz w:val="24"/>
           <w:szCs w:val="24"/>
         </w:rPr>
-        <w:t>. Außerdem haben wir einen kommentierten Code i</w:t>
-      </w:r>
-      <w:r>
-        <w:rPr>
-          <w:sz w:val="24"/>
-          <w:szCs w:val="24"/>
-        </w:rPr>
-        <w:t>m</w:t>
-      </w:r>
-      <w:r>
-        <w:rPr>
-          <w:sz w:val="24"/>
-          <w:szCs w:val="24"/>
-        </w:rPr>
-        <w:t xml:space="preserve"> Anhang, bzw. in den Ordner </w:t>
+        <w:t xml:space="preserve">. Außerdem haben wir einen kommentierten Code </w:t>
+      </w:r>
+      <w:r>
+        <w:rPr>
+          <w:sz w:val="24"/>
+          <w:szCs w:val="24"/>
+        </w:rPr>
+        <w:t>dem</w:t>
+      </w:r>
+      <w:r>
+        <w:rPr>
+          <w:sz w:val="24"/>
+          <w:szCs w:val="24"/>
+        </w:rPr>
+        <w:t xml:space="preserve"> Ordner </w:t>
       </w:r>
       <w:r>
         <w:rPr>
@@ -12034,16 +11788,112 @@
     </w:p>
     <w:p>
       <w:pPr>
+        <w:rPr>
+          <w:sz w:val="24"/>
+          <w:szCs w:val="24"/>
+          <w:lang w:val="de-DE"/>
+        </w:rPr>
+      </w:pPr>
+      <w:r>
+        <w:rPr>
+          <w:sz w:val="24"/>
+          <w:szCs w:val="24"/>
+          <w:lang w:val="de-DE"/>
+        </w:rPr>
+        <w:t>Die blauen Felder gehören zu Controller-, die Grünen zur View- und die Gelben zur Modelklasse. Die Datenbanken/JSON-Dateien sind Orange</w:t>
+      </w:r>
+    </w:p>
+    <w:p>
+      <w:pPr>
         <w:pStyle w:val="berschrift2"/>
-      </w:pPr>
-    </w:p>
-    <w:p>
-      <w:pPr>
-        <w:rPr>
-          <w:sz w:val="24"/>
-          <w:szCs w:val="24"/>
-        </w:rPr>
-      </w:pPr>
+        <w:rPr>
+          <w:color w:val="auto"/>
+        </w:rPr>
+      </w:pPr>
+    </w:p>
+    <w:p>
+      <w:pPr>
+        <w:rPr>
+          <w:sz w:val="24"/>
+          <w:szCs w:val="24"/>
+        </w:rPr>
+      </w:pPr>
+      <w:r>
+        <w:rPr>
+          <w:noProof/>
+          <w:lang w:val="de-DE"/>
+        </w:rPr>
+        <w:drawing>
+          <wp:anchor distT="0" distB="0" distL="114300" distR="114300" simplePos="0" relativeHeight="251693056" behindDoc="1" locked="0" layoutInCell="1" allowOverlap="1" wp14:anchorId="7CDA53F7" wp14:editId="20263488">
+            <wp:simplePos x="0" y="0"/>
+            <wp:positionH relativeFrom="margin">
+              <wp:align>center</wp:align>
+            </wp:positionH>
+            <wp:positionV relativeFrom="paragraph">
+              <wp:posOffset>435610</wp:posOffset>
+            </wp:positionV>
+            <wp:extent cx="6660000" cy="4572000"/>
+            <wp:effectExtent l="0" t="0" r="7620" b="0"/>
+            <wp:wrapTight wrapText="bothSides">
+              <wp:wrapPolygon edited="0">
+                <wp:start x="0" y="0"/>
+                <wp:lineTo x="0" y="21510"/>
+                <wp:lineTo x="21563" y="21510"/>
+                <wp:lineTo x="21563" y="0"/>
+                <wp:lineTo x="0" y="0"/>
+              </wp:wrapPolygon>
+            </wp:wrapTight>
+            <wp:docPr id="18775767" name="Grafik 16" descr="Ein Bild, das Text, Screenshot, Diagramm, Plan enthält.&#10;&#10;KI-generierte Inhalte können fehlerhaft sein."/>
+            <wp:cNvGraphicFramePr>
+              <a:graphicFrameLocks xmlns:a="http://schemas.openxmlformats.org/drawingml/2006/main" noChangeAspect="1"/>
+            </wp:cNvGraphicFramePr>
+            <a:graphic xmlns:a="http://schemas.openxmlformats.org/drawingml/2006/main">
+              <a:graphicData uri="http://schemas.openxmlformats.org/drawingml/2006/picture">
+                <pic:pic xmlns:pic="http://schemas.openxmlformats.org/drawingml/2006/picture">
+                  <pic:nvPicPr>
+                    <pic:cNvPr id="18775767" name="Grafik 16" descr="Ein Bild, das Text, Screenshot, Diagramm, Plan enthält.&#10;&#10;KI-generierte Inhalte können fehlerhaft sein."/>
+                    <pic:cNvPicPr>
+                      <a:picLocks noChangeAspect="1" noChangeArrowheads="1"/>
+                    </pic:cNvPicPr>
+                  </pic:nvPicPr>
+                  <pic:blipFill>
+                    <a:blip r:embed="rId25">
+                      <a:extLst>
+                        <a:ext uri="{28A0092B-C50C-407E-A947-70E740481C1C}">
+                          <a14:useLocalDpi xmlns:a14="http://schemas.microsoft.com/office/drawing/2010/main" val="0"/>
+                        </a:ext>
+                      </a:extLst>
+                    </a:blip>
+                    <a:srcRect/>
+                    <a:stretch>
+                      <a:fillRect/>
+                    </a:stretch>
+                  </pic:blipFill>
+                  <pic:spPr bwMode="auto">
+                    <a:xfrm>
+                      <a:off x="0" y="0"/>
+                      <a:ext cx="6660000" cy="4572000"/>
+                    </a:xfrm>
+                    <a:prstGeom prst="rect">
+                      <a:avLst/>
+                    </a:prstGeom>
+                    <a:noFill/>
+                    <a:ln>
+                      <a:noFill/>
+                    </a:ln>
+                  </pic:spPr>
+                </pic:pic>
+              </a:graphicData>
+            </a:graphic>
+            <wp14:sizeRelH relativeFrom="margin">
+              <wp14:pctWidth>0</wp14:pctWidth>
+            </wp14:sizeRelH>
+            <wp14:sizeRelV relativeFrom="margin">
+              <wp14:pctHeight>0</wp14:pctHeight>
+            </wp14:sizeRelV>
+          </wp:anchor>
+        </w:drawing>
+      </w:r>
       <w:r>
         <w:rPr>
           <w:sz w:val="24"/>
@@ -12074,7 +11924,7 @@
         <mc:AlternateContent>
           <mc:Choice Requires="wps">
             <w:drawing>
-              <wp:anchor distT="0" distB="0" distL="114300" distR="114300" simplePos="0" relativeHeight="251723776" behindDoc="1" locked="0" layoutInCell="1" allowOverlap="1" wp14:anchorId="6AF886DF" wp14:editId="41CAE28A">
+              <wp:anchor distT="0" distB="0" distL="114300" distR="114300" simplePos="0" relativeHeight="251723776" behindDoc="1" locked="0" layoutInCell="1" allowOverlap="1" wp14:anchorId="6AF886DF" wp14:editId="17EB965D">
                 <wp:simplePos x="0" y="0"/>
                 <wp:positionH relativeFrom="margin">
                   <wp:posOffset>878684</wp:posOffset>
@@ -12234,32 +12084,58 @@
           </mc:Fallback>
         </mc:AlternateContent>
       </w:r>
+    </w:p>
+    <w:p/>
+    <w:p>
+      <w:pPr>
+        <w:rPr>
+          <w:sz w:val="24"/>
+          <w:szCs w:val="24"/>
+        </w:rPr>
+      </w:pPr>
+      <w:r>
+        <w:rPr>
+          <w:sz w:val="24"/>
+          <w:szCs w:val="24"/>
+        </w:rPr>
+        <w:lastRenderedPageBreak/>
+        <w:t>Hauptfenster</w:t>
+      </w:r>
+      <w:r>
+        <w:rPr>
+          <w:sz w:val="24"/>
+          <w:szCs w:val="24"/>
+        </w:rPr>
+        <w:t>:</w:t>
+      </w:r>
+    </w:p>
+    <w:p>
       <w:r>
         <w:rPr>
           <w:noProof/>
           <w:lang w:val="de-DE"/>
         </w:rPr>
         <w:drawing>
-          <wp:anchor distT="0" distB="0" distL="114300" distR="114300" simplePos="0" relativeHeight="251693056" behindDoc="1" locked="0" layoutInCell="1" allowOverlap="1" wp14:anchorId="7CDA53F7" wp14:editId="2E0A2BA5">
+          <wp:anchor distT="0" distB="0" distL="114300" distR="114300" simplePos="0" relativeHeight="251694080" behindDoc="1" locked="0" layoutInCell="1" allowOverlap="1" wp14:anchorId="2322AED0" wp14:editId="5E7E8B09">
             <wp:simplePos x="0" y="0"/>
             <wp:positionH relativeFrom="margin">
               <wp:align>center</wp:align>
             </wp:positionH>
             <wp:positionV relativeFrom="paragraph">
-              <wp:posOffset>234671</wp:posOffset>
+              <wp:posOffset>266700</wp:posOffset>
             </wp:positionV>
-            <wp:extent cx="6660000" cy="4572000"/>
+            <wp:extent cx="6660000" cy="6750000"/>
             <wp:effectExtent l="0" t="0" r="7620" b="0"/>
             <wp:wrapTight wrapText="bothSides">
               <wp:wrapPolygon edited="0">
                 <wp:start x="0" y="0"/>
-                <wp:lineTo x="0" y="21510"/>
-                <wp:lineTo x="21563" y="21510"/>
+                <wp:lineTo x="0" y="21521"/>
+                <wp:lineTo x="21563" y="21521"/>
                 <wp:lineTo x="21563" y="0"/>
                 <wp:lineTo x="0" y="0"/>
               </wp:wrapPolygon>
             </wp:wrapTight>
-            <wp:docPr id="18775767" name="Grafik 16" descr="Ein Bild, das Text, Screenshot, Diagramm, Plan enthält.&#10;&#10;KI-generierte Inhalte können fehlerhaft sein."/>
+            <wp:docPr id="1601345851" name="Grafik 18" descr="Ein Bild, das Text, Diagramm, Screenshot, Plan enthält.&#10;&#10;KI-generierte Inhalte können fehlerhaft sein."/>
             <wp:cNvGraphicFramePr>
               <a:graphicFrameLocks xmlns:a="http://schemas.openxmlformats.org/drawingml/2006/main" noChangeAspect="1"/>
             </wp:cNvGraphicFramePr>
@@ -12267,13 +12143,13 @@
               <a:graphicData uri="http://schemas.openxmlformats.org/drawingml/2006/picture">
                 <pic:pic xmlns:pic="http://schemas.openxmlformats.org/drawingml/2006/picture">
                   <pic:nvPicPr>
-                    <pic:cNvPr id="18775767" name="Grafik 16" descr="Ein Bild, das Text, Screenshot, Diagramm, Plan enthält.&#10;&#10;KI-generierte Inhalte können fehlerhaft sein."/>
+                    <pic:cNvPr id="1601345851" name="Grafik 18" descr="Ein Bild, das Text, Diagramm, Screenshot, Plan enthält.&#10;&#10;KI-generierte Inhalte können fehlerhaft sein."/>
                     <pic:cNvPicPr>
                       <a:picLocks noChangeAspect="1" noChangeArrowheads="1"/>
                     </pic:cNvPicPr>
                   </pic:nvPicPr>
                   <pic:blipFill>
-                    <a:blip r:embed="rId25">
+                    <a:blip r:embed="rId26">
                       <a:extLst>
                         <a:ext uri="{28A0092B-C50C-407E-A947-70E740481C1C}">
                           <a14:useLocalDpi xmlns:a14="http://schemas.microsoft.com/office/drawing/2010/main" val="0"/>
@@ -12288,7 +12164,7 @@
                   <pic:spPr bwMode="auto">
                     <a:xfrm>
                       <a:off x="0" y="0"/>
-                      <a:ext cx="6660000" cy="4572000"/>
+                      <a:ext cx="6660000" cy="6750000"/>
                     </a:xfrm>
                     <a:prstGeom prst="rect">
                       <a:avLst/>
@@ -12310,41 +12186,6 @@
           </wp:anchor>
         </w:drawing>
       </w:r>
-    </w:p>
-    <w:p>
-      <w:pPr>
-        <w:rPr>
-          <w:lang w:val="de-DE"/>
-        </w:rPr>
-      </w:pPr>
-    </w:p>
-    <w:p/>
-    <w:p/>
-    <w:p/>
-    <w:p>
-      <w:pPr>
-        <w:rPr>
-          <w:sz w:val="24"/>
-          <w:szCs w:val="24"/>
-        </w:rPr>
-      </w:pPr>
-      <w:r>
-        <w:rPr>
-          <w:sz w:val="24"/>
-          <w:szCs w:val="24"/>
-        </w:rPr>
-        <w:lastRenderedPageBreak/>
-        <w:t>Hauptfenster</w:t>
-      </w:r>
-      <w:r>
-        <w:rPr>
-          <w:sz w:val="24"/>
-          <w:szCs w:val="24"/>
-        </w:rPr>
-        <w:t>:</w:t>
-      </w:r>
-    </w:p>
-    <w:p>
       <w:r>
         <w:rPr>
           <w:noProof/>
@@ -12352,7 +12193,7 @@
         <mc:AlternateContent>
           <mc:Choice Requires="wps">
             <w:drawing>
-              <wp:anchor distT="0" distB="0" distL="114300" distR="114300" simplePos="0" relativeHeight="251725824" behindDoc="1" locked="0" layoutInCell="1" allowOverlap="1" wp14:anchorId="72E14401" wp14:editId="24603392">
+              <wp:anchor distT="0" distB="0" distL="114300" distR="114300" simplePos="0" relativeHeight="251725824" behindDoc="1" locked="0" layoutInCell="1" allowOverlap="1" wp14:anchorId="72E14401" wp14:editId="26D53DB9">
                 <wp:simplePos x="0" y="0"/>
                 <wp:positionH relativeFrom="column">
                   <wp:posOffset>-453390</wp:posOffset>
@@ -12497,32 +12338,41 @@
           </mc:Fallback>
         </mc:AlternateContent>
       </w:r>
+    </w:p>
+    <w:p>
+      <w:pPr>
+        <w:rPr>
+          <w:sz w:val="24"/>
+          <w:szCs w:val="24"/>
+        </w:rPr>
+      </w:pPr>
       <w:r>
         <w:rPr>
           <w:noProof/>
           <w:lang w:val="de-DE"/>
         </w:rPr>
+        <w:lastRenderedPageBreak/>
         <w:drawing>
-          <wp:anchor distT="0" distB="0" distL="114300" distR="114300" simplePos="0" relativeHeight="251694080" behindDoc="1" locked="0" layoutInCell="1" allowOverlap="1" wp14:anchorId="2322AED0" wp14:editId="47F641FA">
+          <wp:anchor distT="0" distB="0" distL="114300" distR="114300" simplePos="0" relativeHeight="251744256" behindDoc="1" locked="0" layoutInCell="1" allowOverlap="1" wp14:anchorId="11CDADBE" wp14:editId="66CC23DE">
             <wp:simplePos x="0" y="0"/>
             <wp:positionH relativeFrom="margin">
               <wp:align>center</wp:align>
             </wp:positionH>
             <wp:positionV relativeFrom="paragraph">
-              <wp:posOffset>381355</wp:posOffset>
+              <wp:posOffset>382905</wp:posOffset>
             </wp:positionV>
-            <wp:extent cx="6660000" cy="6750000"/>
-            <wp:effectExtent l="0" t="0" r="7620" b="0"/>
+            <wp:extent cx="6534785" cy="7880350"/>
+            <wp:effectExtent l="0" t="0" r="0" b="6350"/>
             <wp:wrapTight wrapText="bothSides">
               <wp:wrapPolygon edited="0">
                 <wp:start x="0" y="0"/>
-                <wp:lineTo x="0" y="21521"/>
-                <wp:lineTo x="21563" y="21521"/>
-                <wp:lineTo x="21563" y="0"/>
+                <wp:lineTo x="0" y="21565"/>
+                <wp:lineTo x="21535" y="21565"/>
+                <wp:lineTo x="21535" y="0"/>
                 <wp:lineTo x="0" y="0"/>
               </wp:wrapPolygon>
             </wp:wrapTight>
-            <wp:docPr id="1601345851" name="Grafik 18" descr="Ein Bild, das Text, Diagramm, Screenshot, Plan enthält.&#10;&#10;KI-generierte Inhalte können fehlerhaft sein."/>
+            <wp:docPr id="1676627598" name="Grafik 28" descr="Ein Bild, das Text, Diagramm, Screenshot, Plan enthält.&#10;&#10;KI-generierte Inhalte können fehlerhaft sein."/>
             <wp:cNvGraphicFramePr>
               <a:graphicFrameLocks xmlns:a="http://schemas.openxmlformats.org/drawingml/2006/main" noChangeAspect="1"/>
             </wp:cNvGraphicFramePr>
@@ -12530,20 +12380,20 @@
               <a:graphicData uri="http://schemas.openxmlformats.org/drawingml/2006/picture">
                 <pic:pic xmlns:pic="http://schemas.openxmlformats.org/drawingml/2006/picture">
                   <pic:nvPicPr>
-                    <pic:cNvPr id="1601345851" name="Grafik 18" descr="Ein Bild, das Text, Diagramm, Screenshot, Plan enthält.&#10;&#10;KI-generierte Inhalte können fehlerhaft sein."/>
+                    <pic:cNvPr id="1676627598" name="Grafik 28" descr="Ein Bild, das Text, Diagramm, Screenshot, Plan enthält.&#10;&#10;KI-generierte Inhalte können fehlerhaft sein."/>
                     <pic:cNvPicPr>
                       <a:picLocks noChangeAspect="1" noChangeArrowheads="1"/>
                     </pic:cNvPicPr>
                   </pic:nvPicPr>
-                  <pic:blipFill>
-                    <a:blip r:embed="rId26">
+                  <pic:blipFill rotWithShape="1">
+                    <a:blip r:embed="rId27" cstate="print">
                       <a:extLst>
                         <a:ext uri="{28A0092B-C50C-407E-A947-70E740481C1C}">
                           <a14:useLocalDpi xmlns:a14="http://schemas.microsoft.com/office/drawing/2010/main" val="0"/>
                         </a:ext>
                       </a:extLst>
                     </a:blip>
-                    <a:srcRect/>
+                    <a:srcRect b="7056"/>
                     <a:stretch>
                       <a:fillRect/>
                     </a:stretch>
@@ -12551,7 +12401,7 @@
                   <pic:spPr bwMode="auto">
                     <a:xfrm>
                       <a:off x="0" y="0"/>
-                      <a:ext cx="6660000" cy="6750000"/>
+                      <a:ext cx="6534785" cy="7880350"/>
                     </a:xfrm>
                     <a:prstGeom prst="rect">
                       <a:avLst/>
@@ -12560,6 +12410,11 @@
                     <a:ln>
                       <a:noFill/>
                     </a:ln>
+                    <a:extLst>
+                      <a:ext uri="{53640926-AAD7-44D8-BBD7-CCE9431645EC}">
+                        <a14:shadowObscured xmlns:a14="http://schemas.microsoft.com/office/drawing/2010/main"/>
+                      </a:ext>
+                    </a:extLst>
                   </pic:spPr>
                 </pic:pic>
               </a:graphicData>
@@ -12573,55 +12428,14 @@
           </wp:anchor>
         </w:drawing>
       </w:r>
-    </w:p>
-    <w:p>
-      <w:pPr>
-        <w:rPr>
-          <w:sz w:val="24"/>
-          <w:szCs w:val="24"/>
-        </w:rPr>
-      </w:pPr>
-    </w:p>
-    <w:p>
-      <w:pPr>
-        <w:rPr>
-          <w:sz w:val="24"/>
-          <w:szCs w:val="24"/>
-        </w:rPr>
-      </w:pPr>
-    </w:p>
-    <w:p>
-      <w:pPr>
-        <w:rPr>
-          <w:sz w:val="24"/>
-          <w:szCs w:val="24"/>
-        </w:rPr>
-      </w:pPr>
-    </w:p>
-    <w:p>
-      <w:pPr>
-        <w:rPr>
-          <w:sz w:val="24"/>
-          <w:szCs w:val="24"/>
-        </w:rPr>
-      </w:pPr>
-    </w:p>
-    <w:p>
-      <w:pPr>
-        <w:rPr>
-          <w:sz w:val="24"/>
-          <w:szCs w:val="24"/>
-        </w:rPr>
-      </w:pPr>
       <w:r>
         <w:rPr>
           <w:noProof/>
         </w:rPr>
-        <w:lastRenderedPageBreak/>
         <mc:AlternateContent>
           <mc:Choice Requires="wps">
             <w:drawing>
-              <wp:anchor distT="0" distB="0" distL="114300" distR="114300" simplePos="0" relativeHeight="251746304" behindDoc="1" locked="0" layoutInCell="1" allowOverlap="1" wp14:anchorId="29B28E31" wp14:editId="24FE86F3">
+              <wp:anchor distT="0" distB="0" distL="114300" distR="114300" simplePos="0" relativeHeight="251746304" behindDoc="1" locked="0" layoutInCell="1" allowOverlap="1" wp14:anchorId="29B28E31" wp14:editId="145C797E">
                 <wp:simplePos x="0" y="0"/>
                 <wp:positionH relativeFrom="column">
                   <wp:posOffset>-451485</wp:posOffset>
@@ -12762,84 +12576,6 @@
       </w:r>
       <w:r>
         <w:rPr>
-          <w:noProof/>
-          <w:lang w:val="de-DE"/>
-        </w:rPr>
-        <w:drawing>
-          <wp:anchor distT="0" distB="0" distL="114300" distR="114300" simplePos="0" relativeHeight="251744256" behindDoc="1" locked="0" layoutInCell="1" allowOverlap="1" wp14:anchorId="11CDADBE" wp14:editId="13BF4E9C">
-            <wp:simplePos x="0" y="0"/>
-            <wp:positionH relativeFrom="margin">
-              <wp:posOffset>-451485</wp:posOffset>
-            </wp:positionH>
-            <wp:positionV relativeFrom="paragraph">
-              <wp:posOffset>412808</wp:posOffset>
-            </wp:positionV>
-            <wp:extent cx="6659245" cy="8029575"/>
-            <wp:effectExtent l="0" t="0" r="8255" b="9525"/>
-            <wp:wrapTight wrapText="bothSides">
-              <wp:wrapPolygon edited="0">
-                <wp:start x="0" y="0"/>
-                <wp:lineTo x="0" y="21574"/>
-                <wp:lineTo x="21565" y="21574"/>
-                <wp:lineTo x="21565" y="0"/>
-                <wp:lineTo x="0" y="0"/>
-              </wp:wrapPolygon>
-            </wp:wrapTight>
-            <wp:docPr id="1676627598" name="Grafik 28" descr="Ein Bild, das Text, Diagramm, Screenshot, Plan enthält.&#10;&#10;KI-generierte Inhalte können fehlerhaft sein."/>
-            <wp:cNvGraphicFramePr>
-              <a:graphicFrameLocks xmlns:a="http://schemas.openxmlformats.org/drawingml/2006/main" noChangeAspect="1"/>
-            </wp:cNvGraphicFramePr>
-            <a:graphic xmlns:a="http://schemas.openxmlformats.org/drawingml/2006/main">
-              <a:graphicData uri="http://schemas.openxmlformats.org/drawingml/2006/picture">
-                <pic:pic xmlns:pic="http://schemas.openxmlformats.org/drawingml/2006/picture">
-                  <pic:nvPicPr>
-                    <pic:cNvPr id="1676627598" name="Grafik 28" descr="Ein Bild, das Text, Diagramm, Screenshot, Plan enthält.&#10;&#10;KI-generierte Inhalte können fehlerhaft sein."/>
-                    <pic:cNvPicPr>
-                      <a:picLocks noChangeAspect="1" noChangeArrowheads="1"/>
-                    </pic:cNvPicPr>
-                  </pic:nvPicPr>
-                  <pic:blipFill rotWithShape="1">
-                    <a:blip r:embed="rId27">
-                      <a:extLst>
-                        <a:ext uri="{28A0092B-C50C-407E-A947-70E740481C1C}">
-                          <a14:useLocalDpi xmlns:a14="http://schemas.microsoft.com/office/drawing/2010/main" val="0"/>
-                        </a:ext>
-                      </a:extLst>
-                    </a:blip>
-                    <a:srcRect b="7056"/>
-                    <a:stretch>
-                      <a:fillRect/>
-                    </a:stretch>
-                  </pic:blipFill>
-                  <pic:spPr bwMode="auto">
-                    <a:xfrm>
-                      <a:off x="0" y="0"/>
-                      <a:ext cx="6659245" cy="8029575"/>
-                    </a:xfrm>
-                    <a:prstGeom prst="rect">
-                      <a:avLst/>
-                    </a:prstGeom>
-                    <a:noFill/>
-                    <a:ln>
-                      <a:noFill/>
-                    </a:ln>
-                    <a:extLst>
-                      <a:ext uri="{53640926-AAD7-44D8-BBD7-CCE9431645EC}">
-                        <a14:shadowObscured xmlns:a14="http://schemas.microsoft.com/office/drawing/2010/main"/>
-                      </a:ext>
-                    </a:extLst>
-                  </pic:spPr>
-                </pic:pic>
-              </a:graphicData>
-            </a:graphic>
-            <wp14:sizeRelV relativeFrom="margin">
-              <wp14:pctHeight>0</wp14:pctHeight>
-            </wp14:sizeRelV>
-          </wp:anchor>
-        </w:drawing>
-      </w:r>
-      <w:r>
-        <w:rPr>
           <w:sz w:val="24"/>
           <w:szCs w:val="24"/>
         </w:rPr>
@@ -12901,17 +12637,161 @@
           <w:sz w:val="24"/>
           <w:szCs w:val="24"/>
         </w:rPr>
-        <w:t>Wir haben ein Empfehlungssystem entwickelt, das den Content-</w:t>
-      </w:r>
-      <w:proofErr w:type="spellStart"/>
-      <w:r>
-        <w:rPr>
-          <w:sz w:val="24"/>
-          <w:szCs w:val="24"/>
-        </w:rPr>
-        <w:t>based</w:t>
-      </w:r>
-      <w:proofErr w:type="spellEnd"/>
+        <w:t xml:space="preserve">Wir haben ein Empfehlungssystem entwickelt, das den Content-based Algorithm mit dem User Collaborative Algorithm kombiniert. Unser Ziel ist es, dem eingeloggten Nutzer Filme vorzuschlagen, </w:t>
+      </w:r>
+      <w:r>
+        <w:rPr>
+          <w:sz w:val="24"/>
+          <w:szCs w:val="24"/>
+        </w:rPr>
+        <w:t>die auch den Favoriten von Nutzern ähnlicher Interessen entsprechen</w:t>
+      </w:r>
+      <w:r>
+        <w:rPr>
+          <w:sz w:val="24"/>
+          <w:szCs w:val="24"/>
+        </w:rPr>
+        <w:t>, wobei wir insbesondere auf Übereinstimmungen in den Genre-Kategorien achten.</w:t>
+      </w:r>
+    </w:p>
+    <w:p>
+      <w:pPr>
+        <w:rPr>
+          <w:sz w:val="24"/>
+          <w:szCs w:val="24"/>
+        </w:rPr>
+      </w:pPr>
+    </w:p>
+    <w:p>
+      <w:pPr>
+        <w:rPr>
+          <w:sz w:val="24"/>
+          <w:szCs w:val="24"/>
+        </w:rPr>
+      </w:pPr>
+      <w:r>
+        <w:rPr>
+          <w:sz w:val="24"/>
+          <w:szCs w:val="24"/>
+        </w:rPr>
+        <w:t>Das Ganze läuft wie folgt ab:</w:t>
+      </w:r>
+    </w:p>
+    <w:p>
+      <w:pPr>
+        <w:rPr>
+          <w:sz w:val="24"/>
+          <w:szCs w:val="24"/>
+        </w:rPr>
+      </w:pPr>
+      <w:r>
+        <w:rPr>
+          <w:sz w:val="24"/>
+          <w:szCs w:val="24"/>
+        </w:rPr>
+        <w:t>1.Der Content-based Algorithm:</w:t>
+      </w:r>
+    </w:p>
+    <w:p>
+      <w:pPr>
+        <w:rPr>
+          <w:sz w:val="24"/>
+          <w:szCs w:val="24"/>
+        </w:rPr>
+      </w:pPr>
+      <w:r>
+        <w:rPr>
+          <w:sz w:val="24"/>
+          <w:szCs w:val="24"/>
+        </w:rPr>
+        <w:t xml:space="preserve">Um die individuellen Vorlieben der Nutzer zu berücksichtigen und basierend darauf Filmempfehlungen </w:t>
+      </w:r>
+      <w:r>
+        <w:rPr>
+          <w:sz w:val="24"/>
+          <w:szCs w:val="24"/>
+        </w:rPr>
+        <w:t>auszugeben</w:t>
+      </w:r>
+      <w:r>
+        <w:rPr>
+          <w:sz w:val="24"/>
+          <w:szCs w:val="24"/>
+        </w:rPr>
+        <w:t>, verwenden wir einen Inhaltsbasierten Algorithmus. Dies</w:t>
+      </w:r>
+      <w:r>
+        <w:rPr>
+          <w:sz w:val="24"/>
+          <w:szCs w:val="24"/>
+        </w:rPr>
+        <w:t>er</w:t>
+      </w:r>
+      <w:r>
+        <w:rPr>
+          <w:sz w:val="24"/>
+          <w:szCs w:val="24"/>
+        </w:rPr>
+        <w:t xml:space="preserve"> beginnt damit, dass die von dem Nutzer favorisierten Filme in einer </w:t>
+      </w:r>
+      <w:r>
+        <w:rPr>
+          <w:sz w:val="24"/>
+          <w:szCs w:val="24"/>
+        </w:rPr>
+        <w:t xml:space="preserve">Favoritenliste </w:t>
+      </w:r>
+      <w:r>
+        <w:rPr>
+          <w:sz w:val="24"/>
+          <w:szCs w:val="24"/>
+        </w:rPr>
+        <w:t>gespeichert werden. Danach muss mithilfe des Filmtitels herausgefunden werden, welchen Genre</w:t>
+      </w:r>
+      <w:r>
+        <w:rPr>
+          <w:sz w:val="24"/>
+          <w:szCs w:val="24"/>
+        </w:rPr>
+        <w:t>s</w:t>
+      </w:r>
+      <w:r>
+        <w:rPr>
+          <w:sz w:val="24"/>
+          <w:szCs w:val="24"/>
+        </w:rPr>
+        <w:t xml:space="preserve"> die Favoriten angehören.</w:t>
+      </w:r>
+      <w:r>
+        <w:rPr>
+          <w:sz w:val="24"/>
+          <w:szCs w:val="24"/>
+        </w:rPr>
+        <w:br/>
+        <w:t>Hierfür wird in der JSON-Datei mit den Filmdaten nach dem Titel des favorisierten Filmes gesucht. Es ist zu beachten, dass ein Film auch mehrere Genres haben kann. In diesem Fall wird jedes einzelne Genre ausgelesen.</w:t>
+      </w:r>
+      <w:r>
+        <w:rPr>
+          <w:sz w:val="24"/>
+          <w:szCs w:val="24"/>
+        </w:rPr>
+        <w:br/>
+        <w:t>Dieses Vorgehen wird auf jeden Film aus der Favoritenliste angewendet. Die zugeordneten Genres werden nun in eine neue List</w:t>
+      </w:r>
+      <w:r>
+        <w:rPr>
+          <w:sz w:val="24"/>
+          <w:szCs w:val="24"/>
+        </w:rPr>
+        <w:t>e</w:t>
+      </w:r>
+      <w:r>
+        <w:rPr>
+          <w:sz w:val="24"/>
+          <w:szCs w:val="24"/>
+        </w:rPr>
+        <w:t>, die Genreliste geschrieben. Im darauffolgenden Schritt sollen nun ähnliche Filme herausgefiltert werden, welche dem Nutzer gefallen könnten.</w:t>
+      </w:r>
       <w:r>
         <w:rPr>
           <w:sz w:val="24"/>
@@ -12919,120 +12799,27 @@
         </w:rPr>
         <w:t xml:space="preserve"> </w:t>
       </w:r>
-      <w:proofErr w:type="spellStart"/>
-      <w:r>
-        <w:rPr>
-          <w:sz w:val="24"/>
-          <w:szCs w:val="24"/>
-        </w:rPr>
-        <w:t>Algorithm</w:t>
-      </w:r>
-      <w:proofErr w:type="spellEnd"/>
-      <w:r>
-        <w:rPr>
-          <w:sz w:val="24"/>
-          <w:szCs w:val="24"/>
-        </w:rPr>
-        <w:t xml:space="preserve"> mit dem User Collaborative </w:t>
-      </w:r>
-      <w:proofErr w:type="spellStart"/>
-      <w:r>
-        <w:rPr>
-          <w:sz w:val="24"/>
-          <w:szCs w:val="24"/>
-        </w:rPr>
-        <w:t>Algorithm</w:t>
-      </w:r>
-      <w:proofErr w:type="spellEnd"/>
-      <w:r>
-        <w:rPr>
-          <w:sz w:val="24"/>
-          <w:szCs w:val="24"/>
-        </w:rPr>
-        <w:t xml:space="preserve"> kombiniert. Unser Ziel ist es, dem eingeloggten Nutzer Filme vorzuschlagen, </w:t>
-      </w:r>
-      <w:r>
-        <w:rPr>
-          <w:sz w:val="24"/>
-          <w:szCs w:val="24"/>
-        </w:rPr>
-        <w:t>d</w:t>
-      </w:r>
-      <w:r>
-        <w:rPr>
-          <w:sz w:val="24"/>
-          <w:szCs w:val="24"/>
-        </w:rPr>
-        <w:t>ie auch den Favoriten von Nutzern ähnliche</w:t>
-      </w:r>
-      <w:r>
-        <w:rPr>
-          <w:sz w:val="24"/>
-          <w:szCs w:val="24"/>
-        </w:rPr>
-        <w:t>r</w:t>
-      </w:r>
-      <w:r>
-        <w:rPr>
-          <w:sz w:val="24"/>
-          <w:szCs w:val="24"/>
-        </w:rPr>
-        <w:t xml:space="preserve"> Interessen entsprechen</w:t>
-      </w:r>
-      <w:r>
-        <w:rPr>
-          <w:sz w:val="24"/>
-          <w:szCs w:val="24"/>
-        </w:rPr>
-        <w:t>, wobei wir insbesondere auf Übereinstimmungen in den Genre-Kategorien achten.</w:t>
-      </w:r>
-    </w:p>
-    <w:p>
-      <w:pPr>
-        <w:rPr>
-          <w:sz w:val="24"/>
-          <w:szCs w:val="24"/>
-        </w:rPr>
-      </w:pPr>
-    </w:p>
-    <w:p>
-      <w:pPr>
-        <w:rPr>
-          <w:sz w:val="24"/>
-          <w:szCs w:val="24"/>
-        </w:rPr>
-      </w:pPr>
-      <w:r>
-        <w:rPr>
-          <w:sz w:val="24"/>
-          <w:szCs w:val="24"/>
-        </w:rPr>
-        <w:t>Das Ganze läuft wie folgt ab:</w:t>
-      </w:r>
-    </w:p>
-    <w:p>
-      <w:pPr>
-        <w:rPr>
-          <w:sz w:val="24"/>
-          <w:szCs w:val="24"/>
-        </w:rPr>
-      </w:pPr>
-      <w:r>
-        <w:rPr>
-          <w:sz w:val="24"/>
-          <w:szCs w:val="24"/>
-        </w:rPr>
-        <w:t>1.Der Content-</w:t>
-      </w:r>
-      <w:proofErr w:type="spellStart"/>
-      <w:r>
-        <w:rPr>
-          <w:sz w:val="24"/>
-          <w:szCs w:val="24"/>
-        </w:rPr>
-        <w:t>based</w:t>
-      </w:r>
-      <w:proofErr w:type="spellEnd"/>
+      <w:r>
+        <w:rPr>
+          <w:sz w:val="24"/>
+          <w:szCs w:val="24"/>
+        </w:rPr>
+        <w:t>Dies kann durch einen Genre</w:t>
+      </w:r>
+      <w:r>
+        <w:rPr>
+          <w:sz w:val="24"/>
+          <w:szCs w:val="24"/>
+        </w:rPr>
+        <w:t>-</w:t>
+      </w:r>
+      <w:r>
+        <w:rPr>
+          <w:sz w:val="24"/>
+          <w:szCs w:val="24"/>
+        </w:rPr>
+        <w:t>Counter realisiert werden. Dabei wird gezählt, wie häufig einzelne Genres in der Favoritenliste vertreten sind. Wenn beispielsweise zwei Filme dem Genre „Drama“ zugeordnet sind, wird die Anzahl für „Drama“ entsprechend um zwei erhöht. Falls ein Film mehreren Kategorien angehört, beispielsweise „Action“ und „Drama“, wird für beide Genres der Zähler jeweils um eine Stelle hochgezählt.</w:t>
+      </w:r>
       <w:r>
         <w:rPr>
           <w:sz w:val="24"/>
@@ -13040,247 +12827,27 @@
         </w:rPr>
         <w:t xml:space="preserve"> </w:t>
       </w:r>
-      <w:proofErr w:type="spellStart"/>
-      <w:r>
-        <w:rPr>
-          <w:sz w:val="24"/>
-          <w:szCs w:val="24"/>
-        </w:rPr>
-        <w:t>Algorithm</w:t>
-      </w:r>
-      <w:proofErr w:type="spellEnd"/>
-      <w:r>
-        <w:rPr>
-          <w:sz w:val="24"/>
-          <w:szCs w:val="24"/>
-        </w:rPr>
-        <w:t>:</w:t>
-      </w:r>
-    </w:p>
-    <w:p>
-      <w:pPr>
-        <w:rPr>
-          <w:sz w:val="24"/>
-          <w:szCs w:val="24"/>
-        </w:rPr>
-      </w:pPr>
-      <w:r>
-        <w:rPr>
-          <w:sz w:val="24"/>
-          <w:szCs w:val="24"/>
-        </w:rPr>
-        <w:t xml:space="preserve">Um die individuellen Vorlieben der Nutzer zu berücksichtigen und basierend darauf Filmempfehlungen </w:t>
-      </w:r>
-      <w:r>
-        <w:rPr>
-          <w:sz w:val="24"/>
-          <w:szCs w:val="24"/>
-        </w:rPr>
-        <w:t>auszugeben</w:t>
-      </w:r>
-      <w:r>
-        <w:rPr>
-          <w:sz w:val="24"/>
-          <w:szCs w:val="24"/>
-        </w:rPr>
-        <w:t>, verwenden wir einen Inhaltsbasierten Algorithmus.</w:t>
-      </w:r>
-      <w:r>
-        <w:rPr>
-          <w:sz w:val="24"/>
-          <w:szCs w:val="24"/>
-        </w:rPr>
-        <w:t xml:space="preserve"> </w:t>
-      </w:r>
-      <w:r>
-        <w:rPr>
-          <w:sz w:val="24"/>
-          <w:szCs w:val="24"/>
-        </w:rPr>
-        <w:t>Dies</w:t>
-      </w:r>
-      <w:r>
-        <w:rPr>
-          <w:sz w:val="24"/>
-          <w:szCs w:val="24"/>
-        </w:rPr>
-        <w:t>er</w:t>
-      </w:r>
-      <w:r>
-        <w:rPr>
-          <w:sz w:val="24"/>
-          <w:szCs w:val="24"/>
-        </w:rPr>
-        <w:t xml:space="preserve"> beginnt damit, dass die von dem Nutzer favorisierten Filme in einer </w:t>
-      </w:r>
-      <w:r>
-        <w:rPr>
-          <w:sz w:val="24"/>
-          <w:szCs w:val="24"/>
-        </w:rPr>
-        <w:t xml:space="preserve">Favoritenliste </w:t>
-      </w:r>
-      <w:r>
-        <w:rPr>
-          <w:sz w:val="24"/>
-          <w:szCs w:val="24"/>
-        </w:rPr>
-        <w:t>gespeichert werden. Danach muss mithilfe des Filmtitels herausgefunden werden, welchen Genre</w:t>
-      </w:r>
-      <w:r>
-        <w:rPr>
-          <w:sz w:val="24"/>
-          <w:szCs w:val="24"/>
-        </w:rPr>
-        <w:t>s</w:t>
-      </w:r>
-      <w:r>
-        <w:rPr>
-          <w:sz w:val="24"/>
-          <w:szCs w:val="24"/>
-        </w:rPr>
-        <w:t xml:space="preserve"> die Favoriten angehören.</w:t>
-      </w:r>
-      <w:r>
-        <w:rPr>
-          <w:sz w:val="24"/>
-          <w:szCs w:val="24"/>
-        </w:rPr>
-        <w:br/>
-      </w:r>
-      <w:r>
-        <w:rPr>
-          <w:sz w:val="24"/>
-          <w:szCs w:val="24"/>
-        </w:rPr>
-        <w:t>Hierfür wird in der JSON-Datei mit den Filmdaten nach dem Titel des favorisierten Filmes gesucht. Es ist zu beachten, dass ein Film auch mehrere Genres haben kann. In diesem Fall wird jedes einzelne Genre ausgelesen.</w:t>
-      </w:r>
-      <w:r>
-        <w:rPr>
-          <w:sz w:val="24"/>
-          <w:szCs w:val="24"/>
-        </w:rPr>
-        <w:br/>
-      </w:r>
-      <w:r>
-        <w:rPr>
-          <w:sz w:val="24"/>
-          <w:szCs w:val="24"/>
-        </w:rPr>
-        <w:t>Dieses Vorgehen wird auf jeden Film aus der Favoritenliste angewendet.</w:t>
-      </w:r>
-      <w:r>
-        <w:rPr>
-          <w:sz w:val="24"/>
-          <w:szCs w:val="24"/>
-        </w:rPr>
-        <w:t xml:space="preserve"> </w:t>
-      </w:r>
-      <w:r>
-        <w:rPr>
-          <w:sz w:val="24"/>
-          <w:szCs w:val="24"/>
-        </w:rPr>
-        <w:t>Die zugeordneten Genres werden nun in eine neue List</w:t>
-      </w:r>
-      <w:r>
-        <w:rPr>
-          <w:sz w:val="24"/>
-          <w:szCs w:val="24"/>
-        </w:rPr>
-        <w:t>e</w:t>
-      </w:r>
-      <w:r>
-        <w:rPr>
-          <w:sz w:val="24"/>
-          <w:szCs w:val="24"/>
-        </w:rPr>
-        <w:t>, die Genreliste geschrieben. Im darauffolgenden Schritt sollen nun ähnliche Filme herausgefiltert werden, welche dem Nutzer gefallen könnten.</w:t>
-      </w:r>
-      <w:r>
-        <w:rPr>
-          <w:sz w:val="24"/>
-          <w:szCs w:val="24"/>
-        </w:rPr>
-        <w:t xml:space="preserve"> </w:t>
-      </w:r>
-      <w:r>
-        <w:rPr>
-          <w:sz w:val="24"/>
-          <w:szCs w:val="24"/>
-        </w:rPr>
-        <w:t>Dies kann durch einen Genre</w:t>
-      </w:r>
-      <w:r>
-        <w:rPr>
-          <w:sz w:val="24"/>
-          <w:szCs w:val="24"/>
-        </w:rPr>
-        <w:t>-</w:t>
-      </w:r>
-      <w:r>
-        <w:rPr>
-          <w:sz w:val="24"/>
-          <w:szCs w:val="24"/>
-        </w:rPr>
-        <w:t>Counter realisiert werden. Dabei wird gezählt, wie häufig einzelne Genres in der Favoritenliste vertreten sind. Wenn beispielsweise zwei Filme dem Genre „Drama“ zugeordnet sind, wird die Anzahl für „Drama“ entsprechend um zwei erhöht. Falls ein Film mehreren Kategorien angehört, beispielsweise „Action“ und „Drama“, wird für beide Genres der Zähler jeweils um eine Stelle hochgezählt.</w:t>
-      </w:r>
-      <w:r>
-        <w:rPr>
-          <w:sz w:val="24"/>
-          <w:szCs w:val="24"/>
-        </w:rPr>
-        <w:t xml:space="preserve"> </w:t>
-      </w:r>
-      <w:r>
-        <w:rPr>
-          <w:sz w:val="24"/>
-          <w:szCs w:val="24"/>
-        </w:rPr>
-        <w:t>Anschließend wird ausgeschlossen, das</w:t>
-      </w:r>
-      <w:r>
-        <w:rPr>
-          <w:sz w:val="24"/>
-          <w:szCs w:val="24"/>
-        </w:rPr>
-        <w:t>s</w:t>
-      </w:r>
-      <w:r>
-        <w:rPr>
-          <w:sz w:val="24"/>
-          <w:szCs w:val="24"/>
-        </w:rPr>
-        <w:t xml:space="preserve"> ein Film, welcher in der Favoritenliste aufgeführt ist, nicht unter den Empfehlungen au</w:t>
-      </w:r>
-      <w:r>
-        <w:rPr>
-          <w:sz w:val="24"/>
-          <w:szCs w:val="24"/>
-        </w:rPr>
-        <w:t>sgegeben wird.</w:t>
-      </w:r>
-    </w:p>
-    <w:p>
-      <w:pPr>
-        <w:rPr>
-          <w:sz w:val="24"/>
-          <w:szCs w:val="24"/>
-        </w:rPr>
-      </w:pPr>
-      <w:r>
-        <w:rPr>
-          <w:sz w:val="24"/>
-          <w:szCs w:val="24"/>
-        </w:rPr>
-        <w:t>Um die Empfehlungen nach Relevanz zu ordnen, bildet der Algorithmus einen Score</w:t>
-      </w:r>
-      <w:r>
-        <w:rPr>
-          <w:sz w:val="24"/>
-          <w:szCs w:val="24"/>
-        </w:rPr>
-        <w:t>.</w:t>
+      <w:r>
+        <w:rPr>
+          <w:sz w:val="24"/>
+          <w:szCs w:val="24"/>
+        </w:rPr>
+        <w:t>Anschließend wird ausgeschlossen, dass ein Film, welcher in der Favoritenliste aufgeführt ist, nicht unter den Empfehlungen ausgegeben wird.</w:t>
+      </w:r>
+    </w:p>
+    <w:p>
+      <w:pPr>
+        <w:rPr>
+          <w:sz w:val="24"/>
+          <w:szCs w:val="24"/>
+        </w:rPr>
+      </w:pPr>
+      <w:r>
+        <w:rPr>
+          <w:sz w:val="24"/>
+          <w:szCs w:val="24"/>
+        </w:rPr>
+        <w:t>Um die Empfehlungen nach Relevanz zu ordnen, bildet der Algorithmus einen Score.</w:t>
       </w:r>
       <w:r>
         <w:rPr>
@@ -13301,14 +12868,7 @@
           <w:sz w:val="24"/>
           <w:szCs w:val="24"/>
         </w:rPr>
-        <w:t>. Der Film mit der höchsten Übereinstimmung wird an erster Stelle in der Empfehlungsliste angezeigt</w:t>
-      </w:r>
-      <w:r>
-        <w:rPr>
-          <w:sz w:val="24"/>
-          <w:szCs w:val="24"/>
-        </w:rPr>
-        <w:t>. Die resultierenden Empfehlungen werden schließlich in einer Liste gespeichert und dem Nutzer ausgegeben. Das bedeutet im Klartext: Je höher der Score, desto weiter oben erscheint der Film in der Liste.</w:t>
+        <w:t>. Der Film mit der höchsten Übereinstimmung wird an erster Stelle in der Empfehlungsliste angezeigt. Die resultierenden Empfehlungen werden schließlich in einer Liste gespeichert und dem Nutzer ausgegeben. Das bedeutet im Klartext: Je höher der Score, desto weiter oben erscheint der Film in der Liste.</w:t>
       </w:r>
     </w:p>
     <w:p>
@@ -13415,22 +12975,9 @@
                               <w:t xml:space="preserve">: </w:t>
                             </w:r>
                             <w:r>
-                              <w:t>Content-</w:t>
-                            </w:r>
-                            <w:proofErr w:type="spellStart"/>
-                            <w:r>
-                              <w:t>based</w:t>
-                            </w:r>
-                            <w:proofErr w:type="spellEnd"/>
-                            <w:r>
-                              <w:t xml:space="preserve"> </w:t>
-                            </w:r>
-                            <w:proofErr w:type="spellStart"/>
-                            <w:r>
-                              <w:t>Algorithm</w:t>
+                              <w:t>Content-based Algorithm</w:t>
                             </w:r>
                             <w:bookmarkEnd w:id="44"/>
-                            <w:proofErr w:type="spellEnd"/>
                           </w:p>
                         </w:txbxContent>
                       </wps:txbx>
@@ -13484,22 +13031,9 @@
                         <w:t xml:space="preserve">: </w:t>
                       </w:r>
                       <w:r>
-                        <w:t>Content-</w:t>
-                      </w:r>
-                      <w:proofErr w:type="spellStart"/>
-                      <w:r>
-                        <w:t>based</w:t>
-                      </w:r>
-                      <w:proofErr w:type="spellEnd"/>
-                      <w:r>
-                        <w:t xml:space="preserve"> </w:t>
-                      </w:r>
-                      <w:proofErr w:type="spellStart"/>
-                      <w:r>
-                        <w:t>Algorithm</w:t>
+                        <w:t>Content-based Algorithm</w:t>
                       </w:r>
                       <w:bookmarkEnd w:id="45"/>
-                      <w:proofErr w:type="spellEnd"/>
                     </w:p>
                   </w:txbxContent>
                 </v:textbox>
@@ -13615,23 +13149,7 @@
           <w:sz w:val="24"/>
           <w:szCs w:val="24"/>
         </w:rPr>
-        <w:t xml:space="preserve">2.Der User Collaborative </w:t>
-      </w:r>
-      <w:proofErr w:type="spellStart"/>
-      <w:r>
-        <w:rPr>
-          <w:sz w:val="24"/>
-          <w:szCs w:val="24"/>
-        </w:rPr>
-        <w:t>Algorithm</w:t>
-      </w:r>
-      <w:proofErr w:type="spellEnd"/>
-      <w:r>
-        <w:rPr>
-          <w:sz w:val="24"/>
-          <w:szCs w:val="24"/>
-        </w:rPr>
-        <w:t>:</w:t>
+        <w:t>2.Der User Collaborative Algorithm:</w:t>
       </w:r>
     </w:p>
     <w:p>
@@ -13653,21 +13171,7 @@
           <w:sz w:val="24"/>
           <w:szCs w:val="24"/>
         </w:rPr>
-        <w:t>könn</w:t>
-      </w:r>
-      <w:r>
-        <w:rPr>
-          <w:sz w:val="24"/>
-          <w:szCs w:val="24"/>
-        </w:rPr>
-        <w:t xml:space="preserve">en, </w:t>
-      </w:r>
-      <w:r>
-        <w:rPr>
-          <w:sz w:val="24"/>
-          <w:szCs w:val="24"/>
-        </w:rPr>
-        <w:t>wird sich an den anderen Empfehlungssystem-Usern orientiert</w:t>
+        <w:t>können, wird sich an den anderen Empfehlungssystem-Usern orientiert</w:t>
       </w:r>
       <w:r>
         <w:rPr>
@@ -13695,7 +13199,273 @@
           <w:sz w:val="24"/>
           <w:szCs w:val="24"/>
         </w:rPr>
-        <w:t xml:space="preserve"> einen benutzerbasierenden Algorithmus.</w:t>
+        <w:t xml:space="preserve"> einen benutzerbasierenden Algorithmus. Im Code beginnen wir damit, die Daten der Filme und der gesamten Nutzerbasis zu laden und in entsprechende</w:t>
+      </w:r>
+      <w:r>
+        <w:rPr>
+          <w:sz w:val="24"/>
+          <w:szCs w:val="24"/>
+        </w:rPr>
+        <w:t>n</w:t>
+      </w:r>
+      <w:r>
+        <w:rPr>
+          <w:sz w:val="24"/>
+          <w:szCs w:val="24"/>
+        </w:rPr>
+        <w:t xml:space="preserve"> Variablen zu speichern. Anschließend ermitteln wir für jeden Nutzer dessen bevorzugte Genres und speichern diese als separate Liste</w:t>
+      </w:r>
+      <w:r>
+        <w:rPr>
+          <w:sz w:val="24"/>
+          <w:szCs w:val="24"/>
+        </w:rPr>
+        <w:t xml:space="preserve"> unter seinem Profil</w:t>
+      </w:r>
+      <w:r>
+        <w:rPr>
+          <w:sz w:val="24"/>
+          <w:szCs w:val="24"/>
+        </w:rPr>
+        <w:t xml:space="preserve">. Für den eingeloggten Nutzer extrahieren wir dessen Genres und favorisierten Filme. Danach </w:t>
+      </w:r>
+      <w:r>
+        <w:rPr>
+          <w:sz w:val="24"/>
+          <w:szCs w:val="24"/>
+        </w:rPr>
+        <w:t>durchsuchen</w:t>
+      </w:r>
+      <w:r>
+        <w:rPr>
+          <w:sz w:val="24"/>
+          <w:szCs w:val="24"/>
+        </w:rPr>
+        <w:t xml:space="preserve"> wir</w:t>
+      </w:r>
+      <w:r>
+        <w:rPr>
+          <w:sz w:val="24"/>
+          <w:szCs w:val="24"/>
+        </w:rPr>
+        <w:t xml:space="preserve"> die Favoriten</w:t>
+      </w:r>
+      <w:r>
+        <w:rPr>
+          <w:sz w:val="24"/>
+          <w:szCs w:val="24"/>
+        </w:rPr>
+        <w:t xml:space="preserve"> alle</w:t>
+      </w:r>
+      <w:r>
+        <w:rPr>
+          <w:sz w:val="24"/>
+          <w:szCs w:val="24"/>
+        </w:rPr>
+        <w:t>r</w:t>
+      </w:r>
+      <w:r>
+        <w:rPr>
+          <w:sz w:val="24"/>
+          <w:szCs w:val="24"/>
+        </w:rPr>
+        <w:t xml:space="preserve"> anderen Nutzer, wobei der eingeloggte </w:t>
+      </w:r>
+      <w:r>
+        <w:rPr>
+          <w:sz w:val="24"/>
+          <w:szCs w:val="24"/>
+        </w:rPr>
+        <w:t>User</w:t>
+      </w:r>
+      <w:r>
+        <w:rPr>
+          <w:sz w:val="24"/>
+          <w:szCs w:val="24"/>
+        </w:rPr>
+        <w:t xml:space="preserve"> dabei ausgeschlossen wird. Für jeden dieser Nutzer überprüfen wir die Ähnlichkeit zum eingeloggten Nutzer und fügen diesen Wert einer speziellen Ähnlichkeitsliste hinzu. Mithilfe der Jaccard-Formel können wir die Ähnlichkeitswerte für die Benutzer erstellen und danach ansteigend nach dem Wert sortieren, sodass der ähnlichste Nutzer an erster Stelle steht. </w:t>
+      </w:r>
+      <w:r>
+        <w:rPr>
+          <w:sz w:val="24"/>
+          <w:szCs w:val="24"/>
+        </w:rPr>
+        <w:br/>
+        <w:t>Die Jaccard-Formel oder auch jaccard simularity dient zur Berechnung von Ähnlichkeiten zweier Mengen. Sie wird definiert als das Verhältnis der Größe der Schnittmenge zur Größe der Vereinigungsmenge dieser beiden Mengen:</w:t>
+      </w:r>
+    </w:p>
+    <w:p>
+      <w:pPr>
+        <w:rPr>
+          <w:sz w:val="24"/>
+          <w:szCs w:val="24"/>
+        </w:rPr>
+      </w:pPr>
+      <w:r>
+        <w:rPr>
+          <w:sz w:val="24"/>
+          <w:szCs w:val="24"/>
+        </w:rPr>
+        <w:t>J(A, B) = | A∩B | / | A</w:t>
+      </w:r>
+      <w:r>
+        <w:rPr>
+          <w:rFonts w:ascii="Cambria Math" w:hAnsi="Cambria Math" w:cs="Cambria Math"/>
+          <w:sz w:val="24"/>
+          <w:szCs w:val="24"/>
+        </w:rPr>
+        <w:t>∪</w:t>
+      </w:r>
+      <w:r>
+        <w:rPr>
+          <w:sz w:val="24"/>
+          <w:szCs w:val="24"/>
+        </w:rPr>
+        <w:t xml:space="preserve">B | </w:t>
+      </w:r>
+      <w:r>
+        <w:rPr>
+          <w:sz w:val="24"/>
+          <w:szCs w:val="24"/>
+        </w:rPr>
+        <w:br/>
+        <w:t>| A∩B | ist die Anzahl der gemeinsamen Elemente (Schnittmenge).</w:t>
+      </w:r>
+      <w:r>
+        <w:rPr>
+          <w:sz w:val="24"/>
+          <w:szCs w:val="24"/>
+        </w:rPr>
+        <w:br/>
+      </w:r>
+      <w:r>
+        <w:rPr>
+          <w:rFonts w:ascii="Cambria Math" w:hAnsi="Cambria Math" w:cs="Cambria Math"/>
+          <w:sz w:val="24"/>
+          <w:szCs w:val="24"/>
+        </w:rPr>
+        <w:t>∣</w:t>
+      </w:r>
+      <w:r>
+        <w:rPr>
+          <w:sz w:val="24"/>
+          <w:szCs w:val="24"/>
+        </w:rPr>
+        <w:t>A</w:t>
+      </w:r>
+      <w:r>
+        <w:rPr>
+          <w:rFonts w:ascii="Cambria Math" w:hAnsi="Cambria Math" w:cs="Cambria Math"/>
+          <w:sz w:val="24"/>
+          <w:szCs w:val="24"/>
+        </w:rPr>
+        <w:t>∪</w:t>
+      </w:r>
+      <w:r>
+        <w:rPr>
+          <w:sz w:val="24"/>
+          <w:szCs w:val="24"/>
+        </w:rPr>
+        <w:t>B</w:t>
+      </w:r>
+      <w:r>
+        <w:rPr>
+          <w:rFonts w:ascii="Cambria Math" w:hAnsi="Cambria Math" w:cs="Cambria Math"/>
+          <w:sz w:val="24"/>
+          <w:szCs w:val="24"/>
+        </w:rPr>
+        <w:t>∣</w:t>
+      </w:r>
+      <w:r>
+        <w:rPr>
+          <w:sz w:val="24"/>
+          <w:szCs w:val="24"/>
+        </w:rPr>
+        <w:t xml:space="preserve"> ist die Anzahl der insgesamt vorhandenen unterschiedlichen Elemente (Vereinigungsmenge).</w:t>
+      </w:r>
+    </w:p>
+    <w:p>
+      <w:pPr>
+        <w:rPr>
+          <w:sz w:val="24"/>
+          <w:szCs w:val="24"/>
+        </w:rPr>
+      </w:pPr>
+      <w:r>
+        <w:rPr>
+          <w:sz w:val="24"/>
+          <w:szCs w:val="24"/>
+        </w:rPr>
+        <w:t>In unserem System wäre das zum Beispiel, wenn zwei Nutzer folgenden Lieblingsfilme haben:</w:t>
+      </w:r>
+    </w:p>
+    <w:p>
+      <w:pPr>
+        <w:rPr>
+          <w:sz w:val="24"/>
+          <w:szCs w:val="24"/>
+        </w:rPr>
+      </w:pPr>
+      <w:r>
+        <w:rPr>
+          <w:sz w:val="24"/>
+          <w:szCs w:val="24"/>
+        </w:rPr>
+        <w:t xml:space="preserve">Nutzer A: {Romantik, Action, Drama} und </w:t>
+      </w:r>
+      <w:r>
+        <w:rPr>
+          <w:sz w:val="24"/>
+          <w:szCs w:val="24"/>
+        </w:rPr>
+        <w:br/>
+        <w:t>Nutzer B: {Action, Drama, Thriller}</w:t>
+      </w:r>
+    </w:p>
+    <w:p>
+      <w:pPr>
+        <w:rPr>
+          <w:sz w:val="24"/>
+          <w:szCs w:val="24"/>
+        </w:rPr>
+      </w:pPr>
+      <w:r>
+        <w:rPr>
+          <w:sz w:val="24"/>
+          <w:szCs w:val="24"/>
+        </w:rPr>
+        <w:lastRenderedPageBreak/>
+        <w:t>Hier wäre die Schnittmenge {Action, Drama} und bekommt dadurch die Größe 2 und die Vereinigungsmenge wäre {Romantik, Action, Drama, Thriller}, somit die Größe 4. Wenn man das in die Formel einsetzt, rechnet man 2/4 und bekommt einen Wer</w:t>
+      </w:r>
+      <w:r>
+        <w:rPr>
+          <w:sz w:val="24"/>
+          <w:szCs w:val="24"/>
+        </w:rPr>
+        <w:t>t</w:t>
+      </w:r>
+      <w:r>
+        <w:rPr>
+          <w:sz w:val="24"/>
+          <w:szCs w:val="24"/>
+        </w:rPr>
+        <w:t xml:space="preserve"> von 50% heraus. Dies sagt uns, dass die Jaccard-Ähnlichkeit 0,5 (also 50 %) beträgt.</w:t>
+      </w:r>
+      <w:r>
+        <w:rPr>
+          <w:sz w:val="24"/>
+          <w:szCs w:val="24"/>
+        </w:rPr>
+        <w:br/>
+        <w:t>Sie kann zwischen 0 und 1 liegen und je höher die Zahl, desto ähnlicher sind die beiden Datensätze.</w:t>
+      </w:r>
+      <w:r>
+        <w:rPr>
+          <w:sz w:val="24"/>
+          <w:szCs w:val="24"/>
+        </w:rPr>
+        <w:br/>
+        <w:t>Im Anschluss entnehmen</w:t>
       </w:r>
       <w:r>
         <w:rPr>
@@ -13708,432 +13478,9 @@
         <w:rPr>
           <w:sz w:val="24"/>
           <w:szCs w:val="24"/>
-        </w:rPr>
-        <w:t>Im Code beginnen wir damit, die Daten der Filme und der gesamten Nutzerbasis zu laden und in entsprechende</w:t>
-      </w:r>
-      <w:r>
-        <w:rPr>
-          <w:sz w:val="24"/>
-          <w:szCs w:val="24"/>
-        </w:rPr>
-        <w:t>n</w:t>
-      </w:r>
-      <w:r>
-        <w:rPr>
-          <w:sz w:val="24"/>
-          <w:szCs w:val="24"/>
-        </w:rPr>
-        <w:t xml:space="preserve"> Variablen zu speichern. Anschließend ermitteln wir für jeden Nutzer dessen bevorzugte Genres und speichern diese als separate Liste</w:t>
-      </w:r>
-      <w:r>
-        <w:rPr>
-          <w:sz w:val="24"/>
-          <w:szCs w:val="24"/>
-        </w:rPr>
-        <w:t xml:space="preserve"> unter seinem Profil</w:t>
-      </w:r>
-      <w:r>
-        <w:rPr>
-          <w:sz w:val="24"/>
-          <w:szCs w:val="24"/>
-        </w:rPr>
-        <w:t>. Für den eingeloggten Nutzer extrahieren wir dessen Genres und favorisierten Filme.</w:t>
-      </w:r>
-      <w:r>
-        <w:rPr>
-          <w:sz w:val="24"/>
-          <w:szCs w:val="24"/>
-        </w:rPr>
-        <w:t xml:space="preserve"> </w:t>
-      </w:r>
-      <w:r>
-        <w:rPr>
-          <w:sz w:val="24"/>
-          <w:szCs w:val="24"/>
-        </w:rPr>
-        <w:t xml:space="preserve">Danach </w:t>
-      </w:r>
-      <w:r>
-        <w:rPr>
-          <w:sz w:val="24"/>
-          <w:szCs w:val="24"/>
-        </w:rPr>
-        <w:t>durchsuchen</w:t>
-      </w:r>
-      <w:r>
-        <w:rPr>
-          <w:sz w:val="24"/>
-          <w:szCs w:val="24"/>
-        </w:rPr>
-        <w:t xml:space="preserve"> wir</w:t>
-      </w:r>
-      <w:r>
-        <w:rPr>
-          <w:sz w:val="24"/>
-          <w:szCs w:val="24"/>
-        </w:rPr>
-        <w:t xml:space="preserve"> die Favoriten</w:t>
-      </w:r>
-      <w:r>
-        <w:rPr>
-          <w:sz w:val="24"/>
-          <w:szCs w:val="24"/>
-        </w:rPr>
-        <w:t xml:space="preserve"> alle</w:t>
-      </w:r>
-      <w:r>
-        <w:rPr>
-          <w:sz w:val="24"/>
-          <w:szCs w:val="24"/>
-        </w:rPr>
-        <w:t>r</w:t>
-      </w:r>
-      <w:r>
-        <w:rPr>
-          <w:sz w:val="24"/>
-          <w:szCs w:val="24"/>
-        </w:rPr>
-        <w:t xml:space="preserve"> anderen Nutzer, wobei der eingeloggte </w:t>
-      </w:r>
-      <w:r>
-        <w:rPr>
-          <w:sz w:val="24"/>
-          <w:szCs w:val="24"/>
-        </w:rPr>
-        <w:t>User</w:t>
-      </w:r>
-      <w:r>
-        <w:rPr>
-          <w:sz w:val="24"/>
-          <w:szCs w:val="24"/>
-        </w:rPr>
-        <w:t xml:space="preserve"> dabei ausgeschlossen wird. Für jeden dieser Nutzer überprüfen wir die Ähnlichkeit zum eingeloggten Nutzer und fügen diesen Wert einer speziellen Ähnlichkeitsliste hinzu.</w:t>
-      </w:r>
-      <w:r>
-        <w:rPr>
-          <w:sz w:val="24"/>
-          <w:szCs w:val="24"/>
-        </w:rPr>
-        <w:t xml:space="preserve"> </w:t>
-      </w:r>
-      <w:r>
-        <w:rPr>
-          <w:sz w:val="24"/>
-          <w:szCs w:val="24"/>
-        </w:rPr>
-        <w:t xml:space="preserve">Mithilfe der Jaccard-Formel können wir die Ähnlichkeitswerte für die Benutzer erstellen und danach ansteigend nach dem Wert sortieren, sodass der ähnlichste Nutzer an erster Stelle steht. </w:t>
-      </w:r>
-      <w:r>
-        <w:rPr>
-          <w:sz w:val="24"/>
-          <w:szCs w:val="24"/>
-        </w:rPr>
-        <w:br/>
-      </w:r>
-      <w:r>
-        <w:rPr>
-          <w:sz w:val="24"/>
-          <w:szCs w:val="24"/>
-        </w:rPr>
-        <w:t xml:space="preserve">Die Jaccard-Formel oder auch </w:t>
-      </w:r>
-      <w:proofErr w:type="spellStart"/>
-      <w:r>
-        <w:rPr>
-          <w:sz w:val="24"/>
-          <w:szCs w:val="24"/>
-        </w:rPr>
-        <w:t>jaccard</w:t>
-      </w:r>
-      <w:proofErr w:type="spellEnd"/>
-      <w:r>
-        <w:rPr>
-          <w:sz w:val="24"/>
-          <w:szCs w:val="24"/>
-        </w:rPr>
-        <w:t xml:space="preserve"> </w:t>
-      </w:r>
-      <w:proofErr w:type="spellStart"/>
-      <w:r>
-        <w:rPr>
-          <w:sz w:val="24"/>
-          <w:szCs w:val="24"/>
-        </w:rPr>
-        <w:t>simularity</w:t>
-      </w:r>
-      <w:proofErr w:type="spellEnd"/>
-      <w:r>
-        <w:rPr>
-          <w:sz w:val="24"/>
-          <w:szCs w:val="24"/>
-        </w:rPr>
-        <w:t xml:space="preserve"> dient zur Berechnung von Ähnlichkeiten zweier Mengen. Sie wird definiert als das Verhältnis der Größe der Schnittmenge zur Größe der Vereinigungsmenge dieser beiden Mengen:</w:t>
-      </w:r>
-    </w:p>
-    <w:p>
-      <w:pPr>
-        <w:rPr>
-          <w:sz w:val="24"/>
-          <w:szCs w:val="24"/>
-        </w:rPr>
-      </w:pPr>
-      <w:proofErr w:type="gramStart"/>
-      <w:r>
-        <w:rPr>
-          <w:sz w:val="24"/>
-          <w:szCs w:val="24"/>
-        </w:rPr>
-        <w:t>J(</w:t>
-      </w:r>
-      <w:proofErr w:type="gramEnd"/>
-      <w:r>
-        <w:rPr>
-          <w:sz w:val="24"/>
-          <w:szCs w:val="24"/>
-        </w:rPr>
-        <w:t>A, B) = | A∩B | / | A</w:t>
-      </w:r>
-      <w:r>
-        <w:rPr>
-          <w:rFonts w:ascii="Cambria Math" w:hAnsi="Cambria Math" w:cs="Cambria Math"/>
-          <w:sz w:val="24"/>
-          <w:szCs w:val="24"/>
-        </w:rPr>
-        <w:t>∪</w:t>
-      </w:r>
-      <w:r>
-        <w:rPr>
-          <w:sz w:val="24"/>
-          <w:szCs w:val="24"/>
-        </w:rPr>
-        <w:t xml:space="preserve">B | </w:t>
-      </w:r>
-      <w:r>
-        <w:rPr>
-          <w:sz w:val="24"/>
-          <w:szCs w:val="24"/>
-        </w:rPr>
-        <w:br/>
-      </w:r>
-      <w:r>
-        <w:rPr>
-          <w:sz w:val="24"/>
-          <w:szCs w:val="24"/>
-        </w:rPr>
-        <w:t>| A∩B | ist die Anzahl der gemeinsamen Elemente (Schnittmenge).</w:t>
-      </w:r>
-      <w:r>
-        <w:rPr>
-          <w:sz w:val="24"/>
-          <w:szCs w:val="24"/>
-        </w:rPr>
-        <w:br/>
-      </w:r>
-      <w:r>
-        <w:rPr>
-          <w:rFonts w:ascii="Cambria Math" w:hAnsi="Cambria Math" w:cs="Cambria Math"/>
-          <w:sz w:val="24"/>
-          <w:szCs w:val="24"/>
-        </w:rPr>
-        <w:t>∣</w:t>
-      </w:r>
-      <w:r>
-        <w:rPr>
-          <w:sz w:val="24"/>
-          <w:szCs w:val="24"/>
-        </w:rPr>
-        <w:t>A</w:t>
-      </w:r>
-      <w:r>
-        <w:rPr>
-          <w:rFonts w:ascii="Cambria Math" w:hAnsi="Cambria Math" w:cs="Cambria Math"/>
-          <w:sz w:val="24"/>
-          <w:szCs w:val="24"/>
-        </w:rPr>
-        <w:t>∪</w:t>
-      </w:r>
-      <w:r>
-        <w:rPr>
-          <w:sz w:val="24"/>
-          <w:szCs w:val="24"/>
-        </w:rPr>
-        <w:t>B</w:t>
-      </w:r>
-      <w:r>
-        <w:rPr>
-          <w:rFonts w:ascii="Cambria Math" w:hAnsi="Cambria Math" w:cs="Cambria Math"/>
-          <w:sz w:val="24"/>
-          <w:szCs w:val="24"/>
-        </w:rPr>
-        <w:t>∣</w:t>
-      </w:r>
-      <w:r>
-        <w:rPr>
-          <w:sz w:val="24"/>
-          <w:szCs w:val="24"/>
-        </w:rPr>
-        <w:t xml:space="preserve"> ist die Anzahl der insgesamt vorhandenen unterschiedlichen Elemente (Vereinigungsmenge).</w:t>
-      </w:r>
-    </w:p>
-    <w:p>
-      <w:pPr>
-        <w:rPr>
-          <w:sz w:val="24"/>
-          <w:szCs w:val="24"/>
-        </w:rPr>
-      </w:pPr>
-      <w:r>
-        <w:rPr>
-          <w:sz w:val="24"/>
-          <w:szCs w:val="24"/>
-        </w:rPr>
-        <w:t>In unserem System wäre das zum Beispiel, wenn zwei Nutzer folgenden Lieblingsfilme haben:</w:t>
-      </w:r>
-    </w:p>
-    <w:p>
-      <w:pPr>
-        <w:rPr>
-          <w:sz w:val="24"/>
-          <w:szCs w:val="24"/>
-        </w:rPr>
-      </w:pPr>
-      <w:r>
-        <w:rPr>
-          <w:sz w:val="24"/>
-          <w:szCs w:val="24"/>
-        </w:rPr>
-        <w:t xml:space="preserve">Nutzer A: {Romantik, Action, Drama} und </w:t>
-      </w:r>
-      <w:r>
-        <w:rPr>
-          <w:sz w:val="24"/>
-          <w:szCs w:val="24"/>
-        </w:rPr>
-        <w:br/>
-      </w:r>
-      <w:r>
-        <w:rPr>
-          <w:sz w:val="24"/>
-          <w:szCs w:val="24"/>
-        </w:rPr>
-        <w:t>Nutzer B: {Action, Drama, Thriller}</w:t>
-      </w:r>
-    </w:p>
-    <w:p>
-      <w:pPr>
-        <w:rPr>
-          <w:sz w:val="24"/>
-          <w:szCs w:val="24"/>
-        </w:rPr>
-      </w:pPr>
-      <w:r>
-        <w:rPr>
-          <w:sz w:val="24"/>
-          <w:szCs w:val="24"/>
-        </w:rPr>
-        <w:lastRenderedPageBreak/>
-        <w:t>Hier wäre die Schnittmenge {Action, Dram</w:t>
-      </w:r>
-      <w:r>
-        <w:rPr>
-          <w:sz w:val="24"/>
-          <w:szCs w:val="24"/>
-        </w:rPr>
-        <w:t>a</w:t>
-      </w:r>
-      <w:r>
-        <w:rPr>
-          <w:sz w:val="24"/>
-          <w:szCs w:val="24"/>
-        </w:rPr>
-        <w:t>} und bekommt dadurch die Größe 2 und die Vereinigungsmenge wäre</w:t>
-      </w:r>
-      <w:r>
-        <w:rPr>
-          <w:sz w:val="24"/>
-          <w:szCs w:val="24"/>
-        </w:rPr>
-        <w:t xml:space="preserve"> </w:t>
-      </w:r>
-      <w:r>
-        <w:rPr>
-          <w:sz w:val="24"/>
-          <w:szCs w:val="24"/>
-        </w:rPr>
-        <w:t>{Romantik, Action, Drama, Thriller}, somit die Größe 4. Wenn man das in die Formel einsetzt, rechnet man 2/4 und bekommt einen Wer</w:t>
-      </w:r>
-      <w:r>
-        <w:rPr>
-          <w:sz w:val="24"/>
-          <w:szCs w:val="24"/>
-        </w:rPr>
-        <w:t>t</w:t>
-      </w:r>
-      <w:r>
-        <w:rPr>
-          <w:sz w:val="24"/>
-          <w:szCs w:val="24"/>
-        </w:rPr>
-        <w:t xml:space="preserve"> von 50% heraus. Dies sagt uns, dass die Jaccard-Ähnlichkeit 0,5 (also 50 %) beträgt.</w:t>
-      </w:r>
-      <w:r>
-        <w:rPr>
-          <w:sz w:val="24"/>
-          <w:szCs w:val="24"/>
-        </w:rPr>
-        <w:br/>
-      </w:r>
-      <w:r>
-        <w:rPr>
-          <w:sz w:val="24"/>
-          <w:szCs w:val="24"/>
-        </w:rPr>
-        <w:t>Sie kann zwischen 0 und 1 liegen und je höher die Zahl, desto ähnlicher sind die beiden Datensätze.</w:t>
-      </w:r>
-      <w:r>
-        <w:rPr>
-          <w:sz w:val="24"/>
-          <w:szCs w:val="24"/>
-        </w:rPr>
-        <w:br/>
-      </w:r>
-      <w:r>
-        <w:rPr>
-          <w:sz w:val="24"/>
-          <w:szCs w:val="24"/>
-        </w:rPr>
-        <w:t>Im Anschluss entnehmen</w:t>
-      </w:r>
-      <w:r>
-        <w:rPr>
-          <w:sz w:val="24"/>
-          <w:szCs w:val="24"/>
-        </w:rPr>
-        <w:t xml:space="preserve"> </w:t>
-      </w:r>
-      <w:r>
-        <w:rPr>
-          <w:sz w:val="24"/>
-          <w:szCs w:val="24"/>
           <w:lang w:val="de-DE"/>
         </w:rPr>
-        <w:t>w</w:t>
-      </w:r>
-      <w:r>
-        <w:rPr>
-          <w:sz w:val="24"/>
-          <w:szCs w:val="24"/>
-          <w:lang w:val="de-DE"/>
-        </w:rPr>
-        <w:t>ir die Liste der Favoriten des ähnlichsten Nutzers.</w:t>
-      </w:r>
-      <w:r>
-        <w:rPr>
-          <w:sz w:val="24"/>
-          <w:szCs w:val="24"/>
-          <w:lang w:val="de-DE"/>
-        </w:rPr>
-        <w:t xml:space="preserve"> Welche </w:t>
+        <w:t xml:space="preserve">wir die Liste der Favoriten des ähnlichsten Nutzers. Welche </w:t>
       </w:r>
       <w:r>
         <w:rPr>
@@ -14427,14 +13774,9 @@
                               <w:t xml:space="preserve">: </w:t>
                             </w:r>
                             <w:r>
-                              <w:t xml:space="preserve">User Collaborative </w:t>
-                            </w:r>
-                            <w:proofErr w:type="spellStart"/>
-                            <w:r>
-                              <w:t>Algorithm</w:t>
+                              <w:t>User Collaborative Algorithm</w:t>
                             </w:r>
                             <w:bookmarkEnd w:id="46"/>
-                            <w:proofErr w:type="spellEnd"/>
                           </w:p>
                         </w:txbxContent>
                       </wps:txbx>
@@ -14488,14 +13830,9 @@
                         <w:t xml:space="preserve">: </w:t>
                       </w:r>
                       <w:r>
-                        <w:t xml:space="preserve">User Collaborative </w:t>
-                      </w:r>
-                      <w:proofErr w:type="spellStart"/>
-                      <w:r>
-                        <w:t>Algorithm</w:t>
+                        <w:t>User Collaborative Algorithm</w:t>
                       </w:r>
                       <w:bookmarkEnd w:id="47"/>
-                      <w:proofErr w:type="spellEnd"/>
                     </w:p>
                   </w:txbxContent>
                 </v:textbox>
@@ -14589,21 +13926,7 @@
           <w:sz w:val="24"/>
           <w:szCs w:val="24"/>
         </w:rPr>
-        <w:t>Im Rahmen der Entwicklung unseres Python-Projektes haben wir großen Wert auf einen umfassenden Testprozess gelegt. Denn in den meisten Fällen, können Fehler und Unregelmäßigkeiten nur mithilfe zahlreiche</w:t>
-      </w:r>
-      <w:r>
-        <w:rPr>
-          <w:sz w:val="24"/>
-          <w:szCs w:val="24"/>
-        </w:rPr>
-        <w:t>r</w:t>
-      </w:r>
-      <w:r>
-        <w:rPr>
-          <w:sz w:val="24"/>
-          <w:szCs w:val="24"/>
-        </w:rPr>
-        <w:t xml:space="preserve"> Tests herausgefiltert und behoben werden.</w:t>
+        <w:t>Im Rahmen der Entwicklung unseres Python-Projektes haben wir großen Wert auf einen umfassenden Testprozess gelegt. Denn in den meisten Fällen, können Fehler und Unregelmäßigkeiten nur mithilfe zahlreicher Tests herausgefiltert und behoben werden.</w:t>
       </w:r>
       <w:r>
         <w:rPr>
@@ -14611,97 +13934,7 @@
           <w:szCs w:val="24"/>
         </w:rPr>
         <w:br/>
-      </w:r>
-      <w:r>
-        <w:rPr>
-          <w:sz w:val="24"/>
-          <w:szCs w:val="24"/>
-        </w:rPr>
-        <w:t>Einerseits haben wir unser Programm in regelmäßigen Abständen eigenständig getestet und konnten dadurch einige Fehler frühzeitig erkennen und beheben.</w:t>
-      </w:r>
-      <w:r>
-        <w:rPr>
-          <w:sz w:val="24"/>
-          <w:szCs w:val="24"/>
-        </w:rPr>
-        <w:t xml:space="preserve"> </w:t>
-      </w:r>
-      <w:r>
-        <w:rPr>
-          <w:sz w:val="24"/>
-          <w:szCs w:val="24"/>
-        </w:rPr>
-        <w:t>Andererseits war uns bewusst, dass uns selbst teilweise Mängel nicht direkt auffallen würden.</w:t>
-      </w:r>
-      <w:r>
-        <w:rPr>
-          <w:sz w:val="24"/>
-          <w:szCs w:val="24"/>
-        </w:rPr>
-        <w:t xml:space="preserve"> </w:t>
-      </w:r>
-      <w:r>
-        <w:rPr>
-          <w:sz w:val="24"/>
-          <w:szCs w:val="24"/>
-        </w:rPr>
-        <w:t>Daher war es uns wichtig auch externe Meinungen einzuholen. Um externe Rückmeldungen besser erfassen und dokumentieren zu können, haben wir einen Feedbackbogen erstellt.</w:t>
-      </w:r>
-      <w:r>
-        <w:rPr>
-          <w:sz w:val="24"/>
-          <w:szCs w:val="24"/>
-        </w:rPr>
-        <w:t xml:space="preserve"> </w:t>
-      </w:r>
-      <w:r>
-        <w:rPr>
-          <w:sz w:val="24"/>
-          <w:szCs w:val="24"/>
-        </w:rPr>
-        <w:t>Dieser enthält gezielte Fragen zur Übersichtlichkeit, Design, Funktionalität sowie möglichen Verbesserungsvorschlägen.</w:t>
-      </w:r>
-      <w:r>
-        <w:rPr>
-          <w:sz w:val="24"/>
-          <w:szCs w:val="24"/>
-        </w:rPr>
-        <w:t xml:space="preserve"> </w:t>
-      </w:r>
-      <w:r>
-        <w:rPr>
-          <w:sz w:val="24"/>
-          <w:szCs w:val="24"/>
-        </w:rPr>
-        <w:t>Die Tester und Testerinnen wurden gebeten, den Bewertungsbogen nach der Nutzung des Programms auszufüllen.</w:t>
-      </w:r>
-      <w:r>
-        <w:rPr>
-          <w:sz w:val="24"/>
-          <w:szCs w:val="24"/>
-        </w:rPr>
-        <w:t xml:space="preserve"> </w:t>
-      </w:r>
-      <w:r>
-        <w:rPr>
-          <w:sz w:val="24"/>
-          <w:szCs w:val="24"/>
-        </w:rPr>
-        <w:t>Im Anschluss haben wir gemeinsam die Rückmeldungen aus den Fragebögen sorgfältig analysiert und versucht umzusetzen.</w:t>
-      </w:r>
-      <w:r>
-        <w:rPr>
-          <w:sz w:val="24"/>
-          <w:szCs w:val="24"/>
-        </w:rPr>
-        <w:t xml:space="preserve"> </w:t>
-      </w:r>
-      <w:r>
-        <w:rPr>
-          <w:sz w:val="24"/>
-          <w:szCs w:val="24"/>
-        </w:rPr>
-        <w:t>Auf diese Weise konnten wir die Anwendung sowohl inhaltlich als auch in ihrer Benutzerfreundlichkeit verbessern.</w:t>
+        <w:t>Einerseits haben wir unser Programm in regelmäßigen Abständen eigenständig getestet und konnten dadurch einige Fehler frühzeitig erkennen und beheben. Andererseits war uns bewusst, dass uns selbst teilweise Mängel nicht direkt auffallen würden. Daher war es uns wichtig auch externe Meinungen einzuholen. Um externe Rückmeldungen besser erfassen und dokumentieren zu können, haben wir einen Feedbackbogen erstellt. Dieser enthält gezielte Fragen zur Übersichtlichkeit, Design, Funktionalität sowie möglichen Verbesserungsvorschlägen. Die Tester und Testerinnen wurden gebeten, den Bewertungsbogen nach der Nutzung des Programms auszufüllen. Im Anschluss haben wir gemeinsam die Rückmeldungen aus den Fragebögen sorgfältig analysiert und versucht umzusetzen. Auf diese Weise konnten wir die Anwendung sowohl inhaltlich als auch in ihrer Benutzerfreundlichkeit verbessern.</w:t>
       </w:r>
     </w:p>
     <w:p>
@@ -14720,7 +13953,6 @@
       </w:r>
       <w:r>
         <w:rPr>
-          <w:color w:val="2E74B5" w:themeColor="accent1" w:themeShade="BF"/>
           <w:sz w:val="24"/>
           <w:szCs w:val="24"/>
         </w:rPr>
@@ -14728,7 +13960,6 @@
       </w:r>
       <w:r>
         <w:rPr>
-          <w:color w:val="2E74B5" w:themeColor="accent1" w:themeShade="BF"/>
           <w:sz w:val="24"/>
           <w:szCs w:val="24"/>
         </w:rPr>
@@ -14736,7 +13967,6 @@
       </w:r>
       <w:r>
         <w:rPr>
-          <w:color w:val="2E74B5" w:themeColor="accent1" w:themeShade="BF"/>
           <w:sz w:val="24"/>
           <w:szCs w:val="24"/>
         </w:rPr>
@@ -14744,28 +13974,22 @@
       </w:r>
       <w:r>
         <w:rPr>
-          <w:color w:val="2E74B5" w:themeColor="accent1" w:themeShade="BF"/>
-          <w:sz w:val="24"/>
-          <w:szCs w:val="24"/>
-        </w:rPr>
-      </w:r>
-      <w:r>
-        <w:rPr>
-          <w:color w:val="2E74B5" w:themeColor="accent1" w:themeShade="BF"/>
+          <w:sz w:val="24"/>
+          <w:szCs w:val="24"/>
+        </w:rPr>
+      </w:r>
+      <w:r>
+        <w:rPr>
           <w:sz w:val="24"/>
           <w:szCs w:val="24"/>
         </w:rPr>
         <w:fldChar w:fldCharType="separate"/>
       </w:r>
       <w:r>
-        <w:rPr>
-          <w:color w:val="2E74B5" w:themeColor="accent1" w:themeShade="BF"/>
-        </w:rPr>
         <w:t>Beispiele für ausgefüllte Umfragebögen</w:t>
       </w:r>
       <w:r>
         <w:rPr>
-          <w:color w:val="2E74B5" w:themeColor="accent1" w:themeShade="BF"/>
           <w:sz w:val="24"/>
           <w:szCs w:val="24"/>
         </w:rPr>
@@ -14856,32 +14080,7 @@
           <w:sz w:val="24"/>
           <w:szCs w:val="24"/>
         </w:rPr>
-        <w:t xml:space="preserve">Debugging ist der Prozess, Fehler aus einem Programm zu entfernen. Dabei versucht man, mögliche Fehlerquellen zu identifizieren, diese Fehler anzeigen zu lassen und anschließend zu beheben. Hierfür haben wir unter anderem die klassische </w:t>
-      </w:r>
-      <w:proofErr w:type="spellStart"/>
-      <w:proofErr w:type="gramStart"/>
-      <w:r>
-        <w:rPr>
-          <w:sz w:val="24"/>
-          <w:szCs w:val="24"/>
-        </w:rPr>
-        <w:t>print</w:t>
-      </w:r>
-      <w:proofErr w:type="spellEnd"/>
-      <w:r>
-        <w:rPr>
-          <w:sz w:val="24"/>
-          <w:szCs w:val="24"/>
-        </w:rPr>
-        <w:t>(</w:t>
-      </w:r>
-      <w:proofErr w:type="gramEnd"/>
-      <w:r>
-        <w:rPr>
-          <w:sz w:val="24"/>
-          <w:szCs w:val="24"/>
-        </w:rPr>
-        <w:t>)-Funktion verwendet.</w:t>
+        <w:t>Debugging ist der Prozess, Fehler aus einem Programm zu entfernen. Dabei versucht man, mögliche Fehlerquellen zu identifizieren, diese Fehler anzeigen zu lassen und anschließend zu beheben. Hierfür haben wir unter anderem die klassische print()-Funktion verwendet.</w:t>
       </w:r>
       <w:r>
         <w:rPr>
@@ -14895,62 +14094,22 @@
           <w:sz w:val="24"/>
           <w:szCs w:val="24"/>
         </w:rPr>
-        <w:t xml:space="preserve">Allerdings stößt die alleinige Nutzung von </w:t>
-      </w:r>
-      <w:proofErr w:type="spellStart"/>
-      <w:r>
-        <w:rPr>
-          <w:sz w:val="24"/>
-          <w:szCs w:val="24"/>
-        </w:rPr>
-        <w:t>print</w:t>
-      </w:r>
-      <w:proofErr w:type="spellEnd"/>
-      <w:r>
-        <w:rPr>
-          <w:sz w:val="24"/>
-          <w:szCs w:val="24"/>
-        </w:rPr>
-        <w:t>() an ihre Grenzen, insbesondere wenn das Programm nach einem Fehler abstürzt.</w:t>
-      </w:r>
-    </w:p>
-    <w:p>
-      <w:pPr>
-        <w:rPr>
-          <w:sz w:val="24"/>
-          <w:szCs w:val="24"/>
-        </w:rPr>
-      </w:pPr>
-      <w:r>
-        <w:rPr>
-          <w:sz w:val="24"/>
-          <w:szCs w:val="24"/>
-        </w:rPr>
-        <w:t xml:space="preserve">Erweiterte Fehlerbehandlung mit </w:t>
-      </w:r>
-      <w:proofErr w:type="spellStart"/>
-      <w:r>
-        <w:rPr>
-          <w:sz w:val="24"/>
-          <w:szCs w:val="24"/>
-        </w:rPr>
-        <w:t>try</w:t>
-      </w:r>
-      <w:proofErr w:type="spellEnd"/>
-      <w:r>
-        <w:rPr>
-          <w:sz w:val="24"/>
-          <w:szCs w:val="24"/>
-        </w:rPr>
-        <w:t xml:space="preserve">: und </w:t>
-      </w:r>
-      <w:proofErr w:type="spellStart"/>
-      <w:r>
-        <w:rPr>
-          <w:sz w:val="24"/>
-          <w:szCs w:val="24"/>
-        </w:rPr>
-        <w:t>exce</w:t>
+        <w:t>Allerdings stößt die alleinige Nutzung von print() an ihre Grenzen, insbesondere wenn das Programm nach einem Fehler abstürzt.</w:t>
+      </w:r>
+    </w:p>
+    <w:p>
+      <w:pPr>
+        <w:rPr>
+          <w:sz w:val="24"/>
+          <w:szCs w:val="24"/>
+        </w:rPr>
+      </w:pPr>
+      <w:r>
+        <w:rPr>
+          <w:sz w:val="24"/>
+          <w:szCs w:val="24"/>
+        </w:rPr>
+        <w:t>Erweiterte Fehlerbehandlung mit try: und exce</w:t>
       </w:r>
       <w:r>
         <w:rPr>
@@ -14964,15 +14123,7 @@
           <w:sz w:val="24"/>
           <w:szCs w:val="24"/>
         </w:rPr>
-        <w:t>t</w:t>
-      </w:r>
-      <w:proofErr w:type="spellEnd"/>
-      <w:r>
-        <w:rPr>
-          <w:sz w:val="24"/>
-          <w:szCs w:val="24"/>
-        </w:rPr>
-        <w:t>:</w:t>
+        <w:t>t:</w:t>
       </w:r>
       <w:r>
         <w:rPr>
@@ -14986,87 +14137,7 @@
           <w:sz w:val="24"/>
           <w:szCs w:val="24"/>
         </w:rPr>
-        <w:t xml:space="preserve">Um Abstürze zu vermeiden, haben wir häufig die Konstrukte </w:t>
-      </w:r>
-      <w:proofErr w:type="spellStart"/>
-      <w:r>
-        <w:rPr>
-          <w:sz w:val="24"/>
-          <w:szCs w:val="24"/>
-        </w:rPr>
-        <w:t>try</w:t>
-      </w:r>
-      <w:proofErr w:type="spellEnd"/>
-      <w:r>
-        <w:rPr>
-          <w:sz w:val="24"/>
-          <w:szCs w:val="24"/>
-        </w:rPr>
-        <w:t xml:space="preserve">: und </w:t>
-      </w:r>
-      <w:proofErr w:type="spellStart"/>
-      <w:r>
-        <w:rPr>
-          <w:sz w:val="24"/>
-          <w:szCs w:val="24"/>
-        </w:rPr>
-        <w:t>except</w:t>
-      </w:r>
-      <w:proofErr w:type="spellEnd"/>
-      <w:r>
-        <w:rPr>
-          <w:sz w:val="24"/>
-          <w:szCs w:val="24"/>
-        </w:rPr>
-        <w:t xml:space="preserve"> </w:t>
-      </w:r>
-      <w:proofErr w:type="spellStart"/>
-      <w:r>
-        <w:rPr>
-          <w:sz w:val="24"/>
-          <w:szCs w:val="24"/>
-        </w:rPr>
-        <w:t>Exception</w:t>
-      </w:r>
-      <w:proofErr w:type="spellEnd"/>
-      <w:r>
-        <w:rPr>
-          <w:sz w:val="24"/>
-          <w:szCs w:val="24"/>
-        </w:rPr>
-        <w:t xml:space="preserve"> </w:t>
-      </w:r>
-      <w:proofErr w:type="spellStart"/>
-      <w:r>
-        <w:rPr>
-          <w:sz w:val="24"/>
-          <w:szCs w:val="24"/>
-        </w:rPr>
-        <w:t>as</w:t>
-      </w:r>
-      <w:proofErr w:type="spellEnd"/>
-      <w:r>
-        <w:rPr>
-          <w:sz w:val="24"/>
-          <w:szCs w:val="24"/>
-        </w:rPr>
-        <w:t xml:space="preserve"> e: eingesetzt. Mit diesen Funktionen kann ein Programmabschnitt (im </w:t>
-      </w:r>
-      <w:proofErr w:type="spellStart"/>
-      <w:r>
-        <w:rPr>
-          <w:sz w:val="24"/>
-          <w:szCs w:val="24"/>
-        </w:rPr>
-        <w:t>try</w:t>
-      </w:r>
-      <w:proofErr w:type="spellEnd"/>
-      <w:r>
-        <w:rPr>
-          <w:sz w:val="24"/>
-          <w:szCs w:val="24"/>
-        </w:rPr>
-        <w:t>-Block) „versuch</w:t>
+        <w:t>Um Abstürze zu vermeiden, haben wir häufig die Konstrukte try: und except Exception as e: eingesetzt. Mit diesen Funktionen kann ein Programmabschnitt (im try-Block) „versuch</w:t>
       </w:r>
       <w:r>
         <w:rPr>
@@ -15080,55 +14151,7 @@
           <w:sz w:val="24"/>
           <w:szCs w:val="24"/>
         </w:rPr>
-        <w:t xml:space="preserve">“ werden. Sollte dabei ein Problem auftreten, wird dieses „abgefangen“ (im </w:t>
-      </w:r>
-      <w:proofErr w:type="spellStart"/>
-      <w:r>
-        <w:rPr>
-          <w:sz w:val="24"/>
-          <w:szCs w:val="24"/>
-        </w:rPr>
-        <w:t>except</w:t>
-      </w:r>
-      <w:proofErr w:type="spellEnd"/>
-      <w:r>
-        <w:rPr>
-          <w:sz w:val="24"/>
-          <w:szCs w:val="24"/>
-        </w:rPr>
-        <w:t xml:space="preserve">-Block). Im </w:t>
-      </w:r>
-      <w:proofErr w:type="spellStart"/>
-      <w:r>
-        <w:rPr>
-          <w:sz w:val="24"/>
-          <w:szCs w:val="24"/>
-        </w:rPr>
-        <w:t>except</w:t>
-      </w:r>
-      <w:proofErr w:type="spellEnd"/>
-      <w:r>
-        <w:rPr>
-          <w:sz w:val="24"/>
-          <w:szCs w:val="24"/>
-        </w:rPr>
-        <w:t xml:space="preserve">-Block können wir den Fehler dann mit </w:t>
-      </w:r>
-      <w:proofErr w:type="spellStart"/>
-      <w:r>
-        <w:rPr>
-          <w:sz w:val="24"/>
-          <w:szCs w:val="24"/>
-        </w:rPr>
-        <w:t>print</w:t>
-      </w:r>
-      <w:proofErr w:type="spellEnd"/>
-      <w:r>
-        <w:rPr>
-          <w:sz w:val="24"/>
-          <w:szCs w:val="24"/>
-        </w:rPr>
-        <w:t>(e) ausgeben. Der große Vorteil dieser Methode ist, dass das Programm nicht abstürzt. Es gibt lediglich den Fehler aus und überspringt den restlichen Teil der Funktion, sodass das Programm mit anderen Funktionen fortfahren kann.</w:t>
+        <w:t>“ werden. Sollte dabei ein Problem auftreten, wird dieses „abgefangen“ (im except-Block). Im except-Block können wir den Fehler dann mit print(e) ausgeben. Der große Vorteil dieser Methode ist, dass das Programm nicht abstürzt. Es gibt lediglich den Fehler aus und überspringt den restlichen Teil der Funktion, sodass das Programm mit anderen Funktionen fortfahren kann.</w:t>
       </w:r>
       <w:r>
         <w:rPr>
@@ -15151,55 +14174,7 @@
           <w:szCs w:val="24"/>
         </w:rPr>
         <w:lastRenderedPageBreak/>
-        <w:t xml:space="preserve">Gezieltes Fehlermanagement mit </w:t>
-      </w:r>
-      <w:proofErr w:type="spellStart"/>
-      <w:r>
-        <w:rPr>
-          <w:sz w:val="24"/>
-          <w:szCs w:val="24"/>
-        </w:rPr>
-        <w:t>raise</w:t>
-      </w:r>
-      <w:proofErr w:type="spellEnd"/>
-      <w:r>
-        <w:rPr>
-          <w:sz w:val="24"/>
-          <w:szCs w:val="24"/>
-        </w:rPr>
-        <w:t xml:space="preserve"> </w:t>
-      </w:r>
-      <w:proofErr w:type="spellStart"/>
-      <w:r>
-        <w:rPr>
-          <w:sz w:val="24"/>
-          <w:szCs w:val="24"/>
-        </w:rPr>
-        <w:t>Exception</w:t>
-      </w:r>
-      <w:proofErr w:type="spellEnd"/>
-      <w:r>
-        <w:rPr>
-          <w:sz w:val="24"/>
-          <w:szCs w:val="24"/>
-        </w:rPr>
-        <w:t>(„</w:t>
-      </w:r>
-      <w:proofErr w:type="spellStart"/>
-      <w:r>
-        <w:rPr>
-          <w:sz w:val="24"/>
-          <w:szCs w:val="24"/>
-        </w:rPr>
-        <w:t>text</w:t>
-      </w:r>
-      <w:proofErr w:type="spellEnd"/>
-      <w:r>
-        <w:rPr>
-          <w:sz w:val="24"/>
-          <w:szCs w:val="24"/>
-        </w:rPr>
-        <w:t>“):</w:t>
+        <w:t>Gezieltes Fehlermanagement mit raise Exception(„text“):</w:t>
       </w:r>
       <w:r>
         <w:rPr>
@@ -15213,87 +14188,7 @@
           <w:sz w:val="24"/>
           <w:szCs w:val="24"/>
         </w:rPr>
-        <w:t xml:space="preserve">Zusätzlich haben wir das </w:t>
-      </w:r>
-      <w:proofErr w:type="spellStart"/>
-      <w:r>
-        <w:rPr>
-          <w:sz w:val="24"/>
-          <w:szCs w:val="24"/>
-        </w:rPr>
-        <w:t>raise</w:t>
-      </w:r>
-      <w:proofErr w:type="spellEnd"/>
-      <w:r>
-        <w:rPr>
-          <w:sz w:val="24"/>
-          <w:szCs w:val="24"/>
-        </w:rPr>
-        <w:t xml:space="preserve"> </w:t>
-      </w:r>
-      <w:proofErr w:type="spellStart"/>
-      <w:r>
-        <w:rPr>
-          <w:sz w:val="24"/>
-          <w:szCs w:val="24"/>
-        </w:rPr>
-        <w:t>Exception</w:t>
-      </w:r>
-      <w:proofErr w:type="spellEnd"/>
-      <w:r>
-        <w:rPr>
-          <w:sz w:val="24"/>
-          <w:szCs w:val="24"/>
-        </w:rPr>
-        <w:t>(„</w:t>
-      </w:r>
-      <w:proofErr w:type="spellStart"/>
-      <w:r>
-        <w:rPr>
-          <w:sz w:val="24"/>
-          <w:szCs w:val="24"/>
-        </w:rPr>
-        <w:t>text</w:t>
-      </w:r>
-      <w:proofErr w:type="spellEnd"/>
-      <w:r>
-        <w:rPr>
-          <w:sz w:val="24"/>
-          <w:szCs w:val="24"/>
-        </w:rPr>
-        <w:t xml:space="preserve">“) -Statement genutzt. Dies ermöglicht es, Funktionen, bei denen ein bestimmtes, vom Programm nicht unterstütztes Ereignis erwartet wird, abzubrechen und das Problem zu benennen. Dieses Problem kann dann wie oben beschrieben mit </w:t>
-      </w:r>
-      <w:proofErr w:type="spellStart"/>
-      <w:r>
-        <w:rPr>
-          <w:sz w:val="24"/>
-          <w:szCs w:val="24"/>
-        </w:rPr>
-        <w:t>try</w:t>
-      </w:r>
-      <w:proofErr w:type="spellEnd"/>
-      <w:r>
-        <w:rPr>
-          <w:sz w:val="24"/>
-          <w:szCs w:val="24"/>
-        </w:rPr>
-        <w:t xml:space="preserve"> und </w:t>
-      </w:r>
-      <w:proofErr w:type="spellStart"/>
-      <w:r>
-        <w:rPr>
-          <w:sz w:val="24"/>
-          <w:szCs w:val="24"/>
-        </w:rPr>
-        <w:t>except</w:t>
-      </w:r>
-      <w:proofErr w:type="spellEnd"/>
-      <w:r>
-        <w:rPr>
-          <w:sz w:val="24"/>
-          <w:szCs w:val="24"/>
-        </w:rPr>
-        <w:t xml:space="preserve"> erfasst und ausgegeben werden.</w:t>
+        <w:t>Zusätzlich haben wir das raise Exception(„text“) -Statement genutzt. Dies ermöglicht es, Funktionen, bei denen ein bestimmtes, vom Programm nicht unterstütztes Ereignis erwartet wird, abzubrechen und das Problem zu benennen. Dieses Problem kann dann wie oben beschrieben mit try und except erfasst und ausgegeben werden.</w:t>
       </w:r>
       <w:r>
         <w:rPr>
@@ -15324,21 +14219,12 @@
         </w:rPr>
         <w:br/>
       </w:r>
-      <w:proofErr w:type="gramStart"/>
-      <w:r>
-        <w:rPr>
-          <w:sz w:val="24"/>
-          <w:szCs w:val="24"/>
-        </w:rPr>
-        <w:t>Sollten</w:t>
-      </w:r>
-      <w:proofErr w:type="gramEnd"/>
-      <w:r>
-        <w:rPr>
-          <w:sz w:val="24"/>
-          <w:szCs w:val="24"/>
-        </w:rPr>
-        <w:t xml:space="preserve"> all diese Methoden nicht ausreichen, können wir auf den Python-Debugger zurückgreifen. Die Debugger-Übersicht von Visual Studio Code ist hierbei sehr hilfreich. Sie ermöglicht es uns, neben den Zeilennummern einen Breakpunkt zu setzen. An diesem Punkt unterbricht das Programm die Ausführung und wichtige Daten wie relevante Variablen in der jeweiligen Zeile können in der Übersicht angezeigt werden.</w:t>
+      <w:r>
+        <w:rPr>
+          <w:sz w:val="24"/>
+          <w:szCs w:val="24"/>
+        </w:rPr>
+        <w:t>Sollten all diese Methoden nicht ausreichen, können wir auf den Python-Debugger zurückgreifen. Die Debugger-Übersicht von Visual Studio Code ist hierbei sehr hilfreich. Sie ermöglicht es uns, neben den Zeilennummern einen Breakpunkt zu setzen. An diesem Punkt unterbricht das Programm die Ausführung und wichtige Daten wie relevante Variablen in der jeweiligen Zeile können in der Übersicht angezeigt werden.</w:t>
       </w:r>
       <w:r>
         <w:rPr>
@@ -15402,7 +14288,7 @@
           <v:shape id="_x0000_i1025" type="#_x0000_t75" style="width:74.95pt;height:48.85pt" o:ole="">
             <v:imagedata r:id="rId30" o:title=""/>
           </v:shape>
-          <o:OLEObject Type="Embed" ProgID="Package" ShapeID="_x0000_i1025" DrawAspect="Icon" ObjectID="_1813826442" r:id="rId31"/>
+          <o:OLEObject Type="Embed" ProgID="Package" ShapeID="_x0000_i1025" DrawAspect="Icon" ObjectID="_1813827152" r:id="rId31"/>
         </w:object>
       </w:r>
     </w:p>
@@ -15433,6 +14319,9 @@
     <w:p>
       <w:pPr>
         <w:pStyle w:val="berschrift2"/>
+        <w:rPr>
+          <w:color w:val="auto"/>
+        </w:rPr>
       </w:pPr>
     </w:p>
     <w:p>
@@ -15469,30 +14358,7 @@
           <w:sz w:val="24"/>
           <w:szCs w:val="24"/>
         </w:rPr>
-        <w:t>Wie</w:t>
-      </w:r>
-      <w:r>
-        <w:rPr>
-          <w:sz w:val="24"/>
-          <w:szCs w:val="24"/>
-        </w:rPr>
-        <w:t xml:space="preserve"> im Kapitel Testen &amp; Debugging bereits beschrieben, sind im </w:t>
-      </w:r>
-      <w:proofErr w:type="spellStart"/>
-      <w:r>
-        <w:rPr>
-          <w:sz w:val="24"/>
-          <w:szCs w:val="24"/>
-        </w:rPr>
-        <w:t>laufe</w:t>
-      </w:r>
-      <w:proofErr w:type="spellEnd"/>
-      <w:r>
-        <w:rPr>
-          <w:sz w:val="24"/>
-          <w:szCs w:val="24"/>
-        </w:rPr>
-        <w:t xml:space="preserve"> des Projektes einige Bugs aufgetreten. Diese galt es für uns trotz engem Zeitplan so gut es geht zu beheben.</w:t>
+        <w:t>Wie im Kapitel Testen &amp; Debugging bereits beschrieben, sind im laufe des Projektes einige Bugs aufgetreten. Diese galt es für uns trotz engem Zeitplan so gut es geht zu beheben.</w:t>
       </w:r>
       <w:r>
         <w:rPr>
@@ -15654,23 +14520,7 @@
                 <w:sz w:val="24"/>
                 <w:szCs w:val="24"/>
               </w:rPr>
-              <w:t xml:space="preserve"> API von einer </w:t>
-            </w:r>
-            <w:proofErr w:type="spellStart"/>
-            <w:r>
-              <w:rPr>
-                <w:sz w:val="24"/>
-                <w:szCs w:val="24"/>
-              </w:rPr>
-              <w:t>OpenSource</w:t>
-            </w:r>
-            <w:proofErr w:type="spellEnd"/>
-            <w:r>
-              <w:rPr>
-                <w:sz w:val="24"/>
-                <w:szCs w:val="24"/>
-              </w:rPr>
-              <w:t xml:space="preserve"> Film Datenbank </w:t>
+              <w:t xml:space="preserve"> API von einer OpenSource Film Datenbank </w:t>
             </w:r>
             <w:r>
               <w:rPr>
@@ -15907,7 +14757,6 @@
               </w:rPr>
               <w:t xml:space="preserve">Die </w:t>
             </w:r>
-            <w:proofErr w:type="spellStart"/>
             <w:r>
               <w:rPr>
                 <w:sz w:val="24"/>
@@ -15915,7 +14764,6 @@
               </w:rPr>
               <w:t>User.</w:t>
             </w:r>
-            <w:proofErr w:type="gramStart"/>
             <w:r>
               <w:rPr>
                 <w:sz w:val="24"/>
@@ -15923,21 +14771,12 @@
               </w:rPr>
               <w:t>JSON</w:t>
             </w:r>
-            <w:proofErr w:type="spellEnd"/>
             <w:r>
               <w:rPr>
                 <w:sz w:val="24"/>
                 <w:szCs w:val="24"/>
               </w:rPr>
-              <w:t xml:space="preserve"> Datei</w:t>
-            </w:r>
-            <w:proofErr w:type="gramEnd"/>
-            <w:r>
-              <w:rPr>
-                <w:sz w:val="24"/>
-                <w:szCs w:val="24"/>
-              </w:rPr>
-              <w:t xml:space="preserve"> musste nach einer Registrierung neu geladen werden, sodass die Überprüfung bei der darauffolgenden Anmeldung auch den neuen User in </w:t>
+              <w:t xml:space="preserve"> Datei musste nach einer Registrierung neu geladen werden, sodass die Überprüfung bei der darauffolgenden Anmeldung auch den neuen User in </w:t>
             </w:r>
             <w:r>
               <w:rPr>
@@ -16322,39 +15161,7 @@
                 <w:sz w:val="24"/>
                 <w:szCs w:val="24"/>
               </w:rPr>
-              <w:t xml:space="preserve">Auch hier wird wieder überprüft, ob der gewünschte Name, welcher neu angelegt werden soll bereits </w:t>
-            </w:r>
-            <w:proofErr w:type="gramStart"/>
-            <w:r>
-              <w:rPr>
-                <w:sz w:val="24"/>
-                <w:szCs w:val="24"/>
-              </w:rPr>
-              <w:t xml:space="preserve">in der </w:t>
-            </w:r>
-            <w:proofErr w:type="spellStart"/>
-            <w:r>
-              <w:rPr>
-                <w:sz w:val="24"/>
-                <w:szCs w:val="24"/>
-              </w:rPr>
-              <w:t>User</w:t>
-            </w:r>
-            <w:proofErr w:type="gramEnd"/>
-            <w:r>
-              <w:rPr>
-                <w:sz w:val="24"/>
-                <w:szCs w:val="24"/>
-              </w:rPr>
-              <w:t>.json</w:t>
-            </w:r>
-            <w:proofErr w:type="spellEnd"/>
-            <w:r>
-              <w:rPr>
-                <w:sz w:val="24"/>
-                <w:szCs w:val="24"/>
-              </w:rPr>
-              <w:t xml:space="preserve"> Datei vorhanden ist. Ist der Name bereits angelegt, soll eine Fehlermeldung erscheinen.</w:t>
+              <w:t>Auch hier wird wieder überprüft, ob der gewünschte Name, welcher neu angelegt werden soll bereits in der User.json Datei vorhanden ist. Ist der Name bereits angelegt, soll eine Fehlermeldung erscheinen.</w:t>
             </w:r>
           </w:p>
         </w:tc>
@@ -16390,35 +15197,14 @@
                 <w:sz w:val="24"/>
                 <w:szCs w:val="24"/>
               </w:rPr>
-              <w:t xml:space="preserve"> ist, allerdings erscheint der Text als Fenstername und nicht innerhalb dessen</w:t>
-            </w:r>
-            <w:r>
-              <w:rPr>
-                <w:sz w:val="24"/>
-                <w:szCs w:val="24"/>
-              </w:rPr>
-              <w:t xml:space="preserve"> </w:t>
+              <w:t xml:space="preserve"> ist, allerdings erscheint der Text als Fenstername und nicht innerhalb dessen </w:t>
             </w:r>
             <w:r>
               <w:rPr>
                 <w:sz w:val="18"/>
                 <w:szCs w:val="18"/>
               </w:rPr>
-              <w:t xml:space="preserve">(siehe Bild </w:t>
-            </w:r>
-            <w:r>
-              <w:rPr>
-                <w:sz w:val="18"/>
-                <w:szCs w:val="18"/>
-              </w:rPr>
-              <w:t>19</w:t>
-            </w:r>
-            <w:r>
-              <w:rPr>
-                <w:sz w:val="18"/>
-                <w:szCs w:val="18"/>
-              </w:rPr>
-              <w:t>)</w:t>
+              <w:t>(siehe Bild 19)</w:t>
             </w:r>
           </w:p>
         </w:tc>
@@ -16459,25 +15245,7 @@
                 <w:sz w:val="24"/>
                 <w:szCs w:val="24"/>
               </w:rPr>
-              <w:t>Wir haben den Ausgabetext, welcher das Fenster anzeigen sollt, direkt in den Befehl der Fenstererstellung geschrieben. Dabei war uns zuerst nicht bewusst, dass sich diese auf den Titel der Meldung bezieht. Somit musste ein weiterer Befehl hinzugefügt werden, indem der Text innerhalb der Meldung erscheint. (</w:t>
-            </w:r>
-            <w:proofErr w:type="spellStart"/>
-            <w:proofErr w:type="gramStart"/>
-            <w:r>
-              <w:rPr>
-                <w:sz w:val="24"/>
-                <w:szCs w:val="24"/>
-              </w:rPr>
-              <w:t>messagebox.showinfo</w:t>
-            </w:r>
-            <w:proofErr w:type="spellEnd"/>
-            <w:proofErr w:type="gramEnd"/>
-            <w:r>
-              <w:rPr>
-                <w:sz w:val="24"/>
-                <w:szCs w:val="24"/>
-              </w:rPr>
-              <w:t>())</w:t>
+              <w:t>Wir haben den Ausgabetext, welcher das Fenster anzeigen sollt, direkt in den Befehl der Fenstererstellung geschrieben. Dabei war uns zuerst nicht bewusst, dass sich diese auf den Titel der Meldung bezieht. Somit musste ein weiterer Befehl hinzugefügt werden, indem der Text innerhalb der Meldung erscheint. (messagebox.showinfo())</w:t>
             </w:r>
           </w:p>
         </w:tc>
@@ -16708,15 +15476,7 @@
                 <w:szCs w:val="24"/>
                 <w:lang w:val="de-DE"/>
               </w:rPr>
-              <w:t xml:space="preserve"> Beschreibun</w:t>
-            </w:r>
-            <w:r>
-              <w:rPr>
-                <w:sz w:val="24"/>
-                <w:szCs w:val="24"/>
-                <w:lang w:val="de-DE"/>
-              </w:rPr>
-              <w:t>gen, diese haben wir nachträglich manuell in die J</w:t>
+              <w:t xml:space="preserve"> Beschreibungen, diese haben wir nachträglich manuell in die J</w:t>
             </w:r>
             <w:r>
               <w:rPr>
@@ -16804,7 +15564,6 @@
               </w:rPr>
               <w:t xml:space="preserve">Aus zeitlichen Gründen haben wir diesen Bug leider nicht mehr beheben können. Jedoch lag der Fokus auch eher auf den </w:t>
             </w:r>
-            <w:proofErr w:type="gramStart"/>
             <w:r>
               <w:rPr>
                 <w:sz w:val="24"/>
@@ -16817,15 +15576,7 @@
                 <w:sz w:val="24"/>
                 <w:szCs w:val="24"/>
               </w:rPr>
-              <w:t>nderen</w:t>
-            </w:r>
-            <w:proofErr w:type="gramEnd"/>
-            <w:r>
-              <w:rPr>
-                <w:sz w:val="24"/>
-                <w:szCs w:val="24"/>
-              </w:rPr>
-              <w:t xml:space="preserve">, da wir den Fehler als nicht schlimm </w:t>
+              <w:t xml:space="preserve">nderen, da wir den Fehler als nicht schlimm </w:t>
             </w:r>
             <w:r>
               <w:rPr>
@@ -16934,14 +15685,7 @@
           <w:sz w:val="24"/>
           <w:szCs w:val="24"/>
         </w:rPr>
-        <w:t xml:space="preserve"> Bugs:</w:t>
-      </w:r>
-      <w:r>
-        <w:rPr>
-          <w:sz w:val="24"/>
-          <w:szCs w:val="24"/>
-        </w:rPr>
-        <w:t xml:space="preserve"> </w:t>
+        <w:t xml:space="preserve"> Bugs: </w:t>
       </w:r>
     </w:p>
     <w:p>
@@ -17613,14 +16357,7 @@
           <w:sz w:val="24"/>
           <w:szCs w:val="24"/>
         </w:rPr>
-        <w:t>je nach Länge des Textes sich automatisch anpasst und somit variiert.</w:t>
-      </w:r>
-      <w:r>
-        <w:rPr>
-          <w:sz w:val="24"/>
-          <w:szCs w:val="24"/>
-        </w:rPr>
-        <w:t xml:space="preserve"> Dies verdeutlichen wir mit einem </w:t>
+        <w:t xml:space="preserve">je nach Länge des Textes sich automatisch anpasst und somit variiert. Dies verdeutlichen wir mit einem </w:t>
       </w:r>
       <w:r>
         <w:rPr>
@@ -18426,30 +17163,7 @@
           <w:sz w:val="24"/>
           <w:szCs w:val="24"/>
         </w:rPr>
-        <w:t xml:space="preserve"> wir es plattformübergreifend zur Verfügung stellen können. Das</w:t>
-      </w:r>
-      <w:r>
-        <w:rPr>
-          <w:sz w:val="24"/>
-          <w:szCs w:val="24"/>
-        </w:rPr>
-        <w:t xml:space="preserve"> bedeutet, dass dem Benutzer nicht nur Filmempfehlungen von einem bestimmten Streamingdienst angezeigt werden, sondern von vielen verschiedenen. Dabei soll </w:t>
-      </w:r>
-      <w:proofErr w:type="gramStart"/>
-      <w:r>
-        <w:rPr>
-          <w:sz w:val="24"/>
-          <w:szCs w:val="24"/>
-        </w:rPr>
-        <w:t>natürlich auch</w:t>
-      </w:r>
-      <w:proofErr w:type="gramEnd"/>
-      <w:r>
-        <w:rPr>
-          <w:sz w:val="24"/>
-          <w:szCs w:val="24"/>
-        </w:rPr>
-        <w:t xml:space="preserve"> deutlich </w:t>
+        <w:t xml:space="preserve"> wir es plattformübergreifend zur Verfügung stellen können. Das bedeutet, dass dem Benutzer nicht nur Filmempfehlungen von einem bestimmten Streamingdienst angezeigt werden, sondern von vielen verschiedenen. Dabei soll natürlich auch deutlich </w:t>
       </w:r>
       <w:r>
         <w:rPr>
@@ -18478,23 +17192,7 @@
           <w:sz w:val="24"/>
           <w:szCs w:val="24"/>
         </w:rPr>
-        <w:t xml:space="preserve">Für zukünftige, größere Nutzerdatenbanken planen wir den Einsatz von </w:t>
-      </w:r>
-      <w:proofErr w:type="spellStart"/>
-      <w:r>
-        <w:rPr>
-          <w:sz w:val="24"/>
-          <w:szCs w:val="24"/>
-        </w:rPr>
-        <w:t>Machine</w:t>
-      </w:r>
-      <w:proofErr w:type="spellEnd"/>
-      <w:r>
-        <w:rPr>
-          <w:sz w:val="24"/>
-          <w:szCs w:val="24"/>
-        </w:rPr>
-        <w:t xml:space="preserve"> Learning (ML). Diese Technologie könnten uns dabei helfen, Informationen effizienter und schneller zu verarbeiten. Zum jetzigen Zeitpunkt wäre der Aufwand für die Implementierung von ML – einschließlich zusätzlicher Treiber, Software und Bibliotheken – jedoch unverhältnismäßig hoch und würde sich angesichts unserer aktuellen Datenbankgröße nicht lohnen.</w:t>
+        <w:t>Für zukünftige, größere Nutzerdatenbanken planen wir den Einsatz von Machine Learning (ML). Diese Technologie könnten uns dabei helfen, Informationen effizienter und schneller zu verarbeiten. Zum jetzigen Zeitpunkt wäre der Aufwand für die Implementierung von ML – einschließlich zusätzlicher Treiber, Software und Bibliotheken – jedoch unverhältnismäßig hoch und würde sich angesichts unserer aktuellen Datenbankgröße nicht lohnen.</w:t>
       </w:r>
     </w:p>
     <w:p>
@@ -18565,30 +17263,7 @@
           <w:sz w:val="24"/>
           <w:szCs w:val="24"/>
         </w:rPr>
-        <w:t xml:space="preserve">Im Rahmen unseres Projektes ist es uns gelungen ein intelligentes Filme-Empfehlungssystem zu entwickeln. Mithilfe der Präferenzeingabe des Nutzers und der kollaborativen und der </w:t>
-      </w:r>
-      <w:proofErr w:type="spellStart"/>
-      <w:r>
-        <w:rPr>
-          <w:sz w:val="24"/>
-          <w:szCs w:val="24"/>
-        </w:rPr>
-        <w:t>content</w:t>
-      </w:r>
-      <w:proofErr w:type="spellEnd"/>
-      <w:r>
-        <w:rPr>
-          <w:sz w:val="24"/>
-          <w:szCs w:val="24"/>
-        </w:rPr>
-        <w:t>-basierten Datenfilterung konnten wir eine personalisierte Empfehlung aus unserer Filmdatenbank treffen. Die Implementierung unserer Applikation erfolgte in Python unter Verwendung der MVC-Architektur. Trotz dem Einhalten dieser Struktur wurde der Programmcode recht komplex. In der abschließenden Testphase gelang es uns durch die Auswertung von Feedbackbögen, die Nutzererfahrung zu verbessern und das Empfehlungssystem zu optimieren.  Wir als junge Entwickler konnten unsere Kenntnisse in der Programmiersprache Python vertiefen und uns grundlegendes Wissen zu verschiedenen Filterungsmethoden aneignen. Uns wurden die Vorzüge der Verwendung einer geeigneten Programm Architektur deutlich.</w:t>
-      </w:r>
-      <w:r>
-        <w:rPr>
-          <w:sz w:val="24"/>
-          <w:szCs w:val="24"/>
-        </w:rPr>
-        <w:t xml:space="preserve"> </w:t>
+        <w:t xml:space="preserve">Im Rahmen unseres Projektes ist es uns gelungen ein intelligentes Filme-Empfehlungssystem zu entwickeln. Mithilfe der Präferenzeingabe des Nutzers und der kollaborativen und der content-basierten Datenfilterung konnten wir eine personalisierte Empfehlung aus unserer Filmdatenbank treffen. Die Implementierung unserer Applikation erfolgte in Python unter Verwendung der MVC-Architektur. Trotz dem Einhalten dieser Struktur wurde der Programmcode recht komplex. In der abschließenden Testphase gelang es uns durch die Auswertung von Feedbackbögen, die Nutzererfahrung zu verbessern und das Empfehlungssystem zu optimieren.  Wir als junge Entwickler konnten unsere Kenntnisse in der Programmiersprache Python vertiefen und uns grundlegendes Wissen zu verschiedenen Filterungsmethoden aneignen. Uns wurden die Vorzüge der Verwendung einer geeigneten Programm Architektur deutlich. </w:t>
       </w:r>
     </w:p>
     <w:p>
@@ -18611,45 +17286,22 @@
           <w:szCs w:val="24"/>
         </w:rPr>
         <w:br/>
-        <w:t xml:space="preserve">Dadurch dass wir die Aufgaben in Themengebiete unterteilt und jeweils einen Verantwortlichen für deren Koordination bestimmt haben, hatten wir meist eine gute Übersicht welche Aufgaben noch ausstanden. Auch der professionelle Umgang mit </w:t>
-      </w:r>
-      <w:proofErr w:type="spellStart"/>
-      <w:r>
-        <w:rPr>
-          <w:sz w:val="24"/>
-          <w:szCs w:val="24"/>
-        </w:rPr>
-        <w:t>Github</w:t>
-      </w:r>
-      <w:proofErr w:type="spellEnd"/>
-      <w:r>
-        <w:rPr>
-          <w:sz w:val="24"/>
-          <w:szCs w:val="24"/>
-        </w:rPr>
-        <w:t xml:space="preserve"> erleichterte uns die Koordination der Aufgaben und das parallele Arbeiten innerhalb der Entwicklungsphase. </w:t>
-      </w:r>
-    </w:p>
-    <w:p>
-      <w:pPr>
-        <w:rPr>
-          <w:sz w:val="24"/>
-          <w:szCs w:val="24"/>
-        </w:rPr>
-      </w:pPr>
-      <w:r>
-        <w:rPr>
-          <w:sz w:val="24"/>
-          <w:szCs w:val="24"/>
-        </w:rPr>
-        <w:t xml:space="preserve">Dennoch gibt es auch Punkte, die wir beim nächsten Projekt besser machen wollen. Zum einen war der Zeitplan am Ende eng, weshalb wir auch bis in den späten Abend am Projekt arbeiten mussten. </w:t>
-      </w:r>
-      <w:r>
-        <w:rPr>
-          <w:sz w:val="24"/>
-          <w:szCs w:val="24"/>
-        </w:rPr>
-        <w:t>Allerdings hätten wir als Gruppe den Fokus von unserem C++Projekt auf das Python Projekt legen sollen.</w:t>
+        <w:t xml:space="preserve">Dadurch dass wir die Aufgaben in Themengebiete unterteilt und jeweils einen Verantwortlichen für deren Koordination bestimmt haben, hatten wir meist eine gute Übersicht welche Aufgaben noch ausstanden. Auch der professionelle Umgang mit Github erleichterte uns die Koordination der Aufgaben und das parallele Arbeiten innerhalb der Entwicklungsphase. </w:t>
+      </w:r>
+    </w:p>
+    <w:p>
+      <w:pPr>
+        <w:rPr>
+          <w:sz w:val="24"/>
+          <w:szCs w:val="24"/>
+        </w:rPr>
+      </w:pPr>
+      <w:r>
+        <w:rPr>
+          <w:sz w:val="24"/>
+          <w:szCs w:val="24"/>
+        </w:rPr>
+        <w:t>Dennoch gibt es auch Punkte, die wir beim nächsten Projekt besser machen wollen. Zum einen war der Zeitplan am Ende eng, weshalb wir auch bis in den späten Abend am Projekt arbeiten mussten. Allerdings hätten wir als Gruppe den Fokus von unserem C++Projekt auf das Python Projekt legen sollen.</w:t>
       </w:r>
       <w:r>
         <w:rPr>
@@ -19801,7 +18453,6 @@
           <w:lang w:val="en-US"/>
         </w:rPr>
       </w:pPr>
-      <w:proofErr w:type="spellStart"/>
       <w:r>
         <w:rPr>
           <w:rFonts w:ascii="Arial" w:hAnsi="Arial" w:cs="Arial"/>
@@ -19813,37 +18464,8 @@
           <w:szCs w:val="24"/>
           <w:lang w:val="en-US"/>
         </w:rPr>
-        <w:t>Bewertungsbogen</w:t>
-      </w:r>
-      <w:proofErr w:type="spellEnd"/>
-      <w:r>
-        <w:rPr>
-          <w:rFonts w:ascii="Arial" w:hAnsi="Arial" w:cs="Arial"/>
-          <w:b/>
-          <w:bCs/>
-          <w:i/>
-          <w:iCs/>
-          <w:sz w:val="24"/>
-          <w:szCs w:val="24"/>
-          <w:lang w:val="en-US"/>
-        </w:rPr>
-        <w:t xml:space="preserve"> für </w:t>
-      </w:r>
-      <w:proofErr w:type="spellStart"/>
-      <w:r>
-        <w:rPr>
-          <w:rFonts w:ascii="Arial" w:hAnsi="Arial" w:cs="Arial"/>
-          <w:b/>
-          <w:bCs/>
-          <w:i/>
-          <w:iCs/>
-          <w:sz w:val="24"/>
-          <w:szCs w:val="24"/>
-          <w:lang w:val="en-US"/>
-        </w:rPr>
-        <w:t>Empfehlungssystem</w:t>
-      </w:r>
-      <w:proofErr w:type="spellEnd"/>
+        <w:t>Bewertungsbogen für Empfehlungssystem</w:t>
+      </w:r>
     </w:p>
     <w:p>
       <w:pPr>
@@ -20026,13 +18648,8 @@
             <w:pPr>
               <w:pStyle w:val="Textkrper"/>
             </w:pPr>
-            <w:proofErr w:type="spellStart"/>
-            <w:r>
-              <w:t>Bewertungszeitraum</w:t>
-            </w:r>
-            <w:proofErr w:type="spellEnd"/>
-            <w:r>
-              <w:t>: __________________</w:t>
+            <w:r>
+              <w:t>Bewertungszeitraum: __________________</w:t>
             </w:r>
           </w:p>
         </w:tc>
@@ -20190,18 +18807,8 @@
                 <w:sz w:val="16"/>
                 <w:szCs w:val="16"/>
               </w:rPr>
-              <w:t xml:space="preserve">(5) = </w:t>
-            </w:r>
-            <w:proofErr w:type="spellStart"/>
-            <w:r>
-              <w:rPr>
-                <w:b w:val="0"/>
-                <w:sz w:val="16"/>
-                <w:szCs w:val="16"/>
-              </w:rPr>
-              <w:t>ausgezeichnet</w:t>
-            </w:r>
-            <w:proofErr w:type="spellEnd"/>
+              <w:t>(5) = ausgezeichnet</w:t>
+            </w:r>
           </w:p>
         </w:tc>
         <w:tc>
@@ -20224,36 +18831,8 @@
                 <w:sz w:val="16"/>
                 <w:szCs w:val="16"/>
               </w:rPr>
-              <w:t xml:space="preserve">(4) = </w:t>
-            </w:r>
-            <w:proofErr w:type="spellStart"/>
-            <w:r>
-              <w:rPr>
-                <w:b w:val="0"/>
-                <w:sz w:val="16"/>
-                <w:szCs w:val="16"/>
-              </w:rPr>
-              <w:t>zufrieden</w:t>
-            </w:r>
-            <w:proofErr w:type="spellEnd"/>
-            <w:r>
-              <w:rPr>
-                <w:b w:val="0"/>
-                <w:sz w:val="16"/>
-                <w:szCs w:val="16"/>
-              </w:rPr>
-              <w:t xml:space="preserve"> </w:t>
-            </w:r>
-            <w:proofErr w:type="spellStart"/>
-            <w:r>
-              <w:rPr>
-                <w:b w:val="0"/>
-                <w:sz w:val="16"/>
-                <w:szCs w:val="16"/>
-              </w:rPr>
-              <w:t>stellend</w:t>
-            </w:r>
-            <w:proofErr w:type="spellEnd"/>
+              <w:t>(4) = zufrieden stellend</w:t>
+            </w:r>
           </w:p>
         </w:tc>
         <w:tc>
@@ -20300,18 +18879,8 @@
                 <w:sz w:val="16"/>
                 <w:szCs w:val="16"/>
               </w:rPr>
-              <w:t xml:space="preserve">teils </w:t>
-            </w:r>
-            <w:proofErr w:type="spellStart"/>
-            <w:r>
-              <w:rPr>
-                <w:b w:val="0"/>
-                <w:sz w:val="16"/>
-                <w:szCs w:val="16"/>
-              </w:rPr>
-              <w:t>teils</w:t>
-            </w:r>
-            <w:proofErr w:type="spellEnd"/>
+              <w:t>teils teils</w:t>
+            </w:r>
           </w:p>
         </w:tc>
         <w:tc>
@@ -20348,53 +18917,8 @@
                 <w:szCs w:val="16"/>
               </w:rPr>
               <w:br/>
-            </w:r>
-            <w:proofErr w:type="spellStart"/>
-            <w:r>
-              <w:rPr>
-                <w:b w:val="0"/>
-                <w:sz w:val="16"/>
-                <w:szCs w:val="16"/>
-              </w:rPr>
-              <w:t>weniger</w:t>
-            </w:r>
-            <w:proofErr w:type="spellEnd"/>
-            <w:r>
-              <w:rPr>
-                <w:b w:val="0"/>
-                <w:sz w:val="16"/>
-                <w:szCs w:val="16"/>
-              </w:rPr>
-              <w:t xml:space="preserve"> </w:t>
-            </w:r>
-            <w:proofErr w:type="spellStart"/>
-            <w:r>
-              <w:rPr>
-                <w:b w:val="0"/>
-                <w:sz w:val="16"/>
-                <w:szCs w:val="16"/>
-              </w:rPr>
-              <w:t>zufrieden</w:t>
-            </w:r>
-            <w:proofErr w:type="spellEnd"/>
-            <w:r>
-              <w:rPr>
-                <w:b w:val="0"/>
-                <w:sz w:val="16"/>
-                <w:szCs w:val="16"/>
-              </w:rPr>
-              <w:t xml:space="preserve"> </w:t>
-            </w:r>
-            <w:proofErr w:type="spellStart"/>
-            <w:r>
-              <w:rPr>
-                <w:b w:val="0"/>
-                <w:sz w:val="16"/>
-                <w:szCs w:val="16"/>
-              </w:rPr>
-              <w:t>stellend</w:t>
-            </w:r>
-            <w:proofErr w:type="spellEnd"/>
+              <w:t>weniger zufrieden stellend</w:t>
+            </w:r>
           </w:p>
         </w:tc>
         <w:tc>
@@ -20432,53 +18956,8 @@
                 <w:szCs w:val="16"/>
               </w:rPr>
               <w:br/>
-            </w:r>
-            <w:proofErr w:type="spellStart"/>
-            <w:r>
-              <w:rPr>
-                <w:b w:val="0"/>
-                <w:sz w:val="16"/>
-                <w:szCs w:val="16"/>
-              </w:rPr>
-              <w:t>nicht</w:t>
-            </w:r>
-            <w:proofErr w:type="spellEnd"/>
-            <w:r>
-              <w:rPr>
-                <w:b w:val="0"/>
-                <w:sz w:val="16"/>
-                <w:szCs w:val="16"/>
-              </w:rPr>
-              <w:t xml:space="preserve"> </w:t>
-            </w:r>
-            <w:proofErr w:type="spellStart"/>
-            <w:r>
-              <w:rPr>
-                <w:b w:val="0"/>
-                <w:sz w:val="16"/>
-                <w:szCs w:val="16"/>
-              </w:rPr>
-              <w:t>zufrieden</w:t>
-            </w:r>
-            <w:proofErr w:type="spellEnd"/>
-            <w:r>
-              <w:rPr>
-                <w:b w:val="0"/>
-                <w:sz w:val="16"/>
-                <w:szCs w:val="16"/>
-              </w:rPr>
-              <w:t xml:space="preserve"> </w:t>
-            </w:r>
-            <w:proofErr w:type="spellStart"/>
-            <w:r>
-              <w:rPr>
-                <w:b w:val="0"/>
-                <w:sz w:val="16"/>
-                <w:szCs w:val="16"/>
-              </w:rPr>
-              <w:t>stellend</w:t>
-            </w:r>
-            <w:proofErr w:type="spellEnd"/>
+              <w:t>nicht zufrieden stellend</w:t>
+            </w:r>
           </w:p>
         </w:tc>
       </w:tr>
@@ -20502,34 +18981,14 @@
                 <w:szCs w:val="20"/>
               </w:rPr>
             </w:pPr>
-            <w:proofErr w:type="spellStart"/>
             <w:r>
               <w:rPr>
                 <w:b w:val="0"/>
                 <w:sz w:val="20"/>
                 <w:szCs w:val="20"/>
               </w:rPr>
-              <w:t>Übersichtlichkeit</w:t>
-            </w:r>
-            <w:proofErr w:type="spellEnd"/>
-            <w:r>
-              <w:rPr>
-                <w:b w:val="0"/>
-                <w:sz w:val="20"/>
-                <w:szCs w:val="20"/>
-              </w:rPr>
-              <w:t xml:space="preserve"> / </w:t>
-            </w:r>
-            <w:proofErr w:type="spellStart"/>
-            <w:r>
-              <w:rPr>
-                <w:b w:val="0"/>
-                <w:sz w:val="20"/>
-                <w:szCs w:val="20"/>
-              </w:rPr>
-              <w:t>Darstellung</w:t>
-            </w:r>
-            <w:proofErr w:type="spellEnd"/>
+              <w:t>Übersichtlichkeit / Darstellung</w:t>
+            </w:r>
           </w:p>
           <w:p>
             <w:pPr>
@@ -20831,34 +19290,14 @@
                 <w:szCs w:val="20"/>
               </w:rPr>
             </w:pPr>
-            <w:proofErr w:type="spellStart"/>
             <w:r>
               <w:rPr>
                 <w:b w:val="0"/>
                 <w:sz w:val="20"/>
                 <w:szCs w:val="20"/>
               </w:rPr>
-              <w:t>Leicht</w:t>
-            </w:r>
-            <w:proofErr w:type="spellEnd"/>
-            <w:r>
-              <w:rPr>
-                <w:b w:val="0"/>
-                <w:sz w:val="20"/>
-                <w:szCs w:val="20"/>
-              </w:rPr>
-              <w:t xml:space="preserve"> in der </w:t>
-            </w:r>
-            <w:proofErr w:type="spellStart"/>
-            <w:r>
-              <w:rPr>
-                <w:b w:val="0"/>
-                <w:sz w:val="20"/>
-                <w:szCs w:val="20"/>
-              </w:rPr>
-              <w:t>Anwendung</w:t>
-            </w:r>
-            <w:proofErr w:type="spellEnd"/>
+              <w:t>Leicht in der Anwendung</w:t>
+            </w:r>
           </w:p>
           <w:p>
             <w:pPr>
@@ -21234,14 +19673,7 @@
                 <w:sz w:val="16"/>
                 <w:szCs w:val="16"/>
               </w:rPr>
-              <w:t xml:space="preserve">(4) = </w:t>
-            </w:r>
-            <w:r>
-              <w:rPr>
-                <w:sz w:val="16"/>
-                <w:szCs w:val="16"/>
-              </w:rPr>
-              <w:t>weniger relevant</w:t>
+              <w:t>(4) = weniger relevant</w:t>
             </w:r>
           </w:p>
         </w:tc>
@@ -21281,17 +19713,8 @@
                 <w:sz w:val="16"/>
                 <w:szCs w:val="16"/>
               </w:rPr>
-              <w:t xml:space="preserve">teils </w:t>
-            </w:r>
-            <w:proofErr w:type="spellStart"/>
-            <w:r>
-              <w:rPr>
-                <w:sz w:val="16"/>
-                <w:szCs w:val="16"/>
-              </w:rPr>
-              <w:t>teils</w:t>
-            </w:r>
-            <w:proofErr w:type="spellEnd"/>
+              <w:t>teils teils</w:t>
+            </w:r>
           </w:p>
         </w:tc>
         <w:tc>
@@ -21818,14 +20241,7 @@
                 <w:sz w:val="16"/>
                 <w:szCs w:val="16"/>
               </w:rPr>
-              <w:t xml:space="preserve">(4) </w:t>
-            </w:r>
-            <w:r>
-              <w:rPr>
-                <w:sz w:val="16"/>
-                <w:szCs w:val="16"/>
-              </w:rPr>
-              <w:t>= oft</w:t>
+              <w:t>(4) = oft</w:t>
             </w:r>
           </w:p>
         </w:tc>
@@ -21867,18 +20283,8 @@
                 <w:sz w:val="16"/>
                 <w:szCs w:val="16"/>
               </w:rPr>
-              <w:t xml:space="preserve">teils </w:t>
-            </w:r>
-            <w:proofErr w:type="spellStart"/>
-            <w:r>
-              <w:rPr>
-                <w:bCs/>
-                <w:sz w:val="16"/>
-                <w:szCs w:val="16"/>
-              </w:rPr>
-              <w:t>teils</w:t>
-            </w:r>
-            <w:proofErr w:type="spellEnd"/>
+              <w:t>teils teils</w:t>
+            </w:r>
           </w:p>
         </w:tc>
         <w:tc>
@@ -23426,10 +21832,13 @@
           <w:u w:val="single"/>
           <w:lang w:val="de-DE"/>
         </w:rPr>
-        <w:t xml:space="preserve">Registrierung funktioniert nicht, </w:t>
-      </w:r>
-      <w:proofErr w:type="spellStart"/>
-      <w:r>
+        <w:t>Registrierung funktioniert nicht, userID muss händisch angepasst werden, sonst wird das danach</w:t>
+      </w:r>
+    </w:p>
+    <w:p>
+      <w:pPr>
+        <w:pStyle w:val="FieldText"/>
+        <w:jc w:val="both"/>
         <w:rPr>
           <w:b w:val="0"/>
           <w:bCs/>
@@ -23438,10 +21847,12 @@
           <w:u w:val="single"/>
           <w:lang w:val="de-DE"/>
         </w:rPr>
-        <w:t>userID</w:t>
-      </w:r>
-      <w:proofErr w:type="spellEnd"/>
-      <w:r>
+      </w:pPr>
+    </w:p>
+    <w:p>
+      <w:pPr>
+        <w:pStyle w:val="FieldText"/>
+        <w:jc w:val="both"/>
         <w:rPr>
           <w:b w:val="0"/>
           <w:bCs/>
@@ -23450,13 +21861,8 @@
           <w:u w:val="single"/>
           <w:lang w:val="de-DE"/>
         </w:rPr>
-        <w:t xml:space="preserve"> muss händisch angepasst werden, sonst wird das danach</w:t>
-      </w:r>
-    </w:p>
-    <w:p>
-      <w:pPr>
-        <w:pStyle w:val="FieldText"/>
-        <w:jc w:val="both"/>
+      </w:pPr>
+      <w:r>
         <w:rPr>
           <w:b w:val="0"/>
           <w:bCs/>
@@ -23465,7 +21871,8 @@
           <w:u w:val="single"/>
           <w:lang w:val="de-DE"/>
         </w:rPr>
-      </w:pPr>
+        <w:t>nicht mehr als Login akzeptiert. Mehrfache gleiche User Registrierung? Prüfung ob User bereits</w:t>
+      </w:r>
     </w:p>
     <w:p>
       <w:pPr>
@@ -23480,7 +21887,11 @@
           <w:lang w:val="de-DE"/>
         </w:rPr>
       </w:pPr>
-      <w:r>
+    </w:p>
+    <w:p>
+      <w:pPr>
+        <w:pStyle w:val="FieldText"/>
+        <w:jc w:val="both"/>
         <w:rPr>
           <w:b w:val="0"/>
           <w:bCs/>
@@ -23489,13 +21900,8 @@
           <w:u w:val="single"/>
           <w:lang w:val="de-DE"/>
         </w:rPr>
-        <w:t>nicht mehr als Login akzeptiert. Mehrfache gleiche User Registrierung? Prüfung ob User bereits</w:t>
-      </w:r>
-    </w:p>
-    <w:p>
-      <w:pPr>
-        <w:pStyle w:val="FieldText"/>
-        <w:jc w:val="both"/>
+      </w:pPr>
+      <w:r>
         <w:rPr>
           <w:b w:val="0"/>
           <w:bCs/>
@@ -23504,7 +21910,8 @@
           <w:u w:val="single"/>
           <w:lang w:val="de-DE"/>
         </w:rPr>
-      </w:pPr>
+        <w:t>vorhanden? Gleicher Film kann mehrfach auf die Favoritenliste hinzugefügt werden</w:t>
+      </w:r>
     </w:p>
     <w:p>
       <w:pPr>
@@ -23519,7 +21926,11 @@
           <w:lang w:val="de-DE"/>
         </w:rPr>
       </w:pPr>
-      <w:r>
+    </w:p>
+    <w:p>
+      <w:pPr>
+        <w:pStyle w:val="FieldText"/>
+        <w:jc w:val="both"/>
         <w:rPr>
           <w:b w:val="0"/>
           <w:bCs/>
@@ -23528,13 +21939,8 @@
           <w:u w:val="single"/>
           <w:lang w:val="de-DE"/>
         </w:rPr>
-        <w:t>vorhanden? Gleicher Film kann mehrfach auf die Favoritenliste hinzugefügt werden</w:t>
-      </w:r>
-    </w:p>
-    <w:p>
-      <w:pPr>
-        <w:pStyle w:val="FieldText"/>
-        <w:jc w:val="both"/>
+      </w:pPr>
+      <w:r>
         <w:rPr>
           <w:b w:val="0"/>
           <w:bCs/>
@@ -23543,12 +21949,71 @@
           <w:u w:val="single"/>
           <w:lang w:val="de-DE"/>
         </w:rPr>
-      </w:pPr>
+        <w:t>Doppelte Filme wie z.B. Lilo &amp; Stitch. Fenster wird öfters mal verschoben bzw. Größe geändert.</w:t>
+      </w:r>
     </w:p>
     <w:p>
       <w:pPr>
         <w:pStyle w:val="FieldText"/>
         <w:jc w:val="both"/>
+        <w:rPr>
+          <w:b w:val="0"/>
+          <w:bCs/>
+          <w:sz w:val="20"/>
+          <w:szCs w:val="20"/>
+          <w:lang w:val="de-DE"/>
+        </w:rPr>
+      </w:pPr>
+    </w:p>
+    <w:p>
+      <w:pPr>
+        <w:pStyle w:val="FieldText"/>
+        <w:rPr>
+          <w:b w:val="0"/>
+          <w:bCs/>
+          <w:sz w:val="20"/>
+          <w:szCs w:val="20"/>
+          <w:lang w:val="de-DE"/>
+        </w:rPr>
+      </w:pPr>
+    </w:p>
+    <w:p>
+      <w:pPr>
+        <w:pStyle w:val="FieldText"/>
+        <w:rPr>
+          <w:b w:val="0"/>
+          <w:bCs/>
+          <w:sz w:val="20"/>
+          <w:szCs w:val="20"/>
+          <w:lang w:val="de-DE"/>
+        </w:rPr>
+      </w:pPr>
+      <w:r>
+        <w:rPr>
+          <w:b w:val="0"/>
+          <w:bCs/>
+          <w:sz w:val="20"/>
+          <w:szCs w:val="20"/>
+          <w:lang w:val="de-DE"/>
+        </w:rPr>
+        <w:t>Welche Funktionen oder Verbesserungen würdest du dir für das Empfehlungssystem wünschen?</w:t>
+      </w:r>
+    </w:p>
+    <w:p>
+      <w:pPr>
+        <w:pStyle w:val="FieldText"/>
+        <w:rPr>
+          <w:b w:val="0"/>
+          <w:bCs/>
+          <w:sz w:val="20"/>
+          <w:szCs w:val="20"/>
+          <w:lang w:val="de-DE"/>
+        </w:rPr>
+      </w:pPr>
+    </w:p>
+    <w:p>
+      <w:pPr>
+        <w:pStyle w:val="FieldText"/>
         <w:rPr>
           <w:b w:val="0"/>
           <w:bCs/>
@@ -23567,67 +22032,8 @@
           <w:u w:val="single"/>
           <w:lang w:val="de-DE"/>
         </w:rPr>
-        <w:t>Doppelte Filme wie z.B. Lilo &amp; Stitch. Fenster wird öfters mal verschoben bzw. Größe geändert.</w:t>
-      </w:r>
-    </w:p>
-    <w:p>
-      <w:pPr>
-        <w:pStyle w:val="FieldText"/>
-        <w:jc w:val="both"/>
-        <w:rPr>
-          <w:b w:val="0"/>
-          <w:bCs/>
-          <w:sz w:val="20"/>
-          <w:szCs w:val="20"/>
-          <w:lang w:val="de-DE"/>
-        </w:rPr>
-      </w:pPr>
-    </w:p>
-    <w:p>
-      <w:pPr>
-        <w:pStyle w:val="FieldText"/>
-        <w:rPr>
-          <w:b w:val="0"/>
-          <w:bCs/>
-          <w:sz w:val="20"/>
-          <w:szCs w:val="20"/>
-          <w:lang w:val="de-DE"/>
-        </w:rPr>
-      </w:pPr>
-    </w:p>
-    <w:p>
-      <w:pPr>
-        <w:pStyle w:val="FieldText"/>
-        <w:rPr>
-          <w:b w:val="0"/>
-          <w:bCs/>
-          <w:sz w:val="20"/>
-          <w:szCs w:val="20"/>
-          <w:lang w:val="de-DE"/>
-        </w:rPr>
-      </w:pPr>
-      <w:r>
-        <w:rPr>
-          <w:b w:val="0"/>
-          <w:bCs/>
-          <w:sz w:val="20"/>
-          <w:szCs w:val="20"/>
-          <w:lang w:val="de-DE"/>
-        </w:rPr>
-        <w:t>Welche Funktionen oder Verbesserungen würdest du dir für das Empfehlungssystem wünschen?</w:t>
-      </w:r>
-    </w:p>
-    <w:p>
-      <w:pPr>
-        <w:pStyle w:val="FieldText"/>
-        <w:rPr>
-          <w:b w:val="0"/>
-          <w:bCs/>
-          <w:sz w:val="20"/>
-          <w:szCs w:val="20"/>
-          <w:lang w:val="de-DE"/>
-        </w:rPr>
-      </w:pPr>
+        <w:t xml:space="preserve">Fehler beheben, größere Filmauswahl, Merkliste aktivieren, oder entfernen. </w:t>
+      </w:r>
     </w:p>
     <w:p>
       <w:pPr>
@@ -23641,7 +22047,10 @@
           <w:lang w:val="de-DE"/>
         </w:rPr>
       </w:pPr>
-      <w:r>
+    </w:p>
+    <w:p>
+      <w:pPr>
+        <w:pStyle w:val="FieldText"/>
         <w:rPr>
           <w:b w:val="0"/>
           <w:bCs/>
@@ -23650,12 +22059,8 @@
           <w:u w:val="single"/>
           <w:lang w:val="de-DE"/>
         </w:rPr>
-        <w:t xml:space="preserve">Fehler beheben, größere Filmauswahl, Merkliste aktivieren, oder entfernen. </w:t>
-      </w:r>
-    </w:p>
-    <w:p>
-      <w:pPr>
-        <w:pStyle w:val="FieldText"/>
+      </w:pPr>
+      <w:r>
         <w:rPr>
           <w:b w:val="0"/>
           <w:bCs/>
@@ -23664,7 +22069,8 @@
           <w:u w:val="single"/>
           <w:lang w:val="de-DE"/>
         </w:rPr>
-      </w:pPr>
+        <w:t xml:space="preserve">Login bzw. Registrierungsmaske mit Infotext was falsch war oder gemacht werden muss. Buttons </w:t>
+      </w:r>
     </w:p>
     <w:p>
       <w:pPr>
@@ -23678,7 +22084,10 @@
           <w:lang w:val="de-DE"/>
         </w:rPr>
       </w:pPr>
-      <w:r>
+    </w:p>
+    <w:p>
+      <w:pPr>
+        <w:pStyle w:val="FieldText"/>
         <w:rPr>
           <w:b w:val="0"/>
           <w:bCs/>
@@ -23687,12 +22096,8 @@
           <w:u w:val="single"/>
           <w:lang w:val="de-DE"/>
         </w:rPr>
-        <w:t xml:space="preserve">Login bzw. Registrierungsmaske mit Infotext was falsch war oder gemacht werden muss. Buttons </w:t>
-      </w:r>
-    </w:p>
-    <w:p>
-      <w:pPr>
-        <w:pStyle w:val="FieldText"/>
+      </w:pPr>
+      <w:r>
         <w:rPr>
           <w:b w:val="0"/>
           <w:bCs/>
@@ -23701,29 +22106,6 @@
           <w:u w:val="single"/>
           <w:lang w:val="de-DE"/>
         </w:rPr>
-      </w:pPr>
-    </w:p>
-    <w:p>
-      <w:pPr>
-        <w:pStyle w:val="FieldText"/>
-        <w:rPr>
-          <w:b w:val="0"/>
-          <w:bCs/>
-          <w:sz w:val="20"/>
-          <w:szCs w:val="20"/>
-          <w:u w:val="single"/>
-          <w:lang w:val="de-DE"/>
-        </w:rPr>
-      </w:pPr>
-      <w:r>
-        <w:rPr>
-          <w:b w:val="0"/>
-          <w:bCs/>
-          <w:sz w:val="20"/>
-          <w:szCs w:val="20"/>
-          <w:u w:val="single"/>
-          <w:lang w:val="de-DE"/>
-        </w:rPr>
         <w:t>durch Enter bestätigen Film als Favorit hinzugefügt, Meldung über Bestätigung.</w:t>
       </w:r>
     </w:p>
@@ -23770,27 +22152,7 @@
           <w:szCs w:val="20"/>
           <w:lang w:val="de-DE"/>
         </w:rPr>
-        <w:t>Hast du weitere Anmerkungen, Kommentare oder Feedback, das</w:t>
-      </w:r>
-      <w:r>
-        <w:rPr>
-          <w:b w:val="0"/>
-          <w:bCs/>
-          <w:sz w:val="20"/>
-          <w:szCs w:val="20"/>
-          <w:lang w:val="de-DE"/>
-        </w:rPr>
-        <w:t>s</w:t>
-      </w:r>
-      <w:r>
-        <w:rPr>
-          <w:b w:val="0"/>
-          <w:bCs/>
-          <w:sz w:val="20"/>
-          <w:szCs w:val="20"/>
-          <w:lang w:val="de-DE"/>
-        </w:rPr>
-        <w:t xml:space="preserve"> du uns mitteilen möchtest?</w:t>
+        <w:t>Hast du weitere Anmerkungen, Kommentare oder Feedback, dass du uns mitteilen möchtest?</w:t>
       </w:r>
     </w:p>
     <w:p>
@@ -24023,7 +22385,6 @@
           <w:lang w:val="en-US"/>
         </w:rPr>
       </w:pPr>
-      <w:proofErr w:type="spellStart"/>
       <w:r>
         <w:rPr>
           <w:rFonts w:ascii="Arial" w:hAnsi="Arial" w:cs="Arial"/>
@@ -24035,37 +22396,8 @@
           <w:szCs w:val="24"/>
           <w:lang w:val="en-US"/>
         </w:rPr>
-        <w:t>Bewertungsbogen</w:t>
-      </w:r>
-      <w:proofErr w:type="spellEnd"/>
-      <w:r>
-        <w:rPr>
-          <w:rFonts w:ascii="Arial" w:hAnsi="Arial" w:cs="Arial"/>
-          <w:b/>
-          <w:bCs/>
-          <w:i/>
-          <w:iCs/>
-          <w:sz w:val="24"/>
-          <w:szCs w:val="24"/>
-          <w:lang w:val="en-US"/>
-        </w:rPr>
-        <w:t xml:space="preserve"> für </w:t>
-      </w:r>
-      <w:proofErr w:type="spellStart"/>
-      <w:r>
-        <w:rPr>
-          <w:rFonts w:ascii="Arial" w:hAnsi="Arial" w:cs="Arial"/>
-          <w:b/>
-          <w:bCs/>
-          <w:i/>
-          <w:iCs/>
-          <w:sz w:val="24"/>
-          <w:szCs w:val="24"/>
-          <w:lang w:val="en-US"/>
-        </w:rPr>
-        <w:t>Empfehlungssystem</w:t>
-      </w:r>
-      <w:proofErr w:type="spellEnd"/>
+        <w:t>Bewertungsbogen für Empfehlungssystem</w:t>
+      </w:r>
     </w:p>
     <w:p/>
     <w:tbl>
@@ -24162,35 +22494,7 @@
               <w:rPr>
                 <w:u w:val="single"/>
               </w:rPr>
-              <w:t xml:space="preserve"> </w:t>
-            </w:r>
-            <w:proofErr w:type="spellStart"/>
-            <w:r>
-              <w:rPr>
-                <w:u w:val="single"/>
-              </w:rPr>
-              <w:t>Hanspeter</w:t>
-            </w:r>
-            <w:proofErr w:type="spellEnd"/>
-            <w:r>
-              <w:rPr>
-                <w:u w:val="single"/>
-              </w:rPr>
-              <w:t xml:space="preserve"> </w:t>
-            </w:r>
-            <w:proofErr w:type="spellStart"/>
-            <w:r>
-              <w:rPr>
-                <w:u w:val="single"/>
-              </w:rPr>
-              <w:t>Mirwald</w:t>
-            </w:r>
-            <w:proofErr w:type="spellEnd"/>
-            <w:r>
-              <w:rPr>
-                <w:u w:val="single"/>
-              </w:rPr>
-              <w:t xml:space="preserve">   </w:t>
+              <w:t xml:space="preserve"> Hanspeter Mirwald   </w:t>
             </w:r>
             <w:r>
               <w:t xml:space="preserve"> </w:t>
@@ -24279,13 +22583,8 @@
             <w:pPr>
               <w:pStyle w:val="Textkrper"/>
             </w:pPr>
-            <w:proofErr w:type="spellStart"/>
-            <w:r>
-              <w:t>Bewertungszeitraum</w:t>
-            </w:r>
-            <w:proofErr w:type="spellEnd"/>
-            <w:r>
-              <w:t xml:space="preserve">: </w:t>
+            <w:r>
+              <w:t xml:space="preserve">Bewertungszeitraum: </w:t>
             </w:r>
             <w:r>
               <w:rPr>
@@ -24451,18 +22750,8 @@
                 <w:sz w:val="16"/>
                 <w:szCs w:val="16"/>
               </w:rPr>
-              <w:t xml:space="preserve">(5) = </w:t>
-            </w:r>
-            <w:proofErr w:type="spellStart"/>
-            <w:r>
-              <w:rPr>
-                <w:b w:val="0"/>
-                <w:sz w:val="16"/>
-                <w:szCs w:val="16"/>
-              </w:rPr>
-              <w:t>ausgezeichnet</w:t>
-            </w:r>
-            <w:proofErr w:type="spellEnd"/>
+              <w:t>(5) = ausgezeichnet</w:t>
+            </w:r>
           </w:p>
         </w:tc>
         <w:tc>
@@ -24485,36 +22774,8 @@
                 <w:sz w:val="16"/>
                 <w:szCs w:val="16"/>
               </w:rPr>
-              <w:t xml:space="preserve">(4) = </w:t>
-            </w:r>
-            <w:proofErr w:type="spellStart"/>
-            <w:r>
-              <w:rPr>
-                <w:b w:val="0"/>
-                <w:sz w:val="16"/>
-                <w:szCs w:val="16"/>
-              </w:rPr>
-              <w:t>zufrieden</w:t>
-            </w:r>
-            <w:proofErr w:type="spellEnd"/>
-            <w:r>
-              <w:rPr>
-                <w:b w:val="0"/>
-                <w:sz w:val="16"/>
-                <w:szCs w:val="16"/>
-              </w:rPr>
-              <w:t xml:space="preserve"> </w:t>
-            </w:r>
-            <w:proofErr w:type="spellStart"/>
-            <w:r>
-              <w:rPr>
-                <w:b w:val="0"/>
-                <w:sz w:val="16"/>
-                <w:szCs w:val="16"/>
-              </w:rPr>
-              <w:t>stellend</w:t>
-            </w:r>
-            <w:proofErr w:type="spellEnd"/>
+              <w:t>(4) = zufrieden stellend</w:t>
+            </w:r>
           </w:p>
         </w:tc>
         <w:tc>
@@ -24561,18 +22822,8 @@
                 <w:sz w:val="16"/>
                 <w:szCs w:val="16"/>
               </w:rPr>
-              <w:t xml:space="preserve">teils </w:t>
-            </w:r>
-            <w:proofErr w:type="spellStart"/>
-            <w:r>
-              <w:rPr>
-                <w:b w:val="0"/>
-                <w:sz w:val="16"/>
-                <w:szCs w:val="16"/>
-              </w:rPr>
-              <w:t>teils</w:t>
-            </w:r>
-            <w:proofErr w:type="spellEnd"/>
+              <w:t>teils teils</w:t>
+            </w:r>
           </w:p>
         </w:tc>
         <w:tc>
@@ -24609,53 +22860,8 @@
                 <w:szCs w:val="16"/>
               </w:rPr>
               <w:br/>
-            </w:r>
-            <w:proofErr w:type="spellStart"/>
-            <w:r>
-              <w:rPr>
-                <w:b w:val="0"/>
-                <w:sz w:val="16"/>
-                <w:szCs w:val="16"/>
-              </w:rPr>
-              <w:t>weniger</w:t>
-            </w:r>
-            <w:proofErr w:type="spellEnd"/>
-            <w:r>
-              <w:rPr>
-                <w:b w:val="0"/>
-                <w:sz w:val="16"/>
-                <w:szCs w:val="16"/>
-              </w:rPr>
-              <w:t xml:space="preserve"> </w:t>
-            </w:r>
-            <w:proofErr w:type="spellStart"/>
-            <w:r>
-              <w:rPr>
-                <w:b w:val="0"/>
-                <w:sz w:val="16"/>
-                <w:szCs w:val="16"/>
-              </w:rPr>
-              <w:t>zufrieden</w:t>
-            </w:r>
-            <w:proofErr w:type="spellEnd"/>
-            <w:r>
-              <w:rPr>
-                <w:b w:val="0"/>
-                <w:sz w:val="16"/>
-                <w:szCs w:val="16"/>
-              </w:rPr>
-              <w:t xml:space="preserve"> </w:t>
-            </w:r>
-            <w:proofErr w:type="spellStart"/>
-            <w:r>
-              <w:rPr>
-                <w:b w:val="0"/>
-                <w:sz w:val="16"/>
-                <w:szCs w:val="16"/>
-              </w:rPr>
-              <w:t>stellend</w:t>
-            </w:r>
-            <w:proofErr w:type="spellEnd"/>
+              <w:t>weniger zufrieden stellend</w:t>
+            </w:r>
           </w:p>
         </w:tc>
         <w:tc>
@@ -24693,53 +22899,8 @@
                 <w:szCs w:val="16"/>
               </w:rPr>
               <w:br/>
-            </w:r>
-            <w:proofErr w:type="spellStart"/>
-            <w:r>
-              <w:rPr>
-                <w:b w:val="0"/>
-                <w:sz w:val="16"/>
-                <w:szCs w:val="16"/>
-              </w:rPr>
-              <w:t>nicht</w:t>
-            </w:r>
-            <w:proofErr w:type="spellEnd"/>
-            <w:r>
-              <w:rPr>
-                <w:b w:val="0"/>
-                <w:sz w:val="16"/>
-                <w:szCs w:val="16"/>
-              </w:rPr>
-              <w:t xml:space="preserve"> </w:t>
-            </w:r>
-            <w:proofErr w:type="spellStart"/>
-            <w:r>
-              <w:rPr>
-                <w:b w:val="0"/>
-                <w:sz w:val="16"/>
-                <w:szCs w:val="16"/>
-              </w:rPr>
-              <w:t>zufrieden</w:t>
-            </w:r>
-            <w:proofErr w:type="spellEnd"/>
-            <w:r>
-              <w:rPr>
-                <w:b w:val="0"/>
-                <w:sz w:val="16"/>
-                <w:szCs w:val="16"/>
-              </w:rPr>
-              <w:t xml:space="preserve"> </w:t>
-            </w:r>
-            <w:proofErr w:type="spellStart"/>
-            <w:r>
-              <w:rPr>
-                <w:b w:val="0"/>
-                <w:sz w:val="16"/>
-                <w:szCs w:val="16"/>
-              </w:rPr>
-              <w:t>stellend</w:t>
-            </w:r>
-            <w:proofErr w:type="spellEnd"/>
+              <w:t>nicht zufrieden stellend</w:t>
+            </w:r>
           </w:p>
         </w:tc>
       </w:tr>
@@ -24763,34 +22924,14 @@
                 <w:szCs w:val="20"/>
               </w:rPr>
             </w:pPr>
-            <w:proofErr w:type="spellStart"/>
             <w:r>
               <w:rPr>
                 <w:b w:val="0"/>
                 <w:sz w:val="20"/>
                 <w:szCs w:val="20"/>
               </w:rPr>
-              <w:t>Übersichtlichkeit</w:t>
-            </w:r>
-            <w:proofErr w:type="spellEnd"/>
-            <w:r>
-              <w:rPr>
-                <w:b w:val="0"/>
-                <w:sz w:val="20"/>
-                <w:szCs w:val="20"/>
-              </w:rPr>
-              <w:t xml:space="preserve"> / </w:t>
-            </w:r>
-            <w:proofErr w:type="spellStart"/>
-            <w:r>
-              <w:rPr>
-                <w:b w:val="0"/>
-                <w:sz w:val="20"/>
-                <w:szCs w:val="20"/>
-              </w:rPr>
-              <w:t>Darstellung</w:t>
-            </w:r>
-            <w:proofErr w:type="spellEnd"/>
+              <w:t>Übersichtlichkeit / Darstellung</w:t>
+            </w:r>
           </w:p>
           <w:p>
             <w:pPr>
@@ -25093,34 +23234,14 @@
                 <w:szCs w:val="20"/>
               </w:rPr>
             </w:pPr>
-            <w:proofErr w:type="spellStart"/>
             <w:r>
               <w:rPr>
                 <w:b w:val="0"/>
                 <w:sz w:val="20"/>
                 <w:szCs w:val="20"/>
               </w:rPr>
-              <w:t>Leicht</w:t>
-            </w:r>
-            <w:proofErr w:type="spellEnd"/>
-            <w:r>
-              <w:rPr>
-                <w:b w:val="0"/>
-                <w:sz w:val="20"/>
-                <w:szCs w:val="20"/>
-              </w:rPr>
-              <w:t xml:space="preserve"> in der </w:t>
-            </w:r>
-            <w:proofErr w:type="spellStart"/>
-            <w:r>
-              <w:rPr>
-                <w:b w:val="0"/>
-                <w:sz w:val="20"/>
-                <w:szCs w:val="20"/>
-              </w:rPr>
-              <w:t>Anwendung</w:t>
-            </w:r>
-            <w:proofErr w:type="spellEnd"/>
+              <w:t>Leicht in der Anwendung</w:t>
+            </w:r>
           </w:p>
           <w:p>
             <w:pPr>
@@ -25496,14 +23617,7 @@
                 <w:sz w:val="16"/>
                 <w:szCs w:val="16"/>
               </w:rPr>
-              <w:t xml:space="preserve">(4) = </w:t>
-            </w:r>
-            <w:r>
-              <w:rPr>
-                <w:sz w:val="16"/>
-                <w:szCs w:val="16"/>
-              </w:rPr>
-              <w:t>weniger relevant</w:t>
+              <w:t>(4) = weniger relevant</w:t>
             </w:r>
           </w:p>
         </w:tc>
@@ -25543,17 +23657,8 @@
                 <w:sz w:val="16"/>
                 <w:szCs w:val="16"/>
               </w:rPr>
-              <w:t xml:space="preserve">teils </w:t>
-            </w:r>
-            <w:proofErr w:type="spellStart"/>
-            <w:r>
-              <w:rPr>
-                <w:sz w:val="16"/>
-                <w:szCs w:val="16"/>
-              </w:rPr>
-              <w:t>teils</w:t>
-            </w:r>
-            <w:proofErr w:type="spellEnd"/>
+              <w:t>teils teils</w:t>
+            </w:r>
           </w:p>
         </w:tc>
         <w:tc>
@@ -26072,14 +24177,7 @@
                 <w:sz w:val="16"/>
                 <w:szCs w:val="16"/>
               </w:rPr>
-              <w:t xml:space="preserve">(4) </w:t>
-            </w:r>
-            <w:r>
-              <w:rPr>
-                <w:sz w:val="16"/>
-                <w:szCs w:val="16"/>
-              </w:rPr>
-              <w:t>= oft</w:t>
+              <w:t>(4) = oft</w:t>
             </w:r>
           </w:p>
         </w:tc>
@@ -26121,18 +24219,8 @@
                 <w:sz w:val="16"/>
                 <w:szCs w:val="16"/>
               </w:rPr>
-              <w:t xml:space="preserve">teils </w:t>
-            </w:r>
-            <w:proofErr w:type="spellStart"/>
-            <w:r>
-              <w:rPr>
-                <w:bCs/>
-                <w:sz w:val="16"/>
-                <w:szCs w:val="16"/>
-              </w:rPr>
-              <w:t>teils</w:t>
-            </w:r>
-            <w:proofErr w:type="spellEnd"/>
+              <w:t>teils teils</w:t>
+            </w:r>
           </w:p>
         </w:tc>
         <w:tc>
@@ -27465,10 +25553,12 @@
           <w:u w:val="single"/>
           <w:lang w:val="de-DE"/>
         </w:rPr>
-        <w:t xml:space="preserve">Möglichkeit, nach Genre zu filtern und Sortierung nach </w:t>
-      </w:r>
-      <w:proofErr w:type="spellStart"/>
-      <w:r>
+        <w:t>Möglichkeit, nach Genre zu filtern und Sortierung nach Alpahbet</w:t>
+      </w:r>
+    </w:p>
+    <w:p>
+      <w:pPr>
+        <w:pStyle w:val="FieldText"/>
         <w:rPr>
           <w:b w:val="0"/>
           <w:bCs/>
@@ -27477,9 +25567,7 @@
           <w:u w:val="single"/>
           <w:lang w:val="de-DE"/>
         </w:rPr>
-        <w:t>Alpahbet</w:t>
-      </w:r>
-      <w:proofErr w:type="spellEnd"/>
+      </w:pPr>
     </w:p>
     <w:p>
       <w:pPr>
@@ -27493,10 +25581,7 @@
           <w:lang w:val="de-DE"/>
         </w:rPr>
       </w:pPr>
-    </w:p>
-    <w:p>
-      <w:pPr>
-        <w:pStyle w:val="FieldText"/>
+      <w:r>
         <w:rPr>
           <w:b w:val="0"/>
           <w:bCs/>
@@ -27505,8 +25590,90 @@
           <w:u w:val="single"/>
           <w:lang w:val="de-DE"/>
         </w:rPr>
-      </w:pPr>
-      <w:r>
+        <w:t>Rückmeldung zur erfolgreichen Registrierung des Benutzers</w:t>
+      </w:r>
+    </w:p>
+    <w:p>
+      <w:pPr>
+        <w:pStyle w:val="FieldText"/>
+        <w:rPr>
+          <w:b w:val="0"/>
+          <w:bCs/>
+          <w:sz w:val="20"/>
+          <w:szCs w:val="20"/>
+          <w:lang w:val="de-DE"/>
+        </w:rPr>
+      </w:pPr>
+    </w:p>
+    <w:p>
+      <w:pPr>
+        <w:pStyle w:val="FieldText"/>
+        <w:rPr>
+          <w:b w:val="0"/>
+          <w:bCs/>
+          <w:sz w:val="20"/>
+          <w:szCs w:val="20"/>
+          <w:lang w:val="de-DE"/>
+        </w:rPr>
+      </w:pPr>
+    </w:p>
+    <w:p>
+      <w:pPr>
+        <w:pStyle w:val="FieldText"/>
+        <w:rPr>
+          <w:b w:val="0"/>
+          <w:bCs/>
+          <w:sz w:val="20"/>
+          <w:szCs w:val="20"/>
+          <w:lang w:val="de-DE"/>
+        </w:rPr>
+      </w:pPr>
+      <w:r>
+        <w:rPr>
+          <w:b w:val="0"/>
+          <w:bCs/>
+          <w:sz w:val="20"/>
+          <w:szCs w:val="20"/>
+          <w:lang w:val="de-DE"/>
+        </w:rPr>
+        <w:t>Hast du weitere Anmerkungen, Kommentare oder Feedback, da</w:t>
+      </w:r>
+      <w:r>
+        <w:rPr>
+          <w:b w:val="0"/>
+          <w:bCs/>
+          <w:sz w:val="20"/>
+          <w:szCs w:val="20"/>
+          <w:lang w:val="de-DE"/>
+        </w:rPr>
+        <w:t>s</w:t>
+      </w:r>
+      <w:r>
+        <w:rPr>
+          <w:b w:val="0"/>
+          <w:bCs/>
+          <w:sz w:val="20"/>
+          <w:szCs w:val="20"/>
+          <w:lang w:val="de-DE"/>
+        </w:rPr>
+        <w:t>s du uns mitteilen möchtest?</w:t>
+      </w:r>
+    </w:p>
+    <w:p>
+      <w:pPr>
+        <w:pStyle w:val="FieldText"/>
+        <w:rPr>
+          <w:b w:val="0"/>
+          <w:bCs/>
+          <w:sz w:val="20"/>
+          <w:szCs w:val="20"/>
+          <w:lang w:val="de-DE"/>
+        </w:rPr>
+      </w:pPr>
+    </w:p>
+    <w:p>
+      <w:pPr>
+        <w:pStyle w:val="FieldText"/>
         <w:rPr>
           <w:b w:val="0"/>
           <w:bCs/>
@@ -27515,90 +25682,8 @@
           <w:u w:val="single"/>
           <w:lang w:val="de-DE"/>
         </w:rPr>
-        <w:t>Rückmeldung zur erfolgreichen Registrierung des Benutzers</w:t>
-      </w:r>
-    </w:p>
-    <w:p>
-      <w:pPr>
-        <w:pStyle w:val="FieldText"/>
-        <w:rPr>
-          <w:b w:val="0"/>
-          <w:bCs/>
-          <w:sz w:val="20"/>
-          <w:szCs w:val="20"/>
-          <w:lang w:val="de-DE"/>
-        </w:rPr>
-      </w:pPr>
-    </w:p>
-    <w:p>
-      <w:pPr>
-        <w:pStyle w:val="FieldText"/>
-        <w:rPr>
-          <w:b w:val="0"/>
-          <w:bCs/>
-          <w:sz w:val="20"/>
-          <w:szCs w:val="20"/>
-          <w:lang w:val="de-DE"/>
-        </w:rPr>
-      </w:pPr>
-    </w:p>
-    <w:p>
-      <w:pPr>
-        <w:pStyle w:val="FieldText"/>
-        <w:rPr>
-          <w:b w:val="0"/>
-          <w:bCs/>
-          <w:sz w:val="20"/>
-          <w:szCs w:val="20"/>
-          <w:lang w:val="de-DE"/>
-        </w:rPr>
-      </w:pPr>
-      <w:r>
-        <w:rPr>
-          <w:b w:val="0"/>
-          <w:bCs/>
-          <w:sz w:val="20"/>
-          <w:szCs w:val="20"/>
-          <w:lang w:val="de-DE"/>
-        </w:rPr>
-        <w:t>Hast du weitere Anmerkungen, Kommentare oder Feedback, da</w:t>
-      </w:r>
-      <w:r>
-        <w:rPr>
-          <w:b w:val="0"/>
-          <w:bCs/>
-          <w:sz w:val="20"/>
-          <w:szCs w:val="20"/>
-          <w:lang w:val="de-DE"/>
-        </w:rPr>
-        <w:t>s</w:t>
-      </w:r>
-      <w:r>
-        <w:rPr>
-          <w:b w:val="0"/>
-          <w:bCs/>
-          <w:sz w:val="20"/>
-          <w:szCs w:val="20"/>
-          <w:lang w:val="de-DE"/>
-        </w:rPr>
-        <w:t>s du uns mitteilen möchtest?</w:t>
-      </w:r>
-    </w:p>
-    <w:p>
-      <w:pPr>
-        <w:pStyle w:val="FieldText"/>
-        <w:rPr>
-          <w:b w:val="0"/>
-          <w:bCs/>
-          <w:sz w:val="20"/>
-          <w:szCs w:val="20"/>
-          <w:lang w:val="de-DE"/>
-        </w:rPr>
-      </w:pPr>
-    </w:p>
-    <w:p>
-      <w:pPr>
-        <w:pStyle w:val="FieldText"/>
+      </w:pPr>
+      <w:r>
         <w:rPr>
           <w:b w:val="0"/>
           <w:bCs/>
@@ -27607,8 +25692,12 @@
           <w:u w:val="single"/>
           <w:lang w:val="de-DE"/>
         </w:rPr>
-      </w:pPr>
-      <w:r>
+        <w:t>_________________________________________________________________________________</w:t>
+      </w:r>
+    </w:p>
+    <w:p>
+      <w:pPr>
+        <w:pStyle w:val="FieldText"/>
         <w:rPr>
           <w:b w:val="0"/>
           <w:bCs/>
@@ -27617,8 +25706,7 @@
           <w:u w:val="single"/>
           <w:lang w:val="de-DE"/>
         </w:rPr>
-        <w:t>_________________________________________________________________________________</w:t>
-      </w:r>
+      </w:pPr>
     </w:p>
     <w:p>
       <w:pPr>
@@ -27632,10 +25720,7 @@
           <w:lang w:val="de-DE"/>
         </w:rPr>
       </w:pPr>
-    </w:p>
-    <w:p>
-      <w:pPr>
-        <w:pStyle w:val="FieldText"/>
+      <w:r>
         <w:rPr>
           <w:b w:val="0"/>
           <w:bCs/>
@@ -27644,16 +25729,6 @@
           <w:u w:val="single"/>
           <w:lang w:val="de-DE"/>
         </w:rPr>
-      </w:pPr>
-      <w:r>
-        <w:rPr>
-          <w:b w:val="0"/>
-          <w:bCs/>
-          <w:sz w:val="20"/>
-          <w:szCs w:val="20"/>
-          <w:u w:val="single"/>
-          <w:lang w:val="de-DE"/>
-        </w:rPr>
         <w:t>_________________________________________________________________________________</w:t>
       </w:r>
     </w:p>
@@ -27722,7 +25797,6 @@
       <w:pPr>
         <w:rPr>
           <w:rFonts w:cstheme="minorHAnsi"/>
-          <w:color w:val="EE0000"/>
         </w:rPr>
       </w:pPr>
     </w:p>
@@ -27730,7 +25804,6 @@
       <w:pPr>
         <w:rPr>
           <w:rFonts w:cstheme="minorHAnsi"/>
-          <w:color w:val="EE0000"/>
         </w:rPr>
       </w:pPr>
     </w:p>
@@ -27738,7 +25811,6 @@
       <w:pPr>
         <w:rPr>
           <w:rFonts w:cstheme="minorHAnsi"/>
-          <w:color w:val="EE0000"/>
         </w:rPr>
       </w:pPr>
     </w:p>
@@ -27746,7 +25818,6 @@
       <w:pPr>
         <w:rPr>
           <w:rFonts w:cstheme="minorHAnsi"/>
-          <w:color w:val="EE0000"/>
         </w:rPr>
       </w:pPr>
     </w:p>
@@ -27754,7 +25825,6 @@
       <w:pPr>
         <w:rPr>
           <w:rFonts w:cstheme="minorHAnsi"/>
-          <w:color w:val="EE0000"/>
         </w:rPr>
       </w:pPr>
     </w:p>
@@ -27762,7 +25832,6 @@
       <w:pPr>
         <w:rPr>
           <w:rFonts w:cstheme="minorHAnsi"/>
-          <w:color w:val="EE0000"/>
         </w:rPr>
       </w:pPr>
     </w:p>
@@ -27770,7 +25839,6 @@
       <w:pPr>
         <w:rPr>
           <w:rFonts w:cstheme="minorHAnsi"/>
-          <w:color w:val="EE0000"/>
         </w:rPr>
       </w:pPr>
     </w:p>
@@ -27778,7 +25846,6 @@
       <w:pPr>
         <w:rPr>
           <w:rFonts w:cstheme="minorHAnsi"/>
-          <w:color w:val="EE0000"/>
         </w:rPr>
       </w:pPr>
     </w:p>
@@ -27786,7 +25853,6 @@
       <w:pPr>
         <w:rPr>
           <w:rFonts w:cstheme="minorHAnsi"/>
-          <w:color w:val="EE0000"/>
         </w:rPr>
       </w:pPr>
     </w:p>
@@ -27794,7 +25860,6 @@
       <w:pPr>
         <w:rPr>
           <w:rFonts w:cstheme="minorHAnsi"/>
-          <w:color w:val="EE0000"/>
         </w:rPr>
       </w:pPr>
     </w:p>
@@ -27802,7 +25867,6 @@
       <w:pPr>
         <w:rPr>
           <w:rFonts w:cstheme="minorHAnsi"/>
-          <w:color w:val="EE0000"/>
         </w:rPr>
       </w:pPr>
     </w:p>
@@ -27810,7 +25874,6 @@
       <w:pPr>
         <w:rPr>
           <w:rFonts w:cstheme="minorHAnsi"/>
-          <w:color w:val="EE0000"/>
         </w:rPr>
       </w:pPr>
     </w:p>
@@ -27818,7 +25881,6 @@
       <w:pPr>
         <w:rPr>
           <w:rFonts w:cstheme="minorHAnsi"/>
-          <w:color w:val="EE0000"/>
         </w:rPr>
       </w:pPr>
     </w:p>
@@ -27826,7 +25888,6 @@
       <w:pPr>
         <w:rPr>
           <w:rFonts w:cstheme="minorHAnsi"/>
-          <w:color w:val="EE0000"/>
         </w:rPr>
       </w:pPr>
     </w:p>
@@ -27834,7 +25895,6 @@
       <w:pPr>
         <w:rPr>
           <w:rFonts w:cstheme="minorHAnsi"/>
-          <w:color w:val="EE0000"/>
         </w:rPr>
       </w:pPr>
     </w:p>
@@ -27842,7 +25902,6 @@
       <w:pPr>
         <w:rPr>
           <w:rFonts w:cstheme="minorHAnsi"/>
-          <w:color w:val="EE0000"/>
         </w:rPr>
       </w:pPr>
     </w:p>
@@ -27850,7 +25909,6 @@
       <w:pPr>
         <w:rPr>
           <w:rFonts w:cstheme="minorHAnsi"/>
-          <w:color w:val="EE0000"/>
         </w:rPr>
       </w:pPr>
     </w:p>
@@ -27979,7 +26037,6 @@
           <w:lang w:val="en-US"/>
         </w:rPr>
       </w:pPr>
-      <w:proofErr w:type="spellStart"/>
       <w:r>
         <w:rPr>
           <w:rFonts w:ascii="Arial" w:hAnsi="Arial" w:cs="Arial"/>
@@ -27991,37 +26048,8 @@
           <w:szCs w:val="24"/>
           <w:lang w:val="en-US"/>
         </w:rPr>
-        <w:t>Bewertungsbogen</w:t>
-      </w:r>
-      <w:proofErr w:type="spellEnd"/>
-      <w:r>
-        <w:rPr>
-          <w:rFonts w:ascii="Arial" w:hAnsi="Arial" w:cs="Arial"/>
-          <w:b/>
-          <w:bCs/>
-          <w:i/>
-          <w:iCs/>
-          <w:sz w:val="24"/>
-          <w:szCs w:val="24"/>
-          <w:lang w:val="en-US"/>
-        </w:rPr>
-        <w:t xml:space="preserve"> für </w:t>
-      </w:r>
-      <w:proofErr w:type="spellStart"/>
-      <w:r>
-        <w:rPr>
-          <w:rFonts w:ascii="Arial" w:hAnsi="Arial" w:cs="Arial"/>
-          <w:b/>
-          <w:bCs/>
-          <w:i/>
-          <w:iCs/>
-          <w:sz w:val="24"/>
-          <w:szCs w:val="24"/>
-          <w:lang w:val="en-US"/>
-        </w:rPr>
-        <w:t>Empfehlungssystem</w:t>
-      </w:r>
-      <w:proofErr w:type="spellEnd"/>
+        <w:t>Bewertungsbogen für Empfehlungssystem</w:t>
+      </w:r>
     </w:p>
     <w:p>
       <w:pPr>
@@ -28071,7 +26099,6 @@
           <w:p>
             <w:pPr>
               <w:rPr>
-                <w:color w:val="000000" w:themeColor="text1"/>
                 <w:lang w:bidi="en-US"/>
               </w:rPr>
             </w:pPr>
@@ -28218,13 +26245,8 @@
             <w:pPr>
               <w:pStyle w:val="Textkrper"/>
             </w:pPr>
-            <w:proofErr w:type="spellStart"/>
-            <w:r>
-              <w:t>Bewertungszeitraum</w:t>
-            </w:r>
-            <w:proofErr w:type="spellEnd"/>
-            <w:r>
-              <w:t>: __________________</w:t>
+            <w:r>
+              <w:t>Bewertungszeitraum: __________________</w:t>
             </w:r>
           </w:p>
         </w:tc>
@@ -28308,7 +26330,6 @@
           <w:p>
             <w:pPr>
               <w:rPr>
-                <w:color w:val="000000" w:themeColor="text1"/>
                 <w:lang w:bidi="en-US"/>
               </w:rPr>
             </w:pPr>
@@ -28382,18 +26403,8 @@
                 <w:sz w:val="16"/>
                 <w:szCs w:val="16"/>
               </w:rPr>
-              <w:t xml:space="preserve">(5) = </w:t>
-            </w:r>
-            <w:proofErr w:type="spellStart"/>
-            <w:r>
-              <w:rPr>
-                <w:b w:val="0"/>
-                <w:sz w:val="16"/>
-                <w:szCs w:val="16"/>
-              </w:rPr>
-              <w:t>ausgezeichnet</w:t>
-            </w:r>
-            <w:proofErr w:type="spellEnd"/>
+              <w:t>(5) = ausgezeichnet</w:t>
+            </w:r>
           </w:p>
         </w:tc>
         <w:tc>
@@ -28416,36 +26427,8 @@
                 <w:sz w:val="16"/>
                 <w:szCs w:val="16"/>
               </w:rPr>
-              <w:t xml:space="preserve">(4) = </w:t>
-            </w:r>
-            <w:proofErr w:type="spellStart"/>
-            <w:r>
-              <w:rPr>
-                <w:b w:val="0"/>
-                <w:sz w:val="16"/>
-                <w:szCs w:val="16"/>
-              </w:rPr>
-              <w:t>zufrieden</w:t>
-            </w:r>
-            <w:proofErr w:type="spellEnd"/>
-            <w:r>
-              <w:rPr>
-                <w:b w:val="0"/>
-                <w:sz w:val="16"/>
-                <w:szCs w:val="16"/>
-              </w:rPr>
-              <w:t xml:space="preserve"> </w:t>
-            </w:r>
-            <w:proofErr w:type="spellStart"/>
-            <w:r>
-              <w:rPr>
-                <w:b w:val="0"/>
-                <w:sz w:val="16"/>
-                <w:szCs w:val="16"/>
-              </w:rPr>
-              <w:t>stellend</w:t>
-            </w:r>
-            <w:proofErr w:type="spellEnd"/>
+              <w:t>(4) = zufrieden stellend</w:t>
+            </w:r>
           </w:p>
         </w:tc>
         <w:tc>
@@ -28492,18 +26475,8 @@
                 <w:sz w:val="16"/>
                 <w:szCs w:val="16"/>
               </w:rPr>
-              <w:t xml:space="preserve">teils </w:t>
-            </w:r>
-            <w:proofErr w:type="spellStart"/>
-            <w:r>
-              <w:rPr>
-                <w:b w:val="0"/>
-                <w:sz w:val="16"/>
-                <w:szCs w:val="16"/>
-              </w:rPr>
-              <w:t>teils</w:t>
-            </w:r>
-            <w:proofErr w:type="spellEnd"/>
+              <w:t>teils teils</w:t>
+            </w:r>
           </w:p>
         </w:tc>
         <w:tc>
@@ -28540,53 +26513,8 @@
                 <w:szCs w:val="16"/>
               </w:rPr>
               <w:br/>
-            </w:r>
-            <w:proofErr w:type="spellStart"/>
-            <w:r>
-              <w:rPr>
-                <w:b w:val="0"/>
-                <w:sz w:val="16"/>
-                <w:szCs w:val="16"/>
-              </w:rPr>
-              <w:t>weniger</w:t>
-            </w:r>
-            <w:proofErr w:type="spellEnd"/>
-            <w:r>
-              <w:rPr>
-                <w:b w:val="0"/>
-                <w:sz w:val="16"/>
-                <w:szCs w:val="16"/>
-              </w:rPr>
-              <w:t xml:space="preserve"> </w:t>
-            </w:r>
-            <w:proofErr w:type="spellStart"/>
-            <w:r>
-              <w:rPr>
-                <w:b w:val="0"/>
-                <w:sz w:val="16"/>
-                <w:szCs w:val="16"/>
-              </w:rPr>
-              <w:t>zufrieden</w:t>
-            </w:r>
-            <w:proofErr w:type="spellEnd"/>
-            <w:r>
-              <w:rPr>
-                <w:b w:val="0"/>
-                <w:sz w:val="16"/>
-                <w:szCs w:val="16"/>
-              </w:rPr>
-              <w:t xml:space="preserve"> </w:t>
-            </w:r>
-            <w:proofErr w:type="spellStart"/>
-            <w:r>
-              <w:rPr>
-                <w:b w:val="0"/>
-                <w:sz w:val="16"/>
-                <w:szCs w:val="16"/>
-              </w:rPr>
-              <w:t>stellend</w:t>
-            </w:r>
-            <w:proofErr w:type="spellEnd"/>
+              <w:t>weniger zufrieden stellend</w:t>
+            </w:r>
           </w:p>
         </w:tc>
         <w:tc>
@@ -28624,53 +26552,8 @@
                 <w:szCs w:val="16"/>
               </w:rPr>
               <w:br/>
-            </w:r>
-            <w:proofErr w:type="spellStart"/>
-            <w:r>
-              <w:rPr>
-                <w:b w:val="0"/>
-                <w:sz w:val="16"/>
-                <w:szCs w:val="16"/>
-              </w:rPr>
-              <w:t>nicht</w:t>
-            </w:r>
-            <w:proofErr w:type="spellEnd"/>
-            <w:r>
-              <w:rPr>
-                <w:b w:val="0"/>
-                <w:sz w:val="16"/>
-                <w:szCs w:val="16"/>
-              </w:rPr>
-              <w:t xml:space="preserve"> </w:t>
-            </w:r>
-            <w:proofErr w:type="spellStart"/>
-            <w:r>
-              <w:rPr>
-                <w:b w:val="0"/>
-                <w:sz w:val="16"/>
-                <w:szCs w:val="16"/>
-              </w:rPr>
-              <w:t>zufrieden</w:t>
-            </w:r>
-            <w:proofErr w:type="spellEnd"/>
-            <w:r>
-              <w:rPr>
-                <w:b w:val="0"/>
-                <w:sz w:val="16"/>
-                <w:szCs w:val="16"/>
-              </w:rPr>
-              <w:t xml:space="preserve"> </w:t>
-            </w:r>
-            <w:proofErr w:type="spellStart"/>
-            <w:r>
-              <w:rPr>
-                <w:b w:val="0"/>
-                <w:sz w:val="16"/>
-                <w:szCs w:val="16"/>
-              </w:rPr>
-              <w:t>stellend</w:t>
-            </w:r>
-            <w:proofErr w:type="spellEnd"/>
+              <w:t>nicht zufrieden stellend</w:t>
+            </w:r>
           </w:p>
         </w:tc>
       </w:tr>
@@ -28694,34 +26577,14 @@
                 <w:szCs w:val="20"/>
               </w:rPr>
             </w:pPr>
-            <w:proofErr w:type="spellStart"/>
             <w:r>
               <w:rPr>
                 <w:b w:val="0"/>
                 <w:sz w:val="20"/>
                 <w:szCs w:val="20"/>
               </w:rPr>
-              <w:t>Übersichtlichkeit</w:t>
-            </w:r>
-            <w:proofErr w:type="spellEnd"/>
-            <w:r>
-              <w:rPr>
-                <w:b w:val="0"/>
-                <w:sz w:val="20"/>
-                <w:szCs w:val="20"/>
-              </w:rPr>
-              <w:t xml:space="preserve"> / </w:t>
-            </w:r>
-            <w:proofErr w:type="spellStart"/>
-            <w:r>
-              <w:rPr>
-                <w:b w:val="0"/>
-                <w:sz w:val="20"/>
-                <w:szCs w:val="20"/>
-              </w:rPr>
-              <w:t>Darstellung</w:t>
-            </w:r>
-            <w:proofErr w:type="spellEnd"/>
+              <w:t>Übersichtlichkeit / Darstellung</w:t>
+            </w:r>
           </w:p>
           <w:p>
             <w:pPr>
@@ -28990,34 +26853,14 @@
                 <w:szCs w:val="20"/>
               </w:rPr>
             </w:pPr>
-            <w:proofErr w:type="spellStart"/>
             <w:r>
               <w:rPr>
                 <w:b w:val="0"/>
                 <w:sz w:val="20"/>
                 <w:szCs w:val="20"/>
               </w:rPr>
-              <w:t>Leicht</w:t>
-            </w:r>
-            <w:proofErr w:type="spellEnd"/>
-            <w:r>
-              <w:rPr>
-                <w:b w:val="0"/>
-                <w:sz w:val="20"/>
-                <w:szCs w:val="20"/>
-              </w:rPr>
-              <w:t xml:space="preserve"> in der </w:t>
-            </w:r>
-            <w:proofErr w:type="spellStart"/>
-            <w:r>
-              <w:rPr>
-                <w:b w:val="0"/>
-                <w:sz w:val="20"/>
-                <w:szCs w:val="20"/>
-              </w:rPr>
-              <w:t>Anwendung</w:t>
-            </w:r>
-            <w:proofErr w:type="spellEnd"/>
+              <w:t>Leicht in der Anwendung</w:t>
+            </w:r>
           </w:p>
           <w:p>
             <w:pPr>
@@ -29360,14 +27203,7 @@
                 <w:sz w:val="16"/>
                 <w:szCs w:val="16"/>
               </w:rPr>
-              <w:t xml:space="preserve">(4) = </w:t>
-            </w:r>
-            <w:r>
-              <w:rPr>
-                <w:sz w:val="16"/>
-                <w:szCs w:val="16"/>
-              </w:rPr>
-              <w:t>weniger relevant</w:t>
+              <w:t>(4) = weniger relevant</w:t>
             </w:r>
           </w:p>
         </w:tc>
@@ -29407,17 +27243,8 @@
                 <w:sz w:val="16"/>
                 <w:szCs w:val="16"/>
               </w:rPr>
-              <w:t xml:space="preserve">teils </w:t>
-            </w:r>
-            <w:proofErr w:type="spellStart"/>
-            <w:r>
-              <w:rPr>
-                <w:sz w:val="16"/>
-                <w:szCs w:val="16"/>
-              </w:rPr>
-              <w:t>teils</w:t>
-            </w:r>
-            <w:proofErr w:type="spellEnd"/>
+              <w:t>teils teils</w:t>
+            </w:r>
           </w:p>
         </w:tc>
         <w:tc>
@@ -29911,14 +27738,7 @@
                 <w:sz w:val="16"/>
                 <w:szCs w:val="16"/>
               </w:rPr>
-              <w:t xml:space="preserve">(4) </w:t>
-            </w:r>
-            <w:r>
-              <w:rPr>
-                <w:sz w:val="16"/>
-                <w:szCs w:val="16"/>
-              </w:rPr>
-              <w:t>= oft</w:t>
+              <w:t>(4) = oft</w:t>
             </w:r>
           </w:p>
         </w:tc>
@@ -29960,18 +27780,8 @@
                 <w:sz w:val="16"/>
                 <w:szCs w:val="16"/>
               </w:rPr>
-              <w:t xml:space="preserve">teils </w:t>
-            </w:r>
-            <w:proofErr w:type="spellStart"/>
-            <w:r>
-              <w:rPr>
-                <w:bCs/>
-                <w:sz w:val="16"/>
-                <w:szCs w:val="16"/>
-              </w:rPr>
-              <w:t>teils</w:t>
-            </w:r>
-            <w:proofErr w:type="spellEnd"/>
+              <w:t>teils teils</w:t>
+            </w:r>
           </w:p>
         </w:tc>
         <w:tc>
@@ -30058,27 +27868,7 @@
                 <w:szCs w:val="20"/>
                 <w:lang w:val="de-DE"/>
               </w:rPr>
-              <w:t xml:space="preserve">Wurden dir oft Filme </w:t>
-            </w:r>
-            <w:proofErr w:type="spellStart"/>
-            <w:r>
-              <w:rPr>
-                <w:i w:val="0"/>
-                <w:sz w:val="20"/>
-                <w:szCs w:val="20"/>
-                <w:lang w:val="de-DE"/>
-              </w:rPr>
-              <w:t>angeziegt</w:t>
-            </w:r>
-            <w:proofErr w:type="spellEnd"/>
-            <w:r>
-              <w:rPr>
-                <w:i w:val="0"/>
-                <w:sz w:val="20"/>
-                <w:szCs w:val="20"/>
-                <w:lang w:val="de-DE"/>
-              </w:rPr>
-              <w:t>, die du bereits gesehen hast?</w:t>
+              <w:t>Wurden dir oft Filme angeziegt, die du bereits gesehen hast?</w:t>
             </w:r>
           </w:p>
           <w:p>
@@ -31333,27 +29123,7 @@
           <w:szCs w:val="20"/>
           <w:lang w:val="de-DE"/>
         </w:rPr>
-        <w:t>Hast du weitere Anmerkungen, Kommentare oder Feedback, da</w:t>
-      </w:r>
-      <w:r>
-        <w:rPr>
-          <w:b w:val="0"/>
-          <w:bCs/>
-          <w:sz w:val="20"/>
-          <w:szCs w:val="20"/>
-          <w:lang w:val="de-DE"/>
-        </w:rPr>
-        <w:t>ss</w:t>
-      </w:r>
-      <w:r>
-        <w:rPr>
-          <w:b w:val="0"/>
-          <w:bCs/>
-          <w:sz w:val="20"/>
-          <w:szCs w:val="20"/>
-          <w:lang w:val="de-DE"/>
-        </w:rPr>
-        <w:t xml:space="preserve"> du uns mitteilen möchtest?</w:t>
+        <w:t>Hast du weitere Anmerkungen, Kommentare oder Feedback, dass du uns mitteilen möchtest?</w:t>
       </w:r>
     </w:p>
     <w:p>
@@ -31487,7 +29257,6 @@
       <w:pPr>
         <w:rPr>
           <w:rFonts w:cstheme="minorHAnsi"/>
-          <w:color w:val="EE0000"/>
           <w:lang w:val="de-DE"/>
         </w:rPr>
       </w:pPr>
@@ -31496,7 +29265,6 @@
       <w:pPr>
         <w:rPr>
           <w:rFonts w:cstheme="minorHAnsi"/>
-          <w:color w:val="EE0000"/>
         </w:rPr>
       </w:pPr>
     </w:p>
@@ -31504,7 +29272,6 @@
       <w:pPr>
         <w:rPr>
           <w:rFonts w:cstheme="minorHAnsi"/>
-          <w:color w:val="EE0000"/>
         </w:rPr>
       </w:pPr>
     </w:p>
@@ -31512,7 +29279,6 @@
       <w:pPr>
         <w:rPr>
           <w:rFonts w:cstheme="minorHAnsi"/>
-          <w:color w:val="EE0000"/>
         </w:rPr>
       </w:pPr>
     </w:p>
@@ -31541,7 +29307,6 @@
       <w:pPr>
         <w:rPr>
           <w:rFonts w:cstheme="minorHAnsi"/>
-          <w:color w:val="EE0000"/>
         </w:rPr>
       </w:pPr>
       <w:r>
@@ -31558,7 +29323,6 @@
       <w:pPr>
         <w:rPr>
           <w:rFonts w:cstheme="minorHAnsi"/>
-          <w:color w:val="EE0000"/>
         </w:rPr>
       </w:pPr>
     </w:p>
@@ -31566,7 +29330,6 @@
       <w:pPr>
         <w:rPr>
           <w:rFonts w:cstheme="minorHAnsi"/>
-          <w:color w:val="EE0000"/>
         </w:rPr>
       </w:pPr>
     </w:p>
@@ -31603,30 +29366,7 @@
           <w:sz w:val="24"/>
           <w:szCs w:val="24"/>
         </w:rPr>
-        <w:t>Da der Code nur schwer samt den ganzen Kommentaren in die Dokumentation eingefügt werden kann, werden wir diesen, wie den kompletten Programmablaufplan auch, in den Ordner unserer gesamten Abgabe hinzufügen. Somit kann bei Bedarf unser Code und dessen Kommentare angesehen werden.</w:t>
-      </w:r>
-      <w:r>
-        <w:rPr>
-          <w:sz w:val="24"/>
-          <w:szCs w:val="24"/>
-        </w:rPr>
-        <w:t xml:space="preserve"> Gegebenenfalls könnte somit auch unser Filme-</w:t>
-      </w:r>
-      <w:proofErr w:type="spellStart"/>
-      <w:r>
-        <w:rPr>
-          <w:sz w:val="24"/>
-          <w:szCs w:val="24"/>
-        </w:rPr>
-        <w:t>Empfehlungssytem</w:t>
-      </w:r>
-      <w:proofErr w:type="spellEnd"/>
-      <w:r>
-        <w:rPr>
-          <w:sz w:val="24"/>
-          <w:szCs w:val="24"/>
-        </w:rPr>
-        <w:t xml:space="preserve"> live getestet werden.</w:t>
+        <w:t>Da der Code nur schwer samt den ganzen Kommentaren in die Dokumentation eingefügt werden kann, werden wir diesen, wie den kompletten Programmablaufplan auch, in den Ordner unserer gesamten Abgabe hinzufügen. Somit kann bei Bedarf unser Code und dessen Kommentare angesehen werden. Gegebenenfalls könnte somit auch unser Filme-Empfehlungssytem live getestet werden.</w:t>
       </w:r>
     </w:p>
     <w:p>

--- a/Dokumentation/Abgabe/Dokumentation_Entwicklung_eines_intelligenten_Empfehlungssystems_TEL24B_Carina_Halter_Laura_Mirwald_Semian_Finné_Tristan_Bihler.docx
+++ b/Dokumentation/Abgabe/Dokumentation_Entwicklung_eines_intelligenten_Empfehlungssystems_TEL24B_Carina_Halter_Laura_Mirwald_Semian_Finné_Tristan_Bihler.docx
@@ -1,6 +1,6 @@
 
 <file path=word/document.xml><?xml version="1.0" encoding="utf-8"?>
-<w:document xmlns:wpc="http://schemas.microsoft.com/office/word/2010/wordprocessingCanvas" xmlns:cx="http://schemas.microsoft.com/office/drawing/2014/chartex" xmlns:cx1="http://schemas.microsoft.com/office/drawing/2015/9/8/chartex" xmlns:cx2="http://schemas.microsoft.com/office/drawing/2015/10/21/chartex" xmlns:cx3="http://schemas.microsoft.com/office/drawing/2016/5/9/chartex" xmlns:cx4="http://schemas.microsoft.com/office/drawing/2016/5/10/chartex" xmlns:cx5="http://schemas.microsoft.com/office/drawing/2016/5/11/chartex" xmlns:cx6="http://schemas.microsoft.com/office/drawing/2016/5/12/chartex" xmlns:cx7="http://schemas.microsoft.com/office/drawing/2016/5/13/chartex" xmlns:cx8="http://schemas.microsoft.com/office/drawing/2016/5/14/chartex" xmlns:mc="http://schemas.openxmlformats.org/markup-compatibility/2006" xmlns:aink="http://schemas.microsoft.com/office/drawing/2016/ink" xmlns:am3d="http://schemas.microsoft.com/office/drawing/2017/model3d" xmlns:o="urn:schemas-microsoft-com:office:office" xmlns:oel="http://schemas.microsoft.com/office/2019/extlst" xmlns:r="http://schemas.openxmlformats.org/officeDocument/2006/relationships" xmlns:m="http://schemas.openxmlformats.org/officeDocument/2006/math" xmlns:v="urn:schemas-microsoft-com:vml" xmlns:wp14="http://schemas.microsoft.com/office/word/2010/wordprocessingDrawing" xmlns:wp="http://schemas.openxmlformats.org/drawingml/2006/wordprocessingDrawing" xmlns:w10="urn:schemas-microsoft-com:office:word" xmlns:w="http://schemas.openxmlformats.org/wordprocessingml/2006/main" xmlns:w14="http://schemas.microsoft.com/office/word/2010/wordml" xmlns:w15="http://schemas.microsoft.com/office/word/2012/wordml" xmlns:w16cex="http://schemas.microsoft.com/office/word/2018/wordml/cex" xmlns:w16cid="http://schemas.microsoft.com/office/word/2016/wordml/cid" xmlns:w16="http://schemas.microsoft.com/office/word/2018/wordml" xmlns:w16sdtdh="http://schemas.microsoft.com/office/word/2020/wordml/sdtdatahash" xmlns:w16se="http://schemas.microsoft.com/office/word/2015/wordml/symex" xmlns:wpg="http://schemas.microsoft.com/office/word/2010/wordprocessingGroup" xmlns:wpi="http://schemas.microsoft.com/office/word/2010/wordprocessingInk" xmlns:wne="http://schemas.microsoft.com/office/word/2006/wordml" xmlns:wps="http://schemas.microsoft.com/office/word/2010/wordprocessingShape" mc:Ignorable="w14 w15 w16se w16cid w16 w16cex w16sdtdh wp14">
+<w:document xmlns:wpc="http://schemas.microsoft.com/office/word/2010/wordprocessingCanvas" xmlns:cx="http://schemas.microsoft.com/office/drawing/2014/chartex" xmlns:cx1="http://schemas.microsoft.com/office/drawing/2015/9/8/chartex" xmlns:cx2="http://schemas.microsoft.com/office/drawing/2015/10/21/chartex" xmlns:cx3="http://schemas.microsoft.com/office/drawing/2016/5/9/chartex" xmlns:cx4="http://schemas.microsoft.com/office/drawing/2016/5/10/chartex" xmlns:cx5="http://schemas.microsoft.com/office/drawing/2016/5/11/chartex" xmlns:cx6="http://schemas.microsoft.com/office/drawing/2016/5/12/chartex" xmlns:cx7="http://schemas.microsoft.com/office/drawing/2016/5/13/chartex" xmlns:cx8="http://schemas.microsoft.com/office/drawing/2016/5/14/chartex" xmlns:mc="http://schemas.openxmlformats.org/markup-compatibility/2006" xmlns:aink="http://schemas.microsoft.com/office/drawing/2016/ink" xmlns:am3d="http://schemas.microsoft.com/office/drawing/2017/model3d" xmlns:o="urn:schemas-microsoft-com:office:office" xmlns:oel="http://schemas.microsoft.com/office/2019/extlst" xmlns:r="http://schemas.openxmlformats.org/officeDocument/2006/relationships" xmlns:m="http://schemas.openxmlformats.org/officeDocument/2006/math" xmlns:v="urn:schemas-microsoft-com:vml" xmlns:wp14="http://schemas.microsoft.com/office/word/2010/wordprocessingDrawing" xmlns:wp="http://schemas.openxmlformats.org/drawingml/2006/wordprocessingDrawing" xmlns:w10="urn:schemas-microsoft-com:office:word" xmlns:w="http://schemas.openxmlformats.org/wordprocessingml/2006/main" xmlns:w14="http://schemas.microsoft.com/office/word/2010/wordml" xmlns:w15="http://schemas.microsoft.com/office/word/2012/wordml" xmlns:w16cex="http://schemas.microsoft.com/office/word/2018/wordml/cex" xmlns:w16cid="http://schemas.microsoft.com/office/word/2016/wordml/cid" xmlns:w16="http://schemas.microsoft.com/office/word/2018/wordml" xmlns:w16du="http://schemas.microsoft.com/office/word/2023/wordml/word16du" xmlns:w16sdtdh="http://schemas.microsoft.com/office/word/2020/wordml/sdtdatahash" xmlns:w16sdtfl="http://schemas.microsoft.com/office/word/2024/wordml/sdtformatlock" xmlns:w16se="http://schemas.microsoft.com/office/word/2015/wordml/symex" xmlns:wpg="http://schemas.microsoft.com/office/word/2010/wordprocessingGroup" xmlns:wpi="http://schemas.microsoft.com/office/word/2010/wordprocessingInk" xmlns:wne="http://schemas.microsoft.com/office/word/2006/wordml" xmlns:wps="http://schemas.microsoft.com/office/word/2010/wordprocessingShape" mc:Ignorable="w14 w15 w16se w16cid w16 w16cex w16sdtdh w16sdtfl w16du wp14">
   <w:body>
     <w:p>
       <w:pPr>
@@ -528,8 +528,39 @@
           <w:lang w:val="de-DE"/>
         </w:rPr>
         <w:tab/>
-        <w:t>Prof. Dr. Ossmane Krini</w:t>
-      </w:r>
+        <w:t xml:space="preserve">Prof. Dr. </w:t>
+      </w:r>
+      <w:proofErr w:type="spellStart"/>
+      <w:r>
+        <w:rPr>
+          <w:rFonts w:cstheme="minorHAnsi"/>
+          <w:sz w:val="24"/>
+          <w:szCs w:val="24"/>
+          <w:lang w:val="de-DE"/>
+        </w:rPr>
+        <w:t>Ossmane</w:t>
+      </w:r>
+      <w:proofErr w:type="spellEnd"/>
+      <w:r>
+        <w:rPr>
+          <w:rFonts w:cstheme="minorHAnsi"/>
+          <w:sz w:val="24"/>
+          <w:szCs w:val="24"/>
+          <w:lang w:val="de-DE"/>
+        </w:rPr>
+        <w:t xml:space="preserve"> </w:t>
+      </w:r>
+      <w:proofErr w:type="spellStart"/>
+      <w:r>
+        <w:rPr>
+          <w:rFonts w:cstheme="minorHAnsi"/>
+          <w:sz w:val="24"/>
+          <w:szCs w:val="24"/>
+          <w:lang w:val="de-DE"/>
+        </w:rPr>
+        <w:t>Krini</w:t>
+      </w:r>
+      <w:proofErr w:type="spellEnd"/>
     </w:p>
     <w:p>
       <w:pPr>
@@ -559,7 +590,7 @@
           <w:szCs w:val="24"/>
           <w:lang w:val="de-DE"/>
         </w:rPr>
-        <w:t>Name der Studenten:</w:t>
+        <w:t>Name</w:t>
       </w:r>
       <w:r>
         <w:rPr>
@@ -568,6 +599,46 @@
           <w:szCs w:val="24"/>
           <w:lang w:val="de-DE"/>
         </w:rPr>
+        <w:t xml:space="preserve">/ </w:t>
+      </w:r>
+      <w:proofErr w:type="spellStart"/>
+      <w:r>
+        <w:rPr>
+          <w:rFonts w:cstheme="minorHAnsi"/>
+          <w:sz w:val="24"/>
+          <w:szCs w:val="24"/>
+          <w:lang w:val="de-DE"/>
+        </w:rPr>
+        <w:t>Matrikelummer</w:t>
+      </w:r>
+      <w:proofErr w:type="spellEnd"/>
+    </w:p>
+    <w:p>
+      <w:pPr>
+        <w:spacing w:after="0"/>
+        <w:rPr>
+          <w:rFonts w:cstheme="minorHAnsi"/>
+          <w:sz w:val="24"/>
+          <w:szCs w:val="24"/>
+          <w:lang w:val="de-DE"/>
+        </w:rPr>
+      </w:pPr>
+      <w:r>
+        <w:rPr>
+          <w:rFonts w:cstheme="minorHAnsi"/>
+          <w:sz w:val="24"/>
+          <w:szCs w:val="24"/>
+          <w:lang w:val="de-DE"/>
+        </w:rPr>
+        <w:t xml:space="preserve"> der Studenten:</w:t>
+      </w:r>
+      <w:r>
+        <w:rPr>
+          <w:rFonts w:cstheme="minorHAnsi"/>
+          <w:sz w:val="24"/>
+          <w:szCs w:val="24"/>
+          <w:lang w:val="de-DE"/>
+        </w:rPr>
         <w:tab/>
       </w:r>
       <w:r>
@@ -586,7 +657,24 @@
           <w:szCs w:val="24"/>
           <w:lang w:val="de-DE"/>
         </w:rPr>
+        <w:t xml:space="preserve">         </w:t>
+      </w:r>
+      <w:r>
+        <w:rPr>
+          <w:rFonts w:cstheme="minorHAnsi"/>
+          <w:sz w:val="24"/>
+          <w:szCs w:val="24"/>
+          <w:lang w:val="de-DE"/>
+        </w:rPr>
         <w:tab/>
+      </w:r>
+      <w:r>
+        <w:rPr>
+          <w:rFonts w:cstheme="minorHAnsi"/>
+          <w:sz w:val="24"/>
+          <w:szCs w:val="24"/>
+          <w:lang w:val="de-DE"/>
+        </w:rPr>
         <w:t>Carina Halter</w:t>
       </w:r>
       <w:r>
@@ -596,7 +684,7 @@
           <w:szCs w:val="24"/>
           <w:lang w:val="de-DE"/>
         </w:rPr>
-        <w:t>:</w:t>
+        <w:t xml:space="preserve"> / </w:t>
       </w:r>
       <w:r>
         <w:rPr>
@@ -605,8 +693,82 @@
           <w:szCs w:val="24"/>
           <w:lang w:val="de-DE"/>
         </w:rPr>
+        <w:t>2000130</w:t>
+      </w:r>
+    </w:p>
+    <w:p>
+      <w:pPr>
+        <w:spacing w:after="0"/>
+        <w:rPr>
+          <w:rFonts w:cstheme="minorHAnsi"/>
+          <w:sz w:val="24"/>
+          <w:szCs w:val="24"/>
+          <w:lang w:val="de-DE"/>
+        </w:rPr>
+      </w:pPr>
+      <w:r>
+        <w:rPr>
+          <w:rFonts w:cstheme="minorHAnsi"/>
+          <w:sz w:val="24"/>
+          <w:szCs w:val="24"/>
+          <w:lang w:val="de-DE"/>
+        </w:rPr>
         <w:tab/>
-        <w:t>2000130</w:t>
+      </w:r>
+      <w:r>
+        <w:rPr>
+          <w:rFonts w:cstheme="minorHAnsi"/>
+          <w:sz w:val="24"/>
+          <w:szCs w:val="24"/>
+          <w:lang w:val="de-DE"/>
+        </w:rPr>
+        <w:tab/>
+      </w:r>
+      <w:r>
+        <w:rPr>
+          <w:rFonts w:cstheme="minorHAnsi"/>
+          <w:sz w:val="24"/>
+          <w:szCs w:val="24"/>
+          <w:lang w:val="de-DE"/>
+        </w:rPr>
+        <w:tab/>
+      </w:r>
+      <w:r>
+        <w:rPr>
+          <w:rFonts w:cstheme="minorHAnsi"/>
+          <w:sz w:val="24"/>
+          <w:szCs w:val="24"/>
+          <w:lang w:val="de-DE"/>
+        </w:rPr>
+        <w:tab/>
+      </w:r>
+      <w:r>
+        <w:rPr>
+          <w:rFonts w:cstheme="minorHAnsi"/>
+          <w:sz w:val="24"/>
+          <w:szCs w:val="24"/>
+          <w:lang w:val="de-DE"/>
+        </w:rPr>
+        <w:tab/>
+        <w:t>Laura Mirwald</w:t>
+      </w:r>
+      <w:r>
+        <w:rPr>
+          <w:rFonts w:cstheme="minorHAnsi"/>
+          <w:sz w:val="24"/>
+          <w:szCs w:val="24"/>
+          <w:lang w:val="de-DE"/>
+        </w:rPr>
+        <w:t xml:space="preserve"> /</w:t>
+      </w:r>
+      <w:r>
+        <w:rPr>
+          <w:rFonts w:cstheme="minorHAnsi"/>
+          <w:sz w:val="24"/>
+          <w:szCs w:val="24"/>
+          <w:lang w:val="de-DE"/>
+        </w:rPr>
+        <w:t xml:space="preserve"> 3816633</w:t>
       </w:r>
     </w:p>
     <w:p>
@@ -663,7 +825,55 @@
           <w:lang w:val="de-DE"/>
         </w:rPr>
         <w:tab/>
-        <w:t>Laura Mirwald: 3816633</w:t>
+      </w:r>
+      <w:proofErr w:type="spellStart"/>
+      <w:r>
+        <w:rPr>
+          <w:rFonts w:cstheme="minorHAnsi"/>
+          <w:sz w:val="24"/>
+          <w:szCs w:val="24"/>
+          <w:lang w:val="de-DE"/>
+        </w:rPr>
+        <w:t>Semian</w:t>
+      </w:r>
+      <w:proofErr w:type="spellEnd"/>
+      <w:r>
+        <w:rPr>
+          <w:rFonts w:cstheme="minorHAnsi"/>
+          <w:sz w:val="24"/>
+          <w:szCs w:val="24"/>
+          <w:lang w:val="de-DE"/>
+        </w:rPr>
+        <w:t xml:space="preserve"> </w:t>
+      </w:r>
+      <w:proofErr w:type="spellStart"/>
+      <w:r>
+        <w:rPr>
+          <w:rFonts w:cstheme="minorHAnsi"/>
+          <w:sz w:val="24"/>
+          <w:szCs w:val="24"/>
+          <w:lang w:val="de-DE"/>
+        </w:rPr>
+        <w:t>Finné</w:t>
+      </w:r>
+      <w:proofErr w:type="spellEnd"/>
+      <w:r>
+        <w:rPr>
+          <w:rFonts w:cstheme="minorHAnsi"/>
+          <w:sz w:val="24"/>
+          <w:szCs w:val="24"/>
+          <w:lang w:val="de-DE"/>
+        </w:rPr>
+        <w:t xml:space="preserve"> / </w:t>
+      </w:r>
+      <w:r>
+        <w:rPr>
+          <w:rFonts w:cstheme="minorHAnsi"/>
+          <w:sz w:val="24"/>
+          <w:szCs w:val="24"/>
+          <w:lang w:val="de-DE"/>
+        </w:rPr>
+        <w:t>8543533</w:t>
       </w:r>
     </w:p>
     <w:p>
@@ -720,6 +930,7 @@
           <w:lang w:val="de-DE"/>
         </w:rPr>
         <w:tab/>
+        <w:t>Tristan Bihler</w:t>
       </w:r>
       <w:r>
         <w:rPr>
@@ -728,7 +939,7 @@
           <w:szCs w:val="24"/>
           <w:lang w:val="de-DE"/>
         </w:rPr>
-        <w:t>Semian</w:t>
+        <w:t xml:space="preserve"> /</w:t>
       </w:r>
       <w:r>
         <w:rPr>
@@ -737,74 +948,7 @@
           <w:szCs w:val="24"/>
           <w:lang w:val="de-DE"/>
         </w:rPr>
-        <w:t xml:space="preserve"> Finné:</w:t>
-      </w:r>
-      <w:r>
-        <w:rPr>
-          <w:rFonts w:cstheme="minorHAnsi"/>
-          <w:sz w:val="24"/>
-          <w:szCs w:val="24"/>
-          <w:lang w:val="de-DE"/>
-        </w:rPr>
-        <w:tab/>
-        <w:t>8543533</w:t>
-      </w:r>
-    </w:p>
-    <w:p>
-      <w:pPr>
-        <w:spacing w:after="0"/>
-        <w:rPr>
-          <w:rFonts w:cstheme="minorHAnsi"/>
-          <w:sz w:val="24"/>
-          <w:szCs w:val="24"/>
-          <w:lang w:val="de-DE"/>
-        </w:rPr>
-      </w:pPr>
-      <w:r>
-        <w:rPr>
-          <w:rFonts w:cstheme="minorHAnsi"/>
-          <w:sz w:val="24"/>
-          <w:szCs w:val="24"/>
-          <w:lang w:val="de-DE"/>
-        </w:rPr>
-        <w:tab/>
-      </w:r>
-      <w:r>
-        <w:rPr>
-          <w:rFonts w:cstheme="minorHAnsi"/>
-          <w:sz w:val="24"/>
-          <w:szCs w:val="24"/>
-          <w:lang w:val="de-DE"/>
-        </w:rPr>
-        <w:tab/>
-      </w:r>
-      <w:r>
-        <w:rPr>
-          <w:rFonts w:cstheme="minorHAnsi"/>
-          <w:sz w:val="24"/>
-          <w:szCs w:val="24"/>
-          <w:lang w:val="de-DE"/>
-        </w:rPr>
-        <w:tab/>
-      </w:r>
-      <w:r>
-        <w:rPr>
-          <w:rFonts w:cstheme="minorHAnsi"/>
-          <w:sz w:val="24"/>
-          <w:szCs w:val="24"/>
-          <w:lang w:val="de-DE"/>
-        </w:rPr>
-        <w:tab/>
-      </w:r>
-      <w:r>
-        <w:rPr>
-          <w:rFonts w:cstheme="minorHAnsi"/>
-          <w:sz w:val="24"/>
-          <w:szCs w:val="24"/>
-          <w:lang w:val="de-DE"/>
-        </w:rPr>
-        <w:tab/>
-        <w:t xml:space="preserve">Tristan Bihler: </w:t>
+        <w:t xml:space="preserve"> </w:t>
       </w:r>
       <w:r>
         <w:rPr>
@@ -5480,7 +5624,23 @@
           <w:sz w:val="24"/>
           <w:szCs w:val="24"/>
         </w:rPr>
-        <w:t>Hier liegt das Problem, denn wie finden Nutzer unter der Informationenflut im Netz genau das, was sie wirklich interessiert und ihren individuellen Vorlieben entspricht?</w:t>
+        <w:t xml:space="preserve">Hier liegt das Problem, denn wie finden Nutzer unter der Informationenflut im Netz genau das, was sie wirklich </w:t>
+      </w:r>
+      <w:proofErr w:type="gramStart"/>
+      <w:r>
+        <w:rPr>
+          <w:sz w:val="24"/>
+          <w:szCs w:val="24"/>
+        </w:rPr>
+        <w:t>interessiert</w:t>
+      </w:r>
+      <w:proofErr w:type="gramEnd"/>
+      <w:r>
+        <w:rPr>
+          <w:sz w:val="24"/>
+          <w:szCs w:val="24"/>
+        </w:rPr>
+        <w:t xml:space="preserve"> und ihren individuellen Vorlieben entspricht?</w:t>
       </w:r>
       <w:r>
         <w:rPr>
@@ -5892,7 +6052,15 @@
           <w:sz w:val="24"/>
           <w:szCs w:val="24"/>
         </w:rPr>
-        <w:t xml:space="preserve"> mit Fire</w:t>
+        <w:t xml:space="preserve"> mit </w:t>
+      </w:r>
+      <w:proofErr w:type="spellStart"/>
+      <w:r>
+        <w:rPr>
+          <w:sz w:val="24"/>
+          <w:szCs w:val="24"/>
+        </w:rPr>
+        <w:t>Fire</w:t>
       </w:r>
       <w:r>
         <w:rPr>
@@ -5901,6 +6069,7 @@
         </w:rPr>
         <w:t>base</w:t>
       </w:r>
+      <w:proofErr w:type="spellEnd"/>
       <w:r>
         <w:rPr>
           <w:sz w:val="24"/>
@@ -5934,7 +6103,23 @@
           <w:sz w:val="24"/>
           <w:szCs w:val="24"/>
         </w:rPr>
-        <w:t>, gegen Firebase entschieden.</w:t>
+        <w:t xml:space="preserve">, gegen </w:t>
+      </w:r>
+      <w:proofErr w:type="spellStart"/>
+      <w:r>
+        <w:rPr>
+          <w:sz w:val="24"/>
+          <w:szCs w:val="24"/>
+        </w:rPr>
+        <w:t>Firebase</w:t>
+      </w:r>
+      <w:proofErr w:type="spellEnd"/>
+      <w:r>
+        <w:rPr>
+          <w:sz w:val="24"/>
+          <w:szCs w:val="24"/>
+        </w:rPr>
+        <w:t xml:space="preserve"> entschieden.</w:t>
       </w:r>
       <w:r>
         <w:rPr>
@@ -5971,6 +6156,7 @@
         </w:rPr>
         <w:t>«</w:t>
       </w:r>
+      <w:proofErr w:type="spellStart"/>
       <w:r>
         <w:rPr>
           <w:sz w:val="24"/>
@@ -5985,6 +6171,7 @@
         </w:rPr>
         <w:t>base</w:t>
       </w:r>
+      <w:proofErr w:type="spellEnd"/>
       <w:r>
         <w:rPr>
           <w:sz w:val="24"/>
@@ -6536,7 +6723,23 @@
           <w:sz w:val="24"/>
           <w:szCs w:val="24"/>
         </w:rPr>
-        <w:t xml:space="preserve"> Graphical User Interface</w:t>
+        <w:t xml:space="preserve"> </w:t>
+      </w:r>
+      <w:proofErr w:type="spellStart"/>
+      <w:r>
+        <w:rPr>
+          <w:sz w:val="24"/>
+          <w:szCs w:val="24"/>
+        </w:rPr>
+        <w:t>Graphical</w:t>
+      </w:r>
+      <w:proofErr w:type="spellEnd"/>
+      <w:r>
+        <w:rPr>
+          <w:sz w:val="24"/>
+          <w:szCs w:val="24"/>
+        </w:rPr>
+        <w:t xml:space="preserve"> User Interface</w:t>
       </w:r>
       <w:r>
         <w:rPr>
@@ -6550,7 +6753,23 @@
           <w:sz w:val="24"/>
           <w:szCs w:val="24"/>
         </w:rPr>
-        <w:t xml:space="preserve"> gesteuert und ausgegeben werden. Dafür soll die Bibliothek «Tkinter» </w:t>
+        <w:t xml:space="preserve"> gesteuert und ausgegeben werden. Dafür soll die Bibliothek «</w:t>
+      </w:r>
+      <w:proofErr w:type="spellStart"/>
+      <w:r>
+        <w:rPr>
+          <w:sz w:val="24"/>
+          <w:szCs w:val="24"/>
+        </w:rPr>
+        <w:t>Tkinter</w:t>
+      </w:r>
+      <w:proofErr w:type="spellEnd"/>
+      <w:r>
+        <w:rPr>
+          <w:sz w:val="24"/>
+          <w:szCs w:val="24"/>
+        </w:rPr>
+        <w:t xml:space="preserve">» </w:t>
       </w:r>
       <w:r>
         <w:rPr>
@@ -6574,12 +6793,21 @@
           <w:szCs w:val="24"/>
         </w:rPr>
       </w:pPr>
-      <w:r>
-        <w:rPr>
-          <w:sz w:val="24"/>
-          <w:szCs w:val="24"/>
-        </w:rPr>
-        <w:t>Tkinter ist ein GUI</w:t>
+      <w:proofErr w:type="spellStart"/>
+      <w:r>
+        <w:rPr>
+          <w:sz w:val="24"/>
+          <w:szCs w:val="24"/>
+        </w:rPr>
+        <w:t>Tkinter</w:t>
+      </w:r>
+      <w:proofErr w:type="spellEnd"/>
+      <w:r>
+        <w:rPr>
+          <w:sz w:val="24"/>
+          <w:szCs w:val="24"/>
+        </w:rPr>
+        <w:t xml:space="preserve"> ist ein GUI</w:t>
       </w:r>
       <w:r>
         <w:rPr>
@@ -6723,12 +6951,21 @@
           <w:szCs w:val="24"/>
         </w:rPr>
       </w:pPr>
-      <w:r>
-        <w:rPr>
-          <w:sz w:val="24"/>
-          <w:szCs w:val="24"/>
-        </w:rPr>
-        <w:t>Tkinter ist leicht zu erlernen</w:t>
+      <w:proofErr w:type="spellStart"/>
+      <w:r>
+        <w:rPr>
+          <w:sz w:val="24"/>
+          <w:szCs w:val="24"/>
+        </w:rPr>
+        <w:t>Tkinter</w:t>
+      </w:r>
+      <w:proofErr w:type="spellEnd"/>
+      <w:r>
+        <w:rPr>
+          <w:sz w:val="24"/>
+          <w:szCs w:val="24"/>
+        </w:rPr>
+        <w:t xml:space="preserve"> ist leicht zu erlernen</w:t>
       </w:r>
       <w:r>
         <w:rPr>
@@ -6778,7 +7015,23 @@
           <w:sz w:val="24"/>
           <w:szCs w:val="24"/>
         </w:rPr>
-        <w:t>Die Struktur einer Gui ist einfach gehalten und kann mit kurzen Codes beschrieben werden.</w:t>
+        <w:t xml:space="preserve">Die Struktur einer </w:t>
+      </w:r>
+      <w:proofErr w:type="spellStart"/>
+      <w:r>
+        <w:rPr>
+          <w:sz w:val="24"/>
+          <w:szCs w:val="24"/>
+        </w:rPr>
+        <w:t>Gui</w:t>
+      </w:r>
+      <w:proofErr w:type="spellEnd"/>
+      <w:r>
+        <w:rPr>
+          <w:sz w:val="24"/>
+          <w:szCs w:val="24"/>
+        </w:rPr>
+        <w:t xml:space="preserve"> ist einfach gehalten und kann mit kurzen Codes beschrieben werden.</w:t>
       </w:r>
     </w:p>
     <w:p>
@@ -6835,7 +7088,23 @@
           <w:sz w:val="24"/>
           <w:szCs w:val="24"/>
         </w:rPr>
-        <w:t>, dass Tkinter einfach gehalten ist. Denn die</w:t>
+        <w:t xml:space="preserve">, dass </w:t>
+      </w:r>
+      <w:proofErr w:type="spellStart"/>
+      <w:r>
+        <w:rPr>
+          <w:sz w:val="24"/>
+          <w:szCs w:val="24"/>
+        </w:rPr>
+        <w:t>Tkinter</w:t>
+      </w:r>
+      <w:proofErr w:type="spellEnd"/>
+      <w:r>
+        <w:rPr>
+          <w:sz w:val="24"/>
+          <w:szCs w:val="24"/>
+        </w:rPr>
+        <w:t xml:space="preserve"> einfach gehalten ist. Denn die</w:t>
       </w:r>
       <w:r>
         <w:rPr>
@@ -6870,7 +7139,23 @@
           <w:sz w:val="24"/>
           <w:szCs w:val="24"/>
         </w:rPr>
-        <w:t xml:space="preserve">ck and place» definiert werden, über Zeilen und Spalten oder </w:t>
+        <w:t xml:space="preserve">ck and </w:t>
+      </w:r>
+      <w:proofErr w:type="spellStart"/>
+      <w:r>
+        <w:rPr>
+          <w:sz w:val="24"/>
+          <w:szCs w:val="24"/>
+        </w:rPr>
+        <w:t>place</w:t>
+      </w:r>
+      <w:proofErr w:type="spellEnd"/>
+      <w:r>
+        <w:rPr>
+          <w:sz w:val="24"/>
+          <w:szCs w:val="24"/>
+        </w:rPr>
+        <w:t xml:space="preserve">» definiert werden, über Zeilen und Spalten oder </w:t>
       </w:r>
       <w:r>
         <w:rPr>
@@ -6969,7 +7254,23 @@
           <w:sz w:val="24"/>
           <w:szCs w:val="24"/>
         </w:rPr>
-        <w:t>Durch die einfache Struktur und dennoch umfangreichen Funktionen, sollte Tkinter für unseren Anwendungsfall gut geeignet sein, ein einfach gehaltenes</w:t>
+        <w:t xml:space="preserve">Durch die einfache Struktur und dennoch umfangreichen Funktionen, sollte </w:t>
+      </w:r>
+      <w:proofErr w:type="spellStart"/>
+      <w:r>
+        <w:rPr>
+          <w:sz w:val="24"/>
+          <w:szCs w:val="24"/>
+        </w:rPr>
+        <w:t>Tkinter</w:t>
+      </w:r>
+      <w:proofErr w:type="spellEnd"/>
+      <w:r>
+        <w:rPr>
+          <w:sz w:val="24"/>
+          <w:szCs w:val="24"/>
+        </w:rPr>
+        <w:t xml:space="preserve"> für unseren Anwendungsfall gut geeignet sein, ein einfach gehaltenes</w:t>
       </w:r>
       <w:r>
         <w:rPr>
@@ -7176,12 +7477,21 @@
         </w:rPr>
         <w:t xml:space="preserve">geleitet. </w:t>
       </w:r>
-      <w:r>
-        <w:rPr>
-          <w:sz w:val="24"/>
-          <w:szCs w:val="24"/>
-        </w:rPr>
-        <w:t>In dem verschiedene Ausgaben angezeigt werden</w:t>
+      <w:proofErr w:type="gramStart"/>
+      <w:r>
+        <w:rPr>
+          <w:sz w:val="24"/>
+          <w:szCs w:val="24"/>
+        </w:rPr>
+        <w:t>In dem verschiedene Ausgaben</w:t>
+      </w:r>
+      <w:proofErr w:type="gramEnd"/>
+      <w:r>
+        <w:rPr>
+          <w:sz w:val="24"/>
+          <w:szCs w:val="24"/>
+        </w:rPr>
+        <w:t xml:space="preserve"> angezeigt werden</w:t>
       </w:r>
       <w:r>
         <w:rPr>
@@ -7593,7 +7903,7 @@
         <w:lastRenderedPageBreak/>
         <w:t xml:space="preserve"> </w:t>
       </w:r>
-      <w:bookmarkStart w:id="8" w:name="_Toc201015138"/>
+      <w:bookmarkStart w:id="7" w:name="_Toc201015138"/>
       <w:r>
         <w:rPr>
           <w:b/>
@@ -7618,7 +7928,7 @@
         </w:rPr>
         <w:t>Layout</w:t>
       </w:r>
-      <w:bookmarkEnd w:id="8"/>
+      <w:bookmarkEnd w:id="7"/>
     </w:p>
     <w:p>
       <w:pPr>
@@ -7782,7 +8092,7 @@
               </wp:anchor>
             </w:drawing>
           </mc:Choice>
-          <mc:Fallback xmlns:w16sdtfl="http://schemas.microsoft.com/office/word/2024/wordml/sdtformatlock" xmlns:w16du="http://schemas.microsoft.com/office/word/2023/wordml/word16du">
+          <mc:Fallback>
             <w:pict>
               <v:group w14:anchorId="3548EE0F" id="Gruppieren 2" o:spid="_x0000_s1026" style="position:absolute;margin-left:188.05pt;margin-top:2.1pt;width:301.1pt;height:216.6pt;z-index:251659264" coordorigin=",-9987" coordsize="41002,28910" o:gfxdata="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">
                 <v:shapetype id="_x0000_t75" coordsize="21600,21600" o:spt="75" o:preferrelative="t" path="m@4@5l@4@11@9@11@9@5xe" filled="f" stroked="f">
@@ -7941,7 +8251,7 @@
               </wp:anchor>
             </w:drawing>
           </mc:Choice>
-          <mc:Fallback xmlns:w16sdtfl="http://schemas.microsoft.com/office/word/2024/wordml/sdtformatlock" xmlns:w16du="http://schemas.microsoft.com/office/word/2023/wordml/word16du">
+          <mc:Fallback>
             <w:pict>
               <v:shapetype w14:anchorId="7520C6B6" id="_x0000_t32" coordsize="21600,21600" o:spt="32" o:oned="t" path="m,l21600,21600e" filled="f">
                 <v:path arrowok="t" fillok="f" o:connecttype="none"/>
@@ -8020,7 +8330,7 @@
                                 <w:lang w:val="de-CH"/>
                               </w:rPr>
                             </w:pPr>
-                            <w:bookmarkStart w:id="9" w:name="_Toc201014716"/>
+                            <w:bookmarkStart w:id="8" w:name="_Toc201014716"/>
                             <w:r>
                               <w:t xml:space="preserve">Abbildung </w:t>
                             </w:r>
@@ -8045,7 +8355,7 @@
                             <w:r>
                               <w:t>: Login-Fenster im Ganzen</w:t>
                             </w:r>
-                            <w:bookmarkEnd w:id="9"/>
+                            <w:bookmarkEnd w:id="8"/>
                           </w:p>
                         </w:txbxContent>
                       </wps:txbx>
@@ -8305,7 +8615,7 @@
                                 <w:lang w:val="de-CH"/>
                               </w:rPr>
                             </w:pPr>
-                            <w:bookmarkStart w:id="11" w:name="_Toc201014717"/>
+                            <w:bookmarkStart w:id="9" w:name="_Toc201014717"/>
                             <w:r>
                               <w:t xml:space="preserve">Abbildung </w:t>
                             </w:r>
@@ -8330,7 +8640,7 @@
                             <w:r>
                               <w:t>: Login-Fenster vergrößert</w:t>
                             </w:r>
-                            <w:bookmarkEnd w:id="11"/>
+                            <w:bookmarkEnd w:id="9"/>
                           </w:p>
                         </w:txbxContent>
                       </wps:txbx>
@@ -8823,7 +9133,7 @@
                                 <w:lang w:val="de-CH"/>
                               </w:rPr>
                             </w:pPr>
-                            <w:bookmarkStart w:id="13" w:name="_Toc201014718"/>
+                            <w:bookmarkStart w:id="10" w:name="_Toc201014718"/>
                             <w:r>
                               <w:t xml:space="preserve">Abbildung </w:t>
                             </w:r>
@@ -8848,7 +9158,7 @@
                             <w:r>
                               <w:t>: Hauptfenster - Filmauswahl, Beschreibung, Empfehlungen</w:t>
                             </w:r>
-                            <w:bookmarkEnd w:id="13"/>
+                            <w:bookmarkEnd w:id="10"/>
                           </w:p>
                         </w:txbxContent>
                       </wps:txbx>
@@ -9118,7 +9428,7 @@
                                 <w:lang w:val="de-CH"/>
                               </w:rPr>
                             </w:pPr>
-                            <w:bookmarkStart w:id="15" w:name="_Toc201014719"/>
+                            <w:bookmarkStart w:id="11" w:name="_Toc201014719"/>
                             <w:r>
                               <w:t xml:space="preserve">Abbildung </w:t>
                             </w:r>
@@ -9143,7 +9453,7 @@
                             <w:r>
                               <w:t>: Favoriten-Fenster</w:t>
                             </w:r>
-                            <w:bookmarkEnd w:id="15"/>
+                            <w:bookmarkEnd w:id="11"/>
                           </w:p>
                         </w:txbxContent>
                       </wps:txbx>
@@ -9369,7 +9679,7 @@
           <w:color w:val="auto"/>
         </w:rPr>
       </w:pPr>
-      <w:bookmarkStart w:id="17" w:name="_Toc201015139"/>
+      <w:bookmarkStart w:id="12" w:name="_Toc201015139"/>
       <w:r>
         <w:rPr>
           <w:b/>
@@ -9378,7 +9688,7 @@
         </w:rPr>
         <w:t>Zeitplan</w:t>
       </w:r>
-      <w:bookmarkEnd w:id="17"/>
+      <w:bookmarkEnd w:id="12"/>
     </w:p>
     <w:p/>
     <w:p>
@@ -9445,7 +9755,23 @@
           <w:sz w:val="24"/>
           <w:szCs w:val="24"/>
         </w:rPr>
-        <w:t xml:space="preserve"> Hierbei ist zu beachten, dass die Verantwortliche Person nicht den Abschnitt alleine bewältigen musste, sondern diesen lediglich koordinierte und die Übersicht </w:t>
+        <w:t xml:space="preserve"> Hierbei ist zu beachten, dass die Verantwortliche Person nicht den Abschnitt </w:t>
+      </w:r>
+      <w:proofErr w:type="gramStart"/>
+      <w:r>
+        <w:rPr>
+          <w:sz w:val="24"/>
+          <w:szCs w:val="24"/>
+        </w:rPr>
+        <w:t>alleine</w:t>
+      </w:r>
+      <w:proofErr w:type="gramEnd"/>
+      <w:r>
+        <w:rPr>
+          <w:sz w:val="24"/>
+          <w:szCs w:val="24"/>
+        </w:rPr>
+        <w:t xml:space="preserve"> bewältigen musste, sondern diesen lediglich koordinierte und die Übersicht </w:t>
       </w:r>
       <w:r>
         <w:rPr>
@@ -9598,7 +9924,7 @@
                                 <w:lang w:val="de-CH"/>
                               </w:rPr>
                             </w:pPr>
-                            <w:bookmarkStart w:id="18" w:name="_Toc201014720"/>
+                            <w:bookmarkStart w:id="13" w:name="_Toc201014720"/>
                             <w:r>
                               <w:t xml:space="preserve">Abbildung </w:t>
                             </w:r>
@@ -9623,7 +9949,7 @@
                             <w:r>
                               <w:t>: Zeitplan des Projektes "Filmempfehlungssystem"</w:t>
                             </w:r>
-                            <w:bookmarkEnd w:id="18"/>
+                            <w:bookmarkEnd w:id="13"/>
                           </w:p>
                         </w:txbxContent>
                       </wps:txbx>
@@ -9706,7 +10032,7 @@
           <w:color w:val="auto"/>
         </w:rPr>
       </w:pPr>
-      <w:bookmarkStart w:id="20" w:name="_Toc201015140"/>
+      <w:bookmarkStart w:id="14" w:name="_Toc201015140"/>
       <w:r>
         <w:rPr>
           <w:rFonts w:asciiTheme="minorHAnsi" w:hAnsiTheme="minorHAnsi" w:cstheme="minorHAnsi"/>
@@ -9717,7 +10043,7 @@
         <w:lastRenderedPageBreak/>
         <w:t>3. Architektur- &amp; Systemdesign</w:t>
       </w:r>
-      <w:bookmarkEnd w:id="20"/>
+      <w:bookmarkEnd w:id="14"/>
     </w:p>
     <w:p/>
     <w:p>
@@ -9729,7 +10055,7 @@
           <w:color w:val="auto"/>
         </w:rPr>
       </w:pPr>
-      <w:bookmarkStart w:id="21" w:name="_Toc201015141"/>
+      <w:bookmarkStart w:id="15" w:name="_Toc201015141"/>
       <w:r>
         <w:rPr>
           <w:b/>
@@ -9746,7 +10072,7 @@
         </w:rPr>
         <w:t xml:space="preserve"> Architektur</w:t>
       </w:r>
-      <w:bookmarkEnd w:id="21"/>
+      <w:bookmarkEnd w:id="15"/>
     </w:p>
     <w:p/>
     <w:p>
@@ -9761,7 +10087,23 @@
           <w:sz w:val="24"/>
           <w:szCs w:val="24"/>
         </w:rPr>
-        <w:t xml:space="preserve">Einst für die Programmiersprache „Smalltalk-76“ in den späten 70ern vom Norweger Trygve Reenskaug entwickelt, ist die MVC-Architektur heute eine der verbreitetsten Möglichkeiten, den Code einer Applikation zu strukturieren. Die MVC-Struktur besteht aus drei Komponenten: Model, Controller und View. </w:t>
+        <w:t xml:space="preserve">Einst für die Programmiersprache „Smalltalk-76“ in den späten 70ern vom Norweger Trygve </w:t>
+      </w:r>
+      <w:proofErr w:type="spellStart"/>
+      <w:r>
+        <w:rPr>
+          <w:sz w:val="24"/>
+          <w:szCs w:val="24"/>
+        </w:rPr>
+        <w:t>Reenskaug</w:t>
+      </w:r>
+      <w:proofErr w:type="spellEnd"/>
+      <w:r>
+        <w:rPr>
+          <w:sz w:val="24"/>
+          <w:szCs w:val="24"/>
+        </w:rPr>
+        <w:t xml:space="preserve"> entwickelt, ist die MVC-Architektur heute eine der verbreitetsten Möglichkeiten, den Code einer Applikation zu strukturieren. Die MVC-Struktur besteht aus drei Komponenten: Model, Controller und View. </w:t>
       </w:r>
     </w:p>
     <w:p>
@@ -9920,7 +10262,7 @@
           <w:color w:val="auto"/>
         </w:rPr>
       </w:pPr>
-      <w:bookmarkStart w:id="22" w:name="_Toc201014721"/>
+      <w:bookmarkStart w:id="16" w:name="_Toc201014721"/>
       <w:r>
         <w:rPr>
           <w:color w:val="auto"/>
@@ -9964,7 +10306,7 @@
         </w:rPr>
         <w:t>: MVC-Flussdiagramm - ursprüngliche Version</w:t>
       </w:r>
-      <w:bookmarkEnd w:id="22"/>
+      <w:bookmarkEnd w:id="16"/>
     </w:p>
     <w:p/>
     <w:p/>
@@ -10043,7 +10385,7 @@
           <w:color w:val="auto"/>
         </w:rPr>
       </w:pPr>
-      <w:bookmarkStart w:id="23" w:name="_Toc201014722"/>
+      <w:bookmarkStart w:id="17" w:name="_Toc201014722"/>
       <w:r>
         <w:rPr>
           <w:color w:val="auto"/>
@@ -10087,7 +10429,7 @@
         </w:rPr>
         <w:t>: MVC-Flussdiagramm - heutige Definition</w:t>
       </w:r>
-      <w:bookmarkEnd w:id="23"/>
+      <w:bookmarkEnd w:id="17"/>
     </w:p>
     <w:p/>
     <w:p>
@@ -10177,7 +10519,7 @@
           <w:color w:val="auto"/>
         </w:rPr>
       </w:pPr>
-      <w:bookmarkStart w:id="24" w:name="_Toc201015142"/>
+      <w:bookmarkStart w:id="18" w:name="_Toc201015142"/>
       <w:r>
         <w:rPr>
           <w:b/>
@@ -10187,7 +10529,7 @@
         <w:lastRenderedPageBreak/>
         <w:t>Fertiges Design der Benutzeroberfläche</w:t>
       </w:r>
-      <w:bookmarkEnd w:id="24"/>
+      <w:bookmarkEnd w:id="18"/>
     </w:p>
     <w:p/>
     <w:p>
@@ -10256,7 +10598,7 @@
                                 <w:lang w:val="de-CH"/>
                               </w:rPr>
                             </w:pPr>
-                            <w:bookmarkStart w:id="25" w:name="_Toc201014723"/>
+                            <w:bookmarkStart w:id="19" w:name="_Toc201014723"/>
                             <w:r>
                               <w:t>Abbildung</w:t>
                             </w:r>
@@ -10266,7 +10608,7 @@
                             <w:r>
                               <w:t>: Login-Maske fertiger GUI</w:t>
                             </w:r>
-                            <w:bookmarkEnd w:id="25"/>
+                            <w:bookmarkEnd w:id="19"/>
                           </w:p>
                         </w:txbxContent>
                       </wps:txbx>
@@ -10726,7 +11068,7 @@
                                 <w:szCs w:val="22"/>
                               </w:rPr>
                             </w:pPr>
-                            <w:bookmarkStart w:id="27" w:name="_Toc201014724"/>
+                            <w:bookmarkStart w:id="20" w:name="_Toc201014724"/>
                             <w:r>
                               <w:t xml:space="preserve">Abbildung </w:t>
                             </w:r>
@@ -10751,7 +11093,7 @@
                             <w:r>
                               <w:t>: Fehlermeldung - User existiert bereits</w:t>
                             </w:r>
-                            <w:bookmarkEnd w:id="27"/>
+                            <w:bookmarkEnd w:id="20"/>
                           </w:p>
                         </w:txbxContent>
                       </wps:txbx>
@@ -10865,7 +11207,7 @@
                                 <w:szCs w:val="22"/>
                               </w:rPr>
                             </w:pPr>
-                            <w:bookmarkStart w:id="29" w:name="_Toc201014725"/>
+                            <w:bookmarkStart w:id="21" w:name="_Toc201014725"/>
                             <w:r>
                               <w:t xml:space="preserve">Abbildung </w:t>
                             </w:r>
@@ -10875,7 +11217,7 @@
                             <w:r>
                               <w:t>: Fehlermeldung - User existiert nicht</w:t>
                             </w:r>
-                            <w:bookmarkEnd w:id="29"/>
+                            <w:bookmarkEnd w:id="21"/>
                           </w:p>
                         </w:txbxContent>
                       </wps:txbx>
@@ -10986,7 +11328,7 @@
                                 <w:lang w:val="de-CH"/>
                               </w:rPr>
                             </w:pPr>
-                            <w:bookmarkStart w:id="31" w:name="_Toc201014726"/>
+                            <w:bookmarkStart w:id="22" w:name="_Toc201014726"/>
                             <w:r>
                               <w:t xml:space="preserve">Abbildung </w:t>
                             </w:r>
@@ -11011,7 +11353,7 @@
                             <w:r>
                               <w:t>: Hauptmenü - Empfehlungen</w:t>
                             </w:r>
-                            <w:bookmarkEnd w:id="31"/>
+                            <w:bookmarkEnd w:id="22"/>
                           </w:p>
                         </w:txbxContent>
                       </wps:txbx>
@@ -11439,7 +11781,7 @@
                                 <w:lang w:val="de-CH"/>
                               </w:rPr>
                             </w:pPr>
-                            <w:bookmarkStart w:id="33" w:name="_Toc201014727"/>
+                            <w:bookmarkStart w:id="23" w:name="_Toc201014727"/>
                             <w:r>
                               <w:t xml:space="preserve">Abbildung </w:t>
                             </w:r>
@@ -11464,7 +11806,7 @@
                             <w:r>
                               <w:t>: Meine Favoriten &amp; Empfehlungen auf verhaltensähnliche Nutzer</w:t>
                             </w:r>
-                            <w:bookmarkEnd w:id="33"/>
+                            <w:bookmarkEnd w:id="23"/>
                           </w:p>
                         </w:txbxContent>
                       </wps:txbx>
@@ -11654,7 +11996,7 @@
           <w:color w:val="auto"/>
         </w:rPr>
       </w:pPr>
-      <w:bookmarkStart w:id="35" w:name="_Toc201015143"/>
+      <w:bookmarkStart w:id="24" w:name="_Toc201015143"/>
       <w:r>
         <w:rPr>
           <w:rFonts w:asciiTheme="minorHAnsi" w:hAnsiTheme="minorHAnsi" w:cstheme="minorHAnsi"/>
@@ -11674,7 +12016,7 @@
         </w:rPr>
         <w:t>Implementierung / Codierung</w:t>
       </w:r>
-      <w:bookmarkEnd w:id="35"/>
+      <w:bookmarkEnd w:id="24"/>
     </w:p>
     <w:p/>
     <w:p>
@@ -11686,7 +12028,7 @@
           <w:color w:val="auto"/>
         </w:rPr>
       </w:pPr>
-      <w:bookmarkStart w:id="36" w:name="_Toc201015144"/>
+      <w:bookmarkStart w:id="25" w:name="_Toc201015144"/>
       <w:r>
         <w:rPr>
           <w:b/>
@@ -11695,7 +12037,7 @@
         </w:rPr>
         <w:t>Programmablaufplan</w:t>
       </w:r>
-      <w:bookmarkEnd w:id="36"/>
+      <w:bookmarkEnd w:id="25"/>
     </w:p>
     <w:p/>
     <w:p>
@@ -11800,8 +12142,18 @@
           <w:szCs w:val="24"/>
           <w:lang w:val="de-DE"/>
         </w:rPr>
-        <w:t>Die blauen Felder gehören zu Controller-, die Grünen zur View- und die Gelben zur Modelklasse. Die Datenbanken/JSON-Dateien sind Orange</w:t>
-      </w:r>
+        <w:t xml:space="preserve">Die blauen Felder gehören zu Controller-, die Grünen zur View- und die Gelben zur Modelklasse. Die Datenbanken/JSON-Dateien sind </w:t>
+      </w:r>
+      <w:proofErr w:type="gramStart"/>
+      <w:r>
+        <w:rPr>
+          <w:sz w:val="24"/>
+          <w:szCs w:val="24"/>
+          <w:lang w:val="de-DE"/>
+        </w:rPr>
+        <w:t>Orange</w:t>
+      </w:r>
+      <w:proofErr w:type="gramEnd"/>
     </w:p>
     <w:p>
       <w:pPr>
@@ -11974,7 +12326,7 @@
                                 <w:szCs w:val="22"/>
                               </w:rPr>
                             </w:pPr>
-                            <w:bookmarkStart w:id="37" w:name="_Toc201014728"/>
+                            <w:bookmarkStart w:id="26" w:name="_Toc201014728"/>
                             <w:r>
                               <w:t xml:space="preserve">Abbildung </w:t>
                             </w:r>
@@ -12008,7 +12360,7 @@
                             <w:r>
                               <w:t>-Fenster</w:t>
                             </w:r>
-                            <w:bookmarkEnd w:id="37"/>
+                            <w:bookmarkEnd w:id="26"/>
                           </w:p>
                         </w:txbxContent>
                       </wps:txbx>
@@ -12243,7 +12595,7 @@
                                 <w:szCs w:val="22"/>
                               </w:rPr>
                             </w:pPr>
-                            <w:bookmarkStart w:id="39" w:name="_Toc201014729"/>
+                            <w:bookmarkStart w:id="27" w:name="_Toc201014729"/>
                             <w:r>
                               <w:t xml:space="preserve">Abbildung </w:t>
                             </w:r>
@@ -12271,7 +12623,7 @@
                             <w:r>
                               <w:t>Hauptfenster</w:t>
                             </w:r>
-                            <w:bookmarkEnd w:id="39"/>
+                            <w:bookmarkEnd w:id="27"/>
                           </w:p>
                         </w:txbxContent>
                       </wps:txbx>
@@ -12353,7 +12705,7 @@
         </w:rPr>
         <w:lastRenderedPageBreak/>
         <w:drawing>
-          <wp:anchor distT="0" distB="0" distL="114300" distR="114300" simplePos="0" relativeHeight="251744256" behindDoc="1" locked="0" layoutInCell="1" allowOverlap="1" wp14:anchorId="11CDADBE" wp14:editId="66CC23DE">
+          <wp:anchor distT="0" distB="0" distL="114300" distR="114300" simplePos="0" relativeHeight="251744256" behindDoc="1" locked="0" layoutInCell="1" allowOverlap="1" wp14:anchorId="11CDADBE" wp14:editId="0615D824">
             <wp:simplePos x="0" y="0"/>
             <wp:positionH relativeFrom="margin">
               <wp:align>center</wp:align>
@@ -12485,7 +12837,7 @@
                                 <w:szCs w:val="22"/>
                               </w:rPr>
                             </w:pPr>
-                            <w:bookmarkStart w:id="41" w:name="_Toc201014730"/>
+                            <w:bookmarkStart w:id="28" w:name="_Toc201014730"/>
                             <w:r>
                               <w:t xml:space="preserve">Abbildung </w:t>
                             </w:r>
@@ -12510,7 +12862,7 @@
                             <w:r>
                               <w:t>: Programmablaufplan - Favoriten-Fenster</w:t>
                             </w:r>
-                            <w:bookmarkEnd w:id="41"/>
+                            <w:bookmarkEnd w:id="28"/>
                           </w:p>
                         </w:txbxContent>
                       </wps:txbx>
@@ -12612,7 +12964,7 @@
           <w:color w:val="auto"/>
         </w:rPr>
       </w:pPr>
-      <w:bookmarkStart w:id="43" w:name="_Toc201015145"/>
+      <w:bookmarkStart w:id="29" w:name="_Toc201015145"/>
       <w:r>
         <w:rPr>
           <w:b/>
@@ -12622,7 +12974,7 @@
         <w:lastRenderedPageBreak/>
         <w:t>Algorithmus</w:t>
       </w:r>
-      <w:bookmarkEnd w:id="43"/>
+      <w:bookmarkEnd w:id="29"/>
     </w:p>
     <w:p/>
     <w:p>
@@ -12637,7 +12989,55 @@
           <w:sz w:val="24"/>
           <w:szCs w:val="24"/>
         </w:rPr>
-        <w:t xml:space="preserve">Wir haben ein Empfehlungssystem entwickelt, das den Content-based Algorithm mit dem User Collaborative Algorithm kombiniert. Unser Ziel ist es, dem eingeloggten Nutzer Filme vorzuschlagen, </w:t>
+        <w:t>Wir haben ein Empfehlungssystem entwickelt, das den Content-</w:t>
+      </w:r>
+      <w:proofErr w:type="spellStart"/>
+      <w:r>
+        <w:rPr>
+          <w:sz w:val="24"/>
+          <w:szCs w:val="24"/>
+        </w:rPr>
+        <w:t>based</w:t>
+      </w:r>
+      <w:proofErr w:type="spellEnd"/>
+      <w:r>
+        <w:rPr>
+          <w:sz w:val="24"/>
+          <w:szCs w:val="24"/>
+        </w:rPr>
+        <w:t xml:space="preserve"> </w:t>
+      </w:r>
+      <w:proofErr w:type="spellStart"/>
+      <w:r>
+        <w:rPr>
+          <w:sz w:val="24"/>
+          <w:szCs w:val="24"/>
+        </w:rPr>
+        <w:t>Algorithm</w:t>
+      </w:r>
+      <w:proofErr w:type="spellEnd"/>
+      <w:r>
+        <w:rPr>
+          <w:sz w:val="24"/>
+          <w:szCs w:val="24"/>
+        </w:rPr>
+        <w:t xml:space="preserve"> mit dem User Collaborative </w:t>
+      </w:r>
+      <w:proofErr w:type="spellStart"/>
+      <w:r>
+        <w:rPr>
+          <w:sz w:val="24"/>
+          <w:szCs w:val="24"/>
+        </w:rPr>
+        <w:t>Algorithm</w:t>
+      </w:r>
+      <w:proofErr w:type="spellEnd"/>
+      <w:r>
+        <w:rPr>
+          <w:sz w:val="24"/>
+          <w:szCs w:val="24"/>
+        </w:rPr>
+        <w:t xml:space="preserve"> kombiniert. Unser Ziel ist es, dem eingeloggten Nutzer Filme vorzuschlagen, </w:t>
       </w:r>
       <w:r>
         <w:rPr>
@@ -12689,7 +13089,39 @@
           <w:sz w:val="24"/>
           <w:szCs w:val="24"/>
         </w:rPr>
-        <w:t>1.Der Content-based Algorithm:</w:t>
+        <w:t>1.Der Content-</w:t>
+      </w:r>
+      <w:proofErr w:type="spellStart"/>
+      <w:r>
+        <w:rPr>
+          <w:sz w:val="24"/>
+          <w:szCs w:val="24"/>
+        </w:rPr>
+        <w:t>based</w:t>
+      </w:r>
+      <w:proofErr w:type="spellEnd"/>
+      <w:r>
+        <w:rPr>
+          <w:sz w:val="24"/>
+          <w:szCs w:val="24"/>
+        </w:rPr>
+        <w:t xml:space="preserve"> </w:t>
+      </w:r>
+      <w:proofErr w:type="spellStart"/>
+      <w:r>
+        <w:rPr>
+          <w:sz w:val="24"/>
+          <w:szCs w:val="24"/>
+        </w:rPr>
+        <w:t>Algorithm</w:t>
+      </w:r>
+      <w:proofErr w:type="spellEnd"/>
+      <w:r>
+        <w:rPr>
+          <w:sz w:val="24"/>
+          <w:szCs w:val="24"/>
+        </w:rPr>
+        <w:t>:</w:t>
       </w:r>
     </w:p>
     <w:p>
@@ -12949,7 +13381,7 @@
                                 <w:lang w:val="de-CH"/>
                               </w:rPr>
                             </w:pPr>
-                            <w:bookmarkStart w:id="44" w:name="_Toc201014731"/>
+                            <w:bookmarkStart w:id="30" w:name="_Toc201014731"/>
                             <w:r>
                               <w:t xml:space="preserve">Abbildung </w:t>
                             </w:r>
@@ -12975,9 +13407,22 @@
                               <w:t xml:space="preserve">: </w:t>
                             </w:r>
                             <w:r>
-                              <w:t>Content-based Algorithm</w:t>
+                              <w:t>Content-</w:t>
                             </w:r>
-                            <w:bookmarkEnd w:id="44"/>
+                            <w:proofErr w:type="spellStart"/>
+                            <w:r>
+                              <w:t>based</w:t>
+                            </w:r>
+                            <w:proofErr w:type="spellEnd"/>
+                            <w:r>
+                              <w:t xml:space="preserve"> </w:t>
+                            </w:r>
+                            <w:proofErr w:type="spellStart"/>
+                            <w:r>
+                              <w:t>Algorithm</w:t>
+                            </w:r>
+                            <w:bookmarkEnd w:id="30"/>
+                            <w:proofErr w:type="spellEnd"/>
                           </w:p>
                         </w:txbxContent>
                       </wps:txbx>
@@ -12995,7 +13440,11 @@
           </mc:Choice>
           <mc:Fallback>
             <w:pict>
-              <v:shape w14:anchorId="20AD7695" id="_x0000_s1040" type="#_x0000_t202" style="position:absolute;margin-left:7.45pt;margin-top:254.4pt;width:453.6pt;height:.05pt;z-index:-251576320;visibility:visible;mso-wrap-style:square;mso-wrap-distance-left:9pt;mso-wrap-distance-top:0;mso-wrap-distance-right:9pt;mso-wrap-distance-bottom:0;mso-position-horizontal:absolute;mso-position-horizontal-relative:text;mso-position-vertical:absolute;mso-position-vertical-relative:text;v-text-anchor:top" o:gfxdata="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" stroked="f">
+              <v:shapetype w14:anchorId="20AD7695" id="_x0000_t202" coordsize="21600,21600" o:spt="202" path="m,l,21600r21600,l21600,xe">
+                <v:stroke joinstyle="miter"/>
+                <v:path gradientshapeok="t" o:connecttype="rect"/>
+              </v:shapetype>
+              <v:shape id="_x0000_s1040" type="#_x0000_t202" style="position:absolute;margin-left:7.45pt;margin-top:254.4pt;width:453.6pt;height:.05pt;z-index:-251576320;visibility:visible;mso-wrap-style:square;mso-wrap-distance-left:9pt;mso-wrap-distance-top:0;mso-wrap-distance-right:9pt;mso-wrap-distance-bottom:0;mso-position-horizontal:absolute;mso-position-horizontal-relative:text;mso-position-vertical:absolute;mso-position-vertical-relative:text;v-text-anchor:top" o:gfxdata="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" stroked="f">
                 <v:textbox style="mso-fit-shape-to-text:t" inset="0,0,0,0">
                   <w:txbxContent>
                     <w:p>
@@ -13005,7 +13454,7 @@
                           <w:lang w:val="de-CH"/>
                         </w:rPr>
                       </w:pPr>
-                      <w:bookmarkStart w:id="45" w:name="_Toc201014731"/>
+                      <w:bookmarkStart w:id="31" w:name="_Toc201014731"/>
                       <w:r>
                         <w:t xml:space="preserve">Abbildung </w:t>
                       </w:r>
@@ -13031,9 +13480,22 @@
                         <w:t xml:space="preserve">: </w:t>
                       </w:r>
                       <w:r>
-                        <w:t>Content-based Algorithm</w:t>
+                        <w:t>Content-</w:t>
                       </w:r>
-                      <w:bookmarkEnd w:id="45"/>
+                      <w:proofErr w:type="spellStart"/>
+                      <w:r>
+                        <w:t>based</w:t>
+                      </w:r>
+                      <w:proofErr w:type="spellEnd"/>
+                      <w:r>
+                        <w:t xml:space="preserve"> </w:t>
+                      </w:r>
+                      <w:proofErr w:type="spellStart"/>
+                      <w:r>
+                        <w:t>Algorithm</w:t>
+                      </w:r>
+                      <w:bookmarkEnd w:id="31"/>
+                      <w:proofErr w:type="spellEnd"/>
                     </w:p>
                   </w:txbxContent>
                 </v:textbox>
@@ -13149,7 +13611,23 @@
           <w:sz w:val="24"/>
           <w:szCs w:val="24"/>
         </w:rPr>
-        <w:t>2.Der User Collaborative Algorithm:</w:t>
+        <w:t xml:space="preserve">2.Der User Collaborative </w:t>
+      </w:r>
+      <w:proofErr w:type="spellStart"/>
+      <w:r>
+        <w:rPr>
+          <w:sz w:val="24"/>
+          <w:szCs w:val="24"/>
+        </w:rPr>
+        <w:t>Algorithm</w:t>
+      </w:r>
+      <w:proofErr w:type="spellEnd"/>
+      <w:r>
+        <w:rPr>
+          <w:sz w:val="24"/>
+          <w:szCs w:val="24"/>
+        </w:rPr>
+        <w:t>:</w:t>
       </w:r>
     </w:p>
     <w:p>
@@ -13291,22 +13769,47 @@
           <w:szCs w:val="24"/>
         </w:rPr>
         <w:br/>
-        <w:t>Die Jaccard-Formel oder auch jaccard simularity dient zur Berechnung von Ähnlichkeiten zweier Mengen. Sie wird definiert als das Verhältnis der Größe der Schnittmenge zur Größe der Vereinigungsmenge dieser beiden Mengen:</w:t>
-      </w:r>
-    </w:p>
-    <w:p>
-      <w:pPr>
-        <w:rPr>
-          <w:sz w:val="24"/>
-          <w:szCs w:val="24"/>
-        </w:rPr>
-      </w:pPr>
-      <w:r>
-        <w:rPr>
-          <w:sz w:val="24"/>
-          <w:szCs w:val="24"/>
-        </w:rPr>
-        <w:t>J(A, B) = | A∩B | / | A</w:t>
+        <w:t xml:space="preserve">Die Jaccard-Formel oder auch </w:t>
+      </w:r>
+      <w:proofErr w:type="spellStart"/>
+      <w:r>
+        <w:rPr>
+          <w:sz w:val="24"/>
+          <w:szCs w:val="24"/>
+        </w:rPr>
+        <w:t>jaccard</w:t>
+      </w:r>
+      <w:proofErr w:type="spellEnd"/>
+      <w:r>
+        <w:rPr>
+          <w:sz w:val="24"/>
+          <w:szCs w:val="24"/>
+        </w:rPr>
+        <w:t xml:space="preserve"> simularity dient zur Berechnung von Ähnlichkeiten zweier Mengen. Sie wird definiert als das Verhältnis der Größe der Schnittmenge zur Größe der Vereinigungsmenge dieser beiden Mengen:</w:t>
+      </w:r>
+    </w:p>
+    <w:p>
+      <w:pPr>
+        <w:rPr>
+          <w:sz w:val="24"/>
+          <w:szCs w:val="24"/>
+        </w:rPr>
+      </w:pPr>
+      <w:proofErr w:type="gramStart"/>
+      <w:r>
+        <w:rPr>
+          <w:sz w:val="24"/>
+          <w:szCs w:val="24"/>
+        </w:rPr>
+        <w:t>J(</w:t>
+      </w:r>
+      <w:proofErr w:type="gramEnd"/>
+      <w:r>
+        <w:rPr>
+          <w:sz w:val="24"/>
+          <w:szCs w:val="24"/>
+        </w:rPr>
+        <w:t>A, B) = | A∩B | / | A</w:t>
       </w:r>
       <w:r>
         <w:rPr>
@@ -13748,7 +14251,7 @@
                                 <w:lang w:val="de-CH"/>
                               </w:rPr>
                             </w:pPr>
-                            <w:bookmarkStart w:id="46" w:name="_Toc201014732"/>
+                            <w:bookmarkStart w:id="32" w:name="_Toc201014732"/>
                             <w:r>
                               <w:t xml:space="preserve">Abbildung </w:t>
                             </w:r>
@@ -13774,9 +14277,14 @@
                               <w:t xml:space="preserve">: </w:t>
                             </w:r>
                             <w:r>
-                              <w:t>User Collaborative Algorithm</w:t>
+                              <w:t xml:space="preserve">User Collaborative </w:t>
                             </w:r>
-                            <w:bookmarkEnd w:id="46"/>
+                            <w:proofErr w:type="spellStart"/>
+                            <w:r>
+                              <w:t>Algorithm</w:t>
+                            </w:r>
+                            <w:bookmarkEnd w:id="32"/>
+                            <w:proofErr w:type="spellEnd"/>
                           </w:p>
                         </w:txbxContent>
                       </wps:txbx>
@@ -13804,7 +14312,7 @@
                           <w:lang w:val="de-CH"/>
                         </w:rPr>
                       </w:pPr>
-                      <w:bookmarkStart w:id="47" w:name="_Toc201014732"/>
+                      <w:bookmarkStart w:id="33" w:name="_Toc201014732"/>
                       <w:r>
                         <w:t xml:space="preserve">Abbildung </w:t>
                       </w:r>
@@ -13830,9 +14338,14 @@
                         <w:t xml:space="preserve">: </w:t>
                       </w:r>
                       <w:r>
-                        <w:t>User Collaborative Algorithm</w:t>
+                        <w:t xml:space="preserve">User Collaborative </w:t>
                       </w:r>
-                      <w:bookmarkEnd w:id="47"/>
+                      <w:proofErr w:type="spellStart"/>
+                      <w:r>
+                        <w:t>Algorithm</w:t>
+                      </w:r>
+                      <w:bookmarkEnd w:id="33"/>
+                      <w:proofErr w:type="spellEnd"/>
                     </w:p>
                   </w:txbxContent>
                 </v:textbox>
@@ -13879,7 +14392,7 @@
           <w:color w:val="auto"/>
         </w:rPr>
       </w:pPr>
-      <w:bookmarkStart w:id="48" w:name="_Toc201015146"/>
+      <w:bookmarkStart w:id="34" w:name="_Toc201015146"/>
       <w:r>
         <w:rPr>
           <w:rFonts w:asciiTheme="minorHAnsi" w:hAnsiTheme="minorHAnsi" w:cstheme="minorHAnsi"/>
@@ -13890,7 +14403,7 @@
         <w:lastRenderedPageBreak/>
         <w:t>5. Testen &amp; Debugging</w:t>
       </w:r>
-      <w:bookmarkEnd w:id="48"/>
+      <w:bookmarkEnd w:id="34"/>
     </w:p>
     <w:p/>
     <w:p>
@@ -13902,7 +14415,7 @@
           <w:color w:val="auto"/>
         </w:rPr>
       </w:pPr>
-      <w:bookmarkStart w:id="49" w:name="_Toc201015147"/>
+      <w:bookmarkStart w:id="35" w:name="_Toc201015147"/>
       <w:r>
         <w:rPr>
           <w:b/>
@@ -13911,7 +14424,7 @@
         </w:rPr>
         <w:t>Testen</w:t>
       </w:r>
-      <w:bookmarkEnd w:id="49"/>
+      <w:bookmarkEnd w:id="35"/>
     </w:p>
     <w:p/>
     <w:p>
@@ -14028,7 +14541,7 @@
           <w:color w:val="auto"/>
         </w:rPr>
       </w:pPr>
-      <w:bookmarkStart w:id="50" w:name="_Toc201015148"/>
+      <w:bookmarkStart w:id="36" w:name="_Toc201015148"/>
       <w:r>
         <w:rPr>
           <w:b/>
@@ -14037,7 +14550,7 @@
         </w:rPr>
         <w:t>Debugging</w:t>
       </w:r>
-      <w:bookmarkEnd w:id="50"/>
+      <w:bookmarkEnd w:id="36"/>
     </w:p>
     <w:p/>
     <w:p>
@@ -14080,7 +14593,32 @@
           <w:sz w:val="24"/>
           <w:szCs w:val="24"/>
         </w:rPr>
-        <w:t>Debugging ist der Prozess, Fehler aus einem Programm zu entfernen. Dabei versucht man, mögliche Fehlerquellen zu identifizieren, diese Fehler anzeigen zu lassen und anschließend zu beheben. Hierfür haben wir unter anderem die klassische print()-Funktion verwendet.</w:t>
+        <w:t xml:space="preserve">Debugging ist der Prozess, Fehler aus einem Programm zu entfernen. Dabei versucht man, mögliche Fehlerquellen zu identifizieren, diese Fehler anzeigen zu lassen und anschließend zu beheben. Hierfür haben wir unter anderem die klassische </w:t>
+      </w:r>
+      <w:proofErr w:type="spellStart"/>
+      <w:proofErr w:type="gramStart"/>
+      <w:r>
+        <w:rPr>
+          <w:sz w:val="24"/>
+          <w:szCs w:val="24"/>
+        </w:rPr>
+        <w:t>print</w:t>
+      </w:r>
+      <w:proofErr w:type="spellEnd"/>
+      <w:r>
+        <w:rPr>
+          <w:sz w:val="24"/>
+          <w:szCs w:val="24"/>
+        </w:rPr>
+        <w:t>(</w:t>
+      </w:r>
+      <w:proofErr w:type="gramEnd"/>
+      <w:r>
+        <w:rPr>
+          <w:sz w:val="24"/>
+          <w:szCs w:val="24"/>
+        </w:rPr>
+        <w:t>)-Funktion verwendet.</w:t>
       </w:r>
       <w:r>
         <w:rPr>
@@ -14094,22 +14632,71 @@
           <w:sz w:val="24"/>
           <w:szCs w:val="24"/>
         </w:rPr>
-        <w:t>Allerdings stößt die alleinige Nutzung von print() an ihre Grenzen, insbesondere wenn das Programm nach einem Fehler abstürzt.</w:t>
-      </w:r>
-    </w:p>
-    <w:p>
-      <w:pPr>
-        <w:rPr>
-          <w:sz w:val="24"/>
-          <w:szCs w:val="24"/>
-        </w:rPr>
-      </w:pPr>
-      <w:r>
-        <w:rPr>
-          <w:sz w:val="24"/>
-          <w:szCs w:val="24"/>
-        </w:rPr>
-        <w:t>Erweiterte Fehlerbehandlung mit try: und exce</w:t>
+        <w:t xml:space="preserve">Allerdings stößt die alleinige Nutzung von </w:t>
+      </w:r>
+      <w:proofErr w:type="spellStart"/>
+      <w:proofErr w:type="gramStart"/>
+      <w:r>
+        <w:rPr>
+          <w:sz w:val="24"/>
+          <w:szCs w:val="24"/>
+        </w:rPr>
+        <w:t>print</w:t>
+      </w:r>
+      <w:proofErr w:type="spellEnd"/>
+      <w:r>
+        <w:rPr>
+          <w:sz w:val="24"/>
+          <w:szCs w:val="24"/>
+        </w:rPr>
+        <w:t>(</w:t>
+      </w:r>
+      <w:proofErr w:type="gramEnd"/>
+      <w:r>
+        <w:rPr>
+          <w:sz w:val="24"/>
+          <w:szCs w:val="24"/>
+        </w:rPr>
+        <w:t>) an ihre Grenzen, insbesondere wenn das Programm nach einem Fehler abstürzt.</w:t>
+      </w:r>
+    </w:p>
+    <w:p>
+      <w:pPr>
+        <w:rPr>
+          <w:sz w:val="24"/>
+          <w:szCs w:val="24"/>
+        </w:rPr>
+      </w:pPr>
+      <w:r>
+        <w:rPr>
+          <w:sz w:val="24"/>
+          <w:szCs w:val="24"/>
+        </w:rPr>
+        <w:t xml:space="preserve">Erweiterte Fehlerbehandlung mit </w:t>
+      </w:r>
+      <w:proofErr w:type="spellStart"/>
+      <w:r>
+        <w:rPr>
+          <w:sz w:val="24"/>
+          <w:szCs w:val="24"/>
+        </w:rPr>
+        <w:t>try</w:t>
+      </w:r>
+      <w:proofErr w:type="spellEnd"/>
+      <w:r>
+        <w:rPr>
+          <w:sz w:val="24"/>
+          <w:szCs w:val="24"/>
+        </w:rPr>
+        <w:t xml:space="preserve">: und </w:t>
+      </w:r>
+      <w:proofErr w:type="spellStart"/>
+      <w:r>
+        <w:rPr>
+          <w:sz w:val="24"/>
+          <w:szCs w:val="24"/>
+        </w:rPr>
+        <w:t>exce</w:t>
       </w:r>
       <w:r>
         <w:rPr>
@@ -14123,7 +14710,15 @@
           <w:sz w:val="24"/>
           <w:szCs w:val="24"/>
         </w:rPr>
-        <w:t>t:</w:t>
+        <w:t>t</w:t>
+      </w:r>
+      <w:proofErr w:type="spellEnd"/>
+      <w:r>
+        <w:rPr>
+          <w:sz w:val="24"/>
+          <w:szCs w:val="24"/>
+        </w:rPr>
+        <w:t>:</w:t>
       </w:r>
       <w:r>
         <w:rPr>
@@ -14137,7 +14732,87 @@
           <w:sz w:val="24"/>
           <w:szCs w:val="24"/>
         </w:rPr>
-        <w:t>Um Abstürze zu vermeiden, haben wir häufig die Konstrukte try: und except Exception as e: eingesetzt. Mit diesen Funktionen kann ein Programmabschnitt (im try-Block) „versuch</w:t>
+        <w:t xml:space="preserve">Um Abstürze zu vermeiden, haben wir häufig die Konstrukte </w:t>
+      </w:r>
+      <w:proofErr w:type="spellStart"/>
+      <w:r>
+        <w:rPr>
+          <w:sz w:val="24"/>
+          <w:szCs w:val="24"/>
+        </w:rPr>
+        <w:t>try</w:t>
+      </w:r>
+      <w:proofErr w:type="spellEnd"/>
+      <w:r>
+        <w:rPr>
+          <w:sz w:val="24"/>
+          <w:szCs w:val="24"/>
+        </w:rPr>
+        <w:t xml:space="preserve">: und </w:t>
+      </w:r>
+      <w:proofErr w:type="spellStart"/>
+      <w:r>
+        <w:rPr>
+          <w:sz w:val="24"/>
+          <w:szCs w:val="24"/>
+        </w:rPr>
+        <w:t>except</w:t>
+      </w:r>
+      <w:proofErr w:type="spellEnd"/>
+      <w:r>
+        <w:rPr>
+          <w:sz w:val="24"/>
+          <w:szCs w:val="24"/>
+        </w:rPr>
+        <w:t xml:space="preserve"> </w:t>
+      </w:r>
+      <w:proofErr w:type="spellStart"/>
+      <w:r>
+        <w:rPr>
+          <w:sz w:val="24"/>
+          <w:szCs w:val="24"/>
+        </w:rPr>
+        <w:t>Exception</w:t>
+      </w:r>
+      <w:proofErr w:type="spellEnd"/>
+      <w:r>
+        <w:rPr>
+          <w:sz w:val="24"/>
+          <w:szCs w:val="24"/>
+        </w:rPr>
+        <w:t xml:space="preserve"> </w:t>
+      </w:r>
+      <w:proofErr w:type="spellStart"/>
+      <w:r>
+        <w:rPr>
+          <w:sz w:val="24"/>
+          <w:szCs w:val="24"/>
+        </w:rPr>
+        <w:t>as</w:t>
+      </w:r>
+      <w:proofErr w:type="spellEnd"/>
+      <w:r>
+        <w:rPr>
+          <w:sz w:val="24"/>
+          <w:szCs w:val="24"/>
+        </w:rPr>
+        <w:t xml:space="preserve"> e: eingesetzt. Mit diesen Funktionen kann ein Programmabschnitt (im </w:t>
+      </w:r>
+      <w:proofErr w:type="spellStart"/>
+      <w:r>
+        <w:rPr>
+          <w:sz w:val="24"/>
+          <w:szCs w:val="24"/>
+        </w:rPr>
+        <w:t>try</w:t>
+      </w:r>
+      <w:proofErr w:type="spellEnd"/>
+      <w:r>
+        <w:rPr>
+          <w:sz w:val="24"/>
+          <w:szCs w:val="24"/>
+        </w:rPr>
+        <w:t>-Block) „versuch</w:t>
       </w:r>
       <w:r>
         <w:rPr>
@@ -14151,7 +14826,55 @@
           <w:sz w:val="24"/>
           <w:szCs w:val="24"/>
         </w:rPr>
-        <w:t>“ werden. Sollte dabei ein Problem auftreten, wird dieses „abgefangen“ (im except-Block). Im except-Block können wir den Fehler dann mit print(e) ausgeben. Der große Vorteil dieser Methode ist, dass das Programm nicht abstürzt. Es gibt lediglich den Fehler aus und überspringt den restlichen Teil der Funktion, sodass das Programm mit anderen Funktionen fortfahren kann.</w:t>
+        <w:t xml:space="preserve">“ werden. Sollte dabei ein Problem auftreten, wird dieses „abgefangen“ (im </w:t>
+      </w:r>
+      <w:proofErr w:type="spellStart"/>
+      <w:r>
+        <w:rPr>
+          <w:sz w:val="24"/>
+          <w:szCs w:val="24"/>
+        </w:rPr>
+        <w:t>except</w:t>
+      </w:r>
+      <w:proofErr w:type="spellEnd"/>
+      <w:r>
+        <w:rPr>
+          <w:sz w:val="24"/>
+          <w:szCs w:val="24"/>
+        </w:rPr>
+        <w:t xml:space="preserve">-Block). Im </w:t>
+      </w:r>
+      <w:proofErr w:type="spellStart"/>
+      <w:r>
+        <w:rPr>
+          <w:sz w:val="24"/>
+          <w:szCs w:val="24"/>
+        </w:rPr>
+        <w:t>except</w:t>
+      </w:r>
+      <w:proofErr w:type="spellEnd"/>
+      <w:r>
+        <w:rPr>
+          <w:sz w:val="24"/>
+          <w:szCs w:val="24"/>
+        </w:rPr>
+        <w:t xml:space="preserve">-Block können wir den Fehler dann mit </w:t>
+      </w:r>
+      <w:proofErr w:type="spellStart"/>
+      <w:r>
+        <w:rPr>
+          <w:sz w:val="24"/>
+          <w:szCs w:val="24"/>
+        </w:rPr>
+        <w:t>print</w:t>
+      </w:r>
+      <w:proofErr w:type="spellEnd"/>
+      <w:r>
+        <w:rPr>
+          <w:sz w:val="24"/>
+          <w:szCs w:val="24"/>
+        </w:rPr>
+        <w:t>(e) ausgeben. Der große Vorteil dieser Methode ist, dass das Programm nicht abstürzt. Es gibt lediglich den Fehler aus und überspringt den restlichen Teil der Funktion, sodass das Programm mit anderen Funktionen fortfahren kann.</w:t>
       </w:r>
       <w:r>
         <w:rPr>
@@ -14174,7 +14897,55 @@
           <w:szCs w:val="24"/>
         </w:rPr>
         <w:lastRenderedPageBreak/>
-        <w:t>Gezieltes Fehlermanagement mit raise Exception(„text“):</w:t>
+        <w:t xml:space="preserve">Gezieltes Fehlermanagement mit </w:t>
+      </w:r>
+      <w:proofErr w:type="spellStart"/>
+      <w:r>
+        <w:rPr>
+          <w:sz w:val="24"/>
+          <w:szCs w:val="24"/>
+        </w:rPr>
+        <w:t>raise</w:t>
+      </w:r>
+      <w:proofErr w:type="spellEnd"/>
+      <w:r>
+        <w:rPr>
+          <w:sz w:val="24"/>
+          <w:szCs w:val="24"/>
+        </w:rPr>
+        <w:t xml:space="preserve"> </w:t>
+      </w:r>
+      <w:proofErr w:type="spellStart"/>
+      <w:r>
+        <w:rPr>
+          <w:sz w:val="24"/>
+          <w:szCs w:val="24"/>
+        </w:rPr>
+        <w:t>Exception</w:t>
+      </w:r>
+      <w:proofErr w:type="spellEnd"/>
+      <w:r>
+        <w:rPr>
+          <w:sz w:val="24"/>
+          <w:szCs w:val="24"/>
+        </w:rPr>
+        <w:t>(„</w:t>
+      </w:r>
+      <w:proofErr w:type="spellStart"/>
+      <w:r>
+        <w:rPr>
+          <w:sz w:val="24"/>
+          <w:szCs w:val="24"/>
+        </w:rPr>
+        <w:t>text</w:t>
+      </w:r>
+      <w:proofErr w:type="spellEnd"/>
+      <w:r>
+        <w:rPr>
+          <w:sz w:val="24"/>
+          <w:szCs w:val="24"/>
+        </w:rPr>
+        <w:t>“):</w:t>
       </w:r>
       <w:r>
         <w:rPr>
@@ -14188,7 +14959,87 @@
           <w:sz w:val="24"/>
           <w:szCs w:val="24"/>
         </w:rPr>
-        <w:t>Zusätzlich haben wir das raise Exception(„text“) -Statement genutzt. Dies ermöglicht es, Funktionen, bei denen ein bestimmtes, vom Programm nicht unterstütztes Ereignis erwartet wird, abzubrechen und das Problem zu benennen. Dieses Problem kann dann wie oben beschrieben mit try und except erfasst und ausgegeben werden.</w:t>
+        <w:t xml:space="preserve">Zusätzlich haben wir das </w:t>
+      </w:r>
+      <w:proofErr w:type="spellStart"/>
+      <w:r>
+        <w:rPr>
+          <w:sz w:val="24"/>
+          <w:szCs w:val="24"/>
+        </w:rPr>
+        <w:t>raise</w:t>
+      </w:r>
+      <w:proofErr w:type="spellEnd"/>
+      <w:r>
+        <w:rPr>
+          <w:sz w:val="24"/>
+          <w:szCs w:val="24"/>
+        </w:rPr>
+        <w:t xml:space="preserve"> </w:t>
+      </w:r>
+      <w:proofErr w:type="spellStart"/>
+      <w:r>
+        <w:rPr>
+          <w:sz w:val="24"/>
+          <w:szCs w:val="24"/>
+        </w:rPr>
+        <w:t>Exception</w:t>
+      </w:r>
+      <w:proofErr w:type="spellEnd"/>
+      <w:r>
+        <w:rPr>
+          <w:sz w:val="24"/>
+          <w:szCs w:val="24"/>
+        </w:rPr>
+        <w:t>(„</w:t>
+      </w:r>
+      <w:proofErr w:type="spellStart"/>
+      <w:r>
+        <w:rPr>
+          <w:sz w:val="24"/>
+          <w:szCs w:val="24"/>
+        </w:rPr>
+        <w:t>text</w:t>
+      </w:r>
+      <w:proofErr w:type="spellEnd"/>
+      <w:r>
+        <w:rPr>
+          <w:sz w:val="24"/>
+          <w:szCs w:val="24"/>
+        </w:rPr>
+        <w:t xml:space="preserve">“) -Statement genutzt. Dies ermöglicht es, Funktionen, bei denen ein bestimmtes, vom Programm nicht unterstütztes Ereignis erwartet wird, abzubrechen und das Problem zu benennen. Dieses Problem kann dann wie oben beschrieben mit </w:t>
+      </w:r>
+      <w:proofErr w:type="spellStart"/>
+      <w:r>
+        <w:rPr>
+          <w:sz w:val="24"/>
+          <w:szCs w:val="24"/>
+        </w:rPr>
+        <w:t>try</w:t>
+      </w:r>
+      <w:proofErr w:type="spellEnd"/>
+      <w:r>
+        <w:rPr>
+          <w:sz w:val="24"/>
+          <w:szCs w:val="24"/>
+        </w:rPr>
+        <w:t xml:space="preserve"> und </w:t>
+      </w:r>
+      <w:proofErr w:type="spellStart"/>
+      <w:r>
+        <w:rPr>
+          <w:sz w:val="24"/>
+          <w:szCs w:val="24"/>
+        </w:rPr>
+        <w:t>except</w:t>
+      </w:r>
+      <w:proofErr w:type="spellEnd"/>
+      <w:r>
+        <w:rPr>
+          <w:sz w:val="24"/>
+          <w:szCs w:val="24"/>
+        </w:rPr>
+        <w:t xml:space="preserve"> erfasst und ausgegeben werden.</w:t>
       </w:r>
       <w:r>
         <w:rPr>
@@ -14219,12 +15070,21 @@
         </w:rPr>
         <w:br/>
       </w:r>
-      <w:r>
-        <w:rPr>
-          <w:sz w:val="24"/>
-          <w:szCs w:val="24"/>
-        </w:rPr>
-        <w:t>Sollten all diese Methoden nicht ausreichen, können wir auf den Python-Debugger zurückgreifen. Die Debugger-Übersicht von Visual Studio Code ist hierbei sehr hilfreich. Sie ermöglicht es uns, neben den Zeilennummern einen Breakpunkt zu setzen. An diesem Punkt unterbricht das Programm die Ausführung und wichtige Daten wie relevante Variablen in der jeweiligen Zeile können in der Übersicht angezeigt werden.</w:t>
+      <w:proofErr w:type="gramStart"/>
+      <w:r>
+        <w:rPr>
+          <w:sz w:val="24"/>
+          <w:szCs w:val="24"/>
+        </w:rPr>
+        <w:t>Sollten</w:t>
+      </w:r>
+      <w:proofErr w:type="gramEnd"/>
+      <w:r>
+        <w:rPr>
+          <w:sz w:val="24"/>
+          <w:szCs w:val="24"/>
+        </w:rPr>
+        <w:t xml:space="preserve"> all diese Methoden nicht ausreichen, können wir auf den Python-Debugger zurückgreifen. Die Debugger-Übersicht von Visual Studio Code ist hierbei sehr hilfreich. Sie ermöglicht es uns, neben den Zeilennummern einen Breakpunkt zu setzen. An diesem Punkt unterbricht das Programm die Ausführung und wichtige Daten wie relevante Variablen in der jeweiligen Zeile können in der Übersicht angezeigt werden.</w:t>
       </w:r>
       <w:r>
         <w:rPr>
@@ -14288,7 +15148,7 @@
           <v:shape id="_x0000_i1025" type="#_x0000_t75" style="width:74.95pt;height:48.85pt" o:ole="">
             <v:imagedata r:id="rId30" o:title=""/>
           </v:shape>
-          <o:OLEObject Type="Embed" ProgID="Package" ShapeID="_x0000_i1025" DrawAspect="Icon" ObjectID="_1813827152" r:id="rId31"/>
+          <o:OLEObject Type="Embed" ProgID="Package" ShapeID="_x0000_i1025" DrawAspect="Icon" ObjectID="_1813910199" r:id="rId31"/>
         </w:object>
       </w:r>
     </w:p>
@@ -14304,7 +15164,7 @@
           <w:color w:val="auto"/>
         </w:rPr>
       </w:pPr>
-      <w:bookmarkStart w:id="51" w:name="_Toc201015149"/>
+      <w:bookmarkStart w:id="37" w:name="_Toc201015149"/>
       <w:r>
         <w:rPr>
           <w:rFonts w:asciiTheme="minorHAnsi" w:hAnsiTheme="minorHAnsi" w:cstheme="minorHAnsi"/>
@@ -14314,7 +15174,7 @@
         </w:rPr>
         <w:t>6. Bugs &amp; Zukünftiges</w:t>
       </w:r>
-      <w:bookmarkEnd w:id="51"/>
+      <w:bookmarkEnd w:id="37"/>
     </w:p>
     <w:p>
       <w:pPr>
@@ -14334,7 +15194,7 @@
           <w:color w:val="auto"/>
         </w:rPr>
       </w:pPr>
-      <w:bookmarkStart w:id="52" w:name="_Toc201015150"/>
+      <w:bookmarkStart w:id="38" w:name="_Toc201015150"/>
       <w:r>
         <w:rPr>
           <w:b/>
@@ -14343,7 +15203,7 @@
         </w:rPr>
         <w:t>Bugs</w:t>
       </w:r>
-      <w:bookmarkEnd w:id="52"/>
+      <w:bookmarkEnd w:id="38"/>
     </w:p>
     <w:p/>
     <w:p>
@@ -14358,7 +15218,23 @@
           <w:sz w:val="24"/>
           <w:szCs w:val="24"/>
         </w:rPr>
-        <w:t>Wie im Kapitel Testen &amp; Debugging bereits beschrieben, sind im laufe des Projektes einige Bugs aufgetreten. Diese galt es für uns trotz engem Zeitplan so gut es geht zu beheben.</w:t>
+        <w:t xml:space="preserve">Wie im Kapitel Testen &amp; Debugging bereits beschrieben, sind im </w:t>
+      </w:r>
+      <w:proofErr w:type="spellStart"/>
+      <w:r>
+        <w:rPr>
+          <w:sz w:val="24"/>
+          <w:szCs w:val="24"/>
+        </w:rPr>
+        <w:t>laufe</w:t>
+      </w:r>
+      <w:proofErr w:type="spellEnd"/>
+      <w:r>
+        <w:rPr>
+          <w:sz w:val="24"/>
+          <w:szCs w:val="24"/>
+        </w:rPr>
+        <w:t xml:space="preserve"> des Projektes einige Bugs aufgetreten. Diese galt es für uns trotz engem Zeitplan so gut es geht zu beheben.</w:t>
       </w:r>
       <w:r>
         <w:rPr>
@@ -14520,7 +15396,23 @@
                 <w:sz w:val="24"/>
                 <w:szCs w:val="24"/>
               </w:rPr>
-              <w:t xml:space="preserve"> API von einer OpenSource Film Datenbank </w:t>
+              <w:t xml:space="preserve"> API von einer </w:t>
+            </w:r>
+            <w:proofErr w:type="spellStart"/>
+            <w:r>
+              <w:rPr>
+                <w:sz w:val="24"/>
+                <w:szCs w:val="24"/>
+              </w:rPr>
+              <w:t>OpenSource</w:t>
+            </w:r>
+            <w:proofErr w:type="spellEnd"/>
+            <w:r>
+              <w:rPr>
+                <w:sz w:val="24"/>
+                <w:szCs w:val="24"/>
+              </w:rPr>
+              <w:t xml:space="preserve"> Film Datenbank </w:t>
             </w:r>
             <w:r>
               <w:rPr>
@@ -14757,6 +15649,7 @@
               </w:rPr>
               <w:t xml:space="preserve">Die </w:t>
             </w:r>
+            <w:proofErr w:type="spellStart"/>
             <w:r>
               <w:rPr>
                 <w:sz w:val="24"/>
@@ -14764,6 +15657,7 @@
               </w:rPr>
               <w:t>User.</w:t>
             </w:r>
+            <w:proofErr w:type="gramStart"/>
             <w:r>
               <w:rPr>
                 <w:sz w:val="24"/>
@@ -14771,12 +15665,21 @@
               </w:rPr>
               <w:t>JSON</w:t>
             </w:r>
+            <w:proofErr w:type="spellEnd"/>
             <w:r>
               <w:rPr>
                 <w:sz w:val="24"/>
                 <w:szCs w:val="24"/>
               </w:rPr>
-              <w:t xml:space="preserve"> Datei musste nach einer Registrierung neu geladen werden, sodass die Überprüfung bei der darauffolgenden Anmeldung auch den neuen User in </w:t>
+              <w:t xml:space="preserve"> Datei</w:t>
+            </w:r>
+            <w:proofErr w:type="gramEnd"/>
+            <w:r>
+              <w:rPr>
+                <w:sz w:val="24"/>
+                <w:szCs w:val="24"/>
+              </w:rPr>
+              <w:t xml:space="preserve"> musste nach einer Registrierung neu geladen werden, sodass die Überprüfung bei der darauffolgenden Anmeldung auch den neuen User in </w:t>
             </w:r>
             <w:r>
               <w:rPr>
@@ -15161,7 +16064,39 @@
                 <w:sz w:val="24"/>
                 <w:szCs w:val="24"/>
               </w:rPr>
-              <w:t>Auch hier wird wieder überprüft, ob der gewünschte Name, welcher neu angelegt werden soll bereits in der User.json Datei vorhanden ist. Ist der Name bereits angelegt, soll eine Fehlermeldung erscheinen.</w:t>
+              <w:t xml:space="preserve">Auch hier wird wieder überprüft, ob der gewünschte Name, welcher neu angelegt werden soll bereits </w:t>
+            </w:r>
+            <w:proofErr w:type="gramStart"/>
+            <w:r>
+              <w:rPr>
+                <w:sz w:val="24"/>
+                <w:szCs w:val="24"/>
+              </w:rPr>
+              <w:t xml:space="preserve">in der </w:t>
+            </w:r>
+            <w:proofErr w:type="spellStart"/>
+            <w:r>
+              <w:rPr>
+                <w:sz w:val="24"/>
+                <w:szCs w:val="24"/>
+              </w:rPr>
+              <w:t>User</w:t>
+            </w:r>
+            <w:proofErr w:type="gramEnd"/>
+            <w:r>
+              <w:rPr>
+                <w:sz w:val="24"/>
+                <w:szCs w:val="24"/>
+              </w:rPr>
+              <w:t>.json</w:t>
+            </w:r>
+            <w:proofErr w:type="spellEnd"/>
+            <w:r>
+              <w:rPr>
+                <w:sz w:val="24"/>
+                <w:szCs w:val="24"/>
+              </w:rPr>
+              <w:t xml:space="preserve"> Datei vorhanden ist. Ist der Name bereits angelegt, soll eine Fehlermeldung erscheinen.</w:t>
             </w:r>
           </w:p>
         </w:tc>
@@ -15245,7 +16180,25 @@
                 <w:sz w:val="24"/>
                 <w:szCs w:val="24"/>
               </w:rPr>
-              <w:t>Wir haben den Ausgabetext, welcher das Fenster anzeigen sollt, direkt in den Befehl der Fenstererstellung geschrieben. Dabei war uns zuerst nicht bewusst, dass sich diese auf den Titel der Meldung bezieht. Somit musste ein weiterer Befehl hinzugefügt werden, indem der Text innerhalb der Meldung erscheint. (messagebox.showinfo())</w:t>
+              <w:t>Wir haben den Ausgabetext, welcher das Fenster anzeigen sollt, direkt in den Befehl der Fenstererstellung geschrieben. Dabei war uns zuerst nicht bewusst, dass sich diese auf den Titel der Meldung bezieht. Somit musste ein weiterer Befehl hinzugefügt werden, indem der Text innerhalb der Meldung erscheint. (</w:t>
+            </w:r>
+            <w:proofErr w:type="spellStart"/>
+            <w:proofErr w:type="gramStart"/>
+            <w:r>
+              <w:rPr>
+                <w:sz w:val="24"/>
+                <w:szCs w:val="24"/>
+              </w:rPr>
+              <w:t>messagebox.showinfo</w:t>
+            </w:r>
+            <w:proofErr w:type="spellEnd"/>
+            <w:proofErr w:type="gramEnd"/>
+            <w:r>
+              <w:rPr>
+                <w:sz w:val="24"/>
+                <w:szCs w:val="24"/>
+              </w:rPr>
+              <w:t>())</w:t>
             </w:r>
           </w:p>
         </w:tc>
@@ -15564,6 +16517,7 @@
               </w:rPr>
               <w:t xml:space="preserve">Aus zeitlichen Gründen haben wir diesen Bug leider nicht mehr beheben können. Jedoch lag der Fokus auch eher auf den </w:t>
             </w:r>
+            <w:proofErr w:type="gramStart"/>
             <w:r>
               <w:rPr>
                 <w:sz w:val="24"/>
@@ -15576,7 +16530,15 @@
                 <w:sz w:val="24"/>
                 <w:szCs w:val="24"/>
               </w:rPr>
-              <w:t xml:space="preserve">nderen, da wir den Fehler als nicht schlimm </w:t>
+              <w:t>nderen</w:t>
+            </w:r>
+            <w:proofErr w:type="gramEnd"/>
+            <w:r>
+              <w:rPr>
+                <w:sz w:val="24"/>
+                <w:szCs w:val="24"/>
+              </w:rPr>
+              <w:t xml:space="preserve">, da wir den Fehler als nicht schlimm </w:t>
             </w:r>
             <w:r>
               <w:rPr>
@@ -15850,7 +16812,7 @@
               </wp:anchor>
             </w:drawing>
           </mc:Choice>
-          <mc:Fallback xmlns:w16sdtfl="http://schemas.microsoft.com/office/word/2024/wordml/sdtformatlock" xmlns:w16du="http://schemas.microsoft.com/office/word/2023/wordml/word16du">
+          <mc:Fallback>
             <w:pict>
               <v:group w14:anchorId="53455CA4" id="Gruppieren 13" o:spid="_x0000_s1026" style="position:absolute;margin-left:0;margin-top:.35pt;width:427pt;height:219.65pt;z-index:251685888;mso-position-horizontal:center;mso-position-horizontal-relative:margin;mso-width-relative:margin;mso-height-relative:margin" coordsize="57607,30264" o:gfxdata="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">
                 <v:shape id="Grafik 1" o:spid="_x0000_s1027" type="#_x0000_t75" alt="Ein Bild, das Text, Screenshot, Software, Betriebssystem enthält.&#10;&#10;KI-generierte Inhalte können fehlerhaft sein." style="position:absolute;width:57607;height:30264;visibility:visible;mso-wrap-style:square" o:gfxdata="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">
@@ -15984,7 +16946,7 @@
                                 <w:lang w:val="de-CH"/>
                               </w:rPr>
                             </w:pPr>
-                            <w:bookmarkStart w:id="53" w:name="_Toc201014733"/>
+                            <w:bookmarkStart w:id="39" w:name="_Toc201014733"/>
                             <w:r>
                               <w:t xml:space="preserve">Abbildung </w:t>
                             </w:r>
@@ -16009,7 +16971,7 @@
                             <w:r>
                               <w:t>: Bug bei der Fehlermeldung doppelter Benutzernamen Registrierung</w:t>
                             </w:r>
-                            <w:bookmarkEnd w:id="53"/>
+                            <w:bookmarkEnd w:id="39"/>
                           </w:p>
                         </w:txbxContent>
                       </wps:txbx>
@@ -16478,7 +17440,7 @@
                                 <w:lang w:val="de-CH"/>
                               </w:rPr>
                             </w:pPr>
-                            <w:bookmarkStart w:id="55" w:name="_Toc201014734"/>
+                            <w:bookmarkStart w:id="40" w:name="_Toc201014734"/>
                             <w:r>
                               <w:t xml:space="preserve">Abbildung </w:t>
                             </w:r>
@@ -16503,7 +17465,7 @@
                             <w:r>
                               <w:t>: Bug - Beschreibungsfeld variiert -&gt; großer Abstand</w:t>
                             </w:r>
-                            <w:bookmarkEnd w:id="55"/>
+                            <w:bookmarkEnd w:id="40"/>
                           </w:p>
                         </w:txbxContent>
                       </wps:txbx>
@@ -16867,7 +17829,7 @@
                                 <w:lang w:val="de-CH"/>
                               </w:rPr>
                             </w:pPr>
-                            <w:bookmarkStart w:id="57" w:name="_Toc201014735"/>
+                            <w:bookmarkStart w:id="41" w:name="_Toc201014735"/>
                             <w:r>
                               <w:t xml:space="preserve">Abbildung </w:t>
                             </w:r>
@@ -16901,7 +17863,7 @@
                             <w:r>
                               <w:t xml:space="preserve"> Abstand</w:t>
                             </w:r>
-                            <w:bookmarkEnd w:id="57"/>
+                            <w:bookmarkEnd w:id="41"/>
                           </w:p>
                         </w:txbxContent>
                       </wps:txbx>
@@ -16986,7 +17948,7 @@
           <w:color w:val="auto"/>
         </w:rPr>
       </w:pPr>
-      <w:bookmarkStart w:id="59" w:name="_Toc201015151"/>
+      <w:bookmarkStart w:id="42" w:name="_Toc201015151"/>
       <w:r>
         <w:rPr>
           <w:b/>
@@ -17004,7 +17966,7 @@
         </w:rPr>
         <w:t>ukünftiges</w:t>
       </w:r>
-      <w:bookmarkEnd w:id="59"/>
+      <w:bookmarkEnd w:id="42"/>
     </w:p>
     <w:p/>
     <w:p>
@@ -17163,7 +18125,23 @@
           <w:sz w:val="24"/>
           <w:szCs w:val="24"/>
         </w:rPr>
-        <w:t xml:space="preserve"> wir es plattformübergreifend zur Verfügung stellen können. Das bedeutet, dass dem Benutzer nicht nur Filmempfehlungen von einem bestimmten Streamingdienst angezeigt werden, sondern von vielen verschiedenen. Dabei soll natürlich auch deutlich </w:t>
+        <w:t xml:space="preserve"> wir es plattformübergreifend zur Verfügung stellen können. Das bedeutet, dass dem Benutzer nicht nur Filmempfehlungen von einem bestimmten Streamingdienst angezeigt werden, sondern von vielen verschiedenen. Dabei soll </w:t>
+      </w:r>
+      <w:proofErr w:type="gramStart"/>
+      <w:r>
+        <w:rPr>
+          <w:sz w:val="24"/>
+          <w:szCs w:val="24"/>
+        </w:rPr>
+        <w:t>natürlich auch</w:t>
+      </w:r>
+      <w:proofErr w:type="gramEnd"/>
+      <w:r>
+        <w:rPr>
+          <w:sz w:val="24"/>
+          <w:szCs w:val="24"/>
+        </w:rPr>
+        <w:t xml:space="preserve"> deutlich </w:t>
       </w:r>
       <w:r>
         <w:rPr>
@@ -17192,7 +18170,23 @@
           <w:sz w:val="24"/>
           <w:szCs w:val="24"/>
         </w:rPr>
-        <w:t>Für zukünftige, größere Nutzerdatenbanken planen wir den Einsatz von Machine Learning (ML). Diese Technologie könnten uns dabei helfen, Informationen effizienter und schneller zu verarbeiten. Zum jetzigen Zeitpunkt wäre der Aufwand für die Implementierung von ML – einschließlich zusätzlicher Treiber, Software und Bibliotheken – jedoch unverhältnismäßig hoch und würde sich angesichts unserer aktuellen Datenbankgröße nicht lohnen.</w:t>
+        <w:t xml:space="preserve">Für zukünftige, größere Nutzerdatenbanken planen wir den Einsatz von </w:t>
+      </w:r>
+      <w:proofErr w:type="spellStart"/>
+      <w:r>
+        <w:rPr>
+          <w:sz w:val="24"/>
+          <w:szCs w:val="24"/>
+        </w:rPr>
+        <w:t>Machine</w:t>
+      </w:r>
+      <w:proofErr w:type="spellEnd"/>
+      <w:r>
+        <w:rPr>
+          <w:sz w:val="24"/>
+          <w:szCs w:val="24"/>
+        </w:rPr>
+        <w:t xml:space="preserve"> Learning (ML). Diese Technologie könnten uns dabei helfen, Informationen effizienter und schneller zu verarbeiten. Zum jetzigen Zeitpunkt wäre der Aufwand für die Implementierung von ML – einschließlich zusätzlicher Treiber, Software und Bibliotheken – jedoch unverhältnismäßig hoch und würde sich angesichts unserer aktuellen Datenbankgröße nicht lohnen.</w:t>
       </w:r>
     </w:p>
     <w:p>
@@ -17228,7 +18222,7 @@
           <w:color w:val="auto"/>
         </w:rPr>
       </w:pPr>
-      <w:bookmarkStart w:id="60" w:name="_Toc201015152"/>
+      <w:bookmarkStart w:id="43" w:name="_Toc201015152"/>
       <w:r>
         <w:rPr>
           <w:rFonts w:asciiTheme="minorHAnsi" w:hAnsiTheme="minorHAnsi" w:cstheme="minorHAnsi"/>
@@ -17248,7 +18242,7 @@
         </w:rPr>
         <w:t>. Reflexion &amp; Nachbereitung</w:t>
       </w:r>
-      <w:bookmarkEnd w:id="60"/>
+      <w:bookmarkEnd w:id="43"/>
     </w:p>
     <w:p/>
     <w:p>
@@ -17263,7 +18257,23 @@
           <w:sz w:val="24"/>
           <w:szCs w:val="24"/>
         </w:rPr>
-        <w:t xml:space="preserve">Im Rahmen unseres Projektes ist es uns gelungen ein intelligentes Filme-Empfehlungssystem zu entwickeln. Mithilfe der Präferenzeingabe des Nutzers und der kollaborativen und der content-basierten Datenfilterung konnten wir eine personalisierte Empfehlung aus unserer Filmdatenbank treffen. Die Implementierung unserer Applikation erfolgte in Python unter Verwendung der MVC-Architektur. Trotz dem Einhalten dieser Struktur wurde der Programmcode recht komplex. In der abschließenden Testphase gelang es uns durch die Auswertung von Feedbackbögen, die Nutzererfahrung zu verbessern und das Empfehlungssystem zu optimieren.  Wir als junge Entwickler konnten unsere Kenntnisse in der Programmiersprache Python vertiefen und uns grundlegendes Wissen zu verschiedenen Filterungsmethoden aneignen. Uns wurden die Vorzüge der Verwendung einer geeigneten Programm Architektur deutlich. </w:t>
+        <w:t xml:space="preserve">Im Rahmen unseres Projektes ist es uns gelungen ein intelligentes Filme-Empfehlungssystem zu entwickeln. Mithilfe der Präferenzeingabe des Nutzers und der kollaborativen und der </w:t>
+      </w:r>
+      <w:proofErr w:type="spellStart"/>
+      <w:r>
+        <w:rPr>
+          <w:sz w:val="24"/>
+          <w:szCs w:val="24"/>
+        </w:rPr>
+        <w:t>content</w:t>
+      </w:r>
+      <w:proofErr w:type="spellEnd"/>
+      <w:r>
+        <w:rPr>
+          <w:sz w:val="24"/>
+          <w:szCs w:val="24"/>
+        </w:rPr>
+        <w:t xml:space="preserve">-basierten Datenfilterung konnten wir eine personalisierte Empfehlung aus unserer Filmdatenbank treffen. Die Implementierung unserer Applikation erfolgte in Python unter Verwendung der MVC-Architektur. Trotz dem Einhalten dieser Struktur wurde der Programmcode recht komplex. In der abschließenden Testphase gelang es uns durch die Auswertung von Feedbackbögen, die Nutzererfahrung zu verbessern und das Empfehlungssystem zu optimieren.  Wir als junge Entwickler konnten unsere Kenntnisse in der Programmiersprache Python vertiefen und uns grundlegendes Wissen zu verschiedenen Filterungsmethoden aneignen. Uns wurden die Vorzüge der Verwendung einer geeigneten Programm Architektur deutlich. </w:t>
       </w:r>
     </w:p>
     <w:p>
@@ -17286,7 +18296,23 @@
           <w:szCs w:val="24"/>
         </w:rPr>
         <w:br/>
-        <w:t xml:space="preserve">Dadurch dass wir die Aufgaben in Themengebiete unterteilt und jeweils einen Verantwortlichen für deren Koordination bestimmt haben, hatten wir meist eine gute Übersicht welche Aufgaben noch ausstanden. Auch der professionelle Umgang mit Github erleichterte uns die Koordination der Aufgaben und das parallele Arbeiten innerhalb der Entwicklungsphase. </w:t>
+        <w:t xml:space="preserve">Dadurch dass wir die Aufgaben in Themengebiete unterteilt und jeweils einen Verantwortlichen für deren Koordination bestimmt haben, hatten wir meist eine gute Übersicht welche Aufgaben noch ausstanden. Auch der professionelle Umgang mit </w:t>
+      </w:r>
+      <w:proofErr w:type="spellStart"/>
+      <w:r>
+        <w:rPr>
+          <w:sz w:val="24"/>
+          <w:szCs w:val="24"/>
+        </w:rPr>
+        <w:t>Github</w:t>
+      </w:r>
+      <w:proofErr w:type="spellEnd"/>
+      <w:r>
+        <w:rPr>
+          <w:sz w:val="24"/>
+          <w:szCs w:val="24"/>
+        </w:rPr>
+        <w:t xml:space="preserve"> erleichterte uns die Koordination der Aufgaben und das parallele Arbeiten innerhalb der Entwicklungsphase. </w:t>
       </w:r>
     </w:p>
     <w:p>
@@ -17368,7 +18394,7 @@
           <w:color w:val="auto"/>
         </w:rPr>
       </w:pPr>
-      <w:bookmarkStart w:id="61" w:name="_Toc201015153"/>
+      <w:bookmarkStart w:id="44" w:name="_Toc201015153"/>
       <w:r>
         <w:rPr>
           <w:rFonts w:asciiTheme="minorHAnsi" w:hAnsiTheme="minorHAnsi" w:cstheme="minorHAnsi"/>
@@ -17388,7 +18414,7 @@
         </w:rPr>
         <w:t>. Quellenverzeichnis</w:t>
       </w:r>
-      <w:bookmarkEnd w:id="61"/>
+      <w:bookmarkEnd w:id="44"/>
     </w:p>
     <w:sdt>
       <w:sdtPr>
@@ -18239,6 +19265,13 @@
                   <w:noProof/>
                 </w:rPr>
               </w:pPr>
+              <w:r>
+                <w:rPr>
+                  <w:rFonts w:eastAsia="Times New Roman"/>
+                  <w:noProof/>
+                </w:rPr>
+                <w:t xml:space="preserve"> </w:t>
+              </w:r>
             </w:p>
             <w:p>
               <w:r>
@@ -18263,7 +19296,7 @@
           <w:color w:val="auto"/>
         </w:rPr>
       </w:pPr>
-      <w:bookmarkStart w:id="62" w:name="_Toc201015154"/>
+      <w:bookmarkStart w:id="45" w:name="_Toc201015154"/>
       <w:r>
         <w:rPr>
           <w:rFonts w:asciiTheme="minorHAnsi" w:hAnsiTheme="minorHAnsi" w:cstheme="minorHAnsi"/>
@@ -18274,7 +19307,7 @@
         <w:lastRenderedPageBreak/>
         <w:t>10. Anhang</w:t>
       </w:r>
-      <w:bookmarkEnd w:id="62"/>
+      <w:bookmarkEnd w:id="45"/>
       <w:r>
         <w:rPr>
           <w:rFonts w:asciiTheme="minorHAnsi" w:hAnsiTheme="minorHAnsi" w:cstheme="minorHAnsi"/>
@@ -18302,8 +19335,8 @@
           <w:color w:val="auto"/>
         </w:rPr>
       </w:pPr>
-      <w:bookmarkStart w:id="63" w:name="_Ref200995278"/>
-      <w:bookmarkStart w:id="64" w:name="_Toc201015155"/>
+      <w:bookmarkStart w:id="46" w:name="_Ref200995278"/>
+      <w:bookmarkStart w:id="47" w:name="_Toc201015155"/>
       <w:r>
         <w:rPr>
           <w:b/>
@@ -18312,8 +19345,8 @@
         </w:rPr>
         <w:t>Beispiele für ausgefüllte Umfragebögen</w:t>
       </w:r>
-      <w:bookmarkEnd w:id="63"/>
-      <w:bookmarkEnd w:id="64"/>
+      <w:bookmarkEnd w:id="46"/>
+      <w:bookmarkEnd w:id="47"/>
     </w:p>
     <w:p/>
     <w:p/>
@@ -18453,6 +19486,7 @@
           <w:lang w:val="en-US"/>
         </w:rPr>
       </w:pPr>
+      <w:proofErr w:type="spellStart"/>
       <w:r>
         <w:rPr>
           <w:rFonts w:ascii="Arial" w:hAnsi="Arial" w:cs="Arial"/>
@@ -18464,8 +19498,37 @@
           <w:szCs w:val="24"/>
           <w:lang w:val="en-US"/>
         </w:rPr>
-        <w:t>Bewertungsbogen für Empfehlungssystem</w:t>
-      </w:r>
+        <w:t>Bewertungsbogen</w:t>
+      </w:r>
+      <w:proofErr w:type="spellEnd"/>
+      <w:r>
+        <w:rPr>
+          <w:rFonts w:ascii="Arial" w:hAnsi="Arial" w:cs="Arial"/>
+          <w:b/>
+          <w:bCs/>
+          <w:i/>
+          <w:iCs/>
+          <w:sz w:val="24"/>
+          <w:szCs w:val="24"/>
+          <w:lang w:val="en-US"/>
+        </w:rPr>
+        <w:t xml:space="preserve"> für </w:t>
+      </w:r>
+      <w:proofErr w:type="spellStart"/>
+      <w:r>
+        <w:rPr>
+          <w:rFonts w:ascii="Arial" w:hAnsi="Arial" w:cs="Arial"/>
+          <w:b/>
+          <w:bCs/>
+          <w:i/>
+          <w:iCs/>
+          <w:sz w:val="24"/>
+          <w:szCs w:val="24"/>
+          <w:lang w:val="en-US"/>
+        </w:rPr>
+        <w:t>Empfehlungssystem</w:t>
+      </w:r>
+      <w:proofErr w:type="spellEnd"/>
     </w:p>
     <w:p>
       <w:pPr>
@@ -18648,8 +19711,13 @@
             <w:pPr>
               <w:pStyle w:val="Textkrper"/>
             </w:pPr>
-            <w:r>
-              <w:t>Bewertungszeitraum: __________________</w:t>
+            <w:proofErr w:type="spellStart"/>
+            <w:r>
+              <w:t>Bewertungszeitraum</w:t>
+            </w:r>
+            <w:proofErr w:type="spellEnd"/>
+            <w:r>
+              <w:t>: __________________</w:t>
             </w:r>
           </w:p>
         </w:tc>
@@ -18807,8 +19875,18 @@
                 <w:sz w:val="16"/>
                 <w:szCs w:val="16"/>
               </w:rPr>
-              <w:t>(5) = ausgezeichnet</w:t>
-            </w:r>
+              <w:t xml:space="preserve">(5) = </w:t>
+            </w:r>
+            <w:proofErr w:type="spellStart"/>
+            <w:r>
+              <w:rPr>
+                <w:b w:val="0"/>
+                <w:sz w:val="16"/>
+                <w:szCs w:val="16"/>
+              </w:rPr>
+              <w:t>ausgezeichnet</w:t>
+            </w:r>
+            <w:proofErr w:type="spellEnd"/>
           </w:p>
         </w:tc>
         <w:tc>
@@ -18831,8 +19909,36 @@
                 <w:sz w:val="16"/>
                 <w:szCs w:val="16"/>
               </w:rPr>
-              <w:t>(4) = zufrieden stellend</w:t>
-            </w:r>
+              <w:t xml:space="preserve">(4) = </w:t>
+            </w:r>
+            <w:proofErr w:type="spellStart"/>
+            <w:r>
+              <w:rPr>
+                <w:b w:val="0"/>
+                <w:sz w:val="16"/>
+                <w:szCs w:val="16"/>
+              </w:rPr>
+              <w:t>zufrieden</w:t>
+            </w:r>
+            <w:proofErr w:type="spellEnd"/>
+            <w:r>
+              <w:rPr>
+                <w:b w:val="0"/>
+                <w:sz w:val="16"/>
+                <w:szCs w:val="16"/>
+              </w:rPr>
+              <w:t xml:space="preserve"> </w:t>
+            </w:r>
+            <w:proofErr w:type="spellStart"/>
+            <w:r>
+              <w:rPr>
+                <w:b w:val="0"/>
+                <w:sz w:val="16"/>
+                <w:szCs w:val="16"/>
+              </w:rPr>
+              <w:t>stellend</w:t>
+            </w:r>
+            <w:proofErr w:type="spellEnd"/>
           </w:p>
         </w:tc>
         <w:tc>
@@ -18879,8 +19985,18 @@
                 <w:sz w:val="16"/>
                 <w:szCs w:val="16"/>
               </w:rPr>
-              <w:t>teils teils</w:t>
-            </w:r>
+              <w:t xml:space="preserve">teils </w:t>
+            </w:r>
+            <w:proofErr w:type="spellStart"/>
+            <w:r>
+              <w:rPr>
+                <w:b w:val="0"/>
+                <w:sz w:val="16"/>
+                <w:szCs w:val="16"/>
+              </w:rPr>
+              <w:t>teils</w:t>
+            </w:r>
+            <w:proofErr w:type="spellEnd"/>
           </w:p>
         </w:tc>
         <w:tc>
@@ -18917,8 +20033,53 @@
                 <w:szCs w:val="16"/>
               </w:rPr>
               <w:br/>
-              <w:t>weniger zufrieden stellend</w:t>
-            </w:r>
+            </w:r>
+            <w:proofErr w:type="spellStart"/>
+            <w:r>
+              <w:rPr>
+                <w:b w:val="0"/>
+                <w:sz w:val="16"/>
+                <w:szCs w:val="16"/>
+              </w:rPr>
+              <w:t>weniger</w:t>
+            </w:r>
+            <w:proofErr w:type="spellEnd"/>
+            <w:r>
+              <w:rPr>
+                <w:b w:val="0"/>
+                <w:sz w:val="16"/>
+                <w:szCs w:val="16"/>
+              </w:rPr>
+              <w:t xml:space="preserve"> </w:t>
+            </w:r>
+            <w:proofErr w:type="spellStart"/>
+            <w:r>
+              <w:rPr>
+                <w:b w:val="0"/>
+                <w:sz w:val="16"/>
+                <w:szCs w:val="16"/>
+              </w:rPr>
+              <w:t>zufrieden</w:t>
+            </w:r>
+            <w:proofErr w:type="spellEnd"/>
+            <w:r>
+              <w:rPr>
+                <w:b w:val="0"/>
+                <w:sz w:val="16"/>
+                <w:szCs w:val="16"/>
+              </w:rPr>
+              <w:t xml:space="preserve"> </w:t>
+            </w:r>
+            <w:proofErr w:type="spellStart"/>
+            <w:r>
+              <w:rPr>
+                <w:b w:val="0"/>
+                <w:sz w:val="16"/>
+                <w:szCs w:val="16"/>
+              </w:rPr>
+              <w:t>stellend</w:t>
+            </w:r>
+            <w:proofErr w:type="spellEnd"/>
           </w:p>
         </w:tc>
         <w:tc>
@@ -18956,8 +20117,53 @@
                 <w:szCs w:val="16"/>
               </w:rPr>
               <w:br/>
-              <w:t>nicht zufrieden stellend</w:t>
-            </w:r>
+            </w:r>
+            <w:proofErr w:type="spellStart"/>
+            <w:r>
+              <w:rPr>
+                <w:b w:val="0"/>
+                <w:sz w:val="16"/>
+                <w:szCs w:val="16"/>
+              </w:rPr>
+              <w:t>nicht</w:t>
+            </w:r>
+            <w:proofErr w:type="spellEnd"/>
+            <w:r>
+              <w:rPr>
+                <w:b w:val="0"/>
+                <w:sz w:val="16"/>
+                <w:szCs w:val="16"/>
+              </w:rPr>
+              <w:t xml:space="preserve"> </w:t>
+            </w:r>
+            <w:proofErr w:type="spellStart"/>
+            <w:r>
+              <w:rPr>
+                <w:b w:val="0"/>
+                <w:sz w:val="16"/>
+                <w:szCs w:val="16"/>
+              </w:rPr>
+              <w:t>zufrieden</w:t>
+            </w:r>
+            <w:proofErr w:type="spellEnd"/>
+            <w:r>
+              <w:rPr>
+                <w:b w:val="0"/>
+                <w:sz w:val="16"/>
+                <w:szCs w:val="16"/>
+              </w:rPr>
+              <w:t xml:space="preserve"> </w:t>
+            </w:r>
+            <w:proofErr w:type="spellStart"/>
+            <w:r>
+              <w:rPr>
+                <w:b w:val="0"/>
+                <w:sz w:val="16"/>
+                <w:szCs w:val="16"/>
+              </w:rPr>
+              <w:t>stellend</w:t>
+            </w:r>
+            <w:proofErr w:type="spellEnd"/>
           </w:p>
         </w:tc>
       </w:tr>
@@ -18981,14 +20187,34 @@
                 <w:szCs w:val="20"/>
               </w:rPr>
             </w:pPr>
+            <w:proofErr w:type="spellStart"/>
             <w:r>
               <w:rPr>
                 <w:b w:val="0"/>
                 <w:sz w:val="20"/>
                 <w:szCs w:val="20"/>
               </w:rPr>
-              <w:t>Übersichtlichkeit / Darstellung</w:t>
-            </w:r>
+              <w:t>Übersichtlichkeit</w:t>
+            </w:r>
+            <w:proofErr w:type="spellEnd"/>
+            <w:r>
+              <w:rPr>
+                <w:b w:val="0"/>
+                <w:sz w:val="20"/>
+                <w:szCs w:val="20"/>
+              </w:rPr>
+              <w:t xml:space="preserve"> / </w:t>
+            </w:r>
+            <w:proofErr w:type="spellStart"/>
+            <w:r>
+              <w:rPr>
+                <w:b w:val="0"/>
+                <w:sz w:val="20"/>
+                <w:szCs w:val="20"/>
+              </w:rPr>
+              <w:t>Darstellung</w:t>
+            </w:r>
+            <w:proofErr w:type="spellEnd"/>
           </w:p>
           <w:p>
             <w:pPr>
@@ -19296,8 +20522,18 @@
                 <w:sz w:val="20"/>
                 <w:szCs w:val="20"/>
               </w:rPr>
-              <w:t>Leicht in der Anwendung</w:t>
-            </w:r>
+              <w:t xml:space="preserve">Leicht in der </w:t>
+            </w:r>
+            <w:proofErr w:type="spellStart"/>
+            <w:r>
+              <w:rPr>
+                <w:b w:val="0"/>
+                <w:sz w:val="20"/>
+                <w:szCs w:val="20"/>
+              </w:rPr>
+              <w:t>Anwendung</w:t>
+            </w:r>
+            <w:proofErr w:type="spellEnd"/>
           </w:p>
           <w:p>
             <w:pPr>
@@ -19713,8 +20949,17 @@
                 <w:sz w:val="16"/>
                 <w:szCs w:val="16"/>
               </w:rPr>
-              <w:t>teils teils</w:t>
-            </w:r>
+              <w:t xml:space="preserve">teils </w:t>
+            </w:r>
+            <w:proofErr w:type="spellStart"/>
+            <w:r>
+              <w:rPr>
+                <w:sz w:val="16"/>
+                <w:szCs w:val="16"/>
+              </w:rPr>
+              <w:t>teils</w:t>
+            </w:r>
+            <w:proofErr w:type="spellEnd"/>
           </w:p>
         </w:tc>
         <w:tc>
@@ -20283,8 +21528,18 @@
                 <w:sz w:val="16"/>
                 <w:szCs w:val="16"/>
               </w:rPr>
-              <w:t>teils teils</w:t>
-            </w:r>
+              <w:t xml:space="preserve">teils </w:t>
+            </w:r>
+            <w:proofErr w:type="spellStart"/>
+            <w:r>
+              <w:rPr>
+                <w:bCs/>
+                <w:sz w:val="16"/>
+                <w:szCs w:val="16"/>
+              </w:rPr>
+              <w:t>teils</w:t>
+            </w:r>
+            <w:proofErr w:type="spellEnd"/>
           </w:p>
         </w:tc>
         <w:tc>
@@ -21832,7 +23087,31 @@
           <w:u w:val="single"/>
           <w:lang w:val="de-DE"/>
         </w:rPr>
-        <w:t>Registrierung funktioniert nicht, userID muss händisch angepasst werden, sonst wird das danach</w:t>
+        <w:t xml:space="preserve">Registrierung funktioniert nicht, </w:t>
+      </w:r>
+      <w:proofErr w:type="spellStart"/>
+      <w:r>
+        <w:rPr>
+          <w:b w:val="0"/>
+          <w:bCs/>
+          <w:sz w:val="20"/>
+          <w:szCs w:val="20"/>
+          <w:u w:val="single"/>
+          <w:lang w:val="de-DE"/>
+        </w:rPr>
+        <w:t>userID</w:t>
+      </w:r>
+      <w:proofErr w:type="spellEnd"/>
+      <w:r>
+        <w:rPr>
+          <w:b w:val="0"/>
+          <w:bCs/>
+          <w:sz w:val="20"/>
+          <w:szCs w:val="20"/>
+          <w:u w:val="single"/>
+          <w:lang w:val="de-DE"/>
+        </w:rPr>
+        <w:t xml:space="preserve"> muss händisch angepasst werden, sonst wird das danach</w:t>
       </w:r>
     </w:p>
     <w:p>
@@ -22385,6 +23664,7 @@
           <w:lang w:val="en-US"/>
         </w:rPr>
       </w:pPr>
+      <w:proofErr w:type="spellStart"/>
       <w:r>
         <w:rPr>
           <w:rFonts w:ascii="Arial" w:hAnsi="Arial" w:cs="Arial"/>
@@ -22396,8 +23676,37 @@
           <w:szCs w:val="24"/>
           <w:lang w:val="en-US"/>
         </w:rPr>
-        <w:t>Bewertungsbogen für Empfehlungssystem</w:t>
-      </w:r>
+        <w:t>Bewertungsbogen</w:t>
+      </w:r>
+      <w:proofErr w:type="spellEnd"/>
+      <w:r>
+        <w:rPr>
+          <w:rFonts w:ascii="Arial" w:hAnsi="Arial" w:cs="Arial"/>
+          <w:b/>
+          <w:bCs/>
+          <w:i/>
+          <w:iCs/>
+          <w:sz w:val="24"/>
+          <w:szCs w:val="24"/>
+          <w:lang w:val="en-US"/>
+        </w:rPr>
+        <w:t xml:space="preserve"> für </w:t>
+      </w:r>
+      <w:proofErr w:type="spellStart"/>
+      <w:r>
+        <w:rPr>
+          <w:rFonts w:ascii="Arial" w:hAnsi="Arial" w:cs="Arial"/>
+          <w:b/>
+          <w:bCs/>
+          <w:i/>
+          <w:iCs/>
+          <w:sz w:val="24"/>
+          <w:szCs w:val="24"/>
+          <w:lang w:val="en-US"/>
+        </w:rPr>
+        <w:t>Empfehlungssystem</w:t>
+      </w:r>
+      <w:proofErr w:type="spellEnd"/>
     </w:p>
     <w:p/>
     <w:tbl>
@@ -22583,8 +23892,13 @@
             <w:pPr>
               <w:pStyle w:val="Textkrper"/>
             </w:pPr>
-            <w:r>
-              <w:t xml:space="preserve">Bewertungszeitraum: </w:t>
+            <w:proofErr w:type="spellStart"/>
+            <w:r>
+              <w:t>Bewertungszeitraum</w:t>
+            </w:r>
+            <w:proofErr w:type="spellEnd"/>
+            <w:r>
+              <w:t xml:space="preserve">: </w:t>
             </w:r>
             <w:r>
               <w:rPr>
@@ -22750,8 +24064,18 @@
                 <w:sz w:val="16"/>
                 <w:szCs w:val="16"/>
               </w:rPr>
-              <w:t>(5) = ausgezeichnet</w:t>
-            </w:r>
+              <w:t xml:space="preserve">(5) = </w:t>
+            </w:r>
+            <w:proofErr w:type="spellStart"/>
+            <w:r>
+              <w:rPr>
+                <w:b w:val="0"/>
+                <w:sz w:val="16"/>
+                <w:szCs w:val="16"/>
+              </w:rPr>
+              <w:t>ausgezeichnet</w:t>
+            </w:r>
+            <w:proofErr w:type="spellEnd"/>
           </w:p>
         </w:tc>
         <w:tc>
@@ -22774,8 +24098,36 @@
                 <w:sz w:val="16"/>
                 <w:szCs w:val="16"/>
               </w:rPr>
-              <w:t>(4) = zufrieden stellend</w:t>
-            </w:r>
+              <w:t xml:space="preserve">(4) = </w:t>
+            </w:r>
+            <w:proofErr w:type="spellStart"/>
+            <w:r>
+              <w:rPr>
+                <w:b w:val="0"/>
+                <w:sz w:val="16"/>
+                <w:szCs w:val="16"/>
+              </w:rPr>
+              <w:t>zufrieden</w:t>
+            </w:r>
+            <w:proofErr w:type="spellEnd"/>
+            <w:r>
+              <w:rPr>
+                <w:b w:val="0"/>
+                <w:sz w:val="16"/>
+                <w:szCs w:val="16"/>
+              </w:rPr>
+              <w:t xml:space="preserve"> </w:t>
+            </w:r>
+            <w:proofErr w:type="spellStart"/>
+            <w:r>
+              <w:rPr>
+                <w:b w:val="0"/>
+                <w:sz w:val="16"/>
+                <w:szCs w:val="16"/>
+              </w:rPr>
+              <w:t>stellend</w:t>
+            </w:r>
+            <w:proofErr w:type="spellEnd"/>
           </w:p>
         </w:tc>
         <w:tc>
@@ -22822,8 +24174,18 @@
                 <w:sz w:val="16"/>
                 <w:szCs w:val="16"/>
               </w:rPr>
-              <w:t>teils teils</w:t>
-            </w:r>
+              <w:t xml:space="preserve">teils </w:t>
+            </w:r>
+            <w:proofErr w:type="spellStart"/>
+            <w:r>
+              <w:rPr>
+                <w:b w:val="0"/>
+                <w:sz w:val="16"/>
+                <w:szCs w:val="16"/>
+              </w:rPr>
+              <w:t>teils</w:t>
+            </w:r>
+            <w:proofErr w:type="spellEnd"/>
           </w:p>
         </w:tc>
         <w:tc>
@@ -22860,8 +24222,53 @@
                 <w:szCs w:val="16"/>
               </w:rPr>
               <w:br/>
-              <w:t>weniger zufrieden stellend</w:t>
-            </w:r>
+            </w:r>
+            <w:proofErr w:type="spellStart"/>
+            <w:r>
+              <w:rPr>
+                <w:b w:val="0"/>
+                <w:sz w:val="16"/>
+                <w:szCs w:val="16"/>
+              </w:rPr>
+              <w:t>weniger</w:t>
+            </w:r>
+            <w:proofErr w:type="spellEnd"/>
+            <w:r>
+              <w:rPr>
+                <w:b w:val="0"/>
+                <w:sz w:val="16"/>
+                <w:szCs w:val="16"/>
+              </w:rPr>
+              <w:t xml:space="preserve"> </w:t>
+            </w:r>
+            <w:proofErr w:type="spellStart"/>
+            <w:r>
+              <w:rPr>
+                <w:b w:val="0"/>
+                <w:sz w:val="16"/>
+                <w:szCs w:val="16"/>
+              </w:rPr>
+              <w:t>zufrieden</w:t>
+            </w:r>
+            <w:proofErr w:type="spellEnd"/>
+            <w:r>
+              <w:rPr>
+                <w:b w:val="0"/>
+                <w:sz w:val="16"/>
+                <w:szCs w:val="16"/>
+              </w:rPr>
+              <w:t xml:space="preserve"> </w:t>
+            </w:r>
+            <w:proofErr w:type="spellStart"/>
+            <w:r>
+              <w:rPr>
+                <w:b w:val="0"/>
+                <w:sz w:val="16"/>
+                <w:szCs w:val="16"/>
+              </w:rPr>
+              <w:t>stellend</w:t>
+            </w:r>
+            <w:proofErr w:type="spellEnd"/>
           </w:p>
         </w:tc>
         <w:tc>
@@ -22899,8 +24306,53 @@
                 <w:szCs w:val="16"/>
               </w:rPr>
               <w:br/>
-              <w:t>nicht zufrieden stellend</w:t>
-            </w:r>
+            </w:r>
+            <w:proofErr w:type="spellStart"/>
+            <w:r>
+              <w:rPr>
+                <w:b w:val="0"/>
+                <w:sz w:val="16"/>
+                <w:szCs w:val="16"/>
+              </w:rPr>
+              <w:t>nicht</w:t>
+            </w:r>
+            <w:proofErr w:type="spellEnd"/>
+            <w:r>
+              <w:rPr>
+                <w:b w:val="0"/>
+                <w:sz w:val="16"/>
+                <w:szCs w:val="16"/>
+              </w:rPr>
+              <w:t xml:space="preserve"> </w:t>
+            </w:r>
+            <w:proofErr w:type="spellStart"/>
+            <w:r>
+              <w:rPr>
+                <w:b w:val="0"/>
+                <w:sz w:val="16"/>
+                <w:szCs w:val="16"/>
+              </w:rPr>
+              <w:t>zufrieden</w:t>
+            </w:r>
+            <w:proofErr w:type="spellEnd"/>
+            <w:r>
+              <w:rPr>
+                <w:b w:val="0"/>
+                <w:sz w:val="16"/>
+                <w:szCs w:val="16"/>
+              </w:rPr>
+              <w:t xml:space="preserve"> </w:t>
+            </w:r>
+            <w:proofErr w:type="spellStart"/>
+            <w:r>
+              <w:rPr>
+                <w:b w:val="0"/>
+                <w:sz w:val="16"/>
+                <w:szCs w:val="16"/>
+              </w:rPr>
+              <w:t>stellend</w:t>
+            </w:r>
+            <w:proofErr w:type="spellEnd"/>
           </w:p>
         </w:tc>
       </w:tr>
@@ -22924,14 +24376,34 @@
                 <w:szCs w:val="20"/>
               </w:rPr>
             </w:pPr>
+            <w:proofErr w:type="spellStart"/>
             <w:r>
               <w:rPr>
                 <w:b w:val="0"/>
                 <w:sz w:val="20"/>
                 <w:szCs w:val="20"/>
               </w:rPr>
-              <w:t>Übersichtlichkeit / Darstellung</w:t>
-            </w:r>
+              <w:t>Übersichtlichkeit</w:t>
+            </w:r>
+            <w:proofErr w:type="spellEnd"/>
+            <w:r>
+              <w:rPr>
+                <w:b w:val="0"/>
+                <w:sz w:val="20"/>
+                <w:szCs w:val="20"/>
+              </w:rPr>
+              <w:t xml:space="preserve"> / </w:t>
+            </w:r>
+            <w:proofErr w:type="spellStart"/>
+            <w:r>
+              <w:rPr>
+                <w:b w:val="0"/>
+                <w:sz w:val="20"/>
+                <w:szCs w:val="20"/>
+              </w:rPr>
+              <w:t>Darstellung</w:t>
+            </w:r>
+            <w:proofErr w:type="spellEnd"/>
           </w:p>
           <w:p>
             <w:pPr>
@@ -23240,8 +24712,18 @@
                 <w:sz w:val="20"/>
                 <w:szCs w:val="20"/>
               </w:rPr>
-              <w:t>Leicht in der Anwendung</w:t>
-            </w:r>
+              <w:t xml:space="preserve">Leicht in der </w:t>
+            </w:r>
+            <w:proofErr w:type="spellStart"/>
+            <w:r>
+              <w:rPr>
+                <w:b w:val="0"/>
+                <w:sz w:val="20"/>
+                <w:szCs w:val="20"/>
+              </w:rPr>
+              <w:t>Anwendung</w:t>
+            </w:r>
+            <w:proofErr w:type="spellEnd"/>
           </w:p>
           <w:p>
             <w:pPr>
@@ -23657,8 +25139,17 @@
                 <w:sz w:val="16"/>
                 <w:szCs w:val="16"/>
               </w:rPr>
-              <w:t>teils teils</w:t>
-            </w:r>
+              <w:t xml:space="preserve">teils </w:t>
+            </w:r>
+            <w:proofErr w:type="spellStart"/>
+            <w:r>
+              <w:rPr>
+                <w:sz w:val="16"/>
+                <w:szCs w:val="16"/>
+              </w:rPr>
+              <w:t>teils</w:t>
+            </w:r>
+            <w:proofErr w:type="spellEnd"/>
           </w:p>
         </w:tc>
         <w:tc>
@@ -23766,7 +25257,7 @@
                 </w:ffData>
               </w:fldChar>
             </w:r>
-            <w:bookmarkStart w:id="65" w:name="Check1"/>
+            <w:bookmarkStart w:id="48" w:name="Check1"/>
             <w:r>
               <w:rPr>
                 <w:lang w:bidi="en-US"/>
@@ -23790,7 +25281,7 @@
               </w:rPr>
               <w:fldChar w:fldCharType="end"/>
             </w:r>
-            <w:bookmarkEnd w:id="65"/>
+            <w:bookmarkEnd w:id="48"/>
           </w:p>
         </w:tc>
         <w:tc>
@@ -24219,8 +25710,18 @@
                 <w:sz w:val="16"/>
                 <w:szCs w:val="16"/>
               </w:rPr>
-              <w:t>teils teils</w:t>
-            </w:r>
+              <w:t xml:space="preserve">teils </w:t>
+            </w:r>
+            <w:proofErr w:type="spellStart"/>
+            <w:r>
+              <w:rPr>
+                <w:bCs/>
+                <w:sz w:val="16"/>
+                <w:szCs w:val="16"/>
+              </w:rPr>
+              <w:t>teils</w:t>
+            </w:r>
+            <w:proofErr w:type="spellEnd"/>
           </w:p>
         </w:tc>
         <w:tc>
@@ -25553,8 +27054,21 @@
           <w:u w:val="single"/>
           <w:lang w:val="de-DE"/>
         </w:rPr>
-        <w:t>Möglichkeit, nach Genre zu filtern und Sortierung nach Alpahbet</w:t>
-      </w:r>
+        <w:t xml:space="preserve">Möglichkeit, nach Genre zu filtern und Sortierung nach </w:t>
+      </w:r>
+      <w:proofErr w:type="spellStart"/>
+      <w:r>
+        <w:rPr>
+          <w:b w:val="0"/>
+          <w:bCs/>
+          <w:sz w:val="20"/>
+          <w:szCs w:val="20"/>
+          <w:u w:val="single"/>
+          <w:lang w:val="de-DE"/>
+        </w:rPr>
+        <w:t>Alpahbet</w:t>
+      </w:r>
+      <w:proofErr w:type="spellEnd"/>
     </w:p>
     <w:p>
       <w:pPr>
@@ -26037,6 +27551,7 @@
           <w:lang w:val="en-US"/>
         </w:rPr>
       </w:pPr>
+      <w:proofErr w:type="spellStart"/>
       <w:r>
         <w:rPr>
           <w:rFonts w:ascii="Arial" w:hAnsi="Arial" w:cs="Arial"/>
@@ -26048,8 +27563,37 @@
           <w:szCs w:val="24"/>
           <w:lang w:val="en-US"/>
         </w:rPr>
-        <w:t>Bewertungsbogen für Empfehlungssystem</w:t>
-      </w:r>
+        <w:t>Bewertungsbogen</w:t>
+      </w:r>
+      <w:proofErr w:type="spellEnd"/>
+      <w:r>
+        <w:rPr>
+          <w:rFonts w:ascii="Arial" w:hAnsi="Arial" w:cs="Arial"/>
+          <w:b/>
+          <w:bCs/>
+          <w:i/>
+          <w:iCs/>
+          <w:sz w:val="24"/>
+          <w:szCs w:val="24"/>
+          <w:lang w:val="en-US"/>
+        </w:rPr>
+        <w:t xml:space="preserve"> für </w:t>
+      </w:r>
+      <w:proofErr w:type="spellStart"/>
+      <w:r>
+        <w:rPr>
+          <w:rFonts w:ascii="Arial" w:hAnsi="Arial" w:cs="Arial"/>
+          <w:b/>
+          <w:bCs/>
+          <w:i/>
+          <w:iCs/>
+          <w:sz w:val="24"/>
+          <w:szCs w:val="24"/>
+          <w:lang w:val="en-US"/>
+        </w:rPr>
+        <w:t>Empfehlungssystem</w:t>
+      </w:r>
+      <w:proofErr w:type="spellEnd"/>
     </w:p>
     <w:p>
       <w:pPr>
@@ -26213,7 +27757,21 @@
               <w:rPr>
                 <w:u w:val="single"/>
               </w:rPr>
-              <w:t>______15.06.2015____</w:t>
+              <w:t>______15.06.</w:t>
+            </w:r>
+            <w:proofErr w:type="gramStart"/>
+            <w:r>
+              <w:rPr>
+                <w:u w:val="single"/>
+              </w:rPr>
+              <w:t>2015__</w:t>
+            </w:r>
+            <w:proofErr w:type="gramEnd"/>
+            <w:r>
+              <w:rPr>
+                <w:u w:val="single"/>
+              </w:rPr>
+              <w:t>__</w:t>
             </w:r>
           </w:p>
         </w:tc>
@@ -26245,8 +27803,13 @@
             <w:pPr>
               <w:pStyle w:val="Textkrper"/>
             </w:pPr>
-            <w:r>
-              <w:t>Bewertungszeitraum: __________________</w:t>
+            <w:proofErr w:type="spellStart"/>
+            <w:r>
+              <w:t>Bewertungszeitraum</w:t>
+            </w:r>
+            <w:proofErr w:type="spellEnd"/>
+            <w:r>
+              <w:t>: __________________</w:t>
             </w:r>
           </w:p>
         </w:tc>
@@ -26403,8 +27966,18 @@
                 <w:sz w:val="16"/>
                 <w:szCs w:val="16"/>
               </w:rPr>
-              <w:t>(5) = ausgezeichnet</w:t>
-            </w:r>
+              <w:t xml:space="preserve">(5) = </w:t>
+            </w:r>
+            <w:proofErr w:type="spellStart"/>
+            <w:r>
+              <w:rPr>
+                <w:b w:val="0"/>
+                <w:sz w:val="16"/>
+                <w:szCs w:val="16"/>
+              </w:rPr>
+              <w:t>ausgezeichnet</w:t>
+            </w:r>
+            <w:proofErr w:type="spellEnd"/>
           </w:p>
         </w:tc>
         <w:tc>
@@ -26427,8 +28000,36 @@
                 <w:sz w:val="16"/>
                 <w:szCs w:val="16"/>
               </w:rPr>
-              <w:t>(4) = zufrieden stellend</w:t>
-            </w:r>
+              <w:t xml:space="preserve">(4) = </w:t>
+            </w:r>
+            <w:proofErr w:type="spellStart"/>
+            <w:r>
+              <w:rPr>
+                <w:b w:val="0"/>
+                <w:sz w:val="16"/>
+                <w:szCs w:val="16"/>
+              </w:rPr>
+              <w:t>zufrieden</w:t>
+            </w:r>
+            <w:proofErr w:type="spellEnd"/>
+            <w:r>
+              <w:rPr>
+                <w:b w:val="0"/>
+                <w:sz w:val="16"/>
+                <w:szCs w:val="16"/>
+              </w:rPr>
+              <w:t xml:space="preserve"> </w:t>
+            </w:r>
+            <w:proofErr w:type="spellStart"/>
+            <w:r>
+              <w:rPr>
+                <w:b w:val="0"/>
+                <w:sz w:val="16"/>
+                <w:szCs w:val="16"/>
+              </w:rPr>
+              <w:t>stellend</w:t>
+            </w:r>
+            <w:proofErr w:type="spellEnd"/>
           </w:p>
         </w:tc>
         <w:tc>
@@ -26475,8 +28076,18 @@
                 <w:sz w:val="16"/>
                 <w:szCs w:val="16"/>
               </w:rPr>
-              <w:t>teils teils</w:t>
-            </w:r>
+              <w:t xml:space="preserve">teils </w:t>
+            </w:r>
+            <w:proofErr w:type="spellStart"/>
+            <w:r>
+              <w:rPr>
+                <w:b w:val="0"/>
+                <w:sz w:val="16"/>
+                <w:szCs w:val="16"/>
+              </w:rPr>
+              <w:t>teils</w:t>
+            </w:r>
+            <w:proofErr w:type="spellEnd"/>
           </w:p>
         </w:tc>
         <w:tc>
@@ -26513,8 +28124,53 @@
                 <w:szCs w:val="16"/>
               </w:rPr>
               <w:br/>
-              <w:t>weniger zufrieden stellend</w:t>
-            </w:r>
+            </w:r>
+            <w:proofErr w:type="spellStart"/>
+            <w:r>
+              <w:rPr>
+                <w:b w:val="0"/>
+                <w:sz w:val="16"/>
+                <w:szCs w:val="16"/>
+              </w:rPr>
+              <w:t>weniger</w:t>
+            </w:r>
+            <w:proofErr w:type="spellEnd"/>
+            <w:r>
+              <w:rPr>
+                <w:b w:val="0"/>
+                <w:sz w:val="16"/>
+                <w:szCs w:val="16"/>
+              </w:rPr>
+              <w:t xml:space="preserve"> </w:t>
+            </w:r>
+            <w:proofErr w:type="spellStart"/>
+            <w:r>
+              <w:rPr>
+                <w:b w:val="0"/>
+                <w:sz w:val="16"/>
+                <w:szCs w:val="16"/>
+              </w:rPr>
+              <w:t>zufrieden</w:t>
+            </w:r>
+            <w:proofErr w:type="spellEnd"/>
+            <w:r>
+              <w:rPr>
+                <w:b w:val="0"/>
+                <w:sz w:val="16"/>
+                <w:szCs w:val="16"/>
+              </w:rPr>
+              <w:t xml:space="preserve"> </w:t>
+            </w:r>
+            <w:proofErr w:type="spellStart"/>
+            <w:r>
+              <w:rPr>
+                <w:b w:val="0"/>
+                <w:sz w:val="16"/>
+                <w:szCs w:val="16"/>
+              </w:rPr>
+              <w:t>stellend</w:t>
+            </w:r>
+            <w:proofErr w:type="spellEnd"/>
           </w:p>
         </w:tc>
         <w:tc>
@@ -26552,8 +28208,53 @@
                 <w:szCs w:val="16"/>
               </w:rPr>
               <w:br/>
-              <w:t>nicht zufrieden stellend</w:t>
-            </w:r>
+            </w:r>
+            <w:proofErr w:type="spellStart"/>
+            <w:r>
+              <w:rPr>
+                <w:b w:val="0"/>
+                <w:sz w:val="16"/>
+                <w:szCs w:val="16"/>
+              </w:rPr>
+              <w:t>nicht</w:t>
+            </w:r>
+            <w:proofErr w:type="spellEnd"/>
+            <w:r>
+              <w:rPr>
+                <w:b w:val="0"/>
+                <w:sz w:val="16"/>
+                <w:szCs w:val="16"/>
+              </w:rPr>
+              <w:t xml:space="preserve"> </w:t>
+            </w:r>
+            <w:proofErr w:type="spellStart"/>
+            <w:r>
+              <w:rPr>
+                <w:b w:val="0"/>
+                <w:sz w:val="16"/>
+                <w:szCs w:val="16"/>
+              </w:rPr>
+              <w:t>zufrieden</w:t>
+            </w:r>
+            <w:proofErr w:type="spellEnd"/>
+            <w:r>
+              <w:rPr>
+                <w:b w:val="0"/>
+                <w:sz w:val="16"/>
+                <w:szCs w:val="16"/>
+              </w:rPr>
+              <w:t xml:space="preserve"> </w:t>
+            </w:r>
+            <w:proofErr w:type="spellStart"/>
+            <w:r>
+              <w:rPr>
+                <w:b w:val="0"/>
+                <w:sz w:val="16"/>
+                <w:szCs w:val="16"/>
+              </w:rPr>
+              <w:t>stellend</w:t>
+            </w:r>
+            <w:proofErr w:type="spellEnd"/>
           </w:p>
         </w:tc>
       </w:tr>
@@ -26577,14 +28278,34 @@
                 <w:szCs w:val="20"/>
               </w:rPr>
             </w:pPr>
+            <w:proofErr w:type="spellStart"/>
             <w:r>
               <w:rPr>
                 <w:b w:val="0"/>
                 <w:sz w:val="20"/>
                 <w:szCs w:val="20"/>
               </w:rPr>
-              <w:t>Übersichtlichkeit / Darstellung</w:t>
-            </w:r>
+              <w:t>Übersichtlichkeit</w:t>
+            </w:r>
+            <w:proofErr w:type="spellEnd"/>
+            <w:r>
+              <w:rPr>
+                <w:b w:val="0"/>
+                <w:sz w:val="20"/>
+                <w:szCs w:val="20"/>
+              </w:rPr>
+              <w:t xml:space="preserve"> / </w:t>
+            </w:r>
+            <w:proofErr w:type="spellStart"/>
+            <w:r>
+              <w:rPr>
+                <w:b w:val="0"/>
+                <w:sz w:val="20"/>
+                <w:szCs w:val="20"/>
+              </w:rPr>
+              <w:t>Darstellung</w:t>
+            </w:r>
+            <w:proofErr w:type="spellEnd"/>
           </w:p>
           <w:p>
             <w:pPr>
@@ -26859,8 +28580,18 @@
                 <w:sz w:val="20"/>
                 <w:szCs w:val="20"/>
               </w:rPr>
-              <w:t>Leicht in der Anwendung</w:t>
-            </w:r>
+              <w:t xml:space="preserve">Leicht in der </w:t>
+            </w:r>
+            <w:proofErr w:type="spellStart"/>
+            <w:r>
+              <w:rPr>
+                <w:b w:val="0"/>
+                <w:sz w:val="20"/>
+                <w:szCs w:val="20"/>
+              </w:rPr>
+              <w:t>Anwendung</w:t>
+            </w:r>
+            <w:proofErr w:type="spellEnd"/>
           </w:p>
           <w:p>
             <w:pPr>
@@ -27243,8 +28974,17 @@
                 <w:sz w:val="16"/>
                 <w:szCs w:val="16"/>
               </w:rPr>
-              <w:t>teils teils</w:t>
-            </w:r>
+              <w:t xml:space="preserve">teils </w:t>
+            </w:r>
+            <w:proofErr w:type="spellStart"/>
+            <w:r>
+              <w:rPr>
+                <w:sz w:val="16"/>
+                <w:szCs w:val="16"/>
+              </w:rPr>
+              <w:t>teils</w:t>
+            </w:r>
+            <w:proofErr w:type="spellEnd"/>
           </w:p>
         </w:tc>
         <w:tc>
@@ -27780,8 +29520,18 @@
                 <w:sz w:val="16"/>
                 <w:szCs w:val="16"/>
               </w:rPr>
-              <w:t>teils teils</w:t>
-            </w:r>
+              <w:t xml:space="preserve">teils </w:t>
+            </w:r>
+            <w:proofErr w:type="spellStart"/>
+            <w:r>
+              <w:rPr>
+                <w:bCs/>
+                <w:sz w:val="16"/>
+                <w:szCs w:val="16"/>
+              </w:rPr>
+              <w:t>teils</w:t>
+            </w:r>
+            <w:proofErr w:type="spellEnd"/>
           </w:p>
         </w:tc>
         <w:tc>
@@ -27868,7 +29618,27 @@
                 <w:szCs w:val="20"/>
                 <w:lang w:val="de-DE"/>
               </w:rPr>
-              <w:t>Wurden dir oft Filme angeziegt, die du bereits gesehen hast?</w:t>
+              <w:t xml:space="preserve">Wurden dir oft Filme </w:t>
+            </w:r>
+            <w:proofErr w:type="spellStart"/>
+            <w:r>
+              <w:rPr>
+                <w:i w:val="0"/>
+                <w:sz w:val="20"/>
+                <w:szCs w:val="20"/>
+                <w:lang w:val="de-DE"/>
+              </w:rPr>
+              <w:t>angeziegt</w:t>
+            </w:r>
+            <w:proofErr w:type="spellEnd"/>
+            <w:r>
+              <w:rPr>
+                <w:i w:val="0"/>
+                <w:sz w:val="20"/>
+                <w:szCs w:val="20"/>
+                <w:lang w:val="de-DE"/>
+              </w:rPr>
+              <w:t>, die du bereits gesehen hast?</w:t>
             </w:r>
           </w:p>
           <w:p>
@@ -29291,7 +31061,7 @@
           <w:color w:val="auto"/>
         </w:rPr>
       </w:pPr>
-      <w:bookmarkStart w:id="66" w:name="_Toc201015156"/>
+      <w:bookmarkStart w:id="49" w:name="_Toc201015156"/>
       <w:r>
         <w:rPr>
           <w:b/>
@@ -29300,7 +31070,7 @@
         </w:rPr>
         <w:t>Programmablaufplan</w:t>
       </w:r>
-      <w:bookmarkEnd w:id="66"/>
+      <w:bookmarkEnd w:id="49"/>
     </w:p>
     <w:p/>
     <w:p>
@@ -29342,7 +31112,7 @@
           <w:color w:val="auto"/>
         </w:rPr>
       </w:pPr>
-      <w:bookmarkStart w:id="67" w:name="_Toc201015157"/>
+      <w:bookmarkStart w:id="50" w:name="_Toc201015157"/>
       <w:r>
         <w:rPr>
           <w:b/>
@@ -29351,7 +31121,7 @@
         </w:rPr>
         <w:t>Code</w:t>
       </w:r>
-      <w:bookmarkEnd w:id="67"/>
+      <w:bookmarkEnd w:id="50"/>
     </w:p>
     <w:p/>
     <w:p>
@@ -29366,7 +31136,23 @@
           <w:sz w:val="24"/>
           <w:szCs w:val="24"/>
         </w:rPr>
-        <w:t>Da der Code nur schwer samt den ganzen Kommentaren in die Dokumentation eingefügt werden kann, werden wir diesen, wie den kompletten Programmablaufplan auch, in den Ordner unserer gesamten Abgabe hinzufügen. Somit kann bei Bedarf unser Code und dessen Kommentare angesehen werden. Gegebenenfalls könnte somit auch unser Filme-Empfehlungssytem live getestet werden.</w:t>
+        <w:t>Da der Code nur schwer samt den ganzen Kommentaren in die Dokumentation eingefügt werden kann, werden wir diesen, wie den kompletten Programmablaufplan auch, in den Ordner unserer gesamten Abgabe hinzufügen. Somit kann bei Bedarf unser Code und dessen Kommentare angesehen werden. Gegebenenfalls könnte somit auch unser Filme-</w:t>
+      </w:r>
+      <w:proofErr w:type="spellStart"/>
+      <w:r>
+        <w:rPr>
+          <w:sz w:val="24"/>
+          <w:szCs w:val="24"/>
+        </w:rPr>
+        <w:t>Empfehlungssytem</w:t>
+      </w:r>
+      <w:proofErr w:type="spellEnd"/>
+      <w:r>
+        <w:rPr>
+          <w:sz w:val="24"/>
+          <w:szCs w:val="24"/>
+        </w:rPr>
+        <w:t xml:space="preserve"> live getestet werden.</w:t>
       </w:r>
     </w:p>
     <w:p>
@@ -29402,7 +31188,7 @@
 </file>
 
 <file path=word/endnotes.xml><?xml version="1.0" encoding="utf-8"?>
-<w:endnotes xmlns:wpc="http://schemas.microsoft.com/office/word/2010/wordprocessingCanvas" xmlns:cx="http://schemas.microsoft.com/office/drawing/2014/chartex" xmlns:cx1="http://schemas.microsoft.com/office/drawing/2015/9/8/chartex" xmlns:cx2="http://schemas.microsoft.com/office/drawing/2015/10/21/chartex" xmlns:cx3="http://schemas.microsoft.com/office/drawing/2016/5/9/chartex" xmlns:cx4="http://schemas.microsoft.com/office/drawing/2016/5/10/chartex" xmlns:cx5="http://schemas.microsoft.com/office/drawing/2016/5/11/chartex" xmlns:cx6="http://schemas.microsoft.com/office/drawing/2016/5/12/chartex" xmlns:cx7="http://schemas.microsoft.com/office/drawing/2016/5/13/chartex" xmlns:cx8="http://schemas.microsoft.com/office/drawing/2016/5/14/chartex" xmlns:mc="http://schemas.openxmlformats.org/markup-compatibility/2006" xmlns:aink="http://schemas.microsoft.com/office/drawing/2016/ink" xmlns:am3d="http://schemas.microsoft.com/office/drawing/2017/model3d" xmlns:o="urn:schemas-microsoft-com:office:office" xmlns:oel="http://schemas.microsoft.com/office/2019/extlst" xmlns:r="http://schemas.openxmlformats.org/officeDocument/2006/relationships" xmlns:m="http://schemas.openxmlformats.org/officeDocument/2006/math" xmlns:v="urn:schemas-microsoft-com:vml" xmlns:wp14="http://schemas.microsoft.com/office/word/2010/wordprocessingDrawing" xmlns:wp="http://schemas.openxmlformats.org/drawingml/2006/wordprocessingDrawing" xmlns:w10="urn:schemas-microsoft-com:office:word" xmlns:w="http://schemas.openxmlformats.org/wordprocessingml/2006/main" xmlns:w14="http://schemas.microsoft.com/office/word/2010/wordml" xmlns:w15="http://schemas.microsoft.com/office/word/2012/wordml" xmlns:w16cex="http://schemas.microsoft.com/office/word/2018/wordml/cex" xmlns:w16cid="http://schemas.microsoft.com/office/word/2016/wordml/cid" xmlns:w16="http://schemas.microsoft.com/office/word/2018/wordml" xmlns:w16sdtdh="http://schemas.microsoft.com/office/word/2020/wordml/sdtdatahash" xmlns:w16se="http://schemas.microsoft.com/office/word/2015/wordml/symex" xmlns:wpg="http://schemas.microsoft.com/office/word/2010/wordprocessingGroup" xmlns:wpi="http://schemas.microsoft.com/office/word/2010/wordprocessingInk" xmlns:wne="http://schemas.microsoft.com/office/word/2006/wordml" xmlns:wps="http://schemas.microsoft.com/office/word/2010/wordprocessingShape" mc:Ignorable="w14 w15 w16se w16cid w16 w16cex w16sdtdh wp14">
+<w:endnotes xmlns:wpc="http://schemas.microsoft.com/office/word/2010/wordprocessingCanvas" xmlns:cx="http://schemas.microsoft.com/office/drawing/2014/chartex" xmlns:cx1="http://schemas.microsoft.com/office/drawing/2015/9/8/chartex" xmlns:cx2="http://schemas.microsoft.com/office/drawing/2015/10/21/chartex" xmlns:cx3="http://schemas.microsoft.com/office/drawing/2016/5/9/chartex" xmlns:cx4="http://schemas.microsoft.com/office/drawing/2016/5/10/chartex" xmlns:cx5="http://schemas.microsoft.com/office/drawing/2016/5/11/chartex" xmlns:cx6="http://schemas.microsoft.com/office/drawing/2016/5/12/chartex" xmlns:cx7="http://schemas.microsoft.com/office/drawing/2016/5/13/chartex" xmlns:cx8="http://schemas.microsoft.com/office/drawing/2016/5/14/chartex" xmlns:mc="http://schemas.openxmlformats.org/markup-compatibility/2006" xmlns:aink="http://schemas.microsoft.com/office/drawing/2016/ink" xmlns:am3d="http://schemas.microsoft.com/office/drawing/2017/model3d" xmlns:o="urn:schemas-microsoft-com:office:office" xmlns:oel="http://schemas.microsoft.com/office/2019/extlst" xmlns:r="http://schemas.openxmlformats.org/officeDocument/2006/relationships" xmlns:m="http://schemas.openxmlformats.org/officeDocument/2006/math" xmlns:v="urn:schemas-microsoft-com:vml" xmlns:wp14="http://schemas.microsoft.com/office/word/2010/wordprocessingDrawing" xmlns:wp="http://schemas.openxmlformats.org/drawingml/2006/wordprocessingDrawing" xmlns:w10="urn:schemas-microsoft-com:office:word" xmlns:w="http://schemas.openxmlformats.org/wordprocessingml/2006/main" xmlns:w14="http://schemas.microsoft.com/office/word/2010/wordml" xmlns:w15="http://schemas.microsoft.com/office/word/2012/wordml" xmlns:w16cex="http://schemas.microsoft.com/office/word/2018/wordml/cex" xmlns:w16cid="http://schemas.microsoft.com/office/word/2016/wordml/cid" xmlns:w16="http://schemas.microsoft.com/office/word/2018/wordml" xmlns:w16du="http://schemas.microsoft.com/office/word/2023/wordml/word16du" xmlns:w16sdtdh="http://schemas.microsoft.com/office/word/2020/wordml/sdtdatahash" xmlns:w16sdtfl="http://schemas.microsoft.com/office/word/2024/wordml/sdtformatlock" xmlns:w16se="http://schemas.microsoft.com/office/word/2015/wordml/symex" xmlns:wpg="http://schemas.microsoft.com/office/word/2010/wordprocessingGroup" xmlns:wpi="http://schemas.microsoft.com/office/word/2010/wordprocessingInk" xmlns:wne="http://schemas.microsoft.com/office/word/2006/wordml" xmlns:wps="http://schemas.microsoft.com/office/word/2010/wordprocessingShape" mc:Ignorable="w14 w15 w16se w16cid w16 w16cex w16sdtdh w16sdtfl w16du wp14">
   <w:endnote w:type="separator" w:id="-1">
     <w:p>
       <w:pPr>
@@ -29427,7 +31213,7 @@
 </file>
 
 <file path=word/footer1.xml><?xml version="1.0" encoding="utf-8"?>
-<w:ftr xmlns:wpc="http://schemas.microsoft.com/office/word/2010/wordprocessingCanvas" xmlns:cx="http://schemas.microsoft.com/office/drawing/2014/chartex" xmlns:cx1="http://schemas.microsoft.com/office/drawing/2015/9/8/chartex" xmlns:cx2="http://schemas.microsoft.com/office/drawing/2015/10/21/chartex" xmlns:cx3="http://schemas.microsoft.com/office/drawing/2016/5/9/chartex" xmlns:cx4="http://schemas.microsoft.com/office/drawing/2016/5/10/chartex" xmlns:cx5="http://schemas.microsoft.com/office/drawing/2016/5/11/chartex" xmlns:cx6="http://schemas.microsoft.com/office/drawing/2016/5/12/chartex" xmlns:cx7="http://schemas.microsoft.com/office/drawing/2016/5/13/chartex" xmlns:cx8="http://schemas.microsoft.com/office/drawing/2016/5/14/chartex" xmlns:mc="http://schemas.openxmlformats.org/markup-compatibility/2006" xmlns:aink="http://schemas.microsoft.com/office/drawing/2016/ink" xmlns:am3d="http://schemas.microsoft.com/office/drawing/2017/model3d" xmlns:o="urn:schemas-microsoft-com:office:office" xmlns:oel="http://schemas.microsoft.com/office/2019/extlst" xmlns:r="http://schemas.openxmlformats.org/officeDocument/2006/relationships" xmlns:m="http://schemas.openxmlformats.org/officeDocument/2006/math" xmlns:v="urn:schemas-microsoft-com:vml" xmlns:wp14="http://schemas.microsoft.com/office/word/2010/wordprocessingDrawing" xmlns:wp="http://schemas.openxmlformats.org/drawingml/2006/wordprocessingDrawing" xmlns:w10="urn:schemas-microsoft-com:office:word" xmlns:w="http://schemas.openxmlformats.org/wordprocessingml/2006/main" xmlns:w14="http://schemas.microsoft.com/office/word/2010/wordml" xmlns:w15="http://schemas.microsoft.com/office/word/2012/wordml" xmlns:w16cex="http://schemas.microsoft.com/office/word/2018/wordml/cex" xmlns:w16cid="http://schemas.microsoft.com/office/word/2016/wordml/cid" xmlns:w16="http://schemas.microsoft.com/office/word/2018/wordml" xmlns:w16sdtdh="http://schemas.microsoft.com/office/word/2020/wordml/sdtdatahash" xmlns:w16se="http://schemas.microsoft.com/office/word/2015/wordml/symex" xmlns:wpg="http://schemas.microsoft.com/office/word/2010/wordprocessingGroup" xmlns:wpi="http://schemas.microsoft.com/office/word/2010/wordprocessingInk" xmlns:wne="http://schemas.microsoft.com/office/word/2006/wordml" xmlns:wps="http://schemas.microsoft.com/office/word/2010/wordprocessingShape" mc:Ignorable="w14 w15 w16se w16cid w16 w16cex w16sdtdh wp14">
+<w:ftr xmlns:wpc="http://schemas.microsoft.com/office/word/2010/wordprocessingCanvas" xmlns:cx="http://schemas.microsoft.com/office/drawing/2014/chartex" xmlns:cx1="http://schemas.microsoft.com/office/drawing/2015/9/8/chartex" xmlns:cx2="http://schemas.microsoft.com/office/drawing/2015/10/21/chartex" xmlns:cx3="http://schemas.microsoft.com/office/drawing/2016/5/9/chartex" xmlns:cx4="http://schemas.microsoft.com/office/drawing/2016/5/10/chartex" xmlns:cx5="http://schemas.microsoft.com/office/drawing/2016/5/11/chartex" xmlns:cx6="http://schemas.microsoft.com/office/drawing/2016/5/12/chartex" xmlns:cx7="http://schemas.microsoft.com/office/drawing/2016/5/13/chartex" xmlns:cx8="http://schemas.microsoft.com/office/drawing/2016/5/14/chartex" xmlns:mc="http://schemas.openxmlformats.org/markup-compatibility/2006" xmlns:aink="http://schemas.microsoft.com/office/drawing/2016/ink" xmlns:am3d="http://schemas.microsoft.com/office/drawing/2017/model3d" xmlns:o="urn:schemas-microsoft-com:office:office" xmlns:oel="http://schemas.microsoft.com/office/2019/extlst" xmlns:r="http://schemas.openxmlformats.org/officeDocument/2006/relationships" xmlns:m="http://schemas.openxmlformats.org/officeDocument/2006/math" xmlns:v="urn:schemas-microsoft-com:vml" xmlns:wp14="http://schemas.microsoft.com/office/word/2010/wordprocessingDrawing" xmlns:wp="http://schemas.openxmlformats.org/drawingml/2006/wordprocessingDrawing" xmlns:w10="urn:schemas-microsoft-com:office:word" xmlns:w="http://schemas.openxmlformats.org/wordprocessingml/2006/main" xmlns:w14="http://schemas.microsoft.com/office/word/2010/wordml" xmlns:w15="http://schemas.microsoft.com/office/word/2012/wordml" xmlns:w16cex="http://schemas.microsoft.com/office/word/2018/wordml/cex" xmlns:w16cid="http://schemas.microsoft.com/office/word/2016/wordml/cid" xmlns:w16="http://schemas.microsoft.com/office/word/2018/wordml" xmlns:w16du="http://schemas.microsoft.com/office/word/2023/wordml/word16du" xmlns:w16sdtdh="http://schemas.microsoft.com/office/word/2020/wordml/sdtdatahash" xmlns:w16sdtfl="http://schemas.microsoft.com/office/word/2024/wordml/sdtformatlock" xmlns:w16se="http://schemas.microsoft.com/office/word/2015/wordml/symex" xmlns:wpg="http://schemas.microsoft.com/office/word/2010/wordprocessingGroup" xmlns:wpi="http://schemas.microsoft.com/office/word/2010/wordprocessingInk" xmlns:wne="http://schemas.microsoft.com/office/word/2006/wordml" xmlns:wps="http://schemas.microsoft.com/office/word/2010/wordprocessingShape" mc:Ignorable="w14 w15 w16se w16cid w16 w16cex w16sdtdh w16sdtfl w16du wp14">
   <w:p>
     <w:pPr>
       <w:pStyle w:val="Fuzeile"/>
@@ -29451,7 +31237,7 @@
 </file>
 
 <file path=word/footer2.xml><?xml version="1.0" encoding="utf-8"?>
-<w:ftr xmlns:wpc="http://schemas.microsoft.com/office/word/2010/wordprocessingCanvas" xmlns:cx="http://schemas.microsoft.com/office/drawing/2014/chartex" xmlns:cx1="http://schemas.microsoft.com/office/drawing/2015/9/8/chartex" xmlns:cx2="http://schemas.microsoft.com/office/drawing/2015/10/21/chartex" xmlns:cx3="http://schemas.microsoft.com/office/drawing/2016/5/9/chartex" xmlns:cx4="http://schemas.microsoft.com/office/drawing/2016/5/10/chartex" xmlns:cx5="http://schemas.microsoft.com/office/drawing/2016/5/11/chartex" xmlns:cx6="http://schemas.microsoft.com/office/drawing/2016/5/12/chartex" xmlns:cx7="http://schemas.microsoft.com/office/drawing/2016/5/13/chartex" xmlns:cx8="http://schemas.microsoft.com/office/drawing/2016/5/14/chartex" xmlns:mc="http://schemas.openxmlformats.org/markup-compatibility/2006" xmlns:aink="http://schemas.microsoft.com/office/drawing/2016/ink" xmlns:am3d="http://schemas.microsoft.com/office/drawing/2017/model3d" xmlns:o="urn:schemas-microsoft-com:office:office" xmlns:oel="http://schemas.microsoft.com/office/2019/extlst" xmlns:r="http://schemas.openxmlformats.org/officeDocument/2006/relationships" xmlns:m="http://schemas.openxmlformats.org/officeDocument/2006/math" xmlns:v="urn:schemas-microsoft-com:vml" xmlns:wp14="http://schemas.microsoft.com/office/word/2010/wordprocessingDrawing" xmlns:wp="http://schemas.openxmlformats.org/drawingml/2006/wordprocessingDrawing" xmlns:w10="urn:schemas-microsoft-com:office:word" xmlns:w="http://schemas.openxmlformats.org/wordprocessingml/2006/main" xmlns:w14="http://schemas.microsoft.com/office/word/2010/wordml" xmlns:w15="http://schemas.microsoft.com/office/word/2012/wordml" xmlns:w16cex="http://schemas.microsoft.com/office/word/2018/wordml/cex" xmlns:w16cid="http://schemas.microsoft.com/office/word/2016/wordml/cid" xmlns:w16="http://schemas.microsoft.com/office/word/2018/wordml" xmlns:w16sdtdh="http://schemas.microsoft.com/office/word/2020/wordml/sdtdatahash" xmlns:w16se="http://schemas.microsoft.com/office/word/2015/wordml/symex" xmlns:wpg="http://schemas.microsoft.com/office/word/2010/wordprocessingGroup" xmlns:wpi="http://schemas.microsoft.com/office/word/2010/wordprocessingInk" xmlns:wne="http://schemas.microsoft.com/office/word/2006/wordml" xmlns:wps="http://schemas.microsoft.com/office/word/2010/wordprocessingShape" mc:Ignorable="w14 w15 w16se w16cid w16 w16cex w16sdtdh wp14">
+<w:ftr xmlns:wpc="http://schemas.microsoft.com/office/word/2010/wordprocessingCanvas" xmlns:cx="http://schemas.microsoft.com/office/drawing/2014/chartex" xmlns:cx1="http://schemas.microsoft.com/office/drawing/2015/9/8/chartex" xmlns:cx2="http://schemas.microsoft.com/office/drawing/2015/10/21/chartex" xmlns:cx3="http://schemas.microsoft.com/office/drawing/2016/5/9/chartex" xmlns:cx4="http://schemas.microsoft.com/office/drawing/2016/5/10/chartex" xmlns:cx5="http://schemas.microsoft.com/office/drawing/2016/5/11/chartex" xmlns:cx6="http://schemas.microsoft.com/office/drawing/2016/5/12/chartex" xmlns:cx7="http://schemas.microsoft.com/office/drawing/2016/5/13/chartex" xmlns:cx8="http://schemas.microsoft.com/office/drawing/2016/5/14/chartex" xmlns:mc="http://schemas.openxmlformats.org/markup-compatibility/2006" xmlns:aink="http://schemas.microsoft.com/office/drawing/2016/ink" xmlns:am3d="http://schemas.microsoft.com/office/drawing/2017/model3d" xmlns:o="urn:schemas-microsoft-com:office:office" xmlns:oel="http://schemas.microsoft.com/office/2019/extlst" xmlns:r="http://schemas.openxmlformats.org/officeDocument/2006/relationships" xmlns:m="http://schemas.openxmlformats.org/officeDocument/2006/math" xmlns:v="urn:schemas-microsoft-com:vml" xmlns:wp14="http://schemas.microsoft.com/office/word/2010/wordprocessingDrawing" xmlns:wp="http://schemas.openxmlformats.org/drawingml/2006/wordprocessingDrawing" xmlns:w10="urn:schemas-microsoft-com:office:word" xmlns:w="http://schemas.openxmlformats.org/wordprocessingml/2006/main" xmlns:w14="http://schemas.microsoft.com/office/word/2010/wordml" xmlns:w15="http://schemas.microsoft.com/office/word/2012/wordml" xmlns:w16cex="http://schemas.microsoft.com/office/word/2018/wordml/cex" xmlns:w16cid="http://schemas.microsoft.com/office/word/2016/wordml/cid" xmlns:w16="http://schemas.microsoft.com/office/word/2018/wordml" xmlns:w16du="http://schemas.microsoft.com/office/word/2023/wordml/word16du" xmlns:w16sdtdh="http://schemas.microsoft.com/office/word/2020/wordml/sdtdatahash" xmlns:w16sdtfl="http://schemas.microsoft.com/office/word/2024/wordml/sdtformatlock" xmlns:w16se="http://schemas.microsoft.com/office/word/2015/wordml/symex" xmlns:wpg="http://schemas.microsoft.com/office/word/2010/wordprocessingGroup" xmlns:wpi="http://schemas.microsoft.com/office/word/2010/wordprocessingInk" xmlns:wne="http://schemas.microsoft.com/office/word/2006/wordml" xmlns:wps="http://schemas.microsoft.com/office/word/2010/wordprocessingShape" mc:Ignorable="w14 w15 w16se w16cid w16 w16cex w16sdtdh w16sdtfl w16du wp14">
   <w:sdt>
     <w:sdtPr>
       <w:id w:val="-1467815305"/>
@@ -29510,7 +31296,7 @@
 </file>
 
 <file path=word/footnotes.xml><?xml version="1.0" encoding="utf-8"?>
-<w:footnotes xmlns:wpc="http://schemas.microsoft.com/office/word/2010/wordprocessingCanvas" xmlns:cx="http://schemas.microsoft.com/office/drawing/2014/chartex" xmlns:cx1="http://schemas.microsoft.com/office/drawing/2015/9/8/chartex" xmlns:cx2="http://schemas.microsoft.com/office/drawing/2015/10/21/chartex" xmlns:cx3="http://schemas.microsoft.com/office/drawing/2016/5/9/chartex" xmlns:cx4="http://schemas.microsoft.com/office/drawing/2016/5/10/chartex" xmlns:cx5="http://schemas.microsoft.com/office/drawing/2016/5/11/chartex" xmlns:cx6="http://schemas.microsoft.com/office/drawing/2016/5/12/chartex" xmlns:cx7="http://schemas.microsoft.com/office/drawing/2016/5/13/chartex" xmlns:cx8="http://schemas.microsoft.com/office/drawing/2016/5/14/chartex" xmlns:mc="http://schemas.openxmlformats.org/markup-compatibility/2006" xmlns:aink="http://schemas.microsoft.com/office/drawing/2016/ink" xmlns:am3d="http://schemas.microsoft.com/office/drawing/2017/model3d" xmlns:o="urn:schemas-microsoft-com:office:office" xmlns:oel="http://schemas.microsoft.com/office/2019/extlst" xmlns:r="http://schemas.openxmlformats.org/officeDocument/2006/relationships" xmlns:m="http://schemas.openxmlformats.org/officeDocument/2006/math" xmlns:v="urn:schemas-microsoft-com:vml" xmlns:wp14="http://schemas.microsoft.com/office/word/2010/wordprocessingDrawing" xmlns:wp="http://schemas.openxmlformats.org/drawingml/2006/wordprocessingDrawing" xmlns:w10="urn:schemas-microsoft-com:office:word" xmlns:w="http://schemas.openxmlformats.org/wordprocessingml/2006/main" xmlns:w14="http://schemas.microsoft.com/office/word/2010/wordml" xmlns:w15="http://schemas.microsoft.com/office/word/2012/wordml" xmlns:w16cex="http://schemas.microsoft.com/office/word/2018/wordml/cex" xmlns:w16cid="http://schemas.microsoft.com/office/word/2016/wordml/cid" xmlns:w16="http://schemas.microsoft.com/office/word/2018/wordml" xmlns:w16sdtdh="http://schemas.microsoft.com/office/word/2020/wordml/sdtdatahash" xmlns:w16se="http://schemas.microsoft.com/office/word/2015/wordml/symex" xmlns:wpg="http://schemas.microsoft.com/office/word/2010/wordprocessingGroup" xmlns:wpi="http://schemas.microsoft.com/office/word/2010/wordprocessingInk" xmlns:wne="http://schemas.microsoft.com/office/word/2006/wordml" xmlns:wps="http://schemas.microsoft.com/office/word/2010/wordprocessingShape" mc:Ignorable="w14 w15 w16se w16cid w16 w16cex w16sdtdh wp14">
+<w:footnotes xmlns:wpc="http://schemas.microsoft.com/office/word/2010/wordprocessingCanvas" xmlns:cx="http://schemas.microsoft.com/office/drawing/2014/chartex" xmlns:cx1="http://schemas.microsoft.com/office/drawing/2015/9/8/chartex" xmlns:cx2="http://schemas.microsoft.com/office/drawing/2015/10/21/chartex" xmlns:cx3="http://schemas.microsoft.com/office/drawing/2016/5/9/chartex" xmlns:cx4="http://schemas.microsoft.com/office/drawing/2016/5/10/chartex" xmlns:cx5="http://schemas.microsoft.com/office/drawing/2016/5/11/chartex" xmlns:cx6="http://schemas.microsoft.com/office/drawing/2016/5/12/chartex" xmlns:cx7="http://schemas.microsoft.com/office/drawing/2016/5/13/chartex" xmlns:cx8="http://schemas.microsoft.com/office/drawing/2016/5/14/chartex" xmlns:mc="http://schemas.openxmlformats.org/markup-compatibility/2006" xmlns:aink="http://schemas.microsoft.com/office/drawing/2016/ink" xmlns:am3d="http://schemas.microsoft.com/office/drawing/2017/model3d" xmlns:o="urn:schemas-microsoft-com:office:office" xmlns:oel="http://schemas.microsoft.com/office/2019/extlst" xmlns:r="http://schemas.openxmlformats.org/officeDocument/2006/relationships" xmlns:m="http://schemas.openxmlformats.org/officeDocument/2006/math" xmlns:v="urn:schemas-microsoft-com:vml" xmlns:wp14="http://schemas.microsoft.com/office/word/2010/wordprocessingDrawing" xmlns:wp="http://schemas.openxmlformats.org/drawingml/2006/wordprocessingDrawing" xmlns:w10="urn:schemas-microsoft-com:office:word" xmlns:w="http://schemas.openxmlformats.org/wordprocessingml/2006/main" xmlns:w14="http://schemas.microsoft.com/office/word/2010/wordml" xmlns:w15="http://schemas.microsoft.com/office/word/2012/wordml" xmlns:w16cex="http://schemas.microsoft.com/office/word/2018/wordml/cex" xmlns:w16cid="http://schemas.microsoft.com/office/word/2016/wordml/cid" xmlns:w16="http://schemas.microsoft.com/office/word/2018/wordml" xmlns:w16du="http://schemas.microsoft.com/office/word/2023/wordml/word16du" xmlns:w16sdtdh="http://schemas.microsoft.com/office/word/2020/wordml/sdtdatahash" xmlns:w16sdtfl="http://schemas.microsoft.com/office/word/2024/wordml/sdtformatlock" xmlns:w16se="http://schemas.microsoft.com/office/word/2015/wordml/symex" xmlns:wpg="http://schemas.microsoft.com/office/word/2010/wordprocessingGroup" xmlns:wpi="http://schemas.microsoft.com/office/word/2010/wordprocessingInk" xmlns:wne="http://schemas.microsoft.com/office/word/2006/wordml" xmlns:wps="http://schemas.microsoft.com/office/word/2010/wordprocessingShape" mc:Ignorable="w14 w15 w16se w16cid w16 w16cex w16sdtdh w16sdtfl w16du wp14">
   <w:footnote w:type="separator" w:id="-1">
     <w:p>
       <w:pPr>
@@ -29535,7 +31321,7 @@
 </file>
 
 <file path=word/numbering.xml><?xml version="1.0" encoding="utf-8"?>
-<w:numbering xmlns:wpc="http://schemas.microsoft.com/office/word/2010/wordprocessingCanvas" xmlns:cx="http://schemas.microsoft.com/office/drawing/2014/chartex" xmlns:cx1="http://schemas.microsoft.com/office/drawing/2015/9/8/chartex" xmlns:cx2="http://schemas.microsoft.com/office/drawing/2015/10/21/chartex" xmlns:cx3="http://schemas.microsoft.com/office/drawing/2016/5/9/chartex" xmlns:cx4="http://schemas.microsoft.com/office/drawing/2016/5/10/chartex" xmlns:cx5="http://schemas.microsoft.com/office/drawing/2016/5/11/chartex" xmlns:cx6="http://schemas.microsoft.com/office/drawing/2016/5/12/chartex" xmlns:cx7="http://schemas.microsoft.com/office/drawing/2016/5/13/chartex" xmlns:cx8="http://schemas.microsoft.com/office/drawing/2016/5/14/chartex" xmlns:mc="http://schemas.openxmlformats.org/markup-compatibility/2006" xmlns:aink="http://schemas.microsoft.com/office/drawing/2016/ink" xmlns:am3d="http://schemas.microsoft.com/office/drawing/2017/model3d" xmlns:o="urn:schemas-microsoft-com:office:office" xmlns:oel="http://schemas.microsoft.com/office/2019/extlst" xmlns:r="http://schemas.openxmlformats.org/officeDocument/2006/relationships" xmlns:m="http://schemas.openxmlformats.org/officeDocument/2006/math" xmlns:v="urn:schemas-microsoft-com:vml" xmlns:wp14="http://schemas.microsoft.com/office/word/2010/wordprocessingDrawing" xmlns:wp="http://schemas.openxmlformats.org/drawingml/2006/wordprocessingDrawing" xmlns:w10="urn:schemas-microsoft-com:office:word" xmlns:w="http://schemas.openxmlformats.org/wordprocessingml/2006/main" xmlns:w14="http://schemas.microsoft.com/office/word/2010/wordml" xmlns:w15="http://schemas.microsoft.com/office/word/2012/wordml" xmlns:w16cex="http://schemas.microsoft.com/office/word/2018/wordml/cex" xmlns:w16cid="http://schemas.microsoft.com/office/word/2016/wordml/cid" xmlns:w16="http://schemas.microsoft.com/office/word/2018/wordml" xmlns:w16sdtdh="http://schemas.microsoft.com/office/word/2020/wordml/sdtdatahash" xmlns:w16se="http://schemas.microsoft.com/office/word/2015/wordml/symex" xmlns:wpg="http://schemas.microsoft.com/office/word/2010/wordprocessingGroup" xmlns:wpi="http://schemas.microsoft.com/office/word/2010/wordprocessingInk" xmlns:wne="http://schemas.microsoft.com/office/word/2006/wordml" xmlns:wps="http://schemas.microsoft.com/office/word/2010/wordprocessingShape" mc:Ignorable="w14 w15 w16se w16cid w16 w16cex w16sdtdh wp14">
+<w:numbering xmlns:wpc="http://schemas.microsoft.com/office/word/2010/wordprocessingCanvas" xmlns:cx="http://schemas.microsoft.com/office/drawing/2014/chartex" xmlns:cx1="http://schemas.microsoft.com/office/drawing/2015/9/8/chartex" xmlns:cx2="http://schemas.microsoft.com/office/drawing/2015/10/21/chartex" xmlns:cx3="http://schemas.microsoft.com/office/drawing/2016/5/9/chartex" xmlns:cx4="http://schemas.microsoft.com/office/drawing/2016/5/10/chartex" xmlns:cx5="http://schemas.microsoft.com/office/drawing/2016/5/11/chartex" xmlns:cx6="http://schemas.microsoft.com/office/drawing/2016/5/12/chartex" xmlns:cx7="http://schemas.microsoft.com/office/drawing/2016/5/13/chartex" xmlns:cx8="http://schemas.microsoft.com/office/drawing/2016/5/14/chartex" xmlns:mc="http://schemas.openxmlformats.org/markup-compatibility/2006" xmlns:aink="http://schemas.microsoft.com/office/drawing/2016/ink" xmlns:am3d="http://schemas.microsoft.com/office/drawing/2017/model3d" xmlns:o="urn:schemas-microsoft-com:office:office" xmlns:oel="http://schemas.microsoft.com/office/2019/extlst" xmlns:r="http://schemas.openxmlformats.org/officeDocument/2006/relationships" xmlns:m="http://schemas.openxmlformats.org/officeDocument/2006/math" xmlns:v="urn:schemas-microsoft-com:vml" xmlns:wp14="http://schemas.microsoft.com/office/word/2010/wordprocessingDrawing" xmlns:wp="http://schemas.openxmlformats.org/drawingml/2006/wordprocessingDrawing" xmlns:w10="urn:schemas-microsoft-com:office:word" xmlns:w="http://schemas.openxmlformats.org/wordprocessingml/2006/main" xmlns:w14="http://schemas.microsoft.com/office/word/2010/wordml" xmlns:w15="http://schemas.microsoft.com/office/word/2012/wordml" xmlns:w16cex="http://schemas.microsoft.com/office/word/2018/wordml/cex" xmlns:w16cid="http://schemas.microsoft.com/office/word/2016/wordml/cid" xmlns:w16="http://schemas.microsoft.com/office/word/2018/wordml" xmlns:w16du="http://schemas.microsoft.com/office/word/2023/wordml/word16du" xmlns:w16sdtdh="http://schemas.microsoft.com/office/word/2020/wordml/sdtdatahash" xmlns:w16sdtfl="http://schemas.microsoft.com/office/word/2024/wordml/sdtformatlock" xmlns:w16se="http://schemas.microsoft.com/office/word/2015/wordml/symex" xmlns:wpg="http://schemas.microsoft.com/office/word/2010/wordprocessingGroup" xmlns:wpi="http://schemas.microsoft.com/office/word/2010/wordprocessingInk" xmlns:wne="http://schemas.microsoft.com/office/word/2006/wordml" xmlns:wps="http://schemas.microsoft.com/office/word/2010/wordprocessingShape" mc:Ignorable="w14 w15 w16se w16cid w16 w16cex w16sdtdh w16sdtfl w16du wp14">
   <w:abstractNum w:abstractNumId="0" w15:restartNumberingAfterBreak="0">
     <w:nsid w:val="08EA1E01"/>
     <w:multiLevelType w:val="multilevel"/>
@@ -32951,7 +34737,7 @@
 </file>
 
 <file path=word/styles.xml><?xml version="1.0" encoding="utf-8"?>
-<w:styles xmlns:mc="http://schemas.openxmlformats.org/markup-compatibility/2006" xmlns:r="http://schemas.openxmlformats.org/officeDocument/2006/relationships" xmlns:w="http://schemas.openxmlformats.org/wordprocessingml/2006/main" xmlns:w14="http://schemas.microsoft.com/office/word/2010/wordml" xmlns:w15="http://schemas.microsoft.com/office/word/2012/wordml" xmlns:w16cex="http://schemas.microsoft.com/office/word/2018/wordml/cex" xmlns:w16cid="http://schemas.microsoft.com/office/word/2016/wordml/cid" xmlns:w16="http://schemas.microsoft.com/office/word/2018/wordml" xmlns:w16sdtdh="http://schemas.microsoft.com/office/word/2020/wordml/sdtdatahash" xmlns:w16se="http://schemas.microsoft.com/office/word/2015/wordml/symex" mc:Ignorable="w14 w15 w16se w16cid w16 w16cex w16sdtdh">
+<w:styles xmlns:mc="http://schemas.openxmlformats.org/markup-compatibility/2006" xmlns:r="http://schemas.openxmlformats.org/officeDocument/2006/relationships" xmlns:w="http://schemas.openxmlformats.org/wordprocessingml/2006/main" xmlns:w14="http://schemas.microsoft.com/office/word/2010/wordml" xmlns:w15="http://schemas.microsoft.com/office/word/2012/wordml" xmlns:w16cex="http://schemas.microsoft.com/office/word/2018/wordml/cex" xmlns:w16cid="http://schemas.microsoft.com/office/word/2016/wordml/cid" xmlns:w16="http://schemas.microsoft.com/office/word/2018/wordml" xmlns:w16du="http://schemas.microsoft.com/office/word/2023/wordml/word16du" xmlns:w16sdtdh="http://schemas.microsoft.com/office/word/2020/wordml/sdtdatahash" xmlns:w16sdtfl="http://schemas.microsoft.com/office/word/2024/wordml/sdtformatlock" xmlns:w16se="http://schemas.microsoft.com/office/word/2015/wordml/symex" mc:Ignorable="w14 w15 w16se w16cid w16 w16cex w16sdtdh w16sdtfl w16du">
   <w:docDefaults>
     <w:rPrDefault>
       <w:rPr>

--- a/Dokumentation/Abgabe/Dokumentation_Entwicklung_eines_intelligenten_Empfehlungssystems_TEL24B_Carina_Halter_Laura_Mirwald_Semian_Finné_Tristan_Bihler.docx
+++ b/Dokumentation/Abgabe/Dokumentation_Entwicklung_eines_intelligenten_Empfehlungssystems_TEL24B_Carina_Halter_Laura_Mirwald_Semian_Finné_Tristan_Bihler.docx
@@ -15148,7 +15148,7 @@
           <v:shape id="_x0000_i1025" type="#_x0000_t75" style="width:74.95pt;height:48.85pt" o:ole="">
             <v:imagedata r:id="rId30" o:title=""/>
           </v:shape>
-          <o:OLEObject Type="Embed" ProgID="Package" ShapeID="_x0000_i1025" DrawAspect="Icon" ObjectID="_1813910199" r:id="rId31"/>
+          <o:OLEObject Type="Embed" ProgID="Package" ShapeID="_x0000_i1025" DrawAspect="Icon" ObjectID="_1813916616" r:id="rId31"/>
         </w:object>
       </w:r>
     </w:p>
@@ -18476,7 +18476,7 @@
               </w:tblGrid>
               <w:tr>
                 <w:trPr>
-                  <w:divId w:val="504055382"/>
+                  <w:divId w:val="1447962080"/>
                   <w:tblCellSpacing w:w="15" w:type="dxa"/>
                 </w:trPr>
                 <w:tc>
@@ -18511,15 +18511,11 @@
                       <w:pStyle w:val="Literaturverzeichnis"/>
                       <w:rPr>
                         <w:noProof/>
-                        <w:sz w:val="24"/>
-                        <w:szCs w:val="24"/>
                       </w:rPr>
                     </w:pPr>
                     <w:r>
                       <w:rPr>
                         <w:noProof/>
-                        <w:sz w:val="24"/>
-                        <w:szCs w:val="24"/>
                       </w:rPr>
                       <w:t xml:space="preserve">R. F. García, iOS Architecture Patterns: MVC, MVP, MVVM, VIPER, and VIP in Swift, Apress, 2023. </w:t>
                     </w:r>
@@ -18528,7 +18524,7 @@
               </w:tr>
               <w:tr>
                 <w:trPr>
-                  <w:divId w:val="504055382"/>
+                  <w:divId w:val="1447962080"/>
                   <w:tblCellSpacing w:w="15" w:type="dxa"/>
                 </w:trPr>
                 <w:tc>
@@ -18561,15 +18557,11 @@
                       <w:pStyle w:val="Literaturverzeichnis"/>
                       <w:rPr>
                         <w:noProof/>
-                        <w:sz w:val="24"/>
-                        <w:szCs w:val="24"/>
                       </w:rPr>
                     </w:pPr>
                     <w:r>
                       <w:rPr>
                         <w:noProof/>
-                        <w:sz w:val="24"/>
-                        <w:szCs w:val="24"/>
                       </w:rPr>
                       <w:t>g. Education, «Vorgehensmodell MVC - Model, View, Controller kurz erklärt,» https://www.youtube.com/watch?v=VGQMQUa_o5o, 2021.</w:t>
                     </w:r>
@@ -18578,7 +18570,7 @@
               </w:tr>
               <w:tr>
                 <w:trPr>
-                  <w:divId w:val="504055382"/>
+                  <w:divId w:val="1447962080"/>
                   <w:tblCellSpacing w:w="15" w:type="dxa"/>
                 </w:trPr>
                 <w:tc>
@@ -18611,17 +18603,11 @@
                       <w:pStyle w:val="Literaturverzeichnis"/>
                       <w:rPr>
                         <w:noProof/>
-                        <w:sz w:val="24"/>
-                        <w:szCs w:val="24"/>
-                        <w:lang w:val="en-GB"/>
                       </w:rPr>
                     </w:pPr>
                     <w:r>
                       <w:rPr>
                         <w:noProof/>
-                        <w:sz w:val="24"/>
-                        <w:szCs w:val="24"/>
-                        <w:lang w:val="en-GB"/>
                       </w:rPr>
                       <w:t>T. M. Tutorials, «Softwareengineering Tutorial #22 - Model View Controller MVC,» https://www.youtube.com/watch?v=xK-nj3J1zXA, 2018.</w:t>
                     </w:r>
@@ -18630,7 +18616,7 @@
               </w:tr>
               <w:tr>
                 <w:trPr>
-                  <w:divId w:val="504055382"/>
+                  <w:divId w:val="1447962080"/>
                   <w:tblCellSpacing w:w="15" w:type="dxa"/>
                 </w:trPr>
                 <w:tc>
@@ -18663,17 +18649,11 @@
                       <w:pStyle w:val="Literaturverzeichnis"/>
                       <w:rPr>
                         <w:noProof/>
-                        <w:sz w:val="24"/>
-                        <w:szCs w:val="24"/>
-                        <w:lang w:val="en-GB"/>
                       </w:rPr>
                     </w:pPr>
                     <w:r>
                       <w:rPr>
                         <w:noProof/>
-                        <w:sz w:val="24"/>
-                        <w:szCs w:val="24"/>
-                        <w:lang w:val="en-GB"/>
                       </w:rPr>
                       <w:t>W. D. Simplified, «MVC Explained in 4 Minutes,» https://www.youtube.com/watch?v=DUg2SWWK18I, 2019.</w:t>
                     </w:r>
@@ -18682,7 +18662,7 @@
               </w:tr>
               <w:tr>
                 <w:trPr>
-                  <w:divId w:val="504055382"/>
+                  <w:divId w:val="1447962080"/>
                   <w:tblCellSpacing w:w="15" w:type="dxa"/>
                 </w:trPr>
                 <w:tc>
@@ -18715,42 +18695,20 @@
                       <w:pStyle w:val="Literaturverzeichnis"/>
                       <w:rPr>
                         <w:noProof/>
-                        <w:sz w:val="24"/>
-                        <w:szCs w:val="24"/>
                       </w:rPr>
                     </w:pPr>
                     <w:r>
                       <w:rPr>
                         <w:noProof/>
-                        <w:sz w:val="24"/>
-                        <w:szCs w:val="24"/>
-                        <w:lang w:val="en-GB"/>
                       </w:rPr>
-                      <w:t xml:space="preserve">«PythonGUIs - Create a GUI Using Tkinter and Python,» 2022. </w:t>
-                    </w:r>
-                    <w:r>
-                      <w:rPr>
-                        <w:noProof/>
-                        <w:sz w:val="24"/>
-                        <w:szCs w:val="24"/>
-                        <w:lang w:val="fr-FR"/>
-                      </w:rPr>
-                      <w:t xml:space="preserve">[Online]. Available: https://www.pythonguis.com/tutorials/create-gui-tkinter/#what-is-tkinter. </w:t>
-                    </w:r>
-                    <w:r>
-                      <w:rPr>
-                        <w:noProof/>
-                        <w:sz w:val="24"/>
-                        <w:szCs w:val="24"/>
-                      </w:rPr>
-                      <w:t>[Zugriff am 14 06 2025].</w:t>
+                      <w:t>«PythonGUIs - Create a GUI Using Tkinter and Python,» 2022. [Online]. Available: https://www.pythonguis.com/tutorials/create-gui-tkinter/#what-is-tkinter. [Zugriff am 14 06 2025].</w:t>
                     </w:r>
                   </w:p>
                 </w:tc>
               </w:tr>
               <w:tr>
                 <w:trPr>
-                  <w:divId w:val="504055382"/>
+                  <w:divId w:val="1447962080"/>
                   <w:tblCellSpacing w:w="15" w:type="dxa"/>
                 </w:trPr>
                 <w:tc>
@@ -18783,35 +18741,20 @@
                       <w:pStyle w:val="Literaturverzeichnis"/>
                       <w:rPr>
                         <w:noProof/>
-                        <w:sz w:val="24"/>
-                        <w:szCs w:val="24"/>
-                        <w:lang w:val="de-DE"/>
                       </w:rPr>
                     </w:pPr>
                     <w:r>
                       <w:rPr>
                         <w:noProof/>
-                        <w:sz w:val="24"/>
-                        <w:szCs w:val="24"/>
-                        <w:lang w:val="en-GB"/>
                       </w:rPr>
-                      <w:t xml:space="preserve">«Python - tkinter — Python interface to Tcl/Tk,» [Online]. </w:t>
-                    </w:r>
-                    <w:r>
-                      <w:rPr>
-                        <w:noProof/>
-                        <w:sz w:val="24"/>
-                        <w:szCs w:val="24"/>
-                        <w:lang w:val="de-DE"/>
-                      </w:rPr>
-                      <w:t>Available: https://docs.python.org/3/library/tkinter.html. [Zugriff am 14 06 2025].</w:t>
+                      <w:t>«Python - tkinter — Python interface to Tcl/Tk,» [Online]. Available: https://docs.python.org/3/library/tkinter.html. [Zugriff am 14 06 2025].</w:t>
                     </w:r>
                   </w:p>
                 </w:tc>
               </w:tr>
               <w:tr>
                 <w:trPr>
-                  <w:divId w:val="504055382"/>
+                  <w:divId w:val="1447962080"/>
                   <w:tblCellSpacing w:w="15" w:type="dxa"/>
                 </w:trPr>
                 <w:tc>
@@ -18844,33 +18787,20 @@
                       <w:pStyle w:val="Literaturverzeichnis"/>
                       <w:rPr>
                         <w:noProof/>
-                        <w:sz w:val="24"/>
-                        <w:szCs w:val="24"/>
                       </w:rPr>
                     </w:pPr>
                     <w:r>
                       <w:rPr>
                         <w:noProof/>
-                        <w:sz w:val="24"/>
-                        <w:szCs w:val="24"/>
-                        <w:lang w:val="en-GB"/>
                       </w:rPr>
-                      <w:t xml:space="preserve">«Python Tutorial - Tkinter Tutorial,» 2021. [Online]. Available: https://www.pythontutorial.net/tkinter/. </w:t>
-                    </w:r>
-                    <w:r>
-                      <w:rPr>
-                        <w:noProof/>
-                        <w:sz w:val="24"/>
-                        <w:szCs w:val="24"/>
-                      </w:rPr>
-                      <w:t>[Zugriff am 14 06 2025].</w:t>
+                      <w:t>«Python Tutorial - Tkinter Tutorial,» 2021. [Online]. Available: https://www.pythontutorial.net/tkinter/. [Zugriff am 14 06 2025].</w:t>
                     </w:r>
                   </w:p>
                 </w:tc>
               </w:tr>
               <w:tr>
                 <w:trPr>
-                  <w:divId w:val="504055382"/>
+                  <w:divId w:val="1447962080"/>
                   <w:tblCellSpacing w:w="15" w:type="dxa"/>
                 </w:trPr>
                 <w:tc>
@@ -18903,15 +18833,11 @@
                       <w:pStyle w:val="Literaturverzeichnis"/>
                       <w:rPr>
                         <w:noProof/>
-                        <w:sz w:val="24"/>
-                        <w:szCs w:val="24"/>
                       </w:rPr>
                     </w:pPr>
                     <w:r>
                       <w:rPr>
                         <w:noProof/>
-                        <w:sz w:val="24"/>
-                        <w:szCs w:val="24"/>
                       </w:rPr>
                       <w:t>«Python-lernen.de - GUI Programmierung über tkinter in Python,» 2025. [Online]. Available: https://www.python-lernen.de/tkinter-gui.htm. [Zugriff am 14 06 2025].</w:t>
                     </w:r>
@@ -18920,7 +18846,7 @@
               </w:tr>
               <w:tr>
                 <w:trPr>
-                  <w:divId w:val="504055382"/>
+                  <w:divId w:val="1447962080"/>
                   <w:tblCellSpacing w:w="15" w:type="dxa"/>
                 </w:trPr>
                 <w:tc>
@@ -18953,15 +18879,11 @@
                       <w:pStyle w:val="Literaturverzeichnis"/>
                       <w:rPr>
                         <w:noProof/>
-                        <w:sz w:val="24"/>
-                        <w:szCs w:val="24"/>
                       </w:rPr>
                     </w:pPr>
                     <w:r>
                       <w:rPr>
                         <w:noProof/>
-                        <w:sz w:val="24"/>
-                        <w:szCs w:val="24"/>
                       </w:rPr>
                       <w:t>«heise online - Was sind JSON-Dateien und wie lassen sie sich öffnen?,» [Online]. Available: https://www.heise.de/tipps-tricks/Was-sind-JSON-Dateien-und-wie-lassen-sie-sich-oeffnen-9302292.html. [Zugriff am 13 06 2025].</w:t>
                     </w:r>
@@ -18970,7 +18892,7 @@
               </w:tr>
               <w:tr>
                 <w:trPr>
-                  <w:divId w:val="504055382"/>
+                  <w:divId w:val="1447962080"/>
                   <w:tblCellSpacing w:w="15" w:type="dxa"/>
                 </w:trPr>
                 <w:tc>
@@ -19003,35 +18925,20 @@
                       <w:pStyle w:val="Literaturverzeichnis"/>
                       <w:rPr>
                         <w:noProof/>
-                        <w:sz w:val="24"/>
-                        <w:szCs w:val="24"/>
-                        <w:lang w:val="en-US"/>
                       </w:rPr>
                     </w:pPr>
                     <w:r>
                       <w:rPr>
                         <w:noProof/>
-                        <w:sz w:val="24"/>
-                        <w:szCs w:val="24"/>
-                        <w:lang w:val="en-GB"/>
                       </w:rPr>
-                      <w:t xml:space="preserve">«Firebase,» [Online]. Available: https://firebase.google.com/. </w:t>
-                    </w:r>
-                    <w:r>
-                      <w:rPr>
-                        <w:noProof/>
-                        <w:sz w:val="24"/>
-                        <w:szCs w:val="24"/>
-                        <w:lang w:val="en-US"/>
-                      </w:rPr>
-                      <w:t>[Zugriff am 31 05 2025].</w:t>
+                      <w:t>«Firebase,» [Online]. Available: https://firebase.google.com/. [Zugriff am 31 05 2025].</w:t>
                     </w:r>
                   </w:p>
                 </w:tc>
               </w:tr>
               <w:tr>
                 <w:trPr>
-                  <w:divId w:val="504055382"/>
+                  <w:divId w:val="1447962080"/>
                   <w:tblCellSpacing w:w="15" w:type="dxa"/>
                 </w:trPr>
                 <w:tc>
@@ -19064,15 +18971,11 @@
                       <w:pStyle w:val="Literaturverzeichnis"/>
                       <w:rPr>
                         <w:noProof/>
-                        <w:sz w:val="24"/>
-                        <w:szCs w:val="24"/>
                       </w:rPr>
                     </w:pPr>
                     <w:r>
                       <w:rPr>
                         <w:noProof/>
-                        <w:sz w:val="24"/>
-                        <w:szCs w:val="24"/>
                       </w:rPr>
                       <w:t xml:space="preserve">P. D. O. Krini, </w:t>
                     </w:r>
@@ -19081,16 +18984,12 @@
                         <w:i/>
                         <w:iCs/>
                         <w:noProof/>
-                        <w:sz w:val="24"/>
-                        <w:szCs w:val="24"/>
                       </w:rPr>
                       <w:t xml:space="preserve">Vorgehen - Informatikprojekt Teil 2, </w:t>
                     </w:r>
                     <w:r>
                       <w:rPr>
                         <w:noProof/>
-                        <w:sz w:val="24"/>
-                        <w:szCs w:val="24"/>
                       </w:rPr>
                       <w:t xml:space="preserve">2025. </w:t>
                     </w:r>
@@ -19099,7 +18998,7 @@
               </w:tr>
               <w:tr>
                 <w:trPr>
-                  <w:divId w:val="504055382"/>
+                  <w:divId w:val="1447962080"/>
                   <w:tblCellSpacing w:w="15" w:type="dxa"/>
                 </w:trPr>
                 <w:tc>
@@ -19132,15 +19031,11 @@
                       <w:pStyle w:val="Literaturverzeichnis"/>
                       <w:rPr>
                         <w:noProof/>
-                        <w:sz w:val="24"/>
-                        <w:szCs w:val="24"/>
                       </w:rPr>
                     </w:pPr>
                     <w:r>
                       <w:rPr>
                         <w:noProof/>
-                        <w:sz w:val="24"/>
-                        <w:szCs w:val="24"/>
                       </w:rPr>
                       <w:t>«Statologie - Berechnen des Jaccard-Koeffizienten in Python,» [Online]. Available: https://statologie.de/jaccard-koeffizient-python/. [Zugriff am 06 2025].</w:t>
                     </w:r>
@@ -19149,7 +19044,7 @@
               </w:tr>
               <w:tr>
                 <w:trPr>
-                  <w:divId w:val="504055382"/>
+                  <w:divId w:val="1447962080"/>
                   <w:tblCellSpacing w:w="15" w:type="dxa"/>
                 </w:trPr>
                 <w:tc>
@@ -19182,33 +19077,20 @@
                       <w:pStyle w:val="Literaturverzeichnis"/>
                       <w:rPr>
                         <w:noProof/>
-                        <w:sz w:val="24"/>
-                        <w:szCs w:val="24"/>
                       </w:rPr>
                     </w:pPr>
                     <w:r>
                       <w:rPr>
                         <w:noProof/>
-                        <w:sz w:val="24"/>
-                        <w:szCs w:val="24"/>
-                        <w:lang w:val="de-DE"/>
                       </w:rPr>
-                      <w:t xml:space="preserve">«Developers - Inhaltbasiertes Filtern,» [Online]. Available: https://developers.google.com/machine-learning/recommendation/content-based/basics?hl=de. </w:t>
-                    </w:r>
-                    <w:r>
-                      <w:rPr>
-                        <w:noProof/>
-                        <w:sz w:val="24"/>
-                        <w:szCs w:val="24"/>
-                      </w:rPr>
-                      <w:t>[Zugriff am 06 2025].</w:t>
+                      <w:t>«Developers - Inhaltbasiertes Filtern,» [Online]. Available: https://developers.google.com/machine-learning/recommendation/content-based/basics?hl=de. [Zugriff am 06 2025].</w:t>
                     </w:r>
                   </w:p>
                 </w:tc>
               </w:tr>
               <w:tr>
                 <w:trPr>
-                  <w:divId w:val="504055382"/>
+                  <w:divId w:val="1447962080"/>
                   <w:tblCellSpacing w:w="15" w:type="dxa"/>
                 </w:trPr>
                 <w:tc>
@@ -19241,17 +19123,105 @@
                       <w:pStyle w:val="Literaturverzeichnis"/>
                       <w:rPr>
                         <w:noProof/>
-                        <w:sz w:val="24"/>
-                        <w:szCs w:val="24"/>
                       </w:rPr>
                     </w:pPr>
                     <w:r>
                       <w:rPr>
                         <w:noProof/>
-                        <w:sz w:val="24"/>
-                        <w:szCs w:val="24"/>
                       </w:rPr>
                       <w:t>«Wikipedia - Python Logo,» [Online]. Available: https://en.wikipedia.org/wiki/File:Python_logo_01.svg. [Zugriff am 06 2025].</w:t>
+                    </w:r>
+                  </w:p>
+                </w:tc>
+              </w:tr>
+              <w:tr>
+                <w:trPr>
+                  <w:divId w:val="1447962080"/>
+                  <w:tblCellSpacing w:w="15" w:type="dxa"/>
+                </w:trPr>
+                <w:tc>
+                  <w:tcPr>
+                    <w:tcW w:w="50" w:type="pct"/>
+                    <w:hideMark/>
+                  </w:tcPr>
+                  <w:p>
+                    <w:pPr>
+                      <w:pStyle w:val="Literaturverzeichnis"/>
+                      <w:rPr>
+                        <w:noProof/>
+                      </w:rPr>
+                    </w:pPr>
+                    <w:r>
+                      <w:rPr>
+                        <w:noProof/>
+                      </w:rPr>
+                      <w:t xml:space="preserve">[15] </w:t>
+                    </w:r>
+                  </w:p>
+                </w:tc>
+                <w:tc>
+                  <w:tcPr>
+                    <w:tcW w:w="0" w:type="auto"/>
+                    <w:hideMark/>
+                  </w:tcPr>
+                  <w:p>
+                    <w:pPr>
+                      <w:pStyle w:val="Literaturverzeichnis"/>
+                      <w:rPr>
+                        <w:noProof/>
+                      </w:rPr>
+                    </w:pPr>
+                    <w:r>
+                      <w:rPr>
+                        <w:noProof/>
+                      </w:rPr>
+                      <w:t>«Python.org,» [Online]. Available: https://www.python.org/. [Zugriff am 14 06 2025].</w:t>
+                    </w:r>
+                  </w:p>
+                </w:tc>
+              </w:tr>
+              <w:tr>
+                <w:trPr>
+                  <w:divId w:val="1447962080"/>
+                  <w:tblCellSpacing w:w="15" w:type="dxa"/>
+                </w:trPr>
+                <w:tc>
+                  <w:tcPr>
+                    <w:tcW w:w="50" w:type="pct"/>
+                    <w:hideMark/>
+                  </w:tcPr>
+                  <w:p>
+                    <w:pPr>
+                      <w:pStyle w:val="Literaturverzeichnis"/>
+                      <w:rPr>
+                        <w:noProof/>
+                      </w:rPr>
+                    </w:pPr>
+                    <w:r>
+                      <w:rPr>
+                        <w:noProof/>
+                      </w:rPr>
+                      <w:t xml:space="preserve">[16] </w:t>
+                    </w:r>
+                  </w:p>
+                </w:tc>
+                <w:tc>
+                  <w:tcPr>
+                    <w:tcW w:w="0" w:type="auto"/>
+                    <w:hideMark/>
+                  </w:tcPr>
+                  <w:p>
+                    <w:pPr>
+                      <w:pStyle w:val="Literaturverzeichnis"/>
+                      <w:rPr>
+                        <w:noProof/>
+                      </w:rPr>
+                    </w:pPr>
+                    <w:r>
+                      <w:rPr>
+                        <w:noProof/>
+                      </w:rPr>
+                      <w:t>«The Movie Database,» [Online]. Available: https://www.themoviedb.org/. [Zugriff am 06 2025].</w:t>
                     </w:r>
                   </w:p>
                 </w:tc>
@@ -19259,19 +19229,12 @@
             </w:tbl>
             <w:p>
               <w:pPr>
-                <w:divId w:val="504055382"/>
+                <w:divId w:val="1447962080"/>
                 <w:rPr>
                   <w:rFonts w:eastAsia="Times New Roman"/>
                   <w:noProof/>
                 </w:rPr>
               </w:pPr>
-              <w:r>
-                <w:rPr>
-                  <w:rFonts w:eastAsia="Times New Roman"/>
-                  <w:noProof/>
-                </w:rPr>
-                <w:t xml:space="preserve"> </w:t>
-              </w:r>
             </w:p>
             <w:p>
               <w:r>
@@ -19279,6 +19242,7 @@
                   <w:b/>
                   <w:bCs/>
                 </w:rPr>
+                <w:lastRenderedPageBreak/>
                 <w:fldChar w:fldCharType="end"/>
               </w:r>
             </w:p>
@@ -19304,7 +19268,6 @@
           <w:bCs/>
           <w:color w:val="auto"/>
         </w:rPr>
-        <w:lastRenderedPageBreak/>
         <w:t>10. Anhang</w:t>
       </w:r>
       <w:bookmarkEnd w:id="45"/>
@@ -36087,11 +36050,32 @@
     <b:URL>https://en.wikipedia.org/wiki/File:Python_logo_01.svg</b:URL>
     <b:RefOrder>14</b:RefOrder>
   </b:Source>
+  <b:Source>
+    <b:Tag>Pyt14</b:Tag>
+    <b:SourceType>InternetSite</b:SourceType>
+    <b:Guid>{D83DFB5A-8AFF-4008-8F71-0344E3BB9C53}</b:Guid>
+    <b:Title>Python.org</b:Title>
+    <b:YearAccessed>2025</b:YearAccessed>
+    <b:MonthAccessed>06</b:MonthAccessed>
+    <b:DayAccessed>14</b:DayAccessed>
+    <b:URL>https://www.python.org/</b:URL>
+    <b:RefOrder>15</b:RefOrder>
+  </b:Source>
+  <b:Source>
+    <b:Tag>The25</b:Tag>
+    <b:SourceType>InternetSite</b:SourceType>
+    <b:Guid>{62A4EEA5-7392-4984-BA26-993CF9AF0BF5}</b:Guid>
+    <b:Title>The Movie Database</b:Title>
+    <b:YearAccessed>2025</b:YearAccessed>
+    <b:MonthAccessed>06</b:MonthAccessed>
+    <b:URL>https://www.themoviedb.org/</b:URL>
+    <b:RefOrder>16</b:RefOrder>
+  </b:Source>
 </b:Sources>
 </file>
 
 <file path=customXml/itemProps1.xml><?xml version="1.0" encoding="utf-8"?>
-<ds:datastoreItem xmlns:ds="http://schemas.openxmlformats.org/officeDocument/2006/customXml" ds:itemID="{FBE2C460-929E-4DA1-9C43-1A462C89938E}">
+<ds:datastoreItem xmlns:ds="http://schemas.openxmlformats.org/officeDocument/2006/customXml" ds:itemID="{8CBFC75D-20B1-4116-B004-4AFAD12A9CB8}">
   <ds:schemaRefs>
     <ds:schemaRef ds:uri="http://schemas.openxmlformats.org/officeDocument/2006/bibliography"/>
   </ds:schemaRefs>

--- a/Dokumentation/Abgabe/Dokumentation_Entwicklung_eines_intelligenten_Empfehlungssystems_TEL24B_Carina_Halter_Laura_Mirwald_Semian_Finné_Tristan_Bihler.docx
+++ b/Dokumentation/Abgabe/Dokumentation_Entwicklung_eines_intelligenten_Empfehlungssystems_TEL24B_Carina_Halter_Laura_Mirwald_Semian_Finné_Tristan_Bihler.docx
@@ -601,7 +601,6 @@
         </w:rPr>
         <w:t xml:space="preserve">/ </w:t>
       </w:r>
-      <w:proofErr w:type="spellStart"/>
       <w:r>
         <w:rPr>
           <w:rFonts w:cstheme="minorHAnsi"/>
@@ -609,20 +608,17 @@
           <w:szCs w:val="24"/>
           <w:lang w:val="de-DE"/>
         </w:rPr>
-        <w:t>Matrikelummer</w:t>
-      </w:r>
-      <w:proofErr w:type="spellEnd"/>
-    </w:p>
-    <w:p>
-      <w:pPr>
-        <w:spacing w:after="0"/>
+        <w:t>Matrikelnummer</w:t>
+      </w:r>
+      <w:r>
         <w:rPr>
           <w:rFonts w:cstheme="minorHAnsi"/>
           <w:sz w:val="24"/>
           <w:szCs w:val="24"/>
           <w:lang w:val="de-DE"/>
         </w:rPr>
-      </w:pPr>
+        <w:br/>
+      </w:r>
       <w:r>
         <w:rPr>
           <w:rFonts w:cstheme="minorHAnsi"/>
@@ -630,7 +626,7 @@
           <w:szCs w:val="24"/>
           <w:lang w:val="de-DE"/>
         </w:rPr>
-        <w:t xml:space="preserve"> der Studenten:</w:t>
+        <w:t>der Studenten:</w:t>
       </w:r>
       <w:r>
         <w:rPr>
@@ -1034,8 +1030,8 @@
               <w:b w:val="0"/>
               <w:bCs w:val="0"/>
               <w:kern w:val="2"/>
-              <w:sz w:val="28"/>
-              <w:szCs w:val="28"/>
+              <w:sz w:val="24"/>
+              <w:szCs w:val="24"/>
               <w:lang w:val="de-DE" w:eastAsia="de-DE"/>
               <w14:ligatures w14:val="standardContextual"/>
             </w:rPr>
@@ -1064,12 +1060,11 @@
             </w:rPr>
             <w:fldChar w:fldCharType="separate"/>
           </w:r>
-          <w:hyperlink w:anchor="_Toc201015132" w:history="1">
+          <w:hyperlink w:anchor="_Toc203310608" w:history="1">
             <w:r>
               <w:rPr>
                 <w:rStyle w:val="Hyperlink"/>
                 <w:rFonts w:cstheme="minorHAnsi"/>
-                <w:color w:val="auto"/>
                 <w:sz w:val="24"/>
                 <w:szCs w:val="24"/>
               </w:rPr>
@@ -1097,7 +1092,7 @@
                 <w:sz w:val="24"/>
                 <w:szCs w:val="24"/>
               </w:rPr>
-              <w:instrText xml:space="preserve"> PAGEREF _Toc201015132 \h </w:instrText>
+              <w:instrText xml:space="preserve"> PAGEREF _Toc203310608 \h </w:instrText>
             </w:r>
             <w:r>
               <w:rPr>
@@ -1140,18 +1135,17 @@
               <w:b w:val="0"/>
               <w:bCs w:val="0"/>
               <w:kern w:val="2"/>
-              <w:sz w:val="28"/>
-              <w:szCs w:val="28"/>
+              <w:sz w:val="24"/>
+              <w:szCs w:val="24"/>
               <w:lang w:val="de-DE" w:eastAsia="de-DE"/>
               <w14:ligatures w14:val="standardContextual"/>
             </w:rPr>
           </w:pPr>
-          <w:hyperlink w:anchor="_Toc201015133" w:history="1">
+          <w:hyperlink w:anchor="_Toc203310609" w:history="1">
             <w:r>
               <w:rPr>
                 <w:rStyle w:val="Hyperlink"/>
                 <w:rFonts w:cstheme="minorHAnsi"/>
-                <w:color w:val="auto"/>
                 <w:sz w:val="24"/>
                 <w:szCs w:val="24"/>
               </w:rPr>
@@ -1179,7 +1173,7 @@
                 <w:sz w:val="24"/>
                 <w:szCs w:val="24"/>
               </w:rPr>
-              <w:instrText xml:space="preserve"> PAGEREF _Toc201015133 \h </w:instrText>
+              <w:instrText xml:space="preserve"> PAGEREF _Toc203310609 \h </w:instrText>
             </w:r>
             <w:r>
               <w:rPr>
@@ -1224,18 +1218,17 @@
               <w:rFonts w:eastAsiaTheme="minorEastAsia"/>
               <w:noProof/>
               <w:kern w:val="2"/>
-              <w:sz w:val="28"/>
-              <w:szCs w:val="28"/>
+              <w:sz w:val="24"/>
+              <w:szCs w:val="24"/>
               <w:lang w:val="de-DE" w:eastAsia="de-DE"/>
               <w14:ligatures w14:val="standardContextual"/>
             </w:rPr>
           </w:pPr>
-          <w:hyperlink w:anchor="_Toc201015134" w:history="1">
+          <w:hyperlink w:anchor="_Toc203310610" w:history="1">
             <w:r>
               <w:rPr>
                 <w:rStyle w:val="Hyperlink"/>
                 <w:noProof/>
-                <w:color w:val="auto"/>
                 <w:sz w:val="24"/>
                 <w:szCs w:val="24"/>
               </w:rPr>
@@ -1266,7 +1259,7 @@
                 <w:sz w:val="24"/>
                 <w:szCs w:val="24"/>
               </w:rPr>
-              <w:instrText xml:space="preserve"> PAGEREF _Toc201015134 \h </w:instrText>
+              <w:instrText xml:space="preserve"> PAGEREF _Toc203310610 \h </w:instrText>
             </w:r>
             <w:r>
               <w:rPr>
@@ -1315,18 +1308,17 @@
               <w:rFonts w:eastAsiaTheme="minorEastAsia"/>
               <w:noProof/>
               <w:kern w:val="2"/>
-              <w:sz w:val="28"/>
-              <w:szCs w:val="28"/>
+              <w:sz w:val="24"/>
+              <w:szCs w:val="24"/>
               <w:lang w:val="de-DE" w:eastAsia="de-DE"/>
               <w14:ligatures w14:val="standardContextual"/>
             </w:rPr>
           </w:pPr>
-          <w:hyperlink w:anchor="_Toc201015135" w:history="1">
+          <w:hyperlink w:anchor="_Toc203310611" w:history="1">
             <w:r>
               <w:rPr>
                 <w:rStyle w:val="Hyperlink"/>
                 <w:noProof/>
-                <w:color w:val="auto"/>
                 <w:sz w:val="24"/>
                 <w:szCs w:val="24"/>
               </w:rPr>
@@ -1357,7 +1349,7 @@
                 <w:sz w:val="24"/>
                 <w:szCs w:val="24"/>
               </w:rPr>
-              <w:instrText xml:space="preserve"> PAGEREF _Toc201015135 \h </w:instrText>
+              <w:instrText xml:space="preserve"> PAGEREF _Toc203310611 \h </w:instrText>
             </w:r>
             <w:r>
               <w:rPr>
@@ -1406,18 +1398,17 @@
               <w:rFonts w:eastAsiaTheme="minorEastAsia"/>
               <w:noProof/>
               <w:kern w:val="2"/>
-              <w:sz w:val="28"/>
-              <w:szCs w:val="28"/>
+              <w:sz w:val="24"/>
+              <w:szCs w:val="24"/>
               <w:lang w:val="de-DE" w:eastAsia="de-DE"/>
               <w14:ligatures w14:val="standardContextual"/>
             </w:rPr>
           </w:pPr>
-          <w:hyperlink w:anchor="_Toc201015136" w:history="1">
+          <w:hyperlink w:anchor="_Toc203310612" w:history="1">
             <w:r>
               <w:rPr>
                 <w:rStyle w:val="Hyperlink"/>
                 <w:noProof/>
-                <w:color w:val="auto"/>
                 <w:sz w:val="24"/>
                 <w:szCs w:val="24"/>
               </w:rPr>
@@ -1448,7 +1439,7 @@
                 <w:sz w:val="24"/>
                 <w:szCs w:val="24"/>
               </w:rPr>
-              <w:instrText xml:space="preserve"> PAGEREF _Toc201015136 \h </w:instrText>
+              <w:instrText xml:space="preserve"> PAGEREF _Toc203310612 \h </w:instrText>
             </w:r>
             <w:r>
               <w:rPr>
@@ -1497,18 +1488,17 @@
               <w:rFonts w:eastAsiaTheme="minorEastAsia"/>
               <w:noProof/>
               <w:kern w:val="2"/>
-              <w:sz w:val="28"/>
-              <w:szCs w:val="28"/>
+              <w:sz w:val="24"/>
+              <w:szCs w:val="24"/>
               <w:lang w:val="de-DE" w:eastAsia="de-DE"/>
               <w14:ligatures w14:val="standardContextual"/>
             </w:rPr>
           </w:pPr>
-          <w:hyperlink w:anchor="_Toc201015137" w:history="1">
+          <w:hyperlink w:anchor="_Toc203310613" w:history="1">
             <w:r>
               <w:rPr>
                 <w:rStyle w:val="Hyperlink"/>
                 <w:noProof/>
-                <w:color w:val="auto"/>
                 <w:sz w:val="24"/>
                 <w:szCs w:val="24"/>
               </w:rPr>
@@ -1539,7 +1529,7 @@
                 <w:sz w:val="24"/>
                 <w:szCs w:val="24"/>
               </w:rPr>
-              <w:instrText xml:space="preserve"> PAGEREF _Toc201015137 \h </w:instrText>
+              <w:instrText xml:space="preserve"> PAGEREF _Toc203310613 \h </w:instrText>
             </w:r>
             <w:r>
               <w:rPr>
@@ -1588,18 +1578,17 @@
               <w:rFonts w:eastAsiaTheme="minorEastAsia"/>
               <w:noProof/>
               <w:kern w:val="2"/>
-              <w:sz w:val="28"/>
-              <w:szCs w:val="28"/>
+              <w:sz w:val="24"/>
+              <w:szCs w:val="24"/>
               <w:lang w:val="de-DE" w:eastAsia="de-DE"/>
               <w14:ligatures w14:val="standardContextual"/>
             </w:rPr>
           </w:pPr>
-          <w:hyperlink w:anchor="_Toc201015138" w:history="1">
+          <w:hyperlink w:anchor="_Toc203310614" w:history="1">
             <w:r>
               <w:rPr>
                 <w:rStyle w:val="Hyperlink"/>
                 <w:noProof/>
-                <w:color w:val="auto"/>
                 <w:sz w:val="24"/>
                 <w:szCs w:val="24"/>
               </w:rPr>
@@ -1630,7 +1619,7 @@
                 <w:sz w:val="24"/>
                 <w:szCs w:val="24"/>
               </w:rPr>
-              <w:instrText xml:space="preserve"> PAGEREF _Toc201015138 \h </w:instrText>
+              <w:instrText xml:space="preserve"> PAGEREF _Toc203310614 \h </w:instrText>
             </w:r>
             <w:r>
               <w:rPr>
@@ -1679,18 +1668,17 @@
               <w:rFonts w:eastAsiaTheme="minorEastAsia"/>
               <w:noProof/>
               <w:kern w:val="2"/>
-              <w:sz w:val="28"/>
-              <w:szCs w:val="28"/>
+              <w:sz w:val="24"/>
+              <w:szCs w:val="24"/>
               <w:lang w:val="de-DE" w:eastAsia="de-DE"/>
               <w14:ligatures w14:val="standardContextual"/>
             </w:rPr>
           </w:pPr>
-          <w:hyperlink w:anchor="_Toc201015139" w:history="1">
+          <w:hyperlink w:anchor="_Toc203310615" w:history="1">
             <w:r>
               <w:rPr>
                 <w:rStyle w:val="Hyperlink"/>
                 <w:noProof/>
-                <w:color w:val="auto"/>
                 <w:sz w:val="24"/>
                 <w:szCs w:val="24"/>
               </w:rPr>
@@ -1721,7 +1709,7 @@
                 <w:sz w:val="24"/>
                 <w:szCs w:val="24"/>
               </w:rPr>
-              <w:instrText xml:space="preserve"> PAGEREF _Toc201015139 \h </w:instrText>
+              <w:instrText xml:space="preserve"> PAGEREF _Toc203310615 \h </w:instrText>
             </w:r>
             <w:r>
               <w:rPr>
@@ -1768,18 +1756,17 @@
               <w:b w:val="0"/>
               <w:bCs w:val="0"/>
               <w:kern w:val="2"/>
-              <w:sz w:val="28"/>
-              <w:szCs w:val="28"/>
+              <w:sz w:val="24"/>
+              <w:szCs w:val="24"/>
               <w:lang w:val="de-DE" w:eastAsia="de-DE"/>
               <w14:ligatures w14:val="standardContextual"/>
             </w:rPr>
           </w:pPr>
-          <w:hyperlink w:anchor="_Toc201015140" w:history="1">
+          <w:hyperlink w:anchor="_Toc203310616" w:history="1">
             <w:r>
               <w:rPr>
                 <w:rStyle w:val="Hyperlink"/>
                 <w:rFonts w:cstheme="minorHAnsi"/>
-                <w:color w:val="auto"/>
                 <w:sz w:val="24"/>
                 <w:szCs w:val="24"/>
               </w:rPr>
@@ -1807,7 +1794,7 @@
                 <w:sz w:val="24"/>
                 <w:szCs w:val="24"/>
               </w:rPr>
-              <w:instrText xml:space="preserve"> PAGEREF _Toc201015140 \h </w:instrText>
+              <w:instrText xml:space="preserve"> PAGEREF _Toc203310616 \h </w:instrText>
             </w:r>
             <w:r>
               <w:rPr>
@@ -1852,18 +1839,17 @@
               <w:rFonts w:eastAsiaTheme="minorEastAsia"/>
               <w:noProof/>
               <w:kern w:val="2"/>
-              <w:sz w:val="28"/>
-              <w:szCs w:val="28"/>
+              <w:sz w:val="24"/>
+              <w:szCs w:val="24"/>
               <w:lang w:val="de-DE" w:eastAsia="de-DE"/>
               <w14:ligatures w14:val="standardContextual"/>
             </w:rPr>
           </w:pPr>
-          <w:hyperlink w:anchor="_Toc201015141" w:history="1">
+          <w:hyperlink w:anchor="_Toc203310617" w:history="1">
             <w:r>
               <w:rPr>
                 <w:rStyle w:val="Hyperlink"/>
                 <w:noProof/>
-                <w:color w:val="auto"/>
                 <w:sz w:val="24"/>
                 <w:szCs w:val="24"/>
               </w:rPr>
@@ -1894,7 +1880,7 @@
                 <w:sz w:val="24"/>
                 <w:szCs w:val="24"/>
               </w:rPr>
-              <w:instrText xml:space="preserve"> PAGEREF _Toc201015141 \h </w:instrText>
+              <w:instrText xml:space="preserve"> PAGEREF _Toc203310617 \h </w:instrText>
             </w:r>
             <w:r>
               <w:rPr>
@@ -1943,18 +1929,17 @@
               <w:rFonts w:eastAsiaTheme="minorEastAsia"/>
               <w:noProof/>
               <w:kern w:val="2"/>
-              <w:sz w:val="28"/>
-              <w:szCs w:val="28"/>
+              <w:sz w:val="24"/>
+              <w:szCs w:val="24"/>
               <w:lang w:val="de-DE" w:eastAsia="de-DE"/>
               <w14:ligatures w14:val="standardContextual"/>
             </w:rPr>
           </w:pPr>
-          <w:hyperlink w:anchor="_Toc201015142" w:history="1">
+          <w:hyperlink w:anchor="_Toc203310618" w:history="1">
             <w:r>
               <w:rPr>
                 <w:rStyle w:val="Hyperlink"/>
                 <w:noProof/>
-                <w:color w:val="auto"/>
                 <w:sz w:val="24"/>
                 <w:szCs w:val="24"/>
               </w:rPr>
@@ -1985,7 +1970,7 @@
                 <w:sz w:val="24"/>
                 <w:szCs w:val="24"/>
               </w:rPr>
-              <w:instrText xml:space="preserve"> PAGEREF _Toc201015142 \h </w:instrText>
+              <w:instrText xml:space="preserve"> PAGEREF _Toc203310618 \h </w:instrText>
             </w:r>
             <w:r>
               <w:rPr>
@@ -2032,18 +2017,17 @@
               <w:b w:val="0"/>
               <w:bCs w:val="0"/>
               <w:kern w:val="2"/>
-              <w:sz w:val="28"/>
-              <w:szCs w:val="28"/>
+              <w:sz w:val="24"/>
+              <w:szCs w:val="24"/>
               <w:lang w:val="de-DE" w:eastAsia="de-DE"/>
               <w14:ligatures w14:val="standardContextual"/>
             </w:rPr>
           </w:pPr>
-          <w:hyperlink w:anchor="_Toc201015143" w:history="1">
+          <w:hyperlink w:anchor="_Toc203310619" w:history="1">
             <w:r>
               <w:rPr>
                 <w:rStyle w:val="Hyperlink"/>
                 <w:rFonts w:cstheme="minorHAnsi"/>
-                <w:color w:val="auto"/>
                 <w:sz w:val="24"/>
                 <w:szCs w:val="24"/>
               </w:rPr>
@@ -2071,7 +2055,7 @@
                 <w:sz w:val="24"/>
                 <w:szCs w:val="24"/>
               </w:rPr>
-              <w:instrText xml:space="preserve"> PAGEREF _Toc201015143 \h </w:instrText>
+              <w:instrText xml:space="preserve"> PAGEREF _Toc203310619 \h </w:instrText>
             </w:r>
             <w:r>
               <w:rPr>
@@ -2116,18 +2100,17 @@
               <w:rFonts w:eastAsiaTheme="minorEastAsia"/>
               <w:noProof/>
               <w:kern w:val="2"/>
-              <w:sz w:val="28"/>
-              <w:szCs w:val="28"/>
+              <w:sz w:val="24"/>
+              <w:szCs w:val="24"/>
               <w:lang w:val="de-DE" w:eastAsia="de-DE"/>
               <w14:ligatures w14:val="standardContextual"/>
             </w:rPr>
           </w:pPr>
-          <w:hyperlink w:anchor="_Toc201015144" w:history="1">
+          <w:hyperlink w:anchor="_Toc203310620" w:history="1">
             <w:r>
               <w:rPr>
                 <w:rStyle w:val="Hyperlink"/>
                 <w:noProof/>
-                <w:color w:val="auto"/>
                 <w:sz w:val="24"/>
                 <w:szCs w:val="24"/>
               </w:rPr>
@@ -2158,7 +2141,7 @@
                 <w:sz w:val="24"/>
                 <w:szCs w:val="24"/>
               </w:rPr>
-              <w:instrText xml:space="preserve"> PAGEREF _Toc201015144 \h </w:instrText>
+              <w:instrText xml:space="preserve"> PAGEREF _Toc203310620 \h </w:instrText>
             </w:r>
             <w:r>
               <w:rPr>
@@ -2207,18 +2190,17 @@
               <w:rFonts w:eastAsiaTheme="minorEastAsia"/>
               <w:noProof/>
               <w:kern w:val="2"/>
-              <w:sz w:val="28"/>
-              <w:szCs w:val="28"/>
+              <w:sz w:val="24"/>
+              <w:szCs w:val="24"/>
               <w:lang w:val="de-DE" w:eastAsia="de-DE"/>
               <w14:ligatures w14:val="standardContextual"/>
             </w:rPr>
           </w:pPr>
-          <w:hyperlink w:anchor="_Toc201015145" w:history="1">
+          <w:hyperlink w:anchor="_Toc203310621" w:history="1">
             <w:r>
               <w:rPr>
                 <w:rStyle w:val="Hyperlink"/>
                 <w:noProof/>
-                <w:color w:val="auto"/>
                 <w:sz w:val="24"/>
                 <w:szCs w:val="24"/>
               </w:rPr>
@@ -2249,7 +2231,7 @@
                 <w:sz w:val="24"/>
                 <w:szCs w:val="24"/>
               </w:rPr>
-              <w:instrText xml:space="preserve"> PAGEREF _Toc201015145 \h </w:instrText>
+              <w:instrText xml:space="preserve"> PAGEREF _Toc203310621 \h </w:instrText>
             </w:r>
             <w:r>
               <w:rPr>
@@ -2296,18 +2278,17 @@
               <w:b w:val="0"/>
               <w:bCs w:val="0"/>
               <w:kern w:val="2"/>
-              <w:sz w:val="28"/>
-              <w:szCs w:val="28"/>
+              <w:sz w:val="24"/>
+              <w:szCs w:val="24"/>
               <w:lang w:val="de-DE" w:eastAsia="de-DE"/>
               <w14:ligatures w14:val="standardContextual"/>
             </w:rPr>
           </w:pPr>
-          <w:hyperlink w:anchor="_Toc201015146" w:history="1">
+          <w:hyperlink w:anchor="_Toc203310622" w:history="1">
             <w:r>
               <w:rPr>
                 <w:rStyle w:val="Hyperlink"/>
                 <w:rFonts w:cstheme="minorHAnsi"/>
-                <w:color w:val="auto"/>
                 <w:sz w:val="24"/>
                 <w:szCs w:val="24"/>
               </w:rPr>
@@ -2335,7 +2316,7 @@
                 <w:sz w:val="24"/>
                 <w:szCs w:val="24"/>
               </w:rPr>
-              <w:instrText xml:space="preserve"> PAGEREF _Toc201015146 \h </w:instrText>
+              <w:instrText xml:space="preserve"> PAGEREF _Toc203310622 \h </w:instrText>
             </w:r>
             <w:r>
               <w:rPr>
@@ -2380,18 +2361,17 @@
               <w:rFonts w:eastAsiaTheme="minorEastAsia"/>
               <w:noProof/>
               <w:kern w:val="2"/>
-              <w:sz w:val="28"/>
-              <w:szCs w:val="28"/>
+              <w:sz w:val="24"/>
+              <w:szCs w:val="24"/>
               <w:lang w:val="de-DE" w:eastAsia="de-DE"/>
               <w14:ligatures w14:val="standardContextual"/>
             </w:rPr>
           </w:pPr>
-          <w:hyperlink w:anchor="_Toc201015147" w:history="1">
+          <w:hyperlink w:anchor="_Toc203310623" w:history="1">
             <w:r>
               <w:rPr>
                 <w:rStyle w:val="Hyperlink"/>
                 <w:noProof/>
-                <w:color w:val="auto"/>
                 <w:sz w:val="24"/>
                 <w:szCs w:val="24"/>
               </w:rPr>
@@ -2422,7 +2402,7 @@
                 <w:sz w:val="24"/>
                 <w:szCs w:val="24"/>
               </w:rPr>
-              <w:instrText xml:space="preserve"> PAGEREF _Toc201015147 \h </w:instrText>
+              <w:instrText xml:space="preserve"> PAGEREF _Toc203310623 \h </w:instrText>
             </w:r>
             <w:r>
               <w:rPr>
@@ -2471,18 +2451,17 @@
               <w:rFonts w:eastAsiaTheme="minorEastAsia"/>
               <w:noProof/>
               <w:kern w:val="2"/>
-              <w:sz w:val="28"/>
-              <w:szCs w:val="28"/>
+              <w:sz w:val="24"/>
+              <w:szCs w:val="24"/>
               <w:lang w:val="de-DE" w:eastAsia="de-DE"/>
               <w14:ligatures w14:val="standardContextual"/>
             </w:rPr>
           </w:pPr>
-          <w:hyperlink w:anchor="_Toc201015148" w:history="1">
+          <w:hyperlink w:anchor="_Toc203310624" w:history="1">
             <w:r>
               <w:rPr>
                 <w:rStyle w:val="Hyperlink"/>
                 <w:noProof/>
-                <w:color w:val="auto"/>
                 <w:sz w:val="24"/>
                 <w:szCs w:val="24"/>
               </w:rPr>
@@ -2513,7 +2492,7 @@
                 <w:sz w:val="24"/>
                 <w:szCs w:val="24"/>
               </w:rPr>
-              <w:instrText xml:space="preserve"> PAGEREF _Toc201015148 \h </w:instrText>
+              <w:instrText xml:space="preserve"> PAGEREF _Toc203310624 \h </w:instrText>
             </w:r>
             <w:r>
               <w:rPr>
@@ -2560,18 +2539,17 @@
               <w:b w:val="0"/>
               <w:bCs w:val="0"/>
               <w:kern w:val="2"/>
-              <w:sz w:val="28"/>
-              <w:szCs w:val="28"/>
+              <w:sz w:val="24"/>
+              <w:szCs w:val="24"/>
               <w:lang w:val="de-DE" w:eastAsia="de-DE"/>
               <w14:ligatures w14:val="standardContextual"/>
             </w:rPr>
           </w:pPr>
-          <w:hyperlink w:anchor="_Toc201015149" w:history="1">
+          <w:hyperlink w:anchor="_Toc203310625" w:history="1">
             <w:r>
               <w:rPr>
                 <w:rStyle w:val="Hyperlink"/>
                 <w:rFonts w:cstheme="minorHAnsi"/>
-                <w:color w:val="auto"/>
                 <w:sz w:val="24"/>
                 <w:szCs w:val="24"/>
               </w:rPr>
@@ -2599,7 +2577,7 @@
                 <w:sz w:val="24"/>
                 <w:szCs w:val="24"/>
               </w:rPr>
-              <w:instrText xml:space="preserve"> PAGEREF _Toc201015149 \h </w:instrText>
+              <w:instrText xml:space="preserve"> PAGEREF _Toc203310625 \h </w:instrText>
             </w:r>
             <w:r>
               <w:rPr>
@@ -2644,18 +2622,17 @@
               <w:rFonts w:eastAsiaTheme="minorEastAsia"/>
               <w:noProof/>
               <w:kern w:val="2"/>
-              <w:sz w:val="28"/>
-              <w:szCs w:val="28"/>
+              <w:sz w:val="24"/>
+              <w:szCs w:val="24"/>
               <w:lang w:val="de-DE" w:eastAsia="de-DE"/>
               <w14:ligatures w14:val="standardContextual"/>
             </w:rPr>
           </w:pPr>
-          <w:hyperlink w:anchor="_Toc201015150" w:history="1">
+          <w:hyperlink w:anchor="_Toc203310626" w:history="1">
             <w:r>
               <w:rPr>
                 <w:rStyle w:val="Hyperlink"/>
                 <w:noProof/>
-                <w:color w:val="auto"/>
                 <w:sz w:val="24"/>
                 <w:szCs w:val="24"/>
               </w:rPr>
@@ -2686,7 +2663,7 @@
                 <w:sz w:val="24"/>
                 <w:szCs w:val="24"/>
               </w:rPr>
-              <w:instrText xml:space="preserve"> PAGEREF _Toc201015150 \h </w:instrText>
+              <w:instrText xml:space="preserve"> PAGEREF _Toc203310626 \h </w:instrText>
             </w:r>
             <w:r>
               <w:rPr>
@@ -2735,18 +2712,17 @@
               <w:rFonts w:eastAsiaTheme="minorEastAsia"/>
               <w:noProof/>
               <w:kern w:val="2"/>
-              <w:sz w:val="28"/>
-              <w:szCs w:val="28"/>
+              <w:sz w:val="24"/>
+              <w:szCs w:val="24"/>
               <w:lang w:val="de-DE" w:eastAsia="de-DE"/>
               <w14:ligatures w14:val="standardContextual"/>
             </w:rPr>
           </w:pPr>
-          <w:hyperlink w:anchor="_Toc201015151" w:history="1">
+          <w:hyperlink w:anchor="_Toc203310627" w:history="1">
             <w:r>
               <w:rPr>
                 <w:rStyle w:val="Hyperlink"/>
                 <w:noProof/>
-                <w:color w:val="auto"/>
                 <w:sz w:val="24"/>
                 <w:szCs w:val="24"/>
               </w:rPr>
@@ -2777,7 +2753,7 @@
                 <w:sz w:val="24"/>
                 <w:szCs w:val="24"/>
               </w:rPr>
-              <w:instrText xml:space="preserve"> PAGEREF _Toc201015151 \h </w:instrText>
+              <w:instrText xml:space="preserve"> PAGEREF _Toc203310627 \h </w:instrText>
             </w:r>
             <w:r>
               <w:rPr>
@@ -2824,18 +2800,17 @@
               <w:b w:val="0"/>
               <w:bCs w:val="0"/>
               <w:kern w:val="2"/>
-              <w:sz w:val="28"/>
-              <w:szCs w:val="28"/>
+              <w:sz w:val="24"/>
+              <w:szCs w:val="24"/>
               <w:lang w:val="de-DE" w:eastAsia="de-DE"/>
               <w14:ligatures w14:val="standardContextual"/>
             </w:rPr>
           </w:pPr>
-          <w:hyperlink w:anchor="_Toc201015152" w:history="1">
+          <w:hyperlink w:anchor="_Toc203310628" w:history="1">
             <w:r>
               <w:rPr>
                 <w:rStyle w:val="Hyperlink"/>
                 <w:rFonts w:cstheme="minorHAnsi"/>
-                <w:color w:val="auto"/>
                 <w:sz w:val="24"/>
                 <w:szCs w:val="24"/>
               </w:rPr>
@@ -2863,7 +2838,7 @@
                 <w:sz w:val="24"/>
                 <w:szCs w:val="24"/>
               </w:rPr>
-              <w:instrText xml:space="preserve"> PAGEREF _Toc201015152 \h </w:instrText>
+              <w:instrText xml:space="preserve"> PAGEREF _Toc203310628 \h </w:instrText>
             </w:r>
             <w:r>
               <w:rPr>
@@ -2906,18 +2881,17 @@
               <w:b w:val="0"/>
               <w:bCs w:val="0"/>
               <w:kern w:val="2"/>
-              <w:sz w:val="28"/>
-              <w:szCs w:val="28"/>
+              <w:sz w:val="24"/>
+              <w:szCs w:val="24"/>
               <w:lang w:val="de-DE" w:eastAsia="de-DE"/>
               <w14:ligatures w14:val="standardContextual"/>
             </w:rPr>
           </w:pPr>
-          <w:hyperlink w:anchor="_Toc201015153" w:history="1">
+          <w:hyperlink w:anchor="_Toc203310629" w:history="1">
             <w:r>
               <w:rPr>
                 <w:rStyle w:val="Hyperlink"/>
                 <w:rFonts w:cstheme="minorHAnsi"/>
-                <w:color w:val="auto"/>
                 <w:sz w:val="24"/>
                 <w:szCs w:val="24"/>
               </w:rPr>
@@ -2945,7 +2919,7 @@
                 <w:sz w:val="24"/>
                 <w:szCs w:val="24"/>
               </w:rPr>
-              <w:instrText xml:space="preserve"> PAGEREF _Toc201015153 \h </w:instrText>
+              <w:instrText xml:space="preserve"> PAGEREF _Toc203310629 \h </w:instrText>
             </w:r>
             <w:r>
               <w:rPr>
@@ -2988,18 +2962,17 @@
               <w:b w:val="0"/>
               <w:bCs w:val="0"/>
               <w:kern w:val="2"/>
-              <w:sz w:val="28"/>
-              <w:szCs w:val="28"/>
+              <w:sz w:val="24"/>
+              <w:szCs w:val="24"/>
               <w:lang w:val="de-DE" w:eastAsia="de-DE"/>
               <w14:ligatures w14:val="standardContextual"/>
             </w:rPr>
           </w:pPr>
-          <w:hyperlink w:anchor="_Toc201015154" w:history="1">
+          <w:hyperlink w:anchor="_Toc203310630" w:history="1">
             <w:r>
               <w:rPr>
                 <w:rStyle w:val="Hyperlink"/>
                 <w:rFonts w:cstheme="minorHAnsi"/>
-                <w:color w:val="auto"/>
                 <w:sz w:val="24"/>
                 <w:szCs w:val="24"/>
               </w:rPr>
@@ -3027,7 +3000,7 @@
                 <w:sz w:val="24"/>
                 <w:szCs w:val="24"/>
               </w:rPr>
-              <w:instrText xml:space="preserve"> PAGEREF _Toc201015154 \h </w:instrText>
+              <w:instrText xml:space="preserve"> PAGEREF _Toc203310630 \h </w:instrText>
             </w:r>
             <w:r>
               <w:rPr>
@@ -3072,18 +3045,17 @@
               <w:rFonts w:eastAsiaTheme="minorEastAsia"/>
               <w:noProof/>
               <w:kern w:val="2"/>
-              <w:sz w:val="28"/>
-              <w:szCs w:val="28"/>
+              <w:sz w:val="24"/>
+              <w:szCs w:val="24"/>
               <w:lang w:val="de-DE" w:eastAsia="de-DE"/>
               <w14:ligatures w14:val="standardContextual"/>
             </w:rPr>
           </w:pPr>
-          <w:hyperlink w:anchor="_Toc201015155" w:history="1">
+          <w:hyperlink w:anchor="_Toc203310631" w:history="1">
             <w:r>
               <w:rPr>
                 <w:rStyle w:val="Hyperlink"/>
                 <w:noProof/>
-                <w:color w:val="auto"/>
                 <w:sz w:val="24"/>
                 <w:szCs w:val="24"/>
               </w:rPr>
@@ -3114,7 +3086,7 @@
                 <w:sz w:val="24"/>
                 <w:szCs w:val="24"/>
               </w:rPr>
-              <w:instrText xml:space="preserve"> PAGEREF _Toc201015155 \h </w:instrText>
+              <w:instrText xml:space="preserve"> PAGEREF _Toc203310631 \h </w:instrText>
             </w:r>
             <w:r>
               <w:rPr>
@@ -3163,18 +3135,17 @@
               <w:rFonts w:eastAsiaTheme="minorEastAsia"/>
               <w:noProof/>
               <w:kern w:val="2"/>
-              <w:sz w:val="28"/>
-              <w:szCs w:val="28"/>
+              <w:sz w:val="24"/>
+              <w:szCs w:val="24"/>
               <w:lang w:val="de-DE" w:eastAsia="de-DE"/>
               <w14:ligatures w14:val="standardContextual"/>
             </w:rPr>
           </w:pPr>
-          <w:hyperlink w:anchor="_Toc201015156" w:history="1">
+          <w:hyperlink w:anchor="_Toc203310632" w:history="1">
             <w:r>
               <w:rPr>
                 <w:rStyle w:val="Hyperlink"/>
                 <w:noProof/>
-                <w:color w:val="auto"/>
                 <w:sz w:val="24"/>
                 <w:szCs w:val="24"/>
               </w:rPr>
@@ -3205,7 +3176,7 @@
                 <w:sz w:val="24"/>
                 <w:szCs w:val="24"/>
               </w:rPr>
-              <w:instrText xml:space="preserve"> PAGEREF _Toc201015156 \h </w:instrText>
+              <w:instrText xml:space="preserve"> PAGEREF _Toc203310632 \h </w:instrText>
             </w:r>
             <w:r>
               <w:rPr>
@@ -3254,18 +3225,17 @@
               <w:rFonts w:eastAsiaTheme="minorEastAsia"/>
               <w:noProof/>
               <w:kern w:val="2"/>
-              <w:sz w:val="28"/>
-              <w:szCs w:val="28"/>
+              <w:sz w:val="24"/>
+              <w:szCs w:val="24"/>
               <w:lang w:val="de-DE" w:eastAsia="de-DE"/>
               <w14:ligatures w14:val="standardContextual"/>
             </w:rPr>
           </w:pPr>
-          <w:hyperlink w:anchor="_Toc201015157" w:history="1">
+          <w:hyperlink w:anchor="_Toc203310633" w:history="1">
             <w:r>
               <w:rPr>
                 <w:rStyle w:val="Hyperlink"/>
                 <w:noProof/>
-                <w:color w:val="auto"/>
                 <w:sz w:val="24"/>
                 <w:szCs w:val="24"/>
               </w:rPr>
@@ -3296,7 +3266,7 @@
                 <w:sz w:val="24"/>
                 <w:szCs w:val="24"/>
               </w:rPr>
-              <w:instrText xml:space="preserve"> PAGEREF _Toc201015157 \h </w:instrText>
+              <w:instrText xml:space="preserve"> PAGEREF _Toc203310633 \h </w:instrText>
             </w:r>
             <w:r>
               <w:rPr>
@@ -3455,8 +3425,8 @@
           <w:rFonts w:eastAsiaTheme="minorEastAsia"/>
           <w:noProof/>
           <w:kern w:val="2"/>
-          <w:sz w:val="24"/>
-          <w:szCs w:val="24"/>
+          <w:sz w:val="28"/>
+          <w:szCs w:val="28"/>
           <w:lang w:val="de-DE" w:eastAsia="de-DE"/>
           <w14:ligatures w14:val="standardContextual"/>
         </w:rPr>
@@ -3482,12 +3452,11 @@
         </w:rPr>
         <w:fldChar w:fldCharType="separate"/>
       </w:r>
-      <w:hyperlink w:anchor="_Toc201014715" w:history="1">
+      <w:hyperlink w:anchor="_Toc203310666" w:history="1">
         <w:r>
           <w:rPr>
             <w:rStyle w:val="Hyperlink"/>
             <w:noProof/>
-            <w:color w:val="auto"/>
             <w:sz w:val="24"/>
             <w:szCs w:val="24"/>
           </w:rPr>
@@ -3518,7 +3487,7 @@
             <w:sz w:val="24"/>
             <w:szCs w:val="24"/>
           </w:rPr>
-          <w:instrText xml:space="preserve"> PAGEREF _Toc201014715 \h </w:instrText>
+          <w:instrText xml:space="preserve"> PAGEREF _Toc203310666 \h </w:instrText>
         </w:r>
         <w:r>
           <w:rPr>
@@ -3567,18 +3536,17 @@
           <w:rFonts w:eastAsiaTheme="minorEastAsia"/>
           <w:noProof/>
           <w:kern w:val="2"/>
-          <w:sz w:val="24"/>
-          <w:szCs w:val="24"/>
+          <w:sz w:val="28"/>
+          <w:szCs w:val="28"/>
           <w:lang w:val="de-DE" w:eastAsia="de-DE"/>
           <w14:ligatures w14:val="standardContextual"/>
         </w:rPr>
       </w:pPr>
-      <w:hyperlink w:anchor="_Toc201014716" w:history="1">
+      <w:hyperlink w:anchor="_Toc203310667" w:history="1">
         <w:r>
           <w:rPr>
             <w:rStyle w:val="Hyperlink"/>
             <w:noProof/>
-            <w:color w:val="auto"/>
             <w:sz w:val="24"/>
             <w:szCs w:val="24"/>
           </w:rPr>
@@ -3609,7 +3577,7 @@
             <w:sz w:val="24"/>
             <w:szCs w:val="24"/>
           </w:rPr>
-          <w:instrText xml:space="preserve"> PAGEREF _Toc201014716 \h </w:instrText>
+          <w:instrText xml:space="preserve"> PAGEREF _Toc203310667 \h </w:instrText>
         </w:r>
         <w:r>
           <w:rPr>
@@ -3658,18 +3626,17 @@
           <w:rFonts w:eastAsiaTheme="minorEastAsia"/>
           <w:noProof/>
           <w:kern w:val="2"/>
-          <w:sz w:val="24"/>
-          <w:szCs w:val="24"/>
+          <w:sz w:val="28"/>
+          <w:szCs w:val="28"/>
           <w:lang w:val="de-DE" w:eastAsia="de-DE"/>
           <w14:ligatures w14:val="standardContextual"/>
         </w:rPr>
       </w:pPr>
-      <w:hyperlink w:anchor="_Toc201014717" w:history="1">
+      <w:hyperlink w:anchor="_Toc203310668" w:history="1">
         <w:r>
           <w:rPr>
             <w:rStyle w:val="Hyperlink"/>
             <w:noProof/>
-            <w:color w:val="auto"/>
             <w:sz w:val="24"/>
             <w:szCs w:val="24"/>
           </w:rPr>
@@ -3700,7 +3667,7 @@
             <w:sz w:val="24"/>
             <w:szCs w:val="24"/>
           </w:rPr>
-          <w:instrText xml:space="preserve"> PAGEREF _Toc201014717 \h </w:instrText>
+          <w:instrText xml:space="preserve"> PAGEREF _Toc203310668 \h </w:instrText>
         </w:r>
         <w:r>
           <w:rPr>
@@ -3749,18 +3716,17 @@
           <w:rFonts w:eastAsiaTheme="minorEastAsia"/>
           <w:noProof/>
           <w:kern w:val="2"/>
-          <w:sz w:val="24"/>
-          <w:szCs w:val="24"/>
+          <w:sz w:val="28"/>
+          <w:szCs w:val="28"/>
           <w:lang w:val="de-DE" w:eastAsia="de-DE"/>
           <w14:ligatures w14:val="standardContextual"/>
         </w:rPr>
       </w:pPr>
-      <w:hyperlink w:anchor="_Toc201014718" w:history="1">
+      <w:hyperlink w:anchor="_Toc203310669" w:history="1">
         <w:r>
           <w:rPr>
             <w:rStyle w:val="Hyperlink"/>
             <w:noProof/>
-            <w:color w:val="auto"/>
             <w:sz w:val="24"/>
             <w:szCs w:val="24"/>
           </w:rPr>
@@ -3791,7 +3757,7 @@
             <w:sz w:val="24"/>
             <w:szCs w:val="24"/>
           </w:rPr>
-          <w:instrText xml:space="preserve"> PAGEREF _Toc201014718 \h </w:instrText>
+          <w:instrText xml:space="preserve"> PAGEREF _Toc203310669 \h </w:instrText>
         </w:r>
         <w:r>
           <w:rPr>
@@ -3840,18 +3806,17 @@
           <w:rFonts w:eastAsiaTheme="minorEastAsia"/>
           <w:noProof/>
           <w:kern w:val="2"/>
-          <w:sz w:val="24"/>
-          <w:szCs w:val="24"/>
+          <w:sz w:val="28"/>
+          <w:szCs w:val="28"/>
           <w:lang w:val="de-DE" w:eastAsia="de-DE"/>
           <w14:ligatures w14:val="standardContextual"/>
         </w:rPr>
       </w:pPr>
-      <w:hyperlink w:anchor="_Toc201014719" w:history="1">
+      <w:hyperlink w:anchor="_Toc203310670" w:history="1">
         <w:r>
           <w:rPr>
             <w:rStyle w:val="Hyperlink"/>
             <w:noProof/>
-            <w:color w:val="auto"/>
             <w:sz w:val="24"/>
             <w:szCs w:val="24"/>
           </w:rPr>
@@ -3882,7 +3847,7 @@
             <w:sz w:val="24"/>
             <w:szCs w:val="24"/>
           </w:rPr>
-          <w:instrText xml:space="preserve"> PAGEREF _Toc201014719 \h </w:instrText>
+          <w:instrText xml:space="preserve"> PAGEREF _Toc203310670 \h </w:instrText>
         </w:r>
         <w:r>
           <w:rPr>
@@ -3931,18 +3896,17 @@
           <w:rFonts w:eastAsiaTheme="minorEastAsia"/>
           <w:noProof/>
           <w:kern w:val="2"/>
-          <w:sz w:val="24"/>
-          <w:szCs w:val="24"/>
+          <w:sz w:val="28"/>
+          <w:szCs w:val="28"/>
           <w:lang w:val="de-DE" w:eastAsia="de-DE"/>
           <w14:ligatures w14:val="standardContextual"/>
         </w:rPr>
       </w:pPr>
-      <w:hyperlink w:anchor="_Toc201014720" w:history="1">
+      <w:hyperlink w:anchor="_Toc203310671" w:history="1">
         <w:r>
           <w:rPr>
             <w:rStyle w:val="Hyperlink"/>
             <w:noProof/>
-            <w:color w:val="auto"/>
             <w:sz w:val="24"/>
             <w:szCs w:val="24"/>
           </w:rPr>
@@ -3973,7 +3937,7 @@
             <w:sz w:val="24"/>
             <w:szCs w:val="24"/>
           </w:rPr>
-          <w:instrText xml:space="preserve"> PAGEREF _Toc201014720 \h </w:instrText>
+          <w:instrText xml:space="preserve"> PAGEREF _Toc203310671 \h </w:instrText>
         </w:r>
         <w:r>
           <w:rPr>
@@ -4022,18 +3986,17 @@
           <w:rFonts w:eastAsiaTheme="minorEastAsia"/>
           <w:noProof/>
           <w:kern w:val="2"/>
-          <w:sz w:val="24"/>
-          <w:szCs w:val="24"/>
+          <w:sz w:val="28"/>
+          <w:szCs w:val="28"/>
           <w:lang w:val="de-DE" w:eastAsia="de-DE"/>
           <w14:ligatures w14:val="standardContextual"/>
         </w:rPr>
       </w:pPr>
-      <w:hyperlink w:anchor="_Toc201014721" w:history="1">
+      <w:hyperlink w:anchor="_Toc203310672" w:history="1">
         <w:r>
           <w:rPr>
             <w:rStyle w:val="Hyperlink"/>
             <w:noProof/>
-            <w:color w:val="auto"/>
             <w:sz w:val="24"/>
             <w:szCs w:val="24"/>
           </w:rPr>
@@ -4064,7 +4027,7 @@
             <w:sz w:val="24"/>
             <w:szCs w:val="24"/>
           </w:rPr>
-          <w:instrText xml:space="preserve"> PAGEREF _Toc201014721 \h </w:instrText>
+          <w:instrText xml:space="preserve"> PAGEREF _Toc203310672 \h </w:instrText>
         </w:r>
         <w:r>
           <w:rPr>
@@ -4113,18 +4076,17 @@
           <w:rFonts w:eastAsiaTheme="minorEastAsia"/>
           <w:noProof/>
           <w:kern w:val="2"/>
-          <w:sz w:val="24"/>
-          <w:szCs w:val="24"/>
+          <w:sz w:val="28"/>
+          <w:szCs w:val="28"/>
           <w:lang w:val="de-DE" w:eastAsia="de-DE"/>
           <w14:ligatures w14:val="standardContextual"/>
         </w:rPr>
       </w:pPr>
-      <w:hyperlink w:anchor="_Toc201014722" w:history="1">
+      <w:hyperlink w:anchor="_Toc203310673" w:history="1">
         <w:r>
           <w:rPr>
             <w:rStyle w:val="Hyperlink"/>
             <w:noProof/>
-            <w:color w:val="auto"/>
             <w:sz w:val="24"/>
             <w:szCs w:val="24"/>
           </w:rPr>
@@ -4155,7 +4117,7 @@
             <w:sz w:val="24"/>
             <w:szCs w:val="24"/>
           </w:rPr>
-          <w:instrText xml:space="preserve"> PAGEREF _Toc201014722 \h </w:instrText>
+          <w:instrText xml:space="preserve"> PAGEREF _Toc203310673 \h </w:instrText>
         </w:r>
         <w:r>
           <w:rPr>
@@ -4204,42 +4166,21 @@
           <w:rFonts w:eastAsiaTheme="minorEastAsia"/>
           <w:noProof/>
           <w:kern w:val="2"/>
-          <w:sz w:val="24"/>
-          <w:szCs w:val="24"/>
+          <w:sz w:val="28"/>
+          <w:szCs w:val="28"/>
           <w:lang w:val="de-DE" w:eastAsia="de-DE"/>
           <w14:ligatures w14:val="standardContextual"/>
         </w:rPr>
       </w:pPr>
-      <w:hyperlink w:anchor="_Toc201014723" w:history="1">
+      <w:hyperlink w:anchor="_Toc203310674" w:history="1">
         <w:r>
           <w:rPr>
             <w:rStyle w:val="Hyperlink"/>
             <w:noProof/>
-            <w:color w:val="auto"/>
             <w:sz w:val="24"/>
             <w:szCs w:val="24"/>
           </w:rPr>
-          <w:t xml:space="preserve">Abbildung </w:t>
-        </w:r>
-        <w:r>
-          <w:rPr>
-            <w:rStyle w:val="Hyperlink"/>
-            <w:noProof/>
-            <w:color w:val="auto"/>
-            <w:sz w:val="24"/>
-            <w:szCs w:val="24"/>
-          </w:rPr>
-          <w:t>9</w:t>
-        </w:r>
-        <w:r>
-          <w:rPr>
-            <w:rStyle w:val="Hyperlink"/>
-            <w:noProof/>
-            <w:color w:val="auto"/>
-            <w:sz w:val="24"/>
-            <w:szCs w:val="24"/>
-          </w:rPr>
-          <w:t>: Login-Maske fertiger GUI</w:t>
+          <w:t>Abbildung 11: Fehlermeldung - User existiert bereits</w:t>
         </w:r>
         <w:r>
           <w:rPr>
@@ -4266,7 +4207,7 @@
             <w:sz w:val="24"/>
             <w:szCs w:val="24"/>
           </w:rPr>
-          <w:instrText xml:space="preserve"> PAGEREF _Toc201014723 \h </w:instrText>
+          <w:instrText xml:space="preserve"> PAGEREF _Toc203310674 \h </w:instrText>
         </w:r>
         <w:r>
           <w:rPr>
@@ -4315,260 +4256,17 @@
           <w:rFonts w:eastAsiaTheme="minorEastAsia"/>
           <w:noProof/>
           <w:kern w:val="2"/>
-          <w:sz w:val="24"/>
-          <w:szCs w:val="24"/>
+          <w:sz w:val="28"/>
+          <w:szCs w:val="28"/>
           <w:lang w:val="de-DE" w:eastAsia="de-DE"/>
           <w14:ligatures w14:val="standardContextual"/>
         </w:rPr>
       </w:pPr>
-      <w:hyperlink w:anchor="_Toc201014724" w:history="1">
+      <w:hyperlink w:anchor="_Toc203310675" w:history="1">
         <w:r>
           <w:rPr>
             <w:rStyle w:val="Hyperlink"/>
             <w:noProof/>
-            <w:color w:val="auto"/>
-            <w:sz w:val="24"/>
-            <w:szCs w:val="24"/>
-          </w:rPr>
-          <w:t xml:space="preserve">Abbildung </w:t>
-        </w:r>
-        <w:r>
-          <w:rPr>
-            <w:rStyle w:val="Hyperlink"/>
-            <w:noProof/>
-            <w:color w:val="auto"/>
-            <w:sz w:val="24"/>
-            <w:szCs w:val="24"/>
-          </w:rPr>
-          <w:t>10</w:t>
-        </w:r>
-        <w:r>
-          <w:rPr>
-            <w:rStyle w:val="Hyperlink"/>
-            <w:noProof/>
-            <w:color w:val="auto"/>
-            <w:sz w:val="24"/>
-            <w:szCs w:val="24"/>
-          </w:rPr>
-          <w:t xml:space="preserve">: Fehlermeldung - User existiert </w:t>
-        </w:r>
-        <w:r>
-          <w:rPr>
-            <w:rStyle w:val="Hyperlink"/>
-            <w:noProof/>
-            <w:color w:val="auto"/>
-            <w:sz w:val="24"/>
-            <w:szCs w:val="24"/>
-          </w:rPr>
-          <w:t>nicht</w:t>
-        </w:r>
-        <w:r>
-          <w:rPr>
-            <w:noProof/>
-            <w:webHidden/>
-            <w:sz w:val="24"/>
-            <w:szCs w:val="24"/>
-          </w:rPr>
-          <w:tab/>
-        </w:r>
-        <w:r>
-          <w:rPr>
-            <w:noProof/>
-            <w:webHidden/>
-            <w:sz w:val="24"/>
-            <w:szCs w:val="24"/>
-          </w:rPr>
-          <w:fldChar w:fldCharType="begin"/>
-        </w:r>
-        <w:r>
-          <w:rPr>
-            <w:noProof/>
-            <w:webHidden/>
-            <w:sz w:val="24"/>
-            <w:szCs w:val="24"/>
-          </w:rPr>
-          <w:instrText xml:space="preserve"> PAGEREF _Toc201014724 \h </w:instrText>
-        </w:r>
-        <w:r>
-          <w:rPr>
-            <w:noProof/>
-            <w:webHidden/>
-            <w:sz w:val="24"/>
-            <w:szCs w:val="24"/>
-          </w:rPr>
-        </w:r>
-        <w:r>
-          <w:rPr>
-            <w:noProof/>
-            <w:webHidden/>
-            <w:sz w:val="24"/>
-            <w:szCs w:val="24"/>
-          </w:rPr>
-          <w:fldChar w:fldCharType="separate"/>
-        </w:r>
-        <w:r>
-          <w:rPr>
-            <w:noProof/>
-            <w:webHidden/>
-            <w:sz w:val="24"/>
-            <w:szCs w:val="24"/>
-          </w:rPr>
-          <w:t>13</w:t>
-        </w:r>
-        <w:r>
-          <w:rPr>
-            <w:noProof/>
-            <w:webHidden/>
-            <w:sz w:val="24"/>
-            <w:szCs w:val="24"/>
-          </w:rPr>
-          <w:fldChar w:fldCharType="end"/>
-        </w:r>
-      </w:hyperlink>
-    </w:p>
-    <w:p>
-      <w:pPr>
-        <w:pStyle w:val="Abbildungsverzeichnis"/>
-        <w:tabs>
-          <w:tab w:val="right" w:leader="dot" w:pos="9062"/>
-        </w:tabs>
-        <w:rPr>
-          <w:rFonts w:eastAsiaTheme="minorEastAsia"/>
-          <w:noProof/>
-          <w:kern w:val="2"/>
-          <w:sz w:val="24"/>
-          <w:szCs w:val="24"/>
-          <w:lang w:val="de-DE" w:eastAsia="de-DE"/>
-          <w14:ligatures w14:val="standardContextual"/>
-        </w:rPr>
-      </w:pPr>
-      <w:hyperlink w:anchor="_Toc201014725" w:history="1">
-        <w:r>
-          <w:rPr>
-            <w:rStyle w:val="Hyperlink"/>
-            <w:noProof/>
-            <w:color w:val="auto"/>
-            <w:sz w:val="24"/>
-            <w:szCs w:val="24"/>
-          </w:rPr>
-          <w:t xml:space="preserve">Abbildung </w:t>
-        </w:r>
-        <w:r>
-          <w:rPr>
-            <w:rStyle w:val="Hyperlink"/>
-            <w:noProof/>
-            <w:color w:val="auto"/>
-            <w:sz w:val="24"/>
-            <w:szCs w:val="24"/>
-          </w:rPr>
-          <w:t>11</w:t>
-        </w:r>
-        <w:r>
-          <w:rPr>
-            <w:rStyle w:val="Hyperlink"/>
-            <w:noProof/>
-            <w:color w:val="auto"/>
-            <w:sz w:val="24"/>
-            <w:szCs w:val="24"/>
-          </w:rPr>
-          <w:t xml:space="preserve">: Fehlermeldung - User existiert </w:t>
-        </w:r>
-        <w:r>
-          <w:rPr>
-            <w:rStyle w:val="Hyperlink"/>
-            <w:noProof/>
-            <w:color w:val="auto"/>
-            <w:sz w:val="24"/>
-            <w:szCs w:val="24"/>
-          </w:rPr>
-          <w:t>bereits</w:t>
-        </w:r>
-        <w:r>
-          <w:rPr>
-            <w:noProof/>
-            <w:webHidden/>
-            <w:sz w:val="24"/>
-            <w:szCs w:val="24"/>
-          </w:rPr>
-          <w:tab/>
-        </w:r>
-        <w:r>
-          <w:rPr>
-            <w:noProof/>
-            <w:webHidden/>
-            <w:sz w:val="24"/>
-            <w:szCs w:val="24"/>
-          </w:rPr>
-          <w:fldChar w:fldCharType="begin"/>
-        </w:r>
-        <w:r>
-          <w:rPr>
-            <w:noProof/>
-            <w:webHidden/>
-            <w:sz w:val="24"/>
-            <w:szCs w:val="24"/>
-          </w:rPr>
-          <w:instrText xml:space="preserve"> PAGEREF _Toc201014725 \h </w:instrText>
-        </w:r>
-        <w:r>
-          <w:rPr>
-            <w:noProof/>
-            <w:webHidden/>
-            <w:sz w:val="24"/>
-            <w:szCs w:val="24"/>
-          </w:rPr>
-        </w:r>
-        <w:r>
-          <w:rPr>
-            <w:noProof/>
-            <w:webHidden/>
-            <w:sz w:val="24"/>
-            <w:szCs w:val="24"/>
-          </w:rPr>
-          <w:fldChar w:fldCharType="separate"/>
-        </w:r>
-        <w:r>
-          <w:rPr>
-            <w:noProof/>
-            <w:webHidden/>
-            <w:sz w:val="24"/>
-            <w:szCs w:val="24"/>
-          </w:rPr>
-          <w:t>13</w:t>
-        </w:r>
-        <w:r>
-          <w:rPr>
-            <w:noProof/>
-            <w:webHidden/>
-            <w:sz w:val="24"/>
-            <w:szCs w:val="24"/>
-          </w:rPr>
-          <w:fldChar w:fldCharType="end"/>
-        </w:r>
-      </w:hyperlink>
-    </w:p>
-    <w:p>
-      <w:pPr>
-        <w:pStyle w:val="Abbildungsverzeichnis"/>
-        <w:tabs>
-          <w:tab w:val="right" w:leader="dot" w:pos="9062"/>
-        </w:tabs>
-        <w:rPr>
-          <w:rFonts w:eastAsiaTheme="minorEastAsia"/>
-          <w:noProof/>
-          <w:kern w:val="2"/>
-          <w:sz w:val="24"/>
-          <w:szCs w:val="24"/>
-          <w:lang w:val="de-DE" w:eastAsia="de-DE"/>
-          <w14:ligatures w14:val="standardContextual"/>
-        </w:rPr>
-      </w:pPr>
-      <w:hyperlink w:anchor="_Toc201014726" w:history="1">
-        <w:r>
-          <w:rPr>
-            <w:rStyle w:val="Hyperlink"/>
-            <w:noProof/>
-            <w:color w:val="auto"/>
             <w:sz w:val="24"/>
             <w:szCs w:val="24"/>
           </w:rPr>
@@ -4599,7 +4297,7 @@
             <w:sz w:val="24"/>
             <w:szCs w:val="24"/>
           </w:rPr>
-          <w:instrText xml:space="preserve"> PAGEREF _Toc201014726 \h </w:instrText>
+          <w:instrText xml:space="preserve"> PAGEREF _Toc203310675 \h </w:instrText>
         </w:r>
         <w:r>
           <w:rPr>
@@ -4648,18 +4346,17 @@
           <w:rFonts w:eastAsiaTheme="minorEastAsia"/>
           <w:noProof/>
           <w:kern w:val="2"/>
-          <w:sz w:val="24"/>
-          <w:szCs w:val="24"/>
+          <w:sz w:val="28"/>
+          <w:szCs w:val="28"/>
           <w:lang w:val="de-DE" w:eastAsia="de-DE"/>
           <w14:ligatures w14:val="standardContextual"/>
         </w:rPr>
       </w:pPr>
-      <w:hyperlink w:anchor="_Toc201014727" w:history="1">
+      <w:hyperlink w:anchor="_Toc203310676" w:history="1">
         <w:r>
           <w:rPr>
             <w:rStyle w:val="Hyperlink"/>
             <w:noProof/>
-            <w:color w:val="auto"/>
             <w:sz w:val="24"/>
             <w:szCs w:val="24"/>
           </w:rPr>
@@ -4690,7 +4387,7 @@
             <w:sz w:val="24"/>
             <w:szCs w:val="24"/>
           </w:rPr>
-          <w:instrText xml:space="preserve"> PAGEREF _Toc201014727 \h </w:instrText>
+          <w:instrText xml:space="preserve"> PAGEREF _Toc203310676 \h </w:instrText>
         </w:r>
         <w:r>
           <w:rPr>
@@ -4739,18 +4436,17 @@
           <w:rFonts w:eastAsiaTheme="minorEastAsia"/>
           <w:noProof/>
           <w:kern w:val="2"/>
-          <w:sz w:val="24"/>
-          <w:szCs w:val="24"/>
+          <w:sz w:val="28"/>
+          <w:szCs w:val="28"/>
           <w:lang w:val="de-DE" w:eastAsia="de-DE"/>
           <w14:ligatures w14:val="standardContextual"/>
         </w:rPr>
       </w:pPr>
-      <w:hyperlink w:anchor="_Toc201014728" w:history="1">
+      <w:hyperlink w:anchor="_Toc203310677" w:history="1">
         <w:r>
           <w:rPr>
             <w:rStyle w:val="Hyperlink"/>
             <w:noProof/>
-            <w:color w:val="auto"/>
             <w:sz w:val="24"/>
             <w:szCs w:val="24"/>
           </w:rPr>
@@ -4781,7 +4477,7 @@
             <w:sz w:val="24"/>
             <w:szCs w:val="24"/>
           </w:rPr>
-          <w:instrText xml:space="preserve"> PAGEREF _Toc201014728 \h </w:instrText>
+          <w:instrText xml:space="preserve"> PAGEREF _Toc203310677 \h </w:instrText>
         </w:r>
         <w:r>
           <w:rPr>
@@ -4830,18 +4526,17 @@
           <w:rFonts w:eastAsiaTheme="minorEastAsia"/>
           <w:noProof/>
           <w:kern w:val="2"/>
-          <w:sz w:val="24"/>
-          <w:szCs w:val="24"/>
+          <w:sz w:val="28"/>
+          <w:szCs w:val="28"/>
           <w:lang w:val="de-DE" w:eastAsia="de-DE"/>
           <w14:ligatures w14:val="standardContextual"/>
         </w:rPr>
       </w:pPr>
-      <w:hyperlink w:anchor="_Toc201014729" w:history="1">
+      <w:hyperlink w:anchor="_Toc203310678" w:history="1">
         <w:r>
           <w:rPr>
             <w:rStyle w:val="Hyperlink"/>
             <w:noProof/>
-            <w:color w:val="auto"/>
             <w:sz w:val="24"/>
             <w:szCs w:val="24"/>
           </w:rPr>
@@ -4872,7 +4567,7 @@
             <w:sz w:val="24"/>
             <w:szCs w:val="24"/>
           </w:rPr>
-          <w:instrText xml:space="preserve"> PAGEREF _Toc201014729 \h </w:instrText>
+          <w:instrText xml:space="preserve"> PAGEREF _Toc203310678 \h </w:instrText>
         </w:r>
         <w:r>
           <w:rPr>
@@ -4921,18 +4616,17 @@
           <w:rFonts w:eastAsiaTheme="minorEastAsia"/>
           <w:noProof/>
           <w:kern w:val="2"/>
-          <w:sz w:val="24"/>
-          <w:szCs w:val="24"/>
+          <w:sz w:val="28"/>
+          <w:szCs w:val="28"/>
           <w:lang w:val="de-DE" w:eastAsia="de-DE"/>
           <w14:ligatures w14:val="standardContextual"/>
         </w:rPr>
       </w:pPr>
-      <w:hyperlink w:anchor="_Toc201014730" w:history="1">
+      <w:hyperlink w:anchor="_Toc203310679" w:history="1">
         <w:r>
           <w:rPr>
             <w:rStyle w:val="Hyperlink"/>
             <w:noProof/>
-            <w:color w:val="auto"/>
             <w:sz w:val="24"/>
             <w:szCs w:val="24"/>
           </w:rPr>
@@ -4963,7 +4657,7 @@
             <w:sz w:val="24"/>
             <w:szCs w:val="24"/>
           </w:rPr>
-          <w:instrText xml:space="preserve"> PAGEREF _Toc201014730 \h </w:instrText>
+          <w:instrText xml:space="preserve"> PAGEREF _Toc203310679 \h </w:instrText>
         </w:r>
         <w:r>
           <w:rPr>
@@ -5012,18 +4706,17 @@
           <w:rFonts w:eastAsiaTheme="minorEastAsia"/>
           <w:noProof/>
           <w:kern w:val="2"/>
-          <w:sz w:val="24"/>
-          <w:szCs w:val="24"/>
+          <w:sz w:val="28"/>
+          <w:szCs w:val="28"/>
           <w:lang w:val="de-DE" w:eastAsia="de-DE"/>
           <w14:ligatures w14:val="standardContextual"/>
         </w:rPr>
       </w:pPr>
-      <w:hyperlink w:anchor="_Toc201014731" w:history="1">
+      <w:hyperlink w:anchor="_Toc203310680" w:history="1">
         <w:r>
           <w:rPr>
             <w:rStyle w:val="Hyperlink"/>
             <w:noProof/>
-            <w:color w:val="auto"/>
             <w:sz w:val="24"/>
             <w:szCs w:val="24"/>
           </w:rPr>
@@ -5054,7 +4747,7 @@
             <w:sz w:val="24"/>
             <w:szCs w:val="24"/>
           </w:rPr>
-          <w:instrText xml:space="preserve"> PAGEREF _Toc201014731 \h </w:instrText>
+          <w:instrText xml:space="preserve"> PAGEREF _Toc203310680 \h </w:instrText>
         </w:r>
         <w:r>
           <w:rPr>
@@ -5103,18 +4796,17 @@
           <w:rFonts w:eastAsiaTheme="minorEastAsia"/>
           <w:noProof/>
           <w:kern w:val="2"/>
-          <w:sz w:val="24"/>
-          <w:szCs w:val="24"/>
+          <w:sz w:val="28"/>
+          <w:szCs w:val="28"/>
           <w:lang w:val="de-DE" w:eastAsia="de-DE"/>
           <w14:ligatures w14:val="standardContextual"/>
         </w:rPr>
       </w:pPr>
-      <w:hyperlink w:anchor="_Toc201014732" w:history="1">
+      <w:hyperlink w:anchor="_Toc203310681" w:history="1">
         <w:r>
           <w:rPr>
             <w:rStyle w:val="Hyperlink"/>
             <w:noProof/>
-            <w:color w:val="auto"/>
             <w:sz w:val="24"/>
             <w:szCs w:val="24"/>
           </w:rPr>
@@ -5145,7 +4837,7 @@
             <w:sz w:val="24"/>
             <w:szCs w:val="24"/>
           </w:rPr>
-          <w:instrText xml:space="preserve"> PAGEREF _Toc201014732 \h </w:instrText>
+          <w:instrText xml:space="preserve"> PAGEREF _Toc203310681 \h </w:instrText>
         </w:r>
         <w:r>
           <w:rPr>
@@ -5194,18 +4886,17 @@
           <w:rFonts w:eastAsiaTheme="minorEastAsia"/>
           <w:noProof/>
           <w:kern w:val="2"/>
-          <w:sz w:val="24"/>
-          <w:szCs w:val="24"/>
+          <w:sz w:val="28"/>
+          <w:szCs w:val="28"/>
           <w:lang w:val="de-DE" w:eastAsia="de-DE"/>
           <w14:ligatures w14:val="standardContextual"/>
         </w:rPr>
       </w:pPr>
-      <w:hyperlink w:anchor="_Toc201014733" w:history="1">
+      <w:hyperlink w:anchor="_Toc203310682" w:history="1">
         <w:r>
           <w:rPr>
             <w:rStyle w:val="Hyperlink"/>
             <w:noProof/>
-            <w:color w:val="auto"/>
             <w:sz w:val="24"/>
             <w:szCs w:val="24"/>
           </w:rPr>
@@ -5236,7 +4927,7 @@
             <w:sz w:val="24"/>
             <w:szCs w:val="24"/>
           </w:rPr>
-          <w:instrText xml:space="preserve"> PAGEREF _Toc201014733 \h </w:instrText>
+          <w:instrText xml:space="preserve"> PAGEREF _Toc203310682 \h </w:instrText>
         </w:r>
         <w:r>
           <w:rPr>
@@ -5285,18 +4976,17 @@
           <w:rFonts w:eastAsiaTheme="minorEastAsia"/>
           <w:noProof/>
           <w:kern w:val="2"/>
-          <w:sz w:val="24"/>
-          <w:szCs w:val="24"/>
+          <w:sz w:val="28"/>
+          <w:szCs w:val="28"/>
           <w:lang w:val="de-DE" w:eastAsia="de-DE"/>
           <w14:ligatures w14:val="standardContextual"/>
         </w:rPr>
       </w:pPr>
-      <w:hyperlink w:anchor="_Toc201014734" w:history="1">
+      <w:hyperlink w:anchor="_Toc203310683" w:history="1">
         <w:r>
           <w:rPr>
             <w:rStyle w:val="Hyperlink"/>
             <w:noProof/>
-            <w:color w:val="auto"/>
             <w:sz w:val="24"/>
             <w:szCs w:val="24"/>
           </w:rPr>
@@ -5327,7 +5017,7 @@
             <w:sz w:val="24"/>
             <w:szCs w:val="24"/>
           </w:rPr>
-          <w:instrText xml:space="preserve"> PAGEREF _Toc201014734 \h </w:instrText>
+          <w:instrText xml:space="preserve"> PAGEREF _Toc203310683 \h </w:instrText>
         </w:r>
         <w:r>
           <w:rPr>
@@ -5376,18 +5066,17 @@
           <w:rFonts w:eastAsiaTheme="minorEastAsia"/>
           <w:noProof/>
           <w:kern w:val="2"/>
-          <w:sz w:val="24"/>
-          <w:szCs w:val="24"/>
+          <w:sz w:val="28"/>
+          <w:szCs w:val="28"/>
           <w:lang w:val="de-DE" w:eastAsia="de-DE"/>
           <w14:ligatures w14:val="standardContextual"/>
         </w:rPr>
       </w:pPr>
-      <w:hyperlink w:anchor="_Toc201014735" w:history="1">
+      <w:hyperlink w:anchor="_Toc203310684" w:history="1">
         <w:r>
           <w:rPr>
             <w:rStyle w:val="Hyperlink"/>
             <w:noProof/>
-            <w:color w:val="auto"/>
             <w:sz w:val="24"/>
             <w:szCs w:val="24"/>
           </w:rPr>
@@ -5418,7 +5107,7 @@
             <w:sz w:val="24"/>
             <w:szCs w:val="24"/>
           </w:rPr>
-          <w:instrText xml:space="preserve"> PAGEREF _Toc201014735 \h </w:instrText>
+          <w:instrText xml:space="preserve"> PAGEREF _Toc203310684 \h </w:instrText>
         </w:r>
         <w:r>
           <w:rPr>
@@ -5576,7 +5265,7 @@
           <w:color w:val="auto"/>
         </w:rPr>
       </w:pPr>
-      <w:bookmarkStart w:id="0" w:name="_Toc201015132"/>
+      <w:bookmarkStart w:id="0" w:name="_Toc203310608"/>
       <w:r>
         <w:rPr>
           <w:rFonts w:asciiTheme="minorHAnsi" w:hAnsiTheme="minorHAnsi" w:cstheme="minorHAnsi"/>
@@ -5626,7 +5315,6 @@
         </w:rPr>
         <w:t xml:space="preserve">Hier liegt das Problem, denn wie finden Nutzer unter der Informationenflut im Netz genau das, was sie wirklich </w:t>
       </w:r>
-      <w:proofErr w:type="gramStart"/>
       <w:r>
         <w:rPr>
           <w:sz w:val="24"/>
@@ -5634,7 +5322,13 @@
         </w:rPr>
         <w:t>interessiert</w:t>
       </w:r>
-      <w:proofErr w:type="gramEnd"/>
+      <w:r>
+        <w:rPr>
+          <w:sz w:val="24"/>
+          <w:szCs w:val="24"/>
+        </w:rPr>
+        <w:t>,</w:t>
+      </w:r>
       <w:r>
         <w:rPr>
           <w:sz w:val="24"/>
@@ -5777,7 +5471,7 @@
           <w:color w:val="auto"/>
         </w:rPr>
       </w:pPr>
-      <w:bookmarkStart w:id="1" w:name="_Toc201015133"/>
+      <w:bookmarkStart w:id="1" w:name="_Toc203310609"/>
       <w:r>
         <w:rPr>
           <w:rFonts w:asciiTheme="minorHAnsi" w:hAnsiTheme="minorHAnsi" w:cstheme="minorHAnsi"/>
@@ -5799,7 +5493,7 @@
           <w:color w:val="auto"/>
         </w:rPr>
       </w:pPr>
-      <w:bookmarkStart w:id="2" w:name="_Toc201015134"/>
+      <w:bookmarkStart w:id="2" w:name="_Toc203310610"/>
       <w:r>
         <w:rPr>
           <w:b/>
@@ -5858,7 +5552,14 @@
           <w:sz w:val="24"/>
           <w:szCs w:val="24"/>
         </w:rPr>
-        <w:t xml:space="preserve"> erlerntes Wissen in </w:t>
+        <w:t xml:space="preserve"> erlerntes Wissen </w:t>
+      </w:r>
+      <w:r>
+        <w:rPr>
+          <w:sz w:val="24"/>
+          <w:szCs w:val="24"/>
+        </w:rPr>
+        <w:t xml:space="preserve">in </w:t>
       </w:r>
       <w:r>
         <w:rPr>
@@ -5984,7 +5685,7 @@
           <w:color w:val="auto"/>
         </w:rPr>
       </w:pPr>
-      <w:bookmarkStart w:id="3" w:name="_Toc201015135"/>
+      <w:bookmarkStart w:id="3" w:name="_Toc203310611"/>
       <w:r>
         <w:rPr>
           <w:b/>
@@ -6009,7 +5710,21 @@
           <w:sz w:val="24"/>
           <w:szCs w:val="24"/>
         </w:rPr>
-        <w:t xml:space="preserve">Um unser Filmempfehlungssystem realistisch zu gestalten und auch mit richtigen Informationen zu füllen, haben wir uns zur Realisierung für JSON-Dateien entschieden. </w:t>
+        <w:t>Um unser Filmempfehlungssystem realistisch zu gestalten und auch mit richtigen Informationen zu füllen, haben wir uns zur Realisierung</w:t>
+      </w:r>
+      <w:r>
+        <w:rPr>
+          <w:sz w:val="24"/>
+          <w:szCs w:val="24"/>
+        </w:rPr>
+        <w:t xml:space="preserve"> des Projektes</w:t>
+      </w:r>
+      <w:r>
+        <w:rPr>
+          <w:sz w:val="24"/>
+          <w:szCs w:val="24"/>
+        </w:rPr>
+        <w:t xml:space="preserve"> für JSON-Dateien entschieden. </w:t>
       </w:r>
     </w:p>
     <w:p>
@@ -6583,14 +6298,6 @@
         </w:rPr>
         <w:t>Eine API (Application Programming Interface) dient als Schnittstelle, über die wir gezielt die Filminformationen von der Website abrufen und verarbeiten können.</w:t>
       </w:r>
-    </w:p>
-    <w:p>
-      <w:pPr>
-        <w:rPr>
-          <w:sz w:val="24"/>
-          <w:szCs w:val="24"/>
-        </w:rPr>
-      </w:pPr>
     </w:p>
     <w:p>
       <w:pPr>
@@ -6641,7 +6348,7 @@
           <w:color w:val="auto"/>
         </w:rPr>
       </w:pPr>
-      <w:bookmarkStart w:id="4" w:name="_Toc201015136"/>
+      <w:bookmarkStart w:id="4" w:name="_Toc203310612"/>
       <w:r>
         <w:rPr>
           <w:b/>
@@ -7015,17 +6722,15 @@
           <w:sz w:val="24"/>
           <w:szCs w:val="24"/>
         </w:rPr>
-        <w:t xml:space="preserve">Die Struktur einer </w:t>
-      </w:r>
-      <w:proofErr w:type="spellStart"/>
-      <w:r>
-        <w:rPr>
-          <w:sz w:val="24"/>
-          <w:szCs w:val="24"/>
-        </w:rPr>
-        <w:t>Gui</w:t>
-      </w:r>
-      <w:proofErr w:type="spellEnd"/>
+        <w:t>Die Struktur einer G</w:t>
+      </w:r>
+      <w:r>
+        <w:rPr>
+          <w:sz w:val="24"/>
+          <w:szCs w:val="24"/>
+        </w:rPr>
+        <w:t>UI</w:t>
+      </w:r>
       <w:r>
         <w:rPr>
           <w:sz w:val="24"/>
@@ -7304,7 +7009,7 @@
           <w:color w:val="auto"/>
         </w:rPr>
       </w:pPr>
-      <w:bookmarkStart w:id="5" w:name="_Toc201015137"/>
+      <w:bookmarkStart w:id="5" w:name="_Toc203310613"/>
       <w:r>
         <w:rPr>
           <w:b/>
@@ -7692,7 +7397,7 @@
                                 <w:szCs w:val="22"/>
                               </w:rPr>
                             </w:pPr>
-                            <w:bookmarkStart w:id="6" w:name="_Toc201014715"/>
+                            <w:bookmarkStart w:id="6" w:name="_Toc203310666"/>
                             <w:r>
                               <w:t xml:space="preserve">Abbildung </w:t>
                             </w:r>
@@ -7751,7 +7456,7 @@
                           <w:szCs w:val="22"/>
                         </w:rPr>
                       </w:pPr>
-                      <w:bookmarkStart w:id="7" w:name="_Toc201014715"/>
+                      <w:bookmarkStart w:id="7" w:name="_Toc203310666"/>
                       <w:r>
                         <w:t xml:space="preserve">Abbildung </w:t>
                       </w:r>
@@ -7903,7 +7608,7 @@
         <w:lastRenderedPageBreak/>
         <w:t xml:space="preserve"> </w:t>
       </w:r>
-      <w:bookmarkStart w:id="7" w:name="_Toc201015138"/>
+      <w:bookmarkStart w:id="8" w:name="_Toc203310614"/>
       <w:r>
         <w:rPr>
           <w:b/>
@@ -7928,7 +7633,7 @@
         </w:rPr>
         <w:t>Layout</w:t>
       </w:r>
-      <w:bookmarkEnd w:id="7"/>
+      <w:bookmarkEnd w:id="8"/>
     </w:p>
     <w:p>
       <w:pPr>
@@ -8330,7 +8035,7 @@
                                 <w:lang w:val="de-CH"/>
                               </w:rPr>
                             </w:pPr>
-                            <w:bookmarkStart w:id="8" w:name="_Toc201014716"/>
+                            <w:bookmarkStart w:id="9" w:name="_Toc203310667"/>
                             <w:r>
                               <w:t xml:space="preserve">Abbildung </w:t>
                             </w:r>
@@ -8355,7 +8060,7 @@
                             <w:r>
                               <w:t>: Login-Fenster im Ganzen</w:t>
                             </w:r>
-                            <w:bookmarkEnd w:id="8"/>
+                            <w:bookmarkEnd w:id="9"/>
                           </w:p>
                         </w:txbxContent>
                       </wps:txbx>
@@ -8384,7 +8089,7 @@
                           <w:lang w:val="de-CH"/>
                         </w:rPr>
                       </w:pPr>
-                      <w:bookmarkStart w:id="10" w:name="_Toc201014716"/>
+                      <w:bookmarkStart w:id="10" w:name="_Toc203310667"/>
                       <w:r>
                         <w:t xml:space="preserve">Abbildung </w:t>
                       </w:r>
@@ -8615,7 +8320,7 @@
                                 <w:lang w:val="de-CH"/>
                               </w:rPr>
                             </w:pPr>
-                            <w:bookmarkStart w:id="9" w:name="_Toc201014717"/>
+                            <w:bookmarkStart w:id="11" w:name="_Toc203310668"/>
                             <w:r>
                               <w:t xml:space="preserve">Abbildung </w:t>
                             </w:r>
@@ -8640,7 +8345,7 @@
                             <w:r>
                               <w:t>: Login-Fenster vergrößert</w:t>
                             </w:r>
-                            <w:bookmarkEnd w:id="9"/>
+                            <w:bookmarkEnd w:id="11"/>
                           </w:p>
                         </w:txbxContent>
                       </wps:txbx>
@@ -8671,7 +8376,7 @@
                           <w:lang w:val="de-CH"/>
                         </w:rPr>
                       </w:pPr>
-                      <w:bookmarkStart w:id="12" w:name="_Toc201014717"/>
+                      <w:bookmarkStart w:id="12" w:name="_Toc203310668"/>
                       <w:r>
                         <w:t xml:space="preserve">Abbildung </w:t>
                       </w:r>
@@ -9133,7 +8838,7 @@
                                 <w:lang w:val="de-CH"/>
                               </w:rPr>
                             </w:pPr>
-                            <w:bookmarkStart w:id="10" w:name="_Toc201014718"/>
+                            <w:bookmarkStart w:id="13" w:name="_Toc203310669"/>
                             <w:r>
                               <w:t xml:space="preserve">Abbildung </w:t>
                             </w:r>
@@ -9158,7 +8863,7 @@
                             <w:r>
                               <w:t>: Hauptfenster - Filmauswahl, Beschreibung, Empfehlungen</w:t>
                             </w:r>
-                            <w:bookmarkEnd w:id="10"/>
+                            <w:bookmarkEnd w:id="13"/>
                           </w:p>
                         </w:txbxContent>
                       </wps:txbx>
@@ -9187,7 +8892,7 @@
                           <w:lang w:val="de-CH"/>
                         </w:rPr>
                       </w:pPr>
-                      <w:bookmarkStart w:id="14" w:name="_Toc201014718"/>
+                      <w:bookmarkStart w:id="14" w:name="_Toc203310669"/>
                       <w:r>
                         <w:t xml:space="preserve">Abbildung </w:t>
                       </w:r>
@@ -9428,7 +9133,7 @@
                                 <w:lang w:val="de-CH"/>
                               </w:rPr>
                             </w:pPr>
-                            <w:bookmarkStart w:id="11" w:name="_Toc201014719"/>
+                            <w:bookmarkStart w:id="15" w:name="_Toc203310670"/>
                             <w:r>
                               <w:t xml:space="preserve">Abbildung </w:t>
                             </w:r>
@@ -9453,7 +9158,7 @@
                             <w:r>
                               <w:t>: Favoriten-Fenster</w:t>
                             </w:r>
-                            <w:bookmarkEnd w:id="11"/>
+                            <w:bookmarkEnd w:id="15"/>
                           </w:p>
                         </w:txbxContent>
                       </wps:txbx>
@@ -9482,7 +9187,7 @@
                           <w:lang w:val="de-CH"/>
                         </w:rPr>
                       </w:pPr>
-                      <w:bookmarkStart w:id="16" w:name="_Toc201014719"/>
+                      <w:bookmarkStart w:id="16" w:name="_Toc203310670"/>
                       <w:r>
                         <w:t xml:space="preserve">Abbildung </w:t>
                       </w:r>
@@ -9679,7 +9384,7 @@
           <w:color w:val="auto"/>
         </w:rPr>
       </w:pPr>
-      <w:bookmarkStart w:id="12" w:name="_Toc201015139"/>
+      <w:bookmarkStart w:id="17" w:name="_Toc203310615"/>
       <w:r>
         <w:rPr>
           <w:b/>
@@ -9688,7 +9393,7 @@
         </w:rPr>
         <w:t>Zeitplan</w:t>
       </w:r>
-      <w:bookmarkEnd w:id="12"/>
+      <w:bookmarkEnd w:id="17"/>
     </w:p>
     <w:p/>
     <w:p>
@@ -9924,7 +9629,7 @@
                                 <w:lang w:val="de-CH"/>
                               </w:rPr>
                             </w:pPr>
-                            <w:bookmarkStart w:id="13" w:name="_Toc201014720"/>
+                            <w:bookmarkStart w:id="18" w:name="_Toc203310671"/>
                             <w:r>
                               <w:t xml:space="preserve">Abbildung </w:t>
                             </w:r>
@@ -9949,7 +9654,7 @@
                             <w:r>
                               <w:t>: Zeitplan des Projektes "Filmempfehlungssystem"</w:t>
                             </w:r>
-                            <w:bookmarkEnd w:id="13"/>
+                            <w:bookmarkEnd w:id="18"/>
                           </w:p>
                         </w:txbxContent>
                       </wps:txbx>
@@ -9980,7 +9685,7 @@
                           <w:lang w:val="de-CH"/>
                         </w:rPr>
                       </w:pPr>
-                      <w:bookmarkStart w:id="19" w:name="_Toc201014720"/>
+                      <w:bookmarkStart w:id="19" w:name="_Toc203310671"/>
                       <w:r>
                         <w:t xml:space="preserve">Abbildung </w:t>
                       </w:r>
@@ -10032,7 +9737,7 @@
           <w:color w:val="auto"/>
         </w:rPr>
       </w:pPr>
-      <w:bookmarkStart w:id="14" w:name="_Toc201015140"/>
+      <w:bookmarkStart w:id="20" w:name="_Toc203310616"/>
       <w:r>
         <w:rPr>
           <w:rFonts w:asciiTheme="minorHAnsi" w:hAnsiTheme="minorHAnsi" w:cstheme="minorHAnsi"/>
@@ -10043,7 +9748,7 @@
         <w:lastRenderedPageBreak/>
         <w:t>3. Architektur- &amp; Systemdesign</w:t>
       </w:r>
-      <w:bookmarkEnd w:id="14"/>
+      <w:bookmarkEnd w:id="20"/>
     </w:p>
     <w:p/>
     <w:p>
@@ -10055,7 +9760,7 @@
           <w:color w:val="auto"/>
         </w:rPr>
       </w:pPr>
-      <w:bookmarkStart w:id="15" w:name="_Toc201015141"/>
+      <w:bookmarkStart w:id="21" w:name="_Toc203310617"/>
       <w:r>
         <w:rPr>
           <w:b/>
@@ -10072,7 +9777,7 @@
         </w:rPr>
         <w:t xml:space="preserve"> Architektur</w:t>
       </w:r>
-      <w:bookmarkEnd w:id="15"/>
+      <w:bookmarkEnd w:id="21"/>
     </w:p>
     <w:p/>
     <w:p>
@@ -10262,7 +9967,7 @@
           <w:color w:val="auto"/>
         </w:rPr>
       </w:pPr>
-      <w:bookmarkStart w:id="16" w:name="_Toc201014721"/>
+      <w:bookmarkStart w:id="22" w:name="_Toc203310672"/>
       <w:r>
         <w:rPr>
           <w:color w:val="auto"/>
@@ -10306,7 +10011,7 @@
         </w:rPr>
         <w:t>: MVC-Flussdiagramm - ursprüngliche Version</w:t>
       </w:r>
-      <w:bookmarkEnd w:id="16"/>
+      <w:bookmarkEnd w:id="22"/>
     </w:p>
     <w:p/>
     <w:p/>
@@ -10385,7 +10090,7 @@
           <w:color w:val="auto"/>
         </w:rPr>
       </w:pPr>
-      <w:bookmarkStart w:id="17" w:name="_Toc201014722"/>
+      <w:bookmarkStart w:id="23" w:name="_Toc203310673"/>
       <w:r>
         <w:rPr>
           <w:color w:val="auto"/>
@@ -10429,7 +10134,7 @@
         </w:rPr>
         <w:t>: MVC-Flussdiagramm - heutige Definition</w:t>
       </w:r>
-      <w:bookmarkEnd w:id="17"/>
+      <w:bookmarkEnd w:id="23"/>
     </w:p>
     <w:p/>
     <w:p>
@@ -10519,7 +10224,7 @@
           <w:color w:val="auto"/>
         </w:rPr>
       </w:pPr>
-      <w:bookmarkStart w:id="18" w:name="_Toc201015142"/>
+      <w:bookmarkStart w:id="24" w:name="_Toc203310618"/>
       <w:r>
         <w:rPr>
           <w:b/>
@@ -10529,7 +10234,7 @@
         <w:lastRenderedPageBreak/>
         <w:t>Fertiges Design der Benutzeroberfläche</w:t>
       </w:r>
-      <w:bookmarkEnd w:id="18"/>
+      <w:bookmarkEnd w:id="24"/>
     </w:p>
     <w:p/>
     <w:p>
@@ -10598,7 +10303,6 @@
                                 <w:lang w:val="de-CH"/>
                               </w:rPr>
                             </w:pPr>
-                            <w:bookmarkStart w:id="19" w:name="_Toc201014723"/>
                             <w:r>
                               <w:t>Abbildung</w:t>
                             </w:r>
@@ -10608,7 +10312,6 @@
                             <w:r>
                               <w:t>: Login-Maske fertiger GUI</w:t>
                             </w:r>
-                            <w:bookmarkEnd w:id="19"/>
                           </w:p>
                         </w:txbxContent>
                       </wps:txbx>
@@ -10639,7 +10342,6 @@
                           <w:lang w:val="de-CH"/>
                         </w:rPr>
                       </w:pPr>
-                      <w:bookmarkStart w:id="26" w:name="_Toc201014723"/>
                       <w:r>
                         <w:t>Abbildung</w:t>
                       </w:r>
@@ -10649,7 +10351,6 @@
                       <w:r>
                         <w:t>: Login-Maske fertiger GUI</w:t>
                       </w:r>
-                      <w:bookmarkEnd w:id="26"/>
                     </w:p>
                   </w:txbxContent>
                 </v:textbox>
@@ -11068,7 +10769,7 @@
                                 <w:szCs w:val="22"/>
                               </w:rPr>
                             </w:pPr>
-                            <w:bookmarkStart w:id="20" w:name="_Toc201014724"/>
+                            <w:bookmarkStart w:id="25" w:name="_Toc203310674"/>
                             <w:r>
                               <w:t xml:space="preserve">Abbildung </w:t>
                             </w:r>
@@ -11093,7 +10794,7 @@
                             <w:r>
                               <w:t>: Fehlermeldung - User existiert bereits</w:t>
                             </w:r>
-                            <w:bookmarkEnd w:id="20"/>
+                            <w:bookmarkEnd w:id="25"/>
                           </w:p>
                         </w:txbxContent>
                       </wps:txbx>
@@ -11123,7 +10824,7 @@
                           <w:szCs w:val="22"/>
                         </w:rPr>
                       </w:pPr>
-                      <w:bookmarkStart w:id="28" w:name="_Toc201014724"/>
+                      <w:bookmarkStart w:id="26" w:name="_Toc203310674"/>
                       <w:r>
                         <w:t xml:space="preserve">Abbildung </w:t>
                       </w:r>
@@ -11148,7 +10849,7 @@
                       <w:r>
                         <w:t>: Fehlermeldung - User existiert bereits</w:t>
                       </w:r>
-                      <w:bookmarkEnd w:id="28"/>
+                      <w:bookmarkEnd w:id="26"/>
                     </w:p>
                   </w:txbxContent>
                 </v:textbox>
@@ -11207,7 +10908,6 @@
                                 <w:szCs w:val="22"/>
                               </w:rPr>
                             </w:pPr>
-                            <w:bookmarkStart w:id="21" w:name="_Toc201014725"/>
                             <w:r>
                               <w:t xml:space="preserve">Abbildung </w:t>
                             </w:r>
@@ -11217,7 +10917,6 @@
                             <w:r>
                               <w:t>: Fehlermeldung - User existiert nicht</w:t>
                             </w:r>
-                            <w:bookmarkEnd w:id="21"/>
                           </w:p>
                         </w:txbxContent>
                       </wps:txbx>
@@ -11247,7 +10946,6 @@
                           <w:szCs w:val="22"/>
                         </w:rPr>
                       </w:pPr>
-                      <w:bookmarkStart w:id="30" w:name="_Toc201014725"/>
                       <w:r>
                         <w:t xml:space="preserve">Abbildung </w:t>
                       </w:r>
@@ -11257,7 +10955,6 @@
                       <w:r>
                         <w:t>: Fehlermeldung - User existiert nicht</w:t>
                       </w:r>
-                      <w:bookmarkEnd w:id="30"/>
                     </w:p>
                   </w:txbxContent>
                 </v:textbox>
@@ -11328,7 +11025,7 @@
                                 <w:lang w:val="de-CH"/>
                               </w:rPr>
                             </w:pPr>
-                            <w:bookmarkStart w:id="22" w:name="_Toc201014726"/>
+                            <w:bookmarkStart w:id="27" w:name="_Toc203310675"/>
                             <w:r>
                               <w:t xml:space="preserve">Abbildung </w:t>
                             </w:r>
@@ -11353,7 +11050,7 @@
                             <w:r>
                               <w:t>: Hauptmenü - Empfehlungen</w:t>
                             </w:r>
-                            <w:bookmarkEnd w:id="22"/>
+                            <w:bookmarkEnd w:id="27"/>
                           </w:p>
                         </w:txbxContent>
                       </wps:txbx>
@@ -11384,7 +11081,7 @@
                           <w:lang w:val="de-CH"/>
                         </w:rPr>
                       </w:pPr>
-                      <w:bookmarkStart w:id="32" w:name="_Toc201014726"/>
+                      <w:bookmarkStart w:id="28" w:name="_Toc203310675"/>
                       <w:r>
                         <w:t xml:space="preserve">Abbildung </w:t>
                       </w:r>
@@ -11409,7 +11106,7 @@
                       <w:r>
                         <w:t>: Hauptmenü - Empfehlungen</w:t>
                       </w:r>
-                      <w:bookmarkEnd w:id="32"/>
+                      <w:bookmarkEnd w:id="28"/>
                     </w:p>
                   </w:txbxContent>
                 </v:textbox>
@@ -11781,7 +11478,7 @@
                                 <w:lang w:val="de-CH"/>
                               </w:rPr>
                             </w:pPr>
-                            <w:bookmarkStart w:id="23" w:name="_Toc201014727"/>
+                            <w:bookmarkStart w:id="29" w:name="_Toc203310676"/>
                             <w:r>
                               <w:t xml:space="preserve">Abbildung </w:t>
                             </w:r>
@@ -11806,7 +11503,7 @@
                             <w:r>
                               <w:t>: Meine Favoriten &amp; Empfehlungen auf verhaltensähnliche Nutzer</w:t>
                             </w:r>
-                            <w:bookmarkEnd w:id="23"/>
+                            <w:bookmarkEnd w:id="29"/>
                           </w:p>
                         </w:txbxContent>
                       </wps:txbx>
@@ -11837,7 +11534,7 @@
                           <w:lang w:val="de-CH"/>
                         </w:rPr>
                       </w:pPr>
-                      <w:bookmarkStart w:id="34" w:name="_Toc201014727"/>
+                      <w:bookmarkStart w:id="30" w:name="_Toc203310676"/>
                       <w:r>
                         <w:t xml:space="preserve">Abbildung </w:t>
                       </w:r>
@@ -11862,7 +11559,7 @@
                       <w:r>
                         <w:t>: Meine Favoriten &amp; Empfehlungen auf verhaltensähnliche Nutzer</w:t>
                       </w:r>
-                      <w:bookmarkEnd w:id="34"/>
+                      <w:bookmarkEnd w:id="30"/>
                     </w:p>
                   </w:txbxContent>
                 </v:textbox>
@@ -11996,7 +11693,7 @@
           <w:color w:val="auto"/>
         </w:rPr>
       </w:pPr>
-      <w:bookmarkStart w:id="24" w:name="_Toc201015143"/>
+      <w:bookmarkStart w:id="31" w:name="_Toc203310619"/>
       <w:r>
         <w:rPr>
           <w:rFonts w:asciiTheme="minorHAnsi" w:hAnsiTheme="minorHAnsi" w:cstheme="minorHAnsi"/>
@@ -12016,7 +11713,7 @@
         </w:rPr>
         <w:t>Implementierung / Codierung</w:t>
       </w:r>
-      <w:bookmarkEnd w:id="24"/>
+      <w:bookmarkEnd w:id="31"/>
     </w:p>
     <w:p/>
     <w:p>
@@ -12028,7 +11725,7 @@
           <w:color w:val="auto"/>
         </w:rPr>
       </w:pPr>
-      <w:bookmarkStart w:id="25" w:name="_Toc201015144"/>
+      <w:bookmarkStart w:id="32" w:name="_Toc203310620"/>
       <w:r>
         <w:rPr>
           <w:b/>
@@ -12037,7 +11734,7 @@
         </w:rPr>
         <w:t>Programmablaufplan</w:t>
       </w:r>
-      <w:bookmarkEnd w:id="25"/>
+      <w:bookmarkEnd w:id="32"/>
     </w:p>
     <w:p/>
     <w:p>
@@ -12144,16 +11841,30 @@
         </w:rPr>
         <w:t xml:space="preserve">Die blauen Felder gehören zu Controller-, die Grünen zur View- und die Gelben zur Modelklasse. Die Datenbanken/JSON-Dateien sind </w:t>
       </w:r>
-      <w:proofErr w:type="gramStart"/>
       <w:r>
         <w:rPr>
           <w:sz w:val="24"/>
           <w:szCs w:val="24"/>
           <w:lang w:val="de-DE"/>
         </w:rPr>
-        <w:t>Orange</w:t>
-      </w:r>
-      <w:proofErr w:type="gramEnd"/>
+        <w:t>orange</w:t>
+      </w:r>
+      <w:r>
+        <w:rPr>
+          <w:sz w:val="24"/>
+          <w:szCs w:val="24"/>
+          <w:lang w:val="de-DE"/>
+        </w:rPr>
+        <w:t xml:space="preserve">. </w:t>
+      </w:r>
+      <w:r>
+        <w:rPr>
+          <w:sz w:val="24"/>
+          <w:szCs w:val="24"/>
+          <w:lang w:val="de-DE"/>
+        </w:rPr>
+        <w:t>Außerdem ist auch im PAP deutlich zu erkennen, dass Model und View niemals direkt miteinander kommunizieren.</w:t>
+      </w:r>
     </w:p>
     <w:p>
       <w:pPr>
@@ -12326,7 +12037,7 @@
                                 <w:szCs w:val="22"/>
                               </w:rPr>
                             </w:pPr>
-                            <w:bookmarkStart w:id="26" w:name="_Toc201014728"/>
+                            <w:bookmarkStart w:id="33" w:name="_Toc203310677"/>
                             <w:r>
                               <w:t xml:space="preserve">Abbildung </w:t>
                             </w:r>
@@ -12360,7 +12071,7 @@
                             <w:r>
                               <w:t>-Fenster</w:t>
                             </w:r>
-                            <w:bookmarkEnd w:id="26"/>
+                            <w:bookmarkEnd w:id="33"/>
                           </w:p>
                         </w:txbxContent>
                       </wps:txbx>
@@ -12392,7 +12103,7 @@
                           <w:szCs w:val="22"/>
                         </w:rPr>
                       </w:pPr>
-                      <w:bookmarkStart w:id="38" w:name="_Toc201014728"/>
+                      <w:bookmarkStart w:id="34" w:name="_Toc203310677"/>
                       <w:r>
                         <w:t xml:space="preserve">Abbildung </w:t>
                       </w:r>
@@ -12426,7 +12137,7 @@
                       <w:r>
                         <w:t>-Fenster</w:t>
                       </w:r>
-                      <w:bookmarkEnd w:id="38"/>
+                      <w:bookmarkEnd w:id="34"/>
                     </w:p>
                   </w:txbxContent>
                 </v:textbox>
@@ -12595,7 +12306,7 @@
                                 <w:szCs w:val="22"/>
                               </w:rPr>
                             </w:pPr>
-                            <w:bookmarkStart w:id="27" w:name="_Toc201014729"/>
+                            <w:bookmarkStart w:id="35" w:name="_Toc203310678"/>
                             <w:r>
                               <w:t xml:space="preserve">Abbildung </w:t>
                             </w:r>
@@ -12623,7 +12334,7 @@
                             <w:r>
                               <w:t>Hauptfenster</w:t>
                             </w:r>
-                            <w:bookmarkEnd w:id="27"/>
+                            <w:bookmarkEnd w:id="35"/>
                           </w:p>
                         </w:txbxContent>
                       </wps:txbx>
@@ -12652,7 +12363,7 @@
                           <w:szCs w:val="22"/>
                         </w:rPr>
                       </w:pPr>
-                      <w:bookmarkStart w:id="40" w:name="_Toc201014729"/>
+                      <w:bookmarkStart w:id="36" w:name="_Toc203310678"/>
                       <w:r>
                         <w:t xml:space="preserve">Abbildung </w:t>
                       </w:r>
@@ -12680,7 +12391,7 @@
                       <w:r>
                         <w:t>Hauptfenster</w:t>
                       </w:r>
-                      <w:bookmarkEnd w:id="40"/>
+                      <w:bookmarkEnd w:id="36"/>
                     </w:p>
                   </w:txbxContent>
                 </v:textbox>
@@ -12705,7 +12416,7 @@
         </w:rPr>
         <w:lastRenderedPageBreak/>
         <w:drawing>
-          <wp:anchor distT="0" distB="0" distL="114300" distR="114300" simplePos="0" relativeHeight="251744256" behindDoc="1" locked="0" layoutInCell="1" allowOverlap="1" wp14:anchorId="11CDADBE" wp14:editId="0615D824">
+          <wp:anchor distT="0" distB="0" distL="114300" distR="114300" simplePos="0" relativeHeight="251744256" behindDoc="1" locked="0" layoutInCell="1" allowOverlap="1" wp14:anchorId="11CDADBE" wp14:editId="24FD06FD">
             <wp:simplePos x="0" y="0"/>
             <wp:positionH relativeFrom="margin">
               <wp:align>center</wp:align>
@@ -12837,7 +12548,7 @@
                                 <w:szCs w:val="22"/>
                               </w:rPr>
                             </w:pPr>
-                            <w:bookmarkStart w:id="28" w:name="_Toc201014730"/>
+                            <w:bookmarkStart w:id="37" w:name="_Toc203310679"/>
                             <w:r>
                               <w:t xml:space="preserve">Abbildung </w:t>
                             </w:r>
@@ -12862,7 +12573,7 @@
                             <w:r>
                               <w:t>: Programmablaufplan - Favoriten-Fenster</w:t>
                             </w:r>
-                            <w:bookmarkEnd w:id="28"/>
+                            <w:bookmarkEnd w:id="37"/>
                           </w:p>
                         </w:txbxContent>
                       </wps:txbx>
@@ -12891,7 +12602,7 @@
                           <w:szCs w:val="22"/>
                         </w:rPr>
                       </w:pPr>
-                      <w:bookmarkStart w:id="42" w:name="_Toc201014730"/>
+                      <w:bookmarkStart w:id="38" w:name="_Toc203310679"/>
                       <w:r>
                         <w:t xml:space="preserve">Abbildung </w:t>
                       </w:r>
@@ -12916,7 +12627,7 @@
                       <w:r>
                         <w:t>: Programmablaufplan - Favoriten-Fenster</w:t>
                       </w:r>
-                      <w:bookmarkEnd w:id="42"/>
+                      <w:bookmarkEnd w:id="38"/>
                     </w:p>
                   </w:txbxContent>
                 </v:textbox>
@@ -12964,7 +12675,7 @@
           <w:color w:val="auto"/>
         </w:rPr>
       </w:pPr>
-      <w:bookmarkStart w:id="29" w:name="_Toc201015145"/>
+      <w:bookmarkStart w:id="39" w:name="_Toc203310621"/>
       <w:r>
         <w:rPr>
           <w:b/>
@@ -12974,7 +12685,7 @@
         <w:lastRenderedPageBreak/>
         <w:t>Algorithmus</w:t>
       </w:r>
-      <w:bookmarkEnd w:id="29"/>
+      <w:bookmarkEnd w:id="39"/>
     </w:p>
     <w:p/>
     <w:p>
@@ -13381,7 +13092,7 @@
                                 <w:lang w:val="de-CH"/>
                               </w:rPr>
                             </w:pPr>
-                            <w:bookmarkStart w:id="30" w:name="_Toc201014731"/>
+                            <w:bookmarkStart w:id="40" w:name="_Toc203310680"/>
                             <w:r>
                               <w:t xml:space="preserve">Abbildung </w:t>
                             </w:r>
@@ -13421,7 +13132,7 @@
                             <w:r>
                               <w:t>Algorithm</w:t>
                             </w:r>
-                            <w:bookmarkEnd w:id="30"/>
+                            <w:bookmarkEnd w:id="40"/>
                             <w:proofErr w:type="spellEnd"/>
                           </w:p>
                         </w:txbxContent>
@@ -13440,11 +13151,7 @@
           </mc:Choice>
           <mc:Fallback>
             <w:pict>
-              <v:shapetype w14:anchorId="20AD7695" id="_x0000_t202" coordsize="21600,21600" o:spt="202" path="m,l,21600r21600,l21600,xe">
-                <v:stroke joinstyle="miter"/>
-                <v:path gradientshapeok="t" o:connecttype="rect"/>
-              </v:shapetype>
-              <v:shape id="_x0000_s1040" type="#_x0000_t202" style="position:absolute;margin-left:7.45pt;margin-top:254.4pt;width:453.6pt;height:.05pt;z-index:-251576320;visibility:visible;mso-wrap-style:square;mso-wrap-distance-left:9pt;mso-wrap-distance-top:0;mso-wrap-distance-right:9pt;mso-wrap-distance-bottom:0;mso-position-horizontal:absolute;mso-position-horizontal-relative:text;mso-position-vertical:absolute;mso-position-vertical-relative:text;v-text-anchor:top" o:gfxdata="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" stroked="f">
+              <v:shape w14:anchorId="20AD7695" id="_x0000_s1040" type="#_x0000_t202" style="position:absolute;margin-left:7.45pt;margin-top:254.4pt;width:453.6pt;height:.05pt;z-index:-251576320;visibility:visible;mso-wrap-style:square;mso-wrap-distance-left:9pt;mso-wrap-distance-top:0;mso-wrap-distance-right:9pt;mso-wrap-distance-bottom:0;mso-position-horizontal:absolute;mso-position-horizontal-relative:text;mso-position-vertical:absolute;mso-position-vertical-relative:text;v-text-anchor:top" o:gfxdata="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" stroked="f">
                 <v:textbox style="mso-fit-shape-to-text:t" inset="0,0,0,0">
                   <w:txbxContent>
                     <w:p>
@@ -13454,7 +13161,7 @@
                           <w:lang w:val="de-CH"/>
                         </w:rPr>
                       </w:pPr>
-                      <w:bookmarkStart w:id="31" w:name="_Toc201014731"/>
+                      <w:bookmarkStart w:id="41" w:name="_Toc203310680"/>
                       <w:r>
                         <w:t xml:space="preserve">Abbildung </w:t>
                       </w:r>
@@ -13494,7 +13201,7 @@
                       <w:r>
                         <w:t>Algorithm</w:t>
                       </w:r>
-                      <w:bookmarkEnd w:id="31"/>
+                      <w:bookmarkEnd w:id="41"/>
                       <w:proofErr w:type="spellEnd"/>
                     </w:p>
                   </w:txbxContent>
@@ -13785,7 +13492,23 @@
           <w:sz w:val="24"/>
           <w:szCs w:val="24"/>
         </w:rPr>
-        <w:t xml:space="preserve"> simularity dient zur Berechnung von Ähnlichkeiten zweier Mengen. Sie wird definiert als das Verhältnis der Größe der Schnittmenge zur Größe der Vereinigungsmenge dieser beiden Mengen:</w:t>
+        <w:t xml:space="preserve"> </w:t>
+      </w:r>
+      <w:proofErr w:type="spellStart"/>
+      <w:r>
+        <w:rPr>
+          <w:sz w:val="24"/>
+          <w:szCs w:val="24"/>
+        </w:rPr>
+        <w:t>simularity</w:t>
+      </w:r>
+      <w:proofErr w:type="spellEnd"/>
+      <w:r>
+        <w:rPr>
+          <w:sz w:val="24"/>
+          <w:szCs w:val="24"/>
+        </w:rPr>
+        <w:t xml:space="preserve"> dient zur Berechnung von Ähnlichkeiten zweier Mengen. Sie wird definiert als das Verhältnis der Größe der Schnittmenge zur Größe der Vereinigungsmenge dieser beiden Mengen:</w:t>
       </w:r>
     </w:p>
     <w:p>
@@ -14251,7 +13974,7 @@
                                 <w:lang w:val="de-CH"/>
                               </w:rPr>
                             </w:pPr>
-                            <w:bookmarkStart w:id="32" w:name="_Toc201014732"/>
+                            <w:bookmarkStart w:id="42" w:name="_Toc203310681"/>
                             <w:r>
                               <w:t xml:space="preserve">Abbildung </w:t>
                             </w:r>
@@ -14283,7 +14006,7 @@
                             <w:r>
                               <w:t>Algorithm</w:t>
                             </w:r>
-                            <w:bookmarkEnd w:id="32"/>
+                            <w:bookmarkEnd w:id="42"/>
                             <w:proofErr w:type="spellEnd"/>
                           </w:p>
                         </w:txbxContent>
@@ -14312,7 +14035,7 @@
                           <w:lang w:val="de-CH"/>
                         </w:rPr>
                       </w:pPr>
-                      <w:bookmarkStart w:id="33" w:name="_Toc201014732"/>
+                      <w:bookmarkStart w:id="43" w:name="_Toc203310681"/>
                       <w:r>
                         <w:t xml:space="preserve">Abbildung </w:t>
                       </w:r>
@@ -14344,7 +14067,7 @@
                       <w:r>
                         <w:t>Algorithm</w:t>
                       </w:r>
-                      <w:bookmarkEnd w:id="33"/>
+                      <w:bookmarkEnd w:id="43"/>
                       <w:proofErr w:type="spellEnd"/>
                     </w:p>
                   </w:txbxContent>
@@ -14392,7 +14115,7 @@
           <w:color w:val="auto"/>
         </w:rPr>
       </w:pPr>
-      <w:bookmarkStart w:id="34" w:name="_Toc201015146"/>
+      <w:bookmarkStart w:id="44" w:name="_Toc203310622"/>
       <w:r>
         <w:rPr>
           <w:rFonts w:asciiTheme="minorHAnsi" w:hAnsiTheme="minorHAnsi" w:cstheme="minorHAnsi"/>
@@ -14403,7 +14126,7 @@
         <w:lastRenderedPageBreak/>
         <w:t>5. Testen &amp; Debugging</w:t>
       </w:r>
-      <w:bookmarkEnd w:id="34"/>
+      <w:bookmarkEnd w:id="44"/>
     </w:p>
     <w:p/>
     <w:p>
@@ -14415,7 +14138,7 @@
           <w:color w:val="auto"/>
         </w:rPr>
       </w:pPr>
-      <w:bookmarkStart w:id="35" w:name="_Toc201015147"/>
+      <w:bookmarkStart w:id="45" w:name="_Toc203310623"/>
       <w:r>
         <w:rPr>
           <w:b/>
@@ -14424,7 +14147,7 @@
         </w:rPr>
         <w:t>Testen</w:t>
       </w:r>
-      <w:bookmarkEnd w:id="35"/>
+      <w:bookmarkEnd w:id="45"/>
     </w:p>
     <w:p/>
     <w:p>
@@ -14541,7 +14264,7 @@
           <w:color w:val="auto"/>
         </w:rPr>
       </w:pPr>
-      <w:bookmarkStart w:id="36" w:name="_Toc201015148"/>
+      <w:bookmarkStart w:id="46" w:name="_Toc203310624"/>
       <w:r>
         <w:rPr>
           <w:b/>
@@ -14550,7 +14273,7 @@
         </w:rPr>
         <w:t>Debugging</w:t>
       </w:r>
-      <w:bookmarkEnd w:id="36"/>
+      <w:bookmarkEnd w:id="46"/>
     </w:p>
     <w:p/>
     <w:p>
@@ -15145,10 +14868,10 @@
             <v:path o:extrusionok="f" gradientshapeok="t" o:connecttype="rect"/>
             <o:lock v:ext="edit" aspectratio="t"/>
           </v:shapetype>
-          <v:shape id="_x0000_i1025" type="#_x0000_t75" style="width:74.95pt;height:48.85pt" o:ole="">
+          <v:shape id="_x0000_i1030" type="#_x0000_t75" style="width:74.95pt;height:48.85pt" o:ole="">
             <v:imagedata r:id="rId30" o:title=""/>
           </v:shape>
-          <o:OLEObject Type="Embed" ProgID="Package" ShapeID="_x0000_i1025" DrawAspect="Icon" ObjectID="_1813916616" r:id="rId31"/>
+          <o:OLEObject Type="Embed" ProgID="Package" ShapeID="_x0000_i1030" DrawAspect="Icon" ObjectID="_1813925987" r:id="rId31"/>
         </w:object>
       </w:r>
     </w:p>
@@ -15164,7 +14887,7 @@
           <w:color w:val="auto"/>
         </w:rPr>
       </w:pPr>
-      <w:bookmarkStart w:id="37" w:name="_Toc201015149"/>
+      <w:bookmarkStart w:id="47" w:name="_Toc203310625"/>
       <w:r>
         <w:rPr>
           <w:rFonts w:asciiTheme="minorHAnsi" w:hAnsiTheme="minorHAnsi" w:cstheme="minorHAnsi"/>
@@ -15174,7 +14897,7 @@
         </w:rPr>
         <w:t>6. Bugs &amp; Zukünftiges</w:t>
       </w:r>
-      <w:bookmarkEnd w:id="37"/>
+      <w:bookmarkEnd w:id="47"/>
     </w:p>
     <w:p>
       <w:pPr>
@@ -15194,7 +14917,7 @@
           <w:color w:val="auto"/>
         </w:rPr>
       </w:pPr>
-      <w:bookmarkStart w:id="38" w:name="_Toc201015150"/>
+      <w:bookmarkStart w:id="48" w:name="_Toc203310626"/>
       <w:r>
         <w:rPr>
           <w:b/>
@@ -15203,7 +14926,7 @@
         </w:rPr>
         <w:t>Bugs</w:t>
       </w:r>
-      <w:bookmarkEnd w:id="38"/>
+      <w:bookmarkEnd w:id="48"/>
     </w:p>
     <w:p/>
     <w:p>
@@ -15220,15 +14943,13 @@
         </w:rPr>
         <w:t xml:space="preserve">Wie im Kapitel Testen &amp; Debugging bereits beschrieben, sind im </w:t>
       </w:r>
-      <w:proofErr w:type="spellStart"/>
-      <w:r>
-        <w:rPr>
-          <w:sz w:val="24"/>
-          <w:szCs w:val="24"/>
-        </w:rPr>
-        <w:t>laufe</w:t>
-      </w:r>
-      <w:proofErr w:type="spellEnd"/>
+      <w:r>
+        <w:rPr>
+          <w:sz w:val="24"/>
+          <w:szCs w:val="24"/>
+        </w:rPr>
+        <w:t>Laufe</w:t>
+      </w:r>
       <w:r>
         <w:rPr>
           <w:sz w:val="24"/>
@@ -15559,7 +15280,21 @@
                 <w:sz w:val="24"/>
                 <w:szCs w:val="24"/>
               </w:rPr>
-              <w:t>wollen und dies einheitlich angepasst bzw. in der Sprache weitergearbeitet.</w:t>
+              <w:t xml:space="preserve">wollen und dies einheitlich angepasst bzw. in </w:t>
+            </w:r>
+            <w:r>
+              <w:rPr>
+                <w:sz w:val="24"/>
+                <w:szCs w:val="24"/>
+              </w:rPr>
+              <w:t>dieser</w:t>
+            </w:r>
+            <w:r>
+              <w:rPr>
+                <w:sz w:val="24"/>
+                <w:szCs w:val="24"/>
+              </w:rPr>
+              <w:t xml:space="preserve"> Sprache weitergearbeitet.</w:t>
             </w:r>
             <w:r>
               <w:rPr>
@@ -16517,28 +16252,33 @@
               </w:rPr>
               <w:t xml:space="preserve">Aus zeitlichen Gründen haben wir diesen Bug leider nicht mehr beheben können. Jedoch lag der Fokus auch eher auf den </w:t>
             </w:r>
-            <w:proofErr w:type="gramStart"/>
             <w:r>
               <w:rPr>
                 <w:sz w:val="24"/>
                 <w:szCs w:val="24"/>
               </w:rPr>
-              <w:t>A</w:t>
+              <w:t>anderen Fehlern</w:t>
             </w:r>
             <w:r>
               <w:rPr>
                 <w:sz w:val="24"/>
                 <w:szCs w:val="24"/>
               </w:rPr>
-              <w:t>nderen</w:t>
-            </w:r>
-            <w:proofErr w:type="gramEnd"/>
+              <w:t xml:space="preserve">, da wir </w:t>
+            </w:r>
             <w:r>
               <w:rPr>
                 <w:sz w:val="24"/>
                 <w:szCs w:val="24"/>
               </w:rPr>
-              <w:t xml:space="preserve">, da wir den Fehler als nicht schlimm </w:t>
+              <w:t>diesen</w:t>
+            </w:r>
+            <w:r>
+              <w:rPr>
+                <w:sz w:val="24"/>
+                <w:szCs w:val="24"/>
+              </w:rPr>
+              <w:t xml:space="preserve"> Fehler als nicht schlimm </w:t>
             </w:r>
             <w:r>
               <w:rPr>
@@ -16946,7 +16686,7 @@
                                 <w:lang w:val="de-CH"/>
                               </w:rPr>
                             </w:pPr>
-                            <w:bookmarkStart w:id="39" w:name="_Toc201014733"/>
+                            <w:bookmarkStart w:id="49" w:name="_Toc203310682"/>
                             <w:r>
                               <w:t xml:space="preserve">Abbildung </w:t>
                             </w:r>
@@ -16971,7 +16711,7 @@
                             <w:r>
                               <w:t>: Bug bei der Fehlermeldung doppelter Benutzernamen Registrierung</w:t>
                             </w:r>
-                            <w:bookmarkEnd w:id="39"/>
+                            <w:bookmarkEnd w:id="49"/>
                           </w:p>
                         </w:txbxContent>
                       </wps:txbx>
@@ -17000,7 +16740,7 @@
                           <w:lang w:val="de-CH"/>
                         </w:rPr>
                       </w:pPr>
-                      <w:bookmarkStart w:id="54" w:name="_Toc201014733"/>
+                      <w:bookmarkStart w:id="50" w:name="_Toc203310682"/>
                       <w:r>
                         <w:t xml:space="preserve">Abbildung </w:t>
                       </w:r>
@@ -17025,7 +16765,7 @@
                       <w:r>
                         <w:t>: Bug bei der Fehlermeldung doppelter Benutzernamen Registrierung</w:t>
                       </w:r>
-                      <w:bookmarkEnd w:id="54"/>
+                      <w:bookmarkEnd w:id="50"/>
                     </w:p>
                   </w:txbxContent>
                 </v:textbox>
@@ -17440,7 +17180,7 @@
                                 <w:lang w:val="de-CH"/>
                               </w:rPr>
                             </w:pPr>
-                            <w:bookmarkStart w:id="40" w:name="_Toc201014734"/>
+                            <w:bookmarkStart w:id="51" w:name="_Toc203310683"/>
                             <w:r>
                               <w:t xml:space="preserve">Abbildung </w:t>
                             </w:r>
@@ -17465,7 +17205,7 @@
                             <w:r>
                               <w:t>: Bug - Beschreibungsfeld variiert -&gt; großer Abstand</w:t>
                             </w:r>
-                            <w:bookmarkEnd w:id="40"/>
+                            <w:bookmarkEnd w:id="51"/>
                           </w:p>
                         </w:txbxContent>
                       </wps:txbx>
@@ -17497,7 +17237,7 @@
                           <w:lang w:val="de-CH"/>
                         </w:rPr>
                       </w:pPr>
-                      <w:bookmarkStart w:id="56" w:name="_Toc201014734"/>
+                      <w:bookmarkStart w:id="52" w:name="_Toc203310683"/>
                       <w:r>
                         <w:t xml:space="preserve">Abbildung </w:t>
                       </w:r>
@@ -17522,7 +17262,7 @@
                       <w:r>
                         <w:t>: Bug - Beschreibungsfeld variiert -&gt; großer Abstand</w:t>
                       </w:r>
-                      <w:bookmarkEnd w:id="56"/>
+                      <w:bookmarkEnd w:id="52"/>
                     </w:p>
                   </w:txbxContent>
                 </v:textbox>
@@ -17829,7 +17569,7 @@
                                 <w:lang w:val="de-CH"/>
                               </w:rPr>
                             </w:pPr>
-                            <w:bookmarkStart w:id="41" w:name="_Toc201014735"/>
+                            <w:bookmarkStart w:id="53" w:name="_Toc203310684"/>
                             <w:r>
                               <w:t xml:space="preserve">Abbildung </w:t>
                             </w:r>
@@ -17863,7 +17603,7 @@
                             <w:r>
                               <w:t xml:space="preserve"> Abstand</w:t>
                             </w:r>
-                            <w:bookmarkEnd w:id="41"/>
+                            <w:bookmarkEnd w:id="53"/>
                           </w:p>
                         </w:txbxContent>
                       </wps:txbx>
@@ -17894,7 +17634,7 @@
                           <w:lang w:val="de-CH"/>
                         </w:rPr>
                       </w:pPr>
-                      <w:bookmarkStart w:id="58" w:name="_Toc201014735"/>
+                      <w:bookmarkStart w:id="54" w:name="_Toc203310684"/>
                       <w:r>
                         <w:t xml:space="preserve">Abbildung </w:t>
                       </w:r>
@@ -17928,7 +17668,7 @@
                       <w:r>
                         <w:t xml:space="preserve"> Abstand</w:t>
                       </w:r>
-                      <w:bookmarkEnd w:id="58"/>
+                      <w:bookmarkEnd w:id="54"/>
                     </w:p>
                   </w:txbxContent>
                 </v:textbox>
@@ -17948,7 +17688,7 @@
           <w:color w:val="auto"/>
         </w:rPr>
       </w:pPr>
-      <w:bookmarkStart w:id="42" w:name="_Toc201015151"/>
+      <w:bookmarkStart w:id="55" w:name="_Toc203310627"/>
       <w:r>
         <w:rPr>
           <w:b/>
@@ -17966,7 +17706,7 @@
         </w:rPr>
         <w:t>ukünftiges</w:t>
       </w:r>
-      <w:bookmarkEnd w:id="42"/>
+      <w:bookmarkEnd w:id="55"/>
     </w:p>
     <w:p/>
     <w:p>
@@ -18040,6 +17780,13 @@
           <w:szCs w:val="24"/>
         </w:rPr>
         <w:t>Zusätzlich ist geplant zu den jeweiligen Filmen auch die Cover ausgeben zu können</w:t>
+      </w:r>
+      <w:r>
+        <w:rPr>
+          <w:sz w:val="24"/>
+          <w:szCs w:val="24"/>
+        </w:rPr>
+        <w:t>.</w:t>
       </w:r>
     </w:p>
     <w:p>
@@ -18222,7 +17969,7 @@
           <w:color w:val="auto"/>
         </w:rPr>
       </w:pPr>
-      <w:bookmarkStart w:id="43" w:name="_Toc201015152"/>
+      <w:bookmarkStart w:id="56" w:name="_Toc203310628"/>
       <w:r>
         <w:rPr>
           <w:rFonts w:asciiTheme="minorHAnsi" w:hAnsiTheme="minorHAnsi" w:cstheme="minorHAnsi"/>
@@ -18242,7 +17989,7 @@
         </w:rPr>
         <w:t>. Reflexion &amp; Nachbereitung</w:t>
       </w:r>
-      <w:bookmarkEnd w:id="43"/>
+      <w:bookmarkEnd w:id="56"/>
     </w:p>
     <w:p/>
     <w:p>
@@ -18327,7 +18074,21 @@
           <w:sz w:val="24"/>
           <w:szCs w:val="24"/>
         </w:rPr>
-        <w:t>Dennoch gibt es auch Punkte, die wir beim nächsten Projekt besser machen wollen. Zum einen war der Zeitplan am Ende eng, weshalb wir auch bis in den späten Abend am Projekt arbeiten mussten. Allerdings hätten wir als Gruppe den Fokus von unserem C++Projekt auf das Python Projekt legen sollen.</w:t>
+        <w:t>Dennoch gibt es auch Punkte, die wir beim nächsten Projekt besser machen wollen. Zum einen war der Zeitplan am Ende eng, weshalb wir auch bis in den späten Abend am Projekt arbeiten mussten. Allerdings hätten wir als Gruppe den Fokus</w:t>
+      </w:r>
+      <w:r>
+        <w:rPr>
+          <w:sz w:val="24"/>
+          <w:szCs w:val="24"/>
+        </w:rPr>
+        <w:t xml:space="preserve"> mehr</w:t>
+      </w:r>
+      <w:r>
+        <w:rPr>
+          <w:sz w:val="24"/>
+          <w:szCs w:val="24"/>
+        </w:rPr>
+        <w:t xml:space="preserve"> von unserem C++Projekt auf das Python Projekt legen sollen.</w:t>
       </w:r>
       <w:r>
         <w:rPr>
@@ -18394,7 +18155,7 @@
           <w:color w:val="auto"/>
         </w:rPr>
       </w:pPr>
-      <w:bookmarkStart w:id="44" w:name="_Toc201015153"/>
+      <w:bookmarkStart w:id="57" w:name="_Toc203310629"/>
       <w:r>
         <w:rPr>
           <w:rFonts w:asciiTheme="minorHAnsi" w:hAnsiTheme="minorHAnsi" w:cstheme="minorHAnsi"/>
@@ -18414,7 +18175,7 @@
         </w:rPr>
         <w:t>. Quellenverzeichnis</w:t>
       </w:r>
-      <w:bookmarkEnd w:id="44"/>
+      <w:bookmarkEnd w:id="57"/>
     </w:p>
     <w:sdt>
       <w:sdtPr>
@@ -18511,11 +18272,13 @@
                       <w:pStyle w:val="Literaturverzeichnis"/>
                       <w:rPr>
                         <w:noProof/>
+                        <w:lang w:val="en-GB"/>
                       </w:rPr>
                     </w:pPr>
                     <w:r>
                       <w:rPr>
                         <w:noProof/>
+                        <w:lang w:val="en-GB"/>
                       </w:rPr>
                       <w:t xml:space="preserve">R. F. García, iOS Architecture Patterns: MVC, MVP, MVVM, VIPER, and VIP in Swift, Apress, 2023. </w:t>
                     </w:r>
@@ -18603,11 +18366,13 @@
                       <w:pStyle w:val="Literaturverzeichnis"/>
                       <w:rPr>
                         <w:noProof/>
+                        <w:lang w:val="en-GB"/>
                       </w:rPr>
                     </w:pPr>
                     <w:r>
                       <w:rPr>
                         <w:noProof/>
+                        <w:lang w:val="en-GB"/>
                       </w:rPr>
                       <w:t>T. M. Tutorials, «Softwareengineering Tutorial #22 - Model View Controller MVC,» https://www.youtube.com/watch?v=xK-nj3J1zXA, 2018.</w:t>
                     </w:r>
@@ -18649,11 +18414,13 @@
                       <w:pStyle w:val="Literaturverzeichnis"/>
                       <w:rPr>
                         <w:noProof/>
+                        <w:lang w:val="en-GB"/>
                       </w:rPr>
                     </w:pPr>
                     <w:r>
                       <w:rPr>
                         <w:noProof/>
+                        <w:lang w:val="en-GB"/>
                       </w:rPr>
                       <w:t>W. D. Simplified, «MVC Explained in 4 Minutes,» https://www.youtube.com/watch?v=DUg2SWWK18I, 2019.</w:t>
                     </w:r>
@@ -18700,8 +18467,15 @@
                     <w:r>
                       <w:rPr>
                         <w:noProof/>
+                        <w:lang w:val="en-GB"/>
                       </w:rPr>
-                      <w:t>«PythonGUIs - Create a GUI Using Tkinter and Python,» 2022. [Online]. Available: https://www.pythonguis.com/tutorials/create-gui-tkinter/#what-is-tkinter. [Zugriff am 14 06 2025].</w:t>
+                      <w:t xml:space="preserve">«PythonGUIs - Create a GUI Using Tkinter and Python,» 2022. [Online]. Available: https://www.pythonguis.com/tutorials/create-gui-tkinter/#what-is-tkinter. </w:t>
+                    </w:r>
+                    <w:r>
+                      <w:rPr>
+                        <w:noProof/>
+                      </w:rPr>
+                      <w:t>[Zugriff am 14 06 2025].</w:t>
                     </w:r>
                   </w:p>
                 </w:tc>
@@ -18746,8 +18520,15 @@
                     <w:r>
                       <w:rPr>
                         <w:noProof/>
+                        <w:lang w:val="en-GB"/>
                       </w:rPr>
-                      <w:t>«Python - tkinter — Python interface to Tcl/Tk,» [Online]. Available: https://docs.python.org/3/library/tkinter.html. [Zugriff am 14 06 2025].</w:t>
+                      <w:t xml:space="preserve">«Python - tkinter — Python interface to Tcl/Tk,» [Online]. </w:t>
+                    </w:r>
+                    <w:r>
+                      <w:rPr>
+                        <w:noProof/>
+                      </w:rPr>
+                      <w:t>Available: https://docs.python.org/3/library/tkinter.html. [Zugriff am 14 06 2025].</w:t>
                     </w:r>
                   </w:p>
                 </w:tc>
@@ -18792,8 +18573,15 @@
                     <w:r>
                       <w:rPr>
                         <w:noProof/>
+                        <w:lang w:val="en-GB"/>
                       </w:rPr>
-                      <w:t>«Python Tutorial - Tkinter Tutorial,» 2021. [Online]. Available: https://www.pythontutorial.net/tkinter/. [Zugriff am 14 06 2025].</w:t>
+                      <w:t xml:space="preserve">«Python Tutorial - Tkinter Tutorial,» 2021. [Online]. Available: https://www.pythontutorial.net/tkinter/. </w:t>
+                    </w:r>
+                    <w:r>
+                      <w:rPr>
+                        <w:noProof/>
+                      </w:rPr>
+                      <w:t>[Zugriff am 14 06 2025].</w:t>
                     </w:r>
                   </w:p>
                 </w:tc>
@@ -18930,8 +18718,15 @@
                     <w:r>
                       <w:rPr>
                         <w:noProof/>
+                        <w:lang w:val="en-GB"/>
                       </w:rPr>
-                      <w:t>«Firebase,» [Online]. Available: https://firebase.google.com/. [Zugriff am 31 05 2025].</w:t>
+                      <w:t xml:space="preserve">«Firebase,» [Online]. Available: https://firebase.google.com/. </w:t>
+                    </w:r>
+                    <w:r>
+                      <w:rPr>
+                        <w:noProof/>
+                      </w:rPr>
+                      <w:t>[Zugriff am 31 05 2025].</w:t>
                     </w:r>
                   </w:p>
                 </w:tc>
@@ -19082,8 +18877,15 @@
                     <w:r>
                       <w:rPr>
                         <w:noProof/>
+                        <w:lang w:val="en-GB"/>
                       </w:rPr>
-                      <w:t>«Developers - Inhaltbasiertes Filtern,» [Online]. Available: https://developers.google.com/machine-learning/recommendation/content-based/basics?hl=de. [Zugriff am 06 2025].</w:t>
+                      <w:t xml:space="preserve">«Developers - Inhaltbasiertes Filtern,» [Online]. Available: https://developers.google.com/machine-learning/recommendation/content-based/basics?hl=de. </w:t>
+                    </w:r>
+                    <w:r>
+                      <w:rPr>
+                        <w:noProof/>
+                      </w:rPr>
+                      <w:t>[Zugriff am 06 2025].</w:t>
                     </w:r>
                   </w:p>
                 </w:tc>
@@ -19174,8 +18976,15 @@
                     <w:r>
                       <w:rPr>
                         <w:noProof/>
+                        <w:lang w:val="en-GB"/>
                       </w:rPr>
-                      <w:t>«Python.org,» [Online]. Available: https://www.python.org/. [Zugriff am 14 06 2025].</w:t>
+                      <w:t xml:space="preserve">«Python.org,» [Online]. Available: https://www.python.org/. </w:t>
+                    </w:r>
+                    <w:r>
+                      <w:rPr>
+                        <w:noProof/>
+                      </w:rPr>
+                      <w:t>[Zugriff am 14 06 2025].</w:t>
                     </w:r>
                   </w:p>
                 </w:tc>
@@ -19220,29 +19029,26 @@
                     <w:r>
                       <w:rPr>
                         <w:noProof/>
+                        <w:lang w:val="en-GB"/>
                       </w:rPr>
-                      <w:t>«The Movie Database,» [Online]. Available: https://www.themoviedb.org/. [Zugriff am 06 2025].</w:t>
+                      <w:t xml:space="preserve">«The Movie Database,» [Online]. Available: https://www.themoviedb.org/. </w:t>
+                    </w:r>
+                    <w:r>
+                      <w:rPr>
+                        <w:noProof/>
+                      </w:rPr>
+                      <w:t>[Zugriff am 06 2025].</w:t>
                     </w:r>
                   </w:p>
                 </w:tc>
               </w:tr>
             </w:tbl>
             <w:p>
-              <w:pPr>
-                <w:divId w:val="1447962080"/>
-                <w:rPr>
-                  <w:rFonts w:eastAsia="Times New Roman"/>
-                  <w:noProof/>
-                </w:rPr>
-              </w:pPr>
-            </w:p>
-            <w:p>
               <w:r>
                 <w:rPr>
                   <w:b/>
                   <w:bCs/>
                 </w:rPr>
-                <w:lastRenderedPageBreak/>
                 <w:fldChar w:fldCharType="end"/>
               </w:r>
             </w:p>
@@ -19260,7 +19066,7 @@
           <w:color w:val="auto"/>
         </w:rPr>
       </w:pPr>
-      <w:bookmarkStart w:id="45" w:name="_Toc201015154"/>
+      <w:bookmarkStart w:id="58" w:name="_Toc203310630"/>
       <w:r>
         <w:rPr>
           <w:rFonts w:asciiTheme="minorHAnsi" w:hAnsiTheme="minorHAnsi" w:cstheme="minorHAnsi"/>
@@ -19268,9 +19074,10 @@
           <w:bCs/>
           <w:color w:val="auto"/>
         </w:rPr>
+        <w:lastRenderedPageBreak/>
         <w:t>10. Anhang</w:t>
       </w:r>
-      <w:bookmarkEnd w:id="45"/>
+      <w:bookmarkEnd w:id="58"/>
       <w:r>
         <w:rPr>
           <w:rFonts w:asciiTheme="minorHAnsi" w:hAnsiTheme="minorHAnsi" w:cstheme="minorHAnsi"/>
@@ -19298,8 +19105,8 @@
           <w:color w:val="auto"/>
         </w:rPr>
       </w:pPr>
-      <w:bookmarkStart w:id="46" w:name="_Ref200995278"/>
-      <w:bookmarkStart w:id="47" w:name="_Toc201015155"/>
+      <w:bookmarkStart w:id="59" w:name="_Ref200995278"/>
+      <w:bookmarkStart w:id="60" w:name="_Toc203310631"/>
       <w:r>
         <w:rPr>
           <w:b/>
@@ -19308,8 +19115,8 @@
         </w:rPr>
         <w:t>Beispiele für ausgefüllte Umfragebögen</w:t>
       </w:r>
-      <w:bookmarkEnd w:id="46"/>
-      <w:bookmarkEnd w:id="47"/>
+      <w:bookmarkEnd w:id="59"/>
+      <w:bookmarkEnd w:id="60"/>
     </w:p>
     <w:p/>
     <w:p/>
@@ -25220,7 +25027,7 @@
                 </w:ffData>
               </w:fldChar>
             </w:r>
-            <w:bookmarkStart w:id="48" w:name="Check1"/>
+            <w:bookmarkStart w:id="61" w:name="Check1"/>
             <w:r>
               <w:rPr>
                 <w:lang w:bidi="en-US"/>
@@ -25244,7 +25051,7 @@
               </w:rPr>
               <w:fldChar w:fldCharType="end"/>
             </w:r>
-            <w:bookmarkEnd w:id="48"/>
+            <w:bookmarkEnd w:id="61"/>
           </w:p>
         </w:tc>
         <w:tc>
@@ -31024,7 +30831,7 @@
           <w:color w:val="auto"/>
         </w:rPr>
       </w:pPr>
-      <w:bookmarkStart w:id="49" w:name="_Toc201015156"/>
+      <w:bookmarkStart w:id="62" w:name="_Toc203310632"/>
       <w:r>
         <w:rPr>
           <w:b/>
@@ -31033,22 +30840,36 @@
         </w:rPr>
         <w:t>Programmablaufplan</w:t>
       </w:r>
-      <w:bookmarkEnd w:id="49"/>
+      <w:bookmarkEnd w:id="62"/>
     </w:p>
     <w:p/>
     <w:p>
       <w:pPr>
         <w:rPr>
           <w:rFonts w:cstheme="minorHAnsi"/>
-        </w:rPr>
-      </w:pPr>
-      <w:r>
+          <w:sz w:val="24"/>
+          <w:szCs w:val="24"/>
+        </w:rPr>
+      </w:pPr>
+      <w:r>
+        <w:rPr>
+          <w:sz w:val="24"/>
+          <w:szCs w:val="24"/>
+        </w:rPr>
         <w:t xml:space="preserve">Es war uns leider nicht möglich den kompletten Programmablaufplan am Stück in die Doku einzufügen. Auch sinnvoll geteilt, ist dieser leider sehr klein. Aus diesem Grund ist </w:t>
       </w:r>
       <w:r>
+        <w:rPr>
+          <w:sz w:val="24"/>
+          <w:szCs w:val="24"/>
+        </w:rPr>
         <w:t>der PAP</w:t>
       </w:r>
       <w:r>
+        <w:rPr>
+          <w:sz w:val="24"/>
+          <w:szCs w:val="24"/>
+        </w:rPr>
         <w:t xml:space="preserve"> nochmals im Ganzen in unserem Abgabeordner vorhanden.</w:t>
       </w:r>
     </w:p>
@@ -31075,7 +30896,7 @@
           <w:color w:val="auto"/>
         </w:rPr>
       </w:pPr>
-      <w:bookmarkStart w:id="50" w:name="_Toc201015157"/>
+      <w:bookmarkStart w:id="63" w:name="_Toc203310633"/>
       <w:r>
         <w:rPr>
           <w:b/>
@@ -31084,7 +30905,7 @@
         </w:rPr>
         <w:t>Code</w:t>
       </w:r>
-      <w:bookmarkEnd w:id="50"/>
+      <w:bookmarkEnd w:id="63"/>
     </w:p>
     <w:p/>
     <w:p>

--- a/Dokumentation/Abgabe/Dokumentation_Entwicklung_eines_intelligenten_Empfehlungssystems_TEL24B_Carina_Halter_Laura_Mirwald_Semian_Finné_Tristan_Bihler.docx
+++ b/Dokumentation/Abgabe/Dokumentation_Entwicklung_eines_intelligenten_Empfehlungssystems_TEL24B_Carina_Halter_Laura_Mirwald_Semian_Finné_Tristan_Bihler.docx
@@ -1060,7 +1060,7 @@
             </w:rPr>
             <w:fldChar w:fldCharType="separate"/>
           </w:r>
-          <w:hyperlink w:anchor="_Toc203310608" w:history="1">
+          <w:hyperlink w:anchor="_Toc203339066" w:history="1">
             <w:r>
               <w:rPr>
                 <w:rStyle w:val="Hyperlink"/>
@@ -1092,7 +1092,7 @@
                 <w:sz w:val="24"/>
                 <w:szCs w:val="24"/>
               </w:rPr>
-              <w:instrText xml:space="preserve"> PAGEREF _Toc203310608 \h </w:instrText>
+              <w:instrText xml:space="preserve"> PAGEREF _Toc203339066 \h </w:instrText>
             </w:r>
             <w:r>
               <w:rPr>
@@ -1141,7 +1141,7 @@
               <w14:ligatures w14:val="standardContextual"/>
             </w:rPr>
           </w:pPr>
-          <w:hyperlink w:anchor="_Toc203310609" w:history="1">
+          <w:hyperlink w:anchor="_Toc203339067" w:history="1">
             <w:r>
               <w:rPr>
                 <w:rStyle w:val="Hyperlink"/>
@@ -1173,7 +1173,7 @@
                 <w:sz w:val="24"/>
                 <w:szCs w:val="24"/>
               </w:rPr>
-              <w:instrText xml:space="preserve"> PAGEREF _Toc203310609 \h </w:instrText>
+              <w:instrText xml:space="preserve"> PAGEREF _Toc203339067 \h </w:instrText>
             </w:r>
             <w:r>
               <w:rPr>
@@ -1224,7 +1224,7 @@
               <w14:ligatures w14:val="standardContextual"/>
             </w:rPr>
           </w:pPr>
-          <w:hyperlink w:anchor="_Toc203310610" w:history="1">
+          <w:hyperlink w:anchor="_Toc203339068" w:history="1">
             <w:r>
               <w:rPr>
                 <w:rStyle w:val="Hyperlink"/>
@@ -1259,7 +1259,7 @@
                 <w:sz w:val="24"/>
                 <w:szCs w:val="24"/>
               </w:rPr>
-              <w:instrText xml:space="preserve"> PAGEREF _Toc203310610 \h </w:instrText>
+              <w:instrText xml:space="preserve"> PAGEREF _Toc203339068 \h </w:instrText>
             </w:r>
             <w:r>
               <w:rPr>
@@ -1314,7 +1314,7 @@
               <w14:ligatures w14:val="standardContextual"/>
             </w:rPr>
           </w:pPr>
-          <w:hyperlink w:anchor="_Toc203310611" w:history="1">
+          <w:hyperlink w:anchor="_Toc203339069" w:history="1">
             <w:r>
               <w:rPr>
                 <w:rStyle w:val="Hyperlink"/>
@@ -1349,7 +1349,7 @@
                 <w:sz w:val="24"/>
                 <w:szCs w:val="24"/>
               </w:rPr>
-              <w:instrText xml:space="preserve"> PAGEREF _Toc203310611 \h </w:instrText>
+              <w:instrText xml:space="preserve"> PAGEREF _Toc203339069 \h </w:instrText>
             </w:r>
             <w:r>
               <w:rPr>
@@ -1404,7 +1404,7 @@
               <w14:ligatures w14:val="standardContextual"/>
             </w:rPr>
           </w:pPr>
-          <w:hyperlink w:anchor="_Toc203310612" w:history="1">
+          <w:hyperlink w:anchor="_Toc203339070" w:history="1">
             <w:r>
               <w:rPr>
                 <w:rStyle w:val="Hyperlink"/>
@@ -1439,7 +1439,7 @@
                 <w:sz w:val="24"/>
                 <w:szCs w:val="24"/>
               </w:rPr>
-              <w:instrText xml:space="preserve"> PAGEREF _Toc203310612 \h </w:instrText>
+              <w:instrText xml:space="preserve"> PAGEREF _Toc203339070 \h </w:instrText>
             </w:r>
             <w:r>
               <w:rPr>
@@ -1494,7 +1494,7 @@
               <w14:ligatures w14:val="standardContextual"/>
             </w:rPr>
           </w:pPr>
-          <w:hyperlink w:anchor="_Toc203310613" w:history="1">
+          <w:hyperlink w:anchor="_Toc203339071" w:history="1">
             <w:r>
               <w:rPr>
                 <w:rStyle w:val="Hyperlink"/>
@@ -1529,7 +1529,7 @@
                 <w:sz w:val="24"/>
                 <w:szCs w:val="24"/>
               </w:rPr>
-              <w:instrText xml:space="preserve"> PAGEREF _Toc203310613 \h </w:instrText>
+              <w:instrText xml:space="preserve"> PAGEREF _Toc203339071 \h </w:instrText>
             </w:r>
             <w:r>
               <w:rPr>
@@ -1584,7 +1584,7 @@
               <w14:ligatures w14:val="standardContextual"/>
             </w:rPr>
           </w:pPr>
-          <w:hyperlink w:anchor="_Toc203310614" w:history="1">
+          <w:hyperlink w:anchor="_Toc203339072" w:history="1">
             <w:r>
               <w:rPr>
                 <w:rStyle w:val="Hyperlink"/>
@@ -1619,7 +1619,7 @@
                 <w:sz w:val="24"/>
                 <w:szCs w:val="24"/>
               </w:rPr>
-              <w:instrText xml:space="preserve"> PAGEREF _Toc203310614 \h </w:instrText>
+              <w:instrText xml:space="preserve"> PAGEREF _Toc203339072 \h </w:instrText>
             </w:r>
             <w:r>
               <w:rPr>
@@ -1674,7 +1674,7 @@
               <w14:ligatures w14:val="standardContextual"/>
             </w:rPr>
           </w:pPr>
-          <w:hyperlink w:anchor="_Toc203310615" w:history="1">
+          <w:hyperlink w:anchor="_Toc203339073" w:history="1">
             <w:r>
               <w:rPr>
                 <w:rStyle w:val="Hyperlink"/>
@@ -1709,7 +1709,7 @@
                 <w:sz w:val="24"/>
                 <w:szCs w:val="24"/>
               </w:rPr>
-              <w:instrText xml:space="preserve"> PAGEREF _Toc203310615 \h </w:instrText>
+              <w:instrText xml:space="preserve"> PAGEREF _Toc203339073 \h </w:instrText>
             </w:r>
             <w:r>
               <w:rPr>
@@ -1762,7 +1762,7 @@
               <w14:ligatures w14:val="standardContextual"/>
             </w:rPr>
           </w:pPr>
-          <w:hyperlink w:anchor="_Toc203310616" w:history="1">
+          <w:hyperlink w:anchor="_Toc203339074" w:history="1">
             <w:r>
               <w:rPr>
                 <w:rStyle w:val="Hyperlink"/>
@@ -1794,7 +1794,7 @@
                 <w:sz w:val="24"/>
                 <w:szCs w:val="24"/>
               </w:rPr>
-              <w:instrText xml:space="preserve"> PAGEREF _Toc203310616 \h </w:instrText>
+              <w:instrText xml:space="preserve"> PAGEREF _Toc203339074 \h </w:instrText>
             </w:r>
             <w:r>
               <w:rPr>
@@ -1845,7 +1845,7 @@
               <w14:ligatures w14:val="standardContextual"/>
             </w:rPr>
           </w:pPr>
-          <w:hyperlink w:anchor="_Toc203310617" w:history="1">
+          <w:hyperlink w:anchor="_Toc203339075" w:history="1">
             <w:r>
               <w:rPr>
                 <w:rStyle w:val="Hyperlink"/>
@@ -1880,7 +1880,7 @@
                 <w:sz w:val="24"/>
                 <w:szCs w:val="24"/>
               </w:rPr>
-              <w:instrText xml:space="preserve"> PAGEREF _Toc203310617 \h </w:instrText>
+              <w:instrText xml:space="preserve"> PAGEREF _Toc203339075 \h </w:instrText>
             </w:r>
             <w:r>
               <w:rPr>
@@ -1935,7 +1935,7 @@
               <w14:ligatures w14:val="standardContextual"/>
             </w:rPr>
           </w:pPr>
-          <w:hyperlink w:anchor="_Toc203310618" w:history="1">
+          <w:hyperlink w:anchor="_Toc203339076" w:history="1">
             <w:r>
               <w:rPr>
                 <w:rStyle w:val="Hyperlink"/>
@@ -1970,7 +1970,7 @@
                 <w:sz w:val="24"/>
                 <w:szCs w:val="24"/>
               </w:rPr>
-              <w:instrText xml:space="preserve"> PAGEREF _Toc203310618 \h </w:instrText>
+              <w:instrText xml:space="preserve"> PAGEREF _Toc203339076 \h </w:instrText>
             </w:r>
             <w:r>
               <w:rPr>
@@ -2023,7 +2023,7 @@
               <w14:ligatures w14:val="standardContextual"/>
             </w:rPr>
           </w:pPr>
-          <w:hyperlink w:anchor="_Toc203310619" w:history="1">
+          <w:hyperlink w:anchor="_Toc203339077" w:history="1">
             <w:r>
               <w:rPr>
                 <w:rStyle w:val="Hyperlink"/>
@@ -2055,7 +2055,7 @@
                 <w:sz w:val="24"/>
                 <w:szCs w:val="24"/>
               </w:rPr>
-              <w:instrText xml:space="preserve"> PAGEREF _Toc203310619 \h </w:instrText>
+              <w:instrText xml:space="preserve"> PAGEREF _Toc203339077 \h </w:instrText>
             </w:r>
             <w:r>
               <w:rPr>
@@ -2106,7 +2106,7 @@
               <w14:ligatures w14:val="standardContextual"/>
             </w:rPr>
           </w:pPr>
-          <w:hyperlink w:anchor="_Toc203310620" w:history="1">
+          <w:hyperlink w:anchor="_Toc203339078" w:history="1">
             <w:r>
               <w:rPr>
                 <w:rStyle w:val="Hyperlink"/>
@@ -2141,7 +2141,7 @@
                 <w:sz w:val="24"/>
                 <w:szCs w:val="24"/>
               </w:rPr>
-              <w:instrText xml:space="preserve"> PAGEREF _Toc203310620 \h </w:instrText>
+              <w:instrText xml:space="preserve"> PAGEREF _Toc203339078 \h </w:instrText>
             </w:r>
             <w:r>
               <w:rPr>
@@ -2196,7 +2196,7 @@
               <w14:ligatures w14:val="standardContextual"/>
             </w:rPr>
           </w:pPr>
-          <w:hyperlink w:anchor="_Toc203310621" w:history="1">
+          <w:hyperlink w:anchor="_Toc203339079" w:history="1">
             <w:r>
               <w:rPr>
                 <w:rStyle w:val="Hyperlink"/>
@@ -2231,7 +2231,7 @@
                 <w:sz w:val="24"/>
                 <w:szCs w:val="24"/>
               </w:rPr>
-              <w:instrText xml:space="preserve"> PAGEREF _Toc203310621 \h </w:instrText>
+              <w:instrText xml:space="preserve"> PAGEREF _Toc203339079 \h </w:instrText>
             </w:r>
             <w:r>
               <w:rPr>
@@ -2284,7 +2284,7 @@
               <w14:ligatures w14:val="standardContextual"/>
             </w:rPr>
           </w:pPr>
-          <w:hyperlink w:anchor="_Toc203310622" w:history="1">
+          <w:hyperlink w:anchor="_Toc203339080" w:history="1">
             <w:r>
               <w:rPr>
                 <w:rStyle w:val="Hyperlink"/>
@@ -2316,7 +2316,7 @@
                 <w:sz w:val="24"/>
                 <w:szCs w:val="24"/>
               </w:rPr>
-              <w:instrText xml:space="preserve"> PAGEREF _Toc203310622 \h </w:instrText>
+              <w:instrText xml:space="preserve"> PAGEREF _Toc203339080 \h </w:instrText>
             </w:r>
             <w:r>
               <w:rPr>
@@ -2367,7 +2367,7 @@
               <w14:ligatures w14:val="standardContextual"/>
             </w:rPr>
           </w:pPr>
-          <w:hyperlink w:anchor="_Toc203310623" w:history="1">
+          <w:hyperlink w:anchor="_Toc203339081" w:history="1">
             <w:r>
               <w:rPr>
                 <w:rStyle w:val="Hyperlink"/>
@@ -2402,7 +2402,7 @@
                 <w:sz w:val="24"/>
                 <w:szCs w:val="24"/>
               </w:rPr>
-              <w:instrText xml:space="preserve"> PAGEREF _Toc203310623 \h </w:instrText>
+              <w:instrText xml:space="preserve"> PAGEREF _Toc203339081 \h </w:instrText>
             </w:r>
             <w:r>
               <w:rPr>
@@ -2457,7 +2457,7 @@
               <w14:ligatures w14:val="standardContextual"/>
             </w:rPr>
           </w:pPr>
-          <w:hyperlink w:anchor="_Toc203310624" w:history="1">
+          <w:hyperlink w:anchor="_Toc203339082" w:history="1">
             <w:r>
               <w:rPr>
                 <w:rStyle w:val="Hyperlink"/>
@@ -2492,7 +2492,7 @@
                 <w:sz w:val="24"/>
                 <w:szCs w:val="24"/>
               </w:rPr>
-              <w:instrText xml:space="preserve"> PAGEREF _Toc203310624 \h </w:instrText>
+              <w:instrText xml:space="preserve"> PAGEREF _Toc203339082 \h </w:instrText>
             </w:r>
             <w:r>
               <w:rPr>
@@ -2518,7 +2518,7 @@
                 <w:sz w:val="24"/>
                 <w:szCs w:val="24"/>
               </w:rPr>
-              <w:t>22</w:t>
+              <w:t>23</w:t>
             </w:r>
             <w:r>
               <w:rPr>
@@ -2545,7 +2545,7 @@
               <w14:ligatures w14:val="standardContextual"/>
             </w:rPr>
           </w:pPr>
-          <w:hyperlink w:anchor="_Toc203310625" w:history="1">
+          <w:hyperlink w:anchor="_Toc203339083" w:history="1">
             <w:r>
               <w:rPr>
                 <w:rStyle w:val="Hyperlink"/>
@@ -2577,7 +2577,7 @@
                 <w:sz w:val="24"/>
                 <w:szCs w:val="24"/>
               </w:rPr>
-              <w:instrText xml:space="preserve"> PAGEREF _Toc203310625 \h </w:instrText>
+              <w:instrText xml:space="preserve"> PAGEREF _Toc203339083 \h </w:instrText>
             </w:r>
             <w:r>
               <w:rPr>
@@ -2600,7 +2600,7 @@
                 <w:sz w:val="24"/>
                 <w:szCs w:val="24"/>
               </w:rPr>
-              <w:t>23</w:t>
+              <w:t>24</w:t>
             </w:r>
             <w:r>
               <w:rPr>
@@ -2628,7 +2628,7 @@
               <w14:ligatures w14:val="standardContextual"/>
             </w:rPr>
           </w:pPr>
-          <w:hyperlink w:anchor="_Toc203310626" w:history="1">
+          <w:hyperlink w:anchor="_Toc203339084" w:history="1">
             <w:r>
               <w:rPr>
                 <w:rStyle w:val="Hyperlink"/>
@@ -2663,7 +2663,7 @@
                 <w:sz w:val="24"/>
                 <w:szCs w:val="24"/>
               </w:rPr>
-              <w:instrText xml:space="preserve"> PAGEREF _Toc203310626 \h </w:instrText>
+              <w:instrText xml:space="preserve"> PAGEREF _Toc203339084 \h </w:instrText>
             </w:r>
             <w:r>
               <w:rPr>
@@ -2689,7 +2689,7 @@
                 <w:sz w:val="24"/>
                 <w:szCs w:val="24"/>
               </w:rPr>
-              <w:t>23</w:t>
+              <w:t>24</w:t>
             </w:r>
             <w:r>
               <w:rPr>
@@ -2718,7 +2718,7 @@
               <w14:ligatures w14:val="standardContextual"/>
             </w:rPr>
           </w:pPr>
-          <w:hyperlink w:anchor="_Toc203310627" w:history="1">
+          <w:hyperlink w:anchor="_Toc203339085" w:history="1">
             <w:r>
               <w:rPr>
                 <w:rStyle w:val="Hyperlink"/>
@@ -2753,7 +2753,7 @@
                 <w:sz w:val="24"/>
                 <w:szCs w:val="24"/>
               </w:rPr>
-              <w:instrText xml:space="preserve"> PAGEREF _Toc203310627 \h </w:instrText>
+              <w:instrText xml:space="preserve"> PAGEREF _Toc203339085 \h </w:instrText>
             </w:r>
             <w:r>
               <w:rPr>
@@ -2779,7 +2779,7 @@
                 <w:sz w:val="24"/>
                 <w:szCs w:val="24"/>
               </w:rPr>
-              <w:t>27</w:t>
+              <w:t>28</w:t>
             </w:r>
             <w:r>
               <w:rPr>
@@ -2797,8 +2797,6 @@
             <w:pStyle w:val="Verzeichnis1"/>
             <w:rPr>
               <w:rFonts w:eastAsiaTheme="minorEastAsia"/>
-              <w:b w:val="0"/>
-              <w:bCs w:val="0"/>
               <w:kern w:val="2"/>
               <w:sz w:val="24"/>
               <w:szCs w:val="24"/>
@@ -2806,7 +2804,7 @@
               <w14:ligatures w14:val="standardContextual"/>
             </w:rPr>
           </w:pPr>
-          <w:hyperlink w:anchor="_Toc203310628" w:history="1">
+          <w:hyperlink w:anchor="_Toc203339086" w:history="1">
             <w:r>
               <w:rPr>
                 <w:rStyle w:val="Hyperlink"/>
@@ -2838,7 +2836,7 @@
                 <w:sz w:val="24"/>
                 <w:szCs w:val="24"/>
               </w:rPr>
-              <w:instrText xml:space="preserve"> PAGEREF _Toc203310628 \h </w:instrText>
+              <w:instrText xml:space="preserve"> PAGEREF _Toc203339086 \h </w:instrText>
             </w:r>
             <w:r>
               <w:rPr>
@@ -2861,7 +2859,7 @@
                 <w:sz w:val="24"/>
                 <w:szCs w:val="24"/>
               </w:rPr>
-              <w:t>28</w:t>
+              <w:t>29</w:t>
             </w:r>
             <w:r>
               <w:rPr>
@@ -2878,8 +2876,6 @@
             <w:pStyle w:val="Verzeichnis1"/>
             <w:rPr>
               <w:rFonts w:eastAsiaTheme="minorEastAsia"/>
-              <w:b w:val="0"/>
-              <w:bCs w:val="0"/>
               <w:kern w:val="2"/>
               <w:sz w:val="24"/>
               <w:szCs w:val="24"/>
@@ -2887,7 +2883,7 @@
               <w14:ligatures w14:val="standardContextual"/>
             </w:rPr>
           </w:pPr>
-          <w:hyperlink w:anchor="_Toc203310629" w:history="1">
+          <w:hyperlink w:anchor="_Toc203339087" w:history="1">
             <w:r>
               <w:rPr>
                 <w:rStyle w:val="Hyperlink"/>
@@ -2919,7 +2915,7 @@
                 <w:sz w:val="24"/>
                 <w:szCs w:val="24"/>
               </w:rPr>
-              <w:instrText xml:space="preserve"> PAGEREF _Toc203310629 \h </w:instrText>
+              <w:instrText xml:space="preserve"> PAGEREF _Toc203339087 \h </w:instrText>
             </w:r>
             <w:r>
               <w:rPr>
@@ -2942,7 +2938,7 @@
                 <w:sz w:val="24"/>
                 <w:szCs w:val="24"/>
               </w:rPr>
-              <w:t>29</w:t>
+              <w:t>30</w:t>
             </w:r>
             <w:r>
               <w:rPr>
@@ -2959,8 +2955,6 @@
             <w:pStyle w:val="Verzeichnis1"/>
             <w:rPr>
               <w:rFonts w:eastAsiaTheme="minorEastAsia"/>
-              <w:b w:val="0"/>
-              <w:bCs w:val="0"/>
               <w:kern w:val="2"/>
               <w:sz w:val="24"/>
               <w:szCs w:val="24"/>
@@ -2968,7 +2962,7 @@
               <w14:ligatures w14:val="standardContextual"/>
             </w:rPr>
           </w:pPr>
-          <w:hyperlink w:anchor="_Toc203310630" w:history="1">
+          <w:hyperlink w:anchor="_Toc203339088" w:history="1">
             <w:r>
               <w:rPr>
                 <w:rStyle w:val="Hyperlink"/>
@@ -2976,7 +2970,7 @@
                 <w:sz w:val="24"/>
                 <w:szCs w:val="24"/>
               </w:rPr>
-              <w:t>10. Anhang</w:t>
+              <w:t>9. Anhang</w:t>
             </w:r>
             <w:r>
               <w:rPr>
@@ -3000,7 +2994,7 @@
                 <w:sz w:val="24"/>
                 <w:szCs w:val="24"/>
               </w:rPr>
-              <w:instrText xml:space="preserve"> PAGEREF _Toc203310630 \h </w:instrText>
+              <w:instrText xml:space="preserve"> PAGEREF _Toc203339088 \h </w:instrText>
             </w:r>
             <w:r>
               <w:rPr>
@@ -3023,7 +3017,7 @@
                 <w:sz w:val="24"/>
                 <w:szCs w:val="24"/>
               </w:rPr>
-              <w:t>30</w:t>
+              <w:t>31</w:t>
             </w:r>
             <w:r>
               <w:rPr>
@@ -3051,7 +3045,7 @@
               <w14:ligatures w14:val="standardContextual"/>
             </w:rPr>
           </w:pPr>
-          <w:hyperlink w:anchor="_Toc203310631" w:history="1">
+          <w:hyperlink w:anchor="_Toc203339089" w:history="1">
             <w:r>
               <w:rPr>
                 <w:rStyle w:val="Hyperlink"/>
@@ -3086,7 +3080,7 @@
                 <w:sz w:val="24"/>
                 <w:szCs w:val="24"/>
               </w:rPr>
-              <w:instrText xml:space="preserve"> PAGEREF _Toc203310631 \h </w:instrText>
+              <w:instrText xml:space="preserve"> PAGEREF _Toc203339089 \h </w:instrText>
             </w:r>
             <w:r>
               <w:rPr>
@@ -3112,7 +3106,7 @@
                 <w:sz w:val="24"/>
                 <w:szCs w:val="24"/>
               </w:rPr>
-              <w:t>30</w:t>
+              <w:t>31</w:t>
             </w:r>
             <w:r>
               <w:rPr>
@@ -3141,7 +3135,7 @@
               <w14:ligatures w14:val="standardContextual"/>
             </w:rPr>
           </w:pPr>
-          <w:hyperlink w:anchor="_Toc203310632" w:history="1">
+          <w:hyperlink w:anchor="_Toc203339090" w:history="1">
             <w:r>
               <w:rPr>
                 <w:rStyle w:val="Hyperlink"/>
@@ -3176,7 +3170,7 @@
                 <w:sz w:val="24"/>
                 <w:szCs w:val="24"/>
               </w:rPr>
-              <w:instrText xml:space="preserve"> PAGEREF _Toc203310632 \h </w:instrText>
+              <w:instrText xml:space="preserve"> PAGEREF _Toc203339090 \h </w:instrText>
             </w:r>
             <w:r>
               <w:rPr>
@@ -3202,7 +3196,7 @@
                 <w:sz w:val="24"/>
                 <w:szCs w:val="24"/>
               </w:rPr>
-              <w:t>35</w:t>
+              <w:t>36</w:t>
             </w:r>
             <w:r>
               <w:rPr>
@@ -3231,7 +3225,7 @@
               <w14:ligatures w14:val="standardContextual"/>
             </w:rPr>
           </w:pPr>
-          <w:hyperlink w:anchor="_Toc203310633" w:history="1">
+          <w:hyperlink w:anchor="_Toc203339091" w:history="1">
             <w:r>
               <w:rPr>
                 <w:rStyle w:val="Hyperlink"/>
@@ -3266,7 +3260,7 @@
                 <w:sz w:val="24"/>
                 <w:szCs w:val="24"/>
               </w:rPr>
-              <w:instrText xml:space="preserve"> PAGEREF _Toc203310633 \h </w:instrText>
+              <w:instrText xml:space="preserve"> PAGEREF _Toc203339091 \h </w:instrText>
             </w:r>
             <w:r>
               <w:rPr>
@@ -3292,7 +3286,7 @@
                 <w:sz w:val="24"/>
                 <w:szCs w:val="24"/>
               </w:rPr>
-              <w:t>35</w:t>
+              <w:t>36</w:t>
             </w:r>
             <w:r>
               <w:rPr>
@@ -3425,8 +3419,8 @@
           <w:rFonts w:eastAsiaTheme="minorEastAsia"/>
           <w:noProof/>
           <w:kern w:val="2"/>
-          <w:sz w:val="28"/>
-          <w:szCs w:val="28"/>
+          <w:sz w:val="24"/>
+          <w:szCs w:val="24"/>
           <w:lang w:val="de-DE" w:eastAsia="de-DE"/>
           <w14:ligatures w14:val="standardContextual"/>
         </w:rPr>
@@ -3452,7 +3446,7 @@
         </w:rPr>
         <w:fldChar w:fldCharType="separate"/>
       </w:r>
-      <w:hyperlink w:anchor="_Toc203310666" w:history="1">
+      <w:hyperlink w:anchor="_Toc203339045" w:history="1">
         <w:r>
           <w:rPr>
             <w:rStyle w:val="Hyperlink"/>
@@ -3487,7 +3481,7 @@
             <w:sz w:val="24"/>
             <w:szCs w:val="24"/>
           </w:rPr>
-          <w:instrText xml:space="preserve"> PAGEREF _Toc203310666 \h </w:instrText>
+          <w:instrText xml:space="preserve"> PAGEREF _Toc203339045 \h </w:instrText>
         </w:r>
         <w:r>
           <w:rPr>
@@ -3536,13 +3530,13 @@
           <w:rFonts w:eastAsiaTheme="minorEastAsia"/>
           <w:noProof/>
           <w:kern w:val="2"/>
-          <w:sz w:val="28"/>
-          <w:szCs w:val="28"/>
+          <w:sz w:val="24"/>
+          <w:szCs w:val="24"/>
           <w:lang w:val="de-DE" w:eastAsia="de-DE"/>
           <w14:ligatures w14:val="standardContextual"/>
         </w:rPr>
       </w:pPr>
-      <w:hyperlink w:anchor="_Toc203310667" w:history="1">
+      <w:hyperlink w:anchor="_Toc203339046" w:history="1">
         <w:r>
           <w:rPr>
             <w:rStyle w:val="Hyperlink"/>
@@ -3577,7 +3571,7 @@
             <w:sz w:val="24"/>
             <w:szCs w:val="24"/>
           </w:rPr>
-          <w:instrText xml:space="preserve"> PAGEREF _Toc203310667 \h </w:instrText>
+          <w:instrText xml:space="preserve"> PAGEREF _Toc203339046 \h </w:instrText>
         </w:r>
         <w:r>
           <w:rPr>
@@ -3626,13 +3620,13 @@
           <w:rFonts w:eastAsiaTheme="minorEastAsia"/>
           <w:noProof/>
           <w:kern w:val="2"/>
-          <w:sz w:val="28"/>
-          <w:szCs w:val="28"/>
+          <w:sz w:val="24"/>
+          <w:szCs w:val="24"/>
           <w:lang w:val="de-DE" w:eastAsia="de-DE"/>
           <w14:ligatures w14:val="standardContextual"/>
         </w:rPr>
       </w:pPr>
-      <w:hyperlink w:anchor="_Toc203310668" w:history="1">
+      <w:hyperlink w:anchor="_Toc203339047" w:history="1">
         <w:r>
           <w:rPr>
             <w:rStyle w:val="Hyperlink"/>
@@ -3667,7 +3661,7 @@
             <w:sz w:val="24"/>
             <w:szCs w:val="24"/>
           </w:rPr>
-          <w:instrText xml:space="preserve"> PAGEREF _Toc203310668 \h </w:instrText>
+          <w:instrText xml:space="preserve"> PAGEREF _Toc203339047 \h </w:instrText>
         </w:r>
         <w:r>
           <w:rPr>
@@ -3716,13 +3710,13 @@
           <w:rFonts w:eastAsiaTheme="minorEastAsia"/>
           <w:noProof/>
           <w:kern w:val="2"/>
-          <w:sz w:val="28"/>
-          <w:szCs w:val="28"/>
+          <w:sz w:val="24"/>
+          <w:szCs w:val="24"/>
           <w:lang w:val="de-DE" w:eastAsia="de-DE"/>
           <w14:ligatures w14:val="standardContextual"/>
         </w:rPr>
       </w:pPr>
-      <w:hyperlink w:anchor="_Toc203310669" w:history="1">
+      <w:hyperlink w:anchor="_Toc203339048" w:history="1">
         <w:r>
           <w:rPr>
             <w:rStyle w:val="Hyperlink"/>
@@ -3757,7 +3751,7 @@
             <w:sz w:val="24"/>
             <w:szCs w:val="24"/>
           </w:rPr>
-          <w:instrText xml:space="preserve"> PAGEREF _Toc203310669 \h </w:instrText>
+          <w:instrText xml:space="preserve"> PAGEREF _Toc203339048 \h </w:instrText>
         </w:r>
         <w:r>
           <w:rPr>
@@ -3806,13 +3800,13 @@
           <w:rFonts w:eastAsiaTheme="minorEastAsia"/>
           <w:noProof/>
           <w:kern w:val="2"/>
-          <w:sz w:val="28"/>
-          <w:szCs w:val="28"/>
+          <w:sz w:val="24"/>
+          <w:szCs w:val="24"/>
           <w:lang w:val="de-DE" w:eastAsia="de-DE"/>
           <w14:ligatures w14:val="standardContextual"/>
         </w:rPr>
       </w:pPr>
-      <w:hyperlink w:anchor="_Toc203310670" w:history="1">
+      <w:hyperlink w:anchor="_Toc203339049" w:history="1">
         <w:r>
           <w:rPr>
             <w:rStyle w:val="Hyperlink"/>
@@ -3847,7 +3841,7 @@
             <w:sz w:val="24"/>
             <w:szCs w:val="24"/>
           </w:rPr>
-          <w:instrText xml:space="preserve"> PAGEREF _Toc203310670 \h </w:instrText>
+          <w:instrText xml:space="preserve"> PAGEREF _Toc203339049 \h </w:instrText>
         </w:r>
         <w:r>
           <w:rPr>
@@ -3896,13 +3890,13 @@
           <w:rFonts w:eastAsiaTheme="minorEastAsia"/>
           <w:noProof/>
           <w:kern w:val="2"/>
-          <w:sz w:val="28"/>
-          <w:szCs w:val="28"/>
+          <w:sz w:val="24"/>
+          <w:szCs w:val="24"/>
           <w:lang w:val="de-DE" w:eastAsia="de-DE"/>
           <w14:ligatures w14:val="standardContextual"/>
         </w:rPr>
       </w:pPr>
-      <w:hyperlink w:anchor="_Toc203310671" w:history="1">
+      <w:hyperlink w:anchor="_Toc203339050" w:history="1">
         <w:r>
           <w:rPr>
             <w:rStyle w:val="Hyperlink"/>
@@ -3937,7 +3931,7 @@
             <w:sz w:val="24"/>
             <w:szCs w:val="24"/>
           </w:rPr>
-          <w:instrText xml:space="preserve"> PAGEREF _Toc203310671 \h </w:instrText>
+          <w:instrText xml:space="preserve"> PAGEREF _Toc203339050 \h </w:instrText>
         </w:r>
         <w:r>
           <w:rPr>
@@ -3986,13 +3980,13 @@
           <w:rFonts w:eastAsiaTheme="minorEastAsia"/>
           <w:noProof/>
           <w:kern w:val="2"/>
-          <w:sz w:val="28"/>
-          <w:szCs w:val="28"/>
+          <w:sz w:val="24"/>
+          <w:szCs w:val="24"/>
           <w:lang w:val="de-DE" w:eastAsia="de-DE"/>
           <w14:ligatures w14:val="standardContextual"/>
         </w:rPr>
       </w:pPr>
-      <w:hyperlink w:anchor="_Toc203310672" w:history="1">
+      <w:hyperlink w:anchor="_Toc203339051" w:history="1">
         <w:r>
           <w:rPr>
             <w:rStyle w:val="Hyperlink"/>
@@ -4027,7 +4021,7 @@
             <w:sz w:val="24"/>
             <w:szCs w:val="24"/>
           </w:rPr>
-          <w:instrText xml:space="preserve"> PAGEREF _Toc203310672 \h </w:instrText>
+          <w:instrText xml:space="preserve"> PAGEREF _Toc203339051 \h </w:instrText>
         </w:r>
         <w:r>
           <w:rPr>
@@ -4076,13 +4070,13 @@
           <w:rFonts w:eastAsiaTheme="minorEastAsia"/>
           <w:noProof/>
           <w:kern w:val="2"/>
-          <w:sz w:val="28"/>
-          <w:szCs w:val="28"/>
+          <w:sz w:val="24"/>
+          <w:szCs w:val="24"/>
           <w:lang w:val="de-DE" w:eastAsia="de-DE"/>
           <w14:ligatures w14:val="standardContextual"/>
         </w:rPr>
       </w:pPr>
-      <w:hyperlink w:anchor="_Toc203310673" w:history="1">
+      <w:hyperlink w:anchor="_Toc203339052" w:history="1">
         <w:r>
           <w:rPr>
             <w:rStyle w:val="Hyperlink"/>
@@ -4117,7 +4111,7 @@
             <w:sz w:val="24"/>
             <w:szCs w:val="24"/>
           </w:rPr>
-          <w:instrText xml:space="preserve"> PAGEREF _Toc203310673 \h </w:instrText>
+          <w:instrText xml:space="preserve"> PAGEREF _Toc203339052 \h </w:instrText>
         </w:r>
         <w:r>
           <w:rPr>
@@ -4166,13 +4160,13 @@
           <w:rFonts w:eastAsiaTheme="minorEastAsia"/>
           <w:noProof/>
           <w:kern w:val="2"/>
-          <w:sz w:val="28"/>
-          <w:szCs w:val="28"/>
+          <w:sz w:val="24"/>
+          <w:szCs w:val="24"/>
           <w:lang w:val="de-DE" w:eastAsia="de-DE"/>
           <w14:ligatures w14:val="standardContextual"/>
         </w:rPr>
       </w:pPr>
-      <w:hyperlink w:anchor="_Toc203310674" w:history="1">
+      <w:hyperlink w:anchor="_Toc203339053" w:history="1">
         <w:r>
           <w:rPr>
             <w:rStyle w:val="Hyperlink"/>
@@ -4180,7 +4174,7 @@
             <w:sz w:val="24"/>
             <w:szCs w:val="24"/>
           </w:rPr>
-          <w:t>Abbildung 11: Fehlermeldung - User existiert bereits</w:t>
+          <w:t>Abbildung 9: Login-Maske fertiger GUI</w:t>
         </w:r>
         <w:r>
           <w:rPr>
@@ -4207,7 +4201,7 @@
             <w:sz w:val="24"/>
             <w:szCs w:val="24"/>
           </w:rPr>
-          <w:instrText xml:space="preserve"> PAGEREF _Toc203310674 \h </w:instrText>
+          <w:instrText xml:space="preserve"> PAGEREF _Toc203339053 \h </w:instrText>
         </w:r>
         <w:r>
           <w:rPr>
@@ -4256,13 +4250,193 @@
           <w:rFonts w:eastAsiaTheme="minorEastAsia"/>
           <w:noProof/>
           <w:kern w:val="2"/>
-          <w:sz w:val="28"/>
-          <w:szCs w:val="28"/>
+          <w:sz w:val="24"/>
+          <w:szCs w:val="24"/>
           <w:lang w:val="de-DE" w:eastAsia="de-DE"/>
           <w14:ligatures w14:val="standardContextual"/>
         </w:rPr>
       </w:pPr>
-      <w:hyperlink w:anchor="_Toc203310675" w:history="1">
+      <w:hyperlink w:anchor="_Toc203339054" w:history="1">
+        <w:r>
+          <w:rPr>
+            <w:rStyle w:val="Hyperlink"/>
+            <w:noProof/>
+            <w:sz w:val="24"/>
+            <w:szCs w:val="24"/>
+          </w:rPr>
+          <w:t>Abbildung 10: Fehlermeldung - User existiert nicht</w:t>
+        </w:r>
+        <w:r>
+          <w:rPr>
+            <w:noProof/>
+            <w:webHidden/>
+            <w:sz w:val="24"/>
+            <w:szCs w:val="24"/>
+          </w:rPr>
+          <w:tab/>
+        </w:r>
+        <w:r>
+          <w:rPr>
+            <w:noProof/>
+            <w:webHidden/>
+            <w:sz w:val="24"/>
+            <w:szCs w:val="24"/>
+          </w:rPr>
+          <w:fldChar w:fldCharType="begin"/>
+        </w:r>
+        <w:r>
+          <w:rPr>
+            <w:noProof/>
+            <w:webHidden/>
+            <w:sz w:val="24"/>
+            <w:szCs w:val="24"/>
+          </w:rPr>
+          <w:instrText xml:space="preserve"> PAGEREF _Toc203339054 \h </w:instrText>
+        </w:r>
+        <w:r>
+          <w:rPr>
+            <w:noProof/>
+            <w:webHidden/>
+            <w:sz w:val="24"/>
+            <w:szCs w:val="24"/>
+          </w:rPr>
+        </w:r>
+        <w:r>
+          <w:rPr>
+            <w:noProof/>
+            <w:webHidden/>
+            <w:sz w:val="24"/>
+            <w:szCs w:val="24"/>
+          </w:rPr>
+          <w:fldChar w:fldCharType="separate"/>
+        </w:r>
+        <w:r>
+          <w:rPr>
+            <w:noProof/>
+            <w:webHidden/>
+            <w:sz w:val="24"/>
+            <w:szCs w:val="24"/>
+          </w:rPr>
+          <w:t>13</w:t>
+        </w:r>
+        <w:r>
+          <w:rPr>
+            <w:noProof/>
+            <w:webHidden/>
+            <w:sz w:val="24"/>
+            <w:szCs w:val="24"/>
+          </w:rPr>
+          <w:fldChar w:fldCharType="end"/>
+        </w:r>
+      </w:hyperlink>
+    </w:p>
+    <w:p>
+      <w:pPr>
+        <w:pStyle w:val="Abbildungsverzeichnis"/>
+        <w:tabs>
+          <w:tab w:val="right" w:leader="dot" w:pos="9062"/>
+        </w:tabs>
+        <w:rPr>
+          <w:rFonts w:eastAsiaTheme="minorEastAsia"/>
+          <w:noProof/>
+          <w:kern w:val="2"/>
+          <w:sz w:val="24"/>
+          <w:szCs w:val="24"/>
+          <w:lang w:val="de-DE" w:eastAsia="de-DE"/>
+          <w14:ligatures w14:val="standardContextual"/>
+        </w:rPr>
+      </w:pPr>
+      <w:hyperlink w:anchor="_Toc203339055" w:history="1">
+        <w:r>
+          <w:rPr>
+            <w:rStyle w:val="Hyperlink"/>
+            <w:noProof/>
+            <w:sz w:val="24"/>
+            <w:szCs w:val="24"/>
+          </w:rPr>
+          <w:t>Abbildung 11: Fehlermeldung - User existiert bereits</w:t>
+        </w:r>
+        <w:r>
+          <w:rPr>
+            <w:noProof/>
+            <w:webHidden/>
+            <w:sz w:val="24"/>
+            <w:szCs w:val="24"/>
+          </w:rPr>
+          <w:tab/>
+        </w:r>
+        <w:r>
+          <w:rPr>
+            <w:noProof/>
+            <w:webHidden/>
+            <w:sz w:val="24"/>
+            <w:szCs w:val="24"/>
+          </w:rPr>
+          <w:fldChar w:fldCharType="begin"/>
+        </w:r>
+        <w:r>
+          <w:rPr>
+            <w:noProof/>
+            <w:webHidden/>
+            <w:sz w:val="24"/>
+            <w:szCs w:val="24"/>
+          </w:rPr>
+          <w:instrText xml:space="preserve"> PAGEREF _Toc203339055 \h </w:instrText>
+        </w:r>
+        <w:r>
+          <w:rPr>
+            <w:noProof/>
+            <w:webHidden/>
+            <w:sz w:val="24"/>
+            <w:szCs w:val="24"/>
+          </w:rPr>
+        </w:r>
+        <w:r>
+          <w:rPr>
+            <w:noProof/>
+            <w:webHidden/>
+            <w:sz w:val="24"/>
+            <w:szCs w:val="24"/>
+          </w:rPr>
+          <w:fldChar w:fldCharType="separate"/>
+        </w:r>
+        <w:r>
+          <w:rPr>
+            <w:noProof/>
+            <w:webHidden/>
+            <w:sz w:val="24"/>
+            <w:szCs w:val="24"/>
+          </w:rPr>
+          <w:t>13</w:t>
+        </w:r>
+        <w:r>
+          <w:rPr>
+            <w:noProof/>
+            <w:webHidden/>
+            <w:sz w:val="24"/>
+            <w:szCs w:val="24"/>
+          </w:rPr>
+          <w:fldChar w:fldCharType="end"/>
+        </w:r>
+      </w:hyperlink>
+    </w:p>
+    <w:p>
+      <w:pPr>
+        <w:pStyle w:val="Abbildungsverzeichnis"/>
+        <w:tabs>
+          <w:tab w:val="right" w:leader="dot" w:pos="9062"/>
+        </w:tabs>
+        <w:rPr>
+          <w:rFonts w:eastAsiaTheme="minorEastAsia"/>
+          <w:noProof/>
+          <w:kern w:val="2"/>
+          <w:sz w:val="24"/>
+          <w:szCs w:val="24"/>
+          <w:lang w:val="de-DE" w:eastAsia="de-DE"/>
+          <w14:ligatures w14:val="standardContextual"/>
+        </w:rPr>
+      </w:pPr>
+      <w:hyperlink w:anchor="_Toc203339056" w:history="1">
         <w:r>
           <w:rPr>
             <w:rStyle w:val="Hyperlink"/>
@@ -4297,7 +4471,7 @@
             <w:sz w:val="24"/>
             <w:szCs w:val="24"/>
           </w:rPr>
-          <w:instrText xml:space="preserve"> PAGEREF _Toc203310675 \h </w:instrText>
+          <w:instrText xml:space="preserve"> PAGEREF _Toc203339056 \h </w:instrText>
         </w:r>
         <w:r>
           <w:rPr>
@@ -4346,13 +4520,13 @@
           <w:rFonts w:eastAsiaTheme="minorEastAsia"/>
           <w:noProof/>
           <w:kern w:val="2"/>
-          <w:sz w:val="28"/>
-          <w:szCs w:val="28"/>
+          <w:sz w:val="24"/>
+          <w:szCs w:val="24"/>
           <w:lang w:val="de-DE" w:eastAsia="de-DE"/>
           <w14:ligatures w14:val="standardContextual"/>
         </w:rPr>
       </w:pPr>
-      <w:hyperlink w:anchor="_Toc203310676" w:history="1">
+      <w:hyperlink w:anchor="_Toc203339057" w:history="1">
         <w:r>
           <w:rPr>
             <w:rStyle w:val="Hyperlink"/>
@@ -4387,7 +4561,7 @@
             <w:sz w:val="24"/>
             <w:szCs w:val="24"/>
           </w:rPr>
-          <w:instrText xml:space="preserve"> PAGEREF _Toc203310676 \h </w:instrText>
+          <w:instrText xml:space="preserve"> PAGEREF _Toc203339057 \h </w:instrText>
         </w:r>
         <w:r>
           <w:rPr>
@@ -4436,13 +4610,13 @@
           <w:rFonts w:eastAsiaTheme="minorEastAsia"/>
           <w:noProof/>
           <w:kern w:val="2"/>
-          <w:sz w:val="28"/>
-          <w:szCs w:val="28"/>
+          <w:sz w:val="24"/>
+          <w:szCs w:val="24"/>
           <w:lang w:val="de-DE" w:eastAsia="de-DE"/>
           <w14:ligatures w14:val="standardContextual"/>
         </w:rPr>
       </w:pPr>
-      <w:hyperlink w:anchor="_Toc203310677" w:history="1">
+      <w:hyperlink w:anchor="_Toc203339058" w:history="1">
         <w:r>
           <w:rPr>
             <w:rStyle w:val="Hyperlink"/>
@@ -4477,7 +4651,7 @@
             <w:sz w:val="24"/>
             <w:szCs w:val="24"/>
           </w:rPr>
-          <w:instrText xml:space="preserve"> PAGEREF _Toc203310677 \h </w:instrText>
+          <w:instrText xml:space="preserve"> PAGEREF _Toc203339058 \h </w:instrText>
         </w:r>
         <w:r>
           <w:rPr>
@@ -4526,13 +4700,13 @@
           <w:rFonts w:eastAsiaTheme="minorEastAsia"/>
           <w:noProof/>
           <w:kern w:val="2"/>
-          <w:sz w:val="28"/>
-          <w:szCs w:val="28"/>
+          <w:sz w:val="24"/>
+          <w:szCs w:val="24"/>
           <w:lang w:val="de-DE" w:eastAsia="de-DE"/>
           <w14:ligatures w14:val="standardContextual"/>
         </w:rPr>
       </w:pPr>
-      <w:hyperlink w:anchor="_Toc203310678" w:history="1">
+      <w:hyperlink w:anchor="_Toc203339059" w:history="1">
         <w:r>
           <w:rPr>
             <w:rStyle w:val="Hyperlink"/>
@@ -4567,7 +4741,7 @@
             <w:sz w:val="24"/>
             <w:szCs w:val="24"/>
           </w:rPr>
-          <w:instrText xml:space="preserve"> PAGEREF _Toc203310678 \h </w:instrText>
+          <w:instrText xml:space="preserve"> PAGEREF _Toc203339059 \h </w:instrText>
         </w:r>
         <w:r>
           <w:rPr>
@@ -4616,13 +4790,13 @@
           <w:rFonts w:eastAsiaTheme="minorEastAsia"/>
           <w:noProof/>
           <w:kern w:val="2"/>
-          <w:sz w:val="28"/>
-          <w:szCs w:val="28"/>
+          <w:sz w:val="24"/>
+          <w:szCs w:val="24"/>
           <w:lang w:val="de-DE" w:eastAsia="de-DE"/>
           <w14:ligatures w14:val="standardContextual"/>
         </w:rPr>
       </w:pPr>
-      <w:hyperlink w:anchor="_Toc203310679" w:history="1">
+      <w:hyperlink w:anchor="_Toc203339060" w:history="1">
         <w:r>
           <w:rPr>
             <w:rStyle w:val="Hyperlink"/>
@@ -4657,7 +4831,7 @@
             <w:sz w:val="24"/>
             <w:szCs w:val="24"/>
           </w:rPr>
-          <w:instrText xml:space="preserve"> PAGEREF _Toc203310679 \h </w:instrText>
+          <w:instrText xml:space="preserve"> PAGEREF _Toc203339060 \h </w:instrText>
         </w:r>
         <w:r>
           <w:rPr>
@@ -4706,13 +4880,13 @@
           <w:rFonts w:eastAsiaTheme="minorEastAsia"/>
           <w:noProof/>
           <w:kern w:val="2"/>
-          <w:sz w:val="28"/>
-          <w:szCs w:val="28"/>
+          <w:sz w:val="24"/>
+          <w:szCs w:val="24"/>
           <w:lang w:val="de-DE" w:eastAsia="de-DE"/>
           <w14:ligatures w14:val="standardContextual"/>
         </w:rPr>
       </w:pPr>
-      <w:hyperlink w:anchor="_Toc203310680" w:history="1">
+      <w:hyperlink w:anchor="_Toc203339061" w:history="1">
         <w:r>
           <w:rPr>
             <w:rStyle w:val="Hyperlink"/>
@@ -4747,7 +4921,7 @@
             <w:sz w:val="24"/>
             <w:szCs w:val="24"/>
           </w:rPr>
-          <w:instrText xml:space="preserve"> PAGEREF _Toc203310680 \h </w:instrText>
+          <w:instrText xml:space="preserve"> PAGEREF _Toc203339061 \h </w:instrText>
         </w:r>
         <w:r>
           <w:rPr>
@@ -4796,13 +4970,13 @@
           <w:rFonts w:eastAsiaTheme="minorEastAsia"/>
           <w:noProof/>
           <w:kern w:val="2"/>
-          <w:sz w:val="28"/>
-          <w:szCs w:val="28"/>
+          <w:sz w:val="24"/>
+          <w:szCs w:val="24"/>
           <w:lang w:val="de-DE" w:eastAsia="de-DE"/>
           <w14:ligatures w14:val="standardContextual"/>
         </w:rPr>
       </w:pPr>
-      <w:hyperlink w:anchor="_Toc203310681" w:history="1">
+      <w:hyperlink w:anchor="_Toc203339062" w:history="1">
         <w:r>
           <w:rPr>
             <w:rStyle w:val="Hyperlink"/>
@@ -4837,7 +5011,7 @@
             <w:sz w:val="24"/>
             <w:szCs w:val="24"/>
           </w:rPr>
-          <w:instrText xml:space="preserve"> PAGEREF _Toc203310681 \h </w:instrText>
+          <w:instrText xml:space="preserve"> PAGEREF _Toc203339062 \h </w:instrText>
         </w:r>
         <w:r>
           <w:rPr>
@@ -4886,13 +5060,13 @@
           <w:rFonts w:eastAsiaTheme="minorEastAsia"/>
           <w:noProof/>
           <w:kern w:val="2"/>
-          <w:sz w:val="28"/>
-          <w:szCs w:val="28"/>
+          <w:sz w:val="24"/>
+          <w:szCs w:val="24"/>
           <w:lang w:val="de-DE" w:eastAsia="de-DE"/>
           <w14:ligatures w14:val="standardContextual"/>
         </w:rPr>
       </w:pPr>
-      <w:hyperlink w:anchor="_Toc203310682" w:history="1">
+      <w:hyperlink w:anchor="_Toc203339063" w:history="1">
         <w:r>
           <w:rPr>
             <w:rStyle w:val="Hyperlink"/>
@@ -4927,97 +5101,7 @@
             <w:sz w:val="24"/>
             <w:szCs w:val="24"/>
           </w:rPr>
-          <w:instrText xml:space="preserve"> PAGEREF _Toc203310682 \h </w:instrText>
-        </w:r>
-        <w:r>
-          <w:rPr>
-            <w:noProof/>
-            <w:webHidden/>
-            <w:sz w:val="24"/>
-            <w:szCs w:val="24"/>
-          </w:rPr>
-        </w:r>
-        <w:r>
-          <w:rPr>
-            <w:noProof/>
-            <w:webHidden/>
-            <w:sz w:val="24"/>
-            <w:szCs w:val="24"/>
-          </w:rPr>
-          <w:fldChar w:fldCharType="separate"/>
-        </w:r>
-        <w:r>
-          <w:rPr>
-            <w:noProof/>
-            <w:webHidden/>
-            <w:sz w:val="24"/>
-            <w:szCs w:val="24"/>
-          </w:rPr>
-          <w:t>25</w:t>
-        </w:r>
-        <w:r>
-          <w:rPr>
-            <w:noProof/>
-            <w:webHidden/>
-            <w:sz w:val="24"/>
-            <w:szCs w:val="24"/>
-          </w:rPr>
-          <w:fldChar w:fldCharType="end"/>
-        </w:r>
-      </w:hyperlink>
-    </w:p>
-    <w:p>
-      <w:pPr>
-        <w:pStyle w:val="Abbildungsverzeichnis"/>
-        <w:tabs>
-          <w:tab w:val="right" w:leader="dot" w:pos="9062"/>
-        </w:tabs>
-        <w:rPr>
-          <w:rFonts w:eastAsiaTheme="minorEastAsia"/>
-          <w:noProof/>
-          <w:kern w:val="2"/>
-          <w:sz w:val="28"/>
-          <w:szCs w:val="28"/>
-          <w:lang w:val="de-DE" w:eastAsia="de-DE"/>
-          <w14:ligatures w14:val="standardContextual"/>
-        </w:rPr>
-      </w:pPr>
-      <w:hyperlink w:anchor="_Toc203310683" w:history="1">
-        <w:r>
-          <w:rPr>
-            <w:rStyle w:val="Hyperlink"/>
-            <w:noProof/>
-            <w:sz w:val="24"/>
-            <w:szCs w:val="24"/>
-          </w:rPr>
-          <w:t>Abbildung 20: Bug - Beschreibungsfeld variiert -&gt; großer Abstand</w:t>
-        </w:r>
-        <w:r>
-          <w:rPr>
-            <w:noProof/>
-            <w:webHidden/>
-            <w:sz w:val="24"/>
-            <w:szCs w:val="24"/>
-          </w:rPr>
-          <w:tab/>
-        </w:r>
-        <w:r>
-          <w:rPr>
-            <w:noProof/>
-            <w:webHidden/>
-            <w:sz w:val="24"/>
-            <w:szCs w:val="24"/>
-          </w:rPr>
-          <w:fldChar w:fldCharType="begin"/>
-        </w:r>
-        <w:r>
-          <w:rPr>
-            <w:noProof/>
-            <w:webHidden/>
-            <w:sz w:val="24"/>
-            <w:szCs w:val="24"/>
-          </w:rPr>
-          <w:instrText xml:space="preserve"> PAGEREF _Toc203310683 \h </w:instrText>
+          <w:instrText xml:space="preserve"> PAGEREF _Toc203339063 \h </w:instrText>
         </w:r>
         <w:r>
           <w:rPr>
@@ -5066,13 +5150,103 @@
           <w:rFonts w:eastAsiaTheme="minorEastAsia"/>
           <w:noProof/>
           <w:kern w:val="2"/>
-          <w:sz w:val="28"/>
-          <w:szCs w:val="28"/>
+          <w:sz w:val="24"/>
+          <w:szCs w:val="24"/>
           <w:lang w:val="de-DE" w:eastAsia="de-DE"/>
           <w14:ligatures w14:val="standardContextual"/>
         </w:rPr>
       </w:pPr>
-      <w:hyperlink w:anchor="_Toc203310684" w:history="1">
+      <w:hyperlink w:anchor="_Toc203339064" w:history="1">
+        <w:r>
+          <w:rPr>
+            <w:rStyle w:val="Hyperlink"/>
+            <w:noProof/>
+            <w:sz w:val="24"/>
+            <w:szCs w:val="24"/>
+          </w:rPr>
+          <w:t>Abbildung 20: Bug - Beschreibungsfeld variiert -&gt; großer Abstand</w:t>
+        </w:r>
+        <w:r>
+          <w:rPr>
+            <w:noProof/>
+            <w:webHidden/>
+            <w:sz w:val="24"/>
+            <w:szCs w:val="24"/>
+          </w:rPr>
+          <w:tab/>
+        </w:r>
+        <w:r>
+          <w:rPr>
+            <w:noProof/>
+            <w:webHidden/>
+            <w:sz w:val="24"/>
+            <w:szCs w:val="24"/>
+          </w:rPr>
+          <w:fldChar w:fldCharType="begin"/>
+        </w:r>
+        <w:r>
+          <w:rPr>
+            <w:noProof/>
+            <w:webHidden/>
+            <w:sz w:val="24"/>
+            <w:szCs w:val="24"/>
+          </w:rPr>
+          <w:instrText xml:space="preserve"> PAGEREF _Toc203339064 \h </w:instrText>
+        </w:r>
+        <w:r>
+          <w:rPr>
+            <w:noProof/>
+            <w:webHidden/>
+            <w:sz w:val="24"/>
+            <w:szCs w:val="24"/>
+          </w:rPr>
+        </w:r>
+        <w:r>
+          <w:rPr>
+            <w:noProof/>
+            <w:webHidden/>
+            <w:sz w:val="24"/>
+            <w:szCs w:val="24"/>
+          </w:rPr>
+          <w:fldChar w:fldCharType="separate"/>
+        </w:r>
+        <w:r>
+          <w:rPr>
+            <w:noProof/>
+            <w:webHidden/>
+            <w:sz w:val="24"/>
+            <w:szCs w:val="24"/>
+          </w:rPr>
+          <w:t>27</w:t>
+        </w:r>
+        <w:r>
+          <w:rPr>
+            <w:noProof/>
+            <w:webHidden/>
+            <w:sz w:val="24"/>
+            <w:szCs w:val="24"/>
+          </w:rPr>
+          <w:fldChar w:fldCharType="end"/>
+        </w:r>
+      </w:hyperlink>
+    </w:p>
+    <w:p>
+      <w:pPr>
+        <w:pStyle w:val="Abbildungsverzeichnis"/>
+        <w:tabs>
+          <w:tab w:val="right" w:leader="dot" w:pos="9062"/>
+        </w:tabs>
+        <w:rPr>
+          <w:rFonts w:eastAsiaTheme="minorEastAsia"/>
+          <w:noProof/>
+          <w:kern w:val="2"/>
+          <w:sz w:val="24"/>
+          <w:szCs w:val="24"/>
+          <w:lang w:val="de-DE" w:eastAsia="de-DE"/>
+          <w14:ligatures w14:val="standardContextual"/>
+        </w:rPr>
+      </w:pPr>
+      <w:hyperlink w:anchor="_Toc203339065" w:history="1">
         <w:r>
           <w:rPr>
             <w:rStyle w:val="Hyperlink"/>
@@ -5107,7 +5281,7 @@
             <w:sz w:val="24"/>
             <w:szCs w:val="24"/>
           </w:rPr>
-          <w:instrText xml:space="preserve"> PAGEREF _Toc203310684 \h </w:instrText>
+          <w:instrText xml:space="preserve"> PAGEREF _Toc203339065 \h </w:instrText>
         </w:r>
         <w:r>
           <w:rPr>
@@ -5133,7 +5307,7 @@
             <w:sz w:val="24"/>
             <w:szCs w:val="24"/>
           </w:rPr>
-          <w:t>26</w:t>
+          <w:t>27</w:t>
         </w:r>
         <w:r>
           <w:rPr>
@@ -5164,97 +5338,18 @@
     <w:p>
       <w:pPr>
         <w:rPr>
-          <w:rFonts w:cstheme="minorHAnsi"/>
-        </w:rPr>
-      </w:pPr>
-    </w:p>
-    <w:p>
-      <w:pPr>
-        <w:rPr>
-          <w:rFonts w:cstheme="minorHAnsi"/>
-        </w:rPr>
-      </w:pPr>
-    </w:p>
-    <w:p>
-      <w:pPr>
-        <w:rPr>
-          <w:rFonts w:cstheme="minorHAnsi"/>
-        </w:rPr>
-      </w:pPr>
-    </w:p>
-    <w:p>
-      <w:pPr>
-        <w:rPr>
-          <w:rFonts w:cstheme="minorHAnsi"/>
-        </w:rPr>
-      </w:pPr>
-    </w:p>
-    <w:p>
-      <w:pPr>
-        <w:rPr>
-          <w:rFonts w:cstheme="minorHAnsi"/>
-        </w:rPr>
-      </w:pPr>
-    </w:p>
-    <w:p>
-      <w:pPr>
-        <w:rPr>
-          <w:rFonts w:cstheme="minorHAnsi"/>
-        </w:rPr>
-      </w:pPr>
-    </w:p>
-    <w:p>
-      <w:pPr>
-        <w:rPr>
-          <w:rFonts w:cstheme="minorHAnsi"/>
-        </w:rPr>
-      </w:pPr>
-    </w:p>
-    <w:p>
-      <w:pPr>
-        <w:rPr>
-          <w:rFonts w:cstheme="minorHAnsi"/>
-        </w:rPr>
-      </w:pPr>
-    </w:p>
-    <w:p>
-      <w:pPr>
-        <w:rPr>
-          <w:rFonts w:cstheme="minorHAnsi"/>
-        </w:rPr>
-      </w:pPr>
-    </w:p>
-    <w:p>
-      <w:pPr>
-        <w:rPr>
-          <w:rFonts w:cstheme="minorHAnsi"/>
-        </w:rPr>
-      </w:pPr>
-    </w:p>
-    <w:p>
-      <w:pPr>
-        <w:rPr>
-          <w:rFonts w:cstheme="minorHAnsi"/>
-        </w:rPr>
-      </w:pPr>
-    </w:p>
-    <w:p>
-      <w:pPr>
-        <w:rPr>
-          <w:rFonts w:cstheme="minorHAnsi"/>
-        </w:rPr>
-      </w:pPr>
-    </w:p>
-    <w:p>
-      <w:pPr>
-        <w:pStyle w:val="berschrift1"/>
-        <w:rPr>
-          <w:rFonts w:asciiTheme="minorHAnsi" w:hAnsiTheme="minorHAnsi" w:cstheme="minorHAnsi"/>
-          <w:color w:val="auto"/>
-        </w:rPr>
-      </w:pPr>
-    </w:p>
-    <w:p/>
+          <w:sz w:val="24"/>
+          <w:szCs w:val="24"/>
+        </w:rPr>
+      </w:pPr>
+      <w:r>
+        <w:rPr>
+          <w:sz w:val="24"/>
+          <w:szCs w:val="24"/>
+        </w:rPr>
+        <w:br w:type="page"/>
+      </w:r>
+    </w:p>
     <w:p>
       <w:pPr>
         <w:pStyle w:val="berschrift1"/>
@@ -5265,7 +5360,7 @@
           <w:color w:val="auto"/>
         </w:rPr>
       </w:pPr>
-      <w:bookmarkStart w:id="0" w:name="_Toc203310608"/>
+      <w:bookmarkStart w:id="0" w:name="_Toc203339066"/>
       <w:r>
         <w:rPr>
           <w:rFonts w:asciiTheme="minorHAnsi" w:hAnsiTheme="minorHAnsi" w:cstheme="minorHAnsi"/>
@@ -5471,7 +5566,7 @@
           <w:color w:val="auto"/>
         </w:rPr>
       </w:pPr>
-      <w:bookmarkStart w:id="1" w:name="_Toc203310609"/>
+      <w:bookmarkStart w:id="1" w:name="_Toc203339067"/>
       <w:r>
         <w:rPr>
           <w:rFonts w:asciiTheme="minorHAnsi" w:hAnsiTheme="minorHAnsi" w:cstheme="minorHAnsi"/>
@@ -5493,7 +5588,7 @@
           <w:color w:val="auto"/>
         </w:rPr>
       </w:pPr>
-      <w:bookmarkStart w:id="2" w:name="_Toc203310610"/>
+      <w:bookmarkStart w:id="2" w:name="_Toc203339068"/>
       <w:r>
         <w:rPr>
           <w:b/>
@@ -5685,7 +5780,7 @@
           <w:color w:val="auto"/>
         </w:rPr>
       </w:pPr>
-      <w:bookmarkStart w:id="3" w:name="_Toc203310611"/>
+      <w:bookmarkStart w:id="3" w:name="_Toc203339069"/>
       <w:r>
         <w:rPr>
           <w:b/>
@@ -5984,7 +6079,23 @@
           <w:sz w:val="24"/>
           <w:szCs w:val="24"/>
         </w:rPr>
-        <w:t>Eine JSON-Datei ist eine rein textbasierte Datei, welche Daten im JavaScript Object Notation Format speichert. Ursprünglich stammt sie von JavaScript, ist jedoch auch in vielen weiteren Programmiersprachen verwendbar</w:t>
+        <w:t>Eine JSON-Datei ist eine rein textbasierte Datei, welche Daten im JavaScript </w:t>
+      </w:r>
+      <w:proofErr w:type="spellStart"/>
+      <w:r>
+        <w:rPr>
+          <w:sz w:val="24"/>
+          <w:szCs w:val="24"/>
+        </w:rPr>
+        <w:t>Object</w:t>
+      </w:r>
+      <w:proofErr w:type="spellEnd"/>
+      <w:r>
+        <w:rPr>
+          <w:sz w:val="24"/>
+          <w:szCs w:val="24"/>
+        </w:rPr>
+        <w:t> Notation Format speichert. Ursprünglich stammt sie von JavaScript, ist jedoch auch in vielen weiteren Programmiersprachen verwendbar</w:t>
       </w:r>
       <w:r>
         <w:rPr>
@@ -6296,7 +6407,39 @@
           <w:sz w:val="24"/>
           <w:szCs w:val="24"/>
         </w:rPr>
-        <w:t>Eine API (Application Programming Interface) dient als Schnittstelle, über die wir gezielt die Filminformationen von der Website abrufen und verarbeiten können.</w:t>
+        <w:t>Eine API (</w:t>
+      </w:r>
+      <w:proofErr w:type="spellStart"/>
+      <w:r>
+        <w:rPr>
+          <w:sz w:val="24"/>
+          <w:szCs w:val="24"/>
+        </w:rPr>
+        <w:t>Application</w:t>
+      </w:r>
+      <w:proofErr w:type="spellEnd"/>
+      <w:r>
+        <w:rPr>
+          <w:sz w:val="24"/>
+          <w:szCs w:val="24"/>
+        </w:rPr>
+        <w:t xml:space="preserve"> </w:t>
+      </w:r>
+      <w:proofErr w:type="spellStart"/>
+      <w:r>
+        <w:rPr>
+          <w:sz w:val="24"/>
+          <w:szCs w:val="24"/>
+        </w:rPr>
+        <w:t>Programming</w:t>
+      </w:r>
+      <w:proofErr w:type="spellEnd"/>
+      <w:r>
+        <w:rPr>
+          <w:sz w:val="24"/>
+          <w:szCs w:val="24"/>
+        </w:rPr>
+        <w:t xml:space="preserve"> Interface) dient als Schnittstelle, über die wir gezielt die Filminformationen von der Website abrufen und verarbeiten können.</w:t>
       </w:r>
     </w:p>
     <w:p>
@@ -6348,7 +6491,7 @@
           <w:color w:val="auto"/>
         </w:rPr>
       </w:pPr>
-      <w:bookmarkStart w:id="4" w:name="_Toc203310612"/>
+      <w:bookmarkStart w:id="4" w:name="_Toc203339070"/>
       <w:r>
         <w:rPr>
           <w:b/>
@@ -7009,7 +7152,7 @@
           <w:color w:val="auto"/>
         </w:rPr>
       </w:pPr>
-      <w:bookmarkStart w:id="5" w:name="_Toc203310613"/>
+      <w:bookmarkStart w:id="5" w:name="_Toc203339071"/>
       <w:r>
         <w:rPr>
           <w:b/>
@@ -7180,23 +7323,7 @@
           <w:sz w:val="24"/>
           <w:szCs w:val="24"/>
         </w:rPr>
-        <w:t xml:space="preserve">geleitet. </w:t>
-      </w:r>
-      <w:proofErr w:type="gramStart"/>
-      <w:r>
-        <w:rPr>
-          <w:sz w:val="24"/>
-          <w:szCs w:val="24"/>
-        </w:rPr>
-        <w:t>In dem verschiedene Ausgaben</w:t>
-      </w:r>
-      <w:proofErr w:type="gramEnd"/>
-      <w:r>
-        <w:rPr>
-          <w:sz w:val="24"/>
-          <w:szCs w:val="24"/>
-        </w:rPr>
-        <w:t xml:space="preserve"> angezeigt werden</w:t>
+        <w:t>geleitet</w:t>
       </w:r>
       <w:r>
         <w:rPr>
@@ -7210,7 +7337,63 @@
           <w:sz w:val="24"/>
           <w:szCs w:val="24"/>
         </w:rPr>
-        <w:t xml:space="preserve"> darunter eine</w:t>
+        <w:t xml:space="preserve"> </w:t>
+      </w:r>
+      <w:r>
+        <w:rPr>
+          <w:sz w:val="24"/>
+          <w:szCs w:val="24"/>
+        </w:rPr>
+        <w:t>i</w:t>
+      </w:r>
+      <w:r>
+        <w:rPr>
+          <w:sz w:val="24"/>
+          <w:szCs w:val="24"/>
+        </w:rPr>
+        <w:t>n dem</w:t>
+      </w:r>
+      <w:r>
+        <w:rPr>
+          <w:sz w:val="24"/>
+          <w:szCs w:val="24"/>
+        </w:rPr>
+        <w:t>,</w:t>
+      </w:r>
+      <w:r>
+        <w:rPr>
+          <w:sz w:val="24"/>
+          <w:szCs w:val="24"/>
+        </w:rPr>
+        <w:t xml:space="preserve"> verschiedene Ausgaben angezeigt werden</w:t>
+      </w:r>
+      <w:r>
+        <w:rPr>
+          <w:sz w:val="24"/>
+          <w:szCs w:val="24"/>
+        </w:rPr>
+        <w:t>.</w:t>
+      </w:r>
+      <w:r>
+        <w:rPr>
+          <w:sz w:val="24"/>
+          <w:szCs w:val="24"/>
+        </w:rPr>
+        <w:t xml:space="preserve"> </w:t>
+      </w:r>
+      <w:r>
+        <w:rPr>
+          <w:sz w:val="24"/>
+          <w:szCs w:val="24"/>
+        </w:rPr>
+        <w:t>D</w:t>
+      </w:r>
+      <w:r>
+        <w:rPr>
+          <w:sz w:val="24"/>
+          <w:szCs w:val="24"/>
+        </w:rPr>
+        <w:t>arunter eine</w:t>
       </w:r>
       <w:r>
         <w:rPr>
@@ -7397,7 +7580,7 @@
                                 <w:szCs w:val="22"/>
                               </w:rPr>
                             </w:pPr>
-                            <w:bookmarkStart w:id="6" w:name="_Toc203310666"/>
+                            <w:bookmarkStart w:id="6" w:name="_Toc203339045"/>
                             <w:r>
                               <w:t xml:space="preserve">Abbildung </w:t>
                             </w:r>
@@ -7456,7 +7639,7 @@
                           <w:szCs w:val="22"/>
                         </w:rPr>
                       </w:pPr>
-                      <w:bookmarkStart w:id="7" w:name="_Toc203310666"/>
+                      <w:bookmarkStart w:id="7" w:name="_Toc203339045"/>
                       <w:r>
                         <w:t xml:space="preserve">Abbildung </w:t>
                       </w:r>
@@ -7608,7 +7791,7 @@
         <w:lastRenderedPageBreak/>
         <w:t xml:space="preserve"> </w:t>
       </w:r>
-      <w:bookmarkStart w:id="8" w:name="_Toc203310614"/>
+      <w:bookmarkStart w:id="8" w:name="_Toc203339072"/>
       <w:r>
         <w:rPr>
           <w:b/>
@@ -8035,7 +8218,7 @@
                                 <w:lang w:val="de-CH"/>
                               </w:rPr>
                             </w:pPr>
-                            <w:bookmarkStart w:id="9" w:name="_Toc203310667"/>
+                            <w:bookmarkStart w:id="9" w:name="_Toc203339046"/>
                             <w:r>
                               <w:t xml:space="preserve">Abbildung </w:t>
                             </w:r>
@@ -8089,7 +8272,7 @@
                           <w:lang w:val="de-CH"/>
                         </w:rPr>
                       </w:pPr>
-                      <w:bookmarkStart w:id="10" w:name="_Toc203310667"/>
+                      <w:bookmarkStart w:id="10" w:name="_Toc203339046"/>
                       <w:r>
                         <w:t xml:space="preserve">Abbildung </w:t>
                       </w:r>
@@ -8320,7 +8503,7 @@
                                 <w:lang w:val="de-CH"/>
                               </w:rPr>
                             </w:pPr>
-                            <w:bookmarkStart w:id="11" w:name="_Toc203310668"/>
+                            <w:bookmarkStart w:id="11" w:name="_Toc203339047"/>
                             <w:r>
                               <w:t xml:space="preserve">Abbildung </w:t>
                             </w:r>
@@ -8376,7 +8559,7 @@
                           <w:lang w:val="de-CH"/>
                         </w:rPr>
                       </w:pPr>
-                      <w:bookmarkStart w:id="12" w:name="_Toc203310668"/>
+                      <w:bookmarkStart w:id="12" w:name="_Toc203339047"/>
                       <w:r>
                         <w:t xml:space="preserve">Abbildung </w:t>
                       </w:r>
@@ -8838,7 +9021,7 @@
                                 <w:lang w:val="de-CH"/>
                               </w:rPr>
                             </w:pPr>
-                            <w:bookmarkStart w:id="13" w:name="_Toc203310669"/>
+                            <w:bookmarkStart w:id="13" w:name="_Toc203339048"/>
                             <w:r>
                               <w:t xml:space="preserve">Abbildung </w:t>
                             </w:r>
@@ -8892,7 +9075,7 @@
                           <w:lang w:val="de-CH"/>
                         </w:rPr>
                       </w:pPr>
-                      <w:bookmarkStart w:id="14" w:name="_Toc203310669"/>
+                      <w:bookmarkStart w:id="14" w:name="_Toc203339048"/>
                       <w:r>
                         <w:t xml:space="preserve">Abbildung </w:t>
                       </w:r>
@@ -9133,7 +9316,7 @@
                                 <w:lang w:val="de-CH"/>
                               </w:rPr>
                             </w:pPr>
-                            <w:bookmarkStart w:id="15" w:name="_Toc203310670"/>
+                            <w:bookmarkStart w:id="15" w:name="_Toc203339049"/>
                             <w:r>
                               <w:t xml:space="preserve">Abbildung </w:t>
                             </w:r>
@@ -9187,7 +9370,7 @@
                           <w:lang w:val="de-CH"/>
                         </w:rPr>
                       </w:pPr>
-                      <w:bookmarkStart w:id="16" w:name="_Toc203310670"/>
+                      <w:bookmarkStart w:id="16" w:name="_Toc203339049"/>
                       <w:r>
                         <w:t xml:space="preserve">Abbildung </w:t>
                       </w:r>
@@ -9384,7 +9567,7 @@
           <w:color w:val="auto"/>
         </w:rPr>
       </w:pPr>
-      <w:bookmarkStart w:id="17" w:name="_Toc203310615"/>
+      <w:bookmarkStart w:id="17" w:name="_Toc203339073"/>
       <w:r>
         <w:rPr>
           <w:b/>
@@ -9629,7 +9812,7 @@
                                 <w:lang w:val="de-CH"/>
                               </w:rPr>
                             </w:pPr>
-                            <w:bookmarkStart w:id="18" w:name="_Toc203310671"/>
+                            <w:bookmarkStart w:id="18" w:name="_Toc203339050"/>
                             <w:r>
                               <w:t xml:space="preserve">Abbildung </w:t>
                             </w:r>
@@ -9685,7 +9868,7 @@
                           <w:lang w:val="de-CH"/>
                         </w:rPr>
                       </w:pPr>
-                      <w:bookmarkStart w:id="19" w:name="_Toc203310671"/>
+                      <w:bookmarkStart w:id="19" w:name="_Toc203339050"/>
                       <w:r>
                         <w:t xml:space="preserve">Abbildung </w:t>
                       </w:r>
@@ -9737,7 +9920,7 @@
           <w:color w:val="auto"/>
         </w:rPr>
       </w:pPr>
-      <w:bookmarkStart w:id="20" w:name="_Toc203310616"/>
+      <w:bookmarkStart w:id="20" w:name="_Toc203339074"/>
       <w:r>
         <w:rPr>
           <w:rFonts w:asciiTheme="minorHAnsi" w:hAnsiTheme="minorHAnsi" w:cstheme="minorHAnsi"/>
@@ -9760,7 +9943,7 @@
           <w:color w:val="auto"/>
         </w:rPr>
       </w:pPr>
-      <w:bookmarkStart w:id="21" w:name="_Toc203310617"/>
+      <w:bookmarkStart w:id="21" w:name="_Toc203339075"/>
       <w:r>
         <w:rPr>
           <w:b/>
@@ -9963,58 +10146,44 @@
     <w:p>
       <w:pPr>
         <w:pStyle w:val="Beschriftung"/>
-        <w:rPr>
-          <w:color w:val="auto"/>
-        </w:rPr>
-      </w:pPr>
-      <w:bookmarkStart w:id="22" w:name="_Toc203310672"/>
-      <w:r>
-        <w:rPr>
-          <w:color w:val="auto"/>
-        </w:rPr>
+      </w:pPr>
+      <w:bookmarkStart w:id="22" w:name="_Toc203339051"/>
+      <w:r>
         <w:t xml:space="preserve">Abbildung </w:t>
       </w:r>
       <w:r>
-        <w:rPr>
-          <w:color w:val="auto"/>
-        </w:rPr>
         <w:fldChar w:fldCharType="begin"/>
       </w:r>
       <w:r>
-        <w:rPr>
-          <w:color w:val="auto"/>
-        </w:rPr>
         <w:instrText xml:space="preserve"> SEQ Abbildung \* ARABIC </w:instrText>
       </w:r>
       <w:r>
-        <w:rPr>
-          <w:color w:val="auto"/>
-        </w:rPr>
         <w:fldChar w:fldCharType="separate"/>
       </w:r>
       <w:r>
         <w:rPr>
           <w:noProof/>
-          <w:color w:val="auto"/>
         </w:rPr>
         <w:t>7</w:t>
       </w:r>
       <w:r>
-        <w:rPr>
-          <w:color w:val="auto"/>
-        </w:rPr>
         <w:fldChar w:fldCharType="end"/>
       </w:r>
       <w:r>
-        <w:rPr>
-          <w:color w:val="auto"/>
-        </w:rPr>
-        <w:t>: MVC-Flussdiagramm - ursprüngliche Version</w:t>
+        <w:t xml:space="preserve">: </w:t>
+      </w:r>
+      <w:r>
+        <w:t>MVC-Flussdiagramm - ursprüngliche Version</w:t>
       </w:r>
       <w:bookmarkEnd w:id="22"/>
     </w:p>
-    <w:p/>
-    <w:p/>
+    <w:p>
+      <w:pPr>
+        <w:rPr>
+          <w:lang w:val="de-DE"/>
+        </w:rPr>
+      </w:pPr>
+    </w:p>
     <w:p>
       <w:pPr>
         <w:rPr>
@@ -10086,53 +10255,34 @@
     <w:p>
       <w:pPr>
         <w:pStyle w:val="Beschriftung"/>
-        <w:rPr>
-          <w:color w:val="auto"/>
-        </w:rPr>
-      </w:pPr>
-      <w:bookmarkStart w:id="23" w:name="_Toc203310673"/>
-      <w:r>
-        <w:rPr>
-          <w:color w:val="auto"/>
-        </w:rPr>
+      </w:pPr>
+      <w:bookmarkStart w:id="23" w:name="_Toc203339052"/>
+      <w:r>
         <w:t xml:space="preserve">Abbildung </w:t>
       </w:r>
       <w:r>
-        <w:rPr>
-          <w:color w:val="auto"/>
-        </w:rPr>
         <w:fldChar w:fldCharType="begin"/>
       </w:r>
       <w:r>
-        <w:rPr>
-          <w:color w:val="auto"/>
-        </w:rPr>
         <w:instrText xml:space="preserve"> SEQ Abbildung \* ARABIC </w:instrText>
       </w:r>
       <w:r>
-        <w:rPr>
-          <w:color w:val="auto"/>
-        </w:rPr>
         <w:fldChar w:fldCharType="separate"/>
       </w:r>
       <w:r>
         <w:rPr>
           <w:noProof/>
-          <w:color w:val="auto"/>
         </w:rPr>
         <w:t>8</w:t>
       </w:r>
       <w:r>
-        <w:rPr>
-          <w:color w:val="auto"/>
-        </w:rPr>
         <w:fldChar w:fldCharType="end"/>
       </w:r>
       <w:r>
-        <w:rPr>
-          <w:color w:val="auto"/>
-        </w:rPr>
-        <w:t>: MVC-Flussdiagramm - heutige Definition</w:t>
+        <w:t xml:space="preserve">: </w:t>
+      </w:r>
+      <w:r>
+        <w:t>MVC-Flussdiagramm - heutige Definition</w:t>
       </w:r>
       <w:bookmarkEnd w:id="23"/>
     </w:p>
@@ -10224,7 +10374,7 @@
           <w:color w:val="auto"/>
         </w:rPr>
       </w:pPr>
-      <w:bookmarkStart w:id="24" w:name="_Toc203310618"/>
+      <w:bookmarkStart w:id="24" w:name="_Toc203339076"/>
       <w:r>
         <w:rPr>
           <w:b/>
@@ -10246,31 +10396,138 @@
       </w:pPr>
       <w:r>
         <w:rPr>
+          <w:sz w:val="24"/>
+          <w:szCs w:val="24"/>
+        </w:rPr>
+        <w:t>Das endgültige Design unserer GUI</w:t>
+      </w:r>
+      <w:r>
+        <w:rPr>
+          <w:sz w:val="24"/>
+          <w:szCs w:val="24"/>
+        </w:rPr>
+        <w:t xml:space="preserve"> unterscheidet sich</w:t>
+      </w:r>
+      <w:r>
+        <w:rPr>
+          <w:sz w:val="24"/>
+          <w:szCs w:val="24"/>
+        </w:rPr>
+        <w:t xml:space="preserve"> </w:t>
+      </w:r>
+      <w:r>
+        <w:rPr>
+          <w:sz w:val="24"/>
+          <w:szCs w:val="24"/>
+        </w:rPr>
+        <w:t>kaum</w:t>
+      </w:r>
+      <w:r>
+        <w:rPr>
+          <w:sz w:val="24"/>
+          <w:szCs w:val="24"/>
+        </w:rPr>
+        <w:t xml:space="preserve"> von unserem</w:t>
+      </w:r>
+      <w:r>
+        <w:rPr>
+          <w:sz w:val="24"/>
+          <w:szCs w:val="24"/>
+        </w:rPr>
+        <w:t xml:space="preserve"> zuvor</w:t>
+      </w:r>
+      <w:r>
+        <w:rPr>
+          <w:sz w:val="24"/>
+          <w:szCs w:val="24"/>
+        </w:rPr>
+        <w:t xml:space="preserve"> </w:t>
+      </w:r>
+      <w:r>
+        <w:rPr>
+          <w:sz w:val="24"/>
+          <w:szCs w:val="24"/>
+        </w:rPr>
+        <w:t>s</w:t>
+      </w:r>
+      <w:r>
+        <w:rPr>
+          <w:sz w:val="24"/>
+          <w:szCs w:val="24"/>
+        </w:rPr>
+        <w:t>kizzierten Aufbau. Wie geplant</w:t>
+      </w:r>
+      <w:r>
+        <w:rPr>
+          <w:sz w:val="24"/>
+          <w:szCs w:val="24"/>
+        </w:rPr>
+        <w:t xml:space="preserve"> bestehen die </w:t>
+      </w:r>
+      <w:r>
+        <w:rPr>
+          <w:sz w:val="24"/>
+          <w:szCs w:val="24"/>
+        </w:rPr>
+        <w:t>Applikation</w:t>
+      </w:r>
+      <w:r>
+        <w:rPr>
+          <w:sz w:val="24"/>
+          <w:szCs w:val="24"/>
+        </w:rPr>
+        <w:t xml:space="preserve"> aus drei verschiedenen Benutzeroberflächen. </w:t>
+      </w:r>
+      <w:r>
+        <w:rPr>
+          <w:sz w:val="24"/>
+          <w:szCs w:val="24"/>
+        </w:rPr>
+        <w:br/>
+        <w:t xml:space="preserve">Es beginnt auf der ersten Seite mit dem Login. Hierbei haben wir die Interaktionsfelder lediglich ganz nach oben in </w:t>
+      </w:r>
+      <w:r>
+        <w:rPr>
+          <w:sz w:val="24"/>
+          <w:szCs w:val="24"/>
+        </w:rPr>
+        <w:t>der</w:t>
+      </w:r>
+      <w:r>
+        <w:rPr>
+          <w:sz w:val="24"/>
+          <w:szCs w:val="24"/>
+        </w:rPr>
+        <w:t xml:space="preserve"> Mitte positioniert. Als Änderung kam hier hinzu, dass sich ein neues kleines Fenster öffnet, sobald versucht wird einen Namen zu registrieren, welcher bereits vorhanden ist</w:t>
+      </w:r>
+      <w:r>
+        <w:rPr>
+          <w:sz w:val="24"/>
+          <w:szCs w:val="24"/>
+        </w:rPr>
+        <w:t xml:space="preserve"> oder der Benutzer noch nicht in der Datenbank existiert.</w:t>
+      </w:r>
+    </w:p>
+    <w:p>
+      <w:r>
+        <w:rPr>
           <w:noProof/>
         </w:rPr>
         <mc:AlternateContent>
           <mc:Choice Requires="wps">
             <w:drawing>
-              <wp:anchor distT="0" distB="0" distL="114300" distR="114300" simplePos="0" relativeHeight="251711488" behindDoc="1" locked="0" layoutInCell="1" allowOverlap="1" wp14:anchorId="3E7E5734" wp14:editId="420C1120">
+              <wp:anchor distT="0" distB="0" distL="114300" distR="114300" simplePos="0" relativeHeight="251755520" behindDoc="0" locked="0" layoutInCell="1" allowOverlap="1" wp14:anchorId="6218FFFB" wp14:editId="08EECA25">
                 <wp:simplePos x="0" y="0"/>
                 <wp:positionH relativeFrom="column">
-                  <wp:posOffset>-2540</wp:posOffset>
+                  <wp:posOffset>2540</wp:posOffset>
                 </wp:positionH>
                 <wp:positionV relativeFrom="paragraph">
-                  <wp:posOffset>5874327</wp:posOffset>
+                  <wp:posOffset>4566285</wp:posOffset>
                 </wp:positionV>
                 <wp:extent cx="5603240" cy="635"/>
-                <wp:effectExtent l="0" t="0" r="0" b="8255"/>
-                <wp:wrapTight wrapText="bothSides">
-                  <wp:wrapPolygon edited="0">
-                    <wp:start x="0" y="0"/>
-                    <wp:lineTo x="0" y="20698"/>
-                    <wp:lineTo x="21517" y="20698"/>
-                    <wp:lineTo x="21517" y="0"/>
-                    <wp:lineTo x="0" y="0"/>
-                  </wp:wrapPolygon>
-                </wp:wrapTight>
-                <wp:docPr id="146938978" name="Textfeld 1"/>
+                <wp:effectExtent l="0" t="0" r="0" b="0"/>
+                <wp:wrapSquare wrapText="bothSides"/>
+                <wp:docPr id="1905054101" name="Textfeld 1"/>
                 <wp:cNvGraphicFramePr/>
                 <a:graphic xmlns:a="http://schemas.openxmlformats.org/drawingml/2006/main">
                   <a:graphicData uri="http://schemas.microsoft.com/office/word/2010/wordprocessingShape">
@@ -10303,15 +10560,35 @@
                                 <w:lang w:val="de-CH"/>
                               </w:rPr>
                             </w:pPr>
+                            <w:bookmarkStart w:id="25" w:name="_Toc203339053"/>
                             <w:r>
-                              <w:t>Abbildung</w:t>
+                              <w:t xml:space="preserve">Abbildung </w:t>
                             </w:r>
                             <w:r>
-                              <w:t xml:space="preserve"> 9</w:t>
+                              <w:fldChar w:fldCharType="begin"/>
                             </w:r>
                             <w:r>
-                              <w:t>: Login-Maske fertiger GUI</w:t>
+                              <w:instrText xml:space="preserve"> SEQ Abbildung \* ARABIC </w:instrText>
                             </w:r>
+                            <w:r>
+                              <w:fldChar w:fldCharType="separate"/>
+                            </w:r>
+                            <w:r>
+                              <w:rPr>
+                                <w:noProof/>
+                              </w:rPr>
+                              <w:t>9</w:t>
+                            </w:r>
+                            <w:r>
+                              <w:fldChar w:fldCharType="end"/>
+                            </w:r>
+                            <w:r>
+                              <w:t xml:space="preserve">: </w:t>
+                            </w:r>
+                            <w:r>
+                              <w:t>Login-Maske fertiger GUI</w:t>
+                            </w:r>
+                            <w:bookmarkEnd w:id="25"/>
                           </w:p>
                         </w:txbxContent>
                       </wps:txbx>
@@ -10329,7 +10606,7 @@
           </mc:Choice>
           <mc:Fallback>
             <w:pict>
-              <v:shape w14:anchorId="3E7E5734" id="_x0000_s1032" type="#_x0000_t202" style="position:absolute;margin-left:-.2pt;margin-top:462.55pt;width:441.2pt;height:.05pt;z-index:-251604992;visibility:visible;mso-wrap-style:square;mso-wrap-distance-left:9pt;mso-wrap-distance-top:0;mso-wrap-distance-right:9pt;mso-wrap-distance-bottom:0;mso-position-horizontal:absolute;mso-position-horizontal-relative:text;mso-position-vertical:absolute;mso-position-vertical-relative:text;v-text-anchor:top" o:gfxdata="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" stroked="f">
+              <v:shape w14:anchorId="6218FFFB" id="_x0000_s1032" type="#_x0000_t202" style="position:absolute;margin-left:.2pt;margin-top:359.55pt;width:441.2pt;height:.05pt;z-index:251755520;visibility:visible;mso-wrap-style:square;mso-wrap-distance-left:9pt;mso-wrap-distance-top:0;mso-wrap-distance-right:9pt;mso-wrap-distance-bottom:0;mso-position-horizontal:absolute;mso-position-horizontal-relative:text;mso-position-vertical:absolute;mso-position-vertical-relative:text;v-text-anchor:top" o:gfxdata="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" stroked="f">
                 <v:textbox style="mso-fit-shape-to-text:t" inset="0,0,0,0">
                   <w:txbxContent>
                     <w:p>
@@ -10342,19 +10619,39 @@
                           <w:lang w:val="de-CH"/>
                         </w:rPr>
                       </w:pPr>
+                      <w:bookmarkStart w:id="26" w:name="_Toc203339053"/>
                       <w:r>
-                        <w:t>Abbildung</w:t>
+                        <w:t xml:space="preserve">Abbildung </w:t>
                       </w:r>
                       <w:r>
-                        <w:t xml:space="preserve"> 9</w:t>
+                        <w:fldChar w:fldCharType="begin"/>
                       </w:r>
                       <w:r>
-                        <w:t>: Login-Maske fertiger GUI</w:t>
+                        <w:instrText xml:space="preserve"> SEQ Abbildung \* ARABIC </w:instrText>
                       </w:r>
+                      <w:r>
+                        <w:fldChar w:fldCharType="separate"/>
+                      </w:r>
+                      <w:r>
+                        <w:rPr>
+                          <w:noProof/>
+                        </w:rPr>
+                        <w:t>9</w:t>
+                      </w:r>
+                      <w:r>
+                        <w:fldChar w:fldCharType="end"/>
+                      </w:r>
+                      <w:r>
+                        <w:t xml:space="preserve">: </w:t>
+                      </w:r>
+                      <w:r>
+                        <w:t>Login-Maske fertiger GUI</w:t>
+                      </w:r>
+                      <w:bookmarkEnd w:id="26"/>
                     </w:p>
                   </w:txbxContent>
                 </v:textbox>
-                <w10:wrap type="tight"/>
+                <w10:wrap type="square"/>
               </v:shape>
             </w:pict>
           </mc:Fallback>
@@ -10362,305 +10659,20 @@
       </w:r>
       <w:r>
         <w:rPr>
-          <w:sz w:val="24"/>
-          <w:szCs w:val="24"/>
-        </w:rPr>
-        <w:t>Das endgültige Design unserer GUI</w:t>
-      </w:r>
-      <w:r>
-        <w:rPr>
-          <w:sz w:val="24"/>
-          <w:szCs w:val="24"/>
-        </w:rPr>
-        <w:t xml:space="preserve"> unterscheidet sich</w:t>
-      </w:r>
-      <w:r>
-        <w:rPr>
-          <w:sz w:val="24"/>
-          <w:szCs w:val="24"/>
-        </w:rPr>
-        <w:t xml:space="preserve"> </w:t>
-      </w:r>
-      <w:r>
-        <w:rPr>
-          <w:sz w:val="24"/>
-          <w:szCs w:val="24"/>
-        </w:rPr>
-        <w:t>kaum</w:t>
-      </w:r>
-      <w:r>
-        <w:rPr>
-          <w:sz w:val="24"/>
-          <w:szCs w:val="24"/>
-        </w:rPr>
-        <w:t xml:space="preserve"> von unserem</w:t>
-      </w:r>
-      <w:r>
-        <w:rPr>
-          <w:sz w:val="24"/>
-          <w:szCs w:val="24"/>
-        </w:rPr>
-        <w:t xml:space="preserve"> zuvor</w:t>
-      </w:r>
-      <w:r>
-        <w:rPr>
-          <w:sz w:val="24"/>
-          <w:szCs w:val="24"/>
-        </w:rPr>
-        <w:t xml:space="preserve"> </w:t>
-      </w:r>
-      <w:r>
-        <w:rPr>
-          <w:sz w:val="24"/>
-          <w:szCs w:val="24"/>
-        </w:rPr>
-        <w:t>s</w:t>
-      </w:r>
-      <w:r>
-        <w:rPr>
-          <w:sz w:val="24"/>
-          <w:szCs w:val="24"/>
-        </w:rPr>
-        <w:t>kizzierten Aufbau. Wie geplant</w:t>
-      </w:r>
-      <w:r>
-        <w:rPr>
-          <w:sz w:val="24"/>
-          <w:szCs w:val="24"/>
-        </w:rPr>
-        <w:t xml:space="preserve"> bestehen die </w:t>
-      </w:r>
-      <w:r>
-        <w:rPr>
-          <w:sz w:val="24"/>
-          <w:szCs w:val="24"/>
-        </w:rPr>
-        <w:t>Applikation</w:t>
-      </w:r>
-      <w:r>
-        <w:rPr>
-          <w:sz w:val="24"/>
-          <w:szCs w:val="24"/>
-        </w:rPr>
-        <w:t xml:space="preserve"> aus drei verschiedenen Benutzeroberflächen. </w:t>
-      </w:r>
-      <w:r>
-        <w:rPr>
-          <w:sz w:val="24"/>
-          <w:szCs w:val="24"/>
-        </w:rPr>
-        <w:br/>
-        <w:t xml:space="preserve">Es beginnt auf der ersten Seite mit dem Login. Hierbei haben wir die Interaktionsfelder lediglich ganz nach oben in </w:t>
-      </w:r>
-      <w:r>
-        <w:rPr>
-          <w:sz w:val="24"/>
-          <w:szCs w:val="24"/>
-        </w:rPr>
-        <w:t>der</w:t>
-      </w:r>
-      <w:r>
-        <w:rPr>
-          <w:sz w:val="24"/>
-          <w:szCs w:val="24"/>
-        </w:rPr>
-        <w:t xml:space="preserve"> Mitte positioniert. Als Änderung kam hier hinzu, dass sich ein neues kleines Fenster öffnet, sobald versucht wird einen Namen zu registrieren, welcher bereits vorhanden ist</w:t>
-      </w:r>
-      <w:r>
-        <w:rPr>
-          <w:sz w:val="24"/>
-          <w:szCs w:val="24"/>
-        </w:rPr>
-        <w:t xml:space="preserve"> oder der Benutzer noch nicht in der Datenbank existiert.</w:t>
-      </w:r>
-    </w:p>
-    <w:p>
-      <w:r>
-        <w:rPr>
           <w:noProof/>
-          <w:lang w:val="de-DE"/>
         </w:rPr>
         <w:drawing>
-          <wp:anchor distT="0" distB="0" distL="114300" distR="114300" simplePos="0" relativeHeight="251686912" behindDoc="1" locked="0" layoutInCell="1" allowOverlap="1" wp14:anchorId="67D3C4C7" wp14:editId="454108CD">
+          <wp:anchor distT="0" distB="0" distL="114300" distR="114300" simplePos="0" relativeHeight="251709440" behindDoc="1" locked="0" layoutInCell="1" allowOverlap="1" wp14:anchorId="6769A127" wp14:editId="66948AEC">
             <wp:simplePos x="0" y="0"/>
-            <wp:positionH relativeFrom="margin">
-              <wp:posOffset>3161030</wp:posOffset>
+            <wp:positionH relativeFrom="column">
+              <wp:posOffset>2540</wp:posOffset>
             </wp:positionH>
             <wp:positionV relativeFrom="paragraph">
-              <wp:posOffset>5015230</wp:posOffset>
+              <wp:posOffset>-1905</wp:posOffset>
             </wp:positionV>
-            <wp:extent cx="1854000" cy="1396800"/>
-            <wp:effectExtent l="0" t="0" r="0" b="0"/>
-            <wp:wrapTight wrapText="bothSides">
-              <wp:wrapPolygon edited="0">
-                <wp:start x="0" y="0"/>
-                <wp:lineTo x="0" y="21217"/>
-                <wp:lineTo x="21311" y="21217"/>
-                <wp:lineTo x="21311" y="0"/>
-                <wp:lineTo x="0" y="0"/>
-              </wp:wrapPolygon>
-            </wp:wrapTight>
-            <wp:docPr id="1404281034" name="Grafik 15" descr="Ein Bild, das Text, Screenshot, Schrift, Betriebssystem enthält.&#10;&#10;KI-generierte Inhalte können fehlerhaft sein."/>
-            <wp:cNvGraphicFramePr>
-              <a:graphicFrameLocks xmlns:a="http://schemas.openxmlformats.org/drawingml/2006/main" noChangeAspect="1"/>
-            </wp:cNvGraphicFramePr>
-            <a:graphic xmlns:a="http://schemas.openxmlformats.org/drawingml/2006/main">
-              <a:graphicData uri="http://schemas.openxmlformats.org/drawingml/2006/picture">
-                <pic:pic xmlns:pic="http://schemas.openxmlformats.org/drawingml/2006/picture">
-                  <pic:nvPicPr>
-                    <pic:cNvPr id="1404281034" name="Grafik 15" descr="Ein Bild, das Text, Screenshot, Schrift, Betriebssystem enthält.&#10;&#10;KI-generierte Inhalte können fehlerhaft sein."/>
-                    <pic:cNvPicPr>
-                      <a:picLocks noChangeAspect="1" noChangeArrowheads="1"/>
-                    </pic:cNvPicPr>
-                  </pic:nvPicPr>
-                  <pic:blipFill rotWithShape="1">
-                    <a:blip r:embed="rId20">
-                      <a:extLst>
-                        <a:ext uri="{28A0092B-C50C-407E-A947-70E740481C1C}">
-                          <a14:useLocalDpi xmlns:a14="http://schemas.microsoft.com/office/drawing/2010/main" val="0"/>
-                        </a:ext>
-                      </a:extLst>
-                    </a:blip>
-                    <a:srcRect l="3997" t="5015" r="2022" b="6175"/>
-                    <a:stretch>
-                      <a:fillRect/>
-                    </a:stretch>
-                  </pic:blipFill>
-                  <pic:spPr bwMode="auto">
-                    <a:xfrm>
-                      <a:off x="0" y="0"/>
-                      <a:ext cx="1854000" cy="1396800"/>
-                    </a:xfrm>
-                    <a:prstGeom prst="rect">
-                      <a:avLst/>
-                    </a:prstGeom>
-                    <a:noFill/>
-                    <a:ln>
-                      <a:noFill/>
-                    </a:ln>
-                    <a:extLst>
-                      <a:ext uri="{53640926-AAD7-44D8-BBD7-CCE9431645EC}">
-                        <a14:shadowObscured xmlns:a14="http://schemas.microsoft.com/office/drawing/2010/main"/>
-                      </a:ext>
-                    </a:extLst>
-                  </pic:spPr>
-                </pic:pic>
-              </a:graphicData>
-            </a:graphic>
-            <wp14:sizeRelH relativeFrom="margin">
-              <wp14:pctWidth>0</wp14:pctWidth>
-            </wp14:sizeRelH>
-            <wp14:sizeRelV relativeFrom="margin">
-              <wp14:pctHeight>0</wp14:pctHeight>
-            </wp14:sizeRelV>
-          </wp:anchor>
-        </w:drawing>
-      </w:r>
-      <w:r>
-        <w:rPr>
-          <w:noProof/>
-          <w:lang w:val="de-DE"/>
-        </w:rPr>
-        <w:drawing>
-          <wp:anchor distT="0" distB="0" distL="114300" distR="114300" simplePos="0" relativeHeight="251687936" behindDoc="1" locked="0" layoutInCell="1" allowOverlap="1" wp14:anchorId="34D5E9AB" wp14:editId="616C19B6">
-            <wp:simplePos x="0" y="0"/>
-            <wp:positionH relativeFrom="margin">
-              <wp:posOffset>824865</wp:posOffset>
-            </wp:positionH>
-            <wp:positionV relativeFrom="paragraph">
-              <wp:posOffset>5015115</wp:posOffset>
-            </wp:positionV>
-            <wp:extent cx="1812925" cy="1402715"/>
-            <wp:effectExtent l="0" t="0" r="0" b="6985"/>
-            <wp:wrapTight wrapText="bothSides">
-              <wp:wrapPolygon edited="0">
-                <wp:start x="0" y="0"/>
-                <wp:lineTo x="0" y="21414"/>
-                <wp:lineTo x="21335" y="21414"/>
-                <wp:lineTo x="21335" y="0"/>
-                <wp:lineTo x="0" y="0"/>
-              </wp:wrapPolygon>
-            </wp:wrapTight>
-            <wp:docPr id="2074180691" name="Grafik 17" descr="Ein Bild, das Text, Screenshot, Schrift, Betriebssystem enthält.&#10;&#10;KI-generierte Inhalte können fehlerhaft sein."/>
-            <wp:cNvGraphicFramePr>
-              <a:graphicFrameLocks xmlns:a="http://schemas.openxmlformats.org/drawingml/2006/main" noChangeAspect="1"/>
-            </wp:cNvGraphicFramePr>
-            <a:graphic xmlns:a="http://schemas.openxmlformats.org/drawingml/2006/main">
-              <a:graphicData uri="http://schemas.openxmlformats.org/drawingml/2006/picture">
-                <pic:pic xmlns:pic="http://schemas.openxmlformats.org/drawingml/2006/picture">
-                  <pic:nvPicPr>
-                    <pic:cNvPr id="2074180691" name="Grafik 17" descr="Ein Bild, das Text, Screenshot, Schrift, Betriebssystem enthält.&#10;&#10;KI-generierte Inhalte können fehlerhaft sein."/>
-                    <pic:cNvPicPr>
-                      <a:picLocks noChangeAspect="1" noChangeArrowheads="1"/>
-                    </pic:cNvPicPr>
-                  </pic:nvPicPr>
-                  <pic:blipFill rotWithShape="1">
-                    <a:blip r:embed="rId21">
-                      <a:extLst>
-                        <a:ext uri="{28A0092B-C50C-407E-A947-70E740481C1C}">
-                          <a14:useLocalDpi xmlns:a14="http://schemas.microsoft.com/office/drawing/2010/main" val="0"/>
-                        </a:ext>
-                      </a:extLst>
-                    </a:blip>
-                    <a:srcRect l="2854" t="4955" r="3377" b="6803"/>
-                    <a:stretch>
-                      <a:fillRect/>
-                    </a:stretch>
-                  </pic:blipFill>
-                  <pic:spPr bwMode="auto">
-                    <a:xfrm>
-                      <a:off x="0" y="0"/>
-                      <a:ext cx="1812925" cy="1402715"/>
-                    </a:xfrm>
-                    <a:prstGeom prst="rect">
-                      <a:avLst/>
-                    </a:prstGeom>
-                    <a:noFill/>
-                    <a:ln>
-                      <a:noFill/>
-                    </a:ln>
-                    <a:extLst>
-                      <a:ext uri="{53640926-AAD7-44D8-BBD7-CCE9431645EC}">
-                        <a14:shadowObscured xmlns:a14="http://schemas.microsoft.com/office/drawing/2010/main"/>
-                      </a:ext>
-                    </a:extLst>
-                  </pic:spPr>
-                </pic:pic>
-              </a:graphicData>
-            </a:graphic>
-            <wp14:sizeRelH relativeFrom="margin">
-              <wp14:pctWidth>0</wp14:pctWidth>
-            </wp14:sizeRelH>
-            <wp14:sizeRelV relativeFrom="margin">
-              <wp14:pctHeight>0</wp14:pctHeight>
-            </wp14:sizeRelV>
-          </wp:anchor>
-        </w:drawing>
-      </w:r>
-      <w:r>
-        <w:rPr>
-          <w:noProof/>
-        </w:rPr>
-        <w:drawing>
-          <wp:anchor distT="0" distB="0" distL="114300" distR="114300" simplePos="0" relativeHeight="251709440" behindDoc="1" locked="0" layoutInCell="1" allowOverlap="1" wp14:anchorId="6769A127" wp14:editId="2A07564E">
-            <wp:simplePos x="0" y="0"/>
-            <wp:positionH relativeFrom="column">
-              <wp:posOffset>-2648</wp:posOffset>
-            </wp:positionH>
-            <wp:positionV relativeFrom="paragraph">
-              <wp:posOffset>1018</wp:posOffset>
-            </wp:positionV>
-            <wp:extent cx="5603769" cy="4511615"/>
+            <wp:extent cx="5603240" cy="4511040"/>
             <wp:effectExtent l="0" t="0" r="0" b="3810"/>
-            <wp:wrapTight wrapText="bothSides">
-              <wp:wrapPolygon edited="0">
-                <wp:start x="0" y="0"/>
-                <wp:lineTo x="0" y="21527"/>
-                <wp:lineTo x="21517" y="21527"/>
-                <wp:lineTo x="21517" y="0"/>
-                <wp:lineTo x="0" y="0"/>
-              </wp:wrapPolygon>
-            </wp:wrapTight>
+            <wp:wrapSquare wrapText="bothSides"/>
             <wp:docPr id="1414218820" name="Grafik 1" descr="Ein Bild, das Screenshot, Text, Display, Software enthält.&#10;&#10;KI-generierte Inhalte können fehlerhaft sein."/>
             <wp:cNvGraphicFramePr>
               <a:graphicFrameLocks xmlns:a="http://schemas.openxmlformats.org/drawingml/2006/main" noChangeAspect="1"/>
@@ -10673,7 +10685,7 @@
                     <pic:cNvPicPr/>
                   </pic:nvPicPr>
                   <pic:blipFill rotWithShape="1">
-                    <a:blip r:embed="rId22">
+                    <a:blip r:embed="rId20">
                       <a:extLst>
                         <a:ext uri="{28A0092B-C50C-407E-A947-70E740481C1C}">
                           <a14:useLocalDpi xmlns:a14="http://schemas.microsoft.com/office/drawing/2010/main" val="0"/>
@@ -10688,7 +10700,7 @@
                   <pic:spPr bwMode="auto">
                     <a:xfrm>
                       <a:off x="0" y="0"/>
-                      <a:ext cx="5603769" cy="4511615"/>
+                      <a:ext cx="5603240" cy="4511040"/>
                     </a:xfrm>
                     <a:prstGeom prst="rect">
                       <a:avLst/>
@@ -10709,56 +10721,136 @@
         </w:drawing>
       </w:r>
     </w:p>
-    <w:p/>
-    <w:p/>
-    <w:p/>
-    <w:p/>
-    <w:p>
-      <w:pPr>
-        <w:rPr>
-          <w:lang w:val="de-DE"/>
-        </w:rPr>
-      </w:pPr>
-      <w:r>
-        <w:rPr>
-          <w:noProof/>
-        </w:rPr>
-        <mc:AlternateContent>
-          <mc:Choice Requires="wps">
-            <w:drawing>
-              <wp:anchor distT="0" distB="0" distL="114300" distR="114300" simplePos="0" relativeHeight="251713536" behindDoc="1" locked="0" layoutInCell="1" allowOverlap="1" wp14:anchorId="75821FAC" wp14:editId="2A5A6190">
-                <wp:simplePos x="0" y="0"/>
-                <wp:positionH relativeFrom="column">
-                  <wp:posOffset>3168015</wp:posOffset>
-                </wp:positionH>
-                <wp:positionV relativeFrom="paragraph">
-                  <wp:posOffset>62288</wp:posOffset>
-                </wp:positionV>
-                <wp:extent cx="1852295" cy="635"/>
-                <wp:effectExtent l="0" t="0" r="0" b="0"/>
-                <wp:wrapNone/>
-                <wp:docPr id="2099127843" name="Textfeld 1"/>
-                <wp:cNvGraphicFramePr/>
-                <a:graphic xmlns:a="http://schemas.openxmlformats.org/drawingml/2006/main">
-                  <a:graphicData uri="http://schemas.microsoft.com/office/word/2010/wordprocessingShape">
-                    <wps:wsp>
-                      <wps:cNvSpPr txBox="1"/>
-                      <wps:spPr>
-                        <a:xfrm>
-                          <a:off x="0" y="0"/>
-                          <a:ext cx="1852295" cy="635"/>
-                        </a:xfrm>
-                        <a:prstGeom prst="rect">
-                          <a:avLst/>
-                        </a:prstGeom>
-                        <a:solidFill>
-                          <a:prstClr val="white"/>
-                        </a:solidFill>
-                        <a:ln>
-                          <a:noFill/>
-                        </a:ln>
-                      </wps:spPr>
-                      <wps:txbx>
+    <w:tbl>
+      <w:tblPr>
+        <w:tblStyle w:val="Tabellenraster"/>
+        <w:tblpPr w:leftFromText="141" w:rightFromText="141" w:vertAnchor="text" w:horzAnchor="margin" w:tblpY="58"/>
+        <w:tblW w:w="0" w:type="auto"/>
+        <w:tblBorders>
+          <w:top w:val="none" w:sz="0" w:space="0" w:color="auto"/>
+          <w:left w:val="none" w:sz="0" w:space="0" w:color="auto"/>
+          <w:bottom w:val="none" w:sz="0" w:space="0" w:color="auto"/>
+          <w:right w:val="none" w:sz="0" w:space="0" w:color="auto"/>
+          <w:insideH w:val="none" w:sz="0" w:space="0" w:color="auto"/>
+          <w:insideV w:val="none" w:sz="0" w:space="0" w:color="auto"/>
+        </w:tblBorders>
+        <w:tblLook w:val="04A0" w:firstRow="1" w:lastRow="0" w:firstColumn="1" w:lastColumn="0" w:noHBand="0" w:noVBand="1"/>
+      </w:tblPr>
+      <w:tblGrid>
+        <w:gridCol w:w="4531"/>
+        <w:gridCol w:w="4531"/>
+      </w:tblGrid>
+      <w:tr>
+        <w:tc>
+          <w:tcPr>
+            <w:tcW w:w="4531" w:type="dxa"/>
+          </w:tcPr>
+          <w:p>
+            <w:r>
+              <w:rPr>
+                <w:noProof/>
+              </w:rPr>
+              <mc:AlternateContent>
+                <mc:Choice Requires="wps">
+                  <w:drawing>
+                    <wp:anchor distT="0" distB="0" distL="114300" distR="114300" simplePos="0" relativeHeight="251753472" behindDoc="1" locked="0" layoutInCell="1" allowOverlap="1" wp14:anchorId="076312CC" wp14:editId="42DC59B7">
+                      <wp:simplePos x="0" y="0"/>
+                      <wp:positionH relativeFrom="column">
+                        <wp:posOffset>444500</wp:posOffset>
+                      </wp:positionH>
+                      <wp:positionV relativeFrom="paragraph">
+                        <wp:posOffset>1530350</wp:posOffset>
+                      </wp:positionV>
+                      <wp:extent cx="1812925" cy="635"/>
+                      <wp:effectExtent l="0" t="0" r="0" b="0"/>
+                      <wp:wrapTight wrapText="bothSides">
+                        <wp:wrapPolygon edited="0">
+                          <wp:start x="0" y="0"/>
+                          <wp:lineTo x="0" y="21600"/>
+                          <wp:lineTo x="21600" y="21600"/>
+                          <wp:lineTo x="21600" y="0"/>
+                        </wp:wrapPolygon>
+                      </wp:wrapTight>
+                      <wp:docPr id="1771596888" name="Textfeld 1"/>
+                      <wp:cNvGraphicFramePr/>
+                      <a:graphic xmlns:a="http://schemas.openxmlformats.org/drawingml/2006/main">
+                        <a:graphicData uri="http://schemas.microsoft.com/office/word/2010/wordprocessingShape">
+                          <wps:wsp>
+                            <wps:cNvSpPr txBox="1"/>
+                            <wps:spPr>
+                              <a:xfrm>
+                                <a:off x="0" y="0"/>
+                                <a:ext cx="1812925" cy="635"/>
+                              </a:xfrm>
+                              <a:prstGeom prst="rect">
+                                <a:avLst/>
+                              </a:prstGeom>
+                              <a:solidFill>
+                                <a:prstClr val="white"/>
+                              </a:solidFill>
+                              <a:ln>
+                                <a:noFill/>
+                              </a:ln>
+                            </wps:spPr>
+                            <wps:txbx>
+                              <w:txbxContent>
+                                <w:p>
+                                  <w:pPr>
+                                    <w:pStyle w:val="Beschriftung"/>
+                                    <w:rPr>
+                                      <w:noProof/>
+                                      <w:sz w:val="22"/>
+                                      <w:szCs w:val="22"/>
+                                    </w:rPr>
+                                  </w:pPr>
+                                  <w:bookmarkStart w:id="27" w:name="_Toc203339054"/>
+                                  <w:r>
+                                    <w:t xml:space="preserve">Abbildung </w:t>
+                                  </w:r>
+                                  <w:r>
+                                    <w:fldChar w:fldCharType="begin"/>
+                                  </w:r>
+                                  <w:r>
+                                    <w:instrText xml:space="preserve"> SEQ Abbildung \* ARABIC </w:instrText>
+                                  </w:r>
+                                  <w:r>
+                                    <w:fldChar w:fldCharType="separate"/>
+                                  </w:r>
+                                  <w:r>
+                                    <w:rPr>
+                                      <w:noProof/>
+                                    </w:rPr>
+                                    <w:t>10</w:t>
+                                  </w:r>
+                                  <w:r>
+                                    <w:fldChar w:fldCharType="end"/>
+                                  </w:r>
+                                  <w:r>
+                                    <w:t xml:space="preserve">: </w:t>
+                                  </w:r>
+                                  <w:r>
+                                    <w:t>Fehlermeldung - User existiert nicht</w:t>
+                                  </w:r>
+                                  <w:bookmarkEnd w:id="27"/>
+                                </w:p>
+                              </w:txbxContent>
+                            </wps:txbx>
+                            <wps:bodyPr rot="0" spcFirstLastPara="0" vertOverflow="overflow" horzOverflow="overflow" vert="horz" wrap="square" lIns="0" tIns="0" rIns="0" bIns="0" numCol="1" spcCol="0" rtlCol="0" fromWordArt="0" anchor="t" anchorCtr="0" forceAA="0" compatLnSpc="1">
+                              <a:prstTxWarp prst="textNoShape">
+                                <a:avLst/>
+                              </a:prstTxWarp>
+                              <a:spAutoFit/>
+                            </wps:bodyPr>
+                          </wps:wsp>
+                        </a:graphicData>
+                      </a:graphic>
+                    </wp:anchor>
+                  </w:drawing>
+                </mc:Choice>
+                <mc:Fallback>
+                  <w:pict>
+                    <v:shape w14:anchorId="076312CC" id="_x0000_s1033" type="#_x0000_t202" style="position:absolute;margin-left:35pt;margin-top:120.5pt;width:142.75pt;height:.05pt;z-index:-251563008;visibility:visible;mso-wrap-style:square;mso-wrap-distance-left:9pt;mso-wrap-distance-top:0;mso-wrap-distance-right:9pt;mso-wrap-distance-bottom:0;mso-position-horizontal:absolute;mso-position-horizontal-relative:text;mso-position-vertical:absolute;mso-position-vertical-relative:text;v-text-anchor:top" o:gfxdata="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" stroked="f">
+                      <v:textbox style="mso-fit-shape-to-text:t" inset="0,0,0,0">
                         <w:txbxContent>
                           <w:p>
                             <w:pPr>
@@ -10769,7 +10861,248 @@
                                 <w:szCs w:val="22"/>
                               </w:rPr>
                             </w:pPr>
-                            <w:bookmarkStart w:id="25" w:name="_Toc203310674"/>
+                            <w:bookmarkStart w:id="28" w:name="_Toc203339054"/>
+                            <w:r>
+                              <w:t xml:space="preserve">Abbildung </w:t>
+                            </w:r>
+                            <w:r>
+                              <w:fldChar w:fldCharType="begin"/>
+                            </w:r>
+                            <w:r>
+                              <w:instrText xml:space="preserve"> SEQ Abbildung \* ARABIC </w:instrText>
+                            </w:r>
+                            <w:r>
+                              <w:fldChar w:fldCharType="separate"/>
+                            </w:r>
+                            <w:r>
+                              <w:rPr>
+                                <w:noProof/>
+                              </w:rPr>
+                              <w:t>10</w:t>
+                            </w:r>
+                            <w:r>
+                              <w:fldChar w:fldCharType="end"/>
+                            </w:r>
+                            <w:r>
+                              <w:t xml:space="preserve">: </w:t>
+                            </w:r>
+                            <w:r>
+                              <w:t>Fehlermeldung - User existiert nicht</w:t>
+                            </w:r>
+                            <w:bookmarkEnd w:id="28"/>
+                          </w:p>
+                        </w:txbxContent>
+                      </v:textbox>
+                      <w10:wrap type="tight"/>
+                    </v:shape>
+                  </w:pict>
+                </mc:Fallback>
+              </mc:AlternateContent>
+            </w:r>
+            <w:r>
+              <w:rPr>
+                <w:noProof/>
+                <w:lang w:val="de-DE"/>
+              </w:rPr>
+              <w:drawing>
+                <wp:anchor distT="0" distB="0" distL="114300" distR="114300" simplePos="0" relativeHeight="251750400" behindDoc="1" locked="0" layoutInCell="1" allowOverlap="1" wp14:anchorId="705CFCE8" wp14:editId="75B0E1E0">
+                  <wp:simplePos x="0" y="0"/>
+                  <wp:positionH relativeFrom="margin">
+                    <wp:posOffset>444912</wp:posOffset>
+                  </wp:positionH>
+                  <wp:positionV relativeFrom="paragraph">
+                    <wp:posOffset>70922</wp:posOffset>
+                  </wp:positionV>
+                  <wp:extent cx="1812925" cy="1402715"/>
+                  <wp:effectExtent l="0" t="0" r="0" b="6985"/>
+                  <wp:wrapTight wrapText="bothSides">
+                    <wp:wrapPolygon edited="0">
+                      <wp:start x="0" y="0"/>
+                      <wp:lineTo x="0" y="21414"/>
+                      <wp:lineTo x="21335" y="21414"/>
+                      <wp:lineTo x="21335" y="0"/>
+                      <wp:lineTo x="0" y="0"/>
+                    </wp:wrapPolygon>
+                  </wp:wrapTight>
+                  <wp:docPr id="2074180691" name="Grafik 17" descr="Ein Bild, das Text, Screenshot, Schrift, Betriebssystem enthält.&#10;&#10;KI-generierte Inhalte können fehlerhaft sein."/>
+                  <wp:cNvGraphicFramePr>
+                    <a:graphicFrameLocks xmlns:a="http://schemas.openxmlformats.org/drawingml/2006/main" noChangeAspect="1"/>
+                  </wp:cNvGraphicFramePr>
+                  <a:graphic xmlns:a="http://schemas.openxmlformats.org/drawingml/2006/main">
+                    <a:graphicData uri="http://schemas.openxmlformats.org/drawingml/2006/picture">
+                      <pic:pic xmlns:pic="http://schemas.openxmlformats.org/drawingml/2006/picture">
+                        <pic:nvPicPr>
+                          <pic:cNvPr id="2074180691" name="Grafik 17" descr="Ein Bild, das Text, Screenshot, Schrift, Betriebssystem enthält.&#10;&#10;KI-generierte Inhalte können fehlerhaft sein."/>
+                          <pic:cNvPicPr>
+                            <a:picLocks noChangeAspect="1" noChangeArrowheads="1"/>
+                          </pic:cNvPicPr>
+                        </pic:nvPicPr>
+                        <pic:blipFill rotWithShape="1">
+                          <a:blip r:embed="rId21">
+                            <a:extLst>
+                              <a:ext uri="{28A0092B-C50C-407E-A947-70E740481C1C}">
+                                <a14:useLocalDpi xmlns:a14="http://schemas.microsoft.com/office/drawing/2010/main" val="0"/>
+                              </a:ext>
+                            </a:extLst>
+                          </a:blip>
+                          <a:srcRect l="2854" t="4955" r="3377" b="6803"/>
+                          <a:stretch>
+                            <a:fillRect/>
+                          </a:stretch>
+                        </pic:blipFill>
+                        <pic:spPr bwMode="auto">
+                          <a:xfrm>
+                            <a:off x="0" y="0"/>
+                            <a:ext cx="1812925" cy="1402715"/>
+                          </a:xfrm>
+                          <a:prstGeom prst="rect">
+                            <a:avLst/>
+                          </a:prstGeom>
+                          <a:noFill/>
+                          <a:ln>
+                            <a:noFill/>
+                          </a:ln>
+                          <a:extLst>
+                            <a:ext uri="{53640926-AAD7-44D8-BBD7-CCE9431645EC}">
+                              <a14:shadowObscured xmlns:a14="http://schemas.microsoft.com/office/drawing/2010/main"/>
+                            </a:ext>
+                          </a:extLst>
+                        </pic:spPr>
+                      </pic:pic>
+                    </a:graphicData>
+                  </a:graphic>
+                  <wp14:sizeRelH relativeFrom="margin">
+                    <wp14:pctWidth>0</wp14:pctWidth>
+                  </wp14:sizeRelH>
+                  <wp14:sizeRelV relativeFrom="margin">
+                    <wp14:pctHeight>0</wp14:pctHeight>
+                  </wp14:sizeRelV>
+                </wp:anchor>
+              </w:drawing>
+            </w:r>
+          </w:p>
+        </w:tc>
+        <w:tc>
+          <w:tcPr>
+            <w:tcW w:w="4531" w:type="dxa"/>
+          </w:tcPr>
+          <w:p>
+            <w:r>
+              <w:rPr>
+                <w:noProof/>
+              </w:rPr>
+              <mc:AlternateContent>
+                <mc:Choice Requires="wps">
+                  <w:drawing>
+                    <wp:anchor distT="0" distB="0" distL="114300" distR="114300" simplePos="0" relativeHeight="251757568" behindDoc="1" locked="0" layoutInCell="1" allowOverlap="1" wp14:anchorId="7E9614BB" wp14:editId="4A8F30F3">
+                      <wp:simplePos x="0" y="0"/>
+                      <wp:positionH relativeFrom="column">
+                        <wp:posOffset>464820</wp:posOffset>
+                      </wp:positionH>
+                      <wp:positionV relativeFrom="paragraph">
+                        <wp:posOffset>1530350</wp:posOffset>
+                      </wp:positionV>
+                      <wp:extent cx="1853565" cy="635"/>
+                      <wp:effectExtent l="0" t="0" r="0" b="0"/>
+                      <wp:wrapTight wrapText="bothSides">
+                        <wp:wrapPolygon edited="0">
+                          <wp:start x="0" y="0"/>
+                          <wp:lineTo x="0" y="21600"/>
+                          <wp:lineTo x="21600" y="21600"/>
+                          <wp:lineTo x="21600" y="0"/>
+                        </wp:wrapPolygon>
+                      </wp:wrapTight>
+                      <wp:docPr id="1266353159" name="Textfeld 1"/>
+                      <wp:cNvGraphicFramePr/>
+                      <a:graphic xmlns:a="http://schemas.openxmlformats.org/drawingml/2006/main">
+                        <a:graphicData uri="http://schemas.microsoft.com/office/word/2010/wordprocessingShape">
+                          <wps:wsp>
+                            <wps:cNvSpPr txBox="1"/>
+                            <wps:spPr>
+                              <a:xfrm>
+                                <a:off x="0" y="0"/>
+                                <a:ext cx="1853565" cy="635"/>
+                              </a:xfrm>
+                              <a:prstGeom prst="rect">
+                                <a:avLst/>
+                              </a:prstGeom>
+                              <a:solidFill>
+                                <a:prstClr val="white"/>
+                              </a:solidFill>
+                              <a:ln>
+                                <a:noFill/>
+                              </a:ln>
+                            </wps:spPr>
+                            <wps:txbx>
+                              <w:txbxContent>
+                                <w:p>
+                                  <w:pPr>
+                                    <w:pStyle w:val="Beschriftung"/>
+                                    <w:rPr>
+                                      <w:noProof/>
+                                      <w:sz w:val="22"/>
+                                      <w:szCs w:val="22"/>
+                                    </w:rPr>
+                                  </w:pPr>
+                                  <w:bookmarkStart w:id="29" w:name="_Toc203339055"/>
+                                  <w:r>
+                                    <w:t xml:space="preserve">Abbildung </w:t>
+                                  </w:r>
+                                  <w:r>
+                                    <w:fldChar w:fldCharType="begin"/>
+                                  </w:r>
+                                  <w:r>
+                                    <w:instrText xml:space="preserve"> SEQ Abbildung \* ARABIC </w:instrText>
+                                  </w:r>
+                                  <w:r>
+                                    <w:fldChar w:fldCharType="separate"/>
+                                  </w:r>
+                                  <w:r>
+                                    <w:rPr>
+                                      <w:noProof/>
+                                    </w:rPr>
+                                    <w:t>11</w:t>
+                                  </w:r>
+                                  <w:r>
+                                    <w:fldChar w:fldCharType="end"/>
+                                  </w:r>
+                                  <w:r>
+                                    <w:t xml:space="preserve">: </w:t>
+                                  </w:r>
+                                  <w:r>
+                                    <w:t>Fehlermeldung - User existiert bereits</w:t>
+                                  </w:r>
+                                  <w:bookmarkEnd w:id="29"/>
+                                </w:p>
+                              </w:txbxContent>
+                            </wps:txbx>
+                            <wps:bodyPr rot="0" spcFirstLastPara="0" vertOverflow="overflow" horzOverflow="overflow" vert="horz" wrap="square" lIns="0" tIns="0" rIns="0" bIns="0" numCol="1" spcCol="0" rtlCol="0" fromWordArt="0" anchor="t" anchorCtr="0" forceAA="0" compatLnSpc="1">
+                              <a:prstTxWarp prst="textNoShape">
+                                <a:avLst/>
+                              </a:prstTxWarp>
+                              <a:spAutoFit/>
+                            </wps:bodyPr>
+                          </wps:wsp>
+                        </a:graphicData>
+                      </a:graphic>
+                    </wp:anchor>
+                  </w:drawing>
+                </mc:Choice>
+                <mc:Fallback>
+                  <w:pict>
+                    <v:shape w14:anchorId="7E9614BB" id="_x0000_s1034" type="#_x0000_t202" style="position:absolute;margin-left:36.6pt;margin-top:120.5pt;width:145.95pt;height:.05pt;z-index:-251558912;visibility:visible;mso-wrap-style:square;mso-wrap-distance-left:9pt;mso-wrap-distance-top:0;mso-wrap-distance-right:9pt;mso-wrap-distance-bottom:0;mso-position-horizontal:absolute;mso-position-horizontal-relative:text;mso-position-vertical:absolute;mso-position-vertical-relative:text;v-text-anchor:top" o:gfxdata="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" stroked="f">
+                      <v:textbox style="mso-fit-shape-to-text:t" inset="0,0,0,0">
+                        <w:txbxContent>
+                          <w:p>
+                            <w:pPr>
+                              <w:pStyle w:val="Beschriftung"/>
+                              <w:rPr>
+                                <w:noProof/>
+                                <w:sz w:val="22"/>
+                                <w:szCs w:val="22"/>
+                              </w:rPr>
+                            </w:pPr>
+                            <w:bookmarkStart w:id="30" w:name="_Toc203339055"/>
                             <w:r>
                               <w:t xml:space="preserve">Abbildung </w:t>
                             </w:r>
@@ -10792,72 +11125,225 @@
                               <w:fldChar w:fldCharType="end"/>
                             </w:r>
                             <w:r>
-                              <w:t>: Fehlermeldung - User existiert bereits</w:t>
+                              <w:t xml:space="preserve">: </w:t>
                             </w:r>
-                            <w:bookmarkEnd w:id="25"/>
+                            <w:r>
+                              <w:t>Fehlermeldung - User existiert bereits</w:t>
+                            </w:r>
+                            <w:bookmarkEnd w:id="30"/>
                           </w:p>
                         </w:txbxContent>
-                      </wps:txbx>
-                      <wps:bodyPr rot="0" spcFirstLastPara="0" vertOverflow="overflow" horzOverflow="overflow" vert="horz" wrap="square" lIns="0" tIns="0" rIns="0" bIns="0" numCol="1" spcCol="0" rtlCol="0" fromWordArt="0" anchor="t" anchorCtr="0" forceAA="0" compatLnSpc="1">
-                        <a:prstTxWarp prst="textNoShape">
-                          <a:avLst/>
-                        </a:prstTxWarp>
-                        <a:spAutoFit/>
-                      </wps:bodyPr>
-                    </wps:wsp>
-                  </a:graphicData>
-                </a:graphic>
-              </wp:anchor>
-            </w:drawing>
-          </mc:Choice>
-          <mc:Fallback>
-            <w:pict>
-              <v:shape w14:anchorId="75821FAC" id="_x0000_s1033" type="#_x0000_t202" style="position:absolute;margin-left:249.45pt;margin-top:4.9pt;width:145.85pt;height:.05pt;z-index:-251602944;visibility:visible;mso-wrap-style:square;mso-wrap-distance-left:9pt;mso-wrap-distance-top:0;mso-wrap-distance-right:9pt;mso-wrap-distance-bottom:0;mso-position-horizontal:absolute;mso-position-horizontal-relative:text;mso-position-vertical:absolute;mso-position-vertical-relative:text;v-text-anchor:top" o:gfxdata="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" stroked="f">
-                <v:textbox style="mso-fit-shape-to-text:t" inset="0,0,0,0">
-                  <w:txbxContent>
-                    <w:p>
-                      <w:pPr>
-                        <w:pStyle w:val="Beschriftung"/>
-                        <w:rPr>
-                          <w:noProof/>
-                          <w:sz w:val="22"/>
-                          <w:szCs w:val="22"/>
-                        </w:rPr>
-                      </w:pPr>
-                      <w:bookmarkStart w:id="26" w:name="_Toc203310674"/>
-                      <w:r>
-                        <w:t xml:space="preserve">Abbildung </w:t>
-                      </w:r>
-                      <w:r>
-                        <w:fldChar w:fldCharType="begin"/>
-                      </w:r>
-                      <w:r>
-                        <w:instrText xml:space="preserve"> SEQ Abbildung \* ARABIC </w:instrText>
-                      </w:r>
-                      <w:r>
-                        <w:fldChar w:fldCharType="separate"/>
-                      </w:r>
-                      <w:r>
-                        <w:rPr>
-                          <w:noProof/>
-                        </w:rPr>
-                        <w:t>11</w:t>
-                      </w:r>
-                      <w:r>
-                        <w:fldChar w:fldCharType="end"/>
-                      </w:r>
-                      <w:r>
-                        <w:t>: Fehlermeldung - User existiert bereits</w:t>
-                      </w:r>
-                      <w:bookmarkEnd w:id="26"/>
-                    </w:p>
-                  </w:txbxContent>
-                </v:textbox>
-              </v:shape>
-            </w:pict>
-          </mc:Fallback>
-        </mc:AlternateContent>
-      </w:r>
+                      </v:textbox>
+                      <w10:wrap type="tight"/>
+                    </v:shape>
+                  </w:pict>
+                </mc:Fallback>
+              </mc:AlternateContent>
+            </w:r>
+            <w:r>
+              <w:rPr>
+                <w:noProof/>
+                <w:lang w:val="de-DE"/>
+              </w:rPr>
+              <w:drawing>
+                <wp:anchor distT="0" distB="0" distL="114300" distR="114300" simplePos="0" relativeHeight="251751424" behindDoc="1" locked="0" layoutInCell="1" allowOverlap="1" wp14:anchorId="7343D1F3" wp14:editId="2999FA10">
+                  <wp:simplePos x="0" y="0"/>
+                  <wp:positionH relativeFrom="margin">
+                    <wp:posOffset>465043</wp:posOffset>
+                  </wp:positionH>
+                  <wp:positionV relativeFrom="paragraph">
+                    <wp:posOffset>77272</wp:posOffset>
+                  </wp:positionV>
+                  <wp:extent cx="1854000" cy="1396800"/>
+                  <wp:effectExtent l="0" t="0" r="0" b="0"/>
+                  <wp:wrapTight wrapText="bothSides">
+                    <wp:wrapPolygon edited="0">
+                      <wp:start x="0" y="0"/>
+                      <wp:lineTo x="0" y="21217"/>
+                      <wp:lineTo x="21311" y="21217"/>
+                      <wp:lineTo x="21311" y="0"/>
+                      <wp:lineTo x="0" y="0"/>
+                    </wp:wrapPolygon>
+                  </wp:wrapTight>
+                  <wp:docPr id="1404281034" name="Grafik 15" descr="Ein Bild, das Text, Screenshot, Schrift, Betriebssystem enthält.&#10;&#10;KI-generierte Inhalte können fehlerhaft sein."/>
+                  <wp:cNvGraphicFramePr>
+                    <a:graphicFrameLocks xmlns:a="http://schemas.openxmlformats.org/drawingml/2006/main" noChangeAspect="1"/>
+                  </wp:cNvGraphicFramePr>
+                  <a:graphic xmlns:a="http://schemas.openxmlformats.org/drawingml/2006/main">
+                    <a:graphicData uri="http://schemas.openxmlformats.org/drawingml/2006/picture">
+                      <pic:pic xmlns:pic="http://schemas.openxmlformats.org/drawingml/2006/picture">
+                        <pic:nvPicPr>
+                          <pic:cNvPr id="1404281034" name="Grafik 15" descr="Ein Bild, das Text, Screenshot, Schrift, Betriebssystem enthält.&#10;&#10;KI-generierte Inhalte können fehlerhaft sein."/>
+                          <pic:cNvPicPr>
+                            <a:picLocks noChangeAspect="1" noChangeArrowheads="1"/>
+                          </pic:cNvPicPr>
+                        </pic:nvPicPr>
+                        <pic:blipFill rotWithShape="1">
+                          <a:blip r:embed="rId22">
+                            <a:extLst>
+                              <a:ext uri="{28A0092B-C50C-407E-A947-70E740481C1C}">
+                                <a14:useLocalDpi xmlns:a14="http://schemas.microsoft.com/office/drawing/2010/main" val="0"/>
+                              </a:ext>
+                            </a:extLst>
+                          </a:blip>
+                          <a:srcRect l="3997" t="5015" r="2022" b="6175"/>
+                          <a:stretch>
+                            <a:fillRect/>
+                          </a:stretch>
+                        </pic:blipFill>
+                        <pic:spPr bwMode="auto">
+                          <a:xfrm>
+                            <a:off x="0" y="0"/>
+                            <a:ext cx="1854000" cy="1396800"/>
+                          </a:xfrm>
+                          <a:prstGeom prst="rect">
+                            <a:avLst/>
+                          </a:prstGeom>
+                          <a:noFill/>
+                          <a:ln>
+                            <a:noFill/>
+                          </a:ln>
+                          <a:extLst>
+                            <a:ext uri="{53640926-AAD7-44D8-BBD7-CCE9431645EC}">
+                              <a14:shadowObscured xmlns:a14="http://schemas.microsoft.com/office/drawing/2010/main"/>
+                            </a:ext>
+                          </a:extLst>
+                        </pic:spPr>
+                      </pic:pic>
+                    </a:graphicData>
+                  </a:graphic>
+                  <wp14:sizeRelH relativeFrom="margin">
+                    <wp14:pctWidth>0</wp14:pctWidth>
+                  </wp14:sizeRelH>
+                  <wp14:sizeRelV relativeFrom="margin">
+                    <wp14:pctHeight>0</wp14:pctHeight>
+                  </wp14:sizeRelV>
+                </wp:anchor>
+              </w:drawing>
+            </w:r>
+          </w:p>
+        </w:tc>
+      </w:tr>
+    </w:tbl>
+    <w:p>
+      <w:r>
+        <w:rPr>
+          <w:sz w:val="24"/>
+          <w:szCs w:val="24"/>
+        </w:rPr>
+        <w:lastRenderedPageBreak/>
+        <w:t xml:space="preserve">Im Hauptfenster haben wir über der Filmliste eine Suchleiste zur gezielten Filmsuche. </w:t>
+      </w:r>
+      <w:r>
+        <w:rPr>
+          <w:sz w:val="24"/>
+          <w:szCs w:val="24"/>
+        </w:rPr>
+        <w:t xml:space="preserve">Direkt daneben sind die Empfehlungen </w:t>
+      </w:r>
+      <w:r>
+        <w:rPr>
+          <w:sz w:val="24"/>
+          <w:szCs w:val="24"/>
+        </w:rPr>
+        <w:t>aufgelistet</w:t>
+      </w:r>
+      <w:r>
+        <w:rPr>
+          <w:sz w:val="24"/>
+          <w:szCs w:val="24"/>
+        </w:rPr>
+        <w:t xml:space="preserve">. Außerdem befindet sich wie in der Planung definiert eine Beschreibung, sowie </w:t>
+      </w:r>
+      <w:r>
+        <w:rPr>
+          <w:sz w:val="24"/>
+          <w:szCs w:val="24"/>
+        </w:rPr>
+        <w:t>ein</w:t>
+      </w:r>
+      <w:r>
+        <w:rPr>
+          <w:sz w:val="24"/>
+          <w:szCs w:val="24"/>
+        </w:rPr>
+        <w:t xml:space="preserve"> Button für den Trailer und</w:t>
+      </w:r>
+      <w:r>
+        <w:rPr>
+          <w:sz w:val="24"/>
+          <w:szCs w:val="24"/>
+        </w:rPr>
+        <w:t xml:space="preserve"> ein weiterer für</w:t>
+      </w:r>
+      <w:r>
+        <w:rPr>
+          <w:sz w:val="24"/>
+          <w:szCs w:val="24"/>
+        </w:rPr>
+        <w:t xml:space="preserve"> das Hinzufügen der Favoriten. Geändert hat sich leider, dass wir kein Cover der entsprechenden Filme hinzufügen konnten. Dafür hätten wir eine Open Source Datenbank benötigt, die uns die Bilder zur Verfügung stellt. Dies für jeden Film händisch zu </w:t>
+      </w:r>
+      <w:r>
+        <w:rPr>
+          <w:sz w:val="24"/>
+          <w:szCs w:val="24"/>
+        </w:rPr>
+        <w:t>suchen und zu vervollständigen</w:t>
+      </w:r>
+      <w:r>
+        <w:rPr>
+          <w:sz w:val="24"/>
+          <w:szCs w:val="24"/>
+        </w:rPr>
+        <w:t xml:space="preserve"> wäre sehr zeitaufwendig gewesen, weshalb wir den Fokus lieber auf andere Funktionen und Details legten. Außerdem hat sich geändert, dass wir das Profil des Users nicht anzeigen</w:t>
+      </w:r>
+      <w:r>
+        <w:rPr>
+          <w:sz w:val="24"/>
+          <w:szCs w:val="24"/>
+        </w:rPr>
+        <w:t>.</w:t>
+      </w:r>
+      <w:r>
+        <w:rPr>
+          <w:sz w:val="24"/>
+          <w:szCs w:val="24"/>
+        </w:rPr>
+        <w:t xml:space="preserve"> </w:t>
+      </w:r>
+      <w:r>
+        <w:rPr>
+          <w:sz w:val="24"/>
+          <w:szCs w:val="24"/>
+        </w:rPr>
+        <w:t>H</w:t>
+      </w:r>
+      <w:r>
+        <w:rPr>
+          <w:sz w:val="24"/>
+          <w:szCs w:val="24"/>
+        </w:rPr>
+        <w:t xml:space="preserve">ierbei haben wir uns geeinigt, direkt zu den Favoriten </w:t>
+      </w:r>
+      <w:r>
+        <w:rPr>
+          <w:sz w:val="24"/>
+          <w:szCs w:val="24"/>
+        </w:rPr>
+        <w:t xml:space="preserve">wechseln zu können </w:t>
+      </w:r>
+      <w:r>
+        <w:rPr>
+          <w:sz w:val="24"/>
+          <w:szCs w:val="24"/>
+        </w:rPr>
+        <w:t>und nicht erst über ein Drop-Down-Menü.</w:t>
+      </w:r>
+      <w:r>
+        <w:br/>
+      </w:r>
+    </w:p>
+    <w:p>
       <w:r>
         <w:rPr>
           <w:noProof/>
@@ -10865,134 +11351,25 @@
         <mc:AlternateContent>
           <mc:Choice Requires="wps">
             <w:drawing>
-              <wp:anchor distT="0" distB="0" distL="114300" distR="114300" simplePos="0" relativeHeight="251715584" behindDoc="1" locked="0" layoutInCell="1" allowOverlap="1" wp14:anchorId="324FB3B9" wp14:editId="64D53D15">
-                <wp:simplePos x="0" y="0"/>
-                <wp:positionH relativeFrom="column">
-                  <wp:posOffset>821690</wp:posOffset>
-                </wp:positionH>
-                <wp:positionV relativeFrom="paragraph">
-                  <wp:posOffset>65925</wp:posOffset>
-                </wp:positionV>
-                <wp:extent cx="1812925" cy="635"/>
-                <wp:effectExtent l="0" t="0" r="0" b="0"/>
-                <wp:wrapNone/>
-                <wp:docPr id="238975414" name="Textfeld 1"/>
-                <wp:cNvGraphicFramePr/>
-                <a:graphic xmlns:a="http://schemas.openxmlformats.org/drawingml/2006/main">
-                  <a:graphicData uri="http://schemas.microsoft.com/office/word/2010/wordprocessingShape">
-                    <wps:wsp>
-                      <wps:cNvSpPr txBox="1"/>
-                      <wps:spPr>
-                        <a:xfrm>
-                          <a:off x="0" y="0"/>
-                          <a:ext cx="1812925" cy="635"/>
-                        </a:xfrm>
-                        <a:prstGeom prst="rect">
-                          <a:avLst/>
-                        </a:prstGeom>
-                        <a:solidFill>
-                          <a:prstClr val="white"/>
-                        </a:solidFill>
-                        <a:ln>
-                          <a:noFill/>
-                        </a:ln>
-                      </wps:spPr>
-                      <wps:txbx>
-                        <w:txbxContent>
-                          <w:p>
-                            <w:pPr>
-                              <w:pStyle w:val="Beschriftung"/>
-                              <w:rPr>
-                                <w:noProof/>
-                                <w:sz w:val="22"/>
-                                <w:szCs w:val="22"/>
-                              </w:rPr>
-                            </w:pPr>
-                            <w:r>
-                              <w:t xml:space="preserve">Abbildung </w:t>
-                            </w:r>
-                            <w:r>
-                              <w:t>10</w:t>
-                            </w:r>
-                            <w:r>
-                              <w:t>: Fehlermeldung - User existiert nicht</w:t>
-                            </w:r>
-                          </w:p>
-                        </w:txbxContent>
-                      </wps:txbx>
-                      <wps:bodyPr rot="0" spcFirstLastPara="0" vertOverflow="overflow" horzOverflow="overflow" vert="horz" wrap="square" lIns="0" tIns="0" rIns="0" bIns="0" numCol="1" spcCol="0" rtlCol="0" fromWordArt="0" anchor="t" anchorCtr="0" forceAA="0" compatLnSpc="1">
-                        <a:prstTxWarp prst="textNoShape">
-                          <a:avLst/>
-                        </a:prstTxWarp>
-                        <a:spAutoFit/>
-                      </wps:bodyPr>
-                    </wps:wsp>
-                  </a:graphicData>
-                </a:graphic>
-              </wp:anchor>
-            </w:drawing>
-          </mc:Choice>
-          <mc:Fallback>
-            <w:pict>
-              <v:shape w14:anchorId="324FB3B9" id="_x0000_s1034" type="#_x0000_t202" style="position:absolute;margin-left:64.7pt;margin-top:5.2pt;width:142.75pt;height:.05pt;z-index:-251600896;visibility:visible;mso-wrap-style:square;mso-wrap-distance-left:9pt;mso-wrap-distance-top:0;mso-wrap-distance-right:9pt;mso-wrap-distance-bottom:0;mso-position-horizontal:absolute;mso-position-horizontal-relative:text;mso-position-vertical:absolute;mso-position-vertical-relative:text;v-text-anchor:top" o:gfxdata="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" stroked="f">
-                <v:textbox style="mso-fit-shape-to-text:t" inset="0,0,0,0">
-                  <w:txbxContent>
-                    <w:p>
-                      <w:pPr>
-                        <w:pStyle w:val="Beschriftung"/>
-                        <w:rPr>
-                          <w:noProof/>
-                          <w:sz w:val="22"/>
-                          <w:szCs w:val="22"/>
-                        </w:rPr>
-                      </w:pPr>
-                      <w:r>
-                        <w:t xml:space="preserve">Abbildung </w:t>
-                      </w:r>
-                      <w:r>
-                        <w:t>10</w:t>
-                      </w:r>
-                      <w:r>
-                        <w:t>: Fehlermeldung - User existiert nicht</w:t>
-                      </w:r>
-                    </w:p>
-                  </w:txbxContent>
-                </v:textbox>
-              </v:shape>
-            </w:pict>
-          </mc:Fallback>
-        </mc:AlternateContent>
-      </w:r>
-    </w:p>
-    <w:p>
-      <w:r>
-        <w:rPr>
-          <w:noProof/>
-        </w:rPr>
-        <w:lastRenderedPageBreak/>
-        <mc:AlternateContent>
-          <mc:Choice Requires="wps">
-            <w:drawing>
-              <wp:anchor distT="0" distB="0" distL="114300" distR="114300" simplePos="0" relativeHeight="251718656" behindDoc="1" locked="0" layoutInCell="1" allowOverlap="1" wp14:anchorId="4BFFCDAA" wp14:editId="5D42F99C">
+              <wp:anchor distT="0" distB="0" distL="114300" distR="114300" simplePos="0" relativeHeight="251762688" behindDoc="1" locked="0" layoutInCell="1" allowOverlap="1" wp14:anchorId="03CF2B90" wp14:editId="72EF9A85">
                 <wp:simplePos x="0" y="0"/>
                 <wp:positionH relativeFrom="column">
                   <wp:posOffset>-2540</wp:posOffset>
                 </wp:positionH>
                 <wp:positionV relativeFrom="paragraph">
-                  <wp:posOffset>7020296</wp:posOffset>
+                  <wp:posOffset>4754245</wp:posOffset>
                 </wp:positionV>
                 <wp:extent cx="5674995" cy="635"/>
-                <wp:effectExtent l="0" t="0" r="1905" b="8255"/>
+                <wp:effectExtent l="0" t="0" r="0" b="0"/>
                 <wp:wrapTight wrapText="bothSides">
                   <wp:wrapPolygon edited="0">
                     <wp:start x="0" y="0"/>
-                    <wp:lineTo x="0" y="20698"/>
-                    <wp:lineTo x="21535" y="20698"/>
-                    <wp:lineTo x="21535" y="0"/>
-                    <wp:lineTo x="0" y="0"/>
+                    <wp:lineTo x="0" y="21600"/>
+                    <wp:lineTo x="21600" y="21600"/>
+                    <wp:lineTo x="21600" y="0"/>
                   </wp:wrapPolygon>
                 </wp:wrapTight>
-                <wp:docPr id="9724553" name="Textfeld 1"/>
+                <wp:docPr id="1527512696" name="Textfeld 1"/>
                 <wp:cNvGraphicFramePr/>
                 <a:graphic xmlns:a="http://schemas.openxmlformats.org/drawingml/2006/main">
                   <a:graphicData uri="http://schemas.microsoft.com/office/word/2010/wordprocessingShape">
@@ -11025,7 +11402,7 @@
                                 <w:lang w:val="de-CH"/>
                               </w:rPr>
                             </w:pPr>
-                            <w:bookmarkStart w:id="27" w:name="_Toc203310675"/>
+                            <w:bookmarkStart w:id="31" w:name="_Toc203339056"/>
                             <w:r>
                               <w:t xml:space="preserve">Abbildung </w:t>
                             </w:r>
@@ -11048,9 +11425,12 @@
                               <w:fldChar w:fldCharType="end"/>
                             </w:r>
                             <w:r>
-                              <w:t>: Hauptmenü - Empfehlungen</w:t>
+                              <w:t xml:space="preserve">: </w:t>
                             </w:r>
-                            <w:bookmarkEnd w:id="27"/>
+                            <w:r>
+                              <w:t>Hauptmenü - Empfehlungen</w:t>
+                            </w:r>
+                            <w:bookmarkEnd w:id="31"/>
                           </w:p>
                         </w:txbxContent>
                       </wps:txbx>
@@ -11068,7 +11448,7 @@
           </mc:Choice>
           <mc:Fallback>
             <w:pict>
-              <v:shape w14:anchorId="4BFFCDAA" id="_x0000_s1035" type="#_x0000_t202" style="position:absolute;margin-left:-.2pt;margin-top:552.8pt;width:446.85pt;height:.05pt;z-index:-251597824;visibility:visible;mso-wrap-style:square;mso-wrap-distance-left:9pt;mso-wrap-distance-top:0;mso-wrap-distance-right:9pt;mso-wrap-distance-bottom:0;mso-position-horizontal:absolute;mso-position-horizontal-relative:text;mso-position-vertical:absolute;mso-position-vertical-relative:text;v-text-anchor:top" o:gfxdata="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" stroked="f">
+              <v:shape w14:anchorId="03CF2B90" id="_x0000_s1035" type="#_x0000_t202" style="position:absolute;margin-left:-.2pt;margin-top:374.35pt;width:446.85pt;height:.05pt;z-index:-251553792;visibility:visible;mso-wrap-style:square;mso-wrap-distance-left:9pt;mso-wrap-distance-top:0;mso-wrap-distance-right:9pt;mso-wrap-distance-bottom:0;mso-position-horizontal:absolute;mso-position-horizontal-relative:text;mso-position-vertical:absolute;mso-position-vertical-relative:text;v-text-anchor:top" o:gfxdata="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" stroked="f">
                 <v:textbox style="mso-fit-shape-to-text:t" inset="0,0,0,0">
                   <w:txbxContent>
                     <w:p>
@@ -11081,7 +11461,7 @@
                           <w:lang w:val="de-CH"/>
                         </w:rPr>
                       </w:pPr>
-                      <w:bookmarkStart w:id="28" w:name="_Toc203310675"/>
+                      <w:bookmarkStart w:id="32" w:name="_Toc203339056"/>
                       <w:r>
                         <w:t xml:space="preserve">Abbildung </w:t>
                       </w:r>
@@ -11104,9 +11484,12 @@
                         <w:fldChar w:fldCharType="end"/>
                       </w:r>
                       <w:r>
-                        <w:t>: Hauptmenü - Empfehlungen</w:t>
+                        <w:t xml:space="preserve">: </w:t>
                       </w:r>
-                      <w:bookmarkEnd w:id="28"/>
+                      <w:r>
+                        <w:t>Hauptmenü - Empfehlungen</w:t>
+                      </w:r>
+                      <w:bookmarkEnd w:id="32"/>
                     </w:p>
                   </w:txbxContent>
                 </v:textbox>
@@ -11116,123 +11499,6 @@
           </mc:Fallback>
         </mc:AlternateContent>
       </w:r>
-      <w:r>
-        <w:rPr>
-          <w:sz w:val="24"/>
-          <w:szCs w:val="24"/>
-        </w:rPr>
-        <w:t xml:space="preserve">Im Hauptfenster haben wir über der Filmliste eine Suchleiste zur gezielten Filmsuche. </w:t>
-      </w:r>
-      <w:r>
-        <w:rPr>
-          <w:sz w:val="24"/>
-          <w:szCs w:val="24"/>
-        </w:rPr>
-        <w:t xml:space="preserve">Direkt daneben sind die Empfehlungen </w:t>
-      </w:r>
-      <w:r>
-        <w:rPr>
-          <w:sz w:val="24"/>
-          <w:szCs w:val="24"/>
-        </w:rPr>
-        <w:t>aufgelistet</w:t>
-      </w:r>
-      <w:r>
-        <w:rPr>
-          <w:sz w:val="24"/>
-          <w:szCs w:val="24"/>
-        </w:rPr>
-        <w:t xml:space="preserve">. Außerdem befindet sich wie in der Planung definiert eine Beschreibung, sowie </w:t>
-      </w:r>
-      <w:r>
-        <w:rPr>
-          <w:sz w:val="24"/>
-          <w:szCs w:val="24"/>
-        </w:rPr>
-        <w:t>ein</w:t>
-      </w:r>
-      <w:r>
-        <w:rPr>
-          <w:sz w:val="24"/>
-          <w:szCs w:val="24"/>
-        </w:rPr>
-        <w:t xml:space="preserve"> Button für den Trailer und</w:t>
-      </w:r>
-      <w:r>
-        <w:rPr>
-          <w:sz w:val="24"/>
-          <w:szCs w:val="24"/>
-        </w:rPr>
-        <w:t xml:space="preserve"> ein weiterer für</w:t>
-      </w:r>
-      <w:r>
-        <w:rPr>
-          <w:sz w:val="24"/>
-          <w:szCs w:val="24"/>
-        </w:rPr>
-        <w:t xml:space="preserve"> das Hinzufügen der Favoriten. Geändert hat sich leider, dass wir kein Cover der entsprechenden Filme hinzufügen konnten. Dafür hätten wir eine Open Source Datenbank benötigt, die uns die Bilder zur Verfügung stellt. Dies für jeden Film händisch zu </w:t>
-      </w:r>
-      <w:r>
-        <w:rPr>
-          <w:sz w:val="24"/>
-          <w:szCs w:val="24"/>
-        </w:rPr>
-        <w:t>suchen und zu vervollständigen</w:t>
-      </w:r>
-      <w:r>
-        <w:rPr>
-          <w:sz w:val="24"/>
-          <w:szCs w:val="24"/>
-        </w:rPr>
-        <w:t xml:space="preserve"> wäre sehr zeitaufwendig gewesen, weshalb wir den Fokus lieber auf andere Funktionen und Details legten. Außerdem hat sich geändert, dass wir das Profil des Users nicht anzeigen</w:t>
-      </w:r>
-      <w:r>
-        <w:rPr>
-          <w:sz w:val="24"/>
-          <w:szCs w:val="24"/>
-        </w:rPr>
-        <w:t>.</w:t>
-      </w:r>
-      <w:r>
-        <w:rPr>
-          <w:sz w:val="24"/>
-          <w:szCs w:val="24"/>
-        </w:rPr>
-        <w:t xml:space="preserve"> </w:t>
-      </w:r>
-      <w:r>
-        <w:rPr>
-          <w:sz w:val="24"/>
-          <w:szCs w:val="24"/>
-        </w:rPr>
-        <w:t>H</w:t>
-      </w:r>
-      <w:r>
-        <w:rPr>
-          <w:sz w:val="24"/>
-          <w:szCs w:val="24"/>
-        </w:rPr>
-        <w:t xml:space="preserve">ierbei haben wir uns geeinigt, direkt zu den Favoriten </w:t>
-      </w:r>
-      <w:r>
-        <w:rPr>
-          <w:sz w:val="24"/>
-          <w:szCs w:val="24"/>
-        </w:rPr>
-        <w:t xml:space="preserve">wechseln zu können </w:t>
-      </w:r>
-      <w:r>
-        <w:rPr>
-          <w:sz w:val="24"/>
-          <w:szCs w:val="24"/>
-        </w:rPr>
-        <w:t>und nicht erst über ein Drop-Down-Menü.</w:t>
-      </w:r>
-      <w:r>
-        <w:br/>
-      </w:r>
-    </w:p>
-    <w:p>
       <w:r>
         <w:rPr>
           <w:noProof/>
@@ -11421,31 +11687,67 @@
       </w:pPr>
       <w:r>
         <w:rPr>
+          <w:sz w:val="24"/>
+          <w:szCs w:val="24"/>
+        </w:rPr>
+        <w:t>Darunter erneut das Beschreibungsfeld, mit den zwei Buttons für Favoriten und dem Link zum Trailer auf YouTube. Dies haben wir hinzugefügt, damit aus der Empfehlungsliste ähnlicher User, der Film direkt ausgewählt werden kann und nicht erst nochmal zurück ins Hauptmenü gewechselt werden muss, um dort den Film suchen</w:t>
+      </w:r>
+      <w:r>
+        <w:rPr>
+          <w:sz w:val="24"/>
+          <w:szCs w:val="24"/>
+        </w:rPr>
+        <w:t xml:space="preserve"> zu können</w:t>
+      </w:r>
+      <w:r>
+        <w:rPr>
+          <w:sz w:val="24"/>
+          <w:szCs w:val="24"/>
+        </w:rPr>
+        <w:t xml:space="preserve"> und</w:t>
+      </w:r>
+      <w:r>
+        <w:rPr>
+          <w:sz w:val="24"/>
+          <w:szCs w:val="24"/>
+        </w:rPr>
+        <w:t xml:space="preserve"> an</w:t>
+      </w:r>
+      <w:r>
+        <w:rPr>
+          <w:sz w:val="24"/>
+          <w:szCs w:val="24"/>
+        </w:rPr>
+        <w:t xml:space="preserve"> dessen Informationen zu gelangen.</w:t>
+      </w:r>
+    </w:p>
+    <w:p>
+      <w:r>
+        <w:rPr>
           <w:noProof/>
         </w:rPr>
         <mc:AlternateContent>
           <mc:Choice Requires="wps">
             <w:drawing>
-              <wp:anchor distT="0" distB="0" distL="114300" distR="114300" simplePos="0" relativeHeight="251721728" behindDoc="1" locked="0" layoutInCell="1" allowOverlap="1" wp14:anchorId="5A2D16E0" wp14:editId="13292FCF">
+              <wp:anchor distT="0" distB="0" distL="114300" distR="114300" simplePos="0" relativeHeight="251760640" behindDoc="1" locked="0" layoutInCell="1" allowOverlap="1" wp14:anchorId="07488FF6" wp14:editId="418E39B6">
                 <wp:simplePos x="0" y="0"/>
                 <wp:positionH relativeFrom="column">
                   <wp:posOffset>-2540</wp:posOffset>
                 </wp:positionH>
                 <wp:positionV relativeFrom="paragraph">
-                  <wp:posOffset>5766171</wp:posOffset>
+                  <wp:posOffset>4697095</wp:posOffset>
                 </wp:positionV>
                 <wp:extent cx="5604510" cy="635"/>
-                <wp:effectExtent l="0" t="0" r="0" b="8255"/>
+                <wp:effectExtent l="0" t="0" r="0" b="0"/>
                 <wp:wrapTight wrapText="bothSides">
                   <wp:wrapPolygon edited="0">
                     <wp:start x="0" y="0"/>
-                    <wp:lineTo x="0" y="20698"/>
-                    <wp:lineTo x="21512" y="20698"/>
-                    <wp:lineTo x="21512" y="0"/>
-                    <wp:lineTo x="0" y="0"/>
+                    <wp:lineTo x="0" y="21600"/>
+                    <wp:lineTo x="21600" y="21600"/>
+                    <wp:lineTo x="21600" y="0"/>
                   </wp:wrapPolygon>
                 </wp:wrapTight>
-                <wp:docPr id="653921683" name="Textfeld 1"/>
+                <wp:docPr id="1898681515" name="Textfeld 1"/>
                 <wp:cNvGraphicFramePr/>
                 <a:graphic xmlns:a="http://schemas.openxmlformats.org/drawingml/2006/main">
                   <a:graphicData uri="http://schemas.microsoft.com/office/word/2010/wordprocessingShape">
@@ -11478,7 +11780,7 @@
                                 <w:lang w:val="de-CH"/>
                               </w:rPr>
                             </w:pPr>
-                            <w:bookmarkStart w:id="29" w:name="_Toc203310676"/>
+                            <w:bookmarkStart w:id="33" w:name="_Toc203339057"/>
                             <w:r>
                               <w:t xml:space="preserve">Abbildung </w:t>
                             </w:r>
@@ -11501,9 +11803,12 @@
                               <w:fldChar w:fldCharType="end"/>
                             </w:r>
                             <w:r>
-                              <w:t>: Meine Favoriten &amp; Empfehlungen auf verhaltensähnliche Nutzer</w:t>
+                              <w:t xml:space="preserve">: </w:t>
                             </w:r>
-                            <w:bookmarkEnd w:id="29"/>
+                            <w:r>
+                              <w:t>Meine Favoriten &amp; Empfehlungen auf verhaltensähnliche Nutzer</w:t>
+                            </w:r>
+                            <w:bookmarkEnd w:id="33"/>
                           </w:p>
                         </w:txbxContent>
                       </wps:txbx>
@@ -11521,7 +11826,7 @@
           </mc:Choice>
           <mc:Fallback>
             <w:pict>
-              <v:shape w14:anchorId="5A2D16E0" id="_x0000_s1036" type="#_x0000_t202" style="position:absolute;margin-left:-.2pt;margin-top:454.05pt;width:441.3pt;height:.05pt;z-index:-251594752;visibility:visible;mso-wrap-style:square;mso-wrap-distance-left:9pt;mso-wrap-distance-top:0;mso-wrap-distance-right:9pt;mso-wrap-distance-bottom:0;mso-position-horizontal:absolute;mso-position-horizontal-relative:text;mso-position-vertical:absolute;mso-position-vertical-relative:text;v-text-anchor:top" o:gfxdata="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" stroked="f">
+              <v:shape w14:anchorId="07488FF6" id="_x0000_s1036" type="#_x0000_t202" style="position:absolute;margin-left:-.2pt;margin-top:369.85pt;width:441.3pt;height:.05pt;z-index:-251555840;visibility:visible;mso-wrap-style:square;mso-wrap-distance-left:9pt;mso-wrap-distance-top:0;mso-wrap-distance-right:9pt;mso-wrap-distance-bottom:0;mso-position-horizontal:absolute;mso-position-horizontal-relative:text;mso-position-vertical:absolute;mso-position-vertical-relative:text;v-text-anchor:top" o:gfxdata="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" stroked="f">
                 <v:textbox style="mso-fit-shape-to-text:t" inset="0,0,0,0">
                   <w:txbxContent>
                     <w:p>
@@ -11534,7 +11839,7 @@
                           <w:lang w:val="de-CH"/>
                         </w:rPr>
                       </w:pPr>
-                      <w:bookmarkStart w:id="30" w:name="_Toc203310676"/>
+                      <w:bookmarkStart w:id="34" w:name="_Toc203339057"/>
                       <w:r>
                         <w:t xml:space="preserve">Abbildung </w:t>
                       </w:r>
@@ -11557,9 +11862,12 @@
                         <w:fldChar w:fldCharType="end"/>
                       </w:r>
                       <w:r>
-                        <w:t>: Meine Favoriten &amp; Empfehlungen auf verhaltensähnliche Nutzer</w:t>
+                        <w:t xml:space="preserve">: </w:t>
                       </w:r>
-                      <w:bookmarkEnd w:id="30"/>
+                      <w:r>
+                        <w:t>Meine Favoriten &amp; Empfehlungen auf verhaltensähnliche Nutzer</w:t>
+                      </w:r>
+                      <w:bookmarkEnd w:id="34"/>
                     </w:p>
                   </w:txbxContent>
                 </v:textbox>
@@ -11571,47 +11879,10 @@
       </w:r>
       <w:r>
         <w:rPr>
-          <w:sz w:val="24"/>
-          <w:szCs w:val="24"/>
-        </w:rPr>
-        <w:t>Darunter erneut das Beschreibungsfeld, mit den zwei Buttons für Favoriten und dem Link zum Trailer auf YouTube. Dies haben wir hinzugefügt, damit aus der Empfehlungsliste ähnlicher User, der Film direkt ausgewählt werden kann und nicht erst nochmal zurück ins Hauptmenü gewechselt werden muss, um dort den Film suchen</w:t>
-      </w:r>
-      <w:r>
-        <w:rPr>
-          <w:sz w:val="24"/>
-          <w:szCs w:val="24"/>
-        </w:rPr>
-        <w:t xml:space="preserve"> zu können</w:t>
-      </w:r>
-      <w:r>
-        <w:rPr>
-          <w:sz w:val="24"/>
-          <w:szCs w:val="24"/>
-        </w:rPr>
-        <w:t xml:space="preserve"> und</w:t>
-      </w:r>
-      <w:r>
-        <w:rPr>
-          <w:sz w:val="24"/>
-          <w:szCs w:val="24"/>
-        </w:rPr>
-        <w:t xml:space="preserve"> an</w:t>
-      </w:r>
-      <w:r>
-        <w:rPr>
-          <w:sz w:val="24"/>
-          <w:szCs w:val="24"/>
-        </w:rPr>
-        <w:t xml:space="preserve"> dessen Informationen zu gelangen.</w:t>
-      </w:r>
-    </w:p>
-    <w:p>
-      <w:r>
-        <w:rPr>
           <w:noProof/>
         </w:rPr>
         <w:drawing>
-          <wp:anchor distT="0" distB="0" distL="114300" distR="114300" simplePos="0" relativeHeight="251719680" behindDoc="1" locked="0" layoutInCell="1" allowOverlap="1" wp14:anchorId="618AF4DE" wp14:editId="473EC6FC">
+          <wp:anchor distT="0" distB="0" distL="114300" distR="114300" simplePos="0" relativeHeight="251758592" behindDoc="1" locked="0" layoutInCell="1" allowOverlap="1" wp14:anchorId="618AF4DE" wp14:editId="482F3723">
             <wp:simplePos x="0" y="0"/>
             <wp:positionH relativeFrom="column">
               <wp:posOffset>-2648</wp:posOffset>
@@ -11693,7 +11964,7 @@
           <w:color w:val="auto"/>
         </w:rPr>
       </w:pPr>
-      <w:bookmarkStart w:id="31" w:name="_Toc203310619"/>
+      <w:bookmarkStart w:id="35" w:name="_Toc203339077"/>
       <w:r>
         <w:rPr>
           <w:rFonts w:asciiTheme="minorHAnsi" w:hAnsiTheme="minorHAnsi" w:cstheme="minorHAnsi"/>
@@ -11713,7 +11984,7 @@
         </w:rPr>
         <w:t>Implementierung / Codierung</w:t>
       </w:r>
-      <w:bookmarkEnd w:id="31"/>
+      <w:bookmarkEnd w:id="35"/>
     </w:p>
     <w:p/>
     <w:p>
@@ -11725,7 +11996,7 @@
           <w:color w:val="auto"/>
         </w:rPr>
       </w:pPr>
-      <w:bookmarkStart w:id="32" w:name="_Toc203310620"/>
+      <w:bookmarkStart w:id="36" w:name="_Toc203339078"/>
       <w:r>
         <w:rPr>
           <w:b/>
@@ -11734,7 +12005,7 @@
         </w:rPr>
         <w:t>Programmablaufplan</w:t>
       </w:r>
-      <w:bookmarkEnd w:id="32"/>
+      <w:bookmarkEnd w:id="36"/>
     </w:p>
     <w:p/>
     <w:p>
@@ -11868,21 +12139,180 @@
     </w:p>
     <w:p>
       <w:pPr>
-        <w:pStyle w:val="berschrift2"/>
-        <w:rPr>
-          <w:color w:val="auto"/>
-        </w:rPr>
-      </w:pPr>
-    </w:p>
-    <w:p>
-      <w:pPr>
-        <w:rPr>
-          <w:sz w:val="24"/>
-          <w:szCs w:val="24"/>
-        </w:rPr>
-      </w:pPr>
-      <w:r>
-        <w:rPr>
+        <w:rPr>
+          <w:sz w:val="24"/>
+          <w:szCs w:val="24"/>
+        </w:rPr>
+      </w:pPr>
+    </w:p>
+    <w:p>
+      <w:pPr>
+        <w:rPr>
+          <w:b/>
+          <w:bCs/>
+          <w:sz w:val="24"/>
+          <w:szCs w:val="24"/>
+        </w:rPr>
+      </w:pPr>
+      <w:r>
+        <w:rPr>
+          <w:b/>
+          <w:bCs/>
+          <w:noProof/>
+        </w:rPr>
+        <mc:AlternateContent>
+          <mc:Choice Requires="wps">
+            <w:drawing>
+              <wp:anchor distT="0" distB="0" distL="114300" distR="114300" simplePos="0" relativeHeight="251774976" behindDoc="1" locked="0" layoutInCell="1" allowOverlap="1" wp14:anchorId="28EA8409" wp14:editId="5247B9E0">
+                <wp:simplePos x="0" y="0"/>
+                <wp:positionH relativeFrom="column">
+                  <wp:posOffset>-453390</wp:posOffset>
+                </wp:positionH>
+                <wp:positionV relativeFrom="paragraph">
+                  <wp:posOffset>5064760</wp:posOffset>
+                </wp:positionV>
+                <wp:extent cx="6659880" cy="635"/>
+                <wp:effectExtent l="0" t="0" r="0" b="0"/>
+                <wp:wrapTight wrapText="bothSides">
+                  <wp:wrapPolygon edited="0">
+                    <wp:start x="0" y="0"/>
+                    <wp:lineTo x="0" y="21600"/>
+                    <wp:lineTo x="21600" y="21600"/>
+                    <wp:lineTo x="21600" y="0"/>
+                  </wp:wrapPolygon>
+                </wp:wrapTight>
+                <wp:docPr id="1620649584" name="Textfeld 1"/>
+                <wp:cNvGraphicFramePr/>
+                <a:graphic xmlns:a="http://schemas.openxmlformats.org/drawingml/2006/main">
+                  <a:graphicData uri="http://schemas.microsoft.com/office/word/2010/wordprocessingShape">
+                    <wps:wsp>
+                      <wps:cNvSpPr txBox="1"/>
+                      <wps:spPr>
+                        <a:xfrm>
+                          <a:off x="0" y="0"/>
+                          <a:ext cx="6659880" cy="635"/>
+                        </a:xfrm>
+                        <a:prstGeom prst="rect">
+                          <a:avLst/>
+                        </a:prstGeom>
+                        <a:solidFill>
+                          <a:prstClr val="white"/>
+                        </a:solidFill>
+                        <a:ln>
+                          <a:noFill/>
+                        </a:ln>
+                      </wps:spPr>
+                      <wps:txbx>
+                        <w:txbxContent>
+                          <w:p>
+                            <w:pPr>
+                              <w:pStyle w:val="Beschriftung"/>
+                              <w:rPr>
+                                <w:noProof/>
+                                <w:sz w:val="22"/>
+                                <w:szCs w:val="22"/>
+                              </w:rPr>
+                            </w:pPr>
+                            <w:bookmarkStart w:id="37" w:name="_Toc203339058"/>
+                            <w:r>
+                              <w:t xml:space="preserve">Abbildung </w:t>
+                            </w:r>
+                            <w:r>
+                              <w:fldChar w:fldCharType="begin"/>
+                            </w:r>
+                            <w:r>
+                              <w:instrText xml:space="preserve"> SEQ Abbildung \* ARABIC </w:instrText>
+                            </w:r>
+                            <w:r>
+                              <w:fldChar w:fldCharType="separate"/>
+                            </w:r>
+                            <w:r>
+                              <w:rPr>
+                                <w:noProof/>
+                              </w:rPr>
+                              <w:t>14</w:t>
+                            </w:r>
+                            <w:r>
+                              <w:fldChar w:fldCharType="end"/>
+                            </w:r>
+                            <w:r>
+                              <w:t xml:space="preserve">: </w:t>
+                            </w:r>
+                            <w:r>
+                              <w:t>Programmablaufplan – Login-Fenster</w:t>
+                            </w:r>
+                            <w:bookmarkEnd w:id="37"/>
+                          </w:p>
+                        </w:txbxContent>
+                      </wps:txbx>
+                      <wps:bodyPr rot="0" spcFirstLastPara="0" vertOverflow="overflow" horzOverflow="overflow" vert="horz" wrap="square" lIns="0" tIns="0" rIns="0" bIns="0" numCol="1" spcCol="0" rtlCol="0" fromWordArt="0" anchor="t" anchorCtr="0" forceAA="0" compatLnSpc="1">
+                        <a:prstTxWarp prst="textNoShape">
+                          <a:avLst/>
+                        </a:prstTxWarp>
+                        <a:spAutoFit/>
+                      </wps:bodyPr>
+                    </wps:wsp>
+                  </a:graphicData>
+                </a:graphic>
+              </wp:anchor>
+            </w:drawing>
+          </mc:Choice>
+          <mc:Fallback>
+            <w:pict>
+              <v:shape w14:anchorId="28EA8409" id="_x0000_s1037" type="#_x0000_t202" style="position:absolute;margin-left:-35.7pt;margin-top:398.8pt;width:524.4pt;height:.05pt;z-index:-251541504;visibility:visible;mso-wrap-style:square;mso-wrap-distance-left:9pt;mso-wrap-distance-top:0;mso-wrap-distance-right:9pt;mso-wrap-distance-bottom:0;mso-position-horizontal:absolute;mso-position-horizontal-relative:text;mso-position-vertical:absolute;mso-position-vertical-relative:text;v-text-anchor:top" o:gfxdata="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" stroked="f">
+                <v:textbox style="mso-fit-shape-to-text:t" inset="0,0,0,0">
+                  <w:txbxContent>
+                    <w:p>
+                      <w:pPr>
+                        <w:pStyle w:val="Beschriftung"/>
+                        <w:rPr>
+                          <w:noProof/>
+                          <w:sz w:val="22"/>
+                          <w:szCs w:val="22"/>
+                        </w:rPr>
+                      </w:pPr>
+                      <w:bookmarkStart w:id="38" w:name="_Toc203339058"/>
+                      <w:r>
+                        <w:t xml:space="preserve">Abbildung </w:t>
+                      </w:r>
+                      <w:r>
+                        <w:fldChar w:fldCharType="begin"/>
+                      </w:r>
+                      <w:r>
+                        <w:instrText xml:space="preserve"> SEQ Abbildung \* ARABIC </w:instrText>
+                      </w:r>
+                      <w:r>
+                        <w:fldChar w:fldCharType="separate"/>
+                      </w:r>
+                      <w:r>
+                        <w:rPr>
+                          <w:noProof/>
+                        </w:rPr>
+                        <w:t>14</w:t>
+                      </w:r>
+                      <w:r>
+                        <w:fldChar w:fldCharType="end"/>
+                      </w:r>
+                      <w:r>
+                        <w:t xml:space="preserve">: </w:t>
+                      </w:r>
+                      <w:r>
+                        <w:t>Programmablaufplan – Login-Fenster</w:t>
+                      </w:r>
+                      <w:bookmarkEnd w:id="38"/>
+                    </w:p>
+                  </w:txbxContent>
+                </v:textbox>
+                <w10:wrap type="tight"/>
+              </v:shape>
+            </w:pict>
+          </mc:Fallback>
+        </mc:AlternateContent>
+      </w:r>
+      <w:r>
+        <w:rPr>
+          <w:b/>
+          <w:bCs/>
           <w:noProof/>
           <w:lang w:val="de-DE"/>
         </w:rPr>
@@ -11959,6 +12389,8 @@
       </w:r>
       <w:r>
         <w:rPr>
+          <w:b/>
+          <w:bCs/>
           <w:sz w:val="24"/>
           <w:szCs w:val="24"/>
         </w:rPr>
@@ -11966,6 +12398,8 @@
       </w:r>
       <w:r>
         <w:rPr>
+          <w:b/>
+          <w:bCs/>
           <w:sz w:val="24"/>
           <w:szCs w:val="24"/>
         </w:rPr>
@@ -11973,6 +12407,45 @@
       </w:r>
       <w:r>
         <w:rPr>
+          <w:b/>
+          <w:bCs/>
+          <w:sz w:val="24"/>
+          <w:szCs w:val="24"/>
+        </w:rPr>
+        <w:t>:</w:t>
+      </w:r>
+    </w:p>
+    <w:p>
+      <w:pPr>
+        <w:rPr>
+          <w:sz w:val="24"/>
+          <w:szCs w:val="24"/>
+        </w:rPr>
+      </w:pPr>
+    </w:p>
+    <w:p>
+      <w:pPr>
+        <w:rPr>
+          <w:b/>
+          <w:bCs/>
+          <w:sz w:val="24"/>
+          <w:szCs w:val="24"/>
+        </w:rPr>
+      </w:pPr>
+      <w:r>
+        <w:rPr>
+          <w:b/>
+          <w:bCs/>
+          <w:sz w:val="24"/>
+          <w:szCs w:val="24"/>
+        </w:rPr>
+        <w:lastRenderedPageBreak/>
+        <w:t>Hauptfenster</w:t>
+      </w:r>
+      <w:r>
+        <w:rPr>
+          <w:b/>
+          <w:bCs/>
           <w:sz w:val="24"/>
           <w:szCs w:val="24"/>
         </w:rPr>
@@ -11987,26 +12460,25 @@
         <mc:AlternateContent>
           <mc:Choice Requires="wps">
             <w:drawing>
-              <wp:anchor distT="0" distB="0" distL="114300" distR="114300" simplePos="0" relativeHeight="251723776" behindDoc="1" locked="0" layoutInCell="1" allowOverlap="1" wp14:anchorId="6AF886DF" wp14:editId="17EB965D">
+              <wp:anchor distT="0" distB="0" distL="114300" distR="114300" simplePos="0" relativeHeight="251772928" behindDoc="1" locked="0" layoutInCell="1" allowOverlap="1" wp14:anchorId="46495251" wp14:editId="2A72B2FD">
                 <wp:simplePos x="0" y="0"/>
-                <wp:positionH relativeFrom="margin">
-                  <wp:posOffset>878684</wp:posOffset>
+                <wp:positionH relativeFrom="column">
+                  <wp:posOffset>-453390</wp:posOffset>
                 </wp:positionH>
                 <wp:positionV relativeFrom="paragraph">
-                  <wp:posOffset>4860290</wp:posOffset>
+                  <wp:posOffset>7073265</wp:posOffset>
                 </wp:positionV>
-                <wp:extent cx="4545965" cy="635"/>
-                <wp:effectExtent l="0" t="0" r="6985" b="8255"/>
+                <wp:extent cx="6659880" cy="635"/>
+                <wp:effectExtent l="0" t="0" r="0" b="0"/>
                 <wp:wrapTight wrapText="bothSides">
                   <wp:wrapPolygon edited="0">
                     <wp:start x="0" y="0"/>
-                    <wp:lineTo x="0" y="20698"/>
-                    <wp:lineTo x="21543" y="20698"/>
-                    <wp:lineTo x="21543" y="0"/>
-                    <wp:lineTo x="0" y="0"/>
+                    <wp:lineTo x="0" y="21600"/>
+                    <wp:lineTo x="21600" y="21600"/>
+                    <wp:lineTo x="21600" y="0"/>
                   </wp:wrapPolygon>
                 </wp:wrapTight>
-                <wp:docPr id="1949311675" name="Textfeld 1"/>
+                <wp:docPr id="774312903" name="Textfeld 1"/>
                 <wp:cNvGraphicFramePr/>
                 <a:graphic xmlns:a="http://schemas.openxmlformats.org/drawingml/2006/main">
                   <a:graphicData uri="http://schemas.microsoft.com/office/word/2010/wordprocessingShape">
@@ -12015,7 +12487,7 @@
                       <wps:spPr>
                         <a:xfrm>
                           <a:off x="0" y="0"/>
-                          <a:ext cx="4545965" cy="635"/>
+                          <a:ext cx="6659880" cy="635"/>
                         </a:xfrm>
                         <a:prstGeom prst="rect">
                           <a:avLst/>
@@ -12033,11 +12505,12 @@
                             <w:pPr>
                               <w:pStyle w:val="Beschriftung"/>
                               <w:rPr>
+                                <w:noProof/>
                                 <w:sz w:val="22"/>
                                 <w:szCs w:val="22"/>
                               </w:rPr>
                             </w:pPr>
-                            <w:bookmarkStart w:id="33" w:name="_Toc203310677"/>
+                            <w:bookmarkStart w:id="39" w:name="_Toc203339059"/>
                             <w:r>
                               <w:t xml:space="preserve">Abbildung </w:t>
                             </w:r>
@@ -12054,24 +12527,18 @@
                               <w:rPr>
                                 <w:noProof/>
                               </w:rPr>
-                              <w:t>14</w:t>
+                              <w:t>15</w:t>
                             </w:r>
                             <w:r>
                               <w:fldChar w:fldCharType="end"/>
                             </w:r>
                             <w:r>
-                              <w:t xml:space="preserve">: Programmablaufplan </w:t>
+                              <w:t xml:space="preserve">: </w:t>
                             </w:r>
                             <w:r>
-                              <w:t>–</w:t>
+                              <w:t>Programmablaufplan - Hauptfenster</w:t>
                             </w:r>
-                            <w:r>
-                              <w:t xml:space="preserve"> Login</w:t>
-                            </w:r>
-                            <w:r>
-                              <w:t>-Fenster</w:t>
-                            </w:r>
-                            <w:bookmarkEnd w:id="33"/>
+                            <w:bookmarkEnd w:id="39"/>
                           </w:p>
                         </w:txbxContent>
                       </wps:txbx>
@@ -12084,26 +12551,24 @@
                     </wps:wsp>
                   </a:graphicData>
                 </a:graphic>
-                <wp14:sizeRelH relativeFrom="margin">
-                  <wp14:pctWidth>0</wp14:pctWidth>
-                </wp14:sizeRelH>
               </wp:anchor>
             </w:drawing>
           </mc:Choice>
           <mc:Fallback>
             <w:pict>
-              <v:shape w14:anchorId="6AF886DF" id="_x0000_s1037" type="#_x0000_t202" style="position:absolute;margin-left:69.2pt;margin-top:382.7pt;width:357.95pt;height:.05pt;z-index:-251592704;visibility:visible;mso-wrap-style:square;mso-width-percent:0;mso-wrap-distance-left:9pt;mso-wrap-distance-top:0;mso-wrap-distance-right:9pt;mso-wrap-distance-bottom:0;mso-position-horizontal:absolute;mso-position-horizontal-relative:margin;mso-position-vertical:absolute;mso-position-vertical-relative:text;mso-width-percent:0;mso-width-relative:margin;v-text-anchor:top" o:gfxdata="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" stroked="f">
+              <v:shape w14:anchorId="46495251" id="_x0000_s1038" type="#_x0000_t202" style="position:absolute;margin-left:-35.7pt;margin-top:556.95pt;width:524.4pt;height:.05pt;z-index:-251543552;visibility:visible;mso-wrap-style:square;mso-wrap-distance-left:9pt;mso-wrap-distance-top:0;mso-wrap-distance-right:9pt;mso-wrap-distance-bottom:0;mso-position-horizontal:absolute;mso-position-horizontal-relative:text;mso-position-vertical:absolute;mso-position-vertical-relative:text;v-text-anchor:top" o:gfxdata="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" stroked="f">
                 <v:textbox style="mso-fit-shape-to-text:t" inset="0,0,0,0">
                   <w:txbxContent>
                     <w:p>
                       <w:pPr>
                         <w:pStyle w:val="Beschriftung"/>
                         <w:rPr>
+                          <w:noProof/>
                           <w:sz w:val="22"/>
                           <w:szCs w:val="22"/>
                         </w:rPr>
                       </w:pPr>
-                      <w:bookmarkStart w:id="34" w:name="_Toc203310677"/>
+                      <w:bookmarkStart w:id="40" w:name="_Toc203339059"/>
                       <w:r>
                         <w:t xml:space="preserve">Abbildung </w:t>
                       </w:r>
@@ -12120,59 +12585,27 @@
                         <w:rPr>
                           <w:noProof/>
                         </w:rPr>
-                        <w:t>14</w:t>
+                        <w:t>15</w:t>
                       </w:r>
                       <w:r>
                         <w:fldChar w:fldCharType="end"/>
                       </w:r>
                       <w:r>
-                        <w:t xml:space="preserve">: Programmablaufplan </w:t>
+                        <w:t xml:space="preserve">: </w:t>
                       </w:r>
                       <w:r>
-                        <w:t>–</w:t>
+                        <w:t>Programmablaufplan - Hauptfenster</w:t>
                       </w:r>
-                      <w:r>
-                        <w:t xml:space="preserve"> Login</w:t>
-                      </w:r>
-                      <w:r>
-                        <w:t>-Fenster</w:t>
-                      </w:r>
-                      <w:bookmarkEnd w:id="34"/>
+                      <w:bookmarkEnd w:id="40"/>
                     </w:p>
                   </w:txbxContent>
                 </v:textbox>
-                <w10:wrap type="tight" anchorx="margin"/>
+                <w10:wrap type="tight"/>
               </v:shape>
             </w:pict>
           </mc:Fallback>
         </mc:AlternateContent>
       </w:r>
-    </w:p>
-    <w:p/>
-    <w:p>
-      <w:pPr>
-        <w:rPr>
-          <w:sz w:val="24"/>
-          <w:szCs w:val="24"/>
-        </w:rPr>
-      </w:pPr>
-      <w:r>
-        <w:rPr>
-          <w:sz w:val="24"/>
-          <w:szCs w:val="24"/>
-        </w:rPr>
-        <w:lastRenderedPageBreak/>
-        <w:t>Hauptfenster</w:t>
-      </w:r>
-      <w:r>
-        <w:rPr>
-          <w:sz w:val="24"/>
-          <w:szCs w:val="24"/>
-        </w:rPr>
-        <w:t>:</w:t>
-      </w:r>
-    </w:p>
-    <w:p>
       <w:r>
         <w:rPr>
           <w:noProof/>
@@ -12249,33 +12682,45 @@
           </wp:anchor>
         </w:drawing>
       </w:r>
-      <w:r>
-        <w:rPr>
+    </w:p>
+    <w:p>
+      <w:pPr>
+        <w:rPr>
+          <w:b/>
+          <w:bCs/>
+          <w:sz w:val="24"/>
+          <w:szCs w:val="24"/>
+        </w:rPr>
+      </w:pPr>
+      <w:r>
+        <w:rPr>
+          <w:b/>
+          <w:bCs/>
           <w:noProof/>
         </w:rPr>
+        <w:lastRenderedPageBreak/>
         <mc:AlternateContent>
           <mc:Choice Requires="wps">
             <w:drawing>
-              <wp:anchor distT="0" distB="0" distL="114300" distR="114300" simplePos="0" relativeHeight="251725824" behindDoc="1" locked="0" layoutInCell="1" allowOverlap="1" wp14:anchorId="72E14401" wp14:editId="26D53DB9">
+              <wp:anchor distT="0" distB="0" distL="114300" distR="114300" simplePos="0" relativeHeight="251768832" behindDoc="1" locked="0" layoutInCell="1" allowOverlap="1" wp14:anchorId="2CE3B52E" wp14:editId="1E6CE630">
                 <wp:simplePos x="0" y="0"/>
                 <wp:positionH relativeFrom="column">
-                  <wp:posOffset>-453390</wp:posOffset>
+                  <wp:posOffset>-386715</wp:posOffset>
                 </wp:positionH>
                 <wp:positionV relativeFrom="paragraph">
-                  <wp:posOffset>7169521</wp:posOffset>
+                  <wp:posOffset>8320405</wp:posOffset>
                 </wp:positionV>
-                <wp:extent cx="6659880" cy="635"/>
-                <wp:effectExtent l="0" t="0" r="7620" b="8255"/>
+                <wp:extent cx="6534785" cy="635"/>
+                <wp:effectExtent l="0" t="0" r="0" b="0"/>
                 <wp:wrapTight wrapText="bothSides">
                   <wp:wrapPolygon edited="0">
                     <wp:start x="0" y="0"/>
-                    <wp:lineTo x="0" y="20698"/>
-                    <wp:lineTo x="21563" y="20698"/>
-                    <wp:lineTo x="21563" y="0"/>
-                    <wp:lineTo x="0" y="0"/>
+                    <wp:lineTo x="0" y="21600"/>
+                    <wp:lineTo x="21600" y="21600"/>
+                    <wp:lineTo x="21600" y="0"/>
                   </wp:wrapPolygon>
                 </wp:wrapTight>
-                <wp:docPr id="339298920" name="Textfeld 1"/>
+                <wp:docPr id="482969956" name="Textfeld 1"/>
                 <wp:cNvGraphicFramePr/>
                 <a:graphic xmlns:a="http://schemas.openxmlformats.org/drawingml/2006/main">
                   <a:graphicData uri="http://schemas.microsoft.com/office/word/2010/wordprocessingShape">
@@ -12284,7 +12729,7 @@
                       <wps:spPr>
                         <a:xfrm>
                           <a:off x="0" y="0"/>
-                          <a:ext cx="6659880" cy="635"/>
+                          <a:ext cx="6534785" cy="635"/>
                         </a:xfrm>
                         <a:prstGeom prst="rect">
                           <a:avLst/>
@@ -12302,11 +12747,12 @@
                             <w:pPr>
                               <w:pStyle w:val="Beschriftung"/>
                               <w:rPr>
+                                <w:noProof/>
                                 <w:sz w:val="22"/>
                                 <w:szCs w:val="22"/>
                               </w:rPr>
                             </w:pPr>
-                            <w:bookmarkStart w:id="35" w:name="_Toc203310678"/>
+                            <w:bookmarkStart w:id="41" w:name="_Toc203339060"/>
                             <w:r>
                               <w:t xml:space="preserve">Abbildung </w:t>
                             </w:r>
@@ -12323,18 +12769,18 @@
                               <w:rPr>
                                 <w:noProof/>
                               </w:rPr>
-                              <w:t>15</w:t>
+                              <w:t>16</w:t>
                             </w:r>
                             <w:r>
                               <w:fldChar w:fldCharType="end"/>
                             </w:r>
                             <w:r>
-                              <w:t xml:space="preserve">: Programmablaufplan - </w:t>
+                              <w:t xml:space="preserve">: </w:t>
                             </w:r>
                             <w:r>
-                              <w:t>Hauptfenster</w:t>
+                              <w:t>Programmablaufplan - Favoriten-Fenster</w:t>
                             </w:r>
-                            <w:bookmarkEnd w:id="35"/>
+                            <w:bookmarkEnd w:id="41"/>
                           </w:p>
                         </w:txbxContent>
                       </wps:txbx>
@@ -12352,18 +12798,19 @@
           </mc:Choice>
           <mc:Fallback>
             <w:pict>
-              <v:shape w14:anchorId="72E14401" id="_x0000_s1038" type="#_x0000_t202" style="position:absolute;margin-left:-35.7pt;margin-top:564.55pt;width:524.4pt;height:.05pt;z-index:-251590656;visibility:visible;mso-wrap-style:square;mso-wrap-distance-left:9pt;mso-wrap-distance-top:0;mso-wrap-distance-right:9pt;mso-wrap-distance-bottom:0;mso-position-horizontal:absolute;mso-position-horizontal-relative:text;mso-position-vertical:absolute;mso-position-vertical-relative:text;v-text-anchor:top" o:gfxdata="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" stroked="f">
+              <v:shape w14:anchorId="2CE3B52E" id="_x0000_s1039" type="#_x0000_t202" style="position:absolute;margin-left:-30.45pt;margin-top:655.15pt;width:514.55pt;height:.05pt;z-index:-251547648;visibility:visible;mso-wrap-style:square;mso-wrap-distance-left:9pt;mso-wrap-distance-top:0;mso-wrap-distance-right:9pt;mso-wrap-distance-bottom:0;mso-position-horizontal:absolute;mso-position-horizontal-relative:text;mso-position-vertical:absolute;mso-position-vertical-relative:text;v-text-anchor:top" o:gfxdata="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" stroked="f">
                 <v:textbox style="mso-fit-shape-to-text:t" inset="0,0,0,0">
                   <w:txbxContent>
                     <w:p>
                       <w:pPr>
                         <w:pStyle w:val="Beschriftung"/>
                         <w:rPr>
+                          <w:noProof/>
                           <w:sz w:val="22"/>
                           <w:szCs w:val="22"/>
                         </w:rPr>
                       </w:pPr>
-                      <w:bookmarkStart w:id="36" w:name="_Toc203310678"/>
+                      <w:bookmarkStart w:id="42" w:name="_Toc203339060"/>
                       <w:r>
                         <w:t xml:space="preserve">Abbildung </w:t>
                       </w:r>
@@ -12380,18 +12827,18 @@
                         <w:rPr>
                           <w:noProof/>
                         </w:rPr>
-                        <w:t>15</w:t>
+                        <w:t>16</w:t>
                       </w:r>
                       <w:r>
                         <w:fldChar w:fldCharType="end"/>
                       </w:r>
                       <w:r>
-                        <w:t xml:space="preserve">: Programmablaufplan - </w:t>
+                        <w:t xml:space="preserve">: </w:t>
                       </w:r>
                       <w:r>
-                        <w:t>Hauptfenster</w:t>
+                        <w:t>Programmablaufplan - Favoriten-Fenster</w:t>
                       </w:r>
-                      <w:bookmarkEnd w:id="36"/>
+                      <w:bookmarkEnd w:id="42"/>
                     </w:p>
                   </w:txbxContent>
                 </v:textbox>
@@ -12401,22 +12848,15 @@
           </mc:Fallback>
         </mc:AlternateContent>
       </w:r>
-    </w:p>
-    <w:p>
-      <w:pPr>
-        <w:rPr>
-          <w:sz w:val="24"/>
-          <w:szCs w:val="24"/>
-        </w:rPr>
-      </w:pPr>
-      <w:r>
-        <w:rPr>
+      <w:r>
+        <w:rPr>
+          <w:b/>
+          <w:bCs/>
           <w:noProof/>
           <w:lang w:val="de-DE"/>
         </w:rPr>
-        <w:lastRenderedPageBreak/>
         <w:drawing>
-          <wp:anchor distT="0" distB="0" distL="114300" distR="114300" simplePos="0" relativeHeight="251744256" behindDoc="1" locked="0" layoutInCell="1" allowOverlap="1" wp14:anchorId="11CDADBE" wp14:editId="24FD06FD">
+          <wp:anchor distT="0" distB="0" distL="114300" distR="114300" simplePos="0" relativeHeight="251744256" behindDoc="1" locked="0" layoutInCell="1" allowOverlap="1" wp14:anchorId="11CDADBE" wp14:editId="3792EA80">
             <wp:simplePos x="0" y="0"/>
             <wp:positionH relativeFrom="margin">
               <wp:align>center</wp:align>
@@ -12493,152 +12933,8 @@
       </w:r>
       <w:r>
         <w:rPr>
-          <w:noProof/>
-        </w:rPr>
-        <mc:AlternateContent>
-          <mc:Choice Requires="wps">
-            <w:drawing>
-              <wp:anchor distT="0" distB="0" distL="114300" distR="114300" simplePos="0" relativeHeight="251746304" behindDoc="1" locked="0" layoutInCell="1" allowOverlap="1" wp14:anchorId="29B28E31" wp14:editId="145C797E">
-                <wp:simplePos x="0" y="0"/>
-                <wp:positionH relativeFrom="column">
-                  <wp:posOffset>-451485</wp:posOffset>
-                </wp:positionH>
-                <wp:positionV relativeFrom="paragraph">
-                  <wp:posOffset>8429567</wp:posOffset>
-                </wp:positionV>
-                <wp:extent cx="6659245" cy="635"/>
-                <wp:effectExtent l="0" t="0" r="8255" b="8255"/>
-                <wp:wrapTight wrapText="bothSides">
-                  <wp:wrapPolygon edited="0">
-                    <wp:start x="0" y="0"/>
-                    <wp:lineTo x="0" y="20698"/>
-                    <wp:lineTo x="21565" y="20698"/>
-                    <wp:lineTo x="21565" y="0"/>
-                    <wp:lineTo x="0" y="0"/>
-                  </wp:wrapPolygon>
-                </wp:wrapTight>
-                <wp:docPr id="691956108" name="Textfeld 1"/>
-                <wp:cNvGraphicFramePr/>
-                <a:graphic xmlns:a="http://schemas.openxmlformats.org/drawingml/2006/main">
-                  <a:graphicData uri="http://schemas.microsoft.com/office/word/2010/wordprocessingShape">
-                    <wps:wsp>
-                      <wps:cNvSpPr txBox="1"/>
-                      <wps:spPr>
-                        <a:xfrm>
-                          <a:off x="0" y="0"/>
-                          <a:ext cx="6659245" cy="635"/>
-                        </a:xfrm>
-                        <a:prstGeom prst="rect">
-                          <a:avLst/>
-                        </a:prstGeom>
-                        <a:solidFill>
-                          <a:prstClr val="white"/>
-                        </a:solidFill>
-                        <a:ln>
-                          <a:noFill/>
-                        </a:ln>
-                      </wps:spPr>
-                      <wps:txbx>
-                        <w:txbxContent>
-                          <w:p>
-                            <w:pPr>
-                              <w:pStyle w:val="Beschriftung"/>
-                              <w:rPr>
-                                <w:sz w:val="22"/>
-                                <w:szCs w:val="22"/>
-                              </w:rPr>
-                            </w:pPr>
-                            <w:bookmarkStart w:id="37" w:name="_Toc203310679"/>
-                            <w:r>
-                              <w:t xml:space="preserve">Abbildung </w:t>
-                            </w:r>
-                            <w:r>
-                              <w:fldChar w:fldCharType="begin"/>
-                            </w:r>
-                            <w:r>
-                              <w:instrText xml:space="preserve"> SEQ Abbildung \* ARABIC </w:instrText>
-                            </w:r>
-                            <w:r>
-                              <w:fldChar w:fldCharType="separate"/>
-                            </w:r>
-                            <w:r>
-                              <w:rPr>
-                                <w:noProof/>
-                              </w:rPr>
-                              <w:t>16</w:t>
-                            </w:r>
-                            <w:r>
-                              <w:fldChar w:fldCharType="end"/>
-                            </w:r>
-                            <w:r>
-                              <w:t>: Programmablaufplan - Favoriten-Fenster</w:t>
-                            </w:r>
-                            <w:bookmarkEnd w:id="37"/>
-                          </w:p>
-                        </w:txbxContent>
-                      </wps:txbx>
-                      <wps:bodyPr rot="0" spcFirstLastPara="0" vertOverflow="overflow" horzOverflow="overflow" vert="horz" wrap="square" lIns="0" tIns="0" rIns="0" bIns="0" numCol="1" spcCol="0" rtlCol="0" fromWordArt="0" anchor="t" anchorCtr="0" forceAA="0" compatLnSpc="1">
-                        <a:prstTxWarp prst="textNoShape">
-                          <a:avLst/>
-                        </a:prstTxWarp>
-                        <a:spAutoFit/>
-                      </wps:bodyPr>
-                    </wps:wsp>
-                  </a:graphicData>
-                </a:graphic>
-              </wp:anchor>
-            </w:drawing>
-          </mc:Choice>
-          <mc:Fallback>
-            <w:pict>
-              <v:shape w14:anchorId="29B28E31" id="_x0000_s1039" type="#_x0000_t202" style="position:absolute;margin-left:-35.55pt;margin-top:663.75pt;width:524.35pt;height:.05pt;z-index:-251570176;visibility:visible;mso-wrap-style:square;mso-wrap-distance-left:9pt;mso-wrap-distance-top:0;mso-wrap-distance-right:9pt;mso-wrap-distance-bottom:0;mso-position-horizontal:absolute;mso-position-horizontal-relative:text;mso-position-vertical:absolute;mso-position-vertical-relative:text;v-text-anchor:top" o:gfxdata="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" stroked="f">
-                <v:textbox style="mso-fit-shape-to-text:t" inset="0,0,0,0">
-                  <w:txbxContent>
-                    <w:p>
-                      <w:pPr>
-                        <w:pStyle w:val="Beschriftung"/>
-                        <w:rPr>
-                          <w:sz w:val="22"/>
-                          <w:szCs w:val="22"/>
-                        </w:rPr>
-                      </w:pPr>
-                      <w:bookmarkStart w:id="38" w:name="_Toc203310679"/>
-                      <w:r>
-                        <w:t xml:space="preserve">Abbildung </w:t>
-                      </w:r>
-                      <w:r>
-                        <w:fldChar w:fldCharType="begin"/>
-                      </w:r>
-                      <w:r>
-                        <w:instrText xml:space="preserve"> SEQ Abbildung \* ARABIC </w:instrText>
-                      </w:r>
-                      <w:r>
-                        <w:fldChar w:fldCharType="separate"/>
-                      </w:r>
-                      <w:r>
-                        <w:rPr>
-                          <w:noProof/>
-                        </w:rPr>
-                        <w:t>16</w:t>
-                      </w:r>
-                      <w:r>
-                        <w:fldChar w:fldCharType="end"/>
-                      </w:r>
-                      <w:r>
-                        <w:t>: Programmablaufplan - Favoriten-Fenster</w:t>
-                      </w:r>
-                      <w:bookmarkEnd w:id="38"/>
-                    </w:p>
-                  </w:txbxContent>
-                </v:textbox>
-                <w10:wrap type="tight"/>
-              </v:shape>
-            </w:pict>
-          </mc:Fallback>
-        </mc:AlternateContent>
-      </w:r>
-      <w:r>
-        <w:rPr>
+          <w:b/>
+          <w:bCs/>
           <w:sz w:val="24"/>
           <w:szCs w:val="24"/>
         </w:rPr>
@@ -12646,6 +12942,8 @@
       </w:r>
       <w:r>
         <w:rPr>
+          <w:b/>
+          <w:bCs/>
           <w:sz w:val="24"/>
           <w:szCs w:val="24"/>
         </w:rPr>
@@ -12653,6 +12951,8 @@
       </w:r>
       <w:r>
         <w:rPr>
+          <w:b/>
+          <w:bCs/>
           <w:sz w:val="24"/>
           <w:szCs w:val="24"/>
         </w:rPr>
@@ -12675,7 +12975,7 @@
           <w:color w:val="auto"/>
         </w:rPr>
       </w:pPr>
-      <w:bookmarkStart w:id="39" w:name="_Toc203310621"/>
+      <w:bookmarkStart w:id="43" w:name="_Toc203339079"/>
       <w:r>
         <w:rPr>
           <w:b/>
@@ -12685,7 +12985,7 @@
         <w:lastRenderedPageBreak/>
         <w:t>Algorithmus</w:t>
       </w:r>
-      <w:bookmarkEnd w:id="39"/>
+      <w:bookmarkEnd w:id="43"/>
     </w:p>
     <w:p/>
     <w:p>
@@ -12795,8 +13095,20 @@
           <w:szCs w:val="24"/>
         </w:rPr>
       </w:pPr>
-      <w:r>
-        <w:rPr>
+    </w:p>
+    <w:p>
+      <w:pPr>
+        <w:rPr>
+          <w:b/>
+          <w:bCs/>
+          <w:sz w:val="24"/>
+          <w:szCs w:val="24"/>
+        </w:rPr>
+      </w:pPr>
+      <w:r>
+        <w:rPr>
+          <w:b/>
+          <w:bCs/>
           <w:sz w:val="24"/>
           <w:szCs w:val="24"/>
         </w:rPr>
@@ -12805,6 +13117,8 @@
       <w:proofErr w:type="spellStart"/>
       <w:r>
         <w:rPr>
+          <w:b/>
+          <w:bCs/>
           <w:sz w:val="24"/>
           <w:szCs w:val="24"/>
         </w:rPr>
@@ -12813,6 +13127,8 @@
       <w:proofErr w:type="spellEnd"/>
       <w:r>
         <w:rPr>
+          <w:b/>
+          <w:bCs/>
           <w:sz w:val="24"/>
           <w:szCs w:val="24"/>
         </w:rPr>
@@ -12821,6 +13137,8 @@
       <w:proofErr w:type="spellStart"/>
       <w:r>
         <w:rPr>
+          <w:b/>
+          <w:bCs/>
           <w:sz w:val="24"/>
           <w:szCs w:val="24"/>
         </w:rPr>
@@ -12829,6 +13147,8 @@
       <w:proofErr w:type="spellEnd"/>
       <w:r>
         <w:rPr>
+          <w:b/>
+          <w:bCs/>
           <w:sz w:val="24"/>
           <w:szCs w:val="24"/>
         </w:rPr>
@@ -13032,25 +13352,29 @@
     <w:p>
       <w:pPr>
         <w:rPr>
-          <w:sz w:val="24"/>
-          <w:szCs w:val="24"/>
-        </w:rPr>
-      </w:pPr>
-      <w:r>
-        <w:rPr>
+          <w:b/>
+          <w:bCs/>
+          <w:sz w:val="24"/>
+          <w:szCs w:val="24"/>
+        </w:rPr>
+      </w:pPr>
+      <w:r>
+        <w:rPr>
+          <w:b/>
+          <w:bCs/>
           <w:noProof/>
         </w:rPr>
         <w:lastRenderedPageBreak/>
         <mc:AlternateContent>
           <mc:Choice Requires="wps">
             <w:drawing>
-              <wp:anchor distT="0" distB="0" distL="114300" distR="114300" simplePos="0" relativeHeight="251740160" behindDoc="1" locked="0" layoutInCell="1" allowOverlap="1" wp14:anchorId="20AD7695" wp14:editId="6DA9B680">
+              <wp:anchor distT="0" distB="0" distL="114300" distR="114300" simplePos="0" relativeHeight="251770880" behindDoc="1" locked="0" layoutInCell="1" allowOverlap="1" wp14:anchorId="1B4C12A0" wp14:editId="2E8DE08E">
                 <wp:simplePos x="0" y="0"/>
                 <wp:positionH relativeFrom="column">
-                  <wp:posOffset>94615</wp:posOffset>
+                  <wp:posOffset>0</wp:posOffset>
                 </wp:positionH>
                 <wp:positionV relativeFrom="paragraph">
-                  <wp:posOffset>3230880</wp:posOffset>
+                  <wp:posOffset>3388360</wp:posOffset>
                 </wp:positionV>
                 <wp:extent cx="5760720" cy="635"/>
                 <wp:effectExtent l="0" t="0" r="0" b="0"/>
@@ -13062,7 +13386,7 @@
                     <wp:lineTo x="21600" y="0"/>
                   </wp:wrapPolygon>
                 </wp:wrapTight>
-                <wp:docPr id="399106506" name="Textfeld 1"/>
+                <wp:docPr id="1599153235" name="Textfeld 1"/>
                 <wp:cNvGraphicFramePr/>
                 <a:graphic xmlns:a="http://schemas.openxmlformats.org/drawingml/2006/main">
                   <a:graphicData uri="http://schemas.microsoft.com/office/word/2010/wordprocessingShape">
@@ -13089,10 +13413,11 @@
                             <w:pPr>
                               <w:pStyle w:val="Beschriftung"/>
                               <w:rPr>
+                                <w:noProof/>
                                 <w:lang w:val="de-CH"/>
                               </w:rPr>
                             </w:pPr>
-                            <w:bookmarkStart w:id="40" w:name="_Toc203310680"/>
+                            <w:bookmarkStart w:id="44" w:name="_Toc203339061"/>
                             <w:r>
                               <w:t xml:space="preserve">Abbildung </w:t>
                             </w:r>
@@ -13120,20 +13445,10 @@
                             <w:r>
                               <w:t>Content-</w:t>
                             </w:r>
-                            <w:proofErr w:type="spellStart"/>
                             <w:r>
-                              <w:t>based</w:t>
+                              <w:t>based Algorithm</w:t>
                             </w:r>
-                            <w:proofErr w:type="spellEnd"/>
-                            <w:r>
-                              <w:t xml:space="preserve"> </w:t>
-                            </w:r>
-                            <w:proofErr w:type="spellStart"/>
-                            <w:r>
-                              <w:t>Algorithm</w:t>
-                            </w:r>
-                            <w:bookmarkEnd w:id="40"/>
-                            <w:proofErr w:type="spellEnd"/>
+                            <w:bookmarkEnd w:id="44"/>
                           </w:p>
                         </w:txbxContent>
                       </wps:txbx>
@@ -13151,17 +13466,18 @@
           </mc:Choice>
           <mc:Fallback>
             <w:pict>
-              <v:shape w14:anchorId="20AD7695" id="_x0000_s1040" type="#_x0000_t202" style="position:absolute;margin-left:7.45pt;margin-top:254.4pt;width:453.6pt;height:.05pt;z-index:-251576320;visibility:visible;mso-wrap-style:square;mso-wrap-distance-left:9pt;mso-wrap-distance-top:0;mso-wrap-distance-right:9pt;mso-wrap-distance-bottom:0;mso-position-horizontal:absolute;mso-position-horizontal-relative:text;mso-position-vertical:absolute;mso-position-vertical-relative:text;v-text-anchor:top" o:gfxdata="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" stroked="f">
+              <v:shape w14:anchorId="1B4C12A0" id="_x0000_s1040" type="#_x0000_t202" style="position:absolute;margin-left:0;margin-top:266.8pt;width:453.6pt;height:.05pt;z-index:-251545600;visibility:visible;mso-wrap-style:square;mso-wrap-distance-left:9pt;mso-wrap-distance-top:0;mso-wrap-distance-right:9pt;mso-wrap-distance-bottom:0;mso-position-horizontal:absolute;mso-position-horizontal-relative:text;mso-position-vertical:absolute;mso-position-vertical-relative:text;v-text-anchor:top" o:gfxdata="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" stroked="f">
                 <v:textbox style="mso-fit-shape-to-text:t" inset="0,0,0,0">
                   <w:txbxContent>
                     <w:p>
                       <w:pPr>
                         <w:pStyle w:val="Beschriftung"/>
                         <w:rPr>
+                          <w:noProof/>
                           <w:lang w:val="de-CH"/>
                         </w:rPr>
                       </w:pPr>
-                      <w:bookmarkStart w:id="41" w:name="_Toc203310680"/>
+                      <w:bookmarkStart w:id="45" w:name="_Toc203339061"/>
                       <w:r>
                         <w:t xml:space="preserve">Abbildung </w:t>
                       </w:r>
@@ -13189,20 +13505,10 @@
                       <w:r>
                         <w:t>Content-</w:t>
                       </w:r>
-                      <w:proofErr w:type="spellStart"/>
                       <w:r>
-                        <w:t>based</w:t>
+                        <w:t>based Algorithm</w:t>
                       </w:r>
-                      <w:proofErr w:type="spellEnd"/>
-                      <w:r>
-                        <w:t xml:space="preserve"> </w:t>
-                      </w:r>
-                      <w:proofErr w:type="spellStart"/>
-                      <w:r>
-                        <w:t>Algorithm</w:t>
-                      </w:r>
-                      <w:bookmarkEnd w:id="41"/>
-                      <w:proofErr w:type="spellEnd"/>
+                      <w:bookmarkEnd w:id="45"/>
                     </w:p>
                   </w:txbxContent>
                 </v:textbox>
@@ -13214,12 +13520,14 @@
       </w:r>
       <w:r>
         <w:rPr>
+          <w:b/>
+          <w:bCs/>
           <w:noProof/>
           <w:sz w:val="24"/>
           <w:szCs w:val="24"/>
         </w:rPr>
         <w:drawing>
-          <wp:anchor distT="0" distB="0" distL="114300" distR="114300" simplePos="0" relativeHeight="251738112" behindDoc="1" locked="0" layoutInCell="1" allowOverlap="1" wp14:anchorId="739F3433" wp14:editId="63705A1C">
+          <wp:anchor distT="0" distB="0" distL="114300" distR="114300" simplePos="0" relativeHeight="251738112" behindDoc="1" locked="0" layoutInCell="1" allowOverlap="1" wp14:anchorId="739F3433" wp14:editId="5993F336">
             <wp:simplePos x="0" y="0"/>
             <wp:positionH relativeFrom="margin">
               <wp:align>right</wp:align>
@@ -13292,6 +13600,8 @@
       </w:r>
       <w:r>
         <w:rPr>
+          <w:b/>
+          <w:bCs/>
           <w:sz w:val="24"/>
           <w:szCs w:val="24"/>
         </w:rPr>
@@ -13309,12 +13619,16 @@
     <w:p>
       <w:pPr>
         <w:rPr>
-          <w:sz w:val="24"/>
-          <w:szCs w:val="24"/>
-        </w:rPr>
-      </w:pPr>
-      <w:r>
-        <w:rPr>
+          <w:b/>
+          <w:bCs/>
+          <w:sz w:val="24"/>
+          <w:szCs w:val="24"/>
+        </w:rPr>
+      </w:pPr>
+      <w:r>
+        <w:rPr>
+          <w:b/>
+          <w:bCs/>
           <w:sz w:val="24"/>
           <w:szCs w:val="24"/>
         </w:rPr>
@@ -13323,6 +13637,8 @@
       <w:proofErr w:type="spellStart"/>
       <w:r>
         <w:rPr>
+          <w:b/>
+          <w:bCs/>
           <w:sz w:val="24"/>
           <w:szCs w:val="24"/>
         </w:rPr>
@@ -13331,11 +13647,23 @@
       <w:proofErr w:type="spellEnd"/>
       <w:r>
         <w:rPr>
+          <w:b/>
+          <w:bCs/>
           <w:sz w:val="24"/>
           <w:szCs w:val="24"/>
         </w:rPr>
         <w:t>:</w:t>
       </w:r>
+    </w:p>
+    <w:p>
+      <w:pPr>
+        <w:rPr>
+          <w:b/>
+          <w:bCs/>
+          <w:sz w:val="24"/>
+          <w:szCs w:val="24"/>
+        </w:rPr>
+      </w:pPr>
     </w:p>
     <w:p>
       <w:pPr>
@@ -13637,6 +13965,7 @@
           <w:sz w:val="24"/>
           <w:szCs w:val="24"/>
         </w:rPr>
+        <w:lastRenderedPageBreak/>
         <w:t xml:space="preserve">Nutzer A: {Romantik, Action, Drama} und </w:t>
       </w:r>
       <w:r>
@@ -13660,7 +13989,6 @@
           <w:sz w:val="24"/>
           <w:szCs w:val="24"/>
         </w:rPr>
-        <w:lastRenderedPageBreak/>
         <w:t>Hier wäre die Schnittmenge {Action, Drama} und bekommt dadurch die Größe 2 und die Vereinigungsmenge wäre {Romantik, Action, Drama, Thriller}, somit die Größe 4. Wenn man das in die Formel einsetzt, rechnet man 2/4 und bekommt einen Wer</w:t>
       </w:r>
       <w:r>
@@ -13741,12 +14069,16 @@
     <w:p>
       <w:pPr>
         <w:rPr>
-          <w:sz w:val="24"/>
-          <w:szCs w:val="24"/>
-        </w:rPr>
-      </w:pPr>
-      <w:r>
-        <w:rPr>
+          <w:b/>
+          <w:bCs/>
+          <w:sz w:val="24"/>
+          <w:szCs w:val="24"/>
+        </w:rPr>
+      </w:pPr>
+      <w:r>
+        <w:rPr>
+          <w:b/>
+          <w:bCs/>
           <w:sz w:val="24"/>
           <w:szCs w:val="24"/>
         </w:rPr>
@@ -13760,6 +14092,163 @@
           <w:szCs w:val="24"/>
         </w:rPr>
       </w:pPr>
+      <w:r>
+        <w:rPr>
+          <w:noProof/>
+        </w:rPr>
+        <mc:AlternateContent>
+          <mc:Choice Requires="wps">
+            <w:drawing>
+              <wp:anchor distT="0" distB="0" distL="114300" distR="114300" simplePos="0" relativeHeight="251766784" behindDoc="1" locked="0" layoutInCell="1" allowOverlap="1" wp14:anchorId="752C6C75" wp14:editId="413149A4">
+                <wp:simplePos x="0" y="0"/>
+                <wp:positionH relativeFrom="column">
+                  <wp:posOffset>-1905</wp:posOffset>
+                </wp:positionH>
+                <wp:positionV relativeFrom="paragraph">
+                  <wp:posOffset>3199130</wp:posOffset>
+                </wp:positionV>
+                <wp:extent cx="3473450" cy="635"/>
+                <wp:effectExtent l="0" t="0" r="0" b="0"/>
+                <wp:wrapTight wrapText="bothSides">
+                  <wp:wrapPolygon edited="0">
+                    <wp:start x="0" y="0"/>
+                    <wp:lineTo x="0" y="21600"/>
+                    <wp:lineTo x="21600" y="21600"/>
+                    <wp:lineTo x="21600" y="0"/>
+                  </wp:wrapPolygon>
+                </wp:wrapTight>
+                <wp:docPr id="238726777" name="Textfeld 1"/>
+                <wp:cNvGraphicFramePr/>
+                <a:graphic xmlns:a="http://schemas.openxmlformats.org/drawingml/2006/main">
+                  <a:graphicData uri="http://schemas.microsoft.com/office/word/2010/wordprocessingShape">
+                    <wps:wsp>
+                      <wps:cNvSpPr txBox="1"/>
+                      <wps:spPr>
+                        <a:xfrm>
+                          <a:off x="0" y="0"/>
+                          <a:ext cx="3473450" cy="635"/>
+                        </a:xfrm>
+                        <a:prstGeom prst="rect">
+                          <a:avLst/>
+                        </a:prstGeom>
+                        <a:solidFill>
+                          <a:prstClr val="white"/>
+                        </a:solidFill>
+                        <a:ln>
+                          <a:noFill/>
+                        </a:ln>
+                      </wps:spPr>
+                      <wps:txbx>
+                        <w:txbxContent>
+                          <w:p>
+                            <w:pPr>
+                              <w:pStyle w:val="Beschriftung"/>
+                              <w:rPr>
+                                <w:noProof/>
+                                <w:lang w:val="de-CH"/>
+                              </w:rPr>
+                            </w:pPr>
+                            <w:bookmarkStart w:id="46" w:name="_Toc203339062"/>
+                            <w:r>
+                              <w:t xml:space="preserve">Abbildung </w:t>
+                            </w:r>
+                            <w:r>
+                              <w:fldChar w:fldCharType="begin"/>
+                            </w:r>
+                            <w:r>
+                              <w:instrText xml:space="preserve"> SEQ Abbildung \* ARABIC </w:instrText>
+                            </w:r>
+                            <w:r>
+                              <w:fldChar w:fldCharType="separate"/>
+                            </w:r>
+                            <w:r>
+                              <w:rPr>
+                                <w:noProof/>
+                              </w:rPr>
+                              <w:t>18</w:t>
+                            </w:r>
+                            <w:r>
+                              <w:fldChar w:fldCharType="end"/>
+                            </w:r>
+                            <w:r>
+                              <w:t xml:space="preserve">: </w:t>
+                            </w:r>
+                            <w:r>
+                              <w:t xml:space="preserve">User Collaborative </w:t>
+                            </w:r>
+                            <w:r>
+                              <w:t>Algorithm</w:t>
+                            </w:r>
+                            <w:bookmarkEnd w:id="46"/>
+                          </w:p>
+                        </w:txbxContent>
+                      </wps:txbx>
+                      <wps:bodyPr rot="0" spcFirstLastPara="0" vertOverflow="overflow" horzOverflow="overflow" vert="horz" wrap="square" lIns="0" tIns="0" rIns="0" bIns="0" numCol="1" spcCol="0" rtlCol="0" fromWordArt="0" anchor="t" anchorCtr="0" forceAA="0" compatLnSpc="1">
+                        <a:prstTxWarp prst="textNoShape">
+                          <a:avLst/>
+                        </a:prstTxWarp>
+                        <a:spAutoFit/>
+                      </wps:bodyPr>
+                    </wps:wsp>
+                  </a:graphicData>
+                </a:graphic>
+              </wp:anchor>
+            </w:drawing>
+          </mc:Choice>
+          <mc:Fallback>
+            <w:pict>
+              <v:shape w14:anchorId="752C6C75" id="_x0000_s1041" type="#_x0000_t202" style="position:absolute;margin-left:-.15pt;margin-top:251.9pt;width:273.5pt;height:.05pt;z-index:-251549696;visibility:visible;mso-wrap-style:square;mso-wrap-distance-left:9pt;mso-wrap-distance-top:0;mso-wrap-distance-right:9pt;mso-wrap-distance-bottom:0;mso-position-horizontal:absolute;mso-position-horizontal-relative:text;mso-position-vertical:absolute;mso-position-vertical-relative:text;v-text-anchor:top" o:gfxdata="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" stroked="f">
+                <v:textbox style="mso-fit-shape-to-text:t" inset="0,0,0,0">
+                  <w:txbxContent>
+                    <w:p>
+                      <w:pPr>
+                        <w:pStyle w:val="Beschriftung"/>
+                        <w:rPr>
+                          <w:noProof/>
+                          <w:lang w:val="de-CH"/>
+                        </w:rPr>
+                      </w:pPr>
+                      <w:bookmarkStart w:id="47" w:name="_Toc203339062"/>
+                      <w:r>
+                        <w:t xml:space="preserve">Abbildung </w:t>
+                      </w:r>
+                      <w:r>
+                        <w:fldChar w:fldCharType="begin"/>
+                      </w:r>
+                      <w:r>
+                        <w:instrText xml:space="preserve"> SEQ Abbildung \* ARABIC </w:instrText>
+                      </w:r>
+                      <w:r>
+                        <w:fldChar w:fldCharType="separate"/>
+                      </w:r>
+                      <w:r>
+                        <w:rPr>
+                          <w:noProof/>
+                        </w:rPr>
+                        <w:t>18</w:t>
+                      </w:r>
+                      <w:r>
+                        <w:fldChar w:fldCharType="end"/>
+                      </w:r>
+                      <w:r>
+                        <w:t xml:space="preserve">: </w:t>
+                      </w:r>
+                      <w:r>
+                        <w:t xml:space="preserve">User Collaborative </w:t>
+                      </w:r>
+                      <w:r>
+                        <w:t>Algorithm</w:t>
+                      </w:r>
+                      <w:bookmarkEnd w:id="47"/>
+                    </w:p>
+                  </w:txbxContent>
+                </v:textbox>
+                <w10:wrap type="tight"/>
+              </v:shape>
+            </w:pict>
+          </mc:Fallback>
+        </mc:AlternateContent>
+      </w:r>
       <w:r>
         <w:rPr>
           <w:noProof/>
@@ -13918,193 +14407,23 @@
           <w:rFonts w:cstheme="minorHAnsi"/>
         </w:rPr>
       </w:pPr>
-      <w:r>
-        <w:rPr>
-          <w:noProof/>
-        </w:rPr>
-        <mc:AlternateContent>
-          <mc:Choice Requires="wps">
-            <w:drawing>
-              <wp:anchor distT="0" distB="0" distL="114300" distR="114300" simplePos="0" relativeHeight="251743232" behindDoc="1" locked="0" layoutInCell="1" allowOverlap="1" wp14:anchorId="6D8FCC35" wp14:editId="0B744B9F">
-                <wp:simplePos x="0" y="0"/>
-                <wp:positionH relativeFrom="column">
-                  <wp:posOffset>163830</wp:posOffset>
-                </wp:positionH>
-                <wp:positionV relativeFrom="paragraph">
-                  <wp:posOffset>126365</wp:posOffset>
-                </wp:positionV>
-                <wp:extent cx="3473450" cy="635"/>
-                <wp:effectExtent l="0" t="0" r="0" b="8255"/>
-                <wp:wrapTight wrapText="bothSides">
-                  <wp:wrapPolygon edited="0">
-                    <wp:start x="0" y="0"/>
-                    <wp:lineTo x="0" y="20698"/>
-                    <wp:lineTo x="21442" y="20698"/>
-                    <wp:lineTo x="21442" y="0"/>
-                    <wp:lineTo x="0" y="0"/>
-                  </wp:wrapPolygon>
-                </wp:wrapTight>
-                <wp:docPr id="690460987" name="Textfeld 1"/>
-                <wp:cNvGraphicFramePr/>
-                <a:graphic xmlns:a="http://schemas.openxmlformats.org/drawingml/2006/main">
-                  <a:graphicData uri="http://schemas.microsoft.com/office/word/2010/wordprocessingShape">
-                    <wps:wsp>
-                      <wps:cNvSpPr txBox="1"/>
-                      <wps:spPr>
-                        <a:xfrm>
-                          <a:off x="0" y="0"/>
-                          <a:ext cx="3473450" cy="635"/>
-                        </a:xfrm>
-                        <a:prstGeom prst="rect">
-                          <a:avLst/>
-                        </a:prstGeom>
-                        <a:solidFill>
-                          <a:prstClr val="white"/>
-                        </a:solidFill>
-                        <a:ln>
-                          <a:noFill/>
-                        </a:ln>
-                      </wps:spPr>
-                      <wps:txbx>
-                        <w:txbxContent>
-                          <w:p>
-                            <w:pPr>
-                              <w:pStyle w:val="Beschriftung"/>
-                              <w:rPr>
-                                <w:lang w:val="de-CH"/>
-                              </w:rPr>
-                            </w:pPr>
-                            <w:bookmarkStart w:id="42" w:name="_Toc203310681"/>
-                            <w:r>
-                              <w:t xml:space="preserve">Abbildung </w:t>
-                            </w:r>
-                            <w:r>
-                              <w:fldChar w:fldCharType="begin"/>
-                            </w:r>
-                            <w:r>
-                              <w:instrText xml:space="preserve"> SEQ Abbildung \* ARABIC </w:instrText>
-                            </w:r>
-                            <w:r>
-                              <w:fldChar w:fldCharType="separate"/>
-                            </w:r>
-                            <w:r>
-                              <w:rPr>
-                                <w:noProof/>
-                              </w:rPr>
-                              <w:t>18</w:t>
-                            </w:r>
-                            <w:r>
-                              <w:fldChar w:fldCharType="end"/>
-                            </w:r>
-                            <w:r>
-                              <w:t xml:space="preserve">: </w:t>
-                            </w:r>
-                            <w:r>
-                              <w:t xml:space="preserve">User Collaborative </w:t>
-                            </w:r>
-                            <w:proofErr w:type="spellStart"/>
-                            <w:r>
-                              <w:t>Algorithm</w:t>
-                            </w:r>
-                            <w:bookmarkEnd w:id="42"/>
-                            <w:proofErr w:type="spellEnd"/>
-                          </w:p>
-                        </w:txbxContent>
-                      </wps:txbx>
-                      <wps:bodyPr rot="0" spcFirstLastPara="0" vertOverflow="overflow" horzOverflow="overflow" vert="horz" wrap="square" lIns="0" tIns="0" rIns="0" bIns="0" numCol="1" spcCol="0" rtlCol="0" fromWordArt="0" anchor="t" anchorCtr="0" forceAA="0" compatLnSpc="1">
-                        <a:prstTxWarp prst="textNoShape">
-                          <a:avLst/>
-                        </a:prstTxWarp>
-                        <a:spAutoFit/>
-                      </wps:bodyPr>
-                    </wps:wsp>
-                  </a:graphicData>
-                </a:graphic>
-              </wp:anchor>
-            </w:drawing>
-          </mc:Choice>
-          <mc:Fallback>
-            <w:pict>
-              <v:shape w14:anchorId="6D8FCC35" id="_x0000_s1041" type="#_x0000_t202" style="position:absolute;margin-left:12.9pt;margin-top:9.95pt;width:273.5pt;height:.05pt;z-index:-251573248;visibility:visible;mso-wrap-style:square;mso-wrap-distance-left:9pt;mso-wrap-distance-top:0;mso-wrap-distance-right:9pt;mso-wrap-distance-bottom:0;mso-position-horizontal:absolute;mso-position-horizontal-relative:text;mso-position-vertical:absolute;mso-position-vertical-relative:text;v-text-anchor:top" o:gfxdata="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" stroked="f">
-                <v:textbox style="mso-fit-shape-to-text:t" inset="0,0,0,0">
-                  <w:txbxContent>
-                    <w:p>
-                      <w:pPr>
-                        <w:pStyle w:val="Beschriftung"/>
-                        <w:rPr>
-                          <w:lang w:val="de-CH"/>
-                        </w:rPr>
-                      </w:pPr>
-                      <w:bookmarkStart w:id="43" w:name="_Toc203310681"/>
-                      <w:r>
-                        <w:t xml:space="preserve">Abbildung </w:t>
-                      </w:r>
-                      <w:r>
-                        <w:fldChar w:fldCharType="begin"/>
-                      </w:r>
-                      <w:r>
-                        <w:instrText xml:space="preserve"> SEQ Abbildung \* ARABIC </w:instrText>
-                      </w:r>
-                      <w:r>
-                        <w:fldChar w:fldCharType="separate"/>
-                      </w:r>
-                      <w:r>
-                        <w:rPr>
-                          <w:noProof/>
-                        </w:rPr>
-                        <w:t>18</w:t>
-                      </w:r>
-                      <w:r>
-                        <w:fldChar w:fldCharType="end"/>
-                      </w:r>
-                      <w:r>
-                        <w:t xml:space="preserve">: </w:t>
-                      </w:r>
-                      <w:r>
-                        <w:t xml:space="preserve">User Collaborative </w:t>
-                      </w:r>
-                      <w:proofErr w:type="spellStart"/>
-                      <w:r>
-                        <w:t>Algorithm</w:t>
-                      </w:r>
-                      <w:bookmarkEnd w:id="43"/>
-                      <w:proofErr w:type="spellEnd"/>
-                    </w:p>
-                  </w:txbxContent>
-                </v:textbox>
-                <w10:wrap type="tight"/>
-              </v:shape>
-            </w:pict>
-          </mc:Fallback>
-        </mc:AlternateContent>
-      </w:r>
     </w:p>
     <w:p/>
-    <w:p/>
-    <w:p/>
-    <w:p>
-      <w:pPr>
-        <w:pStyle w:val="berschrift1"/>
-        <w:rPr>
-          <w:rFonts w:asciiTheme="minorHAnsi" w:hAnsiTheme="minorHAnsi" w:cstheme="minorHAnsi"/>
-          <w:color w:val="auto"/>
-        </w:rPr>
-      </w:pPr>
-    </w:p>
-    <w:p>
-      <w:pPr>
-        <w:pStyle w:val="berschrift1"/>
-        <w:rPr>
-          <w:rFonts w:asciiTheme="minorHAnsi" w:hAnsiTheme="minorHAnsi" w:cstheme="minorHAnsi"/>
-          <w:color w:val="auto"/>
-        </w:rPr>
-      </w:pPr>
-    </w:p>
-    <w:p/>
-    <w:p/>
-    <w:p/>
-    <w:p/>
-    <w:p/>
+    <w:p>
+      <w:pPr>
+        <w:rPr>
+          <w:rFonts w:eastAsiaTheme="majorEastAsia" w:cstheme="minorHAnsi"/>
+          <w:sz w:val="32"/>
+          <w:szCs w:val="32"/>
+        </w:rPr>
+      </w:pPr>
+      <w:r>
+        <w:rPr>
+          <w:rFonts w:cstheme="minorHAnsi"/>
+        </w:rPr>
+        <w:br w:type="page"/>
+      </w:r>
+    </w:p>
     <w:p>
       <w:pPr>
         <w:pStyle w:val="berschrift1"/>
@@ -14115,7 +14434,7 @@
           <w:color w:val="auto"/>
         </w:rPr>
       </w:pPr>
-      <w:bookmarkStart w:id="44" w:name="_Toc203310622"/>
+      <w:bookmarkStart w:id="48" w:name="_Toc203339080"/>
       <w:r>
         <w:rPr>
           <w:rFonts w:asciiTheme="minorHAnsi" w:hAnsiTheme="minorHAnsi" w:cstheme="minorHAnsi"/>
@@ -14126,7 +14445,7 @@
         <w:lastRenderedPageBreak/>
         <w:t>5. Testen &amp; Debugging</w:t>
       </w:r>
-      <w:bookmarkEnd w:id="44"/>
+      <w:bookmarkEnd w:id="48"/>
     </w:p>
     <w:p/>
     <w:p>
@@ -14138,7 +14457,7 @@
           <w:color w:val="auto"/>
         </w:rPr>
       </w:pPr>
-      <w:bookmarkStart w:id="45" w:name="_Toc203310623"/>
+      <w:bookmarkStart w:id="49" w:name="_Toc203339081"/>
       <w:r>
         <w:rPr>
           <w:b/>
@@ -14147,7 +14466,7 @@
         </w:rPr>
         <w:t>Testen</w:t>
       </w:r>
-      <w:bookmarkEnd w:id="45"/>
+      <w:bookmarkEnd w:id="49"/>
     </w:p>
     <w:p/>
     <w:p>
@@ -14253,8 +14572,21 @@
         <w:t>systems sorgte.</w:t>
       </w:r>
     </w:p>
-    <w:p/>
-    <w:p/>
+    <w:p>
+      <w:pPr>
+        <w:rPr>
+          <w:sz w:val="24"/>
+          <w:szCs w:val="24"/>
+        </w:rPr>
+      </w:pPr>
+      <w:r>
+        <w:rPr>
+          <w:sz w:val="24"/>
+          <w:szCs w:val="24"/>
+        </w:rPr>
+        <w:br w:type="page"/>
+      </w:r>
+    </w:p>
     <w:p>
       <w:pPr>
         <w:pStyle w:val="berschrift2"/>
@@ -14264,16 +14596,17 @@
           <w:color w:val="auto"/>
         </w:rPr>
       </w:pPr>
-      <w:bookmarkStart w:id="46" w:name="_Toc203310624"/>
+      <w:bookmarkStart w:id="50" w:name="_Toc203339082"/>
       <w:r>
         <w:rPr>
           <w:b/>
           <w:bCs/>
           <w:color w:val="auto"/>
         </w:rPr>
+        <w:lastRenderedPageBreak/>
         <w:t>Debugging</w:t>
       </w:r>
-      <w:bookmarkEnd w:id="46"/>
+      <w:bookmarkEnd w:id="50"/>
     </w:p>
     <w:p/>
     <w:p>
@@ -14619,7 +14952,6 @@
           <w:sz w:val="24"/>
           <w:szCs w:val="24"/>
         </w:rPr>
-        <w:lastRenderedPageBreak/>
         <w:t xml:space="preserve">Gezieltes Fehlermanagement mit </w:t>
       </w:r>
       <w:proofErr w:type="spellStart"/>
@@ -14809,74 +15141,12 @@
         </w:rPr>
         <w:t xml:space="preserve"> all diese Methoden nicht ausreichen, können wir auf den Python-Debugger zurückgreifen. Die Debugger-Übersicht von Visual Studio Code ist hierbei sehr hilfreich. Sie ermöglicht es uns, neben den Zeilennummern einen Breakpunkt zu setzen. An diesem Punkt unterbricht das Programm die Ausführung und wichtige Daten wie relevante Variablen in der jeweiligen Zeile können in der Übersicht angezeigt werden.</w:t>
       </w:r>
-      <w:r>
-        <w:rPr>
-          <w:sz w:val="24"/>
-          <w:szCs w:val="24"/>
-        </w:rPr>
-        <w:br/>
-      </w:r>
-    </w:p>
-    <w:p>
-      <w:pPr>
-        <w:rPr>
-          <w:sz w:val="24"/>
-          <w:szCs w:val="24"/>
-        </w:rPr>
-      </w:pPr>
-      <w:r>
-        <w:rPr>
-          <w:sz w:val="24"/>
-          <w:szCs w:val="24"/>
-        </w:rPr>
-        <w:t>Beispiel:</w:t>
-      </w:r>
-      <w:r>
-        <w:rPr>
-          <w:sz w:val="24"/>
-          <w:szCs w:val="24"/>
-        </w:rPr>
-        <w:br/>
-      </w:r>
-      <w:r>
-        <w:rPr>
-          <w:sz w:val="24"/>
-          <w:szCs w:val="24"/>
-        </w:rPr>
-        <w:t>Das Video demonstriert, wie der Debugger genutzt werden kann, um Fehler zu finden, die beispielsweise durch fehlerhafte Daten entstehen.</w:t>
-      </w:r>
-    </w:p>
-    <w:p>
-      <w:r>
-        <w:object w:dxaOrig="1493" w:dyaOrig="978" w14:anchorId="1AC6D5C3">
-          <v:shapetype id="_x0000_t75" coordsize="21600,21600" o:spt="75" o:preferrelative="t" path="m@4@5l@4@11@9@11@9@5xe" filled="f" stroked="f">
-            <v:stroke joinstyle="miter"/>
-            <v:formulas>
-              <v:f eqn="if lineDrawn pixelLineWidth 0"/>
-              <v:f eqn="sum @0 1 0"/>
-              <v:f eqn="sum 0 0 @1"/>
-              <v:f eqn="prod @2 1 2"/>
-              <v:f eqn="prod @3 21600 pixelWidth"/>
-              <v:f eqn="prod @3 21600 pixelHeight"/>
-              <v:f eqn="sum @0 0 1"/>
-              <v:f eqn="prod @6 1 2"/>
-              <v:f eqn="prod @7 21600 pixelWidth"/>
-              <v:f eqn="sum @8 21600 0"/>
-              <v:f eqn="prod @7 21600 pixelHeight"/>
-              <v:f eqn="sum @10 21600 0"/>
-            </v:formulas>
-            <v:path o:extrusionok="f" gradientshapeok="t" o:connecttype="rect"/>
-            <o:lock v:ext="edit" aspectratio="t"/>
-          </v:shapetype>
-          <v:shape id="_x0000_i1030" type="#_x0000_t75" style="width:74.95pt;height:48.85pt" o:ole="">
-            <v:imagedata r:id="rId30" o:title=""/>
-          </v:shape>
-          <o:OLEObject Type="Embed" ProgID="Package" ShapeID="_x0000_i1030" DrawAspect="Icon" ObjectID="_1813925987" r:id="rId31"/>
-        </w:object>
-      </w:r>
-    </w:p>
-    <w:p/>
-    <w:p/>
+    </w:p>
+    <w:p>
+      <w:r>
+        <w:br w:type="page"/>
+      </w:r>
+    </w:p>
     <w:p>
       <w:pPr>
         <w:pStyle w:val="berschrift1"/>
@@ -14887,7 +15157,7 @@
           <w:color w:val="auto"/>
         </w:rPr>
       </w:pPr>
-      <w:bookmarkStart w:id="47" w:name="_Toc203310625"/>
+      <w:bookmarkStart w:id="51" w:name="_Toc203339083"/>
       <w:r>
         <w:rPr>
           <w:rFonts w:asciiTheme="minorHAnsi" w:hAnsiTheme="minorHAnsi" w:cstheme="minorHAnsi"/>
@@ -14895,38 +15165,40 @@
           <w:bCs/>
           <w:color w:val="auto"/>
         </w:rPr>
+        <w:lastRenderedPageBreak/>
         <w:t>6. Bugs &amp; Zukünftiges</w:t>
       </w:r>
-      <w:bookmarkEnd w:id="47"/>
-    </w:p>
-    <w:p>
-      <w:pPr>
-        <w:pStyle w:val="berschrift2"/>
-        <w:rPr>
-          <w:color w:val="auto"/>
-        </w:rPr>
-      </w:pPr>
-    </w:p>
-    <w:p>
-      <w:pPr>
-        <w:pStyle w:val="berschrift2"/>
+      <w:bookmarkEnd w:id="51"/>
+      <w:r>
         <w:rPr>
           <w:rFonts w:asciiTheme="minorHAnsi" w:hAnsiTheme="minorHAnsi" w:cstheme="minorHAnsi"/>
           <w:b/>
           <w:bCs/>
           <w:color w:val="auto"/>
         </w:rPr>
-      </w:pPr>
-      <w:bookmarkStart w:id="48" w:name="_Toc203310626"/>
-      <w:r>
-        <w:rPr>
+        <w:br/>
+      </w:r>
+    </w:p>
+    <w:p>
+      <w:pPr>
+        <w:pStyle w:val="berschrift2"/>
+        <w:rPr>
+          <w:rFonts w:asciiTheme="minorHAnsi" w:hAnsiTheme="minorHAnsi" w:cstheme="minorHAnsi"/>
           <w:b/>
           <w:bCs/>
           <w:color w:val="auto"/>
         </w:rPr>
+      </w:pPr>
+      <w:bookmarkStart w:id="52" w:name="_Toc203339084"/>
+      <w:r>
+        <w:rPr>
+          <w:b/>
+          <w:bCs/>
+          <w:color w:val="auto"/>
+        </w:rPr>
         <w:t>Bugs</w:t>
       </w:r>
-      <w:bookmarkEnd w:id="48"/>
+      <w:bookmarkEnd w:id="52"/>
     </w:p>
     <w:p/>
     <w:p>
@@ -15306,23 +15578,6 @@
           </w:p>
         </w:tc>
       </w:tr>
-    </w:tbl>
-    <w:p>
-      <w:r>
-        <w:br w:type="page"/>
-      </w:r>
-    </w:p>
-    <w:tbl>
-      <w:tblPr>
-        <w:tblStyle w:val="Tabellenraster"/>
-        <w:tblW w:w="0" w:type="auto"/>
-        <w:tblLook w:val="04A0" w:firstRow="1" w:lastRow="0" w:firstColumn="1" w:lastColumn="0" w:noHBand="0" w:noVBand="1"/>
-      </w:tblPr>
-      <w:tblGrid>
-        <w:gridCol w:w="3397"/>
-        <w:gridCol w:w="851"/>
-        <w:gridCol w:w="4814"/>
-      </w:tblGrid>
       <w:tr>
         <w:tc>
           <w:tcPr>
@@ -15340,7 +15595,6 @@
                 <w:sz w:val="24"/>
                 <w:szCs w:val="24"/>
               </w:rPr>
-              <w:lastRenderedPageBreak/>
               <w:t>Registrierung funktioniert nicht</w:t>
             </w:r>
           </w:p>
@@ -15758,6 +16012,7 @@
                 <w:sz w:val="24"/>
                 <w:szCs w:val="24"/>
               </w:rPr>
+              <w:lastRenderedPageBreak/>
               <w:t>Mehrfache gleiche Benutzernamen Registrierungen sind möglich</w:t>
             </w:r>
           </w:p>
@@ -16071,23 +16326,6 @@
           </w:p>
         </w:tc>
       </w:tr>
-    </w:tbl>
-    <w:p>
-      <w:r>
-        <w:br w:type="page"/>
-      </w:r>
-    </w:p>
-    <w:tbl>
-      <w:tblPr>
-        <w:tblStyle w:val="Tabellenraster"/>
-        <w:tblW w:w="0" w:type="auto"/>
-        <w:tblLook w:val="04A0" w:firstRow="1" w:lastRow="0" w:firstColumn="1" w:lastColumn="0" w:noHBand="0" w:noVBand="1"/>
-      </w:tblPr>
-      <w:tblGrid>
-        <w:gridCol w:w="3397"/>
-        <w:gridCol w:w="851"/>
-        <w:gridCol w:w="4814"/>
-      </w:tblGrid>
       <w:tr>
         <w:tc>
           <w:tcPr>
@@ -16101,11 +16339,13 @@
               </w:rPr>
             </w:pPr>
             <w:r>
+              <w:br w:type="page"/>
+            </w:r>
+            <w:r>
               <w:rPr>
                 <w:sz w:val="24"/>
                 <w:szCs w:val="24"/>
               </w:rPr>
-              <w:lastRenderedPageBreak/>
               <w:t>Filmbeschreibungen bei wenigen Filmen fehlen</w:t>
             </w:r>
           </w:p>
@@ -16329,19 +16569,39 @@
     <w:p>
       <w:pPr>
         <w:rPr>
-          <w:sz w:val="24"/>
-          <w:szCs w:val="24"/>
-        </w:rPr>
-      </w:pPr>
-      <w:r>
-        <w:rPr>
-          <w:sz w:val="24"/>
-          <w:szCs w:val="24"/>
-        </w:rPr>
+          <w:lang w:val="de-DE"/>
+        </w:rPr>
+      </w:pPr>
+      <w:r>
+        <w:rPr>
+          <w:lang w:val="de-DE"/>
+        </w:rPr>
+        <w:br w:type="page"/>
+      </w:r>
+    </w:p>
+    <w:p>
+      <w:pPr>
+        <w:rPr>
+          <w:b/>
+          <w:bCs/>
+          <w:sz w:val="24"/>
+          <w:szCs w:val="24"/>
+        </w:rPr>
+      </w:pPr>
+      <w:r>
+        <w:rPr>
+          <w:b/>
+          <w:bCs/>
+          <w:sz w:val="24"/>
+          <w:szCs w:val="24"/>
+        </w:rPr>
+        <w:lastRenderedPageBreak/>
         <w:t>Beispiel</w:t>
       </w:r>
       <w:r>
         <w:rPr>
+          <w:b/>
+          <w:bCs/>
           <w:sz w:val="24"/>
           <w:szCs w:val="24"/>
         </w:rPr>
@@ -16349,6 +16609,8 @@
       </w:r>
       <w:r>
         <w:rPr>
+          <w:b/>
+          <w:bCs/>
           <w:sz w:val="24"/>
           <w:szCs w:val="24"/>
         </w:rPr>
@@ -16356,6 +16618,8 @@
       </w:r>
       <w:r>
         <w:rPr>
+          <w:b/>
+          <w:bCs/>
           <w:sz w:val="24"/>
           <w:szCs w:val="24"/>
         </w:rPr>
@@ -16363,6 +16627,8 @@
       </w:r>
       <w:r>
         <w:rPr>
+          <w:b/>
+          <w:bCs/>
           <w:sz w:val="24"/>
           <w:szCs w:val="24"/>
         </w:rPr>
@@ -16370,6 +16636,8 @@
       </w:r>
       <w:r>
         <w:rPr>
+          <w:b/>
+          <w:bCs/>
           <w:sz w:val="24"/>
           <w:szCs w:val="24"/>
         </w:rPr>
@@ -16377,6 +16645,8 @@
       </w:r>
       <w:r>
         <w:rPr>
+          <w:b/>
+          <w:bCs/>
           <w:sz w:val="24"/>
           <w:szCs w:val="24"/>
         </w:rPr>
@@ -16384,6 +16654,8 @@
       </w:r>
       <w:r>
         <w:rPr>
+          <w:b/>
+          <w:bCs/>
           <w:sz w:val="24"/>
           <w:szCs w:val="24"/>
         </w:rPr>
@@ -16427,6 +16699,149 @@
           <w:szCs w:val="24"/>
         </w:rPr>
       </w:pPr>
+      <w:r>
+        <w:rPr>
+          <w:noProof/>
+        </w:rPr>
+        <mc:AlternateContent>
+          <mc:Choice Requires="wps">
+            <w:drawing>
+              <wp:anchor distT="0" distB="0" distL="114300" distR="114300" simplePos="0" relativeHeight="251764736" behindDoc="0" locked="0" layoutInCell="1" allowOverlap="1" wp14:anchorId="3AF3C08F" wp14:editId="57994FBE">
+                <wp:simplePos x="0" y="0"/>
+                <wp:positionH relativeFrom="column">
+                  <wp:posOffset>165735</wp:posOffset>
+                </wp:positionH>
+                <wp:positionV relativeFrom="paragraph">
+                  <wp:posOffset>2851150</wp:posOffset>
+                </wp:positionV>
+                <wp:extent cx="5422900" cy="635"/>
+                <wp:effectExtent l="0" t="0" r="0" b="0"/>
+                <wp:wrapNone/>
+                <wp:docPr id="1535162984" name="Textfeld 1"/>
+                <wp:cNvGraphicFramePr/>
+                <a:graphic xmlns:a="http://schemas.openxmlformats.org/drawingml/2006/main">
+                  <a:graphicData uri="http://schemas.microsoft.com/office/word/2010/wordprocessingShape">
+                    <wps:wsp>
+                      <wps:cNvSpPr txBox="1"/>
+                      <wps:spPr>
+                        <a:xfrm>
+                          <a:off x="0" y="0"/>
+                          <a:ext cx="5422900" cy="635"/>
+                        </a:xfrm>
+                        <a:prstGeom prst="rect">
+                          <a:avLst/>
+                        </a:prstGeom>
+                        <a:solidFill>
+                          <a:prstClr val="white"/>
+                        </a:solidFill>
+                        <a:ln>
+                          <a:noFill/>
+                        </a:ln>
+                      </wps:spPr>
+                      <wps:txbx>
+                        <w:txbxContent>
+                          <w:p>
+                            <w:pPr>
+                              <w:pStyle w:val="Beschriftung"/>
+                              <w:rPr>
+                                <w:noProof/>
+                                <w:lang w:val="de-CH"/>
+                              </w:rPr>
+                            </w:pPr>
+                            <w:bookmarkStart w:id="53" w:name="_Toc203339063"/>
+                            <w:r>
+                              <w:t xml:space="preserve">Abbildung </w:t>
+                            </w:r>
+                            <w:r>
+                              <w:fldChar w:fldCharType="begin"/>
+                            </w:r>
+                            <w:r>
+                              <w:instrText xml:space="preserve"> SEQ Abbildung \* ARABIC </w:instrText>
+                            </w:r>
+                            <w:r>
+                              <w:fldChar w:fldCharType="separate"/>
+                            </w:r>
+                            <w:r>
+                              <w:rPr>
+                                <w:noProof/>
+                              </w:rPr>
+                              <w:t>19</w:t>
+                            </w:r>
+                            <w:r>
+                              <w:fldChar w:fldCharType="end"/>
+                            </w:r>
+                            <w:r>
+                              <w:t xml:space="preserve">: </w:t>
+                            </w:r>
+                            <w:r>
+                              <w:t>Bug bei der Fehlermeldung doppelter Benutzernamen Registrierung</w:t>
+                            </w:r>
+                            <w:bookmarkEnd w:id="53"/>
+                          </w:p>
+                        </w:txbxContent>
+                      </wps:txbx>
+                      <wps:bodyPr rot="0" spcFirstLastPara="0" vertOverflow="overflow" horzOverflow="overflow" vert="horz" wrap="square" lIns="0" tIns="0" rIns="0" bIns="0" numCol="1" spcCol="0" rtlCol="0" fromWordArt="0" anchor="t" anchorCtr="0" forceAA="0" compatLnSpc="1">
+                        <a:prstTxWarp prst="textNoShape">
+                          <a:avLst/>
+                        </a:prstTxWarp>
+                        <a:spAutoFit/>
+                      </wps:bodyPr>
+                    </wps:wsp>
+                  </a:graphicData>
+                </a:graphic>
+              </wp:anchor>
+            </w:drawing>
+          </mc:Choice>
+          <mc:Fallback>
+            <w:pict>
+              <v:shape w14:anchorId="3AF3C08F" id="_x0000_s1042" type="#_x0000_t202" style="position:absolute;margin-left:13.05pt;margin-top:224.5pt;width:427pt;height:.05pt;z-index:251764736;visibility:visible;mso-wrap-style:square;mso-wrap-distance-left:9pt;mso-wrap-distance-top:0;mso-wrap-distance-right:9pt;mso-wrap-distance-bottom:0;mso-position-horizontal:absolute;mso-position-horizontal-relative:text;mso-position-vertical:absolute;mso-position-vertical-relative:text;v-text-anchor:top" o:gfxdata="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" stroked="f">
+                <v:textbox style="mso-fit-shape-to-text:t" inset="0,0,0,0">
+                  <w:txbxContent>
+                    <w:p>
+                      <w:pPr>
+                        <w:pStyle w:val="Beschriftung"/>
+                        <w:rPr>
+                          <w:noProof/>
+                          <w:lang w:val="de-CH"/>
+                        </w:rPr>
+                      </w:pPr>
+                      <w:bookmarkStart w:id="54" w:name="_Toc203339063"/>
+                      <w:r>
+                        <w:t xml:space="preserve">Abbildung </w:t>
+                      </w:r>
+                      <w:r>
+                        <w:fldChar w:fldCharType="begin"/>
+                      </w:r>
+                      <w:r>
+                        <w:instrText xml:space="preserve"> SEQ Abbildung \* ARABIC </w:instrText>
+                      </w:r>
+                      <w:r>
+                        <w:fldChar w:fldCharType="separate"/>
+                      </w:r>
+                      <w:r>
+                        <w:rPr>
+                          <w:noProof/>
+                        </w:rPr>
+                        <w:t>19</w:t>
+                      </w:r>
+                      <w:r>
+                        <w:fldChar w:fldCharType="end"/>
+                      </w:r>
+                      <w:r>
+                        <w:t xml:space="preserve">: </w:t>
+                      </w:r>
+                      <w:r>
+                        <w:t>Bug bei der Fehlermeldung doppelter Benutzernamen Registrierung</w:t>
+                      </w:r>
+                      <w:bookmarkEnd w:id="54"/>
+                    </w:p>
+                  </w:txbxContent>
+                </v:textbox>
+              </v:shape>
+            </w:pict>
+          </mc:Fallback>
+        </mc:AlternateContent>
+      </w:r>
       <w:r>
         <w:rPr>
           <w:noProof/>
@@ -16469,7 +16884,7 @@
                           </pic:cNvPicPr>
                         </pic:nvPicPr>
                         <pic:blipFill rotWithShape="1">
-                          <a:blip r:embed="rId32">
+                          <a:blip r:embed="rId30">
                             <a:extLst>
                               <a:ext uri="{28A0092B-C50C-407E-A947-70E740481C1C}">
                                 <a14:useLocalDpi xmlns:a14="http://schemas.microsoft.com/office/drawing/2010/main" val="0"/>
@@ -16637,183 +17052,21 @@
           <w:szCs w:val="24"/>
         </w:rPr>
       </w:pPr>
-      <w:r>
-        <w:rPr>
-          <w:noProof/>
-        </w:rPr>
-        <mc:AlternateContent>
-          <mc:Choice Requires="wps">
-            <w:drawing>
-              <wp:anchor distT="0" distB="0" distL="114300" distR="114300" simplePos="0" relativeHeight="251735040" behindDoc="0" locked="0" layoutInCell="1" allowOverlap="1" wp14:anchorId="124B1909" wp14:editId="7F2BD847">
-                <wp:simplePos x="0" y="0"/>
-                <wp:positionH relativeFrom="column">
-                  <wp:posOffset>165735</wp:posOffset>
-                </wp:positionH>
-                <wp:positionV relativeFrom="paragraph">
-                  <wp:posOffset>86252</wp:posOffset>
-                </wp:positionV>
-                <wp:extent cx="5422900" cy="635"/>
-                <wp:effectExtent l="0" t="0" r="6350" b="8255"/>
-                <wp:wrapNone/>
-                <wp:docPr id="841304431" name="Textfeld 1"/>
-                <wp:cNvGraphicFramePr/>
-                <a:graphic xmlns:a="http://schemas.openxmlformats.org/drawingml/2006/main">
-                  <a:graphicData uri="http://schemas.microsoft.com/office/word/2010/wordprocessingShape">
-                    <wps:wsp>
-                      <wps:cNvSpPr txBox="1"/>
-                      <wps:spPr>
-                        <a:xfrm>
-                          <a:off x="0" y="0"/>
-                          <a:ext cx="5422900" cy="635"/>
-                        </a:xfrm>
-                        <a:prstGeom prst="rect">
-                          <a:avLst/>
-                        </a:prstGeom>
-                        <a:solidFill>
-                          <a:prstClr val="white"/>
-                        </a:solidFill>
-                        <a:ln>
-                          <a:noFill/>
-                        </a:ln>
-                      </wps:spPr>
-                      <wps:txbx>
-                        <w:txbxContent>
-                          <w:p>
-                            <w:pPr>
-                              <w:pStyle w:val="Beschriftung"/>
-                              <w:rPr>
-                                <w:noProof/>
-                                <w:lang w:val="de-CH"/>
-                              </w:rPr>
-                            </w:pPr>
-                            <w:bookmarkStart w:id="49" w:name="_Toc203310682"/>
-                            <w:r>
-                              <w:t xml:space="preserve">Abbildung </w:t>
-                            </w:r>
-                            <w:r>
-                              <w:fldChar w:fldCharType="begin"/>
-                            </w:r>
-                            <w:r>
-                              <w:instrText xml:space="preserve"> SEQ Abbildung \* ARABIC </w:instrText>
-                            </w:r>
-                            <w:r>
-                              <w:fldChar w:fldCharType="separate"/>
-                            </w:r>
-                            <w:r>
-                              <w:rPr>
-                                <w:noProof/>
-                              </w:rPr>
-                              <w:t>19</w:t>
-                            </w:r>
-                            <w:r>
-                              <w:fldChar w:fldCharType="end"/>
-                            </w:r>
-                            <w:r>
-                              <w:t>: Bug bei der Fehlermeldung doppelter Benutzernamen Registrierung</w:t>
-                            </w:r>
-                            <w:bookmarkEnd w:id="49"/>
-                          </w:p>
-                        </w:txbxContent>
-                      </wps:txbx>
-                      <wps:bodyPr rot="0" spcFirstLastPara="0" vertOverflow="overflow" horzOverflow="overflow" vert="horz" wrap="square" lIns="0" tIns="0" rIns="0" bIns="0" numCol="1" spcCol="0" rtlCol="0" fromWordArt="0" anchor="t" anchorCtr="0" forceAA="0" compatLnSpc="1">
-                        <a:prstTxWarp prst="textNoShape">
-                          <a:avLst/>
-                        </a:prstTxWarp>
-                        <a:spAutoFit/>
-                      </wps:bodyPr>
-                    </wps:wsp>
-                  </a:graphicData>
-                </a:graphic>
-              </wp:anchor>
-            </w:drawing>
-          </mc:Choice>
-          <mc:Fallback>
-            <w:pict>
-              <v:shape w14:anchorId="124B1909" id="_x0000_s1042" type="#_x0000_t202" style="position:absolute;margin-left:13.05pt;margin-top:6.8pt;width:427pt;height:.05pt;z-index:251735040;visibility:visible;mso-wrap-style:square;mso-wrap-distance-left:9pt;mso-wrap-distance-top:0;mso-wrap-distance-right:9pt;mso-wrap-distance-bottom:0;mso-position-horizontal:absolute;mso-position-horizontal-relative:text;mso-position-vertical:absolute;mso-position-vertical-relative:text;v-text-anchor:top" o:gfxdata="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" stroked="f">
-                <v:textbox style="mso-fit-shape-to-text:t" inset="0,0,0,0">
-                  <w:txbxContent>
-                    <w:p>
-                      <w:pPr>
-                        <w:pStyle w:val="Beschriftung"/>
-                        <w:rPr>
-                          <w:noProof/>
-                          <w:lang w:val="de-CH"/>
-                        </w:rPr>
-                      </w:pPr>
-                      <w:bookmarkStart w:id="50" w:name="_Toc203310682"/>
-                      <w:r>
-                        <w:t xml:space="preserve">Abbildung </w:t>
-                      </w:r>
-                      <w:r>
-                        <w:fldChar w:fldCharType="begin"/>
-                      </w:r>
-                      <w:r>
-                        <w:instrText xml:space="preserve"> SEQ Abbildung \* ARABIC </w:instrText>
-                      </w:r>
-                      <w:r>
-                        <w:fldChar w:fldCharType="separate"/>
-                      </w:r>
-                      <w:r>
-                        <w:rPr>
-                          <w:noProof/>
-                        </w:rPr>
-                        <w:t>19</w:t>
-                      </w:r>
-                      <w:r>
-                        <w:fldChar w:fldCharType="end"/>
-                      </w:r>
-                      <w:r>
-                        <w:t>: Bug bei der Fehlermeldung doppelter Benutzernamen Registrierung</w:t>
-                      </w:r>
-                      <w:bookmarkEnd w:id="50"/>
-                    </w:p>
-                  </w:txbxContent>
-                </v:textbox>
-              </v:shape>
-            </w:pict>
-          </mc:Fallback>
-        </mc:AlternateContent>
-      </w:r>
-    </w:p>
-    <w:p>
-      <w:pPr>
-        <w:rPr>
-          <w:sz w:val="24"/>
-          <w:szCs w:val="24"/>
-        </w:rPr>
-      </w:pPr>
-    </w:p>
-    <w:p>
-      <w:pPr>
-        <w:rPr>
-          <w:sz w:val="24"/>
-          <w:szCs w:val="24"/>
-        </w:rPr>
-      </w:pPr>
-    </w:p>
-    <w:p>
-      <w:pPr>
-        <w:rPr>
-          <w:sz w:val="24"/>
-          <w:szCs w:val="24"/>
-        </w:rPr>
-      </w:pPr>
-    </w:p>
-    <w:p>
-      <w:pPr>
-        <w:rPr>
-          <w:sz w:val="24"/>
-          <w:szCs w:val="24"/>
-        </w:rPr>
-      </w:pPr>
-    </w:p>
-    <w:p>
-      <w:pPr>
-        <w:rPr>
-          <w:sz w:val="24"/>
-          <w:szCs w:val="24"/>
-        </w:rPr>
-      </w:pPr>
+    </w:p>
+    <w:p>
+      <w:pPr>
+        <w:rPr>
+          <w:sz w:val="24"/>
+          <w:szCs w:val="24"/>
+        </w:rPr>
+      </w:pPr>
+      <w:r>
+        <w:rPr>
+          <w:sz w:val="24"/>
+          <w:szCs w:val="24"/>
+        </w:rPr>
+        <w:br w:type="page"/>
+      </w:r>
     </w:p>
     <w:p>
       <w:pPr>
@@ -16989,6 +17242,25 @@
           <mc:Fallback>
             <w:pict>
               <v:group w14:anchorId="1E023699" id="Gruppieren 13" o:spid="_x0000_s1043" style="position:absolute;margin-left:1.15pt;margin-top:98.05pt;width:431.1pt;height:275.55pt;z-index:251678720;mso-position-horizontal-relative:margin;mso-width-relative:margin;mso-height-relative:margin" coordorigin=",1892" coordsize="54760,34999" o:gfxdata="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">
+                <v:shapetype id="_x0000_t75" coordsize="21600,21600" o:spt="75" o:preferrelative="t" path="m@4@5l@4@11@9@11@9@5xe" filled="f" stroked="f">
+                  <v:stroke joinstyle="miter"/>
+                  <v:formulas>
+                    <v:f eqn="if lineDrawn pixelLineWidth 0"/>
+                    <v:f eqn="sum @0 1 0"/>
+                    <v:f eqn="sum 0 0 @1"/>
+                    <v:f eqn="prod @2 1 2"/>
+                    <v:f eqn="prod @3 21600 pixelWidth"/>
+                    <v:f eqn="prod @3 21600 pixelHeight"/>
+                    <v:f eqn="sum @0 0 1"/>
+                    <v:f eqn="prod @6 1 2"/>
+                    <v:f eqn="prod @7 21600 pixelWidth"/>
+                    <v:f eqn="sum @8 21600 0"/>
+                    <v:f eqn="prod @7 21600 pixelHeight"/>
+                    <v:f eqn="sum @10 21600 0"/>
+                  </v:formulas>
+                  <v:path o:extrusionok="f" gradientshapeok="t" o:connecttype="rect"/>
+                  <o:lock v:ext="edit" aspectratio="t"/>
+                </v:shapetype>
                 <v:shape id="Grafik 1" o:spid="_x0000_s1044" type="#_x0000_t75" style="position:absolute;top:1892;width:53538;height:34999;visibility:visible;mso-wrap-style:square" o:gfxdata="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">
                   <v:imagedata r:id="rId35" o:title="" croptop="435f" cropbottom="14116f" cropleft="478f" cropright="845f"/>
                 </v:shape>
@@ -17180,7 +17452,7 @@
                                 <w:lang w:val="de-CH"/>
                               </w:rPr>
                             </w:pPr>
-                            <w:bookmarkStart w:id="51" w:name="_Toc203310683"/>
+                            <w:bookmarkStart w:id="55" w:name="_Toc203339064"/>
                             <w:r>
                               <w:t xml:space="preserve">Abbildung </w:t>
                             </w:r>
@@ -17205,7 +17477,7 @@
                             <w:r>
                               <w:t>: Bug - Beschreibungsfeld variiert -&gt; großer Abstand</w:t>
                             </w:r>
-                            <w:bookmarkEnd w:id="51"/>
+                            <w:bookmarkEnd w:id="55"/>
                           </w:p>
                         </w:txbxContent>
                       </wps:txbx>
@@ -17237,7 +17509,7 @@
                           <w:lang w:val="de-CH"/>
                         </w:rPr>
                       </w:pPr>
-                      <w:bookmarkStart w:id="52" w:name="_Toc203310683"/>
+                      <w:bookmarkStart w:id="56" w:name="_Toc203339064"/>
                       <w:r>
                         <w:t xml:space="preserve">Abbildung </w:t>
                       </w:r>
@@ -17262,7 +17534,7 @@
                       <w:r>
                         <w:t>: Bug - Beschreibungsfeld variiert -&gt; großer Abstand</w:t>
                       </w:r>
-                      <w:bookmarkEnd w:id="52"/>
+                      <w:bookmarkEnd w:id="56"/>
                     </w:p>
                   </w:txbxContent>
                 </v:textbox>
@@ -17569,7 +17841,7 @@
                                 <w:lang w:val="de-CH"/>
                               </w:rPr>
                             </w:pPr>
-                            <w:bookmarkStart w:id="53" w:name="_Toc203310684"/>
+                            <w:bookmarkStart w:id="57" w:name="_Toc203339065"/>
                             <w:r>
                               <w:t xml:space="preserve">Abbildung </w:t>
                             </w:r>
@@ -17603,7 +17875,7 @@
                             <w:r>
                               <w:t xml:space="preserve"> Abstand</w:t>
                             </w:r>
-                            <w:bookmarkEnd w:id="53"/>
+                            <w:bookmarkEnd w:id="57"/>
                           </w:p>
                         </w:txbxContent>
                       </wps:txbx>
@@ -17634,7 +17906,7 @@
                           <w:lang w:val="de-CH"/>
                         </w:rPr>
                       </w:pPr>
-                      <w:bookmarkStart w:id="54" w:name="_Toc203310684"/>
+                      <w:bookmarkStart w:id="58" w:name="_Toc203339065"/>
                       <w:r>
                         <w:t xml:space="preserve">Abbildung </w:t>
                       </w:r>
@@ -17668,7 +17940,7 @@
                       <w:r>
                         <w:t xml:space="preserve"> Abstand</w:t>
                       </w:r>
-                      <w:bookmarkEnd w:id="54"/>
+                      <w:bookmarkEnd w:id="58"/>
                     </w:p>
                   </w:txbxContent>
                 </v:textbox>
@@ -17688,7 +17960,7 @@
           <w:color w:val="auto"/>
         </w:rPr>
       </w:pPr>
-      <w:bookmarkStart w:id="55" w:name="_Toc203310627"/>
+      <w:bookmarkStart w:id="59" w:name="_Toc203339085"/>
       <w:r>
         <w:rPr>
           <w:b/>
@@ -17706,7 +17978,7 @@
         </w:rPr>
         <w:t>ukünftiges</w:t>
       </w:r>
-      <w:bookmarkEnd w:id="55"/>
+      <w:bookmarkEnd w:id="59"/>
     </w:p>
     <w:p/>
     <w:p>
@@ -17969,7 +18241,7 @@
           <w:color w:val="auto"/>
         </w:rPr>
       </w:pPr>
-      <w:bookmarkStart w:id="56" w:name="_Toc203310628"/>
+      <w:bookmarkStart w:id="60" w:name="_Toc203339086"/>
       <w:r>
         <w:rPr>
           <w:rFonts w:asciiTheme="minorHAnsi" w:hAnsiTheme="minorHAnsi" w:cstheme="minorHAnsi"/>
@@ -17989,7 +18261,7 @@
         </w:rPr>
         <w:t>. Reflexion &amp; Nachbereitung</w:t>
       </w:r>
-      <w:bookmarkEnd w:id="56"/>
+      <w:bookmarkEnd w:id="60"/>
     </w:p>
     <w:p/>
     <w:p>
@@ -18155,7 +18427,7 @@
           <w:color w:val="auto"/>
         </w:rPr>
       </w:pPr>
-      <w:bookmarkStart w:id="57" w:name="_Toc203310629"/>
+      <w:bookmarkStart w:id="61" w:name="_Toc203339087"/>
       <w:r>
         <w:rPr>
           <w:rFonts w:asciiTheme="minorHAnsi" w:hAnsiTheme="minorHAnsi" w:cstheme="minorHAnsi"/>
@@ -18175,7 +18447,7 @@
         </w:rPr>
         <w:t>. Quellenverzeichnis</w:t>
       </w:r>
-      <w:bookmarkEnd w:id="57"/>
+      <w:bookmarkEnd w:id="61"/>
     </w:p>
     <w:sdt>
       <w:sdtPr>
@@ -18237,7 +18509,7 @@
               </w:tblGrid>
               <w:tr>
                 <w:trPr>
-                  <w:divId w:val="1447962080"/>
+                  <w:divId w:val="1165052916"/>
                   <w:tblCellSpacing w:w="15" w:type="dxa"/>
                 </w:trPr>
                 <w:tc>
@@ -18287,7 +18559,7 @@
               </w:tr>
               <w:tr>
                 <w:trPr>
-                  <w:divId w:val="1447962080"/>
+                  <w:divId w:val="1165052916"/>
                   <w:tblCellSpacing w:w="15" w:type="dxa"/>
                 </w:trPr>
                 <w:tc>
@@ -18333,7 +18605,7 @@
               </w:tr>
               <w:tr>
                 <w:trPr>
-                  <w:divId w:val="1447962080"/>
+                  <w:divId w:val="1165052916"/>
                   <w:tblCellSpacing w:w="15" w:type="dxa"/>
                 </w:trPr>
                 <w:tc>
@@ -18381,7 +18653,7 @@
               </w:tr>
               <w:tr>
                 <w:trPr>
-                  <w:divId w:val="1447962080"/>
+                  <w:divId w:val="1165052916"/>
                   <w:tblCellSpacing w:w="15" w:type="dxa"/>
                 </w:trPr>
                 <w:tc>
@@ -18429,7 +18701,7 @@
               </w:tr>
               <w:tr>
                 <w:trPr>
-                  <w:divId w:val="1447962080"/>
+                  <w:divId w:val="1165052916"/>
                   <w:tblCellSpacing w:w="15" w:type="dxa"/>
                 </w:trPr>
                 <w:tc>
@@ -18469,7 +18741,14 @@
                         <w:noProof/>
                         <w:lang w:val="en-GB"/>
                       </w:rPr>
-                      <w:t xml:space="preserve">«PythonGUIs - Create a GUI Using Tkinter and Python,» 2022. [Online]. Available: https://www.pythonguis.com/tutorials/create-gui-tkinter/#what-is-tkinter. </w:t>
+                      <w:t xml:space="preserve">«PythonGUIs - Create a GUI Using Tkinter and Python,» 2022. </w:t>
+                    </w:r>
+                    <w:r>
+                      <w:rPr>
+                        <w:noProof/>
+                        <w:lang w:val="fr-FR"/>
+                      </w:rPr>
+                      <w:t xml:space="preserve">[Online]. Available: https://www.pythonguis.com/tutorials/create-gui-tkinter/#what-is-tkinter. </w:t>
                     </w:r>
                     <w:r>
                       <w:rPr>
@@ -18482,7 +18761,7 @@
               </w:tr>
               <w:tr>
                 <w:trPr>
-                  <w:divId w:val="1447962080"/>
+                  <w:divId w:val="1165052916"/>
                   <w:tblCellSpacing w:w="15" w:type="dxa"/>
                 </w:trPr>
                 <w:tc>
@@ -18535,7 +18814,7 @@
               </w:tr>
               <w:tr>
                 <w:trPr>
-                  <w:divId w:val="1447962080"/>
+                  <w:divId w:val="1165052916"/>
                   <w:tblCellSpacing w:w="15" w:type="dxa"/>
                 </w:trPr>
                 <w:tc>
@@ -18573,22 +18852,15 @@
                     <w:r>
                       <w:rPr>
                         <w:noProof/>
-                        <w:lang w:val="en-GB"/>
                       </w:rPr>
-                      <w:t xml:space="preserve">«Python Tutorial - Tkinter Tutorial,» 2021. [Online]. Available: https://www.pythontutorial.net/tkinter/. </w:t>
-                    </w:r>
-                    <w:r>
-                      <w:rPr>
-                        <w:noProof/>
-                      </w:rPr>
-                      <w:t>[Zugriff am 14 06 2025].</w:t>
+                      <w:t>«Python Tutorial - Tkinter Tutorial,» 2021. [Online]. Available: https://www.pythontutorial.net/tkinter/. [Zugriff am 14 06 2025].</w:t>
                     </w:r>
                   </w:p>
                 </w:tc>
               </w:tr>
               <w:tr>
                 <w:trPr>
-                  <w:divId w:val="1447962080"/>
+                  <w:divId w:val="1165052916"/>
                   <w:tblCellSpacing w:w="15" w:type="dxa"/>
                 </w:trPr>
                 <w:tc>
@@ -18634,7 +18906,7 @@
               </w:tr>
               <w:tr>
                 <w:trPr>
-                  <w:divId w:val="1447962080"/>
+                  <w:divId w:val="1165052916"/>
                   <w:tblCellSpacing w:w="15" w:type="dxa"/>
                 </w:trPr>
                 <w:tc>
@@ -18680,7 +18952,7 @@
               </w:tr>
               <w:tr>
                 <w:trPr>
-                  <w:divId w:val="1447962080"/>
+                  <w:divId w:val="1165052916"/>
                   <w:tblCellSpacing w:w="15" w:type="dxa"/>
                 </w:trPr>
                 <w:tc>
@@ -18713,6 +18985,7 @@
                       <w:pStyle w:val="Literaturverzeichnis"/>
                       <w:rPr>
                         <w:noProof/>
+                        <w:lang w:val="en-GB"/>
                       </w:rPr>
                     </w:pPr>
                     <w:r>
@@ -18720,20 +18993,14 @@
                         <w:noProof/>
                         <w:lang w:val="en-GB"/>
                       </w:rPr>
-                      <w:t xml:space="preserve">«Firebase,» [Online]. Available: https://firebase.google.com/. </w:t>
-                    </w:r>
-                    <w:r>
-                      <w:rPr>
-                        <w:noProof/>
-                      </w:rPr>
-                      <w:t>[Zugriff am 31 05 2025].</w:t>
+                      <w:t>«Firebase,» [Online]. Available: https://firebase.google.com/. [Zugriff am 31 05 2025].</w:t>
                     </w:r>
                   </w:p>
                 </w:tc>
               </w:tr>
               <w:tr>
                 <w:trPr>
-                  <w:divId w:val="1447962080"/>
+                  <w:divId w:val="1165052916"/>
                   <w:tblCellSpacing w:w="15" w:type="dxa"/>
                 </w:trPr>
                 <w:tc>
@@ -18793,7 +19060,7 @@
               </w:tr>
               <w:tr>
                 <w:trPr>
-                  <w:divId w:val="1447962080"/>
+                  <w:divId w:val="1165052916"/>
                   <w:tblCellSpacing w:w="15" w:type="dxa"/>
                 </w:trPr>
                 <w:tc>
@@ -18839,7 +19106,7 @@
               </w:tr>
               <w:tr>
                 <w:trPr>
-                  <w:divId w:val="1447962080"/>
+                  <w:divId w:val="1165052916"/>
                   <w:tblCellSpacing w:w="15" w:type="dxa"/>
                 </w:trPr>
                 <w:tc>
@@ -18877,22 +19144,15 @@
                     <w:r>
                       <w:rPr>
                         <w:noProof/>
-                        <w:lang w:val="en-GB"/>
                       </w:rPr>
-                      <w:t xml:space="preserve">«Developers - Inhaltbasiertes Filtern,» [Online]. Available: https://developers.google.com/machine-learning/recommendation/content-based/basics?hl=de. </w:t>
-                    </w:r>
-                    <w:r>
-                      <w:rPr>
-                        <w:noProof/>
-                      </w:rPr>
-                      <w:t>[Zugriff am 06 2025].</w:t>
+                      <w:t>«Developers - Inhaltbasiertes Filtern,» [Online]. Available: https://developers.google.com/machine-learning/recommendation/content-based/basics?hl=de. [Zugriff am 06 2025].</w:t>
                     </w:r>
                   </w:p>
                 </w:tc>
               </w:tr>
               <w:tr>
                 <w:trPr>
-                  <w:divId w:val="1447962080"/>
+                  <w:divId w:val="1165052916"/>
                   <w:tblCellSpacing w:w="15" w:type="dxa"/>
                 </w:trPr>
                 <w:tc>
@@ -18938,7 +19198,7 @@
               </w:tr>
               <w:tr>
                 <w:trPr>
-                  <w:divId w:val="1447962080"/>
+                  <w:divId w:val="1165052916"/>
                   <w:tblCellSpacing w:w="15" w:type="dxa"/>
                 </w:trPr>
                 <w:tc>
@@ -18976,22 +19236,15 @@
                     <w:r>
                       <w:rPr>
                         <w:noProof/>
-                        <w:lang w:val="en-GB"/>
                       </w:rPr>
-                      <w:t xml:space="preserve">«Python.org,» [Online]. Available: https://www.python.org/. </w:t>
-                    </w:r>
-                    <w:r>
-                      <w:rPr>
-                        <w:noProof/>
-                      </w:rPr>
-                      <w:t>[Zugriff am 14 06 2025].</w:t>
+                      <w:t>«Python.org,» [Online]. Available: https://www.python.org/. [Zugriff am 14 06 2025].</w:t>
                     </w:r>
                   </w:p>
                 </w:tc>
               </w:tr>
               <w:tr>
                 <w:trPr>
-                  <w:divId w:val="1447962080"/>
+                  <w:divId w:val="1165052916"/>
                   <w:tblCellSpacing w:w="15" w:type="dxa"/>
                 </w:trPr>
                 <w:tc>
@@ -19066,7 +19319,7 @@
           <w:color w:val="auto"/>
         </w:rPr>
       </w:pPr>
-      <w:bookmarkStart w:id="58" w:name="_Toc203310630"/>
+      <w:bookmarkStart w:id="62" w:name="_Toc203339088"/>
       <w:r>
         <w:rPr>
           <w:rFonts w:asciiTheme="minorHAnsi" w:hAnsiTheme="minorHAnsi" w:cstheme="minorHAnsi"/>
@@ -19075,9 +19328,8 @@
           <w:color w:val="auto"/>
         </w:rPr>
         <w:lastRenderedPageBreak/>
-        <w:t>10. Anhang</w:t>
-      </w:r>
-      <w:bookmarkEnd w:id="58"/>
+        <w:t>9</w:t>
+      </w:r>
       <w:r>
         <w:rPr>
           <w:rFonts w:asciiTheme="minorHAnsi" w:hAnsiTheme="minorHAnsi" w:cstheme="minorHAnsi"/>
@@ -19085,38 +19337,49 @@
           <w:bCs/>
           <w:color w:val="auto"/>
         </w:rPr>
-        <w:t xml:space="preserve"> </w:t>
-      </w:r>
-    </w:p>
-    <w:p>
-      <w:pPr>
-        <w:pStyle w:val="berschrift2"/>
-        <w:rPr>
-          <w:color w:val="auto"/>
-        </w:rPr>
-      </w:pPr>
-    </w:p>
-    <w:p>
-      <w:pPr>
-        <w:pStyle w:val="berschrift2"/>
-        <w:rPr>
+        <w:t>. Anhang</w:t>
+      </w:r>
+      <w:bookmarkEnd w:id="62"/>
+      <w:r>
+        <w:rPr>
+          <w:rFonts w:asciiTheme="minorHAnsi" w:hAnsiTheme="minorHAnsi" w:cstheme="minorHAnsi"/>
           <w:b/>
           <w:bCs/>
           <w:color w:val="auto"/>
         </w:rPr>
-      </w:pPr>
-      <w:bookmarkStart w:id="59" w:name="_Ref200995278"/>
-      <w:bookmarkStart w:id="60" w:name="_Toc203310631"/>
-      <w:r>
-        <w:rPr>
+        <w:t xml:space="preserve"> </w:t>
+      </w:r>
+      <w:r>
+        <w:rPr>
+          <w:rFonts w:asciiTheme="minorHAnsi" w:hAnsiTheme="minorHAnsi" w:cstheme="minorHAnsi"/>
           <w:b/>
           <w:bCs/>
           <w:color w:val="auto"/>
         </w:rPr>
+        <w:br/>
+      </w:r>
+    </w:p>
+    <w:p>
+      <w:pPr>
+        <w:pStyle w:val="berschrift2"/>
+        <w:rPr>
+          <w:b/>
+          <w:bCs/>
+          <w:color w:val="auto"/>
+        </w:rPr>
+      </w:pPr>
+      <w:bookmarkStart w:id="63" w:name="_Ref200995278"/>
+      <w:bookmarkStart w:id="64" w:name="_Toc203339089"/>
+      <w:r>
+        <w:rPr>
+          <w:b/>
+          <w:bCs/>
+          <w:color w:val="auto"/>
+        </w:rPr>
         <w:t>Beispiele für ausgefüllte Umfragebögen</w:t>
       </w:r>
-      <w:bookmarkEnd w:id="59"/>
-      <w:bookmarkEnd w:id="60"/>
+      <w:bookmarkEnd w:id="63"/>
+      <w:bookmarkEnd w:id="64"/>
     </w:p>
     <w:p/>
     <w:p/>
@@ -25027,7 +25290,7 @@
                 </w:ffData>
               </w:fldChar>
             </w:r>
-            <w:bookmarkStart w:id="61" w:name="Check1"/>
+            <w:bookmarkStart w:id="65" w:name="Check1"/>
             <w:r>
               <w:rPr>
                 <w:lang w:bidi="en-US"/>
@@ -25051,7 +25314,7 @@
               </w:rPr>
               <w:fldChar w:fldCharType="end"/>
             </w:r>
-            <w:bookmarkEnd w:id="61"/>
+            <w:bookmarkEnd w:id="65"/>
           </w:p>
         </w:tc>
         <w:tc>
@@ -30831,7 +31094,7 @@
           <w:color w:val="auto"/>
         </w:rPr>
       </w:pPr>
-      <w:bookmarkStart w:id="62" w:name="_Toc203310632"/>
+      <w:bookmarkStart w:id="66" w:name="_Toc203339090"/>
       <w:r>
         <w:rPr>
           <w:b/>
@@ -30840,7 +31103,7 @@
         </w:rPr>
         <w:t>Programmablaufplan</w:t>
       </w:r>
-      <w:bookmarkEnd w:id="62"/>
+      <w:bookmarkEnd w:id="66"/>
     </w:p>
     <w:p/>
     <w:p>
@@ -30896,7 +31159,7 @@
           <w:color w:val="auto"/>
         </w:rPr>
       </w:pPr>
-      <w:bookmarkStart w:id="63" w:name="_Toc203310633"/>
+      <w:bookmarkStart w:id="67" w:name="_Toc203339091"/>
       <w:r>
         <w:rPr>
           <w:b/>
@@ -30905,7 +31168,7 @@
         </w:rPr>
         <w:t>Code</w:t>
       </w:r>
-      <w:bookmarkEnd w:id="63"/>
+      <w:bookmarkEnd w:id="67"/>
     </w:p>
     <w:p/>
     <w:p>
@@ -30920,23 +31183,21 @@
           <w:sz w:val="24"/>
           <w:szCs w:val="24"/>
         </w:rPr>
-        <w:t>Da der Code nur schwer samt den ganzen Kommentaren in die Dokumentation eingefügt werden kann, werden wir diesen, wie den kompletten Programmablaufplan auch, in den Ordner unserer gesamten Abgabe hinzufügen. Somit kann bei Bedarf unser Code und dessen Kommentare angesehen werden. Gegebenenfalls könnte somit auch unser Filme-</w:t>
-      </w:r>
-      <w:proofErr w:type="spellStart"/>
-      <w:r>
-        <w:rPr>
-          <w:sz w:val="24"/>
-          <w:szCs w:val="24"/>
-        </w:rPr>
-        <w:t>Empfehlungssytem</w:t>
-      </w:r>
-      <w:proofErr w:type="spellEnd"/>
-      <w:r>
-        <w:rPr>
-          <w:sz w:val="24"/>
-          <w:szCs w:val="24"/>
-        </w:rPr>
-        <w:t xml:space="preserve"> live getestet werden.</w:t>
+        <w:t>Da der Code nur schwer samt den ganzen Kommentaren in die Dokumentation eingefügt werden kann, werden wir diesen, wie den kompletten Programmablaufplan auch, in den Ordner unserer gesamten Abgabe hinzufügen. Somit kann bei Bedarf unser Code und dessen Kommentare angesehen werden. Gegebenenfalls könnte somit auch unser Filme-Empfehlungssy</w:t>
+      </w:r>
+      <w:r>
+        <w:rPr>
+          <w:sz w:val="24"/>
+          <w:szCs w:val="24"/>
+        </w:rPr>
+        <w:t>s</w:t>
+      </w:r>
+      <w:r>
+        <w:rPr>
+          <w:sz w:val="24"/>
+          <w:szCs w:val="24"/>
+        </w:rPr>
+        <w:t>tem live getestet werden.</w:t>
       </w:r>
     </w:p>
     <w:p>
